--- a/Звіт/Диплом/4_КН_22_Ніколаєв_диплом.docx
+++ b/Звіт/Диплом/4_КН_22_Ніколаєв_диплом.docx
@@ -8239,15 +8239,12 @@
     <w:p>
       <w:pPr>
         <w:pStyle w:val="NormalText"/>
+        <w:rPr>
+          <w:lang w:val="ru-UA"/>
+        </w:rPr>
       </w:pPr>
       <w:r>
-        <w:t>Предмет роботи – математичні моделі та еволюційні алгоритми маршрутизації транспортних засобів</w:t>
-      </w:r>
-      <w:r>
-        <w:rPr>
-          <w:lang w:val="en-US"/>
-        </w:rPr>
-        <w:t xml:space="preserve"> </w:t>
+        <w:t xml:space="preserve">Предмет роботи – математичні моделі та еволюційні алгоритми </w:t>
       </w:r>
       <w:r>
         <w:rPr>
@@ -8257,6 +8254,12 @@
       </w:r>
       <w:r>
         <w:t>задачах маршрутизації</w:t>
+      </w:r>
+      <w:r>
+        <w:rPr>
+          <w:lang w:val="ru-UA"/>
+        </w:rPr>
+        <w:t xml:space="preserve"> транспорту.</w:t>
       </w:r>
     </w:p>
     <w:p>
@@ -10971,14 +10974,12 @@
       <w:pPr>
         <w:pStyle w:val="Heading1"/>
         <w:rPr>
-          <w:sz w:val="28"/>
           <w:szCs w:val="28"/>
         </w:rPr>
       </w:pPr>
       <w:bookmarkStart w:id="2" w:name="_Toc230787907"/>
       <w:r>
         <w:rPr>
-          <w:sz w:val="28"/>
           <w:szCs w:val="28"/>
           <w:lang w:val="en-US"/>
         </w:rPr>
@@ -10987,7 +10988,6 @@
       </w:r>
       <w:r>
         <w:rPr>
-          <w:sz w:val="28"/>
           <w:szCs w:val="28"/>
         </w:rPr>
         <w:t>ІК УМОВНИХ ПОЗНАЧЕНЬ</w:t>
@@ -11012,9 +11012,27 @@
       <w:pPr>
         <w:pStyle w:val="NormalText"/>
         <w:ind w:left="708" w:firstLine="1"/>
+        <w:rPr>
+          <w:lang w:val="en-US"/>
+        </w:rPr>
       </w:pPr>
       <w:r>
         <w:t>ТЗ – транспортний засіб</w:t>
+      </w:r>
+    </w:p>
+    <w:p>
+      <w:pPr>
+        <w:pStyle w:val="NormalText"/>
+        <w:ind w:left="708" w:firstLine="1"/>
+        <w:rPr>
+          <w:lang w:val="ru-UA"/>
+        </w:rPr>
+      </w:pPr>
+      <w:r>
+        <w:rPr>
+          <w:lang w:val="ru-UA"/>
+        </w:rPr>
+        <w:t>ПЗ – програмне забезпечення</w:t>
       </w:r>
     </w:p>
     <w:p>
@@ -11231,10 +11249,16 @@
         <w:pStyle w:val="Heading1"/>
         <w:pageBreakBefore/>
         <w:spacing w:line="240" w:lineRule="auto"/>
+        <w:rPr>
+          <w:szCs w:val="28"/>
+        </w:rPr>
       </w:pPr>
       <w:bookmarkStart w:id="3" w:name="__RefHeading___Toc3107_3140409300"/>
       <w:bookmarkStart w:id="4" w:name="_Toc230787908"/>
       <w:r>
+        <w:rPr>
+          <w:szCs w:val="28"/>
+        </w:rPr>
         <w:lastRenderedPageBreak/>
         <w:t>ВСТУП</w:t>
       </w:r>
@@ -11312,7 +11336,40 @@
         <w:pStyle w:val="NormalText"/>
       </w:pPr>
       <w:r>
-        <w:t>Предмет роботи – математичні моделі та еволюційні алгоритми маршрутизації транспортних засобів.</w:t>
+        <w:t xml:space="preserve">Предмет роботи – </w:t>
+      </w:r>
+      <w:r>
+        <w:t xml:space="preserve">математичні моделі та еволюційні алгоритми </w:t>
+      </w:r>
+      <w:r>
+        <w:rPr>
+          <w:lang w:val="ru-UA"/>
+        </w:rPr>
+        <w:t xml:space="preserve">в </w:t>
+      </w:r>
+      <w:r>
+        <w:t>задачах маршрутизації</w:t>
+      </w:r>
+      <w:r>
+        <w:rPr>
+          <w:lang w:val="ru-UA"/>
+        </w:rPr>
+        <w:t xml:space="preserve"> транспорт</w:t>
+      </w:r>
+      <w:r>
+        <w:rPr>
+          <w:lang w:val="ru-UA"/>
+        </w:rPr>
+        <w:t>их засоб</w:t>
+      </w:r>
+      <w:r>
+        <w:t>ів</w:t>
+      </w:r>
+      <w:r>
+        <w:rPr>
+          <w:lang w:val="ru-UA"/>
+        </w:rPr>
+        <w:t>.</w:t>
       </w:r>
     </w:p>
     <w:p>
@@ -11507,6 +11564,9 @@
         <w:t>конкурентоспроможності підприємств. Задача маршрутизації транспортних засобів (Vehicle Routing Problem, VRP) належить до класу NP-складних задач комбінаторної оптимізації</w:t>
       </w:r>
       <w:r>
+        <w:t xml:space="preserve"> </w:t>
+      </w:r>
+      <w:r>
         <w:rPr>
           <w:lang w:val="en-US"/>
         </w:rPr>
@@ -11559,7 +11619,19 @@
         <w:rPr>
           <w:lang w:val="ru-RU"/>
         </w:rPr>
-        <w:t>% від загальної вартості доставки[</w:t>
+        <w:t>% від загальної вартості доставки</w:t>
+      </w:r>
+      <w:r>
+        <w:rPr>
+          <w:lang w:val="ru-RU"/>
+        </w:rPr>
+        <w:t xml:space="preserve"> </w:t>
+      </w:r>
+      <w:r>
+        <w:rPr>
+          <w:lang w:val="ru-RU"/>
+        </w:rPr>
+        <w:t>[</w:t>
       </w:r>
       <w:r>
         <w:t>2</w:t>
@@ -11618,6 +11690,12 @@
           <w:lang w:val="ru-RU"/>
         </w:rPr>
         <w:t>: класичні евристики (наприклад, алгоритм Кларка-Райта) часто «застрягають» у локальних оптимумах</w:t>
+      </w:r>
+      <w:r>
+        <w:rPr>
+          <w:lang w:val="en-US"/>
+        </w:rPr>
+        <w:t xml:space="preserve"> </w:t>
       </w:r>
       <w:r>
         <w:rPr>
@@ -11926,11 +12004,15 @@
               <w:pStyle w:val="TableContents"/>
               <w:jc w:val="right"/>
               <w:rPr>
+                <w:sz w:val="28"/>
+                <w:szCs w:val="28"/>
                 <w:lang w:val="en-US"/>
               </w:rPr>
             </w:pPr>
             <w:r>
               <w:rPr>
+                <w:sz w:val="28"/>
+                <w:szCs w:val="28"/>
                 <w:lang w:val="en-US"/>
               </w:rPr>
               <w:t>(1.1)</w:t>
@@ -11945,7 +12027,17 @@
         <w:ind w:firstLine="0"/>
       </w:pPr>
       <w:r>
-        <w:t xml:space="preserve">де V – </w:t>
+        <w:t xml:space="preserve">де </w:t>
+      </w:r>
+      <w:r>
+        <w:rPr>
+          <w:i/>
+          <w:iCs/>
+        </w:rPr>
+        <w:t>V</w:t>
+      </w:r>
+      <w:r>
+        <w:t xml:space="preserve"> – </w:t>
       </w:r>
       <w:r>
         <w:t>вершини</w:t>
@@ -11977,7 +12069,14 @@
         <w:ind w:firstLine="340"/>
       </w:pPr>
       <w:r>
-        <w:t>E –</w:t>
+        <w:rPr>
+          <w:i/>
+          <w:iCs/>
+        </w:rPr>
+        <w:t>E</w:t>
+      </w:r>
+      <w:r>
+        <w:t xml:space="preserve"> –</w:t>
       </w:r>
       <w:r>
         <w:t xml:space="preserve"> реб</w:t>
@@ -12015,6 +12114,12 @@
       </w:pPr>
       <w:r>
         <w:t>Функціональні особливості об’єкта полягають у динамічній взаємодії різних типів транспортних засобів (автомобілів, велосипедів, кур'єрів-пішоходів) для виконання завдань доставки. Кожна одиниця транспорту має обмежену вантажну місткість, а кожен маршрут повинен бути завершений у межах визначеного часового вікна хабу</w:t>
+      </w:r>
+      <w:r>
+        <w:rPr>
+          <w:lang w:val="en-US"/>
+        </w:rPr>
+        <w:t xml:space="preserve"> </w:t>
       </w:r>
       <w:r>
         <w:rPr>
@@ -12143,12 +12248,24 @@
         <w:rPr>
           <w:lang w:val="ru-RU"/>
         </w:rPr>
-        <w:t xml:space="preserve"> та Земліним[</w:t>
+        <w:t xml:space="preserve"> та Земліним</w:t>
+      </w:r>
+      <w:r>
+        <w:rPr>
+          <w:lang w:val="en-US"/>
+        </w:rPr>
+        <w:t xml:space="preserve"> </w:t>
       </w:r>
       <w:r>
         <w:rPr>
           <w:lang w:val="ru-RU"/>
         </w:rPr>
+        <w:t>[</w:t>
+      </w:r>
+      <w:r>
+        <w:rPr>
+          <w:lang w:val="ru-RU"/>
+        </w:rPr>
         <w:t>5</w:t>
       </w:r>
       <w:r>
@@ -12159,6 +12276,12 @@
       </w:r>
       <w:r>
         <w:t>. Їхня робота 1960 року впровадила так звані обмеження MTZ (Miller-Tucker-Zemlin) для елімінації підциклів у маршрутах</w:t>
+      </w:r>
+      <w:r>
+        <w:rPr>
+          <w:lang w:val="en-US"/>
+        </w:rPr>
+        <w:t xml:space="preserve"> </w:t>
       </w:r>
       <w:r>
         <w:rPr>
@@ -12187,6 +12310,12 @@
         <w:t>Особливе місце в сучасній логістиці посідає задача маршрутизації з часовими вікнами (Vehicle Routing Problem with Time Windows, VRPTW). Класичними у цьому напрямку є праці Маріуса Соломона, який у 1987 році не лише розробив сімейство евристичних алгоритмів (зокрема евристику послідовних вставок I1), а й створив набір тестових задач (Solomon benchmarks), що донині є світовим стандартом для оцінки ефективності алгоритмів</w:t>
       </w:r>
       <w:r>
+        <w:rPr>
+          <w:lang w:val="en-US"/>
+        </w:rPr>
+        <w:t xml:space="preserve"> </w:t>
+      </w:r>
+      <w:r>
         <w:t>[</w:t>
       </w:r>
       <w:r>
@@ -12211,6 +12340,12 @@
         <w:t>наближених методів розв’язання VRP</w:t>
       </w:r>
       <w:r>
+        <w:rPr>
+          <w:lang w:val="en-US"/>
+        </w:rPr>
+        <w:t xml:space="preserve"> </w:t>
+      </w:r>
+      <w:r>
         <w:t>[</w:t>
       </w:r>
       <w:r>
@@ -12232,6 +12367,12 @@
       </w:r>
       <w:r>
         <w:rPr>
+          <w:lang w:val="en-US"/>
+        </w:rPr>
+        <w:t xml:space="preserve"> </w:t>
+      </w:r>
+      <w:r>
+        <w:rPr>
           <w:lang w:val="ru-RU"/>
         </w:rPr>
         <w:t>[</w:t>
@@ -12250,6 +12391,12 @@
       </w:r>
       <w:r>
         <w:t>. У свою чергу, дослідження Ванга та Копфера підкреслюють важливість інтеграції складних процесів у єдині моделі, що враховують не лише магістральні перевезення, а й специфіку доставки «останньої милі» та спільне використання ресурсів декількома логістичними операторами</w:t>
+      </w:r>
+      <w:r>
+        <w:rPr>
+          <w:lang w:val="en-US"/>
+        </w:rPr>
+        <w:t xml:space="preserve"> </w:t>
       </w:r>
       <w:r>
         <w:t>[</w:t>
@@ -12338,7 +12485,7 @@
         <w:t xml:space="preserve">Як </w:t>
       </w:r>
       <w:r>
-        <w:t>Ц</w:t>
+        <w:t>ц</w:t>
       </w:r>
       <w:r>
         <w:t xml:space="preserve">ільова функція </w:t>
@@ -12347,13 +12494,26 @@
         <w:t>розглядається</w:t>
       </w:r>
       <w:r>
-        <w:t xml:space="preserve"> Мінімізація сумарних витрат, що складаються з часу переїздів та кількості задіяних транспортних засобів.</w:t>
-      </w:r>
-    </w:p>
-    <w:p>
-      <w:pPr>
-        <w:pStyle w:val="NormalText"/>
-      </w:pPr>
+        <w:t xml:space="preserve"> </w:t>
+      </w:r>
+      <w:r>
+        <w:rPr>
+          <w:lang w:val="ru-UA"/>
+        </w:rPr>
+        <w:t>функц</w:t>
+      </w:r>
+      <w:r>
+        <w:t>ія м</w:t>
+      </w:r>
+      <w:r>
+        <w:t>інімізаці</w:t>
+      </w:r>
+      <w:r>
+        <w:t>ї</w:t>
+      </w:r>
+      <w:r>
+        <w:t xml:space="preserve"> сумарних витрат, що складаються з часу переїздів та кількості задіяних транспортних засобів.</w:t>
+      </w:r>
     </w:p>
     <w:tbl>
       <w:tblPr>
@@ -12403,6 +12563,8 @@
               <w:jc w:val="center"/>
               <w:rPr>
                 <w:i/>
+                <w:sz w:val="28"/>
+                <w:szCs w:val="28"/>
                 <w:lang w:val="en-US"/>
               </w:rPr>
             </w:pPr>
@@ -12414,6 +12576,8 @@
                 <m:r>
                   <w:rPr>
                     <w:rFonts w:ascii="Cambria Math" w:hAnsi="Cambria Math"/>
+                    <w:sz w:val="28"/>
+                    <w:szCs w:val="28"/>
                   </w:rPr>
                   <m:t>F=A∙</m:t>
                 </m:r>
@@ -12426,6 +12590,8 @@
                       <w:rPr>
                         <w:rFonts w:ascii="Cambria Math" w:hAnsi="Cambria Math"/>
                         <w:i/>
+                        <w:sz w:val="28"/>
+                        <w:szCs w:val="28"/>
                       </w:rPr>
                     </m:ctrlPr>
                   </m:naryPr>
@@ -12433,12 +12599,16 @@
                     <m:r>
                       <w:rPr>
                         <w:rFonts w:ascii="Cambria Math" w:hAnsi="Cambria Math"/>
+                        <w:sz w:val="28"/>
+                        <w:szCs w:val="28"/>
                       </w:rPr>
                       <m:t>k</m:t>
                     </m:r>
                     <m:r>
                       <w:rPr>
                         <w:rFonts w:ascii="Cambria Math" w:hAnsi="Cambria Math"/>
+                        <w:sz w:val="28"/>
+                        <w:szCs w:val="28"/>
                         <w:lang w:val="en-US"/>
                       </w:rPr>
                       <m:t>∈V</m:t>
@@ -12455,6 +12625,8 @@
                           <w:rPr>
                             <w:rFonts w:ascii="Cambria Math" w:hAnsi="Cambria Math"/>
                             <w:i/>
+                            <w:sz w:val="28"/>
+                            <w:szCs w:val="28"/>
                           </w:rPr>
                         </m:ctrlPr>
                       </m:naryPr>
@@ -12462,12 +12634,16 @@
                         <m:r>
                           <w:rPr>
                             <w:rFonts w:ascii="Cambria Math" w:hAnsi="Cambria Math"/>
+                            <w:sz w:val="28"/>
+                            <w:szCs w:val="28"/>
                           </w:rPr>
                           <m:t>i</m:t>
                         </m:r>
                         <m:r>
                           <w:rPr>
                             <w:rFonts w:ascii="Cambria Math" w:hAnsi="Cambria Math"/>
+                            <w:sz w:val="28"/>
+                            <w:szCs w:val="28"/>
                             <w:lang w:val="en-US"/>
                           </w:rPr>
                           <m:t>,j∈N</m:t>
@@ -12481,6 +12657,8 @@
                               <w:rPr>
                                 <w:rFonts w:ascii="Cambria Math" w:hAnsi="Cambria Math"/>
                                 <w:i/>
+                                <w:sz w:val="28"/>
+                                <w:szCs w:val="28"/>
                               </w:rPr>
                             </m:ctrlPr>
                           </m:sSubPr>
@@ -12488,6 +12666,8 @@
                             <m:r>
                               <w:rPr>
                                 <w:rFonts w:ascii="Cambria Math" w:hAnsi="Cambria Math"/>
+                                <w:sz w:val="28"/>
+                                <w:szCs w:val="28"/>
                               </w:rPr>
                               <m:t>t</m:t>
                             </m:r>
@@ -12496,6 +12676,8 @@
                             <m:r>
                               <w:rPr>
                                 <w:rFonts w:ascii="Cambria Math" w:hAnsi="Cambria Math"/>
+                                <w:sz w:val="28"/>
+                                <w:szCs w:val="28"/>
                                 <w:lang w:val="en-US"/>
                               </w:rPr>
                               <m:t>ij</m:t>
@@ -12508,6 +12690,8 @@
                               <w:rPr>
                                 <w:rFonts w:ascii="Cambria Math" w:hAnsi="Cambria Math"/>
                                 <w:i/>
+                                <w:sz w:val="28"/>
+                                <w:szCs w:val="28"/>
                                 <w:lang w:val="en-US"/>
                               </w:rPr>
                             </m:ctrlPr>
@@ -12516,6 +12700,8 @@
                             <m:r>
                               <w:rPr>
                                 <w:rFonts w:ascii="Cambria Math" w:hAnsi="Cambria Math"/>
+                                <w:sz w:val="28"/>
+                                <w:szCs w:val="28"/>
                                 <w:lang w:val="en-US"/>
                               </w:rPr>
                               <m:t>x</m:t>
@@ -12525,6 +12711,8 @@
                             <m:r>
                               <w:rPr>
                                 <w:rFonts w:ascii="Cambria Math" w:hAnsi="Cambria Math"/>
+                                <w:sz w:val="28"/>
+                                <w:szCs w:val="28"/>
                                 <w:lang w:val="en-US"/>
                               </w:rPr>
                               <m:t>ij</m:t>
@@ -12534,6 +12722,8 @@
                             <m:r>
                               <w:rPr>
                                 <w:rFonts w:ascii="Cambria Math" w:hAnsi="Cambria Math"/>
+                                <w:sz w:val="28"/>
+                                <w:szCs w:val="28"/>
                                 <w:lang w:val="en-US"/>
                               </w:rPr>
                               <m:t>k</m:t>
@@ -12543,6 +12733,8 @@
                         <m:r>
                           <w:rPr>
                             <w:rFonts w:ascii="Cambria Math" w:hAnsi="Cambria Math"/>
+                            <w:sz w:val="28"/>
+                            <w:szCs w:val="28"/>
                             <w:lang w:val="en-US"/>
                           </w:rPr>
                           <m:t>+B∙</m:t>
@@ -12556,6 +12748,8 @@
                               <w:rPr>
                                 <w:rFonts w:ascii="Cambria Math" w:hAnsi="Cambria Math"/>
                                 <w:i/>
+                                <w:sz w:val="28"/>
+                                <w:szCs w:val="28"/>
                                 <w:lang w:val="en-US"/>
                               </w:rPr>
                             </m:ctrlPr>
@@ -12564,6 +12758,8 @@
                             <m:r>
                               <w:rPr>
                                 <w:rFonts w:ascii="Cambria Math" w:hAnsi="Cambria Math"/>
+                                <w:sz w:val="28"/>
+                                <w:szCs w:val="28"/>
                                 <w:lang w:val="en-US"/>
                               </w:rPr>
                               <m:t>kϵV</m:t>
@@ -12577,6 +12773,8 @@
                                   <w:rPr>
                                     <w:rFonts w:ascii="Cambria Math" w:hAnsi="Cambria Math"/>
                                     <w:i/>
+                                    <w:sz w:val="28"/>
+                                    <w:szCs w:val="28"/>
                                     <w:lang w:val="en-US"/>
                                   </w:rPr>
                                 </m:ctrlPr>
@@ -12585,6 +12783,8 @@
                                 <m:r>
                                   <w:rPr>
                                     <w:rFonts w:ascii="Cambria Math" w:hAnsi="Cambria Math"/>
+                                    <w:sz w:val="28"/>
+                                    <w:szCs w:val="28"/>
                                     <w:lang w:val="en-US"/>
                                   </w:rPr>
                                   <m:t>y</m:t>
@@ -12594,6 +12794,8 @@
                                 <m:r>
                                   <w:rPr>
                                     <w:rFonts w:ascii="Cambria Math" w:hAnsi="Cambria Math"/>
+                                    <w:sz w:val="28"/>
+                                    <w:szCs w:val="28"/>
                                     <w:lang w:val="en-US"/>
                                   </w:rPr>
                                   <m:t>k</m:t>
@@ -12609,12 +12811,16 @@
                 <m:r>
                   <w:rPr>
                     <w:rFonts w:ascii="Cambria Math" w:hAnsi="Cambria Math"/>
+                    <w:sz w:val="28"/>
+                    <w:szCs w:val="28"/>
                   </w:rPr>
                   <m:t>→</m:t>
                 </m:r>
                 <m:r>
                   <w:rPr>
                     <w:rFonts w:ascii="Cambria Math" w:hAnsi="Cambria Math"/>
+                    <w:sz w:val="28"/>
+                    <w:szCs w:val="28"/>
                     <w:lang w:val="en-US"/>
                   </w:rPr>
                   <m:t>min</m:t>
@@ -12638,7 +12844,20 @@
             <w:pPr>
               <w:pStyle w:val="TableContents"/>
               <w:jc w:val="right"/>
+              <w:rPr>
+                <w:sz w:val="28"/>
+                <w:szCs w:val="28"/>
+                <w:lang w:val="en-US"/>
+              </w:rPr>
             </w:pPr>
+            <w:r>
+              <w:rPr>
+                <w:sz w:val="28"/>
+                <w:szCs w:val="28"/>
+                <w:lang w:val="en-US"/>
+              </w:rPr>
+              <w:t>(1.2)</w:t>
+            </w:r>
           </w:p>
         </w:tc>
       </w:tr>
@@ -14155,11 +14374,7 @@
         <w:pStyle w:val="NormalText"/>
       </w:pPr>
       <w:r>
-        <w:t xml:space="preserve">Проєктування системи виконано у чотирьох взаємодоповнюючих аспектах моделювання, які разом утворюють повну архітектурну специфікацію </w:t>
-      </w:r>
-      <w:r>
-        <w:lastRenderedPageBreak/>
-        <w:t>інформаційного продукту:</w:t>
+        <w:t>Проєктування системи виконано у чотирьох взаємодоповнюючих аспектах моделювання, які разом утворюють повну архітектурну специфікацію інформаційного продукту:</w:t>
       </w:r>
     </w:p>
     <w:p>
@@ -14170,6 +14385,7 @@
         </w:rPr>
       </w:pPr>
       <w:r>
+        <w:lastRenderedPageBreak/>
         <w:t>–</w:t>
       </w:r>
       <w:r>
@@ -14373,6 +14589,12 @@
         <w:rPr>
           <w:lang w:val="en-US"/>
         </w:rPr>
+        <w:t xml:space="preserve"> </w:t>
+      </w:r>
+      <w:r>
+        <w:rPr>
+          <w:lang w:val="en-US"/>
+        </w:rPr>
         <w:t>[1</w:t>
       </w:r>
       <w:r>
@@ -14595,9 +14817,9 @@
         </w:rPr>
         <w:lastRenderedPageBreak/>
         <w:drawing>
-          <wp:inline distT="0" distB="0" distL="0" distR="0" wp14:anchorId="1294D55C" wp14:editId="296B5B9A">
-            <wp:extent cx="6120130" cy="6564630"/>
-            <wp:effectExtent l="0" t="0" r="0" b="7620"/>
+          <wp:inline distT="0" distB="0" distL="0" distR="0" wp14:anchorId="1294D55C" wp14:editId="24EF72FE">
+            <wp:extent cx="6120130" cy="6202320"/>
+            <wp:effectExtent l="0" t="0" r="0" b="8255"/>
             <wp:docPr id="3" name="Picture 3"/>
             <wp:cNvGraphicFramePr>
               <a:graphicFrameLocks xmlns:a="http://schemas.openxmlformats.org/drawingml/2006/main" noChangeAspect="1"/>
@@ -14609,7 +14831,7 @@
                     <pic:cNvPr id="3" name="Picture 3"/>
                     <pic:cNvPicPr/>
                   </pic:nvPicPr>
-                  <pic:blipFill>
+                  <pic:blipFill rotWithShape="1">
                     <a:blip r:embed="rId9">
                       <a:extLst>
                         <a:ext uri="{28A0092B-C50C-407E-A947-70E740481C1C}">
@@ -14617,18 +14839,25 @@
                         </a:ext>
                       </a:extLst>
                     </a:blip>
-                    <a:stretch>
-                      <a:fillRect/>
-                    </a:stretch>
+                    <a:srcRect t="5520"/>
+                    <a:stretch/>
                   </pic:blipFill>
-                  <pic:spPr>
+                  <pic:spPr bwMode="auto">
                     <a:xfrm>
                       <a:off x="0" y="0"/>
-                      <a:ext cx="6120130" cy="6564630"/>
+                      <a:ext cx="6120130" cy="6202320"/>
                     </a:xfrm>
                     <a:prstGeom prst="rect">
                       <a:avLst/>
                     </a:prstGeom>
+                    <a:ln>
+                      <a:noFill/>
+                    </a:ln>
+                    <a:extLst>
+                      <a:ext uri="{53640926-AAD7-44D8-BBD7-CCE9431645EC}">
+                        <a14:shadowObscured xmlns:a14="http://schemas.microsoft.com/office/drawing/2010/main"/>
+                      </a:ext>
+                    </a:extLst>
                   </pic:spPr>
                 </pic:pic>
               </a:graphicData>
@@ -14673,14 +14902,14 @@
         <w:rPr>
           <w:lang w:val="ru-RU"/>
         </w:rPr>
-        <w:t xml:space="preserve">Між прецедентами встановлено два типи відношень, передбачених стандартом UML. Відношення «include» (включення) використано для декомпозиції складених прецедентів на обов'язкові підпроцеси. Так, прецедент «Запустити оптимізацію» обов'язково включає підпроцеси «Завантажити дорожню мережу», «Побудувати матрицю відстаней (Dijkstra)», «Розв'язати задачу маршрутизації (TSP/VRP)» та «Візуалізувати маршрут (Folium)». </w:t>
+        <w:t xml:space="preserve">Між прецедентами встановлено два типи відношень, передбачених стандартом UML. Відношення «include» (включення) використано для декомпозиції складених прецедентів на обов'язкові підпроцеси. Так, прецедент «Запустити оптимізацію» обов'язково включає підпроцеси «Завантажити дорожню мережу», «Побудувати матрицю відстаней (Dijkstra)», «Розв'язати задачу маршрутизації (TSP/VRP)» та «Візуалізувати маршрут (Folium)». Аналогічно прецеденти введення адрес («Вказати адресу депо», «Додати адресу </w:t>
       </w:r>
       <w:r>
         <w:rPr>
           <w:lang w:val="ru-RU"/>
         </w:rPr>
         <w:lastRenderedPageBreak/>
-        <w:t>Аналогічно прецеденти введення адрес («Вказати адресу депо», «Додати адресу доставки», «Додати точку на карті») включають прецедент «Геокодувати адресу», оскільки без перетворення текстової адреси у пару координат подальша обробка неможлива. Відношення «extend» (розширення) застосовано до прецеденту «Отримати матрицю часу з урахуванням трафіку», який розширює базовий прецедент оптимізації лише за наявності у конфігурації валідного ключа Mapbox API; у разі його відсутності система прозоро повертається до використання статичної матриці часів, побудованої на основі OSM-графа.</w:t>
+        <w:t>доставки», «Додати точку на карті») включають прецедент «Геокодувати адресу», оскільки без перетворення текстової адреси у пару координат подальша обробка неможлива. Відношення «extend» (розширення) застосовано до прецеденту «Отримати матрицю часу з урахуванням трафіку», який розширює базовий прецедент оптимізації лише за наявності у конфігурації валідного ключа Mapbox API; у разі його відсутності система прозоро повертається до використання статичної матриці часів, побудованої на основі OSM-графа.</w:t>
       </w:r>
     </w:p>
     <w:p>
@@ -14815,7 +15044,7 @@
           <w:color w:val="000000"/>
           <w:szCs w:val="28"/>
         </w:rPr>
-        <w:t xml:space="preserve">), визначаючи завершений маршрут для </w:t>
+        <w:t xml:space="preserve">), визначаючи завершений маршрут для одного режиму пересування з повними даними tsp_route, full_route та </w:t>
       </w:r>
       <w:r>
         <w:rPr>
@@ -14823,7 +15052,7 @@
           <w:szCs w:val="28"/>
         </w:rPr>
         <w:lastRenderedPageBreak/>
-        <w:t>одного режиму пересування з повними даними tsp_route, full_route та total_time_s.</w:t>
+        <w:t>total_time_s.</w:t>
       </w:r>
     </w:p>
     <w:p>
@@ -14974,11 +15203,11 @@
         <w:pStyle w:val="NormalText"/>
       </w:pPr>
       <w:r>
-        <w:t xml:space="preserve">Пакет «База пакунків» інкапсулює персистентний шар. Клас PackageDB приховує деталі реалізації SQLite (поле _conn має модифікатор приватності) і пропонує публічний інтерфейс CRUD-операцій (add_package(), set_status(), </w:t>
+        <w:t xml:space="preserve">Пакет «База пакунків» інкапсулює персистентний шар. Клас PackageDB приховує деталі реалізації SQLite (поле _conn має модифікатор приватності) і пропонує публічний інтерфейс CRUD-операцій (add_package(), set_status(), get_by_status(), get_all(), delete()). Клас Package (атрибути id, address, weight_kg, </w:t>
       </w:r>
       <w:r>
         <w:lastRenderedPageBreak/>
-        <w:t>get_by_status(), get_all(), delete()). Клас Package (атрибути id, address, weight_kg, status, created_at, lat, lon) пов'язаний з перерахуванням DeliveryStatus, що приймає одне з трьох значень: PENDING, IN_TRANSIT, DELIVERED.</w:t>
+        <w:t>status, created_at, lat, lon) пов'язаний з перерахуванням DeliveryStatus, що приймає одне з трьох значень: PENDING, IN_TRANSIT, DELIVERED.</w:t>
       </w:r>
     </w:p>
     <w:p>
@@ -15078,11 +15307,11 @@
         </w:rPr>
       </w:pPr>
       <w:r>
-        <w:t xml:space="preserve">Структурну модель системи DeliveryIQ доповнено діаграмою класів модульної структури, побудованою у нотації UML 2.5. На відміну від доменної моделі (п. 2.1.2), яка описує сутності предметної області, модульна діаграма відображає декомпозицію вихідного коду на функціональні модулі та </w:t>
+        <w:t xml:space="preserve">Структурну модель системи DeliveryIQ доповнено діаграмою класів модульної структури, побудованою у нотації UML 2.5. На відміну від доменної моделі (п. 2.1.2), яка описує сутності предметної області, модульна діаграма відображає декомпозицію вихідного коду на функціональні модулі та формалізує службові залежності між ними. Кожен пакет на діаграмі відповідає </w:t>
       </w:r>
       <w:r>
         <w:lastRenderedPageBreak/>
-        <w:t>формалізує службові залежності між ними. Кожен пакет на діаграмі відповідає одному файлу-модулю Pytho</w:t>
+        <w:t>одному файлу-модулю Pytho</w:t>
       </w:r>
       <w:r>
         <w:rPr>
@@ -16204,7 +16433,7 @@
         </w:rPr>
         <w:lastRenderedPageBreak/>
         <w:drawing>
-          <wp:inline distT="0" distB="0" distL="0" distR="0" wp14:anchorId="52FEBFB2" wp14:editId="094F0A4A">
+          <wp:inline distT="0" distB="0" distL="0" distR="0" wp14:anchorId="52FEBFB2" wp14:editId="590D3EFD">
             <wp:extent cx="6120130" cy="5586095"/>
             <wp:effectExtent l="0" t="0" r="0" b="0"/>
             <wp:docPr id="4" name="Picture 4"/>
@@ -21158,7 +21387,7 @@
         </w:rPr>
         <w:lastRenderedPageBreak/>
         <w:drawing>
-          <wp:inline distT="0" distB="0" distL="0" distR="0" wp14:anchorId="4A4891EC" wp14:editId="4DC13D07">
+          <wp:inline distT="0" distB="0" distL="0" distR="0" wp14:anchorId="4A4891EC" wp14:editId="5A9D2124">
             <wp:extent cx="4691458" cy="6623436"/>
             <wp:effectExtent l="0" t="0" r="0" b="6350"/>
             <wp:docPr id="18" name="Picture 18"/>
@@ -23043,6 +23272,12 @@
       </w:r>
       <w:r>
         <w:t xml:space="preserve"> популяційна метаевристика</w:t>
+      </w:r>
+      <w:r>
+        <w:rPr>
+          <w:lang w:val="en-US"/>
+        </w:rPr>
+        <w:t xml:space="preserve"> </w:t>
       </w:r>
       <w:r>
         <w:rPr>
@@ -24999,7 +25234,6 @@
         <w:rPr>
           <w:lang w:val="en-US"/>
         </w:rPr>
-        <w:lastRenderedPageBreak/>
         <w:t>3.</w:t>
       </w:r>
       <w:r>
@@ -43232,7 +43466,6 @@
       <w:bookmarkStart w:id="40" w:name="_Toc230787939"/>
       <w:r>
         <w:rPr>
-          <w:sz w:val="28"/>
           <w:szCs w:val="28"/>
         </w:rPr>
         <w:lastRenderedPageBreak/>
@@ -54372,156 +54605,140 @@
         </w:rPr>
         <w:t xml:space="preserve">: </w:t>
       </w:r>
-      <w:r>
-        <w:fldChar w:fldCharType="begin"/>
-      </w:r>
-      <w:r>
-        <w:instrText>HYPERLINK \t "_blank"</w:instrText>
-      </w:r>
-      <w:r>
-        <w:fldChar w:fldCharType="separate"/>
-      </w:r>
-      <w:r>
-        <w:rPr>
-          <w:rStyle w:val="Hyperlink"/>
-          <w:sz w:val="28"/>
-          <w:szCs w:val="28"/>
-          <w:lang w:val="en-US"/>
-        </w:rPr>
-        <w:t>https</w:t>
-      </w:r>
-      <w:r>
-        <w:rPr>
-          <w:rStyle w:val="Hyperlink"/>
-          <w:sz w:val="28"/>
-          <w:szCs w:val="28"/>
-          <w:lang w:val="ru-RU"/>
-        </w:rPr>
-        <w:t>://</w:t>
-      </w:r>
-      <w:proofErr w:type="spellStart"/>
-      <w:r>
-        <w:rPr>
-          <w:rStyle w:val="Hyperlink"/>
-          <w:sz w:val="28"/>
-          <w:szCs w:val="28"/>
-          <w:lang w:val="en-US"/>
-        </w:rPr>
-        <w:t>cargosapiens</w:t>
-      </w:r>
-      <w:proofErr w:type="spellEnd"/>
-      <w:r>
-        <w:rPr>
-          <w:rStyle w:val="Hyperlink"/>
-          <w:sz w:val="28"/>
-          <w:szCs w:val="28"/>
-          <w:lang w:val="ru-RU"/>
-        </w:rPr>
-        <w:t>.</w:t>
-      </w:r>
-      <w:r>
-        <w:rPr>
-          <w:rStyle w:val="Hyperlink"/>
-          <w:sz w:val="28"/>
-          <w:szCs w:val="28"/>
-          <w:lang w:val="en-US"/>
-        </w:rPr>
-        <w:t>com</w:t>
-      </w:r>
-      <w:r>
-        <w:rPr>
-          <w:rStyle w:val="Hyperlink"/>
-          <w:sz w:val="28"/>
-          <w:szCs w:val="28"/>
-          <w:lang w:val="ru-RU"/>
-        </w:rPr>
-        <w:t>/</w:t>
-      </w:r>
-      <w:proofErr w:type="spellStart"/>
-      <w:r>
-        <w:rPr>
-          <w:rStyle w:val="Hyperlink"/>
-          <w:sz w:val="28"/>
-          <w:szCs w:val="28"/>
-          <w:lang w:val="en-US"/>
-        </w:rPr>
-        <w:t>en</w:t>
-      </w:r>
-      <w:proofErr w:type="spellEnd"/>
-      <w:r>
-        <w:rPr>
-          <w:rStyle w:val="Hyperlink"/>
-          <w:sz w:val="28"/>
-          <w:szCs w:val="28"/>
-          <w:lang w:val="ru-RU"/>
-        </w:rPr>
-        <w:t>/</w:t>
-      </w:r>
-      <w:r>
-        <w:rPr>
-          <w:rStyle w:val="Hyperlink"/>
-          <w:sz w:val="28"/>
-          <w:szCs w:val="28"/>
-          <w:lang w:val="en-US"/>
-        </w:rPr>
-        <w:t>blog</w:t>
-      </w:r>
-      <w:r>
-        <w:rPr>
-          <w:rStyle w:val="Hyperlink"/>
-          <w:sz w:val="28"/>
-          <w:szCs w:val="28"/>
-          <w:lang w:val="ru-RU"/>
-        </w:rPr>
-        <w:t>/</w:t>
-      </w:r>
-      <w:r>
-        <w:rPr>
-          <w:rStyle w:val="Hyperlink"/>
-          <w:sz w:val="28"/>
-          <w:szCs w:val="28"/>
-          <w:lang w:val="en-US"/>
-        </w:rPr>
-        <w:t>custos</w:t>
-      </w:r>
-      <w:r>
-        <w:rPr>
-          <w:rStyle w:val="Hyperlink"/>
-          <w:sz w:val="28"/>
-          <w:szCs w:val="28"/>
-          <w:lang w:val="ru-RU"/>
-        </w:rPr>
-        <w:t>-</w:t>
-      </w:r>
-      <w:proofErr w:type="spellStart"/>
-      <w:r>
-        <w:rPr>
-          <w:rStyle w:val="Hyperlink"/>
-          <w:sz w:val="28"/>
-          <w:szCs w:val="28"/>
-          <w:lang w:val="en-US"/>
-        </w:rPr>
-        <w:t>logisticos</w:t>
-      </w:r>
-      <w:proofErr w:type="spellEnd"/>
-      <w:r>
-        <w:rPr>
-          <w:rStyle w:val="Hyperlink"/>
-          <w:sz w:val="28"/>
-          <w:szCs w:val="28"/>
-          <w:lang w:val="ru-RU"/>
-        </w:rPr>
-        <w:t>/</w:t>
-      </w:r>
-      <w:r>
-        <w:rPr>
-          <w:rStyle w:val="Hyperlink"/>
-          <w:sz w:val="28"/>
-          <w:szCs w:val="28"/>
-          <w:lang w:val="ru-RU"/>
-        </w:rPr>
-        <w:fldChar w:fldCharType="end"/>
-      </w:r>
+      <w:hyperlink w:tgtFrame="_blank" w:history="1">
+        <w:r>
+          <w:rPr>
+            <w:rStyle w:val="Hyperlink"/>
+            <w:sz w:val="28"/>
+            <w:szCs w:val="28"/>
+            <w:lang w:val="en-US"/>
+          </w:rPr>
+          <w:t>https</w:t>
+        </w:r>
+        <w:r>
+          <w:rPr>
+            <w:rStyle w:val="Hyperlink"/>
+            <w:sz w:val="28"/>
+            <w:szCs w:val="28"/>
+            <w:lang w:val="ru-RU"/>
+          </w:rPr>
+          <w:t>://</w:t>
+        </w:r>
+        <w:proofErr w:type="spellStart"/>
+        <w:r>
+          <w:rPr>
+            <w:rStyle w:val="Hyperlink"/>
+            <w:sz w:val="28"/>
+            <w:szCs w:val="28"/>
+            <w:lang w:val="en-US"/>
+          </w:rPr>
+          <w:t>cargosapiens</w:t>
+        </w:r>
+        <w:proofErr w:type="spellEnd"/>
+        <w:r>
+          <w:rPr>
+            <w:rStyle w:val="Hyperlink"/>
+            <w:sz w:val="28"/>
+            <w:szCs w:val="28"/>
+            <w:lang w:val="ru-RU"/>
+          </w:rPr>
+          <w:t>.</w:t>
+        </w:r>
+        <w:r>
+          <w:rPr>
+            <w:rStyle w:val="Hyperlink"/>
+            <w:sz w:val="28"/>
+            <w:szCs w:val="28"/>
+            <w:lang w:val="en-US"/>
+          </w:rPr>
+          <w:t>com</w:t>
+        </w:r>
+        <w:r>
+          <w:rPr>
+            <w:rStyle w:val="Hyperlink"/>
+            <w:sz w:val="28"/>
+            <w:szCs w:val="28"/>
+            <w:lang w:val="ru-RU"/>
+          </w:rPr>
+          <w:t>/</w:t>
+        </w:r>
+        <w:proofErr w:type="spellStart"/>
+        <w:r>
+          <w:rPr>
+            <w:rStyle w:val="Hyperlink"/>
+            <w:sz w:val="28"/>
+            <w:szCs w:val="28"/>
+            <w:lang w:val="en-US"/>
+          </w:rPr>
+          <w:t>en</w:t>
+        </w:r>
+        <w:proofErr w:type="spellEnd"/>
+        <w:r>
+          <w:rPr>
+            <w:rStyle w:val="Hyperlink"/>
+            <w:sz w:val="28"/>
+            <w:szCs w:val="28"/>
+            <w:lang w:val="ru-RU"/>
+          </w:rPr>
+          <w:t>/</w:t>
+        </w:r>
+        <w:r>
+          <w:rPr>
+            <w:rStyle w:val="Hyperlink"/>
+            <w:sz w:val="28"/>
+            <w:szCs w:val="28"/>
+            <w:lang w:val="en-US"/>
+          </w:rPr>
+          <w:t>blog</w:t>
+        </w:r>
+        <w:r>
+          <w:rPr>
+            <w:rStyle w:val="Hyperlink"/>
+            <w:sz w:val="28"/>
+            <w:szCs w:val="28"/>
+            <w:lang w:val="ru-RU"/>
+          </w:rPr>
+          <w:t>/</w:t>
+        </w:r>
+        <w:r>
+          <w:rPr>
+            <w:rStyle w:val="Hyperlink"/>
+            <w:sz w:val="28"/>
+            <w:szCs w:val="28"/>
+            <w:lang w:val="en-US"/>
+          </w:rPr>
+          <w:t>custos</w:t>
+        </w:r>
+        <w:r>
+          <w:rPr>
+            <w:rStyle w:val="Hyperlink"/>
+            <w:sz w:val="28"/>
+            <w:szCs w:val="28"/>
+            <w:lang w:val="ru-RU"/>
+          </w:rPr>
+          <w:t>-</w:t>
+        </w:r>
+        <w:proofErr w:type="spellStart"/>
+        <w:r>
+          <w:rPr>
+            <w:rStyle w:val="Hyperlink"/>
+            <w:sz w:val="28"/>
+            <w:szCs w:val="28"/>
+            <w:lang w:val="en-US"/>
+          </w:rPr>
+          <w:t>logisticos</w:t>
+        </w:r>
+        <w:proofErr w:type="spellEnd"/>
+        <w:r>
+          <w:rPr>
+            <w:rStyle w:val="Hyperlink"/>
+            <w:sz w:val="28"/>
+            <w:szCs w:val="28"/>
+            <w:lang w:val="ru-RU"/>
+          </w:rPr>
+          <w:t>/</w:t>
+        </w:r>
+      </w:hyperlink>
       <w:r>
         <w:rPr>
           <w:sz w:val="28"/>
@@ -54890,6 +55107,29 @@
         </w:rPr>
         <w:t>Paolo T., Daniele V. The Vehicle Routing Problem. Society for Industrial and Applied Mathematics, 2002.</w:t>
       </w:r>
+      <w:r>
+        <w:rPr>
+          <w:sz w:val="28"/>
+          <w:szCs w:val="28"/>
+        </w:rPr>
+        <w:t xml:space="preserve"> </w:t>
+      </w:r>
+      <w:r>
+        <w:rPr>
+          <w:sz w:val="28"/>
+          <w:szCs w:val="28"/>
+          <w:lang w:val="en-US"/>
+        </w:rPr>
+        <w:t>P. 225-242</w:t>
+      </w:r>
+      <w:r>
+        <w:rPr>
+          <w:sz w:val="28"/>
+          <w:szCs w:val="28"/>
+          <w:lang w:val="en-US"/>
+        </w:rPr>
+        <w:t>.</w:t>
+      </w:r>
     </w:p>
     <w:p>
       <w:pPr>
@@ -55024,6 +55264,29 @@
         </w:rPr>
         <w:t xml:space="preserve"> H. Collaborative transportation planning of less-than-truckload freight. OR Spectrum. 2014. Vol. 36.</w:t>
       </w:r>
+      <w:r>
+        <w:rPr>
+          <w:sz w:val="28"/>
+          <w:szCs w:val="28"/>
+        </w:rPr>
+        <w:t xml:space="preserve"> </w:t>
+      </w:r>
+      <w:r>
+        <w:rPr>
+          <w:sz w:val="28"/>
+          <w:szCs w:val="28"/>
+          <w:lang w:val="en-US"/>
+        </w:rPr>
+        <w:t>P. 915-940</w:t>
+      </w:r>
+      <w:r>
+        <w:rPr>
+          <w:sz w:val="28"/>
+          <w:szCs w:val="28"/>
+          <w:lang w:val="en-US"/>
+        </w:rPr>
+        <w:t>.</w:t>
+      </w:r>
     </w:p>
     <w:p>
       <w:pPr>
@@ -55048,25 +55311,102 @@
         <w:rPr>
           <w:sz w:val="28"/>
           <w:szCs w:val="28"/>
-          <w:lang w:val="en-US"/>
-        </w:rPr>
-        <w:t>ISO/IEC/IEEE 42010:2022</w:t>
+        </w:rPr>
+        <w:t xml:space="preserve">ДСТУ ISO/IEC/IEEE 42010:2025 (ISO/IEC/IEEE 42010:2022, IDT). Програмні засоби, системи та підприємство. Опис архітектури. </w:t>
       </w:r>
       <w:r>
         <w:rPr>
           <w:sz w:val="28"/>
           <w:szCs w:val="28"/>
-          <w:lang w:val="en-US"/>
-        </w:rPr>
-        <w:t xml:space="preserve">. </w:t>
+          <w:lang w:val="ru-UA"/>
+        </w:rPr>
+        <w:t>На зам</w:t>
       </w:r>
       <w:r>
         <w:rPr>
           <w:sz w:val="28"/>
           <w:szCs w:val="28"/>
-          <w:lang w:val="en-US"/>
-        </w:rPr>
-        <w:t>Software, systems and enterprise — Architecture description</w:t>
+        </w:rPr>
+        <w:t xml:space="preserve">іну </w:t>
+      </w:r>
+      <w:r>
+        <w:rPr>
+          <w:sz w:val="28"/>
+          <w:szCs w:val="28"/>
+        </w:rPr>
+        <w:t>ДСТУ ISO/IEC/IEEE 42010:2018 (ISO/IEC/IEEE 42010:2011, IDT)</w:t>
+      </w:r>
+      <w:r>
+        <w:rPr>
+          <w:sz w:val="28"/>
+          <w:szCs w:val="28"/>
+        </w:rPr>
+        <w:t xml:space="preserve"> [Чинний від 2025-12-01]. </w:t>
+      </w:r>
+      <w:r>
+        <w:rPr>
+          <w:sz w:val="28"/>
+          <w:szCs w:val="28"/>
+        </w:rPr>
+        <w:t xml:space="preserve">Вид. офіц. </w:t>
+      </w:r>
+      <w:r>
+        <w:rPr>
+          <w:sz w:val="28"/>
+          <w:szCs w:val="28"/>
+        </w:rPr>
+        <w:t>Київ</w:t>
+      </w:r>
+      <w:r>
+        <w:rPr>
+          <w:sz w:val="28"/>
+          <w:szCs w:val="28"/>
+          <w:lang w:val="en-US"/>
+        </w:rPr>
+        <w:t>:</w:t>
+      </w:r>
+      <w:r>
+        <w:rPr>
+          <w:sz w:val="28"/>
+          <w:szCs w:val="28"/>
+        </w:rPr>
+        <w:t xml:space="preserve"> ДП «УкрНДНЦ»</w:t>
+      </w:r>
+      <w:r>
+        <w:rPr>
+          <w:sz w:val="28"/>
+          <w:szCs w:val="28"/>
+          <w:lang w:val="en-US"/>
+        </w:rPr>
+        <w:t>, 2025</w:t>
+      </w:r>
+      <w:r>
+        <w:rPr>
+          <w:sz w:val="28"/>
+          <w:szCs w:val="28"/>
+        </w:rPr>
+        <w:t>.</w:t>
+      </w:r>
+      <w:r>
+        <w:rPr>
+          <w:sz w:val="28"/>
+          <w:szCs w:val="28"/>
+        </w:rPr>
+        <w:t xml:space="preserve"> </w:t>
+      </w:r>
+      <w:r>
+        <w:rPr>
+          <w:sz w:val="28"/>
+          <w:szCs w:val="28"/>
+        </w:rPr>
+        <w:t xml:space="preserve">16 </w:t>
+      </w:r>
+      <w:r>
+        <w:rPr>
+          <w:sz w:val="28"/>
+          <w:szCs w:val="28"/>
+        </w:rPr>
+        <w:t>с.</w:t>
       </w:r>
     </w:p>
     <w:p>
@@ -55180,14 +55520,12 @@
       <w:pPr>
         <w:pStyle w:val="Heading1"/>
         <w:rPr>
-          <w:sz w:val="28"/>
           <w:szCs w:val="28"/>
           <w:lang w:val="ru-RU"/>
         </w:rPr>
       </w:pPr>
       <w:r>
         <w:rPr>
-          <w:sz w:val="28"/>
           <w:szCs w:val="28"/>
           <w:lang w:val="ru-RU"/>
         </w:rPr>
@@ -56362,6 +56700,7 @@
     <w:next w:val="Standard"/>
     <w:uiPriority w:val="9"/>
     <w:qFormat/>
+    <w:rsid w:val="005D7F3C"/>
     <w:pPr>
       <w:keepNext/>
       <w:keepLines/>
@@ -56373,7 +56712,7 @@
       <w:rFonts w:eastAsia="Calibri" w:cs="Tahoma"/>
       <w:b/>
       <w:caps/>
-      <w:sz w:val="40"/>
+      <w:sz w:val="28"/>
       <w:szCs w:val="40"/>
     </w:rPr>
   </w:style>
@@ -56526,7 +56865,6 @@
   <w:style w:type="character" w:default="1" w:styleId="DefaultParagraphFont">
     <w:name w:val="Default Paragraph Font"/>
     <w:uiPriority w:val="1"/>
-    <w:semiHidden/>
     <w:unhideWhenUsed/>
   </w:style>
   <w:style w:type="table" w:default="1" w:styleId="TableNormal">

--- a/Звіт/Диплом/4_КН_22_Ніколаєв_диплом.docx
+++ b/Звіт/Диплом/4_КН_22_Ніколаєв_диплом.docx
@@ -140,9 +140,15 @@
       </w:r>
       <w:r>
         <w:rPr>
-          <w:lang w:val="ru-RU"/>
-        </w:rPr>
-        <w:t xml:space="preserve">1 </w:t>
+          <w:lang w:val="en-US"/>
+        </w:rPr>
+        <w:t>2</w:t>
+      </w:r>
+      <w:r>
+        <w:rPr>
+          <w:lang w:val="ru-RU"/>
+        </w:rPr>
+        <w:t xml:space="preserve"> </w:t>
       </w:r>
       <w:proofErr w:type="spellStart"/>
       <w:r>
@@ -3425,9 +3431,40 @@
     <w:p>
       <w:pPr>
         <w:pStyle w:val="NormalText"/>
+        <w:rPr>
+          <w:lang w:val="en-US"/>
+        </w:rPr>
       </w:pPr>
       <w:r>
         <w:t>Практичне значення одержаних результатів. Розроблене програмне забезпечення та алгоритмічні рішення можуть бути використані транспортно-логістичними компаніями для автоматизованої побудови маршрутів, що дозволить скоротити експлуатаційні витрати та підвищити якість обслуговування клієнтів.</w:t>
+      </w:r>
+    </w:p>
+    <w:p>
+      <w:pPr>
+        <w:pStyle w:val="NormalText"/>
+        <w:rPr>
+          <w:lang w:val="en-US"/>
+        </w:rPr>
+      </w:pPr>
+      <w:r>
+        <w:t xml:space="preserve">Дана робота брала участь у І турі Всеукраїнського конкурсу студентських наукових робіт з галузей знань і спеціальностей у 2025-2026 </w:t>
+      </w:r>
+      <w:proofErr w:type="spellStart"/>
+      <w:r>
+        <w:t>н.р</w:t>
+      </w:r>
+      <w:proofErr w:type="spellEnd"/>
+      <w:r>
+        <w:rPr>
+          <w:lang w:val="en-US"/>
+        </w:rPr>
+        <w:t xml:space="preserve"> </w:t>
+      </w:r>
+      <w:r>
+        <w:t>та посіла 2 призове місце (Додаток А)</w:t>
+      </w:r>
+      <w:r>
+        <w:t>.</w:t>
       </w:r>
     </w:p>
     <w:p>
@@ -10926,9 +10963,9 @@
         </w:rPr>
         <w:lastRenderedPageBreak/>
         <w:drawing>
-          <wp:inline distT="0" distB="0" distL="0" distR="0" wp14:anchorId="1294D55C" wp14:editId="24EF72FE">
-            <wp:extent cx="6120130" cy="6202320"/>
-            <wp:effectExtent l="0" t="0" r="0" b="8255"/>
+          <wp:inline distT="0" distB="0" distL="0" distR="0" wp14:anchorId="1294D55C" wp14:editId="2D1AE958">
+            <wp:extent cx="6119310" cy="6210300"/>
+            <wp:effectExtent l="0" t="0" r="2540" b="0"/>
             <wp:docPr id="3" name="Picture 3"/>
             <wp:cNvGraphicFramePr>
               <a:graphicFrameLocks xmlns:a="http://schemas.openxmlformats.org/drawingml/2006/main" noChangeAspect="1"/>
@@ -10948,13 +10985,15 @@
                         </a:ext>
                       </a:extLst>
                     </a:blip>
-                    <a:srcRect t="5520"/>
-                    <a:stretch/>
+                    <a:srcRect t="5386"/>
+                    <a:stretch>
+                      <a:fillRect/>
+                    </a:stretch>
                   </pic:blipFill>
                   <pic:spPr bwMode="auto">
                     <a:xfrm>
                       <a:off x="0" y="0"/>
-                      <a:ext cx="6120130" cy="6202320"/>
+                      <a:ext cx="6120130" cy="6211133"/>
                     </a:xfrm>
                     <a:prstGeom prst="rect">
                       <a:avLst/>
@@ -12474,7 +12513,7 @@
     <w:p>
       <w:pPr>
         <w:pStyle w:val="NormalText"/>
-        <w:ind w:left="-993" w:firstLine="0"/>
+        <w:ind w:firstLine="0"/>
         <w:rPr>
           <w:szCs w:val="28"/>
           <w:lang w:val="en-US"/>
@@ -12487,10 +12526,10 @@
           <w:lang w:val="en-US"/>
         </w:rPr>
         <w:drawing>
-          <wp:inline distT="0" distB="0" distL="0" distR="0" wp14:anchorId="5F58C5BA" wp14:editId="6BA65978">
-            <wp:extent cx="6802429" cy="3070904"/>
-            <wp:effectExtent l="0" t="0" r="0" b="0"/>
-            <wp:docPr id="8" name="Picture 8" descr="A screenshot of a computer"/>
+          <wp:inline distT="0" distB="0" distL="0" distR="0" wp14:anchorId="4347A457" wp14:editId="4DA427FF">
+            <wp:extent cx="6120130" cy="3147353"/>
+            <wp:effectExtent l="0" t="0" r="1270" b="2540"/>
+            <wp:docPr id="716953183" name="Picture 1"/>
             <wp:cNvGraphicFramePr>
               <a:graphicFrameLocks xmlns:a="http://schemas.openxmlformats.org/drawingml/2006/main" noChangeAspect="1"/>
             </wp:cNvGraphicFramePr>
@@ -12498,29 +12537,38 @@
               <a:graphicData uri="http://schemas.openxmlformats.org/drawingml/2006/picture">
                 <pic:pic xmlns:pic="http://schemas.openxmlformats.org/drawingml/2006/picture">
                   <pic:nvPicPr>
-                    <pic:cNvPr id="8" name="Picture 8" descr="A screenshot of a computer"/>
+                    <pic:cNvPr id="716953183" name="Picture 716953183"/>
                     <pic:cNvPicPr/>
                   </pic:nvPicPr>
-                  <pic:blipFill>
-                    <a:blip r:embed="rId9" cstate="print">
+                  <pic:blipFill rotWithShape="1">
+                    <a:blip r:embed="rId9">
                       <a:extLst>
                         <a:ext uri="{28A0092B-C50C-407E-A947-70E740481C1C}">
                           <a14:useLocalDpi xmlns:a14="http://schemas.microsoft.com/office/drawing/2010/main" val="0"/>
                         </a:ext>
                       </a:extLst>
                     </a:blip>
+                    <a:srcRect t="10500"/>
                     <a:stretch>
                       <a:fillRect/>
                     </a:stretch>
                   </pic:blipFill>
-                  <pic:spPr>
+                  <pic:spPr bwMode="auto">
                     <a:xfrm>
                       <a:off x="0" y="0"/>
-                      <a:ext cx="6818490" cy="3078154"/>
+                      <a:ext cx="6120130" cy="3147353"/>
                     </a:xfrm>
                     <a:prstGeom prst="rect">
                       <a:avLst/>
                     </a:prstGeom>
+                    <a:ln>
+                      <a:noFill/>
+                    </a:ln>
+                    <a:extLst>
+                      <a:ext uri="{53640926-AAD7-44D8-BBD7-CCE9431645EC}">
+                        <a14:shadowObscured xmlns:a14="http://schemas.microsoft.com/office/drawing/2010/main"/>
+                      </a:ext>
+                    </a:extLst>
                   </pic:spPr>
                 </pic:pic>
               </a:graphicData>
@@ -12991,6 +13039,7 @@
       </w:r>
       <w:proofErr w:type="spellStart"/>
       <w:r>
+        <w:lastRenderedPageBreak/>
         <w:t>status</w:t>
       </w:r>
       <w:proofErr w:type="spellEnd"/>
@@ -13027,11 +13076,7 @@
       </w:r>
       <w:proofErr w:type="spellEnd"/>
       <w:r>
-        <w:t xml:space="preserve">, що </w:t>
-      </w:r>
-      <w:r>
-        <w:lastRenderedPageBreak/>
-        <w:t>приймає одне з трьох значень: PENDING, IN_TRANSIT, DELIVERED.</w:t>
+        <w:t>, що приймає одне з трьох значень: PENDING, IN_TRANSIT, DELIVERED.</w:t>
       </w:r>
     </w:p>
     <w:p>
@@ -13277,7 +13322,11 @@
       </w:r>
       <w:proofErr w:type="spellEnd"/>
       <w:r>
-        <w:t xml:space="preserve"> доповнено діаграмою класів модульної структури, побудованою у нотації UML 2.5. На відміну від доменної моделі (п. 2.1.2), яка описує сутності предметної області, модульна діаграма відображає декомпозицію вихідного коду на функціональні модулі та формалізує службові залежності між ними. Кожен пакет на діаграмі відповідає одному файлу-модулю </w:t>
+        <w:t xml:space="preserve"> доповнено діаграмою класів модульної структури, побудованою у нотації UML 2.5. На відміну від доменної моделі (п. 2.1.2), яка описує сутності предметної області, модульна діаграма відображає декомпозицію вихідного коду на функціональні модулі та формалізує службові залежності між ними. Кожен пакет на діаграмі відповідає </w:t>
+      </w:r>
+      <w:r>
+        <w:lastRenderedPageBreak/>
+        <w:t xml:space="preserve">одному файлу-модулю </w:t>
       </w:r>
       <w:proofErr w:type="spellStart"/>
       <w:r>
@@ -13291,11 +13340,7 @@
         <w:t>n</w:t>
       </w:r>
       <w:r>
-        <w:t xml:space="preserve">, а класи всередині пакета зображено зі </w:t>
-      </w:r>
-      <w:r>
-        <w:lastRenderedPageBreak/>
-        <w:t>стереотипом «</w:t>
+        <w:t>, а класи всередині пакета зображено зі стереотипом «</w:t>
       </w:r>
       <w:proofErr w:type="spellStart"/>
       <w:r>
@@ -19161,6 +19206,14 @@
     </w:p>
     <w:p>
       <w:pPr>
+        <w:pStyle w:val="NormalText"/>
+        <w:rPr>
+          <w:lang w:val="en-US"/>
+        </w:rPr>
+      </w:pPr>
+    </w:p>
+    <w:p>
+      <w:pPr>
         <w:pStyle w:val="Heading2"/>
         <w:rPr>
           <w:lang w:val="en-US"/>
@@ -19171,6 +19224,7 @@
         <w:rPr>
           <w:lang w:val="en-US"/>
         </w:rPr>
+        <w:lastRenderedPageBreak/>
         <w:t xml:space="preserve">2.1.5 </w:t>
       </w:r>
       <w:proofErr w:type="spellStart"/>
@@ -19268,6 +19322,7 @@
     <w:p>
       <w:pPr>
         <w:pStyle w:val="NormalText"/>
+        <w:ind w:firstLine="0"/>
         <w:rPr>
           <w:lang w:val="en-US"/>
         </w:rPr>
@@ -19276,6 +19331,7 @@
     <w:p>
       <w:pPr>
         <w:pStyle w:val="NormalText"/>
+        <w:ind w:firstLine="0"/>
         <w:rPr>
           <w:lang w:val="en-US"/>
         </w:rPr>
@@ -20157,7 +20213,11 @@
       </w:r>
       <w:proofErr w:type="spellEnd"/>
       <w:r>
-        <w:t xml:space="preserve"> – числовий ідентифікатор найближчого вузла графа. Після виходу з циклу app.py виконує </w:t>
+        <w:t xml:space="preserve"> – числовий ідентифікатор </w:t>
+      </w:r>
+      <w:r>
+        <w:lastRenderedPageBreak/>
+        <w:t xml:space="preserve">найближчого вузла графа. Після виходу з циклу app.py виконує </w:t>
       </w:r>
       <w:proofErr w:type="spellStart"/>
       <w:r>
@@ -20181,11 +20241,7 @@
       </w:r>
       <w:proofErr w:type="spellEnd"/>
       <w:r>
-        <w:t xml:space="preserve">) – це усуває потенційні колізії, коли дві різні </w:t>
-      </w:r>
-      <w:r>
-        <w:lastRenderedPageBreak/>
-        <w:t xml:space="preserve">адреси внаслідок невисокої точності </w:t>
+        <w:t xml:space="preserve">) – це усуває потенційні колізії, коли дві різні адреси внаслідок невисокої точності </w:t>
       </w:r>
       <w:proofErr w:type="spellStart"/>
       <w:r>
@@ -20302,7 +20358,16 @@
           <w:lang w:val="en-US"/>
         </w:rPr>
       </w:pPr>
-      <w:r>
+    </w:p>
+    <w:p>
+      <w:pPr>
+        <w:pStyle w:val="NormalText"/>
+        <w:rPr>
+          <w:lang w:val="en-US"/>
+        </w:rPr>
+      </w:pPr>
+      <w:r>
+        <w:lastRenderedPageBreak/>
         <w:t xml:space="preserve">Фаза 3 – Побудова модальних графів. Контролер викликає </w:t>
       </w:r>
       <w:proofErr w:type="spellStart"/>
@@ -20351,11 +20416,7 @@
       </w:r>
       <w:proofErr w:type="spellEnd"/>
       <w:r>
-        <w:t xml:space="preserve">(G) – створення трьох глибоких копій графа із </w:t>
-      </w:r>
-      <w:r>
-        <w:lastRenderedPageBreak/>
-        <w:t xml:space="preserve">проставленням атрибута </w:t>
+        <w:t xml:space="preserve">(G) – створення трьох глибоких копій графа із проставленням атрибута </w:t>
       </w:r>
       <w:proofErr w:type="spellStart"/>
       <w:r>
@@ -20949,7 +21010,11 @@
       </w:r>
       <w:proofErr w:type="spellEnd"/>
       <w:r>
-        <w:t xml:space="preserve">. Той формує об'єкт </w:t>
+        <w:t xml:space="preserve">. Той </w:t>
+      </w:r>
+      <w:r>
+        <w:lastRenderedPageBreak/>
+        <w:t xml:space="preserve">формує об'єкт </w:t>
       </w:r>
       <w:proofErr w:type="spellStart"/>
       <w:r>
@@ -20981,11 +21046,7 @@
       </w:r>
       <w:proofErr w:type="spellEnd"/>
       <w:r>
-        <w:t xml:space="preserve"> карту у HTML-документ delivery_map.html, який </w:t>
-      </w:r>
-      <w:r>
-        <w:lastRenderedPageBreak/>
-        <w:t>повертається контролеру. Завершальним повідомленням оператор отримує «Карта з маршрутами</w:t>
+        <w:t xml:space="preserve"> карту у HTML-документ delivery_map.html, який повертається контролеру. Завершальним повідомленням оператор отримує «Карта з маршрутами</w:t>
       </w:r>
       <w:r>
         <w:t>,</w:t>
@@ -22130,49 +22191,26 @@
     <w:p>
       <w:pPr>
         <w:pStyle w:val="NormalText"/>
+        <w:rPr>
+          <w:lang w:val="en-US"/>
+        </w:rPr>
       </w:pPr>
-      <w:r>
-        <w:t xml:space="preserve">Діаграма починається з початкового вузла (заповнений чорний кружок) і </w:t>
-      </w:r>
-      <w:r>
-        <w:lastRenderedPageBreak/>
-        <w:t xml:space="preserve">завершується кінцевим вузлом (білий кружок з чорною облямівкою). Між ними розгорнуто послідовність із п'ятнадцяти прямокутних вузлів-дій, з'єднаних потоками управління. Процес можна </w:t>
-      </w:r>
-      <w:proofErr w:type="spellStart"/>
-      <w:r>
-        <w:t>логічно</w:t>
-      </w:r>
-      <w:proofErr w:type="spellEnd"/>
-      <w:r>
-        <w:t xml:space="preserve"> поділити на чотири стадії: підготовка даних, побудова обчислювальної інфраструктури, паралельні обчислення для трьох режимів, синтез та подання результатів.</w:t>
-      </w:r>
     </w:p>
     <w:p>
       <w:pPr>
         <w:pStyle w:val="NormalText"/>
       </w:pPr>
       <w:r>
-        <w:t xml:space="preserve">Стадія I </w:t>
-      </w:r>
-      <w:r>
-        <w:t>–</w:t>
-      </w:r>
-      <w:r>
-        <w:t xml:space="preserve"> Підготовка даних. Процес </w:t>
-      </w:r>
-      <w:proofErr w:type="spellStart"/>
-      <w:r>
-        <w:t>ініціюється</w:t>
-      </w:r>
-      <w:proofErr w:type="spellEnd"/>
-      <w:r>
-        <w:t xml:space="preserve"> дією «Оператор задає депо та адреси доставки» </w:t>
-      </w:r>
-      <w:r>
-        <w:t>–</w:t>
-      </w:r>
-      <w:r>
-        <w:t xml:space="preserve"> це єдина дія, що вимагає інтерактивного вводу. </w:t>
+        <w:lastRenderedPageBreak/>
+        <w:t xml:space="preserve">Діаграма починається з початкового вузла (заповнений чорний кружок) і завершується кінцевим вузлом (білий кружок з чорною облямівкою). Між ними розгорнуто послідовність із п'ятнадцяти прямокутних вузлів-дій, з'єднаних потоками управління. Процес можна </w:t>
+      </w:r>
+      <w:proofErr w:type="spellStart"/>
+      <w:r>
+        <w:t>логічно</w:t>
+      </w:r>
+      <w:proofErr w:type="spellEnd"/>
+      <w:r>
+        <w:t xml:space="preserve"> поділити на чотири стадії: підготовка даних, побудова обчислювальної інфраструктури, паралельні обчислення для трьох режимів, синтез та подання результатів.</w:t>
       </w:r>
     </w:p>
     <w:p>
@@ -22180,39 +22218,27 @@
         <w:pStyle w:val="NormalText"/>
       </w:pPr>
       <w:r>
-        <w:t>Після її завершення керування передається системній дії «Завантаження OSM-графа (</w:t>
-      </w:r>
-      <w:proofErr w:type="spellStart"/>
-      <w:r>
-        <w:t>graph_from_point</w:t>
-      </w:r>
-      <w:proofErr w:type="spellEnd"/>
-      <w:r>
-        <w:t xml:space="preserve">, </w:t>
-      </w:r>
-      <w:proofErr w:type="spellStart"/>
-      <w:r>
-        <w:t>radius</w:t>
-      </w:r>
-      <w:proofErr w:type="spellEnd"/>
-      <w:r>
-        <w:t xml:space="preserve"> = 3000 м)», що формує HTTP-запит до </w:t>
-      </w:r>
-      <w:proofErr w:type="spellStart"/>
-      <w:r>
-        <w:t>Overpass</w:t>
-      </w:r>
-      <w:proofErr w:type="spellEnd"/>
-      <w:r>
-        <w:t xml:space="preserve"> API та отримує сирий мультимодальний граф. Наступна дія «Обрізка до найбільшої сильно зв'язної компоненти (LSCC)» виконує </w:t>
-      </w:r>
-      <w:proofErr w:type="spellStart"/>
-      <w:r>
-        <w:t>постобробку</w:t>
-      </w:r>
-      <w:proofErr w:type="spellEnd"/>
-      <w:r>
-        <w:t>: видаляє відірвані частини графа, які могли потрапити в межі радіусу через фрагментацію OSM-даних.</w:t>
+        <w:t xml:space="preserve">Стадія I </w:t>
+      </w:r>
+      <w:r>
+        <w:t>–</w:t>
+      </w:r>
+      <w:r>
+        <w:t xml:space="preserve"> Підготовка даних. Процес </w:t>
+      </w:r>
+      <w:proofErr w:type="spellStart"/>
+      <w:r>
+        <w:t>ініціюється</w:t>
+      </w:r>
+      <w:proofErr w:type="spellEnd"/>
+      <w:r>
+        <w:t xml:space="preserve"> дією «Оператор задає депо та адреси доставки» </w:t>
+      </w:r>
+      <w:r>
+        <w:t>–</w:t>
+      </w:r>
+      <w:r>
+        <w:t xml:space="preserve"> це єдина дія, що вимагає інтерактивного вводу. </w:t>
       </w:r>
     </w:p>
     <w:p>
@@ -22220,104 +22246,39 @@
         <w:pStyle w:val="NormalText"/>
       </w:pPr>
       <w:r>
-        <w:t xml:space="preserve">Перша точка прийняття рішення (ромб) </w:t>
-      </w:r>
-      <w:r>
-        <w:t>–</w:t>
-      </w:r>
-      <w:r>
-        <w:t xml:space="preserve"> «Граф порожній?» </w:t>
-      </w:r>
-      <w:r>
-        <w:t>–</w:t>
-      </w:r>
-      <w:r>
-        <w:t xml:space="preserve"> перевіряє результат обрізки. Гілка «так» веде до дії «Повідомити про помилку: </w:t>
-      </w:r>
-      <w:proofErr w:type="spellStart"/>
-      <w:r>
-        <w:t>Збільшіть</w:t>
-      </w:r>
-      <w:proofErr w:type="spellEnd"/>
-      <w:r>
-        <w:t xml:space="preserve"> радіус мережі» і завершує процес у кінцевому </w:t>
-      </w:r>
-      <w:proofErr w:type="spellStart"/>
-      <w:r>
-        <w:t>вузлі</w:t>
-      </w:r>
-      <w:proofErr w:type="spellEnd"/>
-      <w:r>
-        <w:t>. Гілка «ні» продовжує виконання. Така перевірка є критичною для коректної роботи системи в умовах, коли депо розташоване в географічній зоні з низькою щільністю OSM-даних (наприклад, у промисловій зоні на околиці міста).</w:t>
-      </w:r>
-    </w:p>
-    <w:p>
-      <w:pPr>
-        <w:pStyle w:val="NormalText"/>
-        <w:rPr>
-          <w:lang w:val="en-US"/>
-        </w:rPr>
-      </w:pPr>
-      <w:r>
-        <w:t>Друга стадія містить дії «Прив'язка адрес до вузлів графа (</w:t>
-      </w:r>
-      <w:proofErr w:type="spellStart"/>
-      <w:r>
-        <w:t>nearest_node</w:t>
-      </w:r>
-      <w:proofErr w:type="spellEnd"/>
-      <w:r>
-        <w:t xml:space="preserve"> / </w:t>
-      </w:r>
-      <w:proofErr w:type="spellStart"/>
-      <w:r>
-        <w:t>nearest_node_safe</w:t>
-      </w:r>
-      <w:proofErr w:type="spellEnd"/>
-      <w:r>
-        <w:t xml:space="preserve">)» </w:t>
-      </w:r>
-      <w:r>
-        <w:t>–</w:t>
-      </w:r>
-      <w:r>
-        <w:t xml:space="preserve"> для кожної введеної адреси визначається найближчий вузол LSCC-обрізаного графа </w:t>
-      </w:r>
-      <w:r>
-        <w:t>–</w:t>
-      </w:r>
-      <w:r>
-        <w:t xml:space="preserve"> та «</w:t>
-      </w:r>
-      <w:proofErr w:type="spellStart"/>
-      <w:r>
-        <w:t>Дедуплікація</w:t>
-      </w:r>
-      <w:proofErr w:type="spellEnd"/>
-      <w:r>
-        <w:t xml:space="preserve"> вузлів (</w:t>
-      </w:r>
-      <w:proofErr w:type="spellStart"/>
-      <w:r>
-        <w:t>dict.fromkeys</w:t>
-      </w:r>
-      <w:proofErr w:type="spellEnd"/>
-      <w:r>
-        <w:t xml:space="preserve">)», що усуває колізії однакових прив'язок. Друга точка прийняття рішення «Менше 2 унікальних вузлів?» захищає від випадку, коли всі точки доставки виявилися занадто близько одна до одної (або до депо) і відобразилися в один вузол мережі. У такому випадку задача втрачає сенс </w:t>
-      </w:r>
-      <w:r>
-        <w:t>–</w:t>
-      </w:r>
-      <w:r>
-        <w:t xml:space="preserve"> алгоритм формує повідомлення «Всі адреси відповідають одному вузлу мережі» і </w:t>
-      </w:r>
-      <w:proofErr w:type="spellStart"/>
-      <w:r>
-        <w:t>коректно</w:t>
-      </w:r>
-      <w:proofErr w:type="spellEnd"/>
-      <w:r>
-        <w:t xml:space="preserve"> завершує процес.</w:t>
+        <w:t>Після її завершення керування передається системній дії «Завантаження OSM-графа (</w:t>
+      </w:r>
+      <w:proofErr w:type="spellStart"/>
+      <w:r>
+        <w:t>graph_from_point</w:t>
+      </w:r>
+      <w:proofErr w:type="spellEnd"/>
+      <w:r>
+        <w:t xml:space="preserve">, </w:t>
+      </w:r>
+      <w:proofErr w:type="spellStart"/>
+      <w:r>
+        <w:t>radius</w:t>
+      </w:r>
+      <w:proofErr w:type="spellEnd"/>
+      <w:r>
+        <w:t xml:space="preserve"> = 3000 м)», що формує HTTP-запит до </w:t>
+      </w:r>
+      <w:proofErr w:type="spellStart"/>
+      <w:r>
+        <w:t>Overpass</w:t>
+      </w:r>
+      <w:proofErr w:type="spellEnd"/>
+      <w:r>
+        <w:t xml:space="preserve"> API та отримує сирий мультимодальний граф. Наступна дія «Обрізка до найбільшої сильно зв'язної компоненти (LSCC)» виконує </w:t>
+      </w:r>
+      <w:proofErr w:type="spellStart"/>
+      <w:r>
+        <w:t>постобробку</w:t>
+      </w:r>
+      <w:proofErr w:type="spellEnd"/>
+      <w:r>
+        <w:t>: видаляє відірвані частини графа, які могли потрапити в межі радіусу через фрагментацію OSM-даних.</w:t>
       </w:r>
     </w:p>
     <w:p>
@@ -22325,6 +22286,111 @@
         <w:pStyle w:val="NormalText"/>
       </w:pPr>
       <w:r>
+        <w:t xml:space="preserve">Перша точка прийняття рішення (ромб) </w:t>
+      </w:r>
+      <w:r>
+        <w:t>–</w:t>
+      </w:r>
+      <w:r>
+        <w:t xml:space="preserve"> «Граф порожній?» </w:t>
+      </w:r>
+      <w:r>
+        <w:t>–</w:t>
+      </w:r>
+      <w:r>
+        <w:t xml:space="preserve"> перевіряє результат обрізки. Гілка «так» веде до дії «Повідомити про помилку: </w:t>
+      </w:r>
+      <w:proofErr w:type="spellStart"/>
+      <w:r>
+        <w:t>Збільшіть</w:t>
+      </w:r>
+      <w:proofErr w:type="spellEnd"/>
+      <w:r>
+        <w:t xml:space="preserve"> радіус мережі» і завершує процес у кінцевому </w:t>
+      </w:r>
+      <w:proofErr w:type="spellStart"/>
+      <w:r>
+        <w:t>вузлі</w:t>
+      </w:r>
+      <w:proofErr w:type="spellEnd"/>
+      <w:r>
+        <w:t>. Гілка «ні» продовжує виконання. Така перевірка є критичною для коректної роботи системи в умовах, коли депо розташоване в географічній зоні з низькою щільністю OSM-даних (наприклад, у промисловій зоні на околиці міста).</w:t>
+      </w:r>
+    </w:p>
+    <w:p>
+      <w:pPr>
+        <w:pStyle w:val="NormalText"/>
+        <w:rPr>
+          <w:lang w:val="en-US"/>
+        </w:rPr>
+      </w:pPr>
+      <w:r>
+        <w:t>Друга стадія містить дії «Прив'язка адрес до вузлів графа (</w:t>
+      </w:r>
+      <w:proofErr w:type="spellStart"/>
+      <w:r>
+        <w:t>nearest_node</w:t>
+      </w:r>
+      <w:proofErr w:type="spellEnd"/>
+      <w:r>
+        <w:t xml:space="preserve"> / </w:t>
+      </w:r>
+      <w:proofErr w:type="spellStart"/>
+      <w:r>
+        <w:t>nearest_node_safe</w:t>
+      </w:r>
+      <w:proofErr w:type="spellEnd"/>
+      <w:r>
+        <w:t xml:space="preserve">)» </w:t>
+      </w:r>
+      <w:r>
+        <w:t>–</w:t>
+      </w:r>
+      <w:r>
+        <w:t xml:space="preserve"> для кожної введеної адреси визначається найближчий вузол LSCC-обрізаного графа </w:t>
+      </w:r>
+      <w:r>
+        <w:t>–</w:t>
+      </w:r>
+      <w:r>
+        <w:t xml:space="preserve"> та «</w:t>
+      </w:r>
+      <w:proofErr w:type="spellStart"/>
+      <w:r>
+        <w:t>Дедуплікація</w:t>
+      </w:r>
+      <w:proofErr w:type="spellEnd"/>
+      <w:r>
+        <w:t xml:space="preserve"> вузлів (</w:t>
+      </w:r>
+      <w:proofErr w:type="spellStart"/>
+      <w:r>
+        <w:t>dict.fromkeys</w:t>
+      </w:r>
+      <w:proofErr w:type="spellEnd"/>
+      <w:r>
+        <w:t xml:space="preserve">)», що усуває колізії однакових прив'язок. Друга точка прийняття рішення «Менше 2 унікальних вузлів?» захищає від випадку, коли всі точки доставки виявилися занадто близько одна до одної (або до депо) і відобразилися в один вузол мережі. У такому випадку задача втрачає сенс </w:t>
+      </w:r>
+      <w:r>
+        <w:t>–</w:t>
+      </w:r>
+      <w:r>
+        <w:t xml:space="preserve"> алгоритм формує повідомлення «Всі адреси відповідають одному вузлу мережі» і </w:t>
+      </w:r>
+      <w:proofErr w:type="spellStart"/>
+      <w:r>
+        <w:t>коректно</w:t>
+      </w:r>
+      <w:proofErr w:type="spellEnd"/>
+      <w:r>
+        <w:t xml:space="preserve"> завершує процес.</w:t>
+      </w:r>
+    </w:p>
+    <w:p>
+      <w:pPr>
+        <w:pStyle w:val="NormalText"/>
+      </w:pPr>
+      <w:r>
         <w:t xml:space="preserve">Стадія II </w:t>
       </w:r>
       <w:r>
@@ -22355,11 +22421,11 @@
       </w:r>
       <w:proofErr w:type="spellEnd"/>
       <w:r>
-        <w:t xml:space="preserve">)» виконує триразове клонування LSCC-графа із проставленням модальних часів на ребрах згідно правил, описаних у </w:t>
+        <w:t>)» виконує триразове клонування LSCC-</w:t>
       </w:r>
       <w:r>
         <w:lastRenderedPageBreak/>
-        <w:t>п.</w:t>
+        <w:t>графа із проставленням модальних часів на ребрах згідно правил, описаних у п.</w:t>
       </w:r>
       <w:r>
         <w:t> </w:t>
@@ -22714,6 +22780,7 @@
       </w:pPr>
       <w:bookmarkStart w:id="25" w:name="_Toc230787924"/>
       <w:r>
+        <w:lastRenderedPageBreak/>
         <w:t>2.2 Інформаційне забезпечення</w:t>
       </w:r>
       <w:bookmarkEnd w:id="25"/>
@@ -23004,7 +23071,11 @@
         <w:t>–</w:t>
       </w:r>
       <w:r>
-        <w:t xml:space="preserve"> часова мітка реєстрації замовлення в системі, потрібна для впорядкування пакунків та формування історичної статистики;</w:t>
+        <w:t xml:space="preserve"> часова мітка реєстрації замовлення в системі, </w:t>
+      </w:r>
+      <w:r>
+        <w:lastRenderedPageBreak/>
+        <w:t>потрібна для впорядкування пакунків та формування історичної статистики;</w:t>
       </w:r>
     </w:p>
     <w:p>
@@ -23024,11 +23095,7 @@
         <w:t>–</w:t>
       </w:r>
       <w:r>
-        <w:t xml:space="preserve"> пара широта/довгота, що заповнюються після </w:t>
-      </w:r>
-      <w:r>
-        <w:lastRenderedPageBreak/>
-        <w:t xml:space="preserve">успішного </w:t>
+        <w:t xml:space="preserve"> пара широта/довгота, що заповнюються після успішного </w:t>
       </w:r>
       <w:proofErr w:type="spellStart"/>
       <w:r>
@@ -38029,7 +38096,6 @@
         </w:rPr>
       </w:pPr>
     </w:p>
-    <w:p/>
     <w:p>
       <w:pPr>
         <w:spacing w:before="0" w:after="0" w:line="240" w:lineRule="auto"/>
@@ -38041,12 +38107,6 @@
           <w:lang w:val="en-US"/>
         </w:rPr>
       </w:pPr>
-      <w:r>
-        <w:rPr>
-          <w:lang w:val="en-US"/>
-        </w:rPr>
-        <w:br w:type="page"/>
-      </w:r>
     </w:p>
     <w:p>
       <w:pPr>
@@ -38060,7 +38120,6 @@
         <w:rPr>
           <w:lang w:val="en-US"/>
         </w:rPr>
-        <w:lastRenderedPageBreak/>
         <w:t xml:space="preserve">3.6 </w:t>
       </w:r>
       <w:r>
@@ -39179,6 +39238,7 @@
         <w:rPr>
           <w:lang w:val="en-US"/>
         </w:rPr>
+        <w:lastRenderedPageBreak/>
         <w:t>модульному</w:t>
       </w:r>
       <w:proofErr w:type="spellEnd"/>
@@ -41051,7 +41111,6 @@
         <w:rPr>
           <w:lang w:val="en-US"/>
         </w:rPr>
-        <w:lastRenderedPageBreak/>
         <w:t>послідовності</w:t>
       </w:r>
       <w:proofErr w:type="spellEnd"/>
@@ -42500,6 +42559,7 @@
         <w:rPr>
           <w:lang w:val="en-US"/>
         </w:rPr>
+        <w:lastRenderedPageBreak/>
         <w:t>Тополя</w:t>
       </w:r>
       <w:proofErr w:type="spellEnd"/>
@@ -44076,7 +44136,6 @@
         <w:rPr>
           <w:lang w:val="en-US"/>
         </w:rPr>
-        <w:lastRenderedPageBreak/>
         <w:t>гарантія</w:t>
       </w:r>
       <w:proofErr w:type="spellEnd"/>
@@ -46683,7 +46742,6 @@
         <w:rPr>
           <w:lang w:val="en-US"/>
         </w:rPr>
-        <w:lastRenderedPageBreak/>
         <w:t>між</w:t>
       </w:r>
       <w:proofErr w:type="spellEnd"/>
@@ -47697,7 +47755,6 @@
         </w:tc>
       </w:tr>
     </w:tbl>
-    <w:p/>
     <w:p>
       <w:pPr>
         <w:ind w:firstLine="709"/>
@@ -47706,6 +47763,7 @@
         </w:rPr>
       </w:pPr>
       <w:r>
+        <w:lastRenderedPageBreak/>
         <w:t xml:space="preserve">Аналіз отриманих даних дозволяє зробити декілька важливих спостережень щодо поведінки системи у промислових умовах. </w:t>
       </w:r>
       <w:r>
@@ -47830,11 +47888,7 @@
       </w:r>
       <w:proofErr w:type="spellEnd"/>
       <w:r>
-        <w:t xml:space="preserve"> </w:t>
-      </w:r>
-      <w:r>
-        <w:lastRenderedPageBreak/>
-        <w:t xml:space="preserve">≈ 17 %, для №4 </w:t>
+        <w:t xml:space="preserve"> ≈ 17 %, для №4 </w:t>
       </w:r>
       <w:r>
         <w:t>–</w:t>
@@ -47898,13 +47952,32 @@
     <w:p/>
     <w:p>
       <w:pPr>
+        <w:spacing w:before="0" w:after="0" w:line="240" w:lineRule="auto"/>
+        <w:jc w:val="left"/>
+        <w:rPr>
+          <w:rFonts w:eastAsia="Times New Roman"/>
+          <w:kern w:val="0"/>
+          <w:szCs w:val="32"/>
+          <w:lang w:val="en-US"/>
+        </w:rPr>
+      </w:pPr>
+      <w:bookmarkStart w:id="38" w:name="_Toc230787937"/>
+      <w:r>
+        <w:rPr>
+          <w:lang w:val="en-US"/>
+        </w:rPr>
+        <w:br w:type="page"/>
+      </w:r>
+    </w:p>
+    <w:p>
+      <w:pPr>
         <w:pStyle w:val="Heading2"/>
       </w:pPr>
-      <w:bookmarkStart w:id="38" w:name="_Toc230787937"/>
-      <w:r>
-        <w:rPr>
-          <w:lang w:val="en-US"/>
-        </w:rPr>
+      <w:r>
+        <w:rPr>
+          <w:lang w:val="en-US"/>
+        </w:rPr>
+        <w:lastRenderedPageBreak/>
         <w:t xml:space="preserve">3.7 </w:t>
       </w:r>
       <w:r>
@@ -48704,54 +48777,57 @@
       </w:r>
       <w:proofErr w:type="spellEnd"/>
       <w:r>
-        <w:t xml:space="preserve">), запропонований у 1964 році, є </w:t>
+        <w:t>), запропонований у 1964 році, є канонічною конструктивною евристикою саме для CVRP: алгоритм починає з тривіального розв'язку, де кожна зупинка обслуговується окремим маршрутом «депо → зупинка → депо», після чого жадібно об'єднує пари маршрутів у порядку спадання «економії» (</w:t>
+      </w:r>
+      <w:proofErr w:type="spellStart"/>
+      <w:r>
+        <w:t>saving</w:t>
+      </w:r>
+      <w:proofErr w:type="spellEnd"/>
+      <w:r>
+        <w:t xml:space="preserve">), що досягається від такого об'єднання, доки об'єднання залишається допустимим за обмеженням місткості. </w:t>
+      </w:r>
+      <w:proofErr w:type="spellStart"/>
+      <w:r>
+        <w:t>Кларка-Райта</w:t>
+      </w:r>
+      <w:proofErr w:type="spellEnd"/>
+      <w:r>
+        <w:t xml:space="preserve"> залишається до сьогодні найвідомішою VRP-евристикою і впродовж десятиліть служив домінантним промисловим стандартом. Алгоритм 2-opt є представником класу методів локального пошуку: починаючи з довільного початкового розв'язку (у даному випадку </w:t>
+      </w:r>
+      <w:r>
+        <w:t>–</w:t>
+      </w:r>
+      <w:r>
+        <w:t xml:space="preserve"> результату NN), алгоритм </w:t>
+      </w:r>
+      <w:proofErr w:type="spellStart"/>
+      <w:r>
+        <w:t>ітераційно</w:t>
+      </w:r>
+      <w:proofErr w:type="spellEnd"/>
+      <w:r>
+        <w:t xml:space="preserve"> перевертає </w:t>
+      </w:r>
+      <w:proofErr w:type="spellStart"/>
+      <w:r>
+        <w:t>підвідрізки</w:t>
+      </w:r>
+      <w:proofErr w:type="spellEnd"/>
+      <w:r>
+        <w:t xml:space="preserve"> маршруту та залишає тільки ті перестановки, які скорочують сумарну довжину; </w:t>
       </w:r>
       <w:r>
         <w:lastRenderedPageBreak/>
-        <w:t>канонічною конструктивною евристикою саме для CVRP: алгоритм починає з тривіального розв'язку, де кожна зупинка обслуговується окремим маршрутом «депо → зупинка → депо», після чого жадібно об'єднує пари маршрутів у порядку спадання «економії» (</w:t>
-      </w:r>
-      <w:proofErr w:type="spellStart"/>
-      <w:r>
-        <w:t>saving</w:t>
-      </w:r>
-      <w:proofErr w:type="spellEnd"/>
-      <w:r>
-        <w:t xml:space="preserve">), що досягається від такого об'єднання, доки об'єднання залишається допустимим за обмеженням місткості. </w:t>
-      </w:r>
-      <w:proofErr w:type="spellStart"/>
-      <w:r>
-        <w:t>Кларка-Райта</w:t>
-      </w:r>
-      <w:proofErr w:type="spellEnd"/>
-      <w:r>
-        <w:t xml:space="preserve"> залишається до сьогодні найвідомішою VRP-евристикою і впродовж десятиліть служив домінантним промисловим стандартом. Алгоритм 2-opt є представником класу методів локального пошуку: починаючи з довільного початкового розв'язку (у даному випадку </w:t>
-      </w:r>
-      <w:r>
-        <w:t>–</w:t>
-      </w:r>
-      <w:r>
-        <w:t xml:space="preserve"> результату NN), алгоритм </w:t>
-      </w:r>
-      <w:proofErr w:type="spellStart"/>
-      <w:r>
-        <w:t>ітераційно</w:t>
-      </w:r>
-      <w:proofErr w:type="spellEnd"/>
-      <w:r>
-        <w:t xml:space="preserve"> перевертає </w:t>
-      </w:r>
-      <w:proofErr w:type="spellStart"/>
-      <w:r>
-        <w:t>підвідрізки</w:t>
-      </w:r>
-      <w:proofErr w:type="spellEnd"/>
-      <w:r>
-        <w:t xml:space="preserve"> маршруту та залишає тільки ті перестановки, які скорочують сумарну довжину; ітерації повторюються до досягнення локального оптимуму, з якого жодний 2-opt-перехід вже не покращує розв'язок.</w:t>
+        <w:t>ітерації повторюються до досягнення локального оптимуму, з якого жодний 2-opt-перехід вже не покращує розв'язок.</w:t>
       </w:r>
     </w:p>
     <w:p>
       <w:pPr>
         <w:ind w:firstLine="709"/>
+        <w:rPr>
+          <w:lang w:val="en-US"/>
+        </w:rPr>
       </w:pPr>
       <w:r>
         <w:t xml:space="preserve">Тестування проведено на сценарії №3 з таблиці 3.1 (20 замовлень, 3 транспортні засоби, радіус графа 10 км), що становить типову розмірність для денного об'єму малої кур'єрської служби в межах одного районного депо. Кожен алгоритм виконано по 10 незалежних прогонів на ідентичних вхідних даних з різними випадковими зернами (для детермінованих NN та </w:t>
@@ -48763,23 +48839,6 @@
       <w:proofErr w:type="spellEnd"/>
       <w:r>
         <w:t xml:space="preserve"> результат не змінюється між прогонами і відображено єдиним значенням). Усереднені результати та статистичні характеристики наведено у таблиці 3.3.</w:t>
-      </w:r>
-    </w:p>
-    <w:p>
-      <w:pPr>
-        <w:ind w:firstLine="709"/>
-        <w:rPr>
-          <w:lang w:val="en-US"/>
-        </w:rPr>
-      </w:pPr>
-      <w:r>
-        <w:t>Аналіз результатів виявляє</w:t>
-      </w:r>
-      <w:r>
-        <w:t xml:space="preserve"> закономірності</w:t>
-      </w:r>
-      <w:r>
-        <w:t>, що становлять основу для рекомендацій з практичного застосування системи. Найбільшу різницю показав найпростіший метод найближчого сусіда – його розв'язок на 35.9 % гірший за оптимум, знайдений генетичним алгоритмом. Така істотна розбіжність пояснюється «короткозорістю» жадібної стратегії: NN на кожному кроці локально оптимізує перехід до наступної зупинки, не враховуючи, що такий вибір може ускладнити подальші переходи. Класичний приклад – обхід по периметру замість зигзагоподібного руху, що мінімізує сумарну довжину для геометрично симетричних кластерів зупинок.</w:t>
       </w:r>
     </w:p>
     <w:p>
@@ -48795,7 +48854,6 @@
         <w:ind w:firstLine="709"/>
       </w:pPr>
       <w:r>
-        <w:lastRenderedPageBreak/>
         <w:t xml:space="preserve">Таблиця 3.3 </w:t>
       </w:r>
       <w:r>
@@ -48811,10 +48869,7 @@
         <w:t xml:space="preserve"> </w:t>
       </w:r>
       <w:r>
-        <w:t>Порівняння методів оптимізації</w:t>
-      </w:r>
-      <w:r>
-        <w:t xml:space="preserve"> (сценарій №3, </w:t>
+        <w:t xml:space="preserve">Порівняння методів оптимізації (сценарій №3, </w:t>
       </w:r>
       <w:r>
         <w:rPr>
@@ -48823,10 +48878,7 @@
         <w:t xml:space="preserve">10 </w:t>
       </w:r>
       <w:r>
-        <w:t>запусків</w:t>
-      </w:r>
-      <w:r>
-        <w:t>)</w:t>
+        <w:t>запусків)</w:t>
       </w:r>
     </w:p>
     <w:tbl>
@@ -49023,10 +49075,7 @@
               <w:jc w:val="center"/>
             </w:pPr>
             <w:r>
-              <w:t>+</w:t>
-            </w:r>
-            <w:r>
-              <w:t>35.9</w:t>
+              <w:t>+35.9</w:t>
             </w:r>
           </w:p>
         </w:tc>
@@ -49097,16 +49146,7 @@
               <w:jc w:val="center"/>
             </w:pPr>
             <w:r>
-              <w:t>+</w:t>
-            </w:r>
-            <w:r>
-              <w:t>6</w:t>
-            </w:r>
-            <w:r>
-              <w:t>.</w:t>
-            </w:r>
-            <w:r>
-              <w:t>5</w:t>
+              <w:t>+6.5</w:t>
             </w:r>
           </w:p>
         </w:tc>
@@ -49143,10 +49183,7 @@
               <w:jc w:val="center"/>
             </w:pPr>
             <w:r>
-              <w:t>81</w:t>
-            </w:r>
-            <w:r>
-              <w:t>.1</w:t>
+              <w:t>81.1</w:t>
             </w:r>
           </w:p>
         </w:tc>
@@ -49176,16 +49213,7 @@
               <w:jc w:val="center"/>
             </w:pPr>
             <w:r>
-              <w:t>+1</w:t>
-            </w:r>
-            <w:r>
-              <w:t>4</w:t>
-            </w:r>
-            <w:r>
-              <w:t>.</w:t>
-            </w:r>
-            <w:r>
-              <w:t>8</w:t>
+              <w:t>+14.8</w:t>
             </w:r>
           </w:p>
         </w:tc>
@@ -49217,25 +49245,13 @@
               <w:jc w:val="center"/>
             </w:pPr>
             <w:r>
-              <w:t>7</w:t>
-            </w:r>
-            <w:r>
-              <w:t>0</w:t>
-            </w:r>
-            <w:r>
-              <w:t>.6</w:t>
-            </w:r>
-            <w:r>
-              <w:t xml:space="preserve"> </w:t>
+              <w:t xml:space="preserve">70.6 </w:t>
             </w:r>
             <w:r>
               <w:t>±</w:t>
             </w:r>
             <w:r>
-              <w:t xml:space="preserve"> </w:t>
-            </w:r>
-            <w:r>
-              <w:t>1.4</w:t>
+              <w:t xml:space="preserve"> 1.4</w:t>
             </w:r>
           </w:p>
         </w:tc>
@@ -49277,64 +49293,30 @@
     <w:p>
       <w:pPr>
         <w:ind w:firstLine="709"/>
+        <w:rPr>
+          <w:lang w:val="en-US"/>
+        </w:rPr>
       </w:pPr>
     </w:p>
     <w:p>
       <w:pPr>
         <w:ind w:firstLine="709"/>
+        <w:rPr>
+          <w:lang w:val="en-US"/>
+        </w:rPr>
       </w:pPr>
       <w:r>
-        <w:t xml:space="preserve">Алгоритм </w:t>
-      </w:r>
-      <w:proofErr w:type="spellStart"/>
-      <w:r>
-        <w:t>Кларка-Райта</w:t>
-      </w:r>
-      <w:proofErr w:type="spellEnd"/>
-      <w:r>
-        <w:t xml:space="preserve"> демонструє суттєво кращу якість (відхилення +14.8 %) завдяки врахуванню симетрії економії при об'єднанні маршрутів, але також не виходить за межі конструктивної парадигми </w:t>
-      </w:r>
-      <w:r>
-        <w:t>–</w:t>
-      </w:r>
-      <w:r>
-        <w:t xml:space="preserve"> побудований маршрут не модифікується після завершення алгоритму. 2-opt з NN-старту наближається до якості GA (відхилення +6.5 %), що відображає потужність методів локального пошуку у звуженні розриву між жадібними та </w:t>
-      </w:r>
-      <w:proofErr w:type="spellStart"/>
-      <w:r>
-        <w:t>глобально</w:t>
-      </w:r>
-      <w:proofErr w:type="spellEnd"/>
-      <w:r>
-        <w:t xml:space="preserve">-оптимальними розв'язками. Однак 2-opt принципово обмежений тим, що оптимізує лише послідовність зупинок у межах одного маршруту і не може перерозподіляти зупинки між маршрутами різних транспортних засобів </w:t>
-      </w:r>
-      <w:r>
-        <w:t>–</w:t>
-      </w:r>
-      <w:r>
-        <w:t xml:space="preserve"> а саме така перерозподіл часто розблоковує суттєві покращення для CVRP. Генетичний алгоритм перевершує всі три </w:t>
-      </w:r>
-      <w:proofErr w:type="spellStart"/>
-      <w:r>
-        <w:t>baseline</w:t>
-      </w:r>
-      <w:proofErr w:type="spellEnd"/>
-      <w:r>
-        <w:t xml:space="preserve"> саме завдяки одночасній оптимізації розподілу та впорядкування через </w:t>
-      </w:r>
-      <w:proofErr w:type="spellStart"/>
-      <w:r>
-        <w:t>Split</w:t>
-      </w:r>
-      <w:proofErr w:type="spellEnd"/>
-      <w:r>
-        <w:t>-декодер: жад</w:t>
-      </w:r>
-      <w:r>
-        <w:t>іб</w:t>
-      </w:r>
-      <w:r>
-        <w:t>не «нарізання» перестановки на сегменти при кожній оцінці придатності фактично виконує неявний пошук кращого призначення зупинок до транспортних засобів, що недосяжно для класичних методів.</w:t>
+        <w:t>Аналіз результатів виявляє</w:t>
+      </w:r>
+      <w:r>
+        <w:t xml:space="preserve"> закономірності</w:t>
+      </w:r>
+      <w:r>
+        <w:t xml:space="preserve">, що становлять основу для рекомендацій з практичного застосування системи. Найбільшу різницю показав найпростіший метод найближчого сусіда – його розв'язок на 35.9 % гірший за оптимум, знайдений генетичним алгоритмом. Така істотна розбіжність пояснюється «короткозорістю» жадібної стратегії: NN на кожному кроці </w:t>
+      </w:r>
+      <w:r>
+        <w:lastRenderedPageBreak/>
+        <w:t>локально оптимізує перехід до наступної зупинки, не враховуючи, що такий вибір може ускладнити подальші переходи. Класичний приклад – обхід по периметру замість зигзагоподібного руху, що мінімізує сумарну довжину для геометрично симетричних кластерів зупинок.</w:t>
       </w:r>
     </w:p>
     <w:p>
@@ -49342,11 +49324,7 @@
         <w:ind w:firstLine="709"/>
       </w:pPr>
       <w:r>
-        <w:t xml:space="preserve">З погляду обчислювального бюджету ситуація має очевидний компроміс: </w:t>
-      </w:r>
-      <w:r>
-        <w:lastRenderedPageBreak/>
-        <w:t xml:space="preserve">конструктивні методи NN та </w:t>
+        <w:t xml:space="preserve">Алгоритм </w:t>
       </w:r>
       <w:proofErr w:type="spellStart"/>
       <w:r>
@@ -49354,25 +49332,49 @@
       </w:r>
       <w:proofErr w:type="spellEnd"/>
       <w:r>
-        <w:t xml:space="preserve"> виконуються за 0.4 с, 2-opt </w:t>
+        <w:t xml:space="preserve"> демонструє суттєво кращу якість (відхилення +14.8 %) завдяки врахуванню симетрії економії при об'єднанні маршрутів, але також не виходить за межі конструктивної парадигми </w:t>
       </w:r>
       <w:r>
         <w:t>–</w:t>
       </w:r>
       <w:r>
-        <w:t xml:space="preserve"> за 1.8 с, тоді як GA вимагає 6.5 с. На перший погляд це робить GA найдорожчим </w:t>
+        <w:t xml:space="preserve"> побудований маршрут не модифікується після завершення алгоритму. 2-opt з NN-старту наближається до якості GA (відхилення +6.5 %), що відображає потужність методів локального пошуку у звуженні розриву між жадібними та </w:t>
+      </w:r>
+      <w:proofErr w:type="spellStart"/>
+      <w:r>
+        <w:t>глобально</w:t>
+      </w:r>
+      <w:proofErr w:type="spellEnd"/>
+      <w:r>
+        <w:t xml:space="preserve">-оптимальними розв'язками. Однак 2-opt принципово обмежений тим, що оптимізує лише послідовність зупинок у межах одного маршруту і не може перерозподіляти зупинки між маршрутами різних транспортних засобів </w:t>
       </w:r>
       <w:r>
         <w:t>–</w:t>
       </w:r>
       <w:r>
-        <w:t xml:space="preserve"> однак у промисловій логістиці планування маршрутів виконується один раз на день, перед початком робочої зміни кур'єрів, і не є критичним до часу обчислень у межах десятків секунд. Економія 6 хвилин загального часу руху (від 75.2 хв у 2-opt до 70.6 хв у GA) при автопарку з 3-х транспортних засобів означає економію ~18 машино-хвилин на день, або ~6.5 робочих годин на квартал </w:t>
-      </w:r>
-      <w:r>
-        <w:t>–</w:t>
-      </w:r>
-      <w:r>
-        <w:t xml:space="preserve"> що багаторазово перевищує накладні витрати на додаткові 4.7 секунди обчислень.</w:t>
+        <w:t xml:space="preserve"> а саме така перерозподіл часто розблоковує суттєві покращення для CVRP. Генетичний алгоритм перевершує всі три </w:t>
+      </w:r>
+      <w:proofErr w:type="spellStart"/>
+      <w:r>
+        <w:t>baseline</w:t>
+      </w:r>
+      <w:proofErr w:type="spellEnd"/>
+      <w:r>
+        <w:t xml:space="preserve"> саме завдяки одночасній оптимізації розподілу та впорядкування через </w:t>
+      </w:r>
+      <w:proofErr w:type="spellStart"/>
+      <w:r>
+        <w:t>Split</w:t>
+      </w:r>
+      <w:proofErr w:type="spellEnd"/>
+      <w:r>
+        <w:t>-декодер: жад</w:t>
+      </w:r>
+      <w:r>
+        <w:t>іб</w:t>
+      </w:r>
+      <w:r>
+        <w:t>не «нарізання» перестановки на сегменти при кожній оцінці придатності фактично виконує неявний пошук кращого призначення зупинок до транспортних засобів, що недосяжно для класичних методів.</w:t>
       </w:r>
     </w:p>
     <w:p>
@@ -49380,99 +49382,33 @@
         <w:ind w:firstLine="709"/>
       </w:pPr>
       <w:r>
-        <w:t xml:space="preserve">Окремої уваги заслуговують межі застосовності виконаного </w:t>
-      </w:r>
-      <w:proofErr w:type="spellStart"/>
-      <w:r>
-        <w:t>бенчмарку</w:t>
-      </w:r>
-      <w:proofErr w:type="spellEnd"/>
-      <w:r>
-        <w:t xml:space="preserve">. </w:t>
-      </w:r>
-      <w:r>
-        <w:t>Т</w:t>
-      </w:r>
-      <w:r>
-        <w:t xml:space="preserve">естування проведено на одному сценарії з 20 зупинок </w:t>
+        <w:t xml:space="preserve">З погляду обчислювального бюджету ситуація має очевидний компроміс: конструктивні методи NN та </w:t>
+      </w:r>
+      <w:proofErr w:type="spellStart"/>
+      <w:r>
+        <w:t>Кларка-Райта</w:t>
+      </w:r>
+      <w:proofErr w:type="spellEnd"/>
+      <w:r>
+        <w:t xml:space="preserve"> виконуються за 0.4 с, 2-opt </w:t>
       </w:r>
       <w:r>
         <w:t>–</w:t>
       </w:r>
       <w:r>
-        <w:t xml:space="preserve"> для остаточної </w:t>
-      </w:r>
-      <w:proofErr w:type="spellStart"/>
-      <w:r>
-        <w:t>валідації</w:t>
-      </w:r>
-      <w:proofErr w:type="spellEnd"/>
-      <w:r>
-        <w:t xml:space="preserve"> алгоритму на промислових масштабах (100+ зупинок) необхідно провести розширене порівняння на стандартних тестових </w:t>
-      </w:r>
-      <w:proofErr w:type="spellStart"/>
-      <w:r>
-        <w:t>інстансах</w:t>
-      </w:r>
-      <w:proofErr w:type="spellEnd"/>
-      <w:r>
-        <w:t xml:space="preserve"> Соломона, що становить напрям подальших досліджень. </w:t>
-      </w:r>
-      <w:r>
-        <w:t>У</w:t>
-      </w:r>
-      <w:r>
-        <w:t xml:space="preserve"> тестовому сценарії не задано жорстких часових вікон (всі зупинки доступні протягом всього робочого дня), тому переваги GA у обробці VRPTW-обмежень тут не виявляються повною мірою </w:t>
+        <w:t xml:space="preserve"> за 1.8 с, тоді як GA вимагає 6.5 с. На перший погляд це робить GA найдорожчим </w:t>
       </w:r>
       <w:r>
         <w:t>–</w:t>
       </w:r>
       <w:r>
-        <w:t xml:space="preserve"> теоретично очікувана перевага GA над класичними методами на задачах із жорсткими вікнами становить 20-40 % за оцінками з оглядової праці </w:t>
-      </w:r>
-      <w:proofErr w:type="spellStart"/>
-      <w:r>
-        <w:t>Брейсі-Жендро</w:t>
-      </w:r>
-      <w:proofErr w:type="spellEnd"/>
-      <w:r>
-        <w:t xml:space="preserve">. </w:t>
-      </w:r>
-      <w:r>
-        <w:t>В</w:t>
-      </w:r>
-      <w:r>
-        <w:t xml:space="preserve">сі алгоритми порівнювалися на статичному дорожньому графі без урахування реального трафіку </w:t>
+        <w:t xml:space="preserve"> однак у промисловій логістиці планування маршрутів виконується один раз на день, перед початком робочої зміни кур'єрів, і не є критичним до часу обчислень у межах десятків секунд. Економія 6 хвилин загального часу руху (від 75.2 хв у 2-opt до 70.6 хв у GA) при автопарку з 3-х транспортних засобів означає економію ~18 машино-хвилин на день, або ~6.5 робочих годин на квартал </w:t>
       </w:r>
       <w:r>
         <w:t>–</w:t>
       </w:r>
       <w:r>
-        <w:t xml:space="preserve"> інтеграція з </w:t>
-      </w:r>
-      <w:proofErr w:type="spellStart"/>
-      <w:r>
-        <w:t>Mapbox</w:t>
-      </w:r>
-      <w:proofErr w:type="spellEnd"/>
-      <w:r>
-        <w:t xml:space="preserve"> </w:t>
-      </w:r>
-      <w:proofErr w:type="spellStart"/>
-      <w:r>
-        <w:t>Traffic</w:t>
-      </w:r>
-      <w:proofErr w:type="spellEnd"/>
-      <w:r>
-        <w:t xml:space="preserve"> API, передбачена як </w:t>
-      </w:r>
-      <w:proofErr w:type="spellStart"/>
-      <w:r>
-        <w:t>опціональна</w:t>
-      </w:r>
-      <w:proofErr w:type="spellEnd"/>
-      <w:r>
-        <w:t xml:space="preserve"> можливість системи, потенційно змінить відносні позиції методів через інакший розподіл часів між парами вузлів.</w:t>
+        <w:t xml:space="preserve"> що багаторазово перевищує накладні витрати на додаткові 4.7 секунди обчислень.</w:t>
       </w:r>
     </w:p>
     <w:p>
@@ -49480,6 +49416,107 @@
         <w:ind w:firstLine="709"/>
       </w:pPr>
       <w:r>
+        <w:t xml:space="preserve">Окремої уваги заслуговують межі застосовності виконаного </w:t>
+      </w:r>
+      <w:proofErr w:type="spellStart"/>
+      <w:r>
+        <w:t>бенчмарку</w:t>
+      </w:r>
+      <w:proofErr w:type="spellEnd"/>
+      <w:r>
+        <w:t xml:space="preserve">. </w:t>
+      </w:r>
+      <w:r>
+        <w:lastRenderedPageBreak/>
+        <w:t>Т</w:t>
+      </w:r>
+      <w:r>
+        <w:t xml:space="preserve">естування проведено на одному сценарії з 20 зупинок </w:t>
+      </w:r>
+      <w:r>
+        <w:t>–</w:t>
+      </w:r>
+      <w:r>
+        <w:t xml:space="preserve"> для остаточної </w:t>
+      </w:r>
+      <w:proofErr w:type="spellStart"/>
+      <w:r>
+        <w:t>валідації</w:t>
+      </w:r>
+      <w:proofErr w:type="spellEnd"/>
+      <w:r>
+        <w:t xml:space="preserve"> алгоритму на промислових масштабах (100+ зупинок) необхідно провести розширене порівняння на стандартних тестових </w:t>
+      </w:r>
+      <w:proofErr w:type="spellStart"/>
+      <w:r>
+        <w:t>інстансах</w:t>
+      </w:r>
+      <w:proofErr w:type="spellEnd"/>
+      <w:r>
+        <w:t xml:space="preserve"> Соломона, що становить напрям подальших досліджень. </w:t>
+      </w:r>
+      <w:r>
+        <w:t>У</w:t>
+      </w:r>
+      <w:r>
+        <w:t xml:space="preserve"> тестовому сценарії не задано жорстких часових вікон (всі зупинки доступні протягом всього робочого дня), тому переваги GA у обробці VRPTW-обмежень тут не виявляються повною мірою </w:t>
+      </w:r>
+      <w:r>
+        <w:t>–</w:t>
+      </w:r>
+      <w:r>
+        <w:t xml:space="preserve"> теоретично очікувана перевага GA над класичними методами на задачах із жорсткими вікнами становить 20-40 % за оцінками з оглядової праці </w:t>
+      </w:r>
+      <w:proofErr w:type="spellStart"/>
+      <w:r>
+        <w:t>Брейсі-Жендро</w:t>
+      </w:r>
+      <w:proofErr w:type="spellEnd"/>
+      <w:r>
+        <w:t xml:space="preserve">. </w:t>
+      </w:r>
+      <w:r>
+        <w:t>В</w:t>
+      </w:r>
+      <w:r>
+        <w:t xml:space="preserve">сі алгоритми порівнювалися на статичному дорожньому графі без урахування реального трафіку </w:t>
+      </w:r>
+      <w:r>
+        <w:t>–</w:t>
+      </w:r>
+      <w:r>
+        <w:t xml:space="preserve"> інтеграція з </w:t>
+      </w:r>
+      <w:proofErr w:type="spellStart"/>
+      <w:r>
+        <w:t>Mapbox</w:t>
+      </w:r>
+      <w:proofErr w:type="spellEnd"/>
+      <w:r>
+        <w:t xml:space="preserve"> </w:t>
+      </w:r>
+      <w:proofErr w:type="spellStart"/>
+      <w:r>
+        <w:t>Traffic</w:t>
+      </w:r>
+      <w:proofErr w:type="spellEnd"/>
+      <w:r>
+        <w:t xml:space="preserve"> API, передбачена як </w:t>
+      </w:r>
+      <w:proofErr w:type="spellStart"/>
+      <w:r>
+        <w:t>опціональна</w:t>
+      </w:r>
+      <w:proofErr w:type="spellEnd"/>
+      <w:r>
+        <w:t xml:space="preserve"> можливість системи, потенційно змінить відносні позиції методів через інакший розподіл часів між парами вузлів.</w:t>
+      </w:r>
+    </w:p>
+    <w:p>
+      <w:pPr>
+        <w:ind w:firstLine="709"/>
+      </w:pPr>
+      <w:r>
         <w:t xml:space="preserve">Узагальнено, розроблений генетичний алгоритм забезпечує систематичне покращення якості маршрутів на 6-36 % порівняно з трьома класичними </w:t>
       </w:r>
       <w:proofErr w:type="spellStart"/>
@@ -49522,7 +49559,6 @@
       </w:r>
       <w:proofErr w:type="spellStart"/>
       <w:r>
-        <w:lastRenderedPageBreak/>
         <w:t>метаевристик</w:t>
       </w:r>
       <w:proofErr w:type="spellEnd"/>
@@ -49741,6 +49777,7 @@
         <w:rPr>
           <w:lang w:val="en-US"/>
         </w:rPr>
+        <w:lastRenderedPageBreak/>
         <w:t>мови</w:t>
       </w:r>
       <w:proofErr w:type="spellEnd"/>
@@ -61124,9 +61161,6 @@
     <w:p>
       <w:pPr>
         <w:ind w:firstLine="709"/>
-        <w:rPr>
-          <w:lang w:val="en-US"/>
-        </w:rPr>
       </w:pPr>
       <w:proofErr w:type="spellStart"/>
       <w:r>
@@ -61767,6 +61801,31 @@
           <w:lang w:val="en-US"/>
         </w:rPr>
         <w:t>.</w:t>
+      </w:r>
+    </w:p>
+    <w:p>
+      <w:pPr>
+        <w:pStyle w:val="NormalText"/>
+        <w:rPr>
+          <w:lang w:val="en-US"/>
+        </w:rPr>
+      </w:pPr>
+      <w:r>
+        <w:t xml:space="preserve">Дана робота брала участь у І турі Всеукраїнського конкурсу студентських наукових робіт з галузей знань і спеціальностей у 2025-2026 </w:t>
+      </w:r>
+      <w:proofErr w:type="spellStart"/>
+      <w:r>
+        <w:t>н.р</w:t>
+      </w:r>
+      <w:proofErr w:type="spellEnd"/>
+      <w:r>
+        <w:rPr>
+          <w:lang w:val="en-US"/>
+        </w:rPr>
+        <w:t xml:space="preserve"> </w:t>
+      </w:r>
+      <w:r>
+        <w:t>та посіла 2 призове місце (Додаток А).</w:t>
       </w:r>
     </w:p>
     <w:p>

--- a/Звіт/Диплом/4_КН_22_Ніколаєв_диплом.docx
+++ b/Звіт/Диплом/4_КН_22_Ніколаєв_диплом.docx
@@ -457,7 +457,7 @@
           <w:kern w:val="2"/>
           <w:sz w:val="24"/>
           <w:szCs w:val="24"/>
-          <w:lang w:val="en-US"/>
+          <w:lang w:val="en-UA"/>
           <w14:ligatures w14:val="standardContextual"/>
         </w:rPr>
       </w:pPr>
@@ -484,7 +484,7 @@
         </w:rPr>
         <w:fldChar w:fldCharType="separate"/>
       </w:r>
-      <w:hyperlink w:anchor="_Toc230787907" w:history="1">
+      <w:hyperlink w:anchor="_Toc230967149" w:history="1">
         <w:r>
           <w:rPr>
             <w:rStyle w:val="Hyperlink"/>
@@ -516,7 +516,7 @@
           <w:rPr>
             <w:noProof/>
           </w:rPr>
-          <w:instrText xml:space="preserve"> PAGEREF _Toc230787907 \h </w:instrText>
+          <w:instrText xml:space="preserve"> PAGEREF _Toc230967149 \h </w:instrText>
         </w:r>
         <w:r>
           <w:rPr>
@@ -552,11 +552,11 @@
           <w:kern w:val="2"/>
           <w:sz w:val="24"/>
           <w:szCs w:val="24"/>
-          <w:lang w:val="en-US"/>
+          <w:lang w:val="en-UA"/>
           <w14:ligatures w14:val="standardContextual"/>
         </w:rPr>
       </w:pPr>
-      <w:hyperlink w:anchor="_Toc230787908" w:history="1">
+      <w:hyperlink w:anchor="_Toc230967150" w:history="1">
         <w:r>
           <w:rPr>
             <w:rStyle w:val="Hyperlink"/>
@@ -580,7 +580,7 @@
           <w:rPr>
             <w:noProof/>
           </w:rPr>
-          <w:instrText xml:space="preserve"> PAGEREF _Toc230787908 \h </w:instrText>
+          <w:instrText xml:space="preserve"> PAGEREF _Toc230967150 \h </w:instrText>
         </w:r>
         <w:r>
           <w:rPr>
@@ -616,11 +616,11 @@
           <w:kern w:val="2"/>
           <w:sz w:val="24"/>
           <w:szCs w:val="24"/>
-          <w:lang w:val="en-US"/>
+          <w:lang w:val="en-UA"/>
           <w14:ligatures w14:val="standardContextual"/>
         </w:rPr>
       </w:pPr>
-      <w:hyperlink w:anchor="_Toc230787909" w:history="1">
+      <w:hyperlink w:anchor="_Toc230967151" w:history="1">
         <w:r>
           <w:rPr>
             <w:rStyle w:val="Hyperlink"/>
@@ -644,7 +644,7 @@
           <w:rPr>
             <w:noProof/>
           </w:rPr>
-          <w:instrText xml:space="preserve"> PAGEREF _Toc230787909 \h </w:instrText>
+          <w:instrText xml:space="preserve"> PAGEREF _Toc230967151 \h </w:instrText>
         </w:r>
         <w:r>
           <w:rPr>
@@ -683,11 +683,11 @@
           <w:kern w:val="2"/>
           <w:sz w:val="24"/>
           <w:szCs w:val="24"/>
-          <w:lang w:val="en-US"/>
+          <w:lang w:val="en-UA"/>
           <w14:ligatures w14:val="standardContextual"/>
         </w:rPr>
       </w:pPr>
-      <w:hyperlink w:anchor="_Toc230787910" w:history="1">
+      <w:hyperlink w:anchor="_Toc230967152" w:history="1">
         <w:r>
           <w:rPr>
             <w:rStyle w:val="Hyperlink"/>
@@ -711,7 +711,7 @@
           <w:rPr>
             <w:noProof/>
           </w:rPr>
-          <w:instrText xml:space="preserve"> PAGEREF _Toc230787910 \h </w:instrText>
+          <w:instrText xml:space="preserve"> PAGEREF _Toc230967152 \h </w:instrText>
         </w:r>
         <w:r>
           <w:rPr>
@@ -750,11 +750,11 @@
           <w:kern w:val="2"/>
           <w:sz w:val="24"/>
           <w:szCs w:val="24"/>
-          <w:lang w:val="en-US"/>
+          <w:lang w:val="en-UA"/>
           <w14:ligatures w14:val="standardContextual"/>
         </w:rPr>
       </w:pPr>
-      <w:hyperlink w:anchor="_Toc230787911" w:history="1">
+      <w:hyperlink w:anchor="_Toc230967153" w:history="1">
         <w:r>
           <w:rPr>
             <w:rStyle w:val="Hyperlink"/>
@@ -793,7 +793,7 @@
           <w:rPr>
             <w:noProof/>
           </w:rPr>
-          <w:instrText xml:space="preserve"> PAGEREF _Toc230787911 \h </w:instrText>
+          <w:instrText xml:space="preserve"> PAGEREF _Toc230967153 \h </w:instrText>
         </w:r>
         <w:r>
           <w:rPr>
@@ -810,7 +810,7 @@
           <w:rPr>
             <w:noProof/>
           </w:rPr>
-          <w:t>11</w:t>
+          <w:t>10</w:t>
         </w:r>
         <w:r>
           <w:rPr>
@@ -832,11 +832,11 @@
           <w:kern w:val="2"/>
           <w:sz w:val="24"/>
           <w:szCs w:val="24"/>
-          <w:lang w:val="en-US"/>
+          <w:lang w:val="en-UA"/>
           <w14:ligatures w14:val="standardContextual"/>
         </w:rPr>
       </w:pPr>
-      <w:hyperlink w:anchor="_Toc230787912" w:history="1">
+      <w:hyperlink w:anchor="_Toc230967154" w:history="1">
         <w:r>
           <w:rPr>
             <w:rStyle w:val="Hyperlink"/>
@@ -875,7 +875,7 @@
           <w:rPr>
             <w:noProof/>
           </w:rPr>
-          <w:instrText xml:space="preserve"> PAGEREF _Toc230787912 \h </w:instrText>
+          <w:instrText xml:space="preserve"> PAGEREF _Toc230967154 \h </w:instrText>
         </w:r>
         <w:r>
           <w:rPr>
@@ -892,7 +892,7 @@
           <w:rPr>
             <w:noProof/>
           </w:rPr>
-          <w:t>12</w:t>
+          <w:t>11</w:t>
         </w:r>
         <w:r>
           <w:rPr>
@@ -914,11 +914,11 @@
           <w:kern w:val="2"/>
           <w:sz w:val="24"/>
           <w:szCs w:val="24"/>
-          <w:lang w:val="en-US"/>
+          <w:lang w:val="en-UA"/>
           <w14:ligatures w14:val="standardContextual"/>
         </w:rPr>
       </w:pPr>
-      <w:hyperlink w:anchor="_Toc230787913" w:history="1">
+      <w:hyperlink w:anchor="_Toc230967155" w:history="1">
         <w:r>
           <w:rPr>
             <w:rStyle w:val="Hyperlink"/>
@@ -950,7 +950,7 @@
           <w:rPr>
             <w:noProof/>
           </w:rPr>
-          <w:instrText xml:space="preserve"> PAGEREF _Toc230787913 \h </w:instrText>
+          <w:instrText xml:space="preserve"> PAGEREF _Toc230967155 \h </w:instrText>
         </w:r>
         <w:r>
           <w:rPr>
@@ -989,11 +989,11 @@
           <w:kern w:val="2"/>
           <w:sz w:val="24"/>
           <w:szCs w:val="24"/>
-          <w:lang w:val="en-US"/>
+          <w:lang w:val="en-UA"/>
           <w14:ligatures w14:val="standardContextual"/>
         </w:rPr>
       </w:pPr>
-      <w:hyperlink w:anchor="_Toc230787914" w:history="1">
+      <w:hyperlink w:anchor="_Toc230967156" w:history="1">
         <w:r>
           <w:rPr>
             <w:rStyle w:val="Hyperlink"/>
@@ -1017,7 +1017,7 @@
           <w:rPr>
             <w:noProof/>
           </w:rPr>
-          <w:instrText xml:space="preserve"> PAGEREF _Toc230787914 \h </w:instrText>
+          <w:instrText xml:space="preserve"> PAGEREF _Toc230967156 \h </w:instrText>
         </w:r>
         <w:r>
           <w:rPr>
@@ -1053,11 +1053,11 @@
           <w:kern w:val="2"/>
           <w:sz w:val="24"/>
           <w:szCs w:val="24"/>
-          <w:lang w:val="en-US"/>
+          <w:lang w:val="en-UA"/>
           <w14:ligatures w14:val="standardContextual"/>
         </w:rPr>
       </w:pPr>
-      <w:hyperlink w:anchor="_Toc230787915" w:history="1">
+      <w:hyperlink w:anchor="_Toc230967157" w:history="1">
         <w:r>
           <w:rPr>
             <w:rStyle w:val="Hyperlink"/>
@@ -1081,7 +1081,7 @@
           <w:rPr>
             <w:noProof/>
           </w:rPr>
-          <w:instrText xml:space="preserve"> PAGEREF _Toc230787915 \h </w:instrText>
+          <w:instrText xml:space="preserve"> PAGEREF _Toc230967157 \h </w:instrText>
         </w:r>
         <w:r>
           <w:rPr>
@@ -1098,7 +1098,7 @@
           <w:rPr>
             <w:noProof/>
           </w:rPr>
-          <w:t>16</w:t>
+          <w:t>15</w:t>
         </w:r>
         <w:r>
           <w:rPr>
@@ -1120,11 +1120,11 @@
           <w:kern w:val="2"/>
           <w:sz w:val="24"/>
           <w:szCs w:val="24"/>
-          <w:lang w:val="en-US"/>
+          <w:lang w:val="en-UA"/>
           <w14:ligatures w14:val="standardContextual"/>
         </w:rPr>
       </w:pPr>
-      <w:hyperlink w:anchor="_Toc230787916" w:history="1">
+      <w:hyperlink w:anchor="_Toc230967158" w:history="1">
         <w:r>
           <w:rPr>
             <w:rStyle w:val="Hyperlink"/>
@@ -1148,7 +1148,7 @@
           <w:rPr>
             <w:noProof/>
           </w:rPr>
-          <w:instrText xml:space="preserve"> PAGEREF _Toc230787916 \h </w:instrText>
+          <w:instrText xml:space="preserve"> PAGEREF _Toc230967158 \h </w:instrText>
         </w:r>
         <w:r>
           <w:rPr>
@@ -1165,7 +1165,7 @@
           <w:rPr>
             <w:noProof/>
           </w:rPr>
-          <w:t>16</w:t>
+          <w:t>15</w:t>
         </w:r>
         <w:r>
           <w:rPr>
@@ -1187,11 +1187,11 @@
           <w:kern w:val="2"/>
           <w:sz w:val="24"/>
           <w:szCs w:val="24"/>
-          <w:lang w:val="en-US"/>
+          <w:lang w:val="en-UA"/>
           <w14:ligatures w14:val="standardContextual"/>
         </w:rPr>
       </w:pPr>
-      <w:hyperlink w:anchor="_Toc230787917" w:history="1">
+      <w:hyperlink w:anchor="_Toc230967159" w:history="1">
         <w:r>
           <w:rPr>
             <w:rStyle w:val="Hyperlink"/>
@@ -1216,7 +1216,7 @@
           <w:rPr>
             <w:noProof/>
           </w:rPr>
-          <w:instrText xml:space="preserve"> PAGEREF _Toc230787917 \h </w:instrText>
+          <w:instrText xml:space="preserve"> PAGEREF _Toc230967159 \h </w:instrText>
         </w:r>
         <w:r>
           <w:rPr>
@@ -1233,7 +1233,7 @@
           <w:rPr>
             <w:noProof/>
           </w:rPr>
-          <w:t>18</w:t>
+          <w:t>17</w:t>
         </w:r>
         <w:r>
           <w:rPr>
@@ -1255,11 +1255,11 @@
           <w:kern w:val="2"/>
           <w:sz w:val="24"/>
           <w:szCs w:val="24"/>
-          <w:lang w:val="en-US"/>
+          <w:lang w:val="en-UA"/>
           <w14:ligatures w14:val="standardContextual"/>
         </w:rPr>
       </w:pPr>
-      <w:hyperlink w:anchor="_Toc230787918" w:history="1">
+      <w:hyperlink w:anchor="_Toc230967160" w:history="1">
         <w:r>
           <w:rPr>
             <w:rStyle w:val="Hyperlink"/>
@@ -1307,7 +1307,7 @@
           <w:rPr>
             <w:noProof/>
           </w:rPr>
-          <w:instrText xml:space="preserve"> PAGEREF _Toc230787918 \h </w:instrText>
+          <w:instrText xml:space="preserve"> PAGEREF _Toc230967160 \h </w:instrText>
         </w:r>
         <w:r>
           <w:rPr>
@@ -1324,7 +1324,7 @@
           <w:rPr>
             <w:noProof/>
           </w:rPr>
-          <w:t>20</w:t>
+          <w:t>19</w:t>
         </w:r>
         <w:r>
           <w:rPr>
@@ -1346,11 +1346,11 @@
           <w:kern w:val="2"/>
           <w:sz w:val="24"/>
           <w:szCs w:val="24"/>
-          <w:lang w:val="en-US"/>
+          <w:lang w:val="en-UA"/>
           <w14:ligatures w14:val="standardContextual"/>
         </w:rPr>
       </w:pPr>
-      <w:hyperlink w:anchor="_Toc230787919" w:history="1">
+      <w:hyperlink w:anchor="_Toc230967161" w:history="1">
         <w:r>
           <w:rPr>
             <w:rStyle w:val="Hyperlink"/>
@@ -1374,7 +1374,7 @@
           <w:rPr>
             <w:noProof/>
           </w:rPr>
-          <w:instrText xml:space="preserve"> PAGEREF _Toc230787919 \h </w:instrText>
+          <w:instrText xml:space="preserve"> PAGEREF _Toc230967161 \h </w:instrText>
         </w:r>
         <w:r>
           <w:rPr>
@@ -1391,7 +1391,7 @@
           <w:rPr>
             <w:noProof/>
           </w:rPr>
-          <w:t>22</w:t>
+          <w:t>21</w:t>
         </w:r>
         <w:r>
           <w:rPr>
@@ -1413,11 +1413,11 @@
           <w:kern w:val="2"/>
           <w:sz w:val="24"/>
           <w:szCs w:val="24"/>
-          <w:lang w:val="en-US"/>
+          <w:lang w:val="en-UA"/>
           <w14:ligatures w14:val="standardContextual"/>
         </w:rPr>
       </w:pPr>
-      <w:hyperlink w:anchor="_Toc230787920" w:history="1">
+      <w:hyperlink w:anchor="_Toc230967162" w:history="1">
         <w:r>
           <w:rPr>
             <w:rStyle w:val="Hyperlink"/>
@@ -1449,7 +1449,7 @@
           <w:rPr>
             <w:noProof/>
           </w:rPr>
-          <w:instrText xml:space="preserve"> PAGEREF _Toc230787920 \h </w:instrText>
+          <w:instrText xml:space="preserve"> PAGEREF _Toc230967162 \h </w:instrText>
         </w:r>
         <w:r>
           <w:rPr>
@@ -1466,7 +1466,7 @@
           <w:rPr>
             <w:noProof/>
           </w:rPr>
-          <w:t>26</w:t>
+          <w:t>25</w:t>
         </w:r>
         <w:r>
           <w:rPr>
@@ -1488,11 +1488,11 @@
           <w:kern w:val="2"/>
           <w:sz w:val="24"/>
           <w:szCs w:val="24"/>
-          <w:lang w:val="en-US"/>
+          <w:lang w:val="en-UA"/>
           <w14:ligatures w14:val="standardContextual"/>
         </w:rPr>
       </w:pPr>
-      <w:hyperlink w:anchor="_Toc230787921" w:history="1">
+      <w:hyperlink w:anchor="_Toc230967163" w:history="1">
         <w:r>
           <w:rPr>
             <w:rStyle w:val="Hyperlink"/>
@@ -1517,7 +1517,7 @@
           <w:rPr>
             <w:noProof/>
           </w:rPr>
-          <w:instrText xml:space="preserve"> PAGEREF _Toc230787921 \h </w:instrText>
+          <w:instrText xml:space="preserve"> PAGEREF _Toc230967163 \h </w:instrText>
         </w:r>
         <w:r>
           <w:rPr>
@@ -1534,7 +1534,7 @@
           <w:rPr>
             <w:noProof/>
           </w:rPr>
-          <w:t>29</w:t>
+          <w:t>28</w:t>
         </w:r>
         <w:r>
           <w:rPr>
@@ -1556,11 +1556,11 @@
           <w:kern w:val="2"/>
           <w:sz w:val="24"/>
           <w:szCs w:val="24"/>
-          <w:lang w:val="en-US"/>
+          <w:lang w:val="en-UA"/>
           <w14:ligatures w14:val="standardContextual"/>
         </w:rPr>
       </w:pPr>
-      <w:hyperlink w:anchor="_Toc230787922" w:history="1">
+      <w:hyperlink w:anchor="_Toc230967164" w:history="1">
         <w:r>
           <w:rPr>
             <w:rStyle w:val="Hyperlink"/>
@@ -1584,7 +1584,7 @@
           <w:rPr>
             <w:noProof/>
           </w:rPr>
-          <w:instrText xml:space="preserve"> PAGEREF _Toc230787922 \h </w:instrText>
+          <w:instrText xml:space="preserve"> PAGEREF _Toc230967164 \h </w:instrText>
         </w:r>
         <w:r>
           <w:rPr>
@@ -1601,7 +1601,7 @@
           <w:rPr>
             <w:noProof/>
           </w:rPr>
-          <w:t>32</w:t>
+          <w:t>31</w:t>
         </w:r>
         <w:r>
           <w:rPr>
@@ -1623,11 +1623,11 @@
           <w:kern w:val="2"/>
           <w:sz w:val="24"/>
           <w:szCs w:val="24"/>
-          <w:lang w:val="en-US"/>
+          <w:lang w:val="en-UA"/>
           <w14:ligatures w14:val="standardContextual"/>
         </w:rPr>
       </w:pPr>
-      <w:hyperlink w:anchor="_Toc230787923" w:history="1">
+      <w:hyperlink w:anchor="_Toc230967165" w:history="1">
         <w:r>
           <w:rPr>
             <w:rStyle w:val="Hyperlink"/>
@@ -1651,7 +1651,7 @@
           <w:rPr>
             <w:noProof/>
           </w:rPr>
-          <w:instrText xml:space="preserve"> PAGEREF _Toc230787923 \h </w:instrText>
+          <w:instrText xml:space="preserve"> PAGEREF _Toc230967165 \h </w:instrText>
         </w:r>
         <w:r>
           <w:rPr>
@@ -1668,7 +1668,7 @@
           <w:rPr>
             <w:noProof/>
           </w:rPr>
-          <w:t>37</w:t>
+          <w:t>35</w:t>
         </w:r>
         <w:r>
           <w:rPr>
@@ -1690,11 +1690,11 @@
           <w:kern w:val="2"/>
           <w:sz w:val="24"/>
           <w:szCs w:val="24"/>
-          <w:lang w:val="en-US"/>
+          <w:lang w:val="en-UA"/>
           <w14:ligatures w14:val="standardContextual"/>
         </w:rPr>
       </w:pPr>
-      <w:hyperlink w:anchor="_Toc230787924" w:history="1">
+      <w:hyperlink w:anchor="_Toc230967166" w:history="1">
         <w:r>
           <w:rPr>
             <w:rStyle w:val="Hyperlink"/>
@@ -1718,7 +1718,7 @@
           <w:rPr>
             <w:noProof/>
           </w:rPr>
-          <w:instrText xml:space="preserve"> PAGEREF _Toc230787924 \h </w:instrText>
+          <w:instrText xml:space="preserve"> PAGEREF _Toc230967166 \h </w:instrText>
         </w:r>
         <w:r>
           <w:rPr>
@@ -1735,7 +1735,7 @@
           <w:rPr>
             <w:noProof/>
           </w:rPr>
-          <w:t>41</w:t>
+          <w:t>39</w:t>
         </w:r>
         <w:r>
           <w:rPr>
@@ -1757,11 +1757,11 @@
           <w:kern w:val="2"/>
           <w:sz w:val="24"/>
           <w:szCs w:val="24"/>
-          <w:lang w:val="en-US"/>
+          <w:lang w:val="en-UA"/>
           <w14:ligatures w14:val="standardContextual"/>
         </w:rPr>
       </w:pPr>
-      <w:hyperlink w:anchor="_Toc230787925" w:history="1">
+      <w:hyperlink w:anchor="_Toc230967167" w:history="1">
         <w:r>
           <w:rPr>
             <w:rStyle w:val="Hyperlink"/>
@@ -1785,7 +1785,7 @@
           <w:rPr>
             <w:noProof/>
           </w:rPr>
-          <w:instrText xml:space="preserve"> PAGEREF _Toc230787925 \h </w:instrText>
+          <w:instrText xml:space="preserve"> PAGEREF _Toc230967167 \h </w:instrText>
         </w:r>
         <w:r>
           <w:rPr>
@@ -1802,7 +1802,7 @@
           <w:rPr>
             <w:noProof/>
           </w:rPr>
-          <w:t>41</w:t>
+          <w:t>39</w:t>
         </w:r>
         <w:r>
           <w:rPr>
@@ -1824,11 +1824,11 @@
           <w:kern w:val="2"/>
           <w:sz w:val="24"/>
           <w:szCs w:val="24"/>
-          <w:lang w:val="en-US"/>
+          <w:lang w:val="en-UA"/>
           <w14:ligatures w14:val="standardContextual"/>
         </w:rPr>
       </w:pPr>
-      <w:hyperlink w:anchor="_Toc230787926" w:history="1">
+      <w:hyperlink w:anchor="_Toc230967168" w:history="1">
         <w:r>
           <w:rPr>
             <w:rStyle w:val="Hyperlink"/>
@@ -1852,7 +1852,74 @@
           <w:rPr>
             <w:noProof/>
           </w:rPr>
-          <w:instrText xml:space="preserve"> PAGEREF _Toc230787926 \h </w:instrText>
+          <w:instrText xml:space="preserve"> PAGEREF _Toc230967168 \h </w:instrText>
+        </w:r>
+        <w:r>
+          <w:rPr>
+            <w:noProof/>
+          </w:rPr>
+        </w:r>
+        <w:r>
+          <w:rPr>
+            <w:noProof/>
+          </w:rPr>
+          <w:fldChar w:fldCharType="separate"/>
+        </w:r>
+        <w:r>
+          <w:rPr>
+            <w:noProof/>
+          </w:rPr>
+          <w:t>43</w:t>
+        </w:r>
+        <w:r>
+          <w:rPr>
+            <w:noProof/>
+          </w:rPr>
+          <w:fldChar w:fldCharType="end"/>
+        </w:r>
+      </w:hyperlink>
+    </w:p>
+    <w:p>
+      <w:pPr>
+        <w:pStyle w:val="TOC2"/>
+        <w:tabs>
+          <w:tab w:val="right" w:leader="dot" w:pos="9628"/>
+        </w:tabs>
+        <w:rPr>
+          <w:rFonts w:asciiTheme="minorHAnsi" w:eastAsiaTheme="minorEastAsia" w:hAnsiTheme="minorHAnsi" w:cstheme="minorBidi"/>
+          <w:noProof/>
+          <w:kern w:val="2"/>
+          <w:sz w:val="24"/>
+          <w:szCs w:val="24"/>
+          <w:lang w:val="en-UA"/>
+          <w14:ligatures w14:val="standardContextual"/>
+        </w:rPr>
+      </w:pPr>
+      <w:hyperlink w:anchor="_Toc230967169" w:history="1">
+        <w:r>
+          <w:rPr>
+            <w:rStyle w:val="Hyperlink"/>
+            <w:noProof/>
+          </w:rPr>
+          <w:t>2.2.3 Фізичний рівень – реалізація у СКБД SQLite</w:t>
+        </w:r>
+        <w:r>
+          <w:rPr>
+            <w:noProof/>
+          </w:rPr>
+          <w:tab/>
+        </w:r>
+        <w:r>
+          <w:rPr>
+            <w:noProof/>
+          </w:rPr>
+          <w:fldChar w:fldCharType="begin"/>
+        </w:r>
+        <w:r>
+          <w:rPr>
+            <w:noProof/>
+          </w:rPr>
+          <w:instrText xml:space="preserve"> PAGEREF _Toc230967169 \h </w:instrText>
         </w:r>
         <w:r>
           <w:rPr>
@@ -1891,78 +1958,11 @@
           <w:kern w:val="2"/>
           <w:sz w:val="24"/>
           <w:szCs w:val="24"/>
-          <w:lang w:val="en-US"/>
+          <w:lang w:val="en-UA"/>
           <w14:ligatures w14:val="standardContextual"/>
         </w:rPr>
       </w:pPr>
-      <w:hyperlink w:anchor="_Toc230787927" w:history="1">
-        <w:r>
-          <w:rPr>
-            <w:rStyle w:val="Hyperlink"/>
-            <w:noProof/>
-          </w:rPr>
-          <w:t>2.2.3 Фізичний рівень – реалізація у СКБД SQLite</w:t>
-        </w:r>
-        <w:r>
-          <w:rPr>
-            <w:noProof/>
-          </w:rPr>
-          <w:tab/>
-        </w:r>
-        <w:r>
-          <w:rPr>
-            <w:noProof/>
-          </w:rPr>
-          <w:fldChar w:fldCharType="begin"/>
-        </w:r>
-        <w:r>
-          <w:rPr>
-            <w:noProof/>
-          </w:rPr>
-          <w:instrText xml:space="preserve"> PAGEREF _Toc230787927 \h </w:instrText>
-        </w:r>
-        <w:r>
-          <w:rPr>
-            <w:noProof/>
-          </w:rPr>
-        </w:r>
-        <w:r>
-          <w:rPr>
-            <w:noProof/>
-          </w:rPr>
-          <w:fldChar w:fldCharType="separate"/>
-        </w:r>
-        <w:r>
-          <w:rPr>
-            <w:noProof/>
-          </w:rPr>
-          <w:t>49</w:t>
-        </w:r>
-        <w:r>
-          <w:rPr>
-            <w:noProof/>
-          </w:rPr>
-          <w:fldChar w:fldCharType="end"/>
-        </w:r>
-      </w:hyperlink>
-    </w:p>
-    <w:p>
-      <w:pPr>
-        <w:pStyle w:val="TOC2"/>
-        <w:tabs>
-          <w:tab w:val="right" w:leader="dot" w:pos="9628"/>
-        </w:tabs>
-        <w:rPr>
-          <w:rFonts w:asciiTheme="minorHAnsi" w:eastAsiaTheme="minorEastAsia" w:hAnsiTheme="minorHAnsi" w:cstheme="minorBidi"/>
-          <w:noProof/>
-          <w:kern w:val="2"/>
-          <w:sz w:val="24"/>
-          <w:szCs w:val="24"/>
-          <w:lang w:val="en-US"/>
-          <w14:ligatures w14:val="standardContextual"/>
-        </w:rPr>
-      </w:pPr>
-      <w:hyperlink w:anchor="_Toc230787928" w:history="1">
+      <w:hyperlink w:anchor="_Toc230967170" w:history="1">
         <w:r>
           <w:rPr>
             <w:rStyle w:val="Hyperlink"/>
@@ -1986,7 +1986,7 @@
           <w:rPr>
             <w:noProof/>
           </w:rPr>
-          <w:instrText xml:space="preserve"> PAGEREF _Toc230787928 \h </w:instrText>
+          <w:instrText xml:space="preserve"> PAGEREF _Toc230967170 \h </w:instrText>
         </w:r>
         <w:r>
           <w:rPr>
@@ -2003,7 +2003,7 @@
           <w:rPr>
             <w:noProof/>
           </w:rPr>
-          <w:t>51</w:t>
+          <w:t>48</w:t>
         </w:r>
         <w:r>
           <w:rPr>
@@ -2025,11 +2025,11 @@
           <w:kern w:val="2"/>
           <w:sz w:val="24"/>
           <w:szCs w:val="24"/>
-          <w:lang w:val="en-US"/>
+          <w:lang w:val="en-UA"/>
           <w14:ligatures w14:val="standardContextual"/>
         </w:rPr>
       </w:pPr>
-      <w:hyperlink w:anchor="_Toc230787929" w:history="1">
+      <w:hyperlink w:anchor="_Toc230967171" w:history="1">
         <w:r>
           <w:rPr>
             <w:rStyle w:val="Hyperlink"/>
@@ -2068,7 +2068,7 @@
           <w:rPr>
             <w:noProof/>
           </w:rPr>
-          <w:instrText xml:space="preserve"> PAGEREF _Toc230787929 \h </w:instrText>
+          <w:instrText xml:space="preserve"> PAGEREF _Toc230967171 \h </w:instrText>
         </w:r>
         <w:r>
           <w:rPr>
@@ -2085,7 +2085,7 @@
           <w:rPr>
             <w:noProof/>
           </w:rPr>
-          <w:t>53</w:t>
+          <w:t>50</w:t>
         </w:r>
         <w:r>
           <w:rPr>
@@ -2104,11 +2104,11 @@
           <w:kern w:val="2"/>
           <w:sz w:val="24"/>
           <w:szCs w:val="24"/>
-          <w:lang w:val="en-US"/>
+          <w:lang w:val="en-UA"/>
           <w14:ligatures w14:val="standardContextual"/>
         </w:rPr>
       </w:pPr>
-      <w:hyperlink w:anchor="_Toc230787930" w:history="1">
+      <w:hyperlink w:anchor="_Toc230967172" w:history="1">
         <w:r>
           <w:rPr>
             <w:rStyle w:val="Hyperlink"/>
@@ -2132,7 +2132,7 @@
           <w:rPr>
             <w:noProof/>
           </w:rPr>
-          <w:instrText xml:space="preserve"> PAGEREF _Toc230787930 \h </w:instrText>
+          <w:instrText xml:space="preserve"> PAGEREF _Toc230967172 \h </w:instrText>
         </w:r>
         <w:r>
           <w:rPr>
@@ -2149,7 +2149,7 @@
           <w:rPr>
             <w:noProof/>
           </w:rPr>
-          <w:t>54</w:t>
+          <w:t>51</w:t>
         </w:r>
         <w:r>
           <w:rPr>
@@ -2171,11 +2171,11 @@
           <w:kern w:val="2"/>
           <w:sz w:val="24"/>
           <w:szCs w:val="24"/>
-          <w:lang w:val="en-US"/>
+          <w:lang w:val="en-UA"/>
           <w14:ligatures w14:val="standardContextual"/>
         </w:rPr>
       </w:pPr>
-      <w:hyperlink w:anchor="_Toc230787931" w:history="1">
+      <w:hyperlink w:anchor="_Toc230967173" w:history="1">
         <w:r>
           <w:rPr>
             <w:rStyle w:val="Hyperlink"/>
@@ -2199,7 +2199,7 @@
           <w:rPr>
             <w:noProof/>
           </w:rPr>
-          <w:instrText xml:space="preserve"> PAGEREF _Toc230787931 \h </w:instrText>
+          <w:instrText xml:space="preserve"> PAGEREF _Toc230967173 \h </w:instrText>
         </w:r>
         <w:r>
           <w:rPr>
@@ -2216,7 +2216,7 @@
           <w:rPr>
             <w:noProof/>
           </w:rPr>
-          <w:t>54</w:t>
+          <w:t>51</w:t>
         </w:r>
         <w:r>
           <w:rPr>
@@ -2238,11 +2238,11 @@
           <w:kern w:val="2"/>
           <w:sz w:val="24"/>
           <w:szCs w:val="24"/>
-          <w:lang w:val="en-US"/>
+          <w:lang w:val="en-UA"/>
           <w14:ligatures w14:val="standardContextual"/>
         </w:rPr>
       </w:pPr>
-      <w:hyperlink w:anchor="_Toc230787932" w:history="1">
+      <w:hyperlink w:anchor="_Toc230967174" w:history="1">
         <w:r>
           <w:rPr>
             <w:rStyle w:val="Hyperlink"/>
@@ -2289,7 +2289,7 @@
           <w:rPr>
             <w:noProof/>
           </w:rPr>
-          <w:instrText xml:space="preserve"> PAGEREF _Toc230787932 \h </w:instrText>
+          <w:instrText xml:space="preserve"> PAGEREF _Toc230967174 \h </w:instrText>
         </w:r>
         <w:r>
           <w:rPr>
@@ -2306,7 +2306,7 @@
           <w:rPr>
             <w:noProof/>
           </w:rPr>
-          <w:t>55</w:t>
+          <w:t>52</w:t>
         </w:r>
         <w:r>
           <w:rPr>
@@ -2328,11 +2328,11 @@
           <w:kern w:val="2"/>
           <w:sz w:val="24"/>
           <w:szCs w:val="24"/>
-          <w:lang w:val="en-US"/>
+          <w:lang w:val="en-UA"/>
           <w14:ligatures w14:val="standardContextual"/>
         </w:rPr>
       </w:pPr>
-      <w:hyperlink w:anchor="_Toc230787933" w:history="1">
+      <w:hyperlink w:anchor="_Toc230967175" w:history="1">
         <w:r>
           <w:rPr>
             <w:rStyle w:val="Hyperlink"/>
@@ -2364,7 +2364,7 @@
           <w:rPr>
             <w:noProof/>
           </w:rPr>
-          <w:instrText xml:space="preserve"> PAGEREF _Toc230787933 \h </w:instrText>
+          <w:instrText xml:space="preserve"> PAGEREF _Toc230967175 \h </w:instrText>
         </w:r>
         <w:r>
           <w:rPr>
@@ -2381,7 +2381,7 @@
           <w:rPr>
             <w:noProof/>
           </w:rPr>
-          <w:t>56</w:t>
+          <w:t>53</w:t>
         </w:r>
         <w:r>
           <w:rPr>
@@ -2403,11 +2403,11 @@
           <w:kern w:val="2"/>
           <w:sz w:val="24"/>
           <w:szCs w:val="24"/>
-          <w:lang w:val="en-US"/>
+          <w:lang w:val="en-UA"/>
           <w14:ligatures w14:val="standardContextual"/>
         </w:rPr>
       </w:pPr>
-      <w:hyperlink w:anchor="_Toc230787934" w:history="1">
+      <w:hyperlink w:anchor="_Toc230967176" w:history="1">
         <w:r>
           <w:rPr>
             <w:rStyle w:val="Hyperlink"/>
@@ -2454,7 +2454,75 @@
           <w:rPr>
             <w:noProof/>
           </w:rPr>
-          <w:instrText xml:space="preserve"> PAGEREF _Toc230787934 \h </w:instrText>
+          <w:instrText xml:space="preserve"> PAGEREF _Toc230967176 \h </w:instrText>
+        </w:r>
+        <w:r>
+          <w:rPr>
+            <w:noProof/>
+          </w:rPr>
+        </w:r>
+        <w:r>
+          <w:rPr>
+            <w:noProof/>
+          </w:rPr>
+          <w:fldChar w:fldCharType="separate"/>
+        </w:r>
+        <w:r>
+          <w:rPr>
+            <w:noProof/>
+          </w:rPr>
+          <w:t>56</w:t>
+        </w:r>
+        <w:r>
+          <w:rPr>
+            <w:noProof/>
+          </w:rPr>
+          <w:fldChar w:fldCharType="end"/>
+        </w:r>
+      </w:hyperlink>
+    </w:p>
+    <w:p>
+      <w:pPr>
+        <w:pStyle w:val="TOC2"/>
+        <w:tabs>
+          <w:tab w:val="right" w:leader="dot" w:pos="9628"/>
+        </w:tabs>
+        <w:rPr>
+          <w:rFonts w:asciiTheme="minorHAnsi" w:eastAsiaTheme="minorEastAsia" w:hAnsiTheme="minorHAnsi" w:cstheme="minorBidi"/>
+          <w:noProof/>
+          <w:kern w:val="2"/>
+          <w:sz w:val="24"/>
+          <w:szCs w:val="24"/>
+          <w:lang w:val="en-UA"/>
+          <w14:ligatures w14:val="standardContextual"/>
+        </w:rPr>
+      </w:pPr>
+      <w:hyperlink w:anchor="_Toc230967177" w:history="1">
+        <w:r>
+          <w:rPr>
+            <w:rStyle w:val="Hyperlink"/>
+            <w:noProof/>
+            <w:lang w:val="ru-RU"/>
+          </w:rPr>
+          <w:t>3.5 Інструкція програміста</w:t>
+        </w:r>
+        <w:r>
+          <w:rPr>
+            <w:noProof/>
+          </w:rPr>
+          <w:tab/>
+        </w:r>
+        <w:r>
+          <w:rPr>
+            <w:noProof/>
+          </w:rPr>
+          <w:fldChar w:fldCharType="begin"/>
+        </w:r>
+        <w:r>
+          <w:rPr>
+            <w:noProof/>
+          </w:rPr>
+          <w:instrText xml:space="preserve"> PAGEREF _Toc230967177 \h </w:instrText>
         </w:r>
         <w:r>
           <w:rPr>
@@ -2493,79 +2561,11 @@
           <w:kern w:val="2"/>
           <w:sz w:val="24"/>
           <w:szCs w:val="24"/>
-          <w:lang w:val="en-US"/>
+          <w:lang w:val="en-UA"/>
           <w14:ligatures w14:val="standardContextual"/>
         </w:rPr>
       </w:pPr>
-      <w:hyperlink w:anchor="_Toc230787935" w:history="1">
-        <w:r>
-          <w:rPr>
-            <w:rStyle w:val="Hyperlink"/>
-            <w:noProof/>
-            <w:lang w:val="ru-RU"/>
-          </w:rPr>
-          <w:t>3.5 Інструкція програміста</w:t>
-        </w:r>
-        <w:r>
-          <w:rPr>
-            <w:noProof/>
-          </w:rPr>
-          <w:tab/>
-        </w:r>
-        <w:r>
-          <w:rPr>
-            <w:noProof/>
-          </w:rPr>
-          <w:fldChar w:fldCharType="begin"/>
-        </w:r>
-        <w:r>
-          <w:rPr>
-            <w:noProof/>
-          </w:rPr>
-          <w:instrText xml:space="preserve"> PAGEREF _Toc230787935 \h </w:instrText>
-        </w:r>
-        <w:r>
-          <w:rPr>
-            <w:noProof/>
-          </w:rPr>
-        </w:r>
-        <w:r>
-          <w:rPr>
-            <w:noProof/>
-          </w:rPr>
-          <w:fldChar w:fldCharType="separate"/>
-        </w:r>
-        <w:r>
-          <w:rPr>
-            <w:noProof/>
-          </w:rPr>
-          <w:t>63</w:t>
-        </w:r>
-        <w:r>
-          <w:rPr>
-            <w:noProof/>
-          </w:rPr>
-          <w:fldChar w:fldCharType="end"/>
-        </w:r>
-      </w:hyperlink>
-    </w:p>
-    <w:p>
-      <w:pPr>
-        <w:pStyle w:val="TOC2"/>
-        <w:tabs>
-          <w:tab w:val="right" w:leader="dot" w:pos="9628"/>
-        </w:tabs>
-        <w:rPr>
-          <w:rFonts w:asciiTheme="minorHAnsi" w:eastAsiaTheme="minorEastAsia" w:hAnsiTheme="minorHAnsi" w:cstheme="minorBidi"/>
-          <w:noProof/>
-          <w:kern w:val="2"/>
-          <w:sz w:val="24"/>
-          <w:szCs w:val="24"/>
-          <w:lang w:val="en-US"/>
-          <w14:ligatures w14:val="standardContextual"/>
-        </w:rPr>
-      </w:pPr>
-      <w:hyperlink w:anchor="_Toc230787936" w:history="1">
+      <w:hyperlink w:anchor="_Toc230967178" w:history="1">
         <w:r>
           <w:rPr>
             <w:rStyle w:val="Hyperlink"/>
@@ -2597,7 +2597,7 @@
           <w:rPr>
             <w:noProof/>
           </w:rPr>
-          <w:instrText xml:space="preserve"> PAGEREF _Toc230787936 \h </w:instrText>
+          <w:instrText xml:space="preserve"> PAGEREF _Toc230967178 \h </w:instrText>
         </w:r>
         <w:r>
           <w:rPr>
@@ -2614,7 +2614,7 @@
           <w:rPr>
             <w:noProof/>
           </w:rPr>
-          <w:t>64</w:t>
+          <w:t>60</w:t>
         </w:r>
         <w:r>
           <w:rPr>
@@ -2636,11 +2636,11 @@
           <w:kern w:val="2"/>
           <w:sz w:val="24"/>
           <w:szCs w:val="24"/>
-          <w:lang w:val="en-US"/>
+          <w:lang w:val="en-UA"/>
           <w14:ligatures w14:val="standardContextual"/>
         </w:rPr>
       </w:pPr>
-      <w:hyperlink w:anchor="_Toc230787937" w:history="1">
+      <w:hyperlink w:anchor="_Toc230967179" w:history="1">
         <w:r>
           <w:rPr>
             <w:rStyle w:val="Hyperlink"/>
@@ -2672,7 +2672,74 @@
           <w:rPr>
             <w:noProof/>
           </w:rPr>
-          <w:instrText xml:space="preserve"> PAGEREF _Toc230787937 \h </w:instrText>
+          <w:instrText xml:space="preserve"> PAGEREF _Toc230967179 \h </w:instrText>
+        </w:r>
+        <w:r>
+          <w:rPr>
+            <w:noProof/>
+          </w:rPr>
+        </w:r>
+        <w:r>
+          <w:rPr>
+            <w:noProof/>
+          </w:rPr>
+          <w:fldChar w:fldCharType="separate"/>
+        </w:r>
+        <w:r>
+          <w:rPr>
+            <w:noProof/>
+          </w:rPr>
+          <w:t>65</w:t>
+        </w:r>
+        <w:r>
+          <w:rPr>
+            <w:noProof/>
+          </w:rPr>
+          <w:fldChar w:fldCharType="end"/>
+        </w:r>
+      </w:hyperlink>
+    </w:p>
+    <w:p>
+      <w:pPr>
+        <w:pStyle w:val="TOC2"/>
+        <w:tabs>
+          <w:tab w:val="right" w:leader="dot" w:pos="9628"/>
+        </w:tabs>
+        <w:rPr>
+          <w:rFonts w:asciiTheme="minorHAnsi" w:eastAsiaTheme="minorEastAsia" w:hAnsiTheme="minorHAnsi" w:cstheme="minorBidi"/>
+          <w:noProof/>
+          <w:kern w:val="2"/>
+          <w:sz w:val="24"/>
+          <w:szCs w:val="24"/>
+          <w:lang w:val="en-UA"/>
+          <w14:ligatures w14:val="standardContextual"/>
+        </w:rPr>
+      </w:pPr>
+      <w:hyperlink w:anchor="_Toc230967180" w:history="1">
+        <w:r>
+          <w:rPr>
+            <w:rStyle w:val="Hyperlink"/>
+            <w:noProof/>
+          </w:rPr>
+          <w:t>3.8 Висновки за розрахунковим розділом</w:t>
+        </w:r>
+        <w:r>
+          <w:rPr>
+            <w:noProof/>
+          </w:rPr>
+          <w:tab/>
+        </w:r>
+        <w:r>
+          <w:rPr>
+            <w:noProof/>
+          </w:rPr>
+          <w:fldChar w:fldCharType="begin"/>
+        </w:r>
+        <w:r>
+          <w:rPr>
+            <w:noProof/>
+          </w:rPr>
+          <w:instrText xml:space="preserve"> PAGEREF _Toc230967180 \h </w:instrText>
         </w:r>
         <w:r>
           <w:rPr>
@@ -2701,85 +2768,18 @@
     </w:p>
     <w:p>
       <w:pPr>
-        <w:pStyle w:val="TOC2"/>
-        <w:tabs>
-          <w:tab w:val="right" w:leader="dot" w:pos="9628"/>
-        </w:tabs>
+        <w:pStyle w:val="TOC1"/>
         <w:rPr>
           <w:rFonts w:asciiTheme="minorHAnsi" w:eastAsiaTheme="minorEastAsia" w:hAnsiTheme="minorHAnsi" w:cstheme="minorBidi"/>
           <w:noProof/>
           <w:kern w:val="2"/>
           <w:sz w:val="24"/>
           <w:szCs w:val="24"/>
-          <w:lang w:val="en-US"/>
+          <w:lang w:val="en-UA"/>
           <w14:ligatures w14:val="standardContextual"/>
         </w:rPr>
       </w:pPr>
-      <w:hyperlink w:anchor="_Toc230787938" w:history="1">
-        <w:r>
-          <w:rPr>
-            <w:rStyle w:val="Hyperlink"/>
-            <w:noProof/>
-          </w:rPr>
-          <w:t>3.8 Висновки за розрахунковим розділом</w:t>
-        </w:r>
-        <w:r>
-          <w:rPr>
-            <w:noProof/>
-          </w:rPr>
-          <w:tab/>
-        </w:r>
-        <w:r>
-          <w:rPr>
-            <w:noProof/>
-          </w:rPr>
-          <w:fldChar w:fldCharType="begin"/>
-        </w:r>
-        <w:r>
-          <w:rPr>
-            <w:noProof/>
-          </w:rPr>
-          <w:instrText xml:space="preserve"> PAGEREF _Toc230787938 \h </w:instrText>
-        </w:r>
-        <w:r>
-          <w:rPr>
-            <w:noProof/>
-          </w:rPr>
-        </w:r>
-        <w:r>
-          <w:rPr>
-            <w:noProof/>
-          </w:rPr>
-          <w:fldChar w:fldCharType="separate"/>
-        </w:r>
-        <w:r>
-          <w:rPr>
-            <w:noProof/>
-          </w:rPr>
-          <w:t>72</w:t>
-        </w:r>
-        <w:r>
-          <w:rPr>
-            <w:noProof/>
-          </w:rPr>
-          <w:fldChar w:fldCharType="end"/>
-        </w:r>
-      </w:hyperlink>
-    </w:p>
-    <w:p>
-      <w:pPr>
-        <w:pStyle w:val="TOC1"/>
-        <w:rPr>
-          <w:rFonts w:asciiTheme="minorHAnsi" w:eastAsiaTheme="minorEastAsia" w:hAnsiTheme="minorHAnsi" w:cstheme="minorBidi"/>
-          <w:noProof/>
-          <w:kern w:val="2"/>
-          <w:sz w:val="24"/>
-          <w:szCs w:val="24"/>
-          <w:lang w:val="en-US"/>
-          <w14:ligatures w14:val="standardContextual"/>
-        </w:rPr>
-      </w:pPr>
-      <w:hyperlink w:anchor="_Toc230787939" w:history="1">
+      <w:hyperlink w:anchor="_Toc230967181" w:history="1">
         <w:r>
           <w:rPr>
             <w:rStyle w:val="Hyperlink"/>
@@ -2803,7 +2803,7 @@
           <w:rPr>
             <w:noProof/>
           </w:rPr>
-          <w:instrText xml:space="preserve"> PAGEREF _Toc230787939 \h </w:instrText>
+          <w:instrText xml:space="preserve"> PAGEREF _Toc230967181 \h </w:instrText>
         </w:r>
         <w:r>
           <w:rPr>
@@ -2820,7 +2820,7 @@
           <w:rPr>
             <w:noProof/>
           </w:rPr>
-          <w:t>73</w:t>
+          <w:t>70</w:t>
         </w:r>
         <w:r>
           <w:rPr>
@@ -2839,11 +2839,11 @@
           <w:kern w:val="2"/>
           <w:sz w:val="24"/>
           <w:szCs w:val="24"/>
-          <w:lang w:val="en-US"/>
+          <w:lang w:val="en-UA"/>
           <w14:ligatures w14:val="standardContextual"/>
         </w:rPr>
       </w:pPr>
-      <w:hyperlink w:anchor="_Toc230787940" w:history="1">
+      <w:hyperlink w:anchor="_Toc230967182" w:history="1">
         <w:r>
           <w:rPr>
             <w:rStyle w:val="Hyperlink"/>
@@ -2867,7 +2867,7 @@
           <w:rPr>
             <w:noProof/>
           </w:rPr>
-          <w:instrText xml:space="preserve"> PAGEREF _Toc230787940 \h </w:instrText>
+          <w:instrText xml:space="preserve"> PAGEREF _Toc230967182 \h </w:instrText>
         </w:r>
         <w:r>
           <w:rPr>
@@ -2884,7 +2884,72 @@
           <w:rPr>
             <w:noProof/>
           </w:rPr>
-          <w:t>77</w:t>
+          <w:t>74</w:t>
+        </w:r>
+        <w:r>
+          <w:rPr>
+            <w:noProof/>
+          </w:rPr>
+          <w:fldChar w:fldCharType="end"/>
+        </w:r>
+      </w:hyperlink>
+    </w:p>
+    <w:p>
+      <w:pPr>
+        <w:pStyle w:val="TOC1"/>
+        <w:rPr>
+          <w:rFonts w:asciiTheme="minorHAnsi" w:eastAsiaTheme="minorEastAsia" w:hAnsiTheme="minorHAnsi" w:cstheme="minorBidi"/>
+          <w:noProof/>
+          <w:kern w:val="2"/>
+          <w:sz w:val="24"/>
+          <w:szCs w:val="24"/>
+          <w:lang w:val="en-UA"/>
+          <w14:ligatures w14:val="standardContextual"/>
+        </w:rPr>
+      </w:pPr>
+      <w:hyperlink w:anchor="_Toc230967183" w:history="1">
+        <w:r>
+          <w:rPr>
+            <w:rStyle w:val="Hyperlink"/>
+            <w:noProof/>
+            <w:lang w:val="ru-RU"/>
+          </w:rPr>
+          <w:t>ДОДАТОК А</w:t>
+        </w:r>
+        <w:r>
+          <w:rPr>
+            <w:noProof/>
+          </w:rPr>
+          <w:tab/>
+        </w:r>
+        <w:r>
+          <w:rPr>
+            <w:noProof/>
+          </w:rPr>
+          <w:fldChar w:fldCharType="begin"/>
+        </w:r>
+        <w:r>
+          <w:rPr>
+            <w:noProof/>
+          </w:rPr>
+          <w:instrText xml:space="preserve"> PAGEREF _Toc230967183 \h </w:instrText>
+        </w:r>
+        <w:r>
+          <w:rPr>
+            <w:noProof/>
+          </w:rPr>
+        </w:r>
+        <w:r>
+          <w:rPr>
+            <w:noProof/>
+          </w:rPr>
+          <w:fldChar w:fldCharType="separate"/>
+        </w:r>
+        <w:r>
+          <w:rPr>
+            <w:noProof/>
+          </w:rPr>
+          <w:t>75</w:t>
         </w:r>
         <w:r>
           <w:rPr>
@@ -2933,7 +2998,7 @@
           <w:szCs w:val="28"/>
         </w:rPr>
       </w:pPr>
-      <w:bookmarkStart w:id="2" w:name="_Toc230787907"/>
+      <w:bookmarkStart w:id="2" w:name="_Toc230967149"/>
       <w:r>
         <w:rPr>
           <w:szCs w:val="28"/>
@@ -3181,7 +3246,7 @@
         </w:rPr>
       </w:pPr>
       <w:bookmarkStart w:id="3" w:name="__RefHeading___Toc3107_3140409300"/>
-      <w:bookmarkStart w:id="4" w:name="_Toc230787908"/>
+      <w:bookmarkStart w:id="4" w:name="_Toc230967150"/>
       <w:r>
         <w:rPr>
           <w:szCs w:val="28"/>
@@ -3473,7 +3538,7 @@
         <w:pageBreakBefore/>
       </w:pPr>
       <w:bookmarkStart w:id="5" w:name="__RefHeading___Toc1051_864477561"/>
-      <w:bookmarkStart w:id="6" w:name="_Toc230787909"/>
+      <w:bookmarkStart w:id="6" w:name="_Toc230967151"/>
       <w:r>
         <w:lastRenderedPageBreak/>
         <w:t xml:space="preserve">1 </w:t>
@@ -3489,7 +3554,7 @@
         <w:pStyle w:val="Heading2"/>
       </w:pPr>
       <w:bookmarkStart w:id="7" w:name="__RefHeading___Toc1053_864477561"/>
-      <w:bookmarkStart w:id="8" w:name="_Toc230787910"/>
+      <w:bookmarkStart w:id="8" w:name="_Toc230967152"/>
       <w:r>
         <w:t>1.</w:t>
       </w:r>
@@ -4496,7 +4561,7 @@
       <w:pPr>
         <w:pStyle w:val="Heading2"/>
       </w:pPr>
-      <w:bookmarkStart w:id="10" w:name="_Toc230787911"/>
+      <w:bookmarkStart w:id="10" w:name="_Toc230967153"/>
       <w:r>
         <w:t>1.</w:t>
       </w:r>
@@ -4883,11 +4948,26 @@
     </w:p>
     <w:p>
       <w:pPr>
+        <w:spacing w:before="0" w:after="0" w:line="240" w:lineRule="auto"/>
+        <w:jc w:val="left"/>
+        <w:rPr>
+          <w:rFonts w:eastAsia="Times New Roman"/>
+          <w:kern w:val="0"/>
+          <w:szCs w:val="32"/>
+        </w:rPr>
+      </w:pPr>
+      <w:bookmarkStart w:id="11" w:name="__RefHeading___Toc1055_864477561"/>
+      <w:bookmarkStart w:id="12" w:name="_Toc230967154"/>
+      <w:r>
+        <w:br w:type="page"/>
+      </w:r>
+    </w:p>
+    <w:p>
+      <w:pPr>
         <w:pStyle w:val="Heading2"/>
       </w:pPr>
-      <w:bookmarkStart w:id="11" w:name="__RefHeading___Toc1055_864477561"/>
-      <w:bookmarkStart w:id="12" w:name="_Toc230787912"/>
-      <w:r>
+      <w:r>
+        <w:lastRenderedPageBreak/>
         <w:t>1.</w:t>
       </w:r>
       <w:r>
@@ -5545,7 +5625,11 @@
       </w:r>
       <w:proofErr w:type="spellStart"/>
       <w:r>
-        <w:t>branch-and-cut</w:t>
+        <w:t>branch-and-</w:t>
+      </w:r>
+      <w:r>
+        <w:lastRenderedPageBreak/>
+        <w:t>cut</w:t>
       </w:r>
       <w:proofErr w:type="spellEnd"/>
       <w:r>
@@ -5557,7 +5641,6 @@
         <w:pStyle w:val="NormalText"/>
       </w:pPr>
       <w:r>
-        <w:lastRenderedPageBreak/>
         <w:t xml:space="preserve">Детальний аналіз </w:t>
       </w:r>
       <w:proofErr w:type="spellStart"/>
@@ -5700,7 +5783,7 @@
       <w:pPr>
         <w:pStyle w:val="Heading2"/>
       </w:pPr>
-      <w:bookmarkStart w:id="13" w:name="_Toc230787913"/>
+      <w:bookmarkStart w:id="13" w:name="_Toc230967155"/>
       <w:r>
         <w:rPr>
           <w:lang w:val="ru-RU"/>
@@ -5755,9 +5838,6 @@
     <w:p>
       <w:pPr>
         <w:pStyle w:val="NormalText"/>
-        <w:rPr>
-          <w:lang w:val="en-US"/>
-        </w:rPr>
       </w:pPr>
       <w:r>
         <w:t xml:space="preserve">Як </w:t>
@@ -5785,6 +5865,18 @@
       </w:r>
       <w:r>
         <w:t xml:space="preserve"> сумарних витрат, що складаються з часу переїздів та кількості задіяних транспортних засобів.</w:t>
+      </w:r>
+      <w:r>
+        <w:rPr>
+          <w:lang w:val="en-US"/>
+        </w:rPr>
+        <w:t xml:space="preserve"> </w:t>
+      </w:r>
+      <w:r>
+        <w:t>Визначення цільової функції наведено в формулі (1.2)</w:t>
+      </w:r>
+      <w:r>
+        <w:t>.</w:t>
       </w:r>
     </w:p>
     <w:p>
@@ -6151,6 +6243,7 @@
         <w:rPr>
           <w:lang w:val="ru-RU"/>
         </w:rPr>
+        <w:lastRenderedPageBreak/>
         <w:t>д</w:t>
       </w:r>
       <w:r>
@@ -6314,7 +6407,6 @@
         </w:rPr>
       </w:pPr>
       <w:r>
-        <w:lastRenderedPageBreak/>
         <w:t xml:space="preserve">     </w:t>
       </w:r>
       <m:oMath>
@@ -6605,7 +6697,7 @@
         <w:pStyle w:val="Heading2"/>
       </w:pPr>
       <w:bookmarkStart w:id="14" w:name="__RefHeading___Toc1057_864477561"/>
-      <w:bookmarkStart w:id="15" w:name="_Toc230787914"/>
+      <w:bookmarkStart w:id="15" w:name="_Toc230967156"/>
       <w:r>
         <w:t>1.</w:t>
       </w:r>
@@ -6664,7 +6756,7 @@
         <w:pStyle w:val="Heading1"/>
         <w:pageBreakBefore/>
       </w:pPr>
-      <w:bookmarkStart w:id="16" w:name="_Toc230787915"/>
+      <w:bookmarkStart w:id="16" w:name="_Toc230967157"/>
       <w:r>
         <w:lastRenderedPageBreak/>
         <w:t>2</w:t>
@@ -6681,7 +6773,7 @@
       <w:pPr>
         <w:pStyle w:val="Heading2"/>
       </w:pPr>
-      <w:bookmarkStart w:id="17" w:name="_Toc230787916"/>
+      <w:bookmarkStart w:id="17" w:name="_Toc230967158"/>
       <w:r>
         <w:t>2.1 Проєктування розроблюваної інформаційної системи</w:t>
       </w:r>
@@ -8725,7 +8817,7 @@
           <w:lang w:val="ru-RU"/>
         </w:rPr>
       </w:pPr>
-      <w:bookmarkStart w:id="18" w:name="_Toc230787917"/>
+      <w:bookmarkStart w:id="18" w:name="_Toc230967159"/>
       <w:r>
         <w:rPr>
           <w:lang w:val="ru-RU"/>
@@ -12082,7 +12174,7 @@
       <w:pPr>
         <w:pStyle w:val="Heading2"/>
       </w:pPr>
-      <w:bookmarkStart w:id="19" w:name="_Toc230787918"/>
+      <w:bookmarkStart w:id="19" w:name="_Toc230967160"/>
       <w:r>
         <w:rPr>
           <w:lang w:val="ru-RU"/>
@@ -13278,7 +13370,7 @@
       <w:pPr>
         <w:pStyle w:val="Heading2"/>
       </w:pPr>
-      <w:bookmarkStart w:id="20" w:name="_Toc230787919"/>
+      <w:bookmarkStart w:id="20" w:name="_Toc230967161"/>
       <w:r>
         <w:t>2.1.</w:t>
       </w:r>
@@ -14524,7 +14616,7 @@
         </w:rPr>
         <w:lastRenderedPageBreak/>
         <w:drawing>
-          <wp:inline distT="0" distB="0" distL="0" distR="0" wp14:anchorId="52FEBFB2" wp14:editId="5CE08C3E">
+          <wp:inline distT="0" distB="0" distL="0" distR="0" wp14:anchorId="52FEBFB2" wp14:editId="6395A635">
             <wp:extent cx="6120130" cy="5419041"/>
             <wp:effectExtent l="0" t="0" r="1270" b="4445"/>
             <wp:docPr id="4" name="Picture 4"/>
@@ -15310,7 +15402,7 @@
       <w:pPr>
         <w:pStyle w:val="Heading2"/>
       </w:pPr>
-      <w:bookmarkStart w:id="21" w:name="_Toc230787920"/>
+      <w:bookmarkStart w:id="21" w:name="_Toc230967162"/>
       <w:r>
         <w:rPr>
           <w:lang w:val="en-US"/>
@@ -19219,7 +19311,7 @@
           <w:lang w:val="en-US"/>
         </w:rPr>
       </w:pPr>
-      <w:bookmarkStart w:id="22" w:name="_Toc230787921"/>
+      <w:bookmarkStart w:id="22" w:name="_Toc230967163"/>
       <w:r>
         <w:rPr>
           <w:lang w:val="en-US"/>
@@ -20274,7 +20366,7 @@
           <w:lang w:val="en-US"/>
         </w:rPr>
         <w:drawing>
-          <wp:inline distT="0" distB="0" distL="0" distR="0" wp14:anchorId="0FACC838" wp14:editId="088E79BA">
+          <wp:inline distT="0" distB="0" distL="0" distR="0" wp14:anchorId="0FACC838" wp14:editId="55456DE4">
             <wp:extent cx="5823517" cy="7041221"/>
             <wp:effectExtent l="0" t="0" r="6350" b="0"/>
             <wp:docPr id="9" name="Picture 9"/>
@@ -21075,7 +21167,7 @@
       <w:pPr>
         <w:pStyle w:val="Heading2"/>
       </w:pPr>
-      <w:bookmarkStart w:id="23" w:name="_Toc230787922"/>
+      <w:bookmarkStart w:id="23" w:name="_Toc230967164"/>
       <w:r>
         <w:t>2.1.6 Поведінкова модель – оптимізація багатьох ТЗ</w:t>
       </w:r>
@@ -21308,7 +21400,7 @@
         </w:rPr>
         <w:lastRenderedPageBreak/>
         <w:drawing>
-          <wp:inline distT="0" distB="0" distL="0" distR="0" wp14:anchorId="4A4891EC" wp14:editId="29BE6752">
+          <wp:inline distT="0" distB="0" distL="0" distR="0" wp14:anchorId="4A4891EC" wp14:editId="07EAC99E">
             <wp:extent cx="4691184" cy="6447204"/>
             <wp:effectExtent l="0" t="0" r="0" b="4445"/>
             <wp:docPr id="18" name="Picture 18"/>
@@ -22042,7 +22134,7 @@
       <w:pPr>
         <w:pStyle w:val="Heading2"/>
       </w:pPr>
-      <w:bookmarkStart w:id="24" w:name="_Toc230787923"/>
+      <w:bookmarkStart w:id="24" w:name="_Toc230967165"/>
       <w:r>
         <w:t>2.1.7 Динамічна модель – діаграма діял</w:t>
       </w:r>
@@ -22778,7 +22870,7 @@
       <w:pPr>
         <w:pStyle w:val="Heading2"/>
       </w:pPr>
-      <w:bookmarkStart w:id="25" w:name="_Toc230787924"/>
+      <w:bookmarkStart w:id="25" w:name="_Toc230967166"/>
       <w:r>
         <w:lastRenderedPageBreak/>
         <w:t>2.2 Інформаційне забезпечення</w:t>
@@ -22844,7 +22936,7 @@
       <w:pPr>
         <w:pStyle w:val="Heading2"/>
       </w:pPr>
-      <w:bookmarkStart w:id="26" w:name="_Toc230787925"/>
+      <w:bookmarkStart w:id="26" w:name="_Toc230967167"/>
       <w:r>
         <w:t xml:space="preserve">2.2.1 </w:t>
       </w:r>
@@ -23636,7 +23728,7 @@
       <w:pPr>
         <w:pStyle w:val="Heading2"/>
       </w:pPr>
-      <w:bookmarkStart w:id="27" w:name="_Toc230787926"/>
+      <w:bookmarkStart w:id="27" w:name="_Toc230967168"/>
       <w:r>
         <w:t xml:space="preserve">2.2.2 </w:t>
       </w:r>
@@ -24318,7 +24410,7 @@
       <w:pPr>
         <w:pStyle w:val="Heading2"/>
       </w:pPr>
-      <w:bookmarkStart w:id="28" w:name="_Toc230787927"/>
+      <w:bookmarkStart w:id="28" w:name="_Toc230967169"/>
       <w:r>
         <w:t xml:space="preserve">2.2.3 </w:t>
       </w:r>
@@ -24902,7 +24994,7 @@
       <w:pPr>
         <w:pStyle w:val="Heading2"/>
       </w:pPr>
-      <w:bookmarkStart w:id="29" w:name="_Toc230787928"/>
+      <w:bookmarkStart w:id="29" w:name="_Toc230967170"/>
       <w:r>
         <w:t>2.</w:t>
       </w:r>
@@ -27801,7 +27893,7 @@
       <w:pPr>
         <w:pStyle w:val="Heading2"/>
       </w:pPr>
-      <w:bookmarkStart w:id="30" w:name="_Toc230787929"/>
+      <w:bookmarkStart w:id="30" w:name="_Toc230967171"/>
       <w:r>
         <w:t>2.</w:t>
       </w:r>
@@ -27860,7 +27952,7 @@
       <w:pPr>
         <w:pStyle w:val="Heading1"/>
       </w:pPr>
-      <w:bookmarkStart w:id="31" w:name="_Toc230787930"/>
+      <w:bookmarkStart w:id="31" w:name="_Toc230967172"/>
       <w:r>
         <w:lastRenderedPageBreak/>
         <w:t>3 РОЗРАХУНКОВИЙ РОЗДІЛ</w:t>
@@ -27871,7 +27963,7 @@
       <w:pPr>
         <w:pStyle w:val="Heading2"/>
       </w:pPr>
-      <w:bookmarkStart w:id="32" w:name="_Toc230787931"/>
+      <w:bookmarkStart w:id="32" w:name="_Toc230967173"/>
       <w:r>
         <w:t xml:space="preserve">3.1 </w:t>
       </w:r>
@@ -29320,7 +29412,6 @@
           <w:lang w:val="en-US"/>
         </w:rPr>
       </w:pPr>
-      <w:bookmarkStart w:id="33" w:name="_Toc230787932"/>
       <w:r>
         <w:rPr>
           <w:lang w:val="en-US"/>
@@ -29332,6 +29423,7 @@
       <w:pPr>
         <w:pStyle w:val="Heading2"/>
       </w:pPr>
+      <w:bookmarkStart w:id="33" w:name="_Toc230967174"/>
       <w:r>
         <w:rPr>
           <w:lang w:val="en-US"/>
@@ -30758,7 +30850,7 @@
       <w:pPr>
         <w:pStyle w:val="Heading2"/>
       </w:pPr>
-      <w:bookmarkStart w:id="34" w:name="_Toc230787933"/>
+      <w:bookmarkStart w:id="34" w:name="_Toc230967175"/>
       <w:r>
         <w:rPr>
           <w:lang w:val="ru-RU"/>
@@ -35749,7 +35841,7 @@
       <w:pPr>
         <w:pStyle w:val="Heading2"/>
       </w:pPr>
-      <w:bookmarkStart w:id="35" w:name="_Toc230787934"/>
+      <w:bookmarkStart w:id="35" w:name="_Toc230967176"/>
       <w:r>
         <w:t>3.</w:t>
       </w:r>
@@ -36773,7 +36865,7 @@
           <w:lang w:val="ru-RU"/>
         </w:rPr>
       </w:pPr>
-      <w:bookmarkStart w:id="36" w:name="_Toc230787935"/>
+      <w:bookmarkStart w:id="36" w:name="_Toc230967177"/>
       <w:r>
         <w:rPr>
           <w:lang w:val="ru-RU"/>
@@ -38115,7 +38207,7 @@
           <w:lang w:val="en-US"/>
         </w:rPr>
       </w:pPr>
-      <w:bookmarkStart w:id="37" w:name="_Toc230787936"/>
+      <w:bookmarkStart w:id="37" w:name="_Toc230967178"/>
       <w:r>
         <w:rPr>
           <w:lang w:val="en-US"/>
@@ -47961,7 +48053,6 @@
           <w:lang w:val="en-US"/>
         </w:rPr>
       </w:pPr>
-      <w:bookmarkStart w:id="38" w:name="_Toc230787937"/>
       <w:r>
         <w:rPr>
           <w:lang w:val="en-US"/>
@@ -47973,6 +48064,7 @@
       <w:pPr>
         <w:pStyle w:val="Heading2"/>
       </w:pPr>
+      <w:bookmarkStart w:id="38" w:name="_Toc230967179"/>
       <w:r>
         <w:rPr>
           <w:lang w:val="en-US"/>
@@ -49580,7 +49672,7 @@
       <w:pPr>
         <w:pStyle w:val="Heading2"/>
       </w:pPr>
-      <w:bookmarkStart w:id="39" w:name="_Toc230787938"/>
+      <w:bookmarkStart w:id="39" w:name="_Toc230967180"/>
       <w:r>
         <w:t xml:space="preserve">3.8 Висновки </w:t>
       </w:r>
@@ -50919,7 +51011,7 @@
           <w:lang w:val="en-US"/>
         </w:rPr>
       </w:pPr>
-      <w:bookmarkStart w:id="40" w:name="_Toc230787939"/>
+      <w:bookmarkStart w:id="40" w:name="_Toc230967181"/>
       <w:r>
         <w:rPr>
           <w:szCs w:val="28"/>
@@ -61851,7 +61943,7 @@
       </w:pPr>
       <w:bookmarkStart w:id="41" w:name="__RefHeading___Toc1059_864477561"/>
       <w:bookmarkStart w:id="42" w:name="_Toc229759706"/>
-      <w:bookmarkStart w:id="43" w:name="_Toc230787940"/>
+      <w:bookmarkStart w:id="43" w:name="_Toc230967182"/>
       <w:r>
         <w:lastRenderedPageBreak/>
         <w:t xml:space="preserve">ПЕРЕЛІК </w:t>
@@ -63682,6 +63774,7 @@
           <w:lang w:val="ru-RU"/>
         </w:rPr>
       </w:pPr>
+      <w:bookmarkStart w:id="44" w:name="_Toc230967183"/>
       <w:r>
         <w:rPr>
           <w:szCs w:val="28"/>
@@ -63690,6 +63783,7 @@
         <w:lastRenderedPageBreak/>
         <w:t>ДОДАТОК А</w:t>
       </w:r>
+      <w:bookmarkEnd w:id="44"/>
     </w:p>
     <w:p>
       <w:pPr>

--- a/Звіт/Диплом/4_КН_22_Ніколаєв_диплом.docx
+++ b/Звіт/Диплом/4_КН_22_Ніколаєв_диплом.docx
@@ -907,7 +907,27 @@
                 <w:szCs w:val="28"/>
                 <w:lang w:val="en-US" w:eastAsia="ru-RU"/>
               </w:rPr>
-              <w:t xml:space="preserve"> та </w:t>
+              <w:t xml:space="preserve"> </w:t>
+            </w:r>
+            <w:proofErr w:type="spellStart"/>
+            <w:r>
+              <w:rPr>
+                <w:rFonts w:eastAsia="Times New Roman" w:cs="Times New Roman"/>
+                <w:kern w:val="0"/>
+                <w:szCs w:val="28"/>
+                <w:lang w:val="en-US" w:eastAsia="ru-RU"/>
+              </w:rPr>
+              <w:t>та</w:t>
+            </w:r>
+            <w:proofErr w:type="spellEnd"/>
+            <w:r>
+              <w:rPr>
+                <w:rFonts w:eastAsia="Times New Roman" w:cs="Times New Roman"/>
+                <w:kern w:val="0"/>
+                <w:szCs w:val="28"/>
+                <w:lang w:val="en-US" w:eastAsia="ru-RU"/>
+              </w:rPr>
+              <w:t xml:space="preserve"> </w:t>
             </w:r>
             <w:proofErr w:type="spellStart"/>
             <w:r>
@@ -10581,7 +10601,7 @@
           <w:kern w:val="2"/>
           <w:sz w:val="24"/>
           <w:szCs w:val="24"/>
-          <w:lang/>
+          <w:lang w:val="en-US"/>
           <w14:ligatures w14:val="standardContextual"/>
         </w:rPr>
       </w:pPr>
@@ -10608,7 +10628,7 @@
         </w:rPr>
         <w:fldChar w:fldCharType="separate"/>
       </w:r>
-      <w:hyperlink w:anchor="_Toc230967149" w:history="1">
+      <w:hyperlink w:anchor="_Toc230978148" w:history="1">
         <w:r>
           <w:rPr>
             <w:rStyle w:val="Hyperlink"/>
@@ -10640,7 +10660,7 @@
           <w:rPr>
             <w:noProof/>
           </w:rPr>
-          <w:instrText xml:space="preserve"> PAGEREF _Toc230967149 \h </w:instrText>
+          <w:instrText xml:space="preserve"> PAGEREF _Toc230978148 \h </w:instrText>
         </w:r>
         <w:r>
           <w:rPr>
@@ -10676,11 +10696,11 @@
           <w:kern w:val="2"/>
           <w:sz w:val="24"/>
           <w:szCs w:val="24"/>
-          <w:lang/>
+          <w:lang w:val="en-US"/>
           <w14:ligatures w14:val="standardContextual"/>
         </w:rPr>
       </w:pPr>
-      <w:hyperlink w:anchor="_Toc230967150" w:history="1">
+      <w:hyperlink w:anchor="_Toc230978149" w:history="1">
         <w:r>
           <w:rPr>
             <w:rStyle w:val="Hyperlink"/>
@@ -10704,7 +10724,7 @@
           <w:rPr>
             <w:noProof/>
           </w:rPr>
-          <w:instrText xml:space="preserve"> PAGEREF _Toc230967150 \h </w:instrText>
+          <w:instrText xml:space="preserve"> PAGEREF _Toc230978149 \h </w:instrText>
         </w:r>
         <w:r>
           <w:rPr>
@@ -10740,11 +10760,11 @@
           <w:kern w:val="2"/>
           <w:sz w:val="24"/>
           <w:szCs w:val="24"/>
-          <w:lang/>
+          <w:lang w:val="en-US"/>
           <w14:ligatures w14:val="standardContextual"/>
         </w:rPr>
       </w:pPr>
-      <w:hyperlink w:anchor="_Toc230967151" w:history="1">
+      <w:hyperlink w:anchor="_Toc230978150" w:history="1">
         <w:r>
           <w:rPr>
             <w:rStyle w:val="Hyperlink"/>
@@ -10768,7 +10788,7 @@
           <w:rPr>
             <w:noProof/>
           </w:rPr>
-          <w:instrText xml:space="preserve"> PAGEREF _Toc230967151 \h </w:instrText>
+          <w:instrText xml:space="preserve"> PAGEREF _Toc230978150 \h </w:instrText>
         </w:r>
         <w:r>
           <w:rPr>
@@ -10807,11 +10827,11 @@
           <w:kern w:val="2"/>
           <w:sz w:val="24"/>
           <w:szCs w:val="24"/>
-          <w:lang/>
+          <w:lang w:val="en-US"/>
           <w14:ligatures w14:val="standardContextual"/>
         </w:rPr>
       </w:pPr>
-      <w:hyperlink w:anchor="_Toc230967152" w:history="1">
+      <w:hyperlink w:anchor="_Toc230978151" w:history="1">
         <w:r>
           <w:rPr>
             <w:rStyle w:val="Hyperlink"/>
@@ -10835,7 +10855,7 @@
           <w:rPr>
             <w:noProof/>
           </w:rPr>
-          <w:instrText xml:space="preserve"> PAGEREF _Toc230967152 \h </w:instrText>
+          <w:instrText xml:space="preserve"> PAGEREF _Toc230978151 \h </w:instrText>
         </w:r>
         <w:r>
           <w:rPr>
@@ -10874,11 +10894,11 @@
           <w:kern w:val="2"/>
           <w:sz w:val="24"/>
           <w:szCs w:val="24"/>
-          <w:lang/>
+          <w:lang w:val="en-US"/>
           <w14:ligatures w14:val="standardContextual"/>
         </w:rPr>
       </w:pPr>
-      <w:hyperlink w:anchor="_Toc230967153" w:history="1">
+      <w:hyperlink w:anchor="_Toc230978152" w:history="1">
         <w:r>
           <w:rPr>
             <w:rStyle w:val="Hyperlink"/>
@@ -10917,7 +10937,7 @@
           <w:rPr>
             <w:noProof/>
           </w:rPr>
-          <w:instrText xml:space="preserve"> PAGEREF _Toc230967153 \h </w:instrText>
+          <w:instrText xml:space="preserve"> PAGEREF _Toc230978152 \h </w:instrText>
         </w:r>
         <w:r>
           <w:rPr>
@@ -10956,11 +10976,11 @@
           <w:kern w:val="2"/>
           <w:sz w:val="24"/>
           <w:szCs w:val="24"/>
-          <w:lang/>
+          <w:lang w:val="en-US"/>
           <w14:ligatures w14:val="standardContextual"/>
         </w:rPr>
       </w:pPr>
-      <w:hyperlink w:anchor="_Toc230967154" w:history="1">
+      <w:hyperlink w:anchor="_Toc230978153" w:history="1">
         <w:r>
           <w:rPr>
             <w:rStyle w:val="Hyperlink"/>
@@ -10999,7 +11019,7 @@
           <w:rPr>
             <w:noProof/>
           </w:rPr>
-          <w:instrText xml:space="preserve"> PAGEREF _Toc230967154 \h </w:instrText>
+          <w:instrText xml:space="preserve"> PAGEREF _Toc230978153 \h </w:instrText>
         </w:r>
         <w:r>
           <w:rPr>
@@ -11016,7 +11036,7 @@
           <w:rPr>
             <w:noProof/>
           </w:rPr>
-          <w:t>11</w:t>
+          <w:t>12</w:t>
         </w:r>
         <w:r>
           <w:rPr>
@@ -11038,11 +11058,11 @@
           <w:kern w:val="2"/>
           <w:sz w:val="24"/>
           <w:szCs w:val="24"/>
-          <w:lang/>
+          <w:lang w:val="en-US"/>
           <w14:ligatures w14:val="standardContextual"/>
         </w:rPr>
       </w:pPr>
-      <w:hyperlink w:anchor="_Toc230967155" w:history="1">
+      <w:hyperlink w:anchor="_Toc230978154" w:history="1">
         <w:r>
           <w:rPr>
             <w:rStyle w:val="Hyperlink"/>
@@ -11074,7 +11094,7 @@
           <w:rPr>
             <w:noProof/>
           </w:rPr>
-          <w:instrText xml:space="preserve"> PAGEREF _Toc230967155 \h </w:instrText>
+          <w:instrText xml:space="preserve"> PAGEREF _Toc230978154 \h </w:instrText>
         </w:r>
         <w:r>
           <w:rPr>
@@ -11113,11 +11133,11 @@
           <w:kern w:val="2"/>
           <w:sz w:val="24"/>
           <w:szCs w:val="24"/>
-          <w:lang/>
+          <w:lang w:val="en-US"/>
           <w14:ligatures w14:val="standardContextual"/>
         </w:rPr>
       </w:pPr>
-      <w:hyperlink w:anchor="_Toc230967156" w:history="1">
+      <w:hyperlink w:anchor="_Toc230978155" w:history="1">
         <w:r>
           <w:rPr>
             <w:rStyle w:val="Hyperlink"/>
@@ -11141,7 +11161,7 @@
           <w:rPr>
             <w:noProof/>
           </w:rPr>
-          <w:instrText xml:space="preserve"> PAGEREF _Toc230967156 \h </w:instrText>
+          <w:instrText xml:space="preserve"> PAGEREF _Toc230978155 \h </w:instrText>
         </w:r>
         <w:r>
           <w:rPr>
@@ -11177,11 +11197,11 @@
           <w:kern w:val="2"/>
           <w:sz w:val="24"/>
           <w:szCs w:val="24"/>
-          <w:lang/>
+          <w:lang w:val="en-US"/>
           <w14:ligatures w14:val="standardContextual"/>
         </w:rPr>
       </w:pPr>
-      <w:hyperlink w:anchor="_Toc230967157" w:history="1">
+      <w:hyperlink w:anchor="_Toc230978156" w:history="1">
         <w:r>
           <w:rPr>
             <w:rStyle w:val="Hyperlink"/>
@@ -11205,7 +11225,7 @@
           <w:rPr>
             <w:noProof/>
           </w:rPr>
-          <w:instrText xml:space="preserve"> PAGEREF _Toc230967157 \h </w:instrText>
+          <w:instrText xml:space="preserve"> PAGEREF _Toc230978156 \h </w:instrText>
         </w:r>
         <w:r>
           <w:rPr>
@@ -11244,11 +11264,11 @@
           <w:kern w:val="2"/>
           <w:sz w:val="24"/>
           <w:szCs w:val="24"/>
-          <w:lang/>
+          <w:lang w:val="en-US"/>
           <w14:ligatures w14:val="standardContextual"/>
         </w:rPr>
       </w:pPr>
-      <w:hyperlink w:anchor="_Toc230967158" w:history="1">
+      <w:hyperlink w:anchor="_Toc230978157" w:history="1">
         <w:r>
           <w:rPr>
             <w:rStyle w:val="Hyperlink"/>
@@ -11272,7 +11292,7 @@
           <w:rPr>
             <w:noProof/>
           </w:rPr>
-          <w:instrText xml:space="preserve"> PAGEREF _Toc230967158 \h </w:instrText>
+          <w:instrText xml:space="preserve"> PAGEREF _Toc230978157 \h </w:instrText>
         </w:r>
         <w:r>
           <w:rPr>
@@ -11311,11 +11331,11 @@
           <w:kern w:val="2"/>
           <w:sz w:val="24"/>
           <w:szCs w:val="24"/>
-          <w:lang/>
+          <w:lang w:val="en-US"/>
           <w14:ligatures w14:val="standardContextual"/>
         </w:rPr>
       </w:pPr>
-      <w:hyperlink w:anchor="_Toc230967159" w:history="1">
+      <w:hyperlink w:anchor="_Toc230978158" w:history="1">
         <w:r>
           <w:rPr>
             <w:rStyle w:val="Hyperlink"/>
@@ -11340,7 +11360,7 @@
           <w:rPr>
             <w:noProof/>
           </w:rPr>
-          <w:instrText xml:space="preserve"> PAGEREF _Toc230967159 \h </w:instrText>
+          <w:instrText xml:space="preserve"> PAGEREF _Toc230978158 \h </w:instrText>
         </w:r>
         <w:r>
           <w:rPr>
@@ -11379,11 +11399,11 @@
           <w:kern w:val="2"/>
           <w:sz w:val="24"/>
           <w:szCs w:val="24"/>
-          <w:lang/>
+          <w:lang w:val="en-US"/>
           <w14:ligatures w14:val="standardContextual"/>
         </w:rPr>
       </w:pPr>
-      <w:hyperlink w:anchor="_Toc230967160" w:history="1">
+      <w:hyperlink w:anchor="_Toc230978159" w:history="1">
         <w:r>
           <w:rPr>
             <w:rStyle w:val="Hyperlink"/>
@@ -11431,7 +11451,7 @@
           <w:rPr>
             <w:noProof/>
           </w:rPr>
-          <w:instrText xml:space="preserve"> PAGEREF _Toc230967160 \h </w:instrText>
+          <w:instrText xml:space="preserve"> PAGEREF _Toc230978159 \h </w:instrText>
         </w:r>
         <w:r>
           <w:rPr>
@@ -11470,11 +11490,11 @@
           <w:kern w:val="2"/>
           <w:sz w:val="24"/>
           <w:szCs w:val="24"/>
-          <w:lang/>
+          <w:lang w:val="en-US"/>
           <w14:ligatures w14:val="standardContextual"/>
         </w:rPr>
       </w:pPr>
-      <w:hyperlink w:anchor="_Toc230967161" w:history="1">
+      <w:hyperlink w:anchor="_Toc230978160" w:history="1">
         <w:r>
           <w:rPr>
             <w:rStyle w:val="Hyperlink"/>
@@ -11498,7 +11518,7 @@
           <w:rPr>
             <w:noProof/>
           </w:rPr>
-          <w:instrText xml:space="preserve"> PAGEREF _Toc230967161 \h </w:instrText>
+          <w:instrText xml:space="preserve"> PAGEREF _Toc230978160 \h </w:instrText>
         </w:r>
         <w:r>
           <w:rPr>
@@ -11537,11 +11557,11 @@
           <w:kern w:val="2"/>
           <w:sz w:val="24"/>
           <w:szCs w:val="24"/>
-          <w:lang/>
+          <w:lang w:val="en-US"/>
           <w14:ligatures w14:val="standardContextual"/>
         </w:rPr>
       </w:pPr>
-      <w:hyperlink w:anchor="_Toc230967162" w:history="1">
+      <w:hyperlink w:anchor="_Toc230978161" w:history="1">
         <w:r>
           <w:rPr>
             <w:rStyle w:val="Hyperlink"/>
@@ -11573,7 +11593,7 @@
           <w:rPr>
             <w:noProof/>
           </w:rPr>
-          <w:instrText xml:space="preserve"> PAGEREF _Toc230967162 \h </w:instrText>
+          <w:instrText xml:space="preserve"> PAGEREF _Toc230978161 \h </w:instrText>
         </w:r>
         <w:r>
           <w:rPr>
@@ -11612,11 +11632,11 @@
           <w:kern w:val="2"/>
           <w:sz w:val="24"/>
           <w:szCs w:val="24"/>
-          <w:lang/>
+          <w:lang w:val="en-US"/>
           <w14:ligatures w14:val="standardContextual"/>
         </w:rPr>
       </w:pPr>
-      <w:hyperlink w:anchor="_Toc230967163" w:history="1">
+      <w:hyperlink w:anchor="_Toc230978162" w:history="1">
         <w:r>
           <w:rPr>
             <w:rStyle w:val="Hyperlink"/>
@@ -11641,7 +11661,7 @@
           <w:rPr>
             <w:noProof/>
           </w:rPr>
-          <w:instrText xml:space="preserve"> PAGEREF _Toc230967163 \h </w:instrText>
+          <w:instrText xml:space="preserve"> PAGEREF _Toc230978162 \h </w:instrText>
         </w:r>
         <w:r>
           <w:rPr>
@@ -11680,11 +11700,11 @@
           <w:kern w:val="2"/>
           <w:sz w:val="24"/>
           <w:szCs w:val="24"/>
-          <w:lang/>
+          <w:lang w:val="en-US"/>
           <w14:ligatures w14:val="standardContextual"/>
         </w:rPr>
       </w:pPr>
-      <w:hyperlink w:anchor="_Toc230967164" w:history="1">
+      <w:hyperlink w:anchor="_Toc230978163" w:history="1">
         <w:r>
           <w:rPr>
             <w:rStyle w:val="Hyperlink"/>
@@ -11708,7 +11728,7 @@
           <w:rPr>
             <w:noProof/>
           </w:rPr>
-          <w:instrText xml:space="preserve"> PAGEREF _Toc230967164 \h </w:instrText>
+          <w:instrText xml:space="preserve"> PAGEREF _Toc230978163 \h </w:instrText>
         </w:r>
         <w:r>
           <w:rPr>
@@ -11747,11 +11767,11 @@
           <w:kern w:val="2"/>
           <w:sz w:val="24"/>
           <w:szCs w:val="24"/>
-          <w:lang/>
+          <w:lang w:val="en-US"/>
           <w14:ligatures w14:val="standardContextual"/>
         </w:rPr>
       </w:pPr>
-      <w:hyperlink w:anchor="_Toc230967165" w:history="1">
+      <w:hyperlink w:anchor="_Toc230978164" w:history="1">
         <w:r>
           <w:rPr>
             <w:rStyle w:val="Hyperlink"/>
@@ -11775,7 +11795,7 @@
           <w:rPr>
             <w:noProof/>
           </w:rPr>
-          <w:instrText xml:space="preserve"> PAGEREF _Toc230967165 \h </w:instrText>
+          <w:instrText xml:space="preserve"> PAGEREF _Toc230978164 \h </w:instrText>
         </w:r>
         <w:r>
           <w:rPr>
@@ -11814,11 +11834,11 @@
           <w:kern w:val="2"/>
           <w:sz w:val="24"/>
           <w:szCs w:val="24"/>
-          <w:lang/>
+          <w:lang w:val="en-US"/>
           <w14:ligatures w14:val="standardContextual"/>
         </w:rPr>
       </w:pPr>
-      <w:hyperlink w:anchor="_Toc230967166" w:history="1">
+      <w:hyperlink w:anchor="_Toc230978165" w:history="1">
         <w:r>
           <w:rPr>
             <w:rStyle w:val="Hyperlink"/>
@@ -11842,7 +11862,7 @@
           <w:rPr>
             <w:noProof/>
           </w:rPr>
-          <w:instrText xml:space="preserve"> PAGEREF _Toc230967166 \h </w:instrText>
+          <w:instrText xml:space="preserve"> PAGEREF _Toc230978165 \h </w:instrText>
         </w:r>
         <w:r>
           <w:rPr>
@@ -11881,11 +11901,11 @@
           <w:kern w:val="2"/>
           <w:sz w:val="24"/>
           <w:szCs w:val="24"/>
-          <w:lang/>
+          <w:lang w:val="en-US"/>
           <w14:ligatures w14:val="standardContextual"/>
         </w:rPr>
       </w:pPr>
-      <w:hyperlink w:anchor="_Toc230967167" w:history="1">
+      <w:hyperlink w:anchor="_Toc230978166" w:history="1">
         <w:r>
           <w:rPr>
             <w:rStyle w:val="Hyperlink"/>
@@ -11909,7 +11929,7 @@
           <w:rPr>
             <w:noProof/>
           </w:rPr>
-          <w:instrText xml:space="preserve"> PAGEREF _Toc230967167 \h </w:instrText>
+          <w:instrText xml:space="preserve"> PAGEREF _Toc230978166 \h </w:instrText>
         </w:r>
         <w:r>
           <w:rPr>
@@ -11948,11 +11968,11 @@
           <w:kern w:val="2"/>
           <w:sz w:val="24"/>
           <w:szCs w:val="24"/>
-          <w:lang/>
+          <w:lang w:val="en-US"/>
           <w14:ligatures w14:val="standardContextual"/>
         </w:rPr>
       </w:pPr>
-      <w:hyperlink w:anchor="_Toc230967168" w:history="1">
+      <w:hyperlink w:anchor="_Toc230978167" w:history="1">
         <w:r>
           <w:rPr>
             <w:rStyle w:val="Hyperlink"/>
@@ -11976,7 +11996,7 @@
           <w:rPr>
             <w:noProof/>
           </w:rPr>
-          <w:instrText xml:space="preserve"> PAGEREF _Toc230967168 \h </w:instrText>
+          <w:instrText xml:space="preserve"> PAGEREF _Toc230978167 \h </w:instrText>
         </w:r>
         <w:r>
           <w:rPr>
@@ -12015,11 +12035,11 @@
           <w:kern w:val="2"/>
           <w:sz w:val="24"/>
           <w:szCs w:val="24"/>
-          <w:lang/>
+          <w:lang w:val="en-US"/>
           <w14:ligatures w14:val="standardContextual"/>
         </w:rPr>
       </w:pPr>
-      <w:hyperlink w:anchor="_Toc230967169" w:history="1">
+      <w:hyperlink w:anchor="_Toc230978168" w:history="1">
         <w:r>
           <w:rPr>
             <w:rStyle w:val="Hyperlink"/>
@@ -12043,7 +12063,7 @@
           <w:rPr>
             <w:noProof/>
           </w:rPr>
-          <w:instrText xml:space="preserve"> PAGEREF _Toc230967169 \h </w:instrText>
+          <w:instrText xml:space="preserve"> PAGEREF _Toc230978168 \h </w:instrText>
         </w:r>
         <w:r>
           <w:rPr>
@@ -12082,11 +12102,11 @@
           <w:kern w:val="2"/>
           <w:sz w:val="24"/>
           <w:szCs w:val="24"/>
-          <w:lang/>
+          <w:lang w:val="en-US"/>
           <w14:ligatures w14:val="standardContextual"/>
         </w:rPr>
       </w:pPr>
-      <w:hyperlink w:anchor="_Toc230967170" w:history="1">
+      <w:hyperlink w:anchor="_Toc230978169" w:history="1">
         <w:r>
           <w:rPr>
             <w:rStyle w:val="Hyperlink"/>
@@ -12110,7 +12130,7 @@
           <w:rPr>
             <w:noProof/>
           </w:rPr>
-          <w:instrText xml:space="preserve"> PAGEREF _Toc230967170 \h </w:instrText>
+          <w:instrText xml:space="preserve"> PAGEREF _Toc230978169 \h </w:instrText>
         </w:r>
         <w:r>
           <w:rPr>
@@ -12149,11 +12169,11 @@
           <w:kern w:val="2"/>
           <w:sz w:val="24"/>
           <w:szCs w:val="24"/>
-          <w:lang/>
+          <w:lang w:val="en-US"/>
           <w14:ligatures w14:val="standardContextual"/>
         </w:rPr>
       </w:pPr>
-      <w:hyperlink w:anchor="_Toc230967171" w:history="1">
+      <w:hyperlink w:anchor="_Toc230978170" w:history="1">
         <w:r>
           <w:rPr>
             <w:rStyle w:val="Hyperlink"/>
@@ -12192,7 +12212,7 @@
           <w:rPr>
             <w:noProof/>
           </w:rPr>
-          <w:instrText xml:space="preserve"> PAGEREF _Toc230967171 \h </w:instrText>
+          <w:instrText xml:space="preserve"> PAGEREF _Toc230978170 \h </w:instrText>
         </w:r>
         <w:r>
           <w:rPr>
@@ -12228,11 +12248,11 @@
           <w:kern w:val="2"/>
           <w:sz w:val="24"/>
           <w:szCs w:val="24"/>
-          <w:lang/>
+          <w:lang w:val="en-US"/>
           <w14:ligatures w14:val="standardContextual"/>
         </w:rPr>
       </w:pPr>
-      <w:hyperlink w:anchor="_Toc230967172" w:history="1">
+      <w:hyperlink w:anchor="_Toc230978171" w:history="1">
         <w:r>
           <w:rPr>
             <w:rStyle w:val="Hyperlink"/>
@@ -12256,7 +12276,7 @@
           <w:rPr>
             <w:noProof/>
           </w:rPr>
-          <w:instrText xml:space="preserve"> PAGEREF _Toc230967172 \h </w:instrText>
+          <w:instrText xml:space="preserve"> PAGEREF _Toc230978171 \h </w:instrText>
         </w:r>
         <w:r>
           <w:rPr>
@@ -12295,11 +12315,11 @@
           <w:kern w:val="2"/>
           <w:sz w:val="24"/>
           <w:szCs w:val="24"/>
-          <w:lang/>
+          <w:lang w:val="en-US"/>
           <w14:ligatures w14:val="standardContextual"/>
         </w:rPr>
       </w:pPr>
-      <w:hyperlink w:anchor="_Toc230967173" w:history="1">
+      <w:hyperlink w:anchor="_Toc230978172" w:history="1">
         <w:r>
           <w:rPr>
             <w:rStyle w:val="Hyperlink"/>
@@ -12323,7 +12343,7 @@
           <w:rPr>
             <w:noProof/>
           </w:rPr>
-          <w:instrText xml:space="preserve"> PAGEREF _Toc230967173 \h </w:instrText>
+          <w:instrText xml:space="preserve"> PAGEREF _Toc230978172 \h </w:instrText>
         </w:r>
         <w:r>
           <w:rPr>
@@ -12362,11 +12382,11 @@
           <w:kern w:val="2"/>
           <w:sz w:val="24"/>
           <w:szCs w:val="24"/>
-          <w:lang/>
+          <w:lang w:val="en-US"/>
           <w14:ligatures w14:val="standardContextual"/>
         </w:rPr>
       </w:pPr>
-      <w:hyperlink w:anchor="_Toc230967174" w:history="1">
+      <w:hyperlink w:anchor="_Toc230978173" w:history="1">
         <w:r>
           <w:rPr>
             <w:rStyle w:val="Hyperlink"/>
@@ -12413,7 +12433,7 @@
           <w:rPr>
             <w:noProof/>
           </w:rPr>
-          <w:instrText xml:space="preserve"> PAGEREF _Toc230967174 \h </w:instrText>
+          <w:instrText xml:space="preserve"> PAGEREF _Toc230978173 \h </w:instrText>
         </w:r>
         <w:r>
           <w:rPr>
@@ -12452,11 +12472,11 @@
           <w:kern w:val="2"/>
           <w:sz w:val="24"/>
           <w:szCs w:val="24"/>
-          <w:lang/>
+          <w:lang w:val="en-US"/>
           <w14:ligatures w14:val="standardContextual"/>
         </w:rPr>
       </w:pPr>
-      <w:hyperlink w:anchor="_Toc230967175" w:history="1">
+      <w:hyperlink w:anchor="_Toc230978174" w:history="1">
         <w:r>
           <w:rPr>
             <w:rStyle w:val="Hyperlink"/>
@@ -12488,7 +12508,7 @@
           <w:rPr>
             <w:noProof/>
           </w:rPr>
-          <w:instrText xml:space="preserve"> PAGEREF _Toc230967175 \h </w:instrText>
+          <w:instrText xml:space="preserve"> PAGEREF _Toc230978174 \h </w:instrText>
         </w:r>
         <w:r>
           <w:rPr>
@@ -12527,11 +12547,11 @@
           <w:kern w:val="2"/>
           <w:sz w:val="24"/>
           <w:szCs w:val="24"/>
-          <w:lang/>
+          <w:lang w:val="en-US"/>
           <w14:ligatures w14:val="standardContextual"/>
         </w:rPr>
       </w:pPr>
-      <w:hyperlink w:anchor="_Toc230967176" w:history="1">
+      <w:hyperlink w:anchor="_Toc230978175" w:history="1">
         <w:r>
           <w:rPr>
             <w:rStyle w:val="Hyperlink"/>
@@ -12578,7 +12598,7 @@
           <w:rPr>
             <w:noProof/>
           </w:rPr>
-          <w:instrText xml:space="preserve"> PAGEREF _Toc230967176 \h </w:instrText>
+          <w:instrText xml:space="preserve"> PAGEREF _Toc230978175 \h </w:instrText>
         </w:r>
         <w:r>
           <w:rPr>
@@ -12617,11 +12637,11 @@
           <w:kern w:val="2"/>
           <w:sz w:val="24"/>
           <w:szCs w:val="24"/>
-          <w:lang/>
+          <w:lang w:val="en-US"/>
           <w14:ligatures w14:val="standardContextual"/>
         </w:rPr>
       </w:pPr>
-      <w:hyperlink w:anchor="_Toc230967177" w:history="1">
+      <w:hyperlink w:anchor="_Toc230978176" w:history="1">
         <w:r>
           <w:rPr>
             <w:rStyle w:val="Hyperlink"/>
@@ -12646,7 +12666,7 @@
           <w:rPr>
             <w:noProof/>
           </w:rPr>
-          <w:instrText xml:space="preserve"> PAGEREF _Toc230967177 \h </w:instrText>
+          <w:instrText xml:space="preserve"> PAGEREF _Toc230978176 \h </w:instrText>
         </w:r>
         <w:r>
           <w:rPr>
@@ -12685,11 +12705,11 @@
           <w:kern w:val="2"/>
           <w:sz w:val="24"/>
           <w:szCs w:val="24"/>
-          <w:lang/>
+          <w:lang w:val="en-US"/>
           <w14:ligatures w14:val="standardContextual"/>
         </w:rPr>
       </w:pPr>
-      <w:hyperlink w:anchor="_Toc230967178" w:history="1">
+      <w:hyperlink w:anchor="_Toc230978177" w:history="1">
         <w:r>
           <w:rPr>
             <w:rStyle w:val="Hyperlink"/>
@@ -12721,7 +12741,7 @@
           <w:rPr>
             <w:noProof/>
           </w:rPr>
-          <w:instrText xml:space="preserve"> PAGEREF _Toc230967178 \h </w:instrText>
+          <w:instrText xml:space="preserve"> PAGEREF _Toc230978177 \h </w:instrText>
         </w:r>
         <w:r>
           <w:rPr>
@@ -12760,11 +12780,11 @@
           <w:kern w:val="2"/>
           <w:sz w:val="24"/>
           <w:szCs w:val="24"/>
-          <w:lang/>
+          <w:lang w:val="en-US"/>
           <w14:ligatures w14:val="standardContextual"/>
         </w:rPr>
       </w:pPr>
-      <w:hyperlink w:anchor="_Toc230967179" w:history="1">
+      <w:hyperlink w:anchor="_Toc230978178" w:history="1">
         <w:r>
           <w:rPr>
             <w:rStyle w:val="Hyperlink"/>
@@ -12796,7 +12816,7 @@
           <w:rPr>
             <w:noProof/>
           </w:rPr>
-          <w:instrText xml:space="preserve"> PAGEREF _Toc230967179 \h </w:instrText>
+          <w:instrText xml:space="preserve"> PAGEREF _Toc230978178 \h </w:instrText>
         </w:r>
         <w:r>
           <w:rPr>
@@ -12835,11 +12855,11 @@
           <w:kern w:val="2"/>
           <w:sz w:val="24"/>
           <w:szCs w:val="24"/>
-          <w:lang/>
+          <w:lang w:val="en-US"/>
           <w14:ligatures w14:val="standardContextual"/>
         </w:rPr>
       </w:pPr>
-      <w:hyperlink w:anchor="_Toc230967180" w:history="1">
+      <w:hyperlink w:anchor="_Toc230978179" w:history="1">
         <w:r>
           <w:rPr>
             <w:rStyle w:val="Hyperlink"/>
@@ -12863,7 +12883,7 @@
           <w:rPr>
             <w:noProof/>
           </w:rPr>
-          <w:instrText xml:space="preserve"> PAGEREF _Toc230967180 \h </w:instrText>
+          <w:instrText xml:space="preserve"> PAGEREF _Toc230978179 \h </w:instrText>
         </w:r>
         <w:r>
           <w:rPr>
@@ -12899,11 +12919,11 @@
           <w:kern w:val="2"/>
           <w:sz w:val="24"/>
           <w:szCs w:val="24"/>
-          <w:lang/>
+          <w:lang w:val="en-US"/>
           <w14:ligatures w14:val="standardContextual"/>
         </w:rPr>
       </w:pPr>
-      <w:hyperlink w:anchor="_Toc230967181" w:history="1">
+      <w:hyperlink w:anchor="_Toc230978180" w:history="1">
         <w:r>
           <w:rPr>
             <w:rStyle w:val="Hyperlink"/>
@@ -12927,7 +12947,7 @@
           <w:rPr>
             <w:noProof/>
           </w:rPr>
-          <w:instrText xml:space="preserve"> PAGEREF _Toc230967181 \h </w:instrText>
+          <w:instrText xml:space="preserve"> PAGEREF _Toc230978180 \h </w:instrText>
         </w:r>
         <w:r>
           <w:rPr>
@@ -12963,11 +12983,11 @@
           <w:kern w:val="2"/>
           <w:sz w:val="24"/>
           <w:szCs w:val="24"/>
-          <w:lang/>
+          <w:lang w:val="en-US"/>
           <w14:ligatures w14:val="standardContextual"/>
         </w:rPr>
       </w:pPr>
-      <w:hyperlink w:anchor="_Toc230967182" w:history="1">
+      <w:hyperlink w:anchor="_Toc230978181" w:history="1">
         <w:r>
           <w:rPr>
             <w:rStyle w:val="Hyperlink"/>
@@ -12991,7 +13011,7 @@
           <w:rPr>
             <w:noProof/>
           </w:rPr>
-          <w:instrText xml:space="preserve"> PAGEREF _Toc230967182 \h </w:instrText>
+          <w:instrText xml:space="preserve"> PAGEREF _Toc230978181 \h </w:instrText>
         </w:r>
         <w:r>
           <w:rPr>
@@ -13027,11 +13047,11 @@
           <w:kern w:val="2"/>
           <w:sz w:val="24"/>
           <w:szCs w:val="24"/>
-          <w:lang/>
+          <w:lang w:val="en-US"/>
           <w14:ligatures w14:val="standardContextual"/>
         </w:rPr>
       </w:pPr>
-      <w:hyperlink w:anchor="_Toc230967183" w:history="1">
+      <w:hyperlink w:anchor="_Toc230978182" w:history="1">
         <w:r>
           <w:rPr>
             <w:rStyle w:val="Hyperlink"/>
@@ -13056,7 +13076,7 @@
           <w:rPr>
             <w:noProof/>
           </w:rPr>
-          <w:instrText xml:space="preserve"> PAGEREF _Toc230967183 \h </w:instrText>
+          <w:instrText xml:space="preserve"> PAGEREF _Toc230978182 \h </w:instrText>
         </w:r>
         <w:r>
           <w:rPr>
@@ -13085,6 +13105,71 @@
     </w:p>
     <w:p>
       <w:pPr>
+        <w:pStyle w:val="TOC1"/>
+        <w:rPr>
+          <w:rFonts w:asciiTheme="minorHAnsi" w:eastAsiaTheme="minorEastAsia" w:hAnsiTheme="minorHAnsi" w:cstheme="minorBidi"/>
+          <w:noProof/>
+          <w:kern w:val="2"/>
+          <w:sz w:val="24"/>
+          <w:szCs w:val="24"/>
+          <w:lang w:val="en-US"/>
+          <w14:ligatures w14:val="standardContextual"/>
+        </w:rPr>
+      </w:pPr>
+      <w:hyperlink w:anchor="_Toc230978183" w:history="1">
+        <w:r>
+          <w:rPr>
+            <w:rStyle w:val="Hyperlink"/>
+            <w:noProof/>
+            <w:lang w:val="en-US"/>
+          </w:rPr>
+          <w:t>ДОДАТОК Б</w:t>
+        </w:r>
+        <w:r>
+          <w:rPr>
+            <w:noProof/>
+          </w:rPr>
+          <w:tab/>
+        </w:r>
+        <w:r>
+          <w:rPr>
+            <w:noProof/>
+          </w:rPr>
+          <w:fldChar w:fldCharType="begin"/>
+        </w:r>
+        <w:r>
+          <w:rPr>
+            <w:noProof/>
+          </w:rPr>
+          <w:instrText xml:space="preserve"> PAGEREF _Toc230978183 \h </w:instrText>
+        </w:r>
+        <w:r>
+          <w:rPr>
+            <w:noProof/>
+          </w:rPr>
+        </w:r>
+        <w:r>
+          <w:rPr>
+            <w:noProof/>
+          </w:rPr>
+          <w:fldChar w:fldCharType="separate"/>
+        </w:r>
+        <w:r>
+          <w:rPr>
+            <w:noProof/>
+          </w:rPr>
+          <w:t>12</w:t>
+        </w:r>
+        <w:r>
+          <w:rPr>
+            <w:noProof/>
+          </w:rPr>
+          <w:fldChar w:fldCharType="end"/>
+        </w:r>
+      </w:hyperlink>
+    </w:p>
+    <w:p>
+      <w:pPr>
         <w:pStyle w:val="NormalText"/>
         <w:ind w:left="708" w:firstLine="1"/>
         <w:rPr>
@@ -13122,7 +13207,7 @@
           <w:szCs w:val="28"/>
         </w:rPr>
       </w:pPr>
-      <w:bookmarkStart w:id="2" w:name="_Toc230967149"/>
+      <w:bookmarkStart w:id="2" w:name="_Toc230978148"/>
       <w:r>
         <w:rPr>
           <w:szCs w:val="28"/>
@@ -13370,7 +13455,7 @@
         </w:rPr>
       </w:pPr>
       <w:bookmarkStart w:id="3" w:name="__RefHeading___Toc3107_3140409300"/>
-      <w:bookmarkStart w:id="4" w:name="_Toc230967150"/>
+      <w:bookmarkStart w:id="4" w:name="_Toc230978149"/>
       <w:r>
         <w:rPr>
           <w:szCs w:val="28"/>
@@ -13605,7 +13690,16 @@
         <w:t xml:space="preserve"> </w:t>
       </w:r>
       <w:r>
-        <w:t>та посіла 2 призове місце (Додаток А)</w:t>
+        <w:t xml:space="preserve">та посіла 2 призове місце (Додаток </w:t>
+      </w:r>
+      <w:r>
+        <w:rPr>
+          <w:lang w:val="ru-UA"/>
+        </w:rPr>
+        <w:t>Б</w:t>
+      </w:r>
+      <w:r>
+        <w:t>)</w:t>
       </w:r>
       <w:r>
         <w:t>.</w:t>
@@ -13617,7 +13711,7 @@
         <w:pageBreakBefore/>
       </w:pPr>
       <w:bookmarkStart w:id="5" w:name="__RefHeading___Toc1051_864477561"/>
-      <w:bookmarkStart w:id="6" w:name="_Toc230967151"/>
+      <w:bookmarkStart w:id="6" w:name="_Toc230978150"/>
       <w:r>
         <w:lastRenderedPageBreak/>
         <w:t xml:space="preserve">1 </w:t>
@@ -13633,7 +13727,7 @@
         <w:pStyle w:val="Heading2"/>
       </w:pPr>
       <w:bookmarkStart w:id="7" w:name="__RefHeading___Toc1053_864477561"/>
-      <w:bookmarkStart w:id="8" w:name="_Toc230967152"/>
+      <w:bookmarkStart w:id="8" w:name="_Toc230978151"/>
       <w:r>
         <w:t>1.</w:t>
       </w:r>
@@ -13858,7 +13952,7 @@
       <w:pPr>
         <w:pStyle w:val="Heading2"/>
       </w:pPr>
-      <w:bookmarkStart w:id="10" w:name="_Toc230967153"/>
+      <w:bookmarkStart w:id="10" w:name="_Toc230978152"/>
       <w:r>
         <w:t>1.</w:t>
       </w:r>
@@ -14249,7 +14343,6 @@
         </w:rPr>
       </w:pPr>
       <w:bookmarkStart w:id="11" w:name="__RefHeading___Toc1055_864477561"/>
-      <w:bookmarkStart w:id="12" w:name="_Toc230967154"/>
       <w:r>
         <w:br w:type="page"/>
       </w:r>
@@ -14258,6 +14351,7 @@
       <w:pPr>
         <w:pStyle w:val="Heading2"/>
       </w:pPr>
+      <w:bookmarkStart w:id="12" w:name="_Toc230978153"/>
       <w:r>
         <w:lastRenderedPageBreak/>
         <w:t>1.</w:t>
@@ -14537,7 +14631,7 @@
       <w:pPr>
         <w:pStyle w:val="Heading2"/>
       </w:pPr>
-      <w:bookmarkStart w:id="13" w:name="_Toc230967155"/>
+      <w:bookmarkStart w:id="13" w:name="_Toc230978154"/>
       <w:r>
         <w:rPr>
           <w:lang w:val="ru-RU"/>
@@ -15433,7 +15527,7 @@
         <w:pStyle w:val="Heading2"/>
       </w:pPr>
       <w:bookmarkStart w:id="14" w:name="__RefHeading___Toc1057_864477561"/>
-      <w:bookmarkStart w:id="15" w:name="_Toc230967156"/>
+      <w:bookmarkStart w:id="15" w:name="_Toc230978155"/>
       <w:r>
         <w:t>1.</w:t>
       </w:r>
@@ -15484,7 +15578,7 @@
         <w:pStyle w:val="Heading1"/>
         <w:pageBreakBefore/>
       </w:pPr>
-      <w:bookmarkStart w:id="16" w:name="_Toc230967157"/>
+      <w:bookmarkStart w:id="16" w:name="_Toc230978156"/>
       <w:r>
         <w:lastRenderedPageBreak/>
         <w:t>2</w:t>
@@ -15501,7 +15595,7 @@
       <w:pPr>
         <w:pStyle w:val="Heading2"/>
       </w:pPr>
-      <w:bookmarkStart w:id="17" w:name="_Toc230967158"/>
+      <w:bookmarkStart w:id="17" w:name="_Toc230978157"/>
       <w:r>
         <w:t>2.1 Проєктування розроблюваної інформаційної системи</w:t>
       </w:r>
@@ -16763,7 +16857,7 @@
           <w:lang w:val="ru-RU"/>
         </w:rPr>
       </w:pPr>
-      <w:bookmarkStart w:id="18" w:name="_Toc230967159"/>
+      <w:bookmarkStart w:id="18" w:name="_Toc230978158"/>
       <w:r>
         <w:rPr>
           <w:lang w:val="ru-RU"/>
@@ -17050,7 +17144,7 @@
       <w:pPr>
         <w:pStyle w:val="Heading2"/>
       </w:pPr>
-      <w:bookmarkStart w:id="19" w:name="_Toc230967160"/>
+      <w:bookmarkStart w:id="19" w:name="_Toc230978159"/>
       <w:r>
         <w:rPr>
           <w:lang w:val="ru-RU"/>
@@ -17392,7 +17486,7 @@
       <w:pPr>
         <w:pStyle w:val="Heading2"/>
       </w:pPr>
-      <w:bookmarkStart w:id="20" w:name="_Toc230967161"/>
+      <w:bookmarkStart w:id="20" w:name="_Toc230978160"/>
       <w:r>
         <w:t>2.1.</w:t>
       </w:r>
@@ -18547,7 +18641,7 @@
         </w:rPr>
         <w:lastRenderedPageBreak/>
         <w:drawing>
-          <wp:inline distT="0" distB="0" distL="0" distR="0" wp14:anchorId="52FEBFB2" wp14:editId="2AC37B05">
+          <wp:inline distT="0" distB="0" distL="0" distR="0" wp14:anchorId="52FEBFB2" wp14:editId="004C182D">
             <wp:extent cx="6120130" cy="5419041"/>
             <wp:effectExtent l="0" t="0" r="1270" b="4445"/>
             <wp:docPr id="4" name="Picture 4"/>
@@ -18733,7 +18827,7 @@
       <w:pPr>
         <w:pStyle w:val="Heading2"/>
       </w:pPr>
-      <w:bookmarkStart w:id="21" w:name="_Toc230967162"/>
+      <w:bookmarkStart w:id="21" w:name="_Toc230978161"/>
       <w:r>
         <w:rPr>
           <w:lang w:val="en-US"/>
@@ -22438,7 +22532,7 @@
           <w:lang w:val="en-US"/>
         </w:rPr>
       </w:pPr>
-      <w:bookmarkStart w:id="22" w:name="_Toc230967163"/>
+      <w:bookmarkStart w:id="22" w:name="_Toc230978162"/>
       <w:r>
         <w:rPr>
           <w:lang w:val="en-US"/>
@@ -23304,6 +23398,7 @@
         </w:rPr>
       </w:pPr>
       <w:r>
+        <w:lastRenderedPageBreak/>
         <w:t>Фаза 3 – Побудова модальних графів. Контролер викликає cached_mode_graphs_at(lat, lon, radius) модуля GraphBuilder, який внутрішньо виконує add_travel_times(G) – створення трьох глибоких копій графа із проставленням атрибута travel_time на ребрах за модальними швидкостями (drive – 30 км/год, bike – 15, walk – 5). Повертається словник {"drive": G_d, "bike": G_b, "walk": G_w}. Кешування цієї операції критичне, оскільки обхід графа з кількома десятками тисяч ребер для проставлення модальних часів займає 2-5 секунд.</w:t>
       </w:r>
     </w:p>
@@ -23445,11 +23540,11 @@
         <w:t>–</w:t>
       </w:r>
       <w:r>
-        <w:t xml:space="preserve"> Візуалізація. Контролер передає всі підготовлені дані </w:t>
+        <w:t xml:space="preserve"> Візуалізація. Контролер передає всі підготовлені дані (mode_graphs, routes, times, depot, stops) до build_map() модуля Visualizer. Той </w:t>
       </w:r>
       <w:r>
         <w:lastRenderedPageBreak/>
-        <w:t>(mode_graphs, routes, times, depot, stops) до build_map() модуля Visualizer. Той формує об'єкт Folium Map, накладає на нього три анімовані шари AntPath (по одному для кожного режиму, з різними кольорами), маркери депо та точок доставки, після чого серіалізує карту у HTML-документ delivery_map.html, який повертається контролеру. Завершальним повідомленням оператор отримує «Карта з маршрутами</w:t>
+        <w:t>формує об'єкт Folium Map, накладає на нього три анімовані шари AntPath (по одному для кожного режиму, з різними кольорами), маркери депо та точок доставки, після чого серіалізує карту у HTML-документ delivery_map.html, який повертається контролеру. Завершальним повідомленням оператор отримує «Карта з маршрутами</w:t>
       </w:r>
       <w:r>
         <w:t>,</w:t>
@@ -23478,7 +23573,7 @@
       <w:pPr>
         <w:pStyle w:val="Heading2"/>
       </w:pPr>
-      <w:bookmarkStart w:id="23" w:name="_Toc230967164"/>
+      <w:bookmarkStart w:id="23" w:name="_Toc230978163"/>
       <w:r>
         <w:t>2.1.6 Поведінкова модель – оптимізація багатьох ТЗ</w:t>
       </w:r>
@@ -23535,7 +23630,7 @@
         </w:rPr>
         <w:lastRenderedPageBreak/>
         <w:drawing>
-          <wp:inline distT="0" distB="0" distL="0" distR="0" wp14:anchorId="4A4891EC" wp14:editId="4985BD7F">
+          <wp:inline distT="0" distB="0" distL="0" distR="0" wp14:anchorId="4A4891EC" wp14:editId="4AA6E92C">
             <wp:extent cx="4691184" cy="6447204"/>
             <wp:effectExtent l="0" t="0" r="0" b="4445"/>
             <wp:docPr id="18" name="Picture 18"/>
@@ -23628,11 +23723,11 @@
         <w:t>та</w:t>
       </w:r>
       <w:r>
-        <w:t xml:space="preserve"> має достатній залишок вантажомісткості. На діаграмі цей етап представлено вкладеним подвійним циклом «loop». Зовнішній цикл «для кожної зупинки» ітерується по всіх точках доставки. </w:t>
+        <w:t xml:space="preserve"> має достатній залишок вантажомісткості. На діаграмі цей етап представлено вкладеним подвійним циклом «loop». Зовнішній цикл «для кожної зупинки» ітерується по всіх точках доставки. Внутрішній цикл «для кожного типу ТЗ (drive, bike, walk)» викликає </w:t>
       </w:r>
       <w:r>
         <w:lastRenderedPageBreak/>
-        <w:t>Внутрішній цикл «для кожного типу ТЗ (drive, bike, walk)» викликає build_distance_matrix(G_mode, [depot, stop], "travel_time") модуля RouteSolver, що повертає мінімальну matrix – час досяжності зупинки з депо для даного режиму. Якщо матриця містить значення PENALTY = 1</w:t>
+        <w:t>build_distance_matrix(G_mode, [depot, stop], "travel_time") модуля RouteSolver, що повертає мінімальну matrix – час досяжності зупинки з депо для даного режиму. Якщо матриця містить значення PENALTY = 1</w:t>
       </w:r>
       <w:r>
         <w:rPr>
@@ -23687,11 +23782,11 @@
         <w:t>–</w:t>
       </w:r>
       <w:r>
-        <w:t xml:space="preserve"> як тільки додавання чергової зупинки порушує обмеження місткості (2.10) або часового вікна, поточний маршрут «закривається» поверненням до депо, а зупинка </w:t>
+        <w:t xml:space="preserve"> як тільки додавання чергової зупинки порушує обмеження місткості (2.10) або часового вікна, поточний маршрут «закривається» поверненням до депо, а зупинка переходить у наступний сегмент. Така структура декодера гарантує, що будь-яка </w:t>
       </w:r>
       <w:r>
         <w:lastRenderedPageBreak/>
-        <w:t xml:space="preserve">переходить у наступний сегмент. Така структура декодера гарантує, що будь-яка хромосома-перестановка автоматично відображається у допустимий план маршрутів, а отже оператори OX та swap-мутації ніколи не продукують некоректних нащадків. Двох найкращих особин кожного покоління переноситься у наступне без змін (елітизм, ELITE_SIZE = 2) </w:t>
+        <w:t xml:space="preserve">хромосома-перестановка автоматично відображається у допустимий план маршрутів, а отже оператори OX та swap-мутації ніколи не продукують некоректних нащадків. Двох найкращих особин кожного покоління переноситься у наступне без змін (елітизм, ELITE_SIZE = 2) </w:t>
       </w:r>
       <w:r>
         <w:t>–</w:t>
@@ -23727,11 +23822,11 @@
         <w:pStyle w:val="NormalText"/>
       </w:pPr>
       <w:r>
-        <w:t xml:space="preserve">Описаний сценарій реалізує GA-центричну стратегію розв'язання CVRPTW: вся комбінаторна складність задачі (одночасний розподіл зупинок між транспортними засобами та впорядкування їх у межах кожного маршруту) інкапсульована у єдиному еволюційному циклі з Split-декодером. Така архітектура має дві принципові переваги порівняно з класичними двофазними евристиками «cluster-first, route-second» (наприклад, кластеризація K-Means з </w:t>
+        <w:t xml:space="preserve">Описаний сценарій реалізує GA-центричну стратегію розв'язання CVRPTW: вся комбінаторна складність задачі (одночасний розподіл зупинок між транспортними засобами та впорядкування їх у межах кожного маршруту) інкапсульована у єдиному еволюційному циклі з Split-декодером. Така архітектура має дві принципові переваги порівняно з класичними двофазними евристиками «cluster-first, route-second» (наприклад, кластеризація K-Means з подальшим розв'язанням TSP у кожному кластері): GA одночасно оптимізує і </w:t>
       </w:r>
       <w:r>
         <w:lastRenderedPageBreak/>
-        <w:t xml:space="preserve">подальшим розв'язанням TSP у кожному кластері): GA одночасно оптимізує і розподіл, і впорядкування, тоді як двофазні підходи фіксують розподіл після першої фази і не можуть його переглянути; Split-декодер вбудовує обмеження місткості й часових вікон безпосередньо у функцію придатності, що усуває потребу в окремих кроках постобробки. Жадібна евристика найближчого сусіда збережена в системі </w:t>
+        <w:t xml:space="preserve">розподіл, і впорядкування, тоді як двофазні підходи фіксують розподіл після першої фази і не можуть його переглянути; Split-декодер вбудовує обмеження місткості й часових вікон безпосередньо у функцію придатності, що усуває потребу в окремих кроках постобробки. Жадібна евристика найближчого сусіда збережена в системі </w:t>
       </w:r>
       <w:r>
         <w:t>–</w:t>
@@ -23768,7 +23863,7 @@
       <w:pPr>
         <w:pStyle w:val="Heading2"/>
       </w:pPr>
-      <w:bookmarkStart w:id="24" w:name="_Toc230967165"/>
+      <w:bookmarkStart w:id="24" w:name="_Toc230978164"/>
       <w:r>
         <w:t>2.1.7 Динамічна модель – діаграма діял</w:t>
       </w:r>
@@ -23895,6 +23990,7 @@
         <w:pStyle w:val="NormalText"/>
       </w:pPr>
       <w:r>
+        <w:lastRenderedPageBreak/>
         <w:t>Діаграма починається з початкового вузла (заповнений чорний кружок) і завершується кінцевим вузлом (білий кружок з чорною облямівкою). Між ними розгорнуто послідовність із п'ятнадцяти прямокутних вузлів-дій, з'єднаних потоками управління. Процес можна логічно поділити на чотири стадії: підготовка даних, побудова обчислювальної інфраструктури, паралельні обчислення для трьох режимів, синтез та подання результатів.</w:t>
       </w:r>
     </w:p>
@@ -23986,11 +24082,11 @@
         <w:t>–</w:t>
       </w:r>
       <w:r>
-        <w:t xml:space="preserve"> Побудова обчислювальної інфраструктури. Дія «Побудова </w:t>
+        <w:t xml:space="preserve"> Побудова обчислювальної інфраструктури. Дія «Побудова модальних графів (drive / bike / walk)» виконує триразове клонування LSCC-</w:t>
       </w:r>
       <w:r>
         <w:lastRenderedPageBreak/>
-        <w:t>модальних графів (drive / bike / walk)» виконує триразове клонування LSCC-графа із проставленням модальних часів на ребрах згідно правил, описаних у п.</w:t>
+        <w:t>графа із проставленням модальних часів на ребрах згідно правил, описаних у п.</w:t>
       </w:r>
       <w:r>
         <w:t> </w:t>
@@ -24146,7 +24242,7 @@
       <w:pPr>
         <w:pStyle w:val="Heading2"/>
       </w:pPr>
-      <w:bookmarkStart w:id="25" w:name="_Toc230967166"/>
+      <w:bookmarkStart w:id="25" w:name="_Toc230978165"/>
       <w:r>
         <w:lastRenderedPageBreak/>
         <w:t>2.2 Інформаційне забезпечення</w:t>
@@ -24212,7 +24308,7 @@
       <w:pPr>
         <w:pStyle w:val="Heading2"/>
       </w:pPr>
-      <w:bookmarkStart w:id="26" w:name="_Toc230967167"/>
+      <w:bookmarkStart w:id="26" w:name="_Toc230978166"/>
       <w:r>
         <w:t xml:space="preserve">2.2.1 </w:t>
       </w:r>
@@ -24569,11 +24665,7 @@
         </w:rPr>
       </w:pPr>
       <w:r>
-        <w:t xml:space="preserve">Стан «Доставлено (DELIVERED)» є термінальним семантичним станом – пакунок виконав свою функцію, кур'єр доставив його на цільову адресу та підтвердив це через інтерфейс системи. Внутрішні інваріанти: «Пакунок доставлено на адресу» та «Маршрут завершено». Перехід здійснюється подією set_status(DELIVERED) зі сторожовою умовою [Кур'єр підтверджує доставку]. Слід зауважити, що стан DELIVERED не є кінцевим у формально-UML сенсі: пакунок залишається в БД для подальшого аналізу та формування статистики, </w:t>
-      </w:r>
-      <w:r>
-        <w:lastRenderedPageBreak/>
-        <w:t>поки не буде явно видалений оператором.</w:t>
+        <w:t>Стан «Доставлено (DELIVERED)» є термінальним семантичним станом – пакунок виконав свою функцію, кур'єр доставив його на цільову адресу та підтвердив це через інтерфейс системи. Внутрішні інваріанти: «Пакунок доставлено на адресу» та «Маршрут завершено». Перехід здійснюється подією set_status(DELIVERED) зі сторожовою умовою [Кур'єр підтверджує доставку]. Слід зауважити, що стан DELIVERED не є кінцевим у формально-UML сенсі: пакунок залишається в БД для подальшого аналізу та формування статистики, поки не буде явно видалений оператором.</w:t>
       </w:r>
     </w:p>
     <w:p>
@@ -24581,6 +24673,7 @@
         <w:pStyle w:val="NormalText"/>
       </w:pPr>
       <w:r>
+        <w:lastRenderedPageBreak/>
         <w:t>На діаграмі представлено п'ять переходів між станами та два переходи в кінцевий вузол:</w:t>
       </w:r>
     </w:p>
@@ -24695,11 +24788,11 @@
         <w:t>В</w:t>
       </w:r>
       <w:r>
-        <w:t xml:space="preserve">сі переходи захищені сторожовими умовами, які перевіряються на </w:t>
+        <w:t xml:space="preserve">сі переходи захищені сторожовими умовами, які перевіряються на рівні бізнес-логіки в модулі PackageDB, що запобігає некоректним переходам </w:t>
       </w:r>
       <w:r>
         <w:lastRenderedPageBreak/>
-        <w:t>рівні бізнес-логіки в модулі PackageDB, що запобігає некоректним переходам (наприклад, з PENDING безпосередньо у DELIVERED, оминаючи стан IN_TRANSIT) на рівні БД.</w:t>
+        <w:t>(наприклад, з PENDING безпосередньо у DELIVERED, оминаючи стан IN_TRANSIT) на рівні БД.</w:t>
       </w:r>
     </w:p>
     <w:p>
@@ -24735,7 +24828,7 @@
       <w:pPr>
         <w:pStyle w:val="Heading2"/>
       </w:pPr>
-      <w:bookmarkStart w:id="27" w:name="_Toc230967168"/>
+      <w:bookmarkStart w:id="27" w:name="_Toc230978167"/>
       <w:r>
         <w:t xml:space="preserve">2.2.2 </w:t>
       </w:r>
@@ -25009,7 +25102,7 @@
       <w:pPr>
         <w:pStyle w:val="Heading2"/>
       </w:pPr>
-      <w:bookmarkStart w:id="28" w:name="_Toc230967169"/>
+      <w:bookmarkStart w:id="28" w:name="_Toc230978168"/>
       <w:r>
         <w:t xml:space="preserve">2.2.3 </w:t>
       </w:r>
@@ -25175,7 +25268,7 @@
       <w:pPr>
         <w:pStyle w:val="Heading2"/>
       </w:pPr>
-      <w:bookmarkStart w:id="29" w:name="_Toc230967170"/>
+      <w:bookmarkStart w:id="29" w:name="_Toc230978169"/>
       <w:r>
         <w:t>2.</w:t>
       </w:r>
@@ -26390,7 +26483,7 @@
       <w:pPr>
         <w:pStyle w:val="Heading2"/>
       </w:pPr>
-      <w:bookmarkStart w:id="30" w:name="_Toc230967171"/>
+      <w:bookmarkStart w:id="30" w:name="_Toc230978170"/>
       <w:r>
         <w:t>2.</w:t>
       </w:r>
@@ -26433,7 +26526,7 @@
       <w:pPr>
         <w:pStyle w:val="Heading1"/>
       </w:pPr>
-      <w:bookmarkStart w:id="31" w:name="_Toc230967172"/>
+      <w:bookmarkStart w:id="31" w:name="_Toc230978171"/>
       <w:r>
         <w:lastRenderedPageBreak/>
         <w:t>3 РОЗРАХУНКОВИЙ РОЗДІЛ</w:t>
@@ -26444,7 +26537,7 @@
       <w:pPr>
         <w:pStyle w:val="Heading2"/>
       </w:pPr>
-      <w:bookmarkStart w:id="32" w:name="_Toc230967173"/>
+      <w:bookmarkStart w:id="32" w:name="_Toc230978172"/>
       <w:r>
         <w:t xml:space="preserve">3.1 </w:t>
       </w:r>
@@ -27196,7 +27289,7 @@
       <w:pPr>
         <w:pStyle w:val="Heading2"/>
       </w:pPr>
-      <w:bookmarkStart w:id="33" w:name="_Toc230967174"/>
+      <w:bookmarkStart w:id="33" w:name="_Toc230978173"/>
       <w:r>
         <w:rPr>
           <w:lang w:val="en-US"/>
@@ -27667,7 +27760,7 @@
       <w:pPr>
         <w:pStyle w:val="Heading2"/>
       </w:pPr>
-      <w:bookmarkStart w:id="34" w:name="_Toc230967175"/>
+      <w:bookmarkStart w:id="34" w:name="_Toc230978174"/>
       <w:r>
         <w:rPr>
           <w:lang w:val="ru-RU"/>
@@ -30534,7 +30627,7 @@
       <w:pPr>
         <w:pStyle w:val="Heading2"/>
       </w:pPr>
-      <w:bookmarkStart w:id="35" w:name="_Toc230967176"/>
+      <w:bookmarkStart w:id="35" w:name="_Toc230978175"/>
       <w:r>
         <w:t>3.</w:t>
       </w:r>
@@ -30711,8 +30804,11 @@
         <w:ind w:firstLine="709"/>
       </w:pPr>
       <w:r>
+        <w:t xml:space="preserve">Після успішного запуску у браузері користувача автоматично відкривається </w:t>
+      </w:r>
+      <w:r>
         <w:lastRenderedPageBreak/>
-        <w:t xml:space="preserve">Після успішного запуску у браузері користувача автоматично відкривається веб-інтерфейс за адресою </w:t>
+        <w:t xml:space="preserve">веб-інтерфейс за адресою </w:t>
       </w:r>
       <w:r>
         <w:fldChar w:fldCharType="begin"/>
@@ -31433,7 +31529,7 @@
           <w:lang w:val="ru-RU"/>
         </w:rPr>
       </w:pPr>
-      <w:bookmarkStart w:id="36" w:name="_Toc230967177"/>
+      <w:bookmarkStart w:id="36" w:name="_Toc230978176"/>
       <w:r>
         <w:rPr>
           <w:lang w:val="ru-RU"/>
@@ -32732,7 +32828,7 @@
           <w:lang w:val="en-US"/>
         </w:rPr>
       </w:pPr>
-      <w:bookmarkStart w:id="37" w:name="_Toc230967178"/>
+      <w:bookmarkStart w:id="37" w:name="_Toc230978177"/>
       <w:r>
         <w:rPr>
           <w:lang w:val="en-US"/>
@@ -42411,7 +42507,7 @@
       <w:pPr>
         <w:pStyle w:val="Heading2"/>
       </w:pPr>
-      <w:bookmarkStart w:id="38" w:name="_Toc230967179"/>
+      <w:bookmarkStart w:id="38" w:name="_Toc230978178"/>
       <w:r>
         <w:rPr>
           <w:lang w:val="en-US"/>
@@ -43766,7 +43862,7 @@
       <w:pPr>
         <w:pStyle w:val="Heading2"/>
       </w:pPr>
-      <w:bookmarkStart w:id="39" w:name="_Toc230967180"/>
+      <w:bookmarkStart w:id="39" w:name="_Toc230978179"/>
       <w:r>
         <w:t xml:space="preserve">3.8 Висновки </w:t>
       </w:r>
@@ -45119,7 +45215,7 @@
           <w:lang w:val="en-US"/>
         </w:rPr>
       </w:pPr>
-      <w:bookmarkStart w:id="40" w:name="_Toc230967181"/>
+      <w:bookmarkStart w:id="40" w:name="_Toc230978180"/>
       <w:r>
         <w:rPr>
           <w:szCs w:val="28"/>
@@ -56048,7 +56144,16 @@
         <w:t xml:space="preserve"> </w:t>
       </w:r>
       <w:r>
-        <w:t>та посіла 2 призове місце (Додаток А).</w:t>
+        <w:t xml:space="preserve">та посіла 2 призове місце (Додаток </w:t>
+      </w:r>
+      <w:r>
+        <w:rPr>
+          <w:lang w:val="ru-UA"/>
+        </w:rPr>
+        <w:t>Б</w:t>
+      </w:r>
+      <w:r>
+        <w:t>).</w:t>
       </w:r>
     </w:p>
     <w:p>
@@ -56074,7 +56179,7 @@
       </w:pPr>
       <w:bookmarkStart w:id="41" w:name="__RefHeading___Toc1059_864477561"/>
       <w:bookmarkStart w:id="42" w:name="_Toc229759706"/>
-      <w:bookmarkStart w:id="43" w:name="_Toc230967182"/>
+      <w:bookmarkStart w:id="43" w:name="_Toc230978181"/>
       <w:r>
         <w:lastRenderedPageBreak/>
         <w:t xml:space="preserve">ПЕРЕЛІК </w:t>
@@ -56264,156 +56369,140 @@
         </w:rPr>
         <w:t xml:space="preserve">: </w:t>
       </w:r>
-      <w:r>
-        <w:fldChar w:fldCharType="begin"/>
-      </w:r>
-      <w:r>
-        <w:instrText>HYPERLINK \t "_blank"</w:instrText>
-      </w:r>
-      <w:r>
-        <w:fldChar w:fldCharType="separate"/>
-      </w:r>
-      <w:r>
-        <w:rPr>
-          <w:rStyle w:val="Hyperlink"/>
-          <w:sz w:val="28"/>
-          <w:szCs w:val="28"/>
-          <w:lang w:val="en-US"/>
-        </w:rPr>
-        <w:t>https</w:t>
-      </w:r>
-      <w:r>
-        <w:rPr>
-          <w:rStyle w:val="Hyperlink"/>
-          <w:sz w:val="28"/>
-          <w:szCs w:val="28"/>
-          <w:lang w:val="ru-RU"/>
-        </w:rPr>
-        <w:t>://</w:t>
-      </w:r>
-      <w:proofErr w:type="spellStart"/>
-      <w:r>
-        <w:rPr>
-          <w:rStyle w:val="Hyperlink"/>
-          <w:sz w:val="28"/>
-          <w:szCs w:val="28"/>
-          <w:lang w:val="en-US"/>
-        </w:rPr>
-        <w:t>cargosapiens</w:t>
-      </w:r>
-      <w:proofErr w:type="spellEnd"/>
-      <w:r>
-        <w:rPr>
-          <w:rStyle w:val="Hyperlink"/>
-          <w:sz w:val="28"/>
-          <w:szCs w:val="28"/>
-          <w:lang w:val="ru-RU"/>
-        </w:rPr>
-        <w:t>.</w:t>
-      </w:r>
-      <w:r>
-        <w:rPr>
-          <w:rStyle w:val="Hyperlink"/>
-          <w:sz w:val="28"/>
-          <w:szCs w:val="28"/>
-          <w:lang w:val="en-US"/>
-        </w:rPr>
-        <w:t>com</w:t>
-      </w:r>
-      <w:r>
-        <w:rPr>
-          <w:rStyle w:val="Hyperlink"/>
-          <w:sz w:val="28"/>
-          <w:szCs w:val="28"/>
-          <w:lang w:val="ru-RU"/>
-        </w:rPr>
-        <w:t>/</w:t>
-      </w:r>
-      <w:proofErr w:type="spellStart"/>
-      <w:r>
-        <w:rPr>
-          <w:rStyle w:val="Hyperlink"/>
-          <w:sz w:val="28"/>
-          <w:szCs w:val="28"/>
-          <w:lang w:val="en-US"/>
-        </w:rPr>
-        <w:t>en</w:t>
-      </w:r>
-      <w:proofErr w:type="spellEnd"/>
-      <w:r>
-        <w:rPr>
-          <w:rStyle w:val="Hyperlink"/>
-          <w:sz w:val="28"/>
-          <w:szCs w:val="28"/>
-          <w:lang w:val="ru-RU"/>
-        </w:rPr>
-        <w:t>/</w:t>
-      </w:r>
-      <w:r>
-        <w:rPr>
-          <w:rStyle w:val="Hyperlink"/>
-          <w:sz w:val="28"/>
-          <w:szCs w:val="28"/>
-          <w:lang w:val="en-US"/>
-        </w:rPr>
-        <w:t>blog</w:t>
-      </w:r>
-      <w:r>
-        <w:rPr>
-          <w:rStyle w:val="Hyperlink"/>
-          <w:sz w:val="28"/>
-          <w:szCs w:val="28"/>
-          <w:lang w:val="ru-RU"/>
-        </w:rPr>
-        <w:t>/</w:t>
-      </w:r>
-      <w:r>
-        <w:rPr>
-          <w:rStyle w:val="Hyperlink"/>
-          <w:sz w:val="28"/>
-          <w:szCs w:val="28"/>
-          <w:lang w:val="en-US"/>
-        </w:rPr>
-        <w:t>custos</w:t>
-      </w:r>
-      <w:r>
-        <w:rPr>
-          <w:rStyle w:val="Hyperlink"/>
-          <w:sz w:val="28"/>
-          <w:szCs w:val="28"/>
-          <w:lang w:val="ru-RU"/>
-        </w:rPr>
-        <w:t>-</w:t>
-      </w:r>
-      <w:proofErr w:type="spellStart"/>
-      <w:r>
-        <w:rPr>
-          <w:rStyle w:val="Hyperlink"/>
-          <w:sz w:val="28"/>
-          <w:szCs w:val="28"/>
-          <w:lang w:val="en-US"/>
-        </w:rPr>
-        <w:t>logisticos</w:t>
-      </w:r>
-      <w:proofErr w:type="spellEnd"/>
-      <w:r>
-        <w:rPr>
-          <w:rStyle w:val="Hyperlink"/>
-          <w:sz w:val="28"/>
-          <w:szCs w:val="28"/>
-          <w:lang w:val="ru-RU"/>
-        </w:rPr>
-        <w:t>/</w:t>
-      </w:r>
-      <w:r>
-        <w:rPr>
-          <w:rStyle w:val="Hyperlink"/>
-          <w:sz w:val="28"/>
-          <w:szCs w:val="28"/>
-          <w:lang w:val="ru-RU"/>
-        </w:rPr>
-        <w:fldChar w:fldCharType="end"/>
-      </w:r>
+      <w:hyperlink w:tgtFrame="_blank" w:history="1">
+        <w:r>
+          <w:rPr>
+            <w:rStyle w:val="Hyperlink"/>
+            <w:sz w:val="28"/>
+            <w:szCs w:val="28"/>
+            <w:lang w:val="en-US"/>
+          </w:rPr>
+          <w:t>https</w:t>
+        </w:r>
+        <w:r>
+          <w:rPr>
+            <w:rStyle w:val="Hyperlink"/>
+            <w:sz w:val="28"/>
+            <w:szCs w:val="28"/>
+            <w:lang w:val="ru-RU"/>
+          </w:rPr>
+          <w:t>://</w:t>
+        </w:r>
+        <w:proofErr w:type="spellStart"/>
+        <w:r>
+          <w:rPr>
+            <w:rStyle w:val="Hyperlink"/>
+            <w:sz w:val="28"/>
+            <w:szCs w:val="28"/>
+            <w:lang w:val="en-US"/>
+          </w:rPr>
+          <w:t>cargosapiens</w:t>
+        </w:r>
+        <w:proofErr w:type="spellEnd"/>
+        <w:r>
+          <w:rPr>
+            <w:rStyle w:val="Hyperlink"/>
+            <w:sz w:val="28"/>
+            <w:szCs w:val="28"/>
+            <w:lang w:val="ru-RU"/>
+          </w:rPr>
+          <w:t>.</w:t>
+        </w:r>
+        <w:r>
+          <w:rPr>
+            <w:rStyle w:val="Hyperlink"/>
+            <w:sz w:val="28"/>
+            <w:szCs w:val="28"/>
+            <w:lang w:val="en-US"/>
+          </w:rPr>
+          <w:t>com</w:t>
+        </w:r>
+        <w:r>
+          <w:rPr>
+            <w:rStyle w:val="Hyperlink"/>
+            <w:sz w:val="28"/>
+            <w:szCs w:val="28"/>
+            <w:lang w:val="ru-RU"/>
+          </w:rPr>
+          <w:t>/</w:t>
+        </w:r>
+        <w:proofErr w:type="spellStart"/>
+        <w:r>
+          <w:rPr>
+            <w:rStyle w:val="Hyperlink"/>
+            <w:sz w:val="28"/>
+            <w:szCs w:val="28"/>
+            <w:lang w:val="en-US"/>
+          </w:rPr>
+          <w:t>en</w:t>
+        </w:r>
+        <w:proofErr w:type="spellEnd"/>
+        <w:r>
+          <w:rPr>
+            <w:rStyle w:val="Hyperlink"/>
+            <w:sz w:val="28"/>
+            <w:szCs w:val="28"/>
+            <w:lang w:val="ru-RU"/>
+          </w:rPr>
+          <w:t>/</w:t>
+        </w:r>
+        <w:r>
+          <w:rPr>
+            <w:rStyle w:val="Hyperlink"/>
+            <w:sz w:val="28"/>
+            <w:szCs w:val="28"/>
+            <w:lang w:val="en-US"/>
+          </w:rPr>
+          <w:t>blog</w:t>
+        </w:r>
+        <w:r>
+          <w:rPr>
+            <w:rStyle w:val="Hyperlink"/>
+            <w:sz w:val="28"/>
+            <w:szCs w:val="28"/>
+            <w:lang w:val="ru-RU"/>
+          </w:rPr>
+          <w:t>/</w:t>
+        </w:r>
+        <w:r>
+          <w:rPr>
+            <w:rStyle w:val="Hyperlink"/>
+            <w:sz w:val="28"/>
+            <w:szCs w:val="28"/>
+            <w:lang w:val="en-US"/>
+          </w:rPr>
+          <w:t>custos</w:t>
+        </w:r>
+        <w:r>
+          <w:rPr>
+            <w:rStyle w:val="Hyperlink"/>
+            <w:sz w:val="28"/>
+            <w:szCs w:val="28"/>
+            <w:lang w:val="ru-RU"/>
+          </w:rPr>
+          <w:t>-</w:t>
+        </w:r>
+        <w:proofErr w:type="spellStart"/>
+        <w:r>
+          <w:rPr>
+            <w:rStyle w:val="Hyperlink"/>
+            <w:sz w:val="28"/>
+            <w:szCs w:val="28"/>
+            <w:lang w:val="en-US"/>
+          </w:rPr>
+          <w:t>logisticos</w:t>
+        </w:r>
+        <w:proofErr w:type="spellEnd"/>
+        <w:r>
+          <w:rPr>
+            <w:rStyle w:val="Hyperlink"/>
+            <w:sz w:val="28"/>
+            <w:szCs w:val="28"/>
+            <w:lang w:val="ru-RU"/>
+          </w:rPr>
+          <w:t>/</w:t>
+        </w:r>
+      </w:hyperlink>
       <w:r>
         <w:rPr>
           <w:sz w:val="28"/>
@@ -57152,17 +57241,24 @@
         <w:pStyle w:val="Heading1"/>
         <w:rPr>
           <w:szCs w:val="28"/>
-          <w:lang w:val="ru-RU"/>
+          <w:lang w:val="ru-UA"/>
         </w:rPr>
       </w:pPr>
-      <w:bookmarkStart w:id="44" w:name="_Toc230967183"/>
+      <w:bookmarkStart w:id="44" w:name="_Toc230978182"/>
       <w:r>
         <w:rPr>
           <w:szCs w:val="28"/>
           <w:lang w:val="ru-RU"/>
         </w:rPr>
         <w:lastRenderedPageBreak/>
-        <w:t>ДОДАТОК А</w:t>
+        <w:t xml:space="preserve">ДОДАТОК </w:t>
+      </w:r>
+      <w:r>
+        <w:rPr>
+          <w:szCs w:val="28"/>
+          <w:lang w:val="ru-RU"/>
+        </w:rPr>
+        <w:t>А</w:t>
       </w:r>
       <w:bookmarkEnd w:id="44"/>
     </w:p>
@@ -57189,6 +57285,8 @@
     </w:p>
     <w:p>
       <w:pPr>
+        <w:spacing w:before="0" w:after="0"/>
+        <w:jc w:val="left"/>
         <w:rPr>
           <w:lang w:val="en-US"/>
         </w:rPr>
@@ -57202,6 +57300,8 @@
     </w:p>
     <w:p>
       <w:pPr>
+        <w:spacing w:before="0" w:after="0"/>
+        <w:jc w:val="left"/>
         <w:rPr>
           <w:lang w:val="en-US"/>
         </w:rPr>
@@ -57210,11 +57310,21 @@
         <w:rPr>
           <w:lang w:val="en-US"/>
         </w:rPr>
-        <w:t>app.py</w:t>
-      </w:r>
+        <w:t xml:space="preserve">app.py — </w:t>
+      </w:r>
+      <w:proofErr w:type="spellStart"/>
+      <w:r>
+        <w:rPr>
+          <w:lang w:val="en-US"/>
+        </w:rPr>
+        <w:t>DeliveryIQ</w:t>
+      </w:r>
+      <w:proofErr w:type="spellEnd"/>
     </w:p>
     <w:p>
       <w:pPr>
+        <w:spacing w:before="0" w:after="0"/>
+        <w:jc w:val="left"/>
         <w:rPr>
           <w:lang w:val="en-US"/>
         </w:rPr>
@@ -57223,7 +57333,7 @@
         <w:rPr>
           <w:lang w:val="en-US"/>
         </w:rPr>
-        <w:t xml:space="preserve">Run:  </w:t>
+        <w:t>Run:  </w:t>
       </w:r>
       <w:proofErr w:type="spellStart"/>
       <w:r>
@@ -57242,6 +57352,8 @@
     </w:p>
     <w:p>
       <w:pPr>
+        <w:spacing w:before="0" w:after="0"/>
+        <w:jc w:val="left"/>
         <w:rPr>
           <w:lang w:val="en-US"/>
         </w:rPr>
@@ -57255,101 +57367,7319 @@
     </w:p>
     <w:p>
       <w:pPr>
+        <w:spacing w:before="0" w:after="0"/>
+        <w:jc w:val="left"/>
         <w:rPr>
           <w:lang w:val="en-US"/>
         </w:rPr>
       </w:pPr>
-      <w:r>
-        <w:rPr>
-          <w:lang w:val="en-US"/>
-        </w:rPr>
-        <w:t>from __future__ import annotations</w:t>
-      </w:r>
     </w:p>
     <w:p>
       <w:pPr>
+        <w:spacing w:before="0" w:after="0"/>
+        <w:jc w:val="left"/>
         <w:rPr>
           <w:lang w:val="en-US"/>
         </w:rPr>
       </w:pPr>
       <w:r>
         <w:rPr>
-          <w:lang w:val="en-US"/>
-        </w:rPr>
-        <w:t>import math</w:t>
+          <w:i/>
+          <w:iCs/>
+          <w:lang w:val="en-US"/>
+        </w:rPr>
+        <w:t>from</w:t>
+      </w:r>
+      <w:r>
+        <w:rPr>
+          <w:lang w:val="en-US"/>
+        </w:rPr>
+        <w:t xml:space="preserve"> __future__ </w:t>
+      </w:r>
+      <w:r>
+        <w:rPr>
+          <w:i/>
+          <w:iCs/>
+          <w:lang w:val="en-US"/>
+        </w:rPr>
+        <w:t>import</w:t>
+      </w:r>
+      <w:r>
+        <w:rPr>
+          <w:lang w:val="en-US"/>
+        </w:rPr>
+        <w:t xml:space="preserve"> annotations</w:t>
       </w:r>
     </w:p>
     <w:p>
       <w:pPr>
+        <w:spacing w:before="0" w:after="0"/>
+        <w:jc w:val="left"/>
         <w:rPr>
           <w:lang w:val="en-US"/>
         </w:rPr>
       </w:pPr>
-      <w:r>
-        <w:rPr>
-          <w:lang w:val="en-US"/>
-        </w:rPr>
-        <w:t>import sys</w:t>
-      </w:r>
     </w:p>
     <w:p>
       <w:pPr>
+        <w:spacing w:before="0" w:after="0"/>
+        <w:jc w:val="left"/>
         <w:rPr>
           <w:lang w:val="en-US"/>
         </w:rPr>
       </w:pPr>
       <w:r>
         <w:rPr>
-          <w:lang w:val="en-US"/>
-        </w:rPr>
-        <w:t xml:space="preserve">import </w:t>
-      </w:r>
-      <w:proofErr w:type="spellStart"/>
-      <w:r>
-        <w:rPr>
-          <w:lang w:val="en-US"/>
-        </w:rPr>
-        <w:t>os</w:t>
-      </w:r>
-      <w:proofErr w:type="spellEnd"/>
+          <w:i/>
+          <w:iCs/>
+          <w:lang w:val="en-US"/>
+        </w:rPr>
+        <w:t>import</w:t>
+      </w:r>
+      <w:r>
+        <w:rPr>
+          <w:lang w:val="en-US"/>
+        </w:rPr>
+        <w:t xml:space="preserve"> math</w:t>
+      </w:r>
     </w:p>
     <w:p>
       <w:pPr>
+        <w:spacing w:before="0" w:after="0"/>
+        <w:jc w:val="left"/>
         <w:rPr>
           <w:lang w:val="en-US"/>
         </w:rPr>
       </w:pPr>
       <w:r>
         <w:rPr>
-          <w:lang w:val="en-US"/>
-        </w:rPr>
-        <w:t>import datetime</w:t>
+          <w:i/>
+          <w:iCs/>
+          <w:lang w:val="en-US"/>
+        </w:rPr>
+        <w:t>import</w:t>
+      </w:r>
+      <w:r>
+        <w:rPr>
+          <w:lang w:val="en-US"/>
+        </w:rPr>
+        <w:t xml:space="preserve"> sys</w:t>
       </w:r>
     </w:p>
     <w:p>
       <w:pPr>
+        <w:spacing w:before="0" w:after="0"/>
+        <w:jc w:val="left"/>
         <w:rPr>
           <w:lang w:val="en-US"/>
         </w:rPr>
       </w:pPr>
       <w:r>
         <w:rPr>
-          <w:lang w:val="en-US"/>
-        </w:rPr>
-        <w:t>import logging</w:t>
-      </w:r>
+          <w:i/>
+          <w:iCs/>
+          <w:lang w:val="en-US"/>
+        </w:rPr>
+        <w:t>import</w:t>
+      </w:r>
+      <w:r>
+        <w:rPr>
+          <w:lang w:val="en-US"/>
+        </w:rPr>
+        <w:t xml:space="preserve"> </w:t>
+      </w:r>
+      <w:proofErr w:type="spellStart"/>
+      <w:r>
+        <w:rPr>
+          <w:lang w:val="en-US"/>
+        </w:rPr>
+        <w:t>os</w:t>
+      </w:r>
+      <w:proofErr w:type="spellEnd"/>
     </w:p>
     <w:p>
       <w:pPr>
+        <w:spacing w:before="0" w:after="0"/>
+        <w:jc w:val="left"/>
+        <w:rPr>
+          <w:lang w:val="en-US"/>
+        </w:rPr>
+      </w:pPr>
+      <w:r>
+        <w:rPr>
+          <w:i/>
+          <w:iCs/>
+          <w:lang w:val="en-US"/>
+        </w:rPr>
+        <w:t>import</w:t>
+      </w:r>
+      <w:r>
+        <w:rPr>
+          <w:lang w:val="en-US"/>
+        </w:rPr>
+        <w:t xml:space="preserve"> datetime</w:t>
+      </w:r>
+    </w:p>
+    <w:p>
+      <w:pPr>
+        <w:spacing w:before="0" w:after="0"/>
+        <w:jc w:val="left"/>
+        <w:rPr>
+          <w:lang w:val="en-US"/>
+        </w:rPr>
+      </w:pPr>
+      <w:r>
+        <w:rPr>
+          <w:i/>
+          <w:iCs/>
+          <w:lang w:val="en-US"/>
+        </w:rPr>
+        <w:t>import</w:t>
+      </w:r>
+      <w:r>
+        <w:rPr>
+          <w:lang w:val="en-US"/>
+        </w:rPr>
+        <w:t xml:space="preserve"> logging</w:t>
+      </w:r>
+    </w:p>
+    <w:p>
+      <w:pPr>
+        <w:spacing w:before="0" w:after="0"/>
+        <w:jc w:val="left"/>
+        <w:rPr>
+          <w:lang w:val="en-US"/>
+        </w:rPr>
+      </w:pPr>
+      <w:r>
+        <w:rPr>
+          <w:i/>
+          <w:iCs/>
+          <w:lang w:val="en-US"/>
+        </w:rPr>
+        <w:t>from</w:t>
+      </w:r>
+      <w:r>
+        <w:rPr>
+          <w:lang w:val="en-US"/>
+        </w:rPr>
+        <w:t xml:space="preserve"> </w:t>
+      </w:r>
+      <w:proofErr w:type="spellStart"/>
+      <w:r>
+        <w:rPr>
+          <w:lang w:val="en-US"/>
+        </w:rPr>
+        <w:t>dataclasses</w:t>
+      </w:r>
+      <w:proofErr w:type="spellEnd"/>
+      <w:r>
+        <w:rPr>
+          <w:lang w:val="en-US"/>
+        </w:rPr>
+        <w:t xml:space="preserve"> </w:t>
+      </w:r>
+      <w:r>
+        <w:rPr>
+          <w:i/>
+          <w:iCs/>
+          <w:lang w:val="en-US"/>
+        </w:rPr>
+        <w:t>import</w:t>
+      </w:r>
+      <w:r>
+        <w:rPr>
+          <w:lang w:val="en-US"/>
+        </w:rPr>
+        <w:t xml:space="preserve"> </w:t>
+      </w:r>
+      <w:proofErr w:type="spellStart"/>
+      <w:r>
+        <w:rPr>
+          <w:lang w:val="en-US"/>
+        </w:rPr>
+        <w:t>dataclass</w:t>
+      </w:r>
+      <w:proofErr w:type="spellEnd"/>
+      <w:r>
+        <w:rPr>
+          <w:lang w:val="en-US"/>
+        </w:rPr>
+        <w:t>, field</w:t>
+      </w:r>
+    </w:p>
+    <w:p>
+      <w:pPr>
+        <w:spacing w:before="0" w:after="0"/>
+        <w:jc w:val="left"/>
+        <w:rPr>
+          <w:lang w:val="en-US"/>
+        </w:rPr>
+      </w:pPr>
+      <w:r>
+        <w:rPr>
+          <w:i/>
+          <w:iCs/>
+          <w:lang w:val="en-US"/>
+        </w:rPr>
+        <w:t>from</w:t>
+      </w:r>
+      <w:r>
+        <w:rPr>
+          <w:lang w:val="en-US"/>
+        </w:rPr>
+        <w:t xml:space="preserve"> typing </w:t>
+      </w:r>
+      <w:r>
+        <w:rPr>
+          <w:i/>
+          <w:iCs/>
+          <w:lang w:val="en-US"/>
+        </w:rPr>
+        <w:t>import</w:t>
+      </w:r>
+      <w:r>
+        <w:rPr>
+          <w:lang w:val="en-US"/>
+        </w:rPr>
+        <w:t xml:space="preserve"> Optional</w:t>
+      </w:r>
+    </w:p>
+    <w:p>
+      <w:pPr>
+        <w:spacing w:before="0" w:after="0"/>
+        <w:jc w:val="left"/>
         <w:rPr>
           <w:lang w:val="en-US"/>
         </w:rPr>
       </w:pPr>
     </w:p>
+    <w:p>
+      <w:pPr>
+        <w:spacing w:before="0" w:after="0"/>
+        <w:jc w:val="left"/>
+        <w:rPr>
+          <w:lang w:val="en-US"/>
+        </w:rPr>
+      </w:pPr>
+      <w:r>
+        <w:rPr>
+          <w:i/>
+          <w:iCs/>
+          <w:lang w:val="en-US"/>
+        </w:rPr>
+        <w:t>import</w:t>
+      </w:r>
+      <w:r>
+        <w:rPr>
+          <w:lang w:val="en-US"/>
+        </w:rPr>
+        <w:t xml:space="preserve"> folium</w:t>
+      </w:r>
+    </w:p>
+    <w:p>
+      <w:pPr>
+        <w:spacing w:before="0" w:after="0"/>
+        <w:jc w:val="left"/>
+        <w:rPr>
+          <w:lang w:val="en-US"/>
+        </w:rPr>
+      </w:pPr>
+      <w:r>
+        <w:rPr>
+          <w:i/>
+          <w:iCs/>
+          <w:lang w:val="en-US"/>
+        </w:rPr>
+        <w:t>import</w:t>
+      </w:r>
+      <w:r>
+        <w:rPr>
+          <w:lang w:val="en-US"/>
+        </w:rPr>
+        <w:t xml:space="preserve"> </w:t>
+      </w:r>
+      <w:proofErr w:type="spellStart"/>
+      <w:r>
+        <w:rPr>
+          <w:lang w:val="en-US"/>
+        </w:rPr>
+        <w:t>networkx</w:t>
+      </w:r>
+      <w:proofErr w:type="spellEnd"/>
+      <w:r>
+        <w:rPr>
+          <w:lang w:val="en-US"/>
+        </w:rPr>
+        <w:t xml:space="preserve"> </w:t>
+      </w:r>
+      <w:r>
+        <w:rPr>
+          <w:i/>
+          <w:iCs/>
+          <w:lang w:val="en-US"/>
+        </w:rPr>
+        <w:t>as</w:t>
+      </w:r>
+      <w:r>
+        <w:rPr>
+          <w:lang w:val="en-US"/>
+        </w:rPr>
+        <w:t xml:space="preserve"> </w:t>
+      </w:r>
+      <w:proofErr w:type="spellStart"/>
+      <w:r>
+        <w:rPr>
+          <w:lang w:val="en-US"/>
+        </w:rPr>
+        <w:t>nx</w:t>
+      </w:r>
+      <w:proofErr w:type="spellEnd"/>
+    </w:p>
+    <w:p>
+      <w:pPr>
+        <w:spacing w:before="0" w:after="0"/>
+        <w:jc w:val="left"/>
+        <w:rPr>
+          <w:lang w:val="en-US"/>
+        </w:rPr>
+      </w:pPr>
+      <w:r>
+        <w:rPr>
+          <w:i/>
+          <w:iCs/>
+          <w:lang w:val="en-US"/>
+        </w:rPr>
+        <w:t>import</w:t>
+      </w:r>
+      <w:r>
+        <w:rPr>
+          <w:lang w:val="en-US"/>
+        </w:rPr>
+        <w:t xml:space="preserve"> </w:t>
+      </w:r>
+      <w:proofErr w:type="spellStart"/>
+      <w:r>
+        <w:rPr>
+          <w:lang w:val="en-US"/>
+        </w:rPr>
+        <w:t>streamlit</w:t>
+      </w:r>
+      <w:proofErr w:type="spellEnd"/>
+      <w:r>
+        <w:rPr>
+          <w:lang w:val="en-US"/>
+        </w:rPr>
+        <w:t xml:space="preserve"> </w:t>
+      </w:r>
+      <w:r>
+        <w:rPr>
+          <w:i/>
+          <w:iCs/>
+          <w:lang w:val="en-US"/>
+        </w:rPr>
+        <w:t>as</w:t>
+      </w:r>
+      <w:r>
+        <w:rPr>
+          <w:lang w:val="en-US"/>
+        </w:rPr>
+        <w:t xml:space="preserve"> </w:t>
+      </w:r>
+      <w:proofErr w:type="spellStart"/>
+      <w:r>
+        <w:rPr>
+          <w:lang w:val="en-US"/>
+        </w:rPr>
+        <w:t>st</w:t>
+      </w:r>
+      <w:proofErr w:type="spellEnd"/>
+    </w:p>
+    <w:p>
+      <w:pPr>
+        <w:spacing w:before="0" w:after="0"/>
+        <w:jc w:val="left"/>
+        <w:rPr>
+          <w:lang w:val="en-US"/>
+        </w:rPr>
+      </w:pPr>
+      <w:r>
+        <w:rPr>
+          <w:i/>
+          <w:iCs/>
+          <w:lang w:val="en-US"/>
+        </w:rPr>
+        <w:t>from</w:t>
+      </w:r>
+      <w:r>
+        <w:rPr>
+          <w:lang w:val="en-US"/>
+        </w:rPr>
+        <w:t xml:space="preserve"> </w:t>
+      </w:r>
+      <w:proofErr w:type="spellStart"/>
+      <w:r>
+        <w:rPr>
+          <w:lang w:val="en-US"/>
+        </w:rPr>
+        <w:t>streamlit_folium</w:t>
+      </w:r>
+      <w:proofErr w:type="spellEnd"/>
+      <w:r>
+        <w:rPr>
+          <w:lang w:val="en-US"/>
+        </w:rPr>
+        <w:t xml:space="preserve"> </w:t>
+      </w:r>
+      <w:r>
+        <w:rPr>
+          <w:i/>
+          <w:iCs/>
+          <w:lang w:val="en-US"/>
+        </w:rPr>
+        <w:t>import</w:t>
+      </w:r>
+      <w:r>
+        <w:rPr>
+          <w:lang w:val="en-US"/>
+        </w:rPr>
+        <w:t xml:space="preserve"> </w:t>
+      </w:r>
+      <w:proofErr w:type="spellStart"/>
+      <w:r>
+        <w:rPr>
+          <w:lang w:val="en-US"/>
+        </w:rPr>
+        <w:t>st_folium</w:t>
+      </w:r>
+      <w:proofErr w:type="spellEnd"/>
+    </w:p>
+    <w:p>
+      <w:pPr>
+        <w:spacing w:before="0" w:after="0"/>
+        <w:jc w:val="left"/>
+        <w:rPr>
+          <w:lang w:val="en-US"/>
+        </w:rPr>
+      </w:pPr>
+      <w:r>
+        <w:rPr>
+          <w:i/>
+          <w:iCs/>
+          <w:lang w:val="en-US"/>
+        </w:rPr>
+        <w:t>from</w:t>
+      </w:r>
+      <w:r>
+        <w:rPr>
+          <w:lang w:val="en-US"/>
+        </w:rPr>
+        <w:t xml:space="preserve"> </w:t>
+      </w:r>
+      <w:proofErr w:type="spellStart"/>
+      <w:proofErr w:type="gramStart"/>
+      <w:r>
+        <w:rPr>
+          <w:lang w:val="en-US"/>
+        </w:rPr>
+        <w:t>folium.plugins</w:t>
+      </w:r>
+      <w:proofErr w:type="spellEnd"/>
+      <w:proofErr w:type="gramEnd"/>
+      <w:r>
+        <w:rPr>
+          <w:lang w:val="en-US"/>
+        </w:rPr>
+        <w:t xml:space="preserve"> </w:t>
+      </w:r>
+      <w:r>
+        <w:rPr>
+          <w:i/>
+          <w:iCs/>
+          <w:lang w:val="en-US"/>
+        </w:rPr>
+        <w:t>import</w:t>
+      </w:r>
+      <w:r>
+        <w:rPr>
+          <w:lang w:val="en-US"/>
+        </w:rPr>
+        <w:t xml:space="preserve"> </w:t>
+      </w:r>
+      <w:proofErr w:type="spellStart"/>
+      <w:r>
+        <w:rPr>
+          <w:lang w:val="en-US"/>
+        </w:rPr>
+        <w:t>AntPath</w:t>
+      </w:r>
+      <w:proofErr w:type="spellEnd"/>
+    </w:p>
+    <w:p>
+      <w:pPr>
+        <w:spacing w:before="0" w:after="0"/>
+        <w:jc w:val="left"/>
+        <w:rPr>
+          <w:lang w:val="en-US"/>
+        </w:rPr>
+      </w:pPr>
+      <w:r>
+        <w:rPr>
+          <w:i/>
+          <w:iCs/>
+          <w:lang w:val="en-US"/>
+        </w:rPr>
+        <w:t>from</w:t>
+      </w:r>
+      <w:r>
+        <w:rPr>
+          <w:lang w:val="en-US"/>
+        </w:rPr>
+        <w:t xml:space="preserve"> </w:t>
+      </w:r>
+      <w:proofErr w:type="spellStart"/>
+      <w:proofErr w:type="gramStart"/>
+      <w:r>
+        <w:rPr>
+          <w:lang w:val="en-US"/>
+        </w:rPr>
+        <w:t>geopy.geocoders</w:t>
+      </w:r>
+      <w:proofErr w:type="spellEnd"/>
+      <w:proofErr w:type="gramEnd"/>
+      <w:r>
+        <w:rPr>
+          <w:lang w:val="en-US"/>
+        </w:rPr>
+        <w:t xml:space="preserve"> </w:t>
+      </w:r>
+      <w:r>
+        <w:rPr>
+          <w:i/>
+          <w:iCs/>
+          <w:lang w:val="en-US"/>
+        </w:rPr>
+        <w:t>import</w:t>
+      </w:r>
+      <w:r>
+        <w:rPr>
+          <w:lang w:val="en-US"/>
+        </w:rPr>
+        <w:t xml:space="preserve"> </w:t>
+      </w:r>
+      <w:proofErr w:type="spellStart"/>
+      <w:r>
+        <w:rPr>
+          <w:lang w:val="en-US"/>
+        </w:rPr>
+        <w:t>Nominatim</w:t>
+      </w:r>
+      <w:proofErr w:type="spellEnd"/>
+    </w:p>
+    <w:p>
+      <w:pPr>
+        <w:spacing w:before="0" w:after="0"/>
+        <w:jc w:val="left"/>
+        <w:rPr>
+          <w:lang w:val="en-US"/>
+        </w:rPr>
+      </w:pPr>
+      <w:r>
+        <w:rPr>
+          <w:i/>
+          <w:iCs/>
+          <w:lang w:val="en-US"/>
+        </w:rPr>
+        <w:t>from</w:t>
+      </w:r>
+      <w:r>
+        <w:rPr>
+          <w:lang w:val="en-US"/>
+        </w:rPr>
+        <w:t xml:space="preserve"> </w:t>
+      </w:r>
+      <w:proofErr w:type="spellStart"/>
+      <w:r>
+        <w:rPr>
+          <w:lang w:val="en-US"/>
+        </w:rPr>
+        <w:t>geopy.exc</w:t>
+      </w:r>
+      <w:proofErr w:type="spellEnd"/>
+      <w:r>
+        <w:rPr>
+          <w:lang w:val="en-US"/>
+        </w:rPr>
+        <w:t xml:space="preserve"> </w:t>
+      </w:r>
+      <w:r>
+        <w:rPr>
+          <w:i/>
+          <w:iCs/>
+          <w:lang w:val="en-US"/>
+        </w:rPr>
+        <w:t>import</w:t>
+      </w:r>
+      <w:r>
+        <w:rPr>
+          <w:lang w:val="en-US"/>
+        </w:rPr>
+        <w:t xml:space="preserve"> </w:t>
+      </w:r>
+      <w:proofErr w:type="spellStart"/>
+      <w:r>
+        <w:rPr>
+          <w:lang w:val="en-US"/>
+        </w:rPr>
+        <w:t>GeocoderTimedOut</w:t>
+      </w:r>
+      <w:proofErr w:type="spellEnd"/>
+    </w:p>
+    <w:p>
+      <w:pPr>
+        <w:spacing w:before="0" w:after="0"/>
+        <w:jc w:val="left"/>
+        <w:rPr>
+          <w:lang w:val="en-US"/>
+        </w:rPr>
+      </w:pPr>
+    </w:p>
+    <w:p>
+      <w:pPr>
+        <w:spacing w:before="0" w:after="0"/>
+        <w:jc w:val="left"/>
+        <w:rPr>
+          <w:lang w:val="en-US"/>
+        </w:rPr>
+      </w:pPr>
+      <w:proofErr w:type="spellStart"/>
+      <w:proofErr w:type="gramStart"/>
+      <w:r>
+        <w:rPr>
+          <w:lang w:val="en-US"/>
+        </w:rPr>
+        <w:t>sys.path</w:t>
+      </w:r>
+      <w:proofErr w:type="gramEnd"/>
+      <w:r>
+        <w:rPr>
+          <w:lang w:val="en-US"/>
+        </w:rPr>
+        <w:t>.insert</w:t>
+      </w:r>
+      <w:proofErr w:type="spellEnd"/>
+      <w:r>
+        <w:rPr>
+          <w:lang w:val="en-US"/>
+        </w:rPr>
+        <w:t xml:space="preserve">(0, </w:t>
+      </w:r>
+      <w:proofErr w:type="spellStart"/>
+      <w:r>
+        <w:rPr>
+          <w:lang w:val="en-US"/>
+        </w:rPr>
+        <w:t>os.path.dirname</w:t>
+      </w:r>
+      <w:proofErr w:type="spellEnd"/>
+      <w:r>
+        <w:rPr>
+          <w:lang w:val="en-US"/>
+        </w:rPr>
+        <w:t>(__file__))</w:t>
+      </w:r>
+    </w:p>
+    <w:p>
+      <w:pPr>
+        <w:spacing w:before="0" w:after="0"/>
+        <w:jc w:val="left"/>
+        <w:rPr>
+          <w:i/>
+          <w:iCs/>
+        </w:rPr>
+      </w:pPr>
+    </w:p>
+    <w:p>
+      <w:pPr>
+        <w:spacing w:before="0" w:after="0"/>
+        <w:jc w:val="left"/>
+        <w:sectPr>
+          <w:headerReference w:type="even" r:id="rId25"/>
+          <w:headerReference w:type="default" r:id="rId26"/>
+          <w:footerReference w:type="default" r:id="rId27"/>
+          <w:pgSz w:w="11906" w:h="16838"/>
+          <w:pgMar w:top="1134" w:right="567" w:bottom="1134" w:left="1701" w:header="720" w:footer="1134" w:gutter="0"/>
+          <w:pgNumType w:start="3"/>
+          <w:cols w:space="720"/>
+          <w:titlePg/>
+          <w:docGrid w:linePitch="381"/>
+        </w:sectPr>
+      </w:pPr>
+    </w:p>
+    <w:tbl>
+      <w:tblPr>
+        <w:tblStyle w:val="TableGrid"/>
+        <w:tblW w:w="0" w:type="auto"/>
+        <w:tblBorders>
+          <w:top w:val="none" w:sz="0" w:space="0" w:color="auto"/>
+          <w:left w:val="none" w:sz="0" w:space="0" w:color="auto"/>
+          <w:bottom w:val="none" w:sz="0" w:space="0" w:color="auto"/>
+          <w:right w:val="none" w:sz="0" w:space="0" w:color="auto"/>
+          <w:insideH w:val="none" w:sz="0" w:space="0" w:color="auto"/>
+          <w:insideV w:val="none" w:sz="0" w:space="0" w:color="auto"/>
+        </w:tblBorders>
+        <w:tblLook w:val="04A0" w:firstRow="1" w:lastRow="0" w:firstColumn="1" w:lastColumn="0" w:noHBand="0" w:noVBand="1"/>
+      </w:tblPr>
+      <w:tblGrid>
+        <w:gridCol w:w="9638"/>
+      </w:tblGrid>
+      <w:tr>
+        <w:trPr>
+          <w:tblHeader/>
+        </w:trPr>
+        <w:tc>
+          <w:tcPr>
+            <w:tcW w:w="9628" w:type="dxa"/>
+          </w:tcPr>
+          <w:p>
+            <w:pPr>
+              <w:spacing w:before="0" w:after="0"/>
+              <w:jc w:val="center"/>
+            </w:pPr>
+            <w:r>
+              <w:lastRenderedPageBreak/>
+              <w:t>Продовження додатку А</w:t>
+            </w:r>
+          </w:p>
+          <w:p>
+            <w:pPr>
+              <w:spacing w:before="0" w:after="0"/>
+              <w:jc w:val="center"/>
+            </w:pPr>
+          </w:p>
+          <w:p>
+            <w:pPr>
+              <w:spacing w:before="0" w:after="0"/>
+              <w:jc w:val="center"/>
+            </w:pPr>
+          </w:p>
+        </w:tc>
+      </w:tr>
+      <w:tr>
+        <w:tc>
+          <w:tcPr>
+            <w:tcW w:w="9628" w:type="dxa"/>
+          </w:tcPr>
+          <w:p>
+            <w:pPr>
+              <w:spacing w:before="0" w:after="0"/>
+              <w:jc w:val="left"/>
+              <w:rPr>
+                <w:lang w:val="en-US"/>
+              </w:rPr>
+            </w:pPr>
+            <w:r>
+              <w:rPr>
+                <w:i/>
+                <w:iCs/>
+                <w:lang w:val="en-US"/>
+              </w:rPr>
+              <w:t>from</w:t>
+            </w:r>
+            <w:r>
+              <w:rPr>
+                <w:lang w:val="en-US"/>
+              </w:rPr>
+              <w:t xml:space="preserve"> </w:t>
+            </w:r>
+            <w:proofErr w:type="spellStart"/>
+            <w:r>
+              <w:rPr>
+                <w:lang w:val="en-US"/>
+              </w:rPr>
+              <w:t>graph_builder</w:t>
+            </w:r>
+            <w:proofErr w:type="spellEnd"/>
+            <w:r>
+              <w:rPr>
+                <w:lang w:val="en-US"/>
+              </w:rPr>
+              <w:t xml:space="preserve"> </w:t>
+            </w:r>
+            <w:r>
+              <w:rPr>
+                <w:i/>
+                <w:iCs/>
+                <w:lang w:val="en-US"/>
+              </w:rPr>
+              <w:t>import</w:t>
+            </w:r>
+            <w:r>
+              <w:rPr>
+                <w:lang w:val="en-US"/>
+              </w:rPr>
+              <w:t xml:space="preserve"> (</w:t>
+            </w:r>
+          </w:p>
+          <w:p>
+            <w:pPr>
+              <w:spacing w:before="0" w:after="0"/>
+              <w:jc w:val="left"/>
+              <w:rPr>
+                <w:lang w:val="en-US"/>
+              </w:rPr>
+            </w:pPr>
+            <w:r>
+              <w:rPr>
+                <w:lang w:val="en-US"/>
+              </w:rPr>
+              <w:t xml:space="preserve">    </w:t>
+            </w:r>
+            <w:proofErr w:type="spellStart"/>
+            <w:r>
+              <w:rPr>
+                <w:lang w:val="en-US"/>
+              </w:rPr>
+              <w:t>get_network</w:t>
+            </w:r>
+            <w:proofErr w:type="spellEnd"/>
+            <w:r>
+              <w:rPr>
+                <w:lang w:val="en-US"/>
+              </w:rPr>
+              <w:t xml:space="preserve">, </w:t>
+            </w:r>
+            <w:proofErr w:type="spellStart"/>
+            <w:r>
+              <w:rPr>
+                <w:lang w:val="en-US"/>
+              </w:rPr>
+              <w:t>get_network_from_point</w:t>
+            </w:r>
+            <w:proofErr w:type="spellEnd"/>
+            <w:r>
+              <w:rPr>
+                <w:lang w:val="en-US"/>
+              </w:rPr>
+              <w:t xml:space="preserve">, </w:t>
+            </w:r>
+            <w:proofErr w:type="spellStart"/>
+            <w:r>
+              <w:rPr>
+                <w:lang w:val="en-US"/>
+              </w:rPr>
+              <w:t>add_travel_times</w:t>
+            </w:r>
+            <w:proofErr w:type="spellEnd"/>
+            <w:r>
+              <w:rPr>
+                <w:lang w:val="en-US"/>
+              </w:rPr>
+              <w:t>,</w:t>
+            </w:r>
+          </w:p>
+          <w:p>
+            <w:pPr>
+              <w:spacing w:before="0" w:after="0"/>
+              <w:jc w:val="left"/>
+              <w:rPr>
+                <w:lang w:val="en-US"/>
+              </w:rPr>
+            </w:pPr>
+            <w:r>
+              <w:rPr>
+                <w:lang w:val="en-US"/>
+              </w:rPr>
+              <w:t xml:space="preserve">    </w:t>
+            </w:r>
+            <w:proofErr w:type="spellStart"/>
+            <w:r>
+              <w:rPr>
+                <w:lang w:val="en-US"/>
+              </w:rPr>
+              <w:t>nearest_node</w:t>
+            </w:r>
+            <w:proofErr w:type="spellEnd"/>
+            <w:r>
+              <w:rPr>
+                <w:lang w:val="en-US"/>
+              </w:rPr>
+              <w:t xml:space="preserve">, </w:t>
+            </w:r>
+            <w:proofErr w:type="spellStart"/>
+            <w:r>
+              <w:rPr>
+                <w:lang w:val="en-US"/>
+              </w:rPr>
+              <w:t>nearest_node_safe</w:t>
+            </w:r>
+            <w:proofErr w:type="spellEnd"/>
+            <w:r>
+              <w:rPr>
+                <w:lang w:val="en-US"/>
+              </w:rPr>
+              <w:t>,</w:t>
+            </w:r>
+          </w:p>
+          <w:p>
+            <w:pPr>
+              <w:spacing w:before="0" w:after="0"/>
+              <w:jc w:val="left"/>
+              <w:rPr>
+                <w:lang w:val="en-US"/>
+              </w:rPr>
+            </w:pPr>
+            <w:r>
+              <w:rPr>
+                <w:lang w:val="en-US"/>
+              </w:rPr>
+              <w:t xml:space="preserve">    </w:t>
+            </w:r>
+            <w:proofErr w:type="spellStart"/>
+            <w:r>
+              <w:rPr>
+                <w:lang w:val="en-US"/>
+              </w:rPr>
+              <w:t>distance_m_between_nodes</w:t>
+            </w:r>
+            <w:proofErr w:type="spellEnd"/>
+            <w:r>
+              <w:rPr>
+                <w:lang w:val="en-US"/>
+              </w:rPr>
+              <w:t>,</w:t>
+            </w:r>
+          </w:p>
+          <w:p>
+            <w:pPr>
+              <w:spacing w:before="0" w:after="0"/>
+              <w:jc w:val="left"/>
+              <w:rPr>
+                <w:lang w:val="en-US"/>
+              </w:rPr>
+            </w:pPr>
+            <w:r>
+              <w:rPr>
+                <w:lang w:val="en-US"/>
+              </w:rPr>
+              <w:t xml:space="preserve">    </w:t>
+            </w:r>
+            <w:proofErr w:type="spellStart"/>
+            <w:r>
+              <w:rPr>
+                <w:lang w:val="en-US"/>
+              </w:rPr>
+              <w:t>nearest_car_accessible_node</w:t>
+            </w:r>
+            <w:proofErr w:type="spellEnd"/>
+            <w:r>
+              <w:rPr>
+                <w:lang w:val="en-US"/>
+              </w:rPr>
+              <w:t>,</w:t>
+            </w:r>
+          </w:p>
+          <w:p>
+            <w:pPr>
+              <w:spacing w:before="0" w:after="0"/>
+              <w:jc w:val="left"/>
+              <w:rPr>
+                <w:lang w:val="en-US"/>
+              </w:rPr>
+            </w:pPr>
+            <w:r>
+              <w:rPr>
+                <w:lang w:val="en-US"/>
+              </w:rPr>
+              <w:t xml:space="preserve">    </w:t>
+            </w:r>
+            <w:proofErr w:type="spellStart"/>
+            <w:r>
+              <w:rPr>
+                <w:lang w:val="en-US"/>
+              </w:rPr>
+              <w:t>graph_summary</w:t>
+            </w:r>
+            <w:proofErr w:type="spellEnd"/>
+            <w:r>
+              <w:rPr>
+                <w:lang w:val="en-US"/>
+              </w:rPr>
+              <w:t>, SPEED_KMH,</w:t>
+            </w:r>
+          </w:p>
+          <w:p>
+            <w:pPr>
+              <w:spacing w:before="0" w:after="0"/>
+              <w:jc w:val="left"/>
+              <w:rPr>
+                <w:lang w:val="en-US"/>
+              </w:rPr>
+            </w:pPr>
+            <w:r>
+              <w:rPr>
+                <w:lang w:val="en-US"/>
+              </w:rPr>
+              <w:t>)</w:t>
+            </w:r>
+          </w:p>
+          <w:p>
+            <w:pPr>
+              <w:spacing w:before="0" w:after="0"/>
+              <w:jc w:val="left"/>
+              <w:rPr>
+                <w:lang w:val="en-US"/>
+              </w:rPr>
+            </w:pPr>
+            <w:r>
+              <w:rPr>
+                <w:i/>
+                <w:iCs/>
+                <w:lang w:val="en-US"/>
+              </w:rPr>
+              <w:t>from</w:t>
+            </w:r>
+            <w:r>
+              <w:rPr>
+                <w:lang w:val="en-US"/>
+              </w:rPr>
+              <w:t xml:space="preserve"> </w:t>
+            </w:r>
+            <w:proofErr w:type="spellStart"/>
+            <w:r>
+              <w:rPr>
+                <w:lang w:val="en-US"/>
+              </w:rPr>
+              <w:t>route_solver</w:t>
+            </w:r>
+            <w:proofErr w:type="spellEnd"/>
+            <w:r>
+              <w:rPr>
+                <w:lang w:val="en-US"/>
+              </w:rPr>
+              <w:t xml:space="preserve"> </w:t>
+            </w:r>
+            <w:r>
+              <w:rPr>
+                <w:i/>
+                <w:iCs/>
+                <w:lang w:val="en-US"/>
+              </w:rPr>
+              <w:t>import</w:t>
+            </w:r>
+            <w:r>
+              <w:rPr>
+                <w:lang w:val="en-US"/>
+              </w:rPr>
+              <w:t xml:space="preserve"> (</w:t>
+            </w:r>
+          </w:p>
+          <w:p>
+            <w:pPr>
+              <w:spacing w:before="0" w:after="0"/>
+              <w:jc w:val="left"/>
+              <w:rPr>
+                <w:lang w:val="en-US"/>
+              </w:rPr>
+            </w:pPr>
+            <w:r>
+              <w:rPr>
+                <w:lang w:val="en-US"/>
+              </w:rPr>
+              <w:t xml:space="preserve">    </w:t>
+            </w:r>
+            <w:proofErr w:type="spellStart"/>
+            <w:r>
+              <w:rPr>
+                <w:lang w:val="en-US"/>
+              </w:rPr>
+              <w:t>build_distance_matrix</w:t>
+            </w:r>
+            <w:proofErr w:type="spellEnd"/>
+            <w:r>
+              <w:rPr>
+                <w:lang w:val="en-US"/>
+              </w:rPr>
+              <w:t>,</w:t>
+            </w:r>
+          </w:p>
+          <w:p>
+            <w:pPr>
+              <w:spacing w:before="0" w:after="0"/>
+              <w:jc w:val="left"/>
+              <w:rPr>
+                <w:lang w:val="en-US"/>
+              </w:rPr>
+            </w:pPr>
+            <w:r>
+              <w:rPr>
+                <w:lang w:val="en-US"/>
+              </w:rPr>
+              <w:t xml:space="preserve">    </w:t>
+            </w:r>
+            <w:proofErr w:type="spellStart"/>
+            <w:r>
+              <w:rPr>
+                <w:lang w:val="en-US"/>
+              </w:rPr>
+              <w:t>build_drive_matrix_hybrid</w:t>
+            </w:r>
+            <w:proofErr w:type="spellEnd"/>
+            <w:r>
+              <w:rPr>
+                <w:lang w:val="en-US"/>
+              </w:rPr>
+              <w:t>,</w:t>
+            </w:r>
+          </w:p>
+          <w:p>
+            <w:pPr>
+              <w:spacing w:before="0" w:after="0"/>
+              <w:jc w:val="left"/>
+              <w:rPr>
+                <w:lang w:val="en-US"/>
+              </w:rPr>
+            </w:pPr>
+            <w:r>
+              <w:rPr>
+                <w:lang w:val="en-US"/>
+              </w:rPr>
+              <w:t xml:space="preserve">    </w:t>
+            </w:r>
+            <w:proofErr w:type="spellStart"/>
+            <w:r>
+              <w:rPr>
+                <w:lang w:val="en-US"/>
+              </w:rPr>
+              <w:t>build_drive_matrix_mapbox</w:t>
+            </w:r>
+            <w:proofErr w:type="spellEnd"/>
+            <w:r>
+              <w:rPr>
+                <w:lang w:val="en-US"/>
+              </w:rPr>
+              <w:t>,</w:t>
+            </w:r>
+          </w:p>
+          <w:p>
+            <w:pPr>
+              <w:spacing w:before="0" w:after="0"/>
+              <w:jc w:val="left"/>
+            </w:pPr>
+            <w:r>
+              <w:rPr>
+                <w:lang w:val="en-US"/>
+              </w:rPr>
+              <w:t xml:space="preserve">    </w:t>
+            </w:r>
+            <w:proofErr w:type="spellStart"/>
+            <w:r>
+              <w:rPr>
+                <w:lang w:val="en-US"/>
+              </w:rPr>
+              <w:t>solve_tsp</w:t>
+            </w:r>
+            <w:proofErr w:type="spellEnd"/>
+            <w:r>
+              <w:rPr>
+                <w:lang w:val="en-US"/>
+              </w:rPr>
+              <w:t>,</w:t>
+            </w:r>
+            <w:r>
+              <w:rPr>
+                <w:lang w:val="en-US"/>
+              </w:rPr>
+              <w:t xml:space="preserve"> </w:t>
+            </w:r>
+          </w:p>
+          <w:p>
+            <w:pPr>
+              <w:spacing w:before="0" w:after="0"/>
+              <w:jc w:val="left"/>
+              <w:rPr>
+                <w:lang w:val="en-US"/>
+              </w:rPr>
+            </w:pPr>
+            <w:r>
+              <w:rPr>
+                <w:lang w:val="en-US"/>
+              </w:rPr>
+              <w:t xml:space="preserve">    </w:t>
+            </w:r>
+            <w:proofErr w:type="spellStart"/>
+            <w:r>
+              <w:rPr>
+                <w:lang w:val="en-US"/>
+              </w:rPr>
+              <w:t>reconstruct_full_route</w:t>
+            </w:r>
+            <w:proofErr w:type="spellEnd"/>
+            <w:r>
+              <w:rPr>
+                <w:lang w:val="en-US"/>
+              </w:rPr>
+              <w:t>,</w:t>
+            </w:r>
+          </w:p>
+          <w:p>
+            <w:pPr>
+              <w:spacing w:before="0" w:after="0"/>
+              <w:jc w:val="left"/>
+              <w:rPr>
+                <w:lang w:val="en-US"/>
+              </w:rPr>
+            </w:pPr>
+            <w:r>
+              <w:rPr>
+                <w:lang w:val="en-US"/>
+              </w:rPr>
+              <w:t xml:space="preserve">    </w:t>
+            </w:r>
+            <w:proofErr w:type="spellStart"/>
+            <w:r>
+              <w:rPr>
+                <w:lang w:val="en-US"/>
+              </w:rPr>
+              <w:t>get_full_path</w:t>
+            </w:r>
+            <w:proofErr w:type="spellEnd"/>
+            <w:r>
+              <w:rPr>
+                <w:lang w:val="en-US"/>
+              </w:rPr>
+              <w:t>,</w:t>
+            </w:r>
+          </w:p>
+          <w:p>
+            <w:pPr>
+              <w:spacing w:before="0" w:after="0"/>
+              <w:jc w:val="left"/>
+              <w:rPr>
+                <w:lang w:val="en-US"/>
+              </w:rPr>
+            </w:pPr>
+            <w:r>
+              <w:rPr>
+                <w:lang w:val="en-US"/>
+              </w:rPr>
+              <w:t xml:space="preserve">    </w:t>
+            </w:r>
+            <w:proofErr w:type="spellStart"/>
+            <w:r>
+              <w:rPr>
+                <w:lang w:val="en-US"/>
+              </w:rPr>
+              <w:t>audit_reachability</w:t>
+            </w:r>
+            <w:proofErr w:type="spellEnd"/>
+            <w:r>
+              <w:rPr>
+                <w:lang w:val="en-US"/>
+              </w:rPr>
+              <w:t>,</w:t>
+            </w:r>
+          </w:p>
+          <w:p>
+            <w:pPr>
+              <w:spacing w:before="0" w:after="0"/>
+              <w:jc w:val="left"/>
+              <w:rPr>
+                <w:lang w:val="en-US"/>
+              </w:rPr>
+            </w:pPr>
+            <w:r>
+              <w:rPr>
+                <w:lang w:val="en-US"/>
+              </w:rPr>
+              <w:t xml:space="preserve">    PENALTY </w:t>
+            </w:r>
+            <w:r>
+              <w:rPr>
+                <w:i/>
+                <w:iCs/>
+                <w:lang w:val="en-US"/>
+              </w:rPr>
+              <w:t>as</w:t>
+            </w:r>
+            <w:r>
+              <w:rPr>
+                <w:lang w:val="en-US"/>
+              </w:rPr>
+              <w:t xml:space="preserve"> ROUTE_PENALTY,</w:t>
+            </w:r>
+          </w:p>
+          <w:p>
+            <w:pPr>
+              <w:spacing w:before="0" w:after="0"/>
+              <w:jc w:val="left"/>
+              <w:rPr>
+                <w:lang w:val="en-US"/>
+              </w:rPr>
+            </w:pPr>
+            <w:r>
+              <w:rPr>
+                <w:lang w:val="en-US"/>
+              </w:rPr>
+              <w:t>)</w:t>
+            </w:r>
+          </w:p>
+          <w:p>
+            <w:pPr>
+              <w:spacing w:before="0" w:after="0"/>
+              <w:jc w:val="left"/>
+              <w:rPr>
+                <w:lang w:val="en-US"/>
+              </w:rPr>
+            </w:pPr>
+            <w:r>
+              <w:rPr>
+                <w:i/>
+                <w:iCs/>
+                <w:lang w:val="en-US"/>
+              </w:rPr>
+              <w:t>from</w:t>
+            </w:r>
+            <w:r>
+              <w:rPr>
+                <w:lang w:val="en-US"/>
+              </w:rPr>
+              <w:t xml:space="preserve"> </w:t>
+            </w:r>
+            <w:proofErr w:type="spellStart"/>
+            <w:r>
+              <w:rPr>
+                <w:lang w:val="en-US"/>
+              </w:rPr>
+              <w:t>vrp_solver</w:t>
+            </w:r>
+            <w:proofErr w:type="spellEnd"/>
+            <w:r>
+              <w:rPr>
+                <w:lang w:val="en-US"/>
+              </w:rPr>
+              <w:t xml:space="preserve"> </w:t>
+            </w:r>
+            <w:r>
+              <w:rPr>
+                <w:i/>
+                <w:iCs/>
+                <w:lang w:val="en-US"/>
+              </w:rPr>
+              <w:t>import</w:t>
+            </w:r>
+            <w:r>
+              <w:rPr>
+                <w:lang w:val="en-US"/>
+              </w:rPr>
+              <w:t xml:space="preserve"> Vehicle, </w:t>
+            </w:r>
+            <w:proofErr w:type="spellStart"/>
+            <w:r>
+              <w:rPr>
+                <w:lang w:val="en-US"/>
+              </w:rPr>
+              <w:t>VehicleRoute</w:t>
+            </w:r>
+            <w:proofErr w:type="spellEnd"/>
+            <w:r>
+              <w:rPr>
+                <w:lang w:val="en-US"/>
+              </w:rPr>
+              <w:t xml:space="preserve">, </w:t>
+            </w:r>
+            <w:proofErr w:type="spellStart"/>
+            <w:r>
+              <w:rPr>
+                <w:lang w:val="en-US"/>
+              </w:rPr>
+              <w:t>solve_vrp</w:t>
+            </w:r>
+            <w:proofErr w:type="spellEnd"/>
+            <w:r>
+              <w:rPr>
+                <w:lang w:val="en-US"/>
+              </w:rPr>
+              <w:t>, VEHICLE_COLORS</w:t>
+            </w:r>
+          </w:p>
+          <w:p>
+            <w:pPr>
+              <w:spacing w:before="0" w:after="0"/>
+              <w:jc w:val="left"/>
+              <w:rPr>
+                <w:lang w:val="en-US"/>
+              </w:rPr>
+            </w:pPr>
+            <w:r>
+              <w:rPr>
+                <w:i/>
+                <w:iCs/>
+                <w:lang w:val="en-US"/>
+              </w:rPr>
+              <w:t>from</w:t>
+            </w:r>
+            <w:r>
+              <w:rPr>
+                <w:lang w:val="en-US"/>
+              </w:rPr>
+              <w:t xml:space="preserve"> </w:t>
+            </w:r>
+            <w:proofErr w:type="spellStart"/>
+            <w:r>
+              <w:rPr>
+                <w:lang w:val="en-US"/>
+              </w:rPr>
+              <w:t>package_db</w:t>
+            </w:r>
+            <w:proofErr w:type="spellEnd"/>
+            <w:r>
+              <w:rPr>
+                <w:lang w:val="en-US"/>
+              </w:rPr>
+              <w:t xml:space="preserve"> </w:t>
+            </w:r>
+            <w:r>
+              <w:rPr>
+                <w:i/>
+                <w:iCs/>
+                <w:lang w:val="en-US"/>
+              </w:rPr>
+              <w:t>import</w:t>
+            </w:r>
+            <w:r>
+              <w:rPr>
+                <w:lang w:val="en-US"/>
+              </w:rPr>
+              <w:t xml:space="preserve"> Package, </w:t>
+            </w:r>
+            <w:proofErr w:type="spellStart"/>
+            <w:r>
+              <w:rPr>
+                <w:lang w:val="en-US"/>
+              </w:rPr>
+              <w:t>PackageDB</w:t>
+            </w:r>
+            <w:proofErr w:type="spellEnd"/>
+            <w:r>
+              <w:rPr>
+                <w:lang w:val="en-US"/>
+              </w:rPr>
+              <w:t xml:space="preserve">, </w:t>
+            </w:r>
+            <w:proofErr w:type="spellStart"/>
+            <w:r>
+              <w:rPr>
+                <w:lang w:val="en-US"/>
+              </w:rPr>
+              <w:t>DeliveryStatus</w:t>
+            </w:r>
+            <w:proofErr w:type="spellEnd"/>
+          </w:p>
+          <w:p>
+            <w:pPr>
+              <w:spacing w:before="0" w:after="0"/>
+              <w:jc w:val="left"/>
+              <w:rPr>
+                <w:lang w:val="en-US"/>
+              </w:rPr>
+            </w:pPr>
+          </w:p>
+          <w:p>
+            <w:pPr>
+              <w:spacing w:before="0" w:after="0"/>
+              <w:jc w:val="left"/>
+              <w:rPr>
+                <w:lang w:val="en-US"/>
+              </w:rPr>
+            </w:pPr>
+            <w:proofErr w:type="spellStart"/>
+            <w:proofErr w:type="gramStart"/>
+            <w:r>
+              <w:rPr>
+                <w:lang w:val="en-US"/>
+              </w:rPr>
+              <w:t>logging.basicConfig</w:t>
+            </w:r>
+            <w:proofErr w:type="spellEnd"/>
+            <w:proofErr w:type="gramEnd"/>
+            <w:r>
+              <w:rPr>
+                <w:lang w:val="en-US"/>
+              </w:rPr>
+              <w:t>(</w:t>
+            </w:r>
+            <w:r>
+              <w:rPr>
+                <w:i/>
+                <w:iCs/>
+                <w:lang w:val="en-US"/>
+              </w:rPr>
+              <w:t>level</w:t>
+            </w:r>
+            <w:r>
+              <w:rPr>
+                <w:lang w:val="en-US"/>
+              </w:rPr>
+              <w:t>=logging.INFO)</w:t>
+            </w:r>
+          </w:p>
+          <w:p>
+            <w:pPr>
+              <w:spacing w:before="0" w:after="0"/>
+              <w:jc w:val="left"/>
+              <w:rPr>
+                <w:lang w:val="en-US"/>
+              </w:rPr>
+            </w:pPr>
+          </w:p>
+          <w:p>
+            <w:pPr>
+              <w:spacing w:before="0" w:after="0"/>
+              <w:jc w:val="left"/>
+              <w:rPr>
+                <w:lang w:val="en-US"/>
+              </w:rPr>
+            </w:pPr>
+            <w:r>
+              <w:rPr>
+                <w:lang w:val="en-US"/>
+              </w:rPr>
+              <w:t xml:space="preserve">MAPBOX_API_KEY: str = </w:t>
+            </w:r>
+            <w:proofErr w:type="spellStart"/>
+            <w:proofErr w:type="gramStart"/>
+            <w:r>
+              <w:rPr>
+                <w:lang w:val="en-US"/>
+              </w:rPr>
+              <w:t>os.getenv</w:t>
+            </w:r>
+            <w:proofErr w:type="spellEnd"/>
+            <w:proofErr w:type="gramEnd"/>
+            <w:r>
+              <w:rPr>
+                <w:lang w:val="en-US"/>
+              </w:rPr>
+              <w:t>("MAPBOX_API_KEY", "")</w:t>
+            </w:r>
+          </w:p>
+          <w:p>
+            <w:pPr>
+              <w:spacing w:before="0" w:after="0"/>
+              <w:jc w:val="left"/>
+              <w:rPr>
+                <w:lang w:val="en-US"/>
+              </w:rPr>
+            </w:pPr>
+          </w:p>
+          <w:p>
+            <w:pPr>
+              <w:spacing w:before="0" w:after="0"/>
+              <w:jc w:val="left"/>
+              <w:rPr>
+                <w:lang w:val="en-US"/>
+              </w:rPr>
+            </w:pPr>
+            <w:r>
+              <w:rPr>
+                <w:i/>
+                <w:iCs/>
+                <w:lang w:val="en-US"/>
+              </w:rPr>
+              <w:t># Global package database (SQLite, single file in project root)</w:t>
+            </w:r>
+          </w:p>
+          <w:p>
+            <w:pPr>
+              <w:spacing w:before="0" w:after="0"/>
+              <w:jc w:val="left"/>
+            </w:pPr>
+            <w:r>
+              <w:rPr>
+                <w:lang w:val="en-US"/>
+              </w:rPr>
+              <w:t>_</w:t>
+            </w:r>
+            <w:proofErr w:type="spellStart"/>
+            <w:r>
+              <w:rPr>
+                <w:lang w:val="en-US"/>
+              </w:rPr>
+              <w:t>pkg_db</w:t>
+            </w:r>
+            <w:proofErr w:type="spellEnd"/>
+            <w:r>
+              <w:rPr>
+                <w:lang w:val="en-US"/>
+              </w:rPr>
+              <w:t xml:space="preserve"> = </w:t>
+            </w:r>
+            <w:proofErr w:type="spellStart"/>
+            <w:proofErr w:type="gramStart"/>
+            <w:r>
+              <w:rPr>
+                <w:lang w:val="en-US"/>
+              </w:rPr>
+              <w:t>PackageDB</w:t>
+            </w:r>
+            <w:proofErr w:type="spellEnd"/>
+            <w:r>
+              <w:rPr>
+                <w:lang w:val="en-US"/>
+              </w:rPr>
+              <w:t>(</w:t>
+            </w:r>
+            <w:proofErr w:type="gramEnd"/>
+            <w:r>
+              <w:rPr>
+                <w:lang w:val="en-US"/>
+              </w:rPr>
+              <w:t>)</w:t>
+            </w:r>
+          </w:p>
+          <w:p>
+            <w:pPr>
+              <w:spacing w:before="0" w:after="0"/>
+              <w:jc w:val="left"/>
+            </w:pPr>
+            <w:r>
+              <w:rPr>
+                <w:i/>
+                <w:iCs/>
+                <w:lang w:val="en-US"/>
+              </w:rPr>
+              <w:t xml:space="preserve">#  CITY </w:t>
+            </w:r>
+            <w:proofErr w:type="gramStart"/>
+            <w:r>
+              <w:rPr>
+                <w:i/>
+                <w:iCs/>
+                <w:lang w:val="en-US"/>
+              </w:rPr>
+              <w:t>LOCK  —</w:t>
+            </w:r>
+            <w:proofErr w:type="gramEnd"/>
+            <w:r>
+              <w:rPr>
+                <w:i/>
+                <w:iCs/>
+                <w:lang w:val="en-US"/>
+              </w:rPr>
+              <w:t xml:space="preserve"> change this one line to re-scope the whole app</w:t>
+            </w:r>
+          </w:p>
+          <w:p>
+            <w:pPr>
+              <w:spacing w:before="0" w:after="0"/>
+              <w:jc w:val="left"/>
+              <w:rPr>
+                <w:lang w:val="en-US"/>
+              </w:rPr>
+            </w:pPr>
+            <w:r>
+              <w:rPr>
+                <w:lang w:val="en-US"/>
+              </w:rPr>
+              <w:lastRenderedPageBreak/>
+              <w:t>DEFAULT_CITY = "Dnipro, Ukraine"</w:t>
+            </w:r>
+          </w:p>
+          <w:p>
+            <w:pPr>
+              <w:spacing w:before="0" w:after="0"/>
+              <w:jc w:val="left"/>
+              <w:rPr>
+                <w:lang w:val="en-US"/>
+              </w:rPr>
+            </w:pPr>
+            <w:r>
+              <w:rPr>
+                <w:lang w:val="en-US"/>
+              </w:rPr>
+              <w:t xml:space="preserve">CITY_CENTRES: </w:t>
+            </w:r>
+            <w:proofErr w:type="spellStart"/>
+            <w:proofErr w:type="gramStart"/>
+            <w:r>
+              <w:rPr>
+                <w:lang w:val="en-US"/>
+              </w:rPr>
+              <w:t>dict</w:t>
+            </w:r>
+            <w:proofErr w:type="spellEnd"/>
+            <w:r>
+              <w:rPr>
+                <w:lang w:val="en-US"/>
+              </w:rPr>
+              <w:t>[</w:t>
+            </w:r>
+            <w:proofErr w:type="gramEnd"/>
+            <w:r>
+              <w:rPr>
+                <w:lang w:val="en-US"/>
+              </w:rPr>
+              <w:t>str, tuple[float, float]] = {</w:t>
+            </w:r>
+          </w:p>
+          <w:p>
+            <w:pPr>
+              <w:spacing w:before="0" w:after="0"/>
+              <w:jc w:val="left"/>
+              <w:rPr>
+                <w:lang w:val="en-US"/>
+              </w:rPr>
+            </w:pPr>
+            <w:r>
+              <w:rPr>
+                <w:lang w:val="en-US"/>
+              </w:rPr>
+              <w:t>    "Dnipro, Ukraine": (48.4647, 35.0462),</w:t>
+            </w:r>
+          </w:p>
+          <w:p>
+            <w:pPr>
+              <w:spacing w:before="0" w:after="0"/>
+              <w:jc w:val="left"/>
+              <w:rPr>
+                <w:lang w:val="en-US"/>
+              </w:rPr>
+            </w:pPr>
+            <w:r>
+              <w:rPr>
+                <w:lang w:val="en-US"/>
+              </w:rPr>
+              <w:t>    "Kyiv, Ukraine":</w:t>
+            </w:r>
+            <w:proofErr w:type="gramStart"/>
+            <w:r>
+              <w:rPr>
+                <w:lang w:val="en-US"/>
+              </w:rPr>
+              <w:t xml:space="preserve">   (</w:t>
+            </w:r>
+            <w:proofErr w:type="gramEnd"/>
+            <w:r>
+              <w:rPr>
+                <w:lang w:val="en-US"/>
+              </w:rPr>
+              <w:t>50.4501, 30.5234),</w:t>
+            </w:r>
+          </w:p>
+          <w:p>
+            <w:pPr>
+              <w:spacing w:before="0" w:after="0"/>
+              <w:jc w:val="left"/>
+              <w:rPr>
+                <w:lang w:val="en-US"/>
+              </w:rPr>
+            </w:pPr>
+            <w:r>
+              <w:rPr>
+                <w:lang w:val="en-US"/>
+              </w:rPr>
+              <w:t>    "Lviv, Ukraine":</w:t>
+            </w:r>
+            <w:proofErr w:type="gramStart"/>
+            <w:r>
+              <w:rPr>
+                <w:lang w:val="en-US"/>
+              </w:rPr>
+              <w:t xml:space="preserve">   (</w:t>
+            </w:r>
+            <w:proofErr w:type="gramEnd"/>
+            <w:r>
+              <w:rPr>
+                <w:lang w:val="en-US"/>
+              </w:rPr>
+              <w:t>49.8397, 24.0297),</w:t>
+            </w:r>
+          </w:p>
+          <w:p>
+            <w:pPr>
+              <w:spacing w:before="0" w:after="0"/>
+              <w:jc w:val="left"/>
+              <w:rPr>
+                <w:lang w:val="en-US"/>
+              </w:rPr>
+            </w:pPr>
+            <w:r>
+              <w:rPr>
+                <w:lang w:val="en-US"/>
+              </w:rPr>
+              <w:t>    "Odesa, Ukraine"</w:t>
+            </w:r>
+            <w:proofErr w:type="gramStart"/>
+            <w:r>
+              <w:rPr>
+                <w:lang w:val="en-US"/>
+              </w:rPr>
+              <w:t>:  (</w:t>
+            </w:r>
+            <w:proofErr w:type="gramEnd"/>
+            <w:r>
+              <w:rPr>
+                <w:lang w:val="en-US"/>
+              </w:rPr>
+              <w:t>46.4825, 30.7233),</w:t>
+            </w:r>
+          </w:p>
+          <w:p>
+            <w:pPr>
+              <w:spacing w:before="0" w:after="0"/>
+              <w:jc w:val="left"/>
+              <w:rPr>
+                <w:lang w:val="en-US"/>
+              </w:rPr>
+            </w:pPr>
+            <w:r>
+              <w:rPr>
+                <w:lang w:val="en-US"/>
+              </w:rPr>
+              <w:t>}</w:t>
+            </w:r>
+          </w:p>
+          <w:p>
+            <w:pPr>
+              <w:spacing w:before="0" w:after="0"/>
+              <w:jc w:val="left"/>
+              <w:rPr>
+                <w:lang w:val="en-US"/>
+              </w:rPr>
+            </w:pPr>
+          </w:p>
+          <w:p>
+            <w:pPr>
+              <w:spacing w:before="0" w:after="0"/>
+              <w:jc w:val="left"/>
+              <w:rPr>
+                <w:lang w:val="en-US"/>
+              </w:rPr>
+            </w:pPr>
+            <w:r>
+              <w:rPr>
+                <w:lang w:val="en-US"/>
+              </w:rPr>
+              <w:t xml:space="preserve">_geolocator = </w:t>
+            </w:r>
+            <w:proofErr w:type="spellStart"/>
+            <w:proofErr w:type="gramStart"/>
+            <w:r>
+              <w:rPr>
+                <w:lang w:val="en-US"/>
+              </w:rPr>
+              <w:t>Nominatim</w:t>
+            </w:r>
+            <w:proofErr w:type="spellEnd"/>
+            <w:r>
+              <w:rPr>
+                <w:lang w:val="en-US"/>
+              </w:rPr>
+              <w:t>(</w:t>
+            </w:r>
+            <w:proofErr w:type="spellStart"/>
+            <w:proofErr w:type="gramEnd"/>
+            <w:r>
+              <w:rPr>
+                <w:i/>
+                <w:iCs/>
+                <w:lang w:val="en-US"/>
+              </w:rPr>
+              <w:t>user_agent</w:t>
+            </w:r>
+            <w:proofErr w:type="spellEnd"/>
+            <w:r>
+              <w:rPr>
+                <w:lang w:val="en-US"/>
+              </w:rPr>
+              <w:t xml:space="preserve">="deliveryiq_v3", </w:t>
+            </w:r>
+            <w:r>
+              <w:rPr>
+                <w:i/>
+                <w:iCs/>
+                <w:lang w:val="en-US"/>
+              </w:rPr>
+              <w:t>timeout</w:t>
+            </w:r>
+            <w:r>
+              <w:rPr>
+                <w:lang w:val="en-US"/>
+              </w:rPr>
+              <w:t>=10)</w:t>
+            </w:r>
+          </w:p>
+          <w:p>
+            <w:pPr>
+              <w:spacing w:before="0" w:after="0"/>
+              <w:jc w:val="left"/>
+              <w:rPr>
+                <w:lang w:val="en-US"/>
+              </w:rPr>
+            </w:pPr>
+          </w:p>
+          <w:p>
+            <w:pPr>
+              <w:spacing w:before="0" w:after="0"/>
+              <w:jc w:val="left"/>
+              <w:rPr>
+                <w:lang w:val="en-US"/>
+              </w:rPr>
+            </w:pPr>
+            <w:r>
+              <w:rPr>
+                <w:i/>
+                <w:iCs/>
+                <w:lang w:val="en-US"/>
+              </w:rPr>
+              <w:t xml:space="preserve"># </w:t>
+            </w:r>
+          </w:p>
+          <w:p>
+            <w:pPr>
+              <w:spacing w:before="0" w:after="0"/>
+              <w:jc w:val="left"/>
+              <w:rPr>
+                <w:lang w:val="en-US"/>
+              </w:rPr>
+            </w:pPr>
+            <w:r>
+              <w:rPr>
+                <w:i/>
+                <w:iCs/>
+                <w:lang w:val="en-US"/>
+              </w:rPr>
+              <w:t>#  PAGE CONFIG</w:t>
+            </w:r>
+          </w:p>
+          <w:p>
+            <w:pPr>
+              <w:spacing w:before="0" w:after="0"/>
+              <w:jc w:val="left"/>
+              <w:rPr>
+                <w:lang w:val="en-US"/>
+              </w:rPr>
+            </w:pPr>
+            <w:r>
+              <w:rPr>
+                <w:i/>
+                <w:iCs/>
+                <w:lang w:val="en-US"/>
+              </w:rPr>
+              <w:t xml:space="preserve"># </w:t>
+            </w:r>
+          </w:p>
+          <w:p>
+            <w:pPr>
+              <w:spacing w:before="0" w:after="0"/>
+              <w:jc w:val="left"/>
+              <w:rPr>
+                <w:lang w:val="en-US"/>
+              </w:rPr>
+            </w:pPr>
+            <w:proofErr w:type="spellStart"/>
+            <w:r>
+              <w:rPr>
+                <w:lang w:val="en-US"/>
+              </w:rPr>
+              <w:t>st.set_page_</w:t>
+            </w:r>
+            <w:proofErr w:type="gramStart"/>
+            <w:r>
+              <w:rPr>
+                <w:lang w:val="en-US"/>
+              </w:rPr>
+              <w:t>config</w:t>
+            </w:r>
+            <w:proofErr w:type="spellEnd"/>
+            <w:r>
+              <w:rPr>
+                <w:lang w:val="en-US"/>
+              </w:rPr>
+              <w:t>(</w:t>
+            </w:r>
+            <w:proofErr w:type="gramEnd"/>
+          </w:p>
+          <w:p>
+            <w:pPr>
+              <w:spacing w:before="0" w:after="0"/>
+              <w:jc w:val="left"/>
+              <w:rPr>
+                <w:lang w:val="en-US"/>
+              </w:rPr>
+            </w:pPr>
+            <w:r>
+              <w:rPr>
+                <w:lang w:val="en-US"/>
+              </w:rPr>
+              <w:t xml:space="preserve">    </w:t>
+            </w:r>
+            <w:proofErr w:type="spellStart"/>
+            <w:r>
+              <w:rPr>
+                <w:i/>
+                <w:iCs/>
+                <w:lang w:val="en-US"/>
+              </w:rPr>
+              <w:t>page_title</w:t>
+            </w:r>
+            <w:proofErr w:type="spellEnd"/>
+            <w:r>
+              <w:rPr>
+                <w:lang w:val="en-US"/>
+              </w:rPr>
+              <w:t>="</w:t>
+            </w:r>
+            <w:proofErr w:type="spellStart"/>
+            <w:r>
+              <w:rPr>
+                <w:lang w:val="en-US"/>
+              </w:rPr>
+              <w:t>DeliveryIQ</w:t>
+            </w:r>
+            <w:proofErr w:type="spellEnd"/>
+            <w:r>
+              <w:rPr>
+                <w:lang w:val="en-US"/>
+              </w:rPr>
+              <w:t xml:space="preserve"> · </w:t>
+            </w:r>
+            <w:proofErr w:type="spellStart"/>
+            <w:r>
+              <w:rPr>
+                <w:lang w:val="en-US"/>
+              </w:rPr>
+              <w:t>Оптимізатор</w:t>
+            </w:r>
+            <w:proofErr w:type="spellEnd"/>
+            <w:r>
+              <w:rPr>
+                <w:lang w:val="en-US"/>
+              </w:rPr>
+              <w:t xml:space="preserve"> </w:t>
+            </w:r>
+            <w:proofErr w:type="spellStart"/>
+            <w:r>
+              <w:rPr>
+                <w:lang w:val="en-US"/>
+              </w:rPr>
+              <w:t>маршрутів</w:t>
+            </w:r>
+            <w:proofErr w:type="spellEnd"/>
+            <w:r>
+              <w:rPr>
+                <w:lang w:val="en-US"/>
+              </w:rPr>
+              <w:t>",</w:t>
+            </w:r>
+          </w:p>
+          <w:p>
+            <w:pPr>
+              <w:spacing w:before="0" w:after="0"/>
+              <w:jc w:val="left"/>
+              <w:rPr>
+                <w:lang w:val="en-US"/>
+              </w:rPr>
+            </w:pPr>
+            <w:r>
+              <w:rPr>
+                <w:lang w:val="en-US"/>
+              </w:rPr>
+              <w:t xml:space="preserve">    </w:t>
+            </w:r>
+            <w:proofErr w:type="spellStart"/>
+            <w:r>
+              <w:rPr>
+                <w:i/>
+                <w:iCs/>
+                <w:lang w:val="en-US"/>
+              </w:rPr>
+              <w:t>page_icon</w:t>
+            </w:r>
+            <w:proofErr w:type="spellEnd"/>
+            <w:r>
+              <w:rPr>
+                <w:lang w:val="en-US"/>
+              </w:rPr>
+              <w:t>="</w:t>
+            </w:r>
+            <w:r>
+              <w:rPr>
+                <w:rFonts w:ascii="Segoe UI Emoji" w:hAnsi="Segoe UI Emoji" w:cs="Segoe UI Emoji"/>
+                <w:lang w:val="en-US"/>
+              </w:rPr>
+              <w:t>📦</w:t>
+            </w:r>
+            <w:r>
+              <w:rPr>
+                <w:lang w:val="en-US"/>
+              </w:rPr>
+              <w:t>",</w:t>
+            </w:r>
+          </w:p>
+          <w:p>
+            <w:pPr>
+              <w:spacing w:before="0" w:after="0"/>
+              <w:jc w:val="left"/>
+              <w:rPr>
+                <w:lang w:val="en-US"/>
+              </w:rPr>
+            </w:pPr>
+            <w:r>
+              <w:rPr>
+                <w:lang w:val="en-US"/>
+              </w:rPr>
+              <w:t xml:space="preserve">    </w:t>
+            </w:r>
+            <w:r>
+              <w:rPr>
+                <w:i/>
+                <w:iCs/>
+                <w:lang w:val="en-US"/>
+              </w:rPr>
+              <w:t>layout</w:t>
+            </w:r>
+            <w:r>
+              <w:rPr>
+                <w:lang w:val="en-US"/>
+              </w:rPr>
+              <w:t>="wide",</w:t>
+            </w:r>
+          </w:p>
+          <w:p>
+            <w:pPr>
+              <w:spacing w:before="0" w:after="0"/>
+              <w:jc w:val="left"/>
+              <w:rPr>
+                <w:lang w:val="en-US"/>
+              </w:rPr>
+            </w:pPr>
+            <w:r>
+              <w:rPr>
+                <w:lang w:val="en-US"/>
+              </w:rPr>
+              <w:t xml:space="preserve">    </w:t>
+            </w:r>
+            <w:proofErr w:type="spellStart"/>
+            <w:r>
+              <w:rPr>
+                <w:i/>
+                <w:iCs/>
+                <w:lang w:val="en-US"/>
+              </w:rPr>
+              <w:t>initial_sidebar_state</w:t>
+            </w:r>
+            <w:proofErr w:type="spellEnd"/>
+            <w:r>
+              <w:rPr>
+                <w:lang w:val="en-US"/>
+              </w:rPr>
+              <w:t>="expanded",</w:t>
+            </w:r>
+          </w:p>
+          <w:p>
+            <w:pPr>
+              <w:spacing w:before="0" w:after="0"/>
+              <w:jc w:val="left"/>
+              <w:rPr>
+                <w:lang w:val="en-US"/>
+              </w:rPr>
+            </w:pPr>
+            <w:r>
+              <w:rPr>
+                <w:lang w:val="en-US"/>
+              </w:rPr>
+              <w:t>)</w:t>
+            </w:r>
+          </w:p>
+          <w:p>
+            <w:pPr>
+              <w:spacing w:before="0" w:after="0"/>
+              <w:jc w:val="left"/>
+              <w:rPr>
+                <w:lang w:val="en-US"/>
+              </w:rPr>
+            </w:pPr>
+          </w:p>
+          <w:p>
+            <w:pPr>
+              <w:spacing w:before="0" w:after="0"/>
+              <w:jc w:val="left"/>
+              <w:rPr>
+                <w:lang w:val="en-US"/>
+              </w:rPr>
+            </w:pPr>
+            <w:r>
+              <w:rPr>
+                <w:i/>
+                <w:iCs/>
+                <w:lang w:val="en-US"/>
+              </w:rPr>
+              <w:t xml:space="preserve"># </w:t>
+            </w:r>
+          </w:p>
+          <w:p>
+            <w:pPr>
+              <w:spacing w:before="0" w:after="0"/>
+              <w:jc w:val="left"/>
+              <w:rPr>
+                <w:lang w:val="en-US"/>
+              </w:rPr>
+            </w:pPr>
+            <w:r>
+              <w:rPr>
+                <w:i/>
+                <w:iCs/>
+                <w:lang w:val="en-US"/>
+              </w:rPr>
+              <w:t>#  GLOBAL CSS</w:t>
+            </w:r>
+          </w:p>
+          <w:p>
+            <w:pPr>
+              <w:spacing w:before="0" w:after="0"/>
+              <w:jc w:val="left"/>
+              <w:rPr>
+                <w:lang w:val="en-US"/>
+              </w:rPr>
+            </w:pPr>
+            <w:r>
+              <w:rPr>
+                <w:i/>
+                <w:iCs/>
+                <w:lang w:val="en-US"/>
+              </w:rPr>
+              <w:t xml:space="preserve"># </w:t>
+            </w:r>
+          </w:p>
+          <w:p>
+            <w:pPr>
+              <w:spacing w:before="0" w:after="0"/>
+              <w:jc w:val="left"/>
+              <w:rPr>
+                <w:lang w:val="en-US"/>
+              </w:rPr>
+            </w:pPr>
+            <w:proofErr w:type="spellStart"/>
+            <w:proofErr w:type="gramStart"/>
+            <w:r>
+              <w:rPr>
+                <w:lang w:val="en-US"/>
+              </w:rPr>
+              <w:t>st.markdown</w:t>
+            </w:r>
+            <w:proofErr w:type="spellEnd"/>
+            <w:proofErr w:type="gramEnd"/>
+            <w:r>
+              <w:rPr>
+                <w:lang w:val="en-US"/>
+              </w:rPr>
+              <w:t>("""</w:t>
+            </w:r>
+          </w:p>
+          <w:p>
+            <w:pPr>
+              <w:spacing w:before="0" w:after="0"/>
+              <w:jc w:val="left"/>
+              <w:rPr>
+                <w:lang w:val="en-US"/>
+              </w:rPr>
+            </w:pPr>
+            <w:r>
+              <w:rPr>
+                <w:lang w:val="en-US"/>
+              </w:rPr>
+              <w:t>&lt;style&gt;</w:t>
+            </w:r>
+          </w:p>
+          <w:p>
+            <w:pPr>
+              <w:spacing w:before="0" w:after="0"/>
+              <w:jc w:val="left"/>
+              <w:rPr>
+                <w:lang w:val="en-US"/>
+              </w:rPr>
+            </w:pPr>
+            <w:r>
+              <w:rPr>
+                <w:lang w:val="en-US"/>
+              </w:rPr>
+              <w:t xml:space="preserve">@import </w:t>
+            </w:r>
+            <w:r>
+              <w:rPr>
+                <w:lang w:val="en-US"/>
+              </w:rPr>
+              <w:lastRenderedPageBreak/>
+              <w:t>url('https://fonts.googleapis.com/css2?family=DM+Mono:wght@400;500&amp;family=Outfit:wght@300;400;500;600;700;800&amp;display=swap');</w:t>
+            </w:r>
+          </w:p>
+          <w:p>
+            <w:pPr>
+              <w:spacing w:before="0" w:after="0"/>
+              <w:jc w:val="left"/>
+              <w:rPr>
+                <w:lang w:val="en-US"/>
+              </w:rPr>
+            </w:pPr>
+          </w:p>
+          <w:p>
+            <w:pPr>
+              <w:spacing w:before="0" w:after="0"/>
+              <w:jc w:val="left"/>
+              <w:rPr>
+                <w:lang w:val="en-US"/>
+              </w:rPr>
+            </w:pPr>
+            <w:proofErr w:type="spellStart"/>
+            <w:proofErr w:type="gramStart"/>
+            <w:r>
+              <w:rPr>
+                <w:lang w:val="en-US"/>
+              </w:rPr>
+              <w:t>html,body</w:t>
+            </w:r>
+            <w:proofErr w:type="spellEnd"/>
+            <w:proofErr w:type="gramEnd"/>
+            <w:r>
+              <w:rPr>
+                <w:lang w:val="en-US"/>
+              </w:rPr>
+              <w:t>,[class*="</w:t>
+            </w:r>
+            <w:proofErr w:type="spellStart"/>
+            <w:r>
+              <w:rPr>
+                <w:lang w:val="en-US"/>
+              </w:rPr>
+              <w:t>css</w:t>
+            </w:r>
+            <w:proofErr w:type="spellEnd"/>
+            <w:r>
+              <w:rPr>
+                <w:lang w:val="en-US"/>
+              </w:rPr>
+              <w:t xml:space="preserve">"]{ </w:t>
+            </w:r>
+            <w:proofErr w:type="spellStart"/>
+            <w:r>
+              <w:rPr>
+                <w:lang w:val="en-US"/>
+              </w:rPr>
+              <w:t>font-family:'Outfit',sans-serif</w:t>
+            </w:r>
+            <w:proofErr w:type="spellEnd"/>
+            <w:r>
+              <w:rPr>
+                <w:lang w:val="en-US"/>
+              </w:rPr>
+              <w:t>; }</w:t>
+            </w:r>
+          </w:p>
+          <w:p>
+            <w:pPr>
+              <w:spacing w:before="0" w:after="0"/>
+              <w:jc w:val="left"/>
+              <w:rPr>
+                <w:lang w:val="en-US"/>
+              </w:rPr>
+            </w:pPr>
+          </w:p>
+          <w:p>
+            <w:pPr>
+              <w:spacing w:before="0" w:after="0"/>
+              <w:jc w:val="left"/>
+              <w:rPr>
+                <w:lang w:val="en-US"/>
+              </w:rPr>
+            </w:pPr>
+            <w:r>
+              <w:rPr>
+                <w:lang w:val="en-US"/>
+              </w:rPr>
+              <w:t>/* sidebar */</w:t>
+            </w:r>
+          </w:p>
+          <w:p>
+            <w:pPr>
+              <w:spacing w:before="0" w:after="0"/>
+              <w:jc w:val="left"/>
+              <w:rPr>
+                <w:lang w:val="en-US"/>
+              </w:rPr>
+            </w:pPr>
+            <w:r>
+              <w:rPr>
+                <w:lang w:val="en-US"/>
+              </w:rPr>
+              <w:t>section[data-testid="stSidebar</w:t>
+            </w:r>
+            <w:proofErr w:type="gramStart"/>
+            <w:r>
+              <w:rPr>
+                <w:lang w:val="en-US"/>
+              </w:rPr>
+              <w:t>"]{</w:t>
+            </w:r>
+            <w:proofErr w:type="gramEnd"/>
+            <w:r>
+              <w:rPr>
+                <w:lang w:val="en-US"/>
+              </w:rPr>
+              <w:t>background:#080c14!important;border-right:1px solid #161d2e;}</w:t>
+            </w:r>
+          </w:p>
+          <w:p>
+            <w:pPr>
+              <w:spacing w:before="0" w:after="0"/>
+              <w:jc w:val="left"/>
+              <w:rPr>
+                <w:lang w:val="en-US"/>
+              </w:rPr>
+            </w:pPr>
+            <w:r>
+              <w:rPr>
+                <w:lang w:val="en-US"/>
+              </w:rPr>
+              <w:t>section[data-</w:t>
+            </w:r>
+            <w:proofErr w:type="spellStart"/>
+            <w:r>
+              <w:rPr>
+                <w:lang w:val="en-US"/>
+              </w:rPr>
+              <w:t>testid</w:t>
+            </w:r>
+            <w:proofErr w:type="spellEnd"/>
+            <w:r>
+              <w:rPr>
+                <w:lang w:val="en-US"/>
+              </w:rPr>
+              <w:t>="</w:t>
+            </w:r>
+            <w:proofErr w:type="spellStart"/>
+            <w:r>
+              <w:rPr>
+                <w:lang w:val="en-US"/>
+              </w:rPr>
+              <w:t>stSidebar</w:t>
+            </w:r>
+            <w:proofErr w:type="spellEnd"/>
+            <w:r>
+              <w:rPr>
+                <w:lang w:val="en-US"/>
+              </w:rPr>
+              <w:t>"] *{</w:t>
+            </w:r>
+            <w:proofErr w:type="gramStart"/>
+            <w:r>
+              <w:rPr>
+                <w:lang w:val="en-US"/>
+              </w:rPr>
+              <w:t>color:#</w:t>
+            </w:r>
+            <w:proofErr w:type="gramEnd"/>
+            <w:r>
+              <w:rPr>
+                <w:lang w:val="en-US"/>
+              </w:rPr>
+              <w:t>cbd5e1!important;}</w:t>
+            </w:r>
+          </w:p>
+          <w:p>
+            <w:pPr>
+              <w:spacing w:before="0" w:after="0"/>
+              <w:jc w:val="left"/>
+              <w:rPr>
+                <w:lang w:val="en-US"/>
+              </w:rPr>
+            </w:pPr>
+            <w:r>
+              <w:rPr>
+                <w:lang w:val="en-US"/>
+              </w:rPr>
+              <w:t>section[data-</w:t>
+            </w:r>
+            <w:proofErr w:type="spellStart"/>
+            <w:r>
+              <w:rPr>
+                <w:lang w:val="en-US"/>
+              </w:rPr>
+              <w:t>testid</w:t>
+            </w:r>
+            <w:proofErr w:type="spellEnd"/>
+            <w:r>
+              <w:rPr>
+                <w:lang w:val="en-US"/>
+              </w:rPr>
+              <w:t>="</w:t>
+            </w:r>
+            <w:proofErr w:type="spellStart"/>
+            <w:r>
+              <w:rPr>
+                <w:lang w:val="en-US"/>
+              </w:rPr>
+              <w:t>stSidebar</w:t>
+            </w:r>
+            <w:proofErr w:type="spellEnd"/>
+            <w:r>
+              <w:rPr>
+                <w:lang w:val="en-US"/>
+              </w:rPr>
+              <w:t>"] input,</w:t>
+            </w:r>
+          </w:p>
+          <w:p>
+            <w:pPr>
+              <w:spacing w:before="0" w:after="0"/>
+              <w:jc w:val="left"/>
+              <w:rPr>
+                <w:lang w:val="en-US"/>
+              </w:rPr>
+            </w:pPr>
+            <w:r>
+              <w:rPr>
+                <w:lang w:val="en-US"/>
+              </w:rPr>
+              <w:t>section[data-</w:t>
+            </w:r>
+            <w:proofErr w:type="spellStart"/>
+            <w:r>
+              <w:rPr>
+                <w:lang w:val="en-US"/>
+              </w:rPr>
+              <w:t>testid</w:t>
+            </w:r>
+            <w:proofErr w:type="spellEnd"/>
+            <w:r>
+              <w:rPr>
+                <w:lang w:val="en-US"/>
+              </w:rPr>
+              <w:t>="</w:t>
+            </w:r>
+            <w:proofErr w:type="spellStart"/>
+            <w:r>
+              <w:rPr>
+                <w:lang w:val="en-US"/>
+              </w:rPr>
+              <w:t>stSidebar</w:t>
+            </w:r>
+            <w:proofErr w:type="spellEnd"/>
+            <w:r>
+              <w:rPr>
+                <w:lang w:val="en-US"/>
+              </w:rPr>
+              <w:t xml:space="preserve">"] </w:t>
+            </w:r>
+            <w:proofErr w:type="spellStart"/>
+            <w:r>
+              <w:rPr>
+                <w:lang w:val="en-US"/>
+              </w:rPr>
+              <w:t>textarea</w:t>
+            </w:r>
+            <w:proofErr w:type="spellEnd"/>
+            <w:r>
+              <w:rPr>
+                <w:lang w:val="en-US"/>
+              </w:rPr>
+              <w:t>,</w:t>
+            </w:r>
+          </w:p>
+          <w:p>
+            <w:pPr>
+              <w:spacing w:before="0" w:after="0"/>
+              <w:jc w:val="left"/>
+              <w:rPr>
+                <w:lang w:val="en-US"/>
+              </w:rPr>
+            </w:pPr>
+            <w:r>
+              <w:rPr>
+                <w:lang w:val="en-US"/>
+              </w:rPr>
+              <w:t>section[data-</w:t>
+            </w:r>
+            <w:proofErr w:type="spellStart"/>
+            <w:r>
+              <w:rPr>
+                <w:lang w:val="en-US"/>
+              </w:rPr>
+              <w:t>testid</w:t>
+            </w:r>
+            <w:proofErr w:type="spellEnd"/>
+            <w:r>
+              <w:rPr>
+                <w:lang w:val="en-US"/>
+              </w:rPr>
+              <w:t>="</w:t>
+            </w:r>
+            <w:proofErr w:type="spellStart"/>
+            <w:r>
+              <w:rPr>
+                <w:lang w:val="en-US"/>
+              </w:rPr>
+              <w:t>stSidebar</w:t>
+            </w:r>
+            <w:proofErr w:type="spellEnd"/>
+            <w:r>
+              <w:rPr>
+                <w:lang w:val="en-US"/>
+              </w:rPr>
+              <w:t>"</w:t>
+            </w:r>
+            <w:proofErr w:type="gramStart"/>
+            <w:r>
+              <w:rPr>
+                <w:lang w:val="en-US"/>
+              </w:rPr>
+              <w:t>] .</w:t>
+            </w:r>
+            <w:proofErr w:type="spellStart"/>
+            <w:r>
+              <w:rPr>
+                <w:lang w:val="en-US"/>
+              </w:rPr>
+              <w:t>stSelectbox</w:t>
+            </w:r>
+            <w:proofErr w:type="spellEnd"/>
+            <w:proofErr w:type="gramEnd"/>
+            <w:r>
+              <w:rPr>
+                <w:lang w:val="en-US"/>
+              </w:rPr>
+              <w:t>&gt;div&gt;div{</w:t>
+            </w:r>
+          </w:p>
+          <w:p>
+            <w:pPr>
+              <w:spacing w:before="0" w:after="0"/>
+              <w:jc w:val="left"/>
+              <w:rPr>
+                <w:lang w:val="en-US"/>
+              </w:rPr>
+            </w:pPr>
+            <w:r>
+              <w:rPr>
+                <w:lang w:val="en-US"/>
+              </w:rPr>
+              <w:t xml:space="preserve">  </w:t>
+            </w:r>
+            <w:proofErr w:type="gramStart"/>
+            <w:r>
+              <w:rPr>
+                <w:lang w:val="en-US"/>
+              </w:rPr>
+              <w:t>background:#</w:t>
+            </w:r>
+            <w:proofErr w:type="gramEnd"/>
+            <w:r>
+              <w:rPr>
+                <w:lang w:val="en-US"/>
+              </w:rPr>
+              <w:t>0f1623!important;border:1px solid #1e2d45!important;</w:t>
+            </w:r>
+          </w:p>
+          <w:p>
+            <w:pPr>
+              <w:spacing w:before="0" w:after="0"/>
+              <w:jc w:val="left"/>
+              <w:rPr>
+                <w:lang w:val="en-US"/>
+              </w:rPr>
+            </w:pPr>
+            <w:r>
+              <w:rPr>
+                <w:lang w:val="en-US"/>
+              </w:rPr>
+              <w:t>  border-radius:8</w:t>
+            </w:r>
+            <w:proofErr w:type="gramStart"/>
+            <w:r>
+              <w:rPr>
+                <w:lang w:val="en-US"/>
+              </w:rPr>
+              <w:t>px!important</w:t>
+            </w:r>
+            <w:proofErr w:type="gramEnd"/>
+            <w:r>
+              <w:rPr>
+                <w:lang w:val="en-US"/>
+              </w:rPr>
+              <w:t>;color:#e2e8f0!important;}</w:t>
+            </w:r>
+          </w:p>
+          <w:p>
+            <w:pPr>
+              <w:spacing w:before="0" w:after="0"/>
+              <w:jc w:val="left"/>
+              <w:rPr>
+                <w:lang w:val="en-US"/>
+              </w:rPr>
+            </w:pPr>
+            <w:r>
+              <w:rPr>
+                <w:lang w:val="en-US"/>
+              </w:rPr>
+              <w:t>section[data-</w:t>
+            </w:r>
+            <w:proofErr w:type="spellStart"/>
+            <w:r>
+              <w:rPr>
+                <w:lang w:val="en-US"/>
+              </w:rPr>
+              <w:t>testid</w:t>
+            </w:r>
+            <w:proofErr w:type="spellEnd"/>
+            <w:r>
+              <w:rPr>
+                <w:lang w:val="en-US"/>
+              </w:rPr>
+              <w:t>="</w:t>
+            </w:r>
+            <w:proofErr w:type="spellStart"/>
+            <w:r>
+              <w:rPr>
+                <w:lang w:val="en-US"/>
+              </w:rPr>
+              <w:t>stSidebar</w:t>
+            </w:r>
+            <w:proofErr w:type="spellEnd"/>
+            <w:r>
+              <w:rPr>
+                <w:lang w:val="en-US"/>
+              </w:rPr>
+              <w:t>"</w:t>
+            </w:r>
+            <w:proofErr w:type="gramStart"/>
+            <w:r>
+              <w:rPr>
+                <w:lang w:val="en-US"/>
+              </w:rPr>
+              <w:t>] .</w:t>
+            </w:r>
+            <w:proofErr w:type="spellStart"/>
+            <w:r>
+              <w:rPr>
+                <w:lang w:val="en-US"/>
+              </w:rPr>
+              <w:t>stButton</w:t>
+            </w:r>
+            <w:proofErr w:type="spellEnd"/>
+            <w:proofErr w:type="gramEnd"/>
+            <w:r>
+              <w:rPr>
+                <w:lang w:val="en-US"/>
+              </w:rPr>
+              <w:t>&gt;button{</w:t>
+            </w:r>
+          </w:p>
+          <w:p>
+            <w:pPr>
+              <w:spacing w:before="0" w:after="0"/>
+              <w:jc w:val="left"/>
+              <w:rPr>
+                <w:lang w:val="en-US"/>
+              </w:rPr>
+            </w:pPr>
+            <w:r>
+              <w:rPr>
+                <w:lang w:val="en-US"/>
+              </w:rPr>
+              <w:t>  width:100</w:t>
+            </w:r>
+            <w:proofErr w:type="gramStart"/>
+            <w:r>
+              <w:rPr>
+                <w:lang w:val="en-US"/>
+              </w:rPr>
+              <w:t>%;background</w:t>
+            </w:r>
+            <w:proofErr w:type="gramEnd"/>
+            <w:r>
+              <w:rPr>
+                <w:lang w:val="en-US"/>
+              </w:rPr>
+              <w:t>:linear-gradient(135deg,#1d4ed8,#2563eb)!important;</w:t>
+            </w:r>
+          </w:p>
+          <w:p>
+            <w:pPr>
+              <w:spacing w:before="0" w:after="0"/>
+              <w:jc w:val="left"/>
+              <w:rPr>
+                <w:lang w:val="en-US"/>
+              </w:rPr>
+            </w:pPr>
+            <w:r>
+              <w:rPr>
+                <w:lang w:val="en-US"/>
+              </w:rPr>
+              <w:t xml:space="preserve">  </w:t>
+            </w:r>
+            <w:proofErr w:type="gramStart"/>
+            <w:r>
+              <w:rPr>
+                <w:lang w:val="en-US"/>
+              </w:rPr>
+              <w:t>color:white</w:t>
+            </w:r>
+            <w:proofErr w:type="gramEnd"/>
+            <w:r>
+              <w:rPr>
+                <w:lang w:val="en-US"/>
+              </w:rPr>
+              <w:t>!important;border:none!important;border-radius:10px!important;</w:t>
+            </w:r>
+          </w:p>
+          <w:p>
+            <w:pPr>
+              <w:spacing w:before="0" w:after="0"/>
+              <w:jc w:val="left"/>
+              <w:rPr>
+                <w:lang w:val="en-US"/>
+              </w:rPr>
+            </w:pPr>
+            <w:r>
+              <w:rPr>
+                <w:lang w:val="en-US"/>
+              </w:rPr>
+              <w:t>  padding:13</w:t>
+            </w:r>
+            <w:proofErr w:type="gramStart"/>
+            <w:r>
+              <w:rPr>
+                <w:lang w:val="en-US"/>
+              </w:rPr>
+              <w:t>px!important</w:t>
+            </w:r>
+            <w:proofErr w:type="gramEnd"/>
+            <w:r>
+              <w:rPr>
+                <w:lang w:val="en-US"/>
+              </w:rPr>
+              <w:t>;font-size:.88rem!important;font-weight:600!important;</w:t>
+            </w:r>
+          </w:p>
+          <w:p>
+            <w:pPr>
+              <w:spacing w:before="0" w:after="0"/>
+              <w:jc w:val="left"/>
+              <w:rPr>
+                <w:lang w:val="en-US"/>
+              </w:rPr>
+            </w:pPr>
+            <w:r>
+              <w:rPr>
+                <w:lang w:val="en-US"/>
+              </w:rPr>
+              <w:t xml:space="preserve">  box-shadow:0 4px 14px </w:t>
+            </w:r>
+            <w:proofErr w:type="spellStart"/>
+            <w:proofErr w:type="gramStart"/>
+            <w:r>
+              <w:rPr>
+                <w:lang w:val="en-US"/>
+              </w:rPr>
+              <w:t>rgba</w:t>
+            </w:r>
+            <w:proofErr w:type="spellEnd"/>
+            <w:r>
+              <w:rPr>
+                <w:lang w:val="en-US"/>
+              </w:rPr>
+              <w:t>(</w:t>
+            </w:r>
+            <w:proofErr w:type="gramEnd"/>
+            <w:r>
+              <w:rPr>
+                <w:lang w:val="en-US"/>
+              </w:rPr>
+              <w:t>37,99,235,.4)!</w:t>
+            </w:r>
+            <w:proofErr w:type="spellStart"/>
+            <w:r>
+              <w:rPr>
+                <w:lang w:val="en-US"/>
+              </w:rPr>
+              <w:t>important;transition:all</w:t>
+            </w:r>
+            <w:proofErr w:type="spellEnd"/>
+            <w:r>
+              <w:rPr>
+                <w:lang w:val="en-US"/>
+              </w:rPr>
+              <w:t xml:space="preserve"> .2s!important;}</w:t>
+            </w:r>
+          </w:p>
+          <w:p>
+            <w:pPr>
+              <w:spacing w:before="0" w:after="0"/>
+              <w:jc w:val="left"/>
+              <w:rPr>
+                <w:lang w:val="en-US"/>
+              </w:rPr>
+            </w:pPr>
+            <w:r>
+              <w:rPr>
+                <w:lang w:val="en-US"/>
+              </w:rPr>
+              <w:t>section[data-</w:t>
+            </w:r>
+            <w:proofErr w:type="spellStart"/>
+            <w:r>
+              <w:rPr>
+                <w:lang w:val="en-US"/>
+              </w:rPr>
+              <w:t>testid</w:t>
+            </w:r>
+            <w:proofErr w:type="spellEnd"/>
+            <w:r>
+              <w:rPr>
+                <w:lang w:val="en-US"/>
+              </w:rPr>
+              <w:t>="</w:t>
+            </w:r>
+            <w:proofErr w:type="spellStart"/>
+            <w:r>
+              <w:rPr>
+                <w:lang w:val="en-US"/>
+              </w:rPr>
+              <w:t>stSidebar</w:t>
+            </w:r>
+            <w:proofErr w:type="spellEnd"/>
+            <w:r>
+              <w:rPr>
+                <w:lang w:val="en-US"/>
+              </w:rPr>
+              <w:t>"</w:t>
+            </w:r>
+            <w:proofErr w:type="gramStart"/>
+            <w:r>
+              <w:rPr>
+                <w:lang w:val="en-US"/>
+              </w:rPr>
+              <w:t>] .</w:t>
+            </w:r>
+            <w:proofErr w:type="spellStart"/>
+            <w:r>
+              <w:rPr>
+                <w:lang w:val="en-US"/>
+              </w:rPr>
+              <w:t>stButton</w:t>
+            </w:r>
+            <w:proofErr w:type="spellEnd"/>
+            <w:proofErr w:type="gramEnd"/>
+            <w:r>
+              <w:rPr>
+                <w:lang w:val="en-US"/>
+              </w:rPr>
+              <w:t>&gt;</w:t>
+            </w:r>
+            <w:proofErr w:type="spellStart"/>
+            <w:r>
+              <w:rPr>
+                <w:lang w:val="en-US"/>
+              </w:rPr>
+              <w:t>button:hover</w:t>
+            </w:r>
+            <w:proofErr w:type="spellEnd"/>
+            <w:r>
+              <w:rPr>
+                <w:lang w:val="en-US"/>
+              </w:rPr>
+              <w:t>{</w:t>
+            </w:r>
+          </w:p>
+          <w:p>
+            <w:pPr>
+              <w:spacing w:before="0" w:after="0"/>
+              <w:jc w:val="left"/>
+              <w:rPr>
+                <w:lang w:val="en-US"/>
+              </w:rPr>
+            </w:pPr>
+            <w:r>
+              <w:rPr>
+                <w:lang w:val="en-US"/>
+              </w:rPr>
+              <w:t xml:space="preserve">  </w:t>
+            </w:r>
+            <w:proofErr w:type="gramStart"/>
+            <w:r>
+              <w:rPr>
+                <w:lang w:val="en-US"/>
+              </w:rPr>
+              <w:t>background:linear</w:t>
+            </w:r>
+            <w:proofErr w:type="gramEnd"/>
+            <w:r>
+              <w:rPr>
+                <w:lang w:val="en-US"/>
+              </w:rPr>
+              <w:t>-gradient(135deg,#1e40af,#1d4ed8)!important;transform:translateY(-1px);}</w:t>
+            </w:r>
+          </w:p>
+          <w:p>
+            <w:pPr>
+              <w:spacing w:before="0" w:after="0"/>
+              <w:jc w:val="left"/>
+              <w:rPr>
+                <w:lang w:val="en-US"/>
+              </w:rPr>
+            </w:pPr>
+          </w:p>
+          <w:p>
+            <w:pPr>
+              <w:spacing w:before="0" w:after="0"/>
+              <w:jc w:val="left"/>
+              <w:rPr>
+                <w:lang w:val="en-US"/>
+              </w:rPr>
+            </w:pPr>
+            <w:r>
+              <w:rPr>
+                <w:lang w:val="en-US"/>
+              </w:rPr>
+              <w:t>/* main */</w:t>
+            </w:r>
+          </w:p>
+          <w:p>
+            <w:pPr>
+              <w:spacing w:before="0" w:after="0"/>
+              <w:jc w:val="left"/>
+              <w:rPr>
+                <w:lang w:val="en-US"/>
+              </w:rPr>
+            </w:pPr>
+            <w:proofErr w:type="gramStart"/>
+            <w:r>
+              <w:rPr>
+                <w:lang w:val="en-US"/>
+              </w:rPr>
+              <w:t>.main</w:t>
+            </w:r>
+            <w:proofErr w:type="gramEnd"/>
+            <w:r>
+              <w:rPr>
+                <w:lang w:val="en-US"/>
+              </w:rPr>
+              <w:t xml:space="preserve"> .block-container{background:#f1f5f9;padding-top:1.2rem;padding-bottom:3rem;max-width:1440px;}</w:t>
+            </w:r>
+          </w:p>
+          <w:p>
+            <w:pPr>
+              <w:spacing w:before="0" w:after="0"/>
+              <w:jc w:val="left"/>
+              <w:rPr>
+                <w:lang w:val="en-US"/>
+              </w:rPr>
+            </w:pPr>
+          </w:p>
+          <w:p>
+            <w:pPr>
+              <w:spacing w:before="0" w:after="0"/>
+              <w:jc w:val="left"/>
+              <w:rPr>
+                <w:lang w:val="en-US"/>
+              </w:rPr>
+            </w:pPr>
+            <w:r>
+              <w:rPr>
+                <w:lang w:val="en-US"/>
+              </w:rPr>
+              <w:t>/* header */</w:t>
+            </w:r>
+          </w:p>
+          <w:p>
+            <w:pPr>
+              <w:spacing w:before="0" w:after="0"/>
+              <w:jc w:val="left"/>
+              <w:rPr>
+                <w:lang w:val="en-US"/>
+              </w:rPr>
+            </w:pPr>
+            <w:proofErr w:type="gramStart"/>
+            <w:r>
+              <w:rPr>
+                <w:lang w:val="en-US"/>
+              </w:rPr>
+              <w:t>.page</w:t>
+            </w:r>
+            <w:proofErr w:type="gramEnd"/>
+            <w:r>
+              <w:rPr>
+                <w:lang w:val="en-US"/>
+              </w:rPr>
+              <w:t>-header{</w:t>
+            </w:r>
+          </w:p>
+          <w:p>
+            <w:pPr>
+              <w:spacing w:before="0" w:after="0"/>
+              <w:jc w:val="left"/>
+              <w:rPr>
+                <w:lang w:val="en-US"/>
+              </w:rPr>
+            </w:pPr>
+            <w:r>
+              <w:rPr>
+                <w:lang w:val="en-US"/>
+              </w:rPr>
+              <w:t xml:space="preserve">  </w:t>
+            </w:r>
+            <w:proofErr w:type="spellStart"/>
+            <w:proofErr w:type="gramStart"/>
+            <w:r>
+              <w:rPr>
+                <w:lang w:val="en-US"/>
+              </w:rPr>
+              <w:t>background:linear</w:t>
+            </w:r>
+            <w:proofErr w:type="gramEnd"/>
+            <w:r>
+              <w:rPr>
+                <w:lang w:val="en-US"/>
+              </w:rPr>
+              <w:t>-gradient</w:t>
+            </w:r>
+            <w:proofErr w:type="spellEnd"/>
+            <w:r>
+              <w:rPr>
+                <w:lang w:val="en-US"/>
+              </w:rPr>
+              <w:t>(120deg,#080c14 0%,#0f2044 55%,#0c3d6b 100%);</w:t>
+            </w:r>
+          </w:p>
+          <w:p>
+            <w:pPr>
+              <w:spacing w:before="0" w:after="0"/>
+              <w:jc w:val="left"/>
+              <w:rPr>
+                <w:lang w:val="en-US"/>
+              </w:rPr>
+            </w:pPr>
+            <w:r>
+              <w:rPr>
+                <w:lang w:val="en-US"/>
+              </w:rPr>
+              <w:t>  border-radius:18</w:t>
+            </w:r>
+            <w:proofErr w:type="gramStart"/>
+            <w:r>
+              <w:rPr>
+                <w:lang w:val="en-US"/>
+              </w:rPr>
+              <w:t>px;padding</w:t>
+            </w:r>
+            <w:proofErr w:type="gramEnd"/>
+            <w:r>
+              <w:rPr>
+                <w:lang w:val="en-US"/>
+              </w:rPr>
+              <w:t>:26px 36px;margin-bottom:20px;</w:t>
+            </w:r>
+          </w:p>
+          <w:p>
+            <w:pPr>
+              <w:spacing w:before="0" w:after="0"/>
+              <w:jc w:val="left"/>
+              <w:rPr>
+                <w:lang w:val="en-US"/>
+              </w:rPr>
+            </w:pPr>
+            <w:r>
+              <w:rPr>
+                <w:lang w:val="en-US"/>
+              </w:rPr>
+              <w:t xml:space="preserve">  </w:t>
+            </w:r>
+            <w:proofErr w:type="gramStart"/>
+            <w:r>
+              <w:rPr>
+                <w:lang w:val="en-US"/>
+              </w:rPr>
+              <w:t>display:flex</w:t>
+            </w:r>
+            <w:proofErr w:type="gramEnd"/>
+            <w:r>
+              <w:rPr>
+                <w:lang w:val="en-US"/>
+              </w:rPr>
+              <w:t>;align-items:center;gap:20px;</w:t>
+            </w:r>
+          </w:p>
+          <w:p>
+            <w:pPr>
+              <w:spacing w:before="0" w:after="0"/>
+              <w:jc w:val="left"/>
+              <w:rPr>
+                <w:lang w:val="en-US"/>
+              </w:rPr>
+            </w:pPr>
+            <w:r>
+              <w:rPr>
+                <w:lang w:val="en-US"/>
+              </w:rPr>
+              <w:t xml:space="preserve">  box-shadow:0 6px 30px </w:t>
+            </w:r>
+            <w:proofErr w:type="spellStart"/>
+            <w:proofErr w:type="gramStart"/>
+            <w:r>
+              <w:rPr>
+                <w:lang w:val="en-US"/>
+              </w:rPr>
+              <w:t>rgba</w:t>
+            </w:r>
+            <w:proofErr w:type="spellEnd"/>
+            <w:r>
+              <w:rPr>
+                <w:lang w:val="en-US"/>
+              </w:rPr>
+              <w:t>(</w:t>
+            </w:r>
+            <w:proofErr w:type="gramEnd"/>
+            <w:r>
+              <w:rPr>
+                <w:lang w:val="en-US"/>
+              </w:rPr>
+              <w:t>8,12,20,.25);}</w:t>
+            </w:r>
+          </w:p>
+          <w:p>
+            <w:pPr>
+              <w:spacing w:before="0" w:after="0"/>
+              <w:jc w:val="left"/>
+              <w:rPr>
+                <w:lang w:val="en-US"/>
+              </w:rPr>
+            </w:pPr>
+            <w:proofErr w:type="gramStart"/>
+            <w:r>
+              <w:rPr>
+                <w:lang w:val="en-US"/>
+              </w:rPr>
+              <w:t>.page</w:t>
+            </w:r>
+            <w:proofErr w:type="gramEnd"/>
+            <w:r>
+              <w:rPr>
+                <w:lang w:val="en-US"/>
+              </w:rPr>
+              <w:t>-header h1{color:#f0f9ff!important;font-size:1.9rem!important;</w:t>
+            </w:r>
+          </w:p>
+          <w:p>
+            <w:pPr>
+              <w:spacing w:before="0" w:after="0"/>
+              <w:jc w:val="left"/>
+              <w:rPr>
+                <w:lang w:val="en-US"/>
+              </w:rPr>
+            </w:pPr>
+            <w:r>
+              <w:rPr>
+                <w:lang w:val="en-US"/>
+              </w:rPr>
+              <w:t>  font-weight:</w:t>
+            </w:r>
+            <w:proofErr w:type="gramStart"/>
+            <w:r>
+              <w:rPr>
+                <w:lang w:val="en-US"/>
+              </w:rPr>
+              <w:t>800!important</w:t>
+            </w:r>
+            <w:proofErr w:type="gramEnd"/>
+            <w:r>
+              <w:rPr>
+                <w:lang w:val="en-US"/>
+              </w:rPr>
+              <w:t>;margin:0!important;letter-spacing:-.5px;}</w:t>
+            </w:r>
+          </w:p>
+          <w:p>
+            <w:pPr>
+              <w:spacing w:before="0" w:after="0"/>
+              <w:jc w:val="left"/>
+              <w:rPr>
+                <w:lang w:val="en-US"/>
+              </w:rPr>
+            </w:pPr>
+            <w:proofErr w:type="gramStart"/>
+            <w:r>
+              <w:rPr>
+                <w:lang w:val="en-US"/>
+              </w:rPr>
+              <w:t>.page</w:t>
+            </w:r>
+            <w:proofErr w:type="gramEnd"/>
+            <w:r>
+              <w:rPr>
+                <w:lang w:val="en-US"/>
+              </w:rPr>
+              <w:t>-header p{color:#7eb3d8!important;margin:5px 0 0!important;font-size:.88rem;}</w:t>
+            </w:r>
+          </w:p>
+          <w:p>
+            <w:pPr>
+              <w:spacing w:before="0" w:after="0"/>
+              <w:jc w:val="left"/>
+              <w:rPr>
+                <w:lang w:val="en-US"/>
+              </w:rPr>
+            </w:pPr>
+            <w:proofErr w:type="gramStart"/>
+            <w:r>
+              <w:rPr>
+                <w:lang w:val="en-US"/>
+              </w:rPr>
+              <w:t>.city</w:t>
+            </w:r>
+            <w:proofErr w:type="gramEnd"/>
+            <w:r>
+              <w:rPr>
+                <w:lang w:val="en-US"/>
+              </w:rPr>
+              <w:t>-pill{</w:t>
+            </w:r>
+          </w:p>
+          <w:p>
+            <w:pPr>
+              <w:spacing w:before="0" w:after="0"/>
+              <w:jc w:val="left"/>
+              <w:rPr>
+                <w:lang w:val="en-US"/>
+              </w:rPr>
+            </w:pPr>
+            <w:r>
+              <w:rPr>
+                <w:lang w:val="en-US"/>
+              </w:rPr>
+              <w:t xml:space="preserve">  </w:t>
+            </w:r>
+            <w:proofErr w:type="spellStart"/>
+            <w:proofErr w:type="gramStart"/>
+            <w:r>
+              <w:rPr>
+                <w:lang w:val="en-US"/>
+              </w:rPr>
+              <w:t>display:inline</w:t>
+            </w:r>
+            <w:proofErr w:type="gramEnd"/>
+            <w:r>
+              <w:rPr>
+                <w:lang w:val="en-US"/>
+              </w:rPr>
+              <w:t>-block;background:rgba</w:t>
+            </w:r>
+            <w:proofErr w:type="spellEnd"/>
+            <w:r>
+              <w:rPr>
+                <w:lang w:val="en-US"/>
+              </w:rPr>
+              <w:t>(37,99,235,.25);</w:t>
+            </w:r>
+          </w:p>
+          <w:p>
+            <w:pPr>
+              <w:spacing w:before="0" w:after="0"/>
+              <w:jc w:val="left"/>
+              <w:rPr>
+                <w:lang w:val="en-US"/>
+              </w:rPr>
+            </w:pPr>
+            <w:r>
+              <w:rPr>
+                <w:lang w:val="en-US"/>
+              </w:rPr>
+              <w:t xml:space="preserve">  border:1px solid </w:t>
+            </w:r>
+            <w:proofErr w:type="spellStart"/>
+            <w:proofErr w:type="gramStart"/>
+            <w:r>
+              <w:rPr>
+                <w:lang w:val="en-US"/>
+              </w:rPr>
+              <w:t>rgba</w:t>
+            </w:r>
+            <w:proofErr w:type="spellEnd"/>
+            <w:r>
+              <w:rPr>
+                <w:lang w:val="en-US"/>
+              </w:rPr>
+              <w:t>(</w:t>
+            </w:r>
+            <w:proofErr w:type="gramEnd"/>
+            <w:r>
+              <w:rPr>
+                <w:lang w:val="en-US"/>
+              </w:rPr>
+              <w:t>96,165,250,.4);color:#93c5fd!important;</w:t>
+            </w:r>
+          </w:p>
+          <w:p>
+            <w:pPr>
+              <w:spacing w:before="0" w:after="0"/>
+              <w:jc w:val="left"/>
+              <w:rPr>
+                <w:lang w:val="en-US"/>
+              </w:rPr>
+            </w:pPr>
+            <w:r>
+              <w:rPr>
+                <w:lang w:val="en-US"/>
+              </w:rPr>
+              <w:t>  font-size:.72</w:t>
+            </w:r>
+            <w:proofErr w:type="gramStart"/>
+            <w:r>
+              <w:rPr>
+                <w:lang w:val="en-US"/>
+              </w:rPr>
+              <w:t>rem;font</w:t>
+            </w:r>
+            <w:proofErr w:type="gramEnd"/>
+            <w:r>
+              <w:rPr>
+                <w:lang w:val="en-US"/>
+              </w:rPr>
+              <w:t>-weight:600;padding:4px 14px;</w:t>
+            </w:r>
+          </w:p>
+          <w:p>
+            <w:pPr>
+              <w:spacing w:before="0" w:after="0"/>
+              <w:jc w:val="left"/>
+              <w:rPr>
+                <w:lang w:val="en-US"/>
+              </w:rPr>
+            </w:pPr>
+            <w:r>
+              <w:rPr>
+                <w:lang w:val="en-US"/>
+              </w:rPr>
+              <w:t>  border-radius:20</w:t>
+            </w:r>
+            <w:proofErr w:type="gramStart"/>
+            <w:r>
+              <w:rPr>
+                <w:lang w:val="en-US"/>
+              </w:rPr>
+              <w:t>px;margin</w:t>
+            </w:r>
+            <w:proofErr w:type="gramEnd"/>
+            <w:r>
+              <w:rPr>
+                <w:lang w:val="en-US"/>
+              </w:rPr>
+              <w:t>-top:8px;letter-spacing:.4px;}</w:t>
+            </w:r>
+          </w:p>
+          <w:p>
+            <w:pPr>
+              <w:spacing w:before="0" w:after="0"/>
+              <w:jc w:val="left"/>
+              <w:rPr>
+                <w:lang w:val="en-US"/>
+              </w:rPr>
+            </w:pPr>
+          </w:p>
+          <w:p>
+            <w:pPr>
+              <w:spacing w:before="0" w:after="0"/>
+              <w:jc w:val="left"/>
+              <w:rPr>
+                <w:lang w:val="en-US"/>
+              </w:rPr>
+            </w:pPr>
+            <w:r>
+              <w:rPr>
+                <w:lang w:val="en-US"/>
+              </w:rPr>
+              <w:t>/* metric cards */</w:t>
+            </w:r>
+          </w:p>
+          <w:p>
+            <w:pPr>
+              <w:spacing w:before="0" w:after="0"/>
+              <w:jc w:val="left"/>
+              <w:rPr>
+                <w:lang w:val="en-US"/>
+              </w:rPr>
+            </w:pPr>
+            <w:proofErr w:type="gramStart"/>
+            <w:r>
+              <w:rPr>
+                <w:lang w:val="en-US"/>
+              </w:rPr>
+              <w:t>.metric</w:t>
+            </w:r>
+            <w:proofErr w:type="gramEnd"/>
+            <w:r>
+              <w:rPr>
+                <w:lang w:val="en-US"/>
+              </w:rPr>
+              <w:t>-card{</w:t>
+            </w:r>
+          </w:p>
+          <w:p>
+            <w:pPr>
+              <w:spacing w:before="0" w:after="0"/>
+              <w:jc w:val="left"/>
+              <w:rPr>
+                <w:lang w:val="en-US"/>
+              </w:rPr>
+            </w:pPr>
+            <w:r>
+              <w:rPr>
+                <w:lang w:val="en-US"/>
+              </w:rPr>
+              <w:t xml:space="preserve">  </w:t>
+            </w:r>
+            <w:proofErr w:type="gramStart"/>
+            <w:r>
+              <w:rPr>
+                <w:lang w:val="en-US"/>
+              </w:rPr>
+              <w:t>background:white</w:t>
+            </w:r>
+            <w:proofErr w:type="gramEnd"/>
+            <w:r>
+              <w:rPr>
+                <w:lang w:val="en-US"/>
+              </w:rPr>
+              <w:t>;border-radius:16px;padding:22px 20px;text-align:center;</w:t>
+            </w:r>
+          </w:p>
+          <w:p>
+            <w:pPr>
+              <w:spacing w:before="0" w:after="0"/>
+              <w:jc w:val="left"/>
+              <w:rPr>
+                <w:lang w:val="en-US"/>
+              </w:rPr>
+            </w:pPr>
+            <w:r>
+              <w:rPr>
+                <w:lang w:val="en-US"/>
+              </w:rPr>
+              <w:t xml:space="preserve">  box-shadow:0 2px 16px </w:t>
+            </w:r>
+            <w:proofErr w:type="spellStart"/>
+            <w:proofErr w:type="gramStart"/>
+            <w:r>
+              <w:rPr>
+                <w:lang w:val="en-US"/>
+              </w:rPr>
+              <w:t>rgba</w:t>
+            </w:r>
+            <w:proofErr w:type="spellEnd"/>
+            <w:r>
+              <w:rPr>
+                <w:lang w:val="en-US"/>
+              </w:rPr>
+              <w:t>(</w:t>
+            </w:r>
+            <w:proofErr w:type="gramEnd"/>
+            <w:r>
+              <w:rPr>
+                <w:lang w:val="en-US"/>
+              </w:rPr>
+              <w:t>0,0,0,.06);border:1.5px solid #e2e8f0;height:100%;</w:t>
+            </w:r>
+          </w:p>
+          <w:p>
+            <w:pPr>
+              <w:spacing w:before="0" w:after="0"/>
+              <w:jc w:val="left"/>
+              <w:rPr>
+                <w:lang w:val="en-US"/>
+              </w:rPr>
+            </w:pPr>
+            <w:r>
+              <w:rPr>
+                <w:lang w:val="en-US"/>
+              </w:rPr>
+              <w:t xml:space="preserve">  </w:t>
+            </w:r>
+            <w:proofErr w:type="spellStart"/>
+            <w:proofErr w:type="gramStart"/>
+            <w:r>
+              <w:rPr>
+                <w:lang w:val="en-US"/>
+              </w:rPr>
+              <w:t>transition:transform</w:t>
+            </w:r>
+            <w:proofErr w:type="spellEnd"/>
+            <w:proofErr w:type="gramEnd"/>
+            <w:r>
+              <w:rPr>
+                <w:lang w:val="en-US"/>
+              </w:rPr>
+              <w:t xml:space="preserve"> .15s,box-shadow .15s;}</w:t>
+            </w:r>
+          </w:p>
+          <w:p>
+            <w:pPr>
+              <w:spacing w:before="0" w:after="0"/>
+              <w:jc w:val="left"/>
+              <w:rPr>
+                <w:lang w:val="en-US"/>
+              </w:rPr>
+            </w:pPr>
+            <w:proofErr w:type="gramStart"/>
+            <w:r>
+              <w:rPr>
+                <w:lang w:val="en-US"/>
+              </w:rPr>
+              <w:t>.</w:t>
+            </w:r>
+            <w:proofErr w:type="spellStart"/>
+            <w:r>
+              <w:rPr>
+                <w:lang w:val="en-US"/>
+              </w:rPr>
+              <w:t>metric</w:t>
+            </w:r>
+            <w:proofErr w:type="gramEnd"/>
+            <w:r>
+              <w:rPr>
+                <w:lang w:val="en-US"/>
+              </w:rPr>
+              <w:t>-card:hover</w:t>
+            </w:r>
+            <w:proofErr w:type="spellEnd"/>
+            <w:r>
+              <w:rPr>
+                <w:lang w:val="en-US"/>
+              </w:rPr>
+              <w:t>{</w:t>
+            </w:r>
+            <w:proofErr w:type="spellStart"/>
+            <w:r>
+              <w:rPr>
+                <w:lang w:val="en-US"/>
+              </w:rPr>
+              <w:t>transform:translateY</w:t>
+            </w:r>
+            <w:proofErr w:type="spellEnd"/>
+            <w:r>
+              <w:rPr>
+                <w:lang w:val="en-US"/>
+              </w:rPr>
+              <w:t xml:space="preserve">(-2px);box-shadow:0 6px 24px </w:t>
+            </w:r>
+            <w:proofErr w:type="spellStart"/>
+            <w:r>
+              <w:rPr>
+                <w:lang w:val="en-US"/>
+              </w:rPr>
+              <w:t>rgba</w:t>
+            </w:r>
+            <w:proofErr w:type="spellEnd"/>
+            <w:r>
+              <w:rPr>
+                <w:lang w:val="en-US"/>
+              </w:rPr>
+              <w:t>(0,0,0,.1);}</w:t>
+            </w:r>
+          </w:p>
+          <w:p>
+            <w:pPr>
+              <w:spacing w:before="0" w:after="0"/>
+              <w:jc w:val="left"/>
+              <w:rPr>
+                <w:lang w:val="en-US"/>
+              </w:rPr>
+            </w:pPr>
+            <w:proofErr w:type="gramStart"/>
+            <w:r>
+              <w:rPr>
+                <w:lang w:val="en-US"/>
+              </w:rPr>
+              <w:t>.metric</w:t>
+            </w:r>
+            <w:proofErr w:type="gramEnd"/>
+            <w:r>
+              <w:rPr>
+                <w:lang w:val="en-US"/>
+              </w:rPr>
+              <w:t>-</w:t>
+            </w:r>
+            <w:proofErr w:type="spellStart"/>
+            <w:r>
+              <w:rPr>
+                <w:lang w:val="en-US"/>
+              </w:rPr>
+              <w:t>card.winner</w:t>
+            </w:r>
+            <w:proofErr w:type="spellEnd"/>
+            <w:r>
+              <w:rPr>
+                <w:lang w:val="en-US"/>
+              </w:rPr>
+              <w:t>{</w:t>
+            </w:r>
+          </w:p>
+          <w:p>
+            <w:pPr>
+              <w:spacing w:before="0" w:after="0"/>
+              <w:jc w:val="left"/>
+              <w:rPr>
+                <w:lang w:val="en-US"/>
+              </w:rPr>
+            </w:pPr>
+            <w:r>
+              <w:rPr>
+                <w:lang w:val="en-US"/>
+              </w:rPr>
+              <w:t>  border-</w:t>
+            </w:r>
+            <w:proofErr w:type="gramStart"/>
+            <w:r>
+              <w:rPr>
+                <w:lang w:val="en-US"/>
+              </w:rPr>
+              <w:t>color:#</w:t>
+            </w:r>
+            <w:proofErr w:type="gramEnd"/>
+            <w:r>
+              <w:rPr>
+                <w:lang w:val="en-US"/>
+              </w:rPr>
+              <w:t>10b981;background:linear-gradient(150deg,#f0fdf8,#ecfdf5);</w:t>
+            </w:r>
+          </w:p>
+          <w:p>
+            <w:pPr>
+              <w:spacing w:before="0" w:after="0"/>
+              <w:jc w:val="left"/>
+              <w:rPr>
+                <w:lang w:val="en-US"/>
+              </w:rPr>
+            </w:pPr>
+            <w:r>
+              <w:rPr>
+                <w:lang w:val="en-US"/>
+              </w:rPr>
+              <w:t xml:space="preserve">  box-shadow:0 4px 20px </w:t>
+            </w:r>
+            <w:proofErr w:type="spellStart"/>
+            <w:proofErr w:type="gramStart"/>
+            <w:r>
+              <w:rPr>
+                <w:lang w:val="en-US"/>
+              </w:rPr>
+              <w:t>rgba</w:t>
+            </w:r>
+            <w:proofErr w:type="spellEnd"/>
+            <w:r>
+              <w:rPr>
+                <w:lang w:val="en-US"/>
+              </w:rPr>
+              <w:t>(</w:t>
+            </w:r>
+            <w:proofErr w:type="gramEnd"/>
+            <w:r>
+              <w:rPr>
+                <w:lang w:val="en-US"/>
+              </w:rPr>
+              <w:t>16,185,129,.16);}</w:t>
+            </w:r>
+          </w:p>
+          <w:p>
+            <w:pPr>
+              <w:spacing w:before="0" w:after="0"/>
+              <w:jc w:val="left"/>
+              <w:rPr>
+                <w:lang w:val="en-US"/>
+              </w:rPr>
+            </w:pPr>
+            <w:r>
+              <w:rPr>
+                <w:lang w:val="en-US"/>
+              </w:rPr>
+              <w:lastRenderedPageBreak/>
+              <w:t>.m-icon{font-size:1.9</w:t>
+            </w:r>
+            <w:proofErr w:type="gramStart"/>
+            <w:r>
+              <w:rPr>
+                <w:lang w:val="en-US"/>
+              </w:rPr>
+              <w:t>rem;margin</w:t>
+            </w:r>
+            <w:proofErr w:type="gramEnd"/>
+            <w:r>
+              <w:rPr>
+                <w:lang w:val="en-US"/>
+              </w:rPr>
+              <w:t>-bottom:6px;}</w:t>
+            </w:r>
+          </w:p>
+          <w:p>
+            <w:pPr>
+              <w:spacing w:before="0" w:after="0"/>
+              <w:jc w:val="left"/>
+              <w:rPr>
+                <w:lang w:val="en-US"/>
+              </w:rPr>
+            </w:pPr>
+            <w:r>
+              <w:rPr>
+                <w:lang w:val="en-US"/>
+              </w:rPr>
+              <w:t>.m-mode{font-size:.63</w:t>
+            </w:r>
+            <w:proofErr w:type="gramStart"/>
+            <w:r>
+              <w:rPr>
+                <w:lang w:val="en-US"/>
+              </w:rPr>
+              <w:t>rem;font</w:t>
+            </w:r>
+            <w:proofErr w:type="gramEnd"/>
+            <w:r>
+              <w:rPr>
+                <w:lang w:val="en-US"/>
+              </w:rPr>
+              <w:t>-weight:700;letter-spacing:1.3px;text-transform:uppercase;color:#94a3b8;}</w:t>
+            </w:r>
+          </w:p>
+          <w:p>
+            <w:pPr>
+              <w:spacing w:before="0" w:after="0"/>
+              <w:jc w:val="left"/>
+              <w:rPr>
+                <w:lang w:val="en-US"/>
+              </w:rPr>
+            </w:pPr>
+            <w:r>
+              <w:rPr>
+                <w:lang w:val="en-US"/>
+              </w:rPr>
+              <w:t>.m-</w:t>
+            </w:r>
+            <w:proofErr w:type="gramStart"/>
+            <w:r>
+              <w:rPr>
+                <w:lang w:val="en-US"/>
+              </w:rPr>
+              <w:t>time{</w:t>
+            </w:r>
+            <w:proofErr w:type="spellStart"/>
+            <w:proofErr w:type="gramEnd"/>
+            <w:r>
+              <w:rPr>
+                <w:lang w:val="en-US"/>
+              </w:rPr>
+              <w:t>font-family:'DM</w:t>
+            </w:r>
+            <w:proofErr w:type="spellEnd"/>
+            <w:r>
+              <w:rPr>
+                <w:lang w:val="en-US"/>
+              </w:rPr>
+              <w:t xml:space="preserve"> Mono',monospace;font-size:1.65rem;font-weight:500;color:#0f172a;line-height:1.1;}</w:t>
+            </w:r>
+          </w:p>
+          <w:p>
+            <w:pPr>
+              <w:spacing w:before="0" w:after="0"/>
+              <w:jc w:val="left"/>
+              <w:rPr>
+                <w:lang w:val="en-US"/>
+              </w:rPr>
+            </w:pPr>
+            <w:r>
+              <w:rPr>
+                <w:lang w:val="en-US"/>
+              </w:rPr>
+              <w:t>.m-sub{font-size:.72</w:t>
+            </w:r>
+            <w:proofErr w:type="gramStart"/>
+            <w:r>
+              <w:rPr>
+                <w:lang w:val="en-US"/>
+              </w:rPr>
+              <w:t>rem;color</w:t>
+            </w:r>
+            <w:proofErr w:type="gramEnd"/>
+            <w:r>
+              <w:rPr>
+                <w:lang w:val="en-US"/>
+              </w:rPr>
+              <w:t>:#64748b;margin-top:5px;}</w:t>
+            </w:r>
+          </w:p>
+          <w:p>
+            <w:pPr>
+              <w:spacing w:before="0" w:after="0"/>
+              <w:jc w:val="left"/>
+              <w:rPr>
+                <w:lang w:val="en-US"/>
+              </w:rPr>
+            </w:pPr>
+            <w:proofErr w:type="gramStart"/>
+            <w:r>
+              <w:rPr>
+                <w:lang w:val="en-US"/>
+              </w:rPr>
+              <w:t>.winner</w:t>
+            </w:r>
+            <w:proofErr w:type="gramEnd"/>
+            <w:r>
+              <w:rPr>
+                <w:lang w:val="en-US"/>
+              </w:rPr>
+              <w:t>-badge{</w:t>
+            </w:r>
+          </w:p>
+          <w:p>
+            <w:pPr>
+              <w:spacing w:before="0" w:after="0"/>
+              <w:jc w:val="left"/>
+              <w:rPr>
+                <w:lang w:val="en-US"/>
+              </w:rPr>
+            </w:pPr>
+            <w:r>
+              <w:rPr>
+                <w:lang w:val="en-US"/>
+              </w:rPr>
+              <w:t xml:space="preserve">  </w:t>
+            </w:r>
+            <w:proofErr w:type="spellStart"/>
+            <w:proofErr w:type="gramStart"/>
+            <w:r>
+              <w:rPr>
+                <w:lang w:val="en-US"/>
+              </w:rPr>
+              <w:t>display:inline</w:t>
+            </w:r>
+            <w:proofErr w:type="gramEnd"/>
+            <w:r>
+              <w:rPr>
+                <w:lang w:val="en-US"/>
+              </w:rPr>
+              <w:t>-block;background</w:t>
+            </w:r>
+            <w:proofErr w:type="spellEnd"/>
+            <w:r>
+              <w:rPr>
+                <w:lang w:val="en-US"/>
+              </w:rPr>
+              <w:t>:#10b981;color:white!important;</w:t>
+            </w:r>
+          </w:p>
+          <w:p>
+            <w:pPr>
+              <w:spacing w:before="0" w:after="0"/>
+              <w:jc w:val="left"/>
+              <w:rPr>
+                <w:lang w:val="en-US"/>
+              </w:rPr>
+            </w:pPr>
+            <w:r>
+              <w:rPr>
+                <w:lang w:val="en-US"/>
+              </w:rPr>
+              <w:t>  font-size:.6</w:t>
+            </w:r>
+            <w:proofErr w:type="gramStart"/>
+            <w:r>
+              <w:rPr>
+                <w:lang w:val="en-US"/>
+              </w:rPr>
+              <w:t>rem;font</w:t>
+            </w:r>
+            <w:proofErr w:type="gramEnd"/>
+            <w:r>
+              <w:rPr>
+                <w:lang w:val="en-US"/>
+              </w:rPr>
+              <w:t>-weight:700;letter-spacing:.8px;text-transform:uppercase;</w:t>
+            </w:r>
+          </w:p>
+          <w:p>
+            <w:pPr>
+              <w:spacing w:before="0" w:after="0"/>
+              <w:jc w:val="left"/>
+              <w:rPr>
+                <w:lang w:val="en-US"/>
+              </w:rPr>
+            </w:pPr>
+            <w:r>
+              <w:rPr>
+                <w:lang w:val="en-US"/>
+              </w:rPr>
+              <w:t>  padding:3px 10</w:t>
+            </w:r>
+            <w:proofErr w:type="gramStart"/>
+            <w:r>
+              <w:rPr>
+                <w:lang w:val="en-US"/>
+              </w:rPr>
+              <w:t>px;border</w:t>
+            </w:r>
+            <w:proofErr w:type="gramEnd"/>
+            <w:r>
+              <w:rPr>
+                <w:lang w:val="en-US"/>
+              </w:rPr>
+              <w:t>-radius:20px;margin-top:7px;}</w:t>
+            </w:r>
+          </w:p>
+          <w:p>
+            <w:pPr>
+              <w:spacing w:before="0" w:after="0"/>
+              <w:jc w:val="left"/>
+              <w:rPr>
+                <w:lang w:val="en-US"/>
+              </w:rPr>
+            </w:pPr>
+          </w:p>
+          <w:p>
+            <w:pPr>
+              <w:spacing w:before="0" w:after="0"/>
+              <w:jc w:val="left"/>
+              <w:rPr>
+                <w:lang w:val="en-US"/>
+              </w:rPr>
+            </w:pPr>
+            <w:r>
+              <w:rPr>
+                <w:lang w:val="en-US"/>
+              </w:rPr>
+              <w:t>/* section headers */</w:t>
+            </w:r>
+          </w:p>
+          <w:p>
+            <w:pPr>
+              <w:spacing w:before="0" w:after="0"/>
+              <w:jc w:val="left"/>
+              <w:rPr>
+                <w:lang w:val="en-US"/>
+              </w:rPr>
+            </w:pPr>
+            <w:r>
+              <w:rPr>
+                <w:lang w:val="en-US"/>
+              </w:rPr>
+              <w:t>.sec-</w:t>
+            </w:r>
+            <w:proofErr w:type="gramStart"/>
+            <w:r>
+              <w:rPr>
+                <w:lang w:val="en-US"/>
+              </w:rPr>
+              <w:t>head{</w:t>
+            </w:r>
+            <w:proofErr w:type="gramEnd"/>
+          </w:p>
+          <w:p>
+            <w:pPr>
+              <w:spacing w:before="0" w:after="0"/>
+              <w:jc w:val="left"/>
+              <w:rPr>
+                <w:lang w:val="en-US"/>
+              </w:rPr>
+            </w:pPr>
+            <w:r>
+              <w:rPr>
+                <w:lang w:val="en-US"/>
+              </w:rPr>
+              <w:t>  font-size:.63</w:t>
+            </w:r>
+            <w:proofErr w:type="gramStart"/>
+            <w:r>
+              <w:rPr>
+                <w:lang w:val="en-US"/>
+              </w:rPr>
+              <w:t>rem;font</w:t>
+            </w:r>
+            <w:proofErr w:type="gramEnd"/>
+            <w:r>
+              <w:rPr>
+                <w:lang w:val="en-US"/>
+              </w:rPr>
+              <w:t>-weight:700;letter-spacing:1.6px;text-transform:uppercase;</w:t>
+            </w:r>
+          </w:p>
+          <w:p>
+            <w:pPr>
+              <w:spacing w:before="0" w:after="0"/>
+              <w:jc w:val="left"/>
+              <w:rPr>
+                <w:lang w:val="en-US"/>
+              </w:rPr>
+            </w:pPr>
+            <w:r>
+              <w:rPr>
+                <w:lang w:val="en-US"/>
+              </w:rPr>
+              <w:t xml:space="preserve">  </w:t>
+            </w:r>
+            <w:proofErr w:type="gramStart"/>
+            <w:r>
+              <w:rPr>
+                <w:lang w:val="en-US"/>
+              </w:rPr>
+              <w:t>color:#</w:t>
+            </w:r>
+            <w:proofErr w:type="gramEnd"/>
+            <w:r>
+              <w:rPr>
+                <w:lang w:val="en-US"/>
+              </w:rPr>
+              <w:t>94a3b8;margin:24px 0 10px;display:flex;align-items:center;gap:8px;}</w:t>
+            </w:r>
+          </w:p>
+          <w:p>
+            <w:pPr>
+              <w:spacing w:before="0" w:after="0"/>
+              <w:jc w:val="left"/>
+              <w:rPr>
+                <w:lang w:val="en-US"/>
+              </w:rPr>
+            </w:pPr>
+            <w:r>
+              <w:rPr>
+                <w:lang w:val="en-US"/>
+              </w:rPr>
+              <w:t>.sec-</w:t>
+            </w:r>
+            <w:proofErr w:type="gramStart"/>
+            <w:r>
+              <w:rPr>
+                <w:lang w:val="en-US"/>
+              </w:rPr>
+              <w:t>head::</w:t>
+            </w:r>
+            <w:proofErr w:type="gramEnd"/>
+            <w:r>
+              <w:rPr>
+                <w:lang w:val="en-US"/>
+              </w:rPr>
+              <w:t>after{content:'';flex:1;height:1px;background:#e2e8f0;}</w:t>
+            </w:r>
+          </w:p>
+          <w:p>
+            <w:pPr>
+              <w:spacing w:before="0" w:after="0"/>
+              <w:jc w:val="left"/>
+              <w:rPr>
+                <w:lang w:val="en-US"/>
+              </w:rPr>
+            </w:pPr>
+          </w:p>
+          <w:p>
+            <w:pPr>
+              <w:spacing w:before="0" w:after="0"/>
+              <w:jc w:val="left"/>
+              <w:rPr>
+                <w:lang w:val="en-US"/>
+              </w:rPr>
+            </w:pPr>
+            <w:r>
+              <w:rPr>
+                <w:lang w:val="en-US"/>
+              </w:rPr>
+              <w:t>/* sidebar delivery list */</w:t>
+            </w:r>
+          </w:p>
+          <w:p>
+            <w:pPr>
+              <w:spacing w:before="0" w:after="0"/>
+              <w:jc w:val="left"/>
+              <w:rPr>
+                <w:lang w:val="en-US"/>
+              </w:rPr>
+            </w:pPr>
+            <w:proofErr w:type="gramStart"/>
+            <w:r>
+              <w:rPr>
+                <w:lang w:val="en-US"/>
+              </w:rPr>
+              <w:t>.delivery</w:t>
+            </w:r>
+            <w:proofErr w:type="gramEnd"/>
+            <w:r>
+              <w:rPr>
+                <w:lang w:val="en-US"/>
+              </w:rPr>
+              <w:t>-item{</w:t>
+            </w:r>
+          </w:p>
+          <w:p>
+            <w:pPr>
+              <w:spacing w:before="0" w:after="0"/>
+              <w:jc w:val="left"/>
+              <w:rPr>
+                <w:lang w:val="en-US"/>
+              </w:rPr>
+            </w:pPr>
+            <w:r>
+              <w:rPr>
+                <w:lang w:val="en-US"/>
+              </w:rPr>
+              <w:t xml:space="preserve">  </w:t>
+            </w:r>
+            <w:proofErr w:type="gramStart"/>
+            <w:r>
+              <w:rPr>
+                <w:lang w:val="en-US"/>
+              </w:rPr>
+              <w:t>display:flex</w:t>
+            </w:r>
+            <w:proofErr w:type="gramEnd"/>
+            <w:r>
+              <w:rPr>
+                <w:lang w:val="en-US"/>
+              </w:rPr>
+              <w:t>;align-items:flex-start;gap:8px;</w:t>
+            </w:r>
+          </w:p>
+          <w:p>
+            <w:pPr>
+              <w:spacing w:before="0" w:after="0"/>
+              <w:jc w:val="left"/>
+              <w:rPr>
+                <w:lang w:val="en-US"/>
+              </w:rPr>
+            </w:pPr>
+            <w:r>
+              <w:rPr>
+                <w:lang w:val="en-US"/>
+              </w:rPr>
+              <w:t xml:space="preserve">  </w:t>
+            </w:r>
+            <w:proofErr w:type="gramStart"/>
+            <w:r>
+              <w:rPr>
+                <w:lang w:val="en-US"/>
+              </w:rPr>
+              <w:t>background:#</w:t>
+            </w:r>
+            <w:proofErr w:type="gramEnd"/>
+            <w:r>
+              <w:rPr>
+                <w:lang w:val="en-US"/>
+              </w:rPr>
+              <w:t>0f1623;border:1px solid #1e2d45;</w:t>
+            </w:r>
+          </w:p>
+          <w:p>
+            <w:pPr>
+              <w:spacing w:before="0" w:after="0"/>
+              <w:jc w:val="left"/>
+              <w:rPr>
+                <w:lang w:val="en-US"/>
+              </w:rPr>
+            </w:pPr>
+            <w:r>
+              <w:rPr>
+                <w:lang w:val="en-US"/>
+              </w:rPr>
+              <w:t>  border-radius:10</w:t>
+            </w:r>
+            <w:proofErr w:type="gramStart"/>
+            <w:r>
+              <w:rPr>
+                <w:lang w:val="en-US"/>
+              </w:rPr>
+              <w:t>px;padding</w:t>
+            </w:r>
+            <w:proofErr w:type="gramEnd"/>
+            <w:r>
+              <w:rPr>
+                <w:lang w:val="en-US"/>
+              </w:rPr>
+              <w:t>:9px 12px;margin-bottom:6px;</w:t>
+            </w:r>
+          </w:p>
+          <w:p>
+            <w:pPr>
+              <w:spacing w:before="0" w:after="0"/>
+              <w:jc w:val="left"/>
+              <w:rPr>
+                <w:lang w:val="en-US"/>
+              </w:rPr>
+            </w:pPr>
+            <w:r>
+              <w:rPr>
+                <w:lang w:val="en-US"/>
+              </w:rPr>
+              <w:t>  font-size:.76</w:t>
+            </w:r>
+            <w:proofErr w:type="gramStart"/>
+            <w:r>
+              <w:rPr>
+                <w:lang w:val="en-US"/>
+              </w:rPr>
+              <w:t>rem;line</w:t>
+            </w:r>
+            <w:proofErr w:type="gramEnd"/>
+            <w:r>
+              <w:rPr>
+                <w:lang w:val="en-US"/>
+              </w:rPr>
+              <w:t>-height:1.4;}</w:t>
+            </w:r>
+          </w:p>
+          <w:p>
+            <w:pPr>
+              <w:spacing w:before="0" w:after="0"/>
+              <w:jc w:val="left"/>
+              <w:rPr>
+                <w:lang w:val="en-US"/>
+              </w:rPr>
+            </w:pPr>
+            <w:proofErr w:type="gramStart"/>
+            <w:r>
+              <w:rPr>
+                <w:lang w:val="en-US"/>
+              </w:rPr>
+              <w:t>.delivery</w:t>
+            </w:r>
+            <w:proofErr w:type="gramEnd"/>
+            <w:r>
+              <w:rPr>
+                <w:lang w:val="en-US"/>
+              </w:rPr>
+              <w:t>-item.depot-item{border-color:#166534;background:#052e16;}</w:t>
+            </w:r>
+          </w:p>
+          <w:p>
+            <w:pPr>
+              <w:spacing w:before="0" w:after="0"/>
+              <w:jc w:val="left"/>
+              <w:rPr>
+                <w:lang w:val="en-US"/>
+              </w:rPr>
+            </w:pPr>
+            <w:proofErr w:type="gramStart"/>
+            <w:r>
+              <w:rPr>
+                <w:lang w:val="en-US"/>
+              </w:rPr>
+              <w:t>.di</w:t>
+            </w:r>
+            <w:proofErr w:type="gramEnd"/>
+            <w:r>
+              <w:rPr>
+                <w:lang w:val="en-US"/>
+              </w:rPr>
+              <w:t>-num{</w:t>
+            </w:r>
+          </w:p>
+          <w:p>
+            <w:pPr>
+              <w:spacing w:before="0" w:after="0"/>
+              <w:jc w:val="left"/>
+              <w:rPr>
+                <w:lang w:val="en-US"/>
+              </w:rPr>
+            </w:pPr>
+            <w:r>
+              <w:rPr>
+                <w:lang w:val="en-US"/>
+              </w:rPr>
+              <w:t>  flex-shrink:</w:t>
+            </w:r>
+            <w:proofErr w:type="gramStart"/>
+            <w:r>
+              <w:rPr>
+                <w:lang w:val="en-US"/>
+              </w:rPr>
+              <w:t>0;width</w:t>
+            </w:r>
+            <w:proofErr w:type="gramEnd"/>
+            <w:r>
+              <w:rPr>
+                <w:lang w:val="en-US"/>
+              </w:rPr>
+              <w:t>:22px;height:22px;border-radius:50%;</w:t>
+            </w:r>
+          </w:p>
+          <w:p>
+            <w:pPr>
+              <w:spacing w:before="0" w:after="0"/>
+              <w:jc w:val="left"/>
+              <w:rPr>
+                <w:lang w:val="en-US"/>
+              </w:rPr>
+            </w:pPr>
+            <w:r>
+              <w:rPr>
+                <w:lang w:val="en-US"/>
+              </w:rPr>
+              <w:t xml:space="preserve">  </w:t>
+            </w:r>
+            <w:proofErr w:type="gramStart"/>
+            <w:r>
+              <w:rPr>
+                <w:lang w:val="en-US"/>
+              </w:rPr>
+              <w:t>background:#</w:t>
+            </w:r>
+            <w:proofErr w:type="gramEnd"/>
+            <w:r>
+              <w:rPr>
+                <w:lang w:val="en-US"/>
+              </w:rPr>
+              <w:t>dc2626;color:white;font-weight:700;font-size:.68rem;</w:t>
+            </w:r>
+          </w:p>
+          <w:p>
+            <w:pPr>
+              <w:spacing w:before="0" w:after="0"/>
+              <w:jc w:val="left"/>
+              <w:rPr>
+                <w:lang w:val="en-US"/>
+              </w:rPr>
+            </w:pPr>
+            <w:r>
+              <w:rPr>
+                <w:lang w:val="en-US"/>
+              </w:rPr>
+              <w:lastRenderedPageBreak/>
+              <w:t xml:space="preserve">  </w:t>
+            </w:r>
+            <w:proofErr w:type="spellStart"/>
+            <w:proofErr w:type="gramStart"/>
+            <w:r>
+              <w:rPr>
+                <w:lang w:val="en-US"/>
+              </w:rPr>
+              <w:t>display:flex</w:t>
+            </w:r>
+            <w:proofErr w:type="gramEnd"/>
+            <w:r>
+              <w:rPr>
+                <w:lang w:val="en-US"/>
+              </w:rPr>
+              <w:t>;align-items:center;justify-content:center</w:t>
+            </w:r>
+            <w:proofErr w:type="spellEnd"/>
+            <w:r>
+              <w:rPr>
+                <w:lang w:val="en-US"/>
+              </w:rPr>
+              <w:t>;}</w:t>
+            </w:r>
+          </w:p>
+          <w:p>
+            <w:pPr>
+              <w:spacing w:before="0" w:after="0"/>
+              <w:jc w:val="left"/>
+              <w:rPr>
+                <w:lang w:val="en-US"/>
+              </w:rPr>
+            </w:pPr>
+            <w:proofErr w:type="gramStart"/>
+            <w:r>
+              <w:rPr>
+                <w:lang w:val="en-US"/>
+              </w:rPr>
+              <w:t>.di</w:t>
+            </w:r>
+            <w:proofErr w:type="gramEnd"/>
+            <w:r>
+              <w:rPr>
+                <w:lang w:val="en-US"/>
+              </w:rPr>
+              <w:t>-</w:t>
+            </w:r>
+            <w:proofErr w:type="spellStart"/>
+            <w:r>
+              <w:rPr>
+                <w:lang w:val="en-US"/>
+              </w:rPr>
+              <w:t>num.depot</w:t>
+            </w:r>
+            <w:proofErr w:type="spellEnd"/>
+            <w:r>
+              <w:rPr>
+                <w:lang w:val="en-US"/>
+              </w:rPr>
+              <w:t>{background:#16a34a;}</w:t>
+            </w:r>
+          </w:p>
+          <w:p>
+            <w:pPr>
+              <w:spacing w:before="0" w:after="0"/>
+              <w:jc w:val="left"/>
+              <w:rPr>
+                <w:lang w:val="en-US"/>
+              </w:rPr>
+            </w:pPr>
+            <w:proofErr w:type="gramStart"/>
+            <w:r>
+              <w:rPr>
+                <w:lang w:val="en-US"/>
+              </w:rPr>
+              <w:t>.di</w:t>
+            </w:r>
+            <w:proofErr w:type="gramEnd"/>
+            <w:r>
+              <w:rPr>
+                <w:lang w:val="en-US"/>
+              </w:rPr>
+              <w:t>-</w:t>
+            </w:r>
+            <w:proofErr w:type="spellStart"/>
+            <w:r>
+              <w:rPr>
+                <w:lang w:val="en-US"/>
+              </w:rPr>
+              <w:t>addr</w:t>
+            </w:r>
+            <w:proofErr w:type="spellEnd"/>
+            <w:r>
+              <w:rPr>
+                <w:lang w:val="en-US"/>
+              </w:rPr>
+              <w:t>{flex:1;color:#cbd5e1!important;word-break:break-word;}</w:t>
+            </w:r>
+          </w:p>
+          <w:p>
+            <w:pPr>
+              <w:spacing w:before="0" w:after="0"/>
+              <w:jc w:val="left"/>
+              <w:rPr>
+                <w:lang w:val="en-US"/>
+              </w:rPr>
+            </w:pPr>
+            <w:proofErr w:type="gramStart"/>
+            <w:r>
+              <w:rPr>
+                <w:lang w:val="en-US"/>
+              </w:rPr>
+              <w:t>.di</w:t>
+            </w:r>
+            <w:proofErr w:type="gramEnd"/>
+            <w:r>
+              <w:rPr>
+                <w:lang w:val="en-US"/>
+              </w:rPr>
+              <w:t xml:space="preserve">-coords{font-size:.63rem;color:#475569!important;font-family:'DM </w:t>
+            </w:r>
+            <w:proofErr w:type="spellStart"/>
+            <w:r>
+              <w:rPr>
+                <w:lang w:val="en-US"/>
+              </w:rPr>
+              <w:t>Mono',monospace</w:t>
+            </w:r>
+            <w:proofErr w:type="spellEnd"/>
+            <w:r>
+              <w:rPr>
+                <w:lang w:val="en-US"/>
+              </w:rPr>
+              <w:t>;}</w:t>
+            </w:r>
+          </w:p>
+          <w:p>
+            <w:pPr>
+              <w:spacing w:before="0" w:after="0"/>
+              <w:jc w:val="left"/>
+              <w:rPr>
+                <w:lang w:val="en-US"/>
+              </w:rPr>
+            </w:pPr>
+          </w:p>
+          <w:p>
+            <w:pPr>
+              <w:spacing w:before="0" w:after="0"/>
+              <w:jc w:val="left"/>
+              <w:rPr>
+                <w:lang w:val="en-US"/>
+              </w:rPr>
+            </w:pPr>
+            <w:r>
+              <w:rPr>
+                <w:lang w:val="en-US"/>
+              </w:rPr>
+              <w:t>/* click mode banner */</w:t>
+            </w:r>
+          </w:p>
+          <w:p>
+            <w:pPr>
+              <w:spacing w:before="0" w:after="0"/>
+              <w:jc w:val="left"/>
+              <w:rPr>
+                <w:lang w:val="en-US"/>
+              </w:rPr>
+            </w:pPr>
+            <w:proofErr w:type="gramStart"/>
+            <w:r>
+              <w:rPr>
+                <w:lang w:val="en-US"/>
+              </w:rPr>
+              <w:t>.click</w:t>
+            </w:r>
+            <w:proofErr w:type="gramEnd"/>
+            <w:r>
+              <w:rPr>
+                <w:lang w:val="en-US"/>
+              </w:rPr>
+              <w:t>-active{</w:t>
+            </w:r>
+          </w:p>
+          <w:p>
+            <w:pPr>
+              <w:spacing w:before="0" w:after="0"/>
+              <w:jc w:val="left"/>
+              <w:rPr>
+                <w:lang w:val="en-US"/>
+              </w:rPr>
+            </w:pPr>
+            <w:r>
+              <w:rPr>
+                <w:lang w:val="en-US"/>
+              </w:rPr>
+              <w:t xml:space="preserve">  </w:t>
+            </w:r>
+            <w:proofErr w:type="spellStart"/>
+            <w:proofErr w:type="gramStart"/>
+            <w:r>
+              <w:rPr>
+                <w:lang w:val="en-US"/>
+              </w:rPr>
+              <w:t>background:linear</w:t>
+            </w:r>
+            <w:proofErr w:type="gramEnd"/>
+            <w:r>
+              <w:rPr>
+                <w:lang w:val="en-US"/>
+              </w:rPr>
+              <w:t>-gradient</w:t>
+            </w:r>
+            <w:proofErr w:type="spellEnd"/>
+            <w:r>
+              <w:rPr>
+                <w:lang w:val="en-US"/>
+              </w:rPr>
+              <w:t>(90deg,#0c4a6e,#075985);border:1px solid #0284c7;</w:t>
+            </w:r>
+          </w:p>
+          <w:p>
+            <w:pPr>
+              <w:spacing w:before="0" w:after="0"/>
+              <w:jc w:val="left"/>
+              <w:rPr>
+                <w:lang w:val="en-US"/>
+              </w:rPr>
+            </w:pPr>
+            <w:r>
+              <w:rPr>
+                <w:lang w:val="en-US"/>
+              </w:rPr>
+              <w:t>  border-radius:10</w:t>
+            </w:r>
+            <w:proofErr w:type="gramStart"/>
+            <w:r>
+              <w:rPr>
+                <w:lang w:val="en-US"/>
+              </w:rPr>
+              <w:t>px;padding</w:t>
+            </w:r>
+            <w:proofErr w:type="gramEnd"/>
+            <w:r>
+              <w:rPr>
+                <w:lang w:val="en-US"/>
+              </w:rPr>
+              <w:t>:12px 16px;color:#bae6fd!important;</w:t>
+            </w:r>
+          </w:p>
+          <w:p>
+            <w:pPr>
+              <w:spacing w:before="0" w:after="0"/>
+              <w:jc w:val="left"/>
+              <w:rPr>
+                <w:lang w:val="en-US"/>
+              </w:rPr>
+            </w:pPr>
+            <w:r>
+              <w:rPr>
+                <w:lang w:val="en-US"/>
+              </w:rPr>
+              <w:t>  font-size:.82</w:t>
+            </w:r>
+            <w:proofErr w:type="gramStart"/>
+            <w:r>
+              <w:rPr>
+                <w:lang w:val="en-US"/>
+              </w:rPr>
+              <w:t>rem;font</w:t>
+            </w:r>
+            <w:proofErr w:type="gramEnd"/>
+            <w:r>
+              <w:rPr>
+                <w:lang w:val="en-US"/>
+              </w:rPr>
+              <w:t>-weight:500;text-align:center;</w:t>
+            </w:r>
+          </w:p>
+          <w:p>
+            <w:pPr>
+              <w:spacing w:before="0" w:after="0"/>
+              <w:jc w:val="left"/>
+              <w:rPr>
+                <w:lang w:val="en-US"/>
+              </w:rPr>
+            </w:pPr>
+            <w:r>
+              <w:rPr>
+                <w:lang w:val="en-US"/>
+              </w:rPr>
+              <w:t xml:space="preserve">  </w:t>
+            </w:r>
+            <w:proofErr w:type="spellStart"/>
+            <w:proofErr w:type="gramStart"/>
+            <w:r>
+              <w:rPr>
+                <w:lang w:val="en-US"/>
+              </w:rPr>
+              <w:t>animation:pulse</w:t>
+            </w:r>
+            <w:proofErr w:type="gramEnd"/>
+            <w:r>
+              <w:rPr>
+                <w:lang w:val="en-US"/>
+              </w:rPr>
+              <w:t>-b</w:t>
+            </w:r>
+            <w:proofErr w:type="spellEnd"/>
+            <w:r>
+              <w:rPr>
+                <w:lang w:val="en-US"/>
+              </w:rPr>
+              <w:t xml:space="preserve"> 2s infinite;}</w:t>
+            </w:r>
+          </w:p>
+          <w:p>
+            <w:pPr>
+              <w:spacing w:before="0" w:after="0"/>
+              <w:jc w:val="left"/>
+              <w:rPr>
+                <w:lang w:val="en-US"/>
+              </w:rPr>
+            </w:pPr>
+            <w:r>
+              <w:rPr>
+                <w:lang w:val="en-US"/>
+              </w:rPr>
+              <w:t>@keyframes pulse-</w:t>
+            </w:r>
+            <w:proofErr w:type="gramStart"/>
+            <w:r>
+              <w:rPr>
+                <w:lang w:val="en-US"/>
+              </w:rPr>
+              <w:t>b{</w:t>
+            </w:r>
+            <w:proofErr w:type="gramEnd"/>
+          </w:p>
+          <w:p>
+            <w:pPr>
+              <w:spacing w:before="0" w:after="0"/>
+              <w:jc w:val="left"/>
+              <w:rPr>
+                <w:lang w:val="en-US"/>
+              </w:rPr>
+            </w:pPr>
+            <w:r>
+              <w:rPr>
+                <w:lang w:val="en-US"/>
+              </w:rPr>
+              <w:t>  0%,100</w:t>
+            </w:r>
+            <w:proofErr w:type="gramStart"/>
+            <w:r>
+              <w:rPr>
+                <w:lang w:val="en-US"/>
+              </w:rPr>
+              <w:t>%{</w:t>
+            </w:r>
+            <w:proofErr w:type="gramEnd"/>
+            <w:r>
+              <w:rPr>
+                <w:lang w:val="en-US"/>
+              </w:rPr>
+              <w:t xml:space="preserve">box-shadow:0 0 0 0 </w:t>
+            </w:r>
+            <w:proofErr w:type="spellStart"/>
+            <w:r>
+              <w:rPr>
+                <w:lang w:val="en-US"/>
+              </w:rPr>
+              <w:t>rgba</w:t>
+            </w:r>
+            <w:proofErr w:type="spellEnd"/>
+            <w:r>
+              <w:rPr>
+                <w:lang w:val="en-US"/>
+              </w:rPr>
+              <w:t>(14,165,233,.4);}</w:t>
+            </w:r>
+          </w:p>
+          <w:p>
+            <w:pPr>
+              <w:spacing w:before="0" w:after="0"/>
+              <w:jc w:val="left"/>
+              <w:rPr>
+                <w:lang w:val="en-US"/>
+              </w:rPr>
+            </w:pPr>
+            <w:r>
+              <w:rPr>
+                <w:lang w:val="en-US"/>
+              </w:rPr>
+              <w:t>  50</w:t>
+            </w:r>
+            <w:proofErr w:type="gramStart"/>
+            <w:r>
+              <w:rPr>
+                <w:lang w:val="en-US"/>
+              </w:rPr>
+              <w:t>%{</w:t>
+            </w:r>
+            <w:proofErr w:type="gramEnd"/>
+            <w:r>
+              <w:rPr>
+                <w:lang w:val="en-US"/>
+              </w:rPr>
+              <w:t xml:space="preserve">box-shadow:0 0 0 6px </w:t>
+            </w:r>
+            <w:proofErr w:type="spellStart"/>
+            <w:r>
+              <w:rPr>
+                <w:lang w:val="en-US"/>
+              </w:rPr>
+              <w:t>rgba</w:t>
+            </w:r>
+            <w:proofErr w:type="spellEnd"/>
+            <w:r>
+              <w:rPr>
+                <w:lang w:val="en-US"/>
+              </w:rPr>
+              <w:t>(14,165,233,0);}}</w:t>
+            </w:r>
+          </w:p>
+          <w:p>
+            <w:pPr>
+              <w:spacing w:before="0" w:after="0"/>
+              <w:jc w:val="left"/>
+              <w:rPr>
+                <w:lang w:val="en-US"/>
+              </w:rPr>
+            </w:pPr>
+          </w:p>
+          <w:p>
+            <w:pPr>
+              <w:spacing w:before="0" w:after="0"/>
+              <w:jc w:val="left"/>
+              <w:rPr>
+                <w:lang w:val="en-US"/>
+              </w:rPr>
+            </w:pPr>
+            <w:r>
+              <w:rPr>
+                <w:lang w:val="en-US"/>
+              </w:rPr>
+              <w:t>/* info/warn boxes */</w:t>
+            </w:r>
+          </w:p>
+          <w:p>
+            <w:pPr>
+              <w:spacing w:before="0" w:after="0"/>
+              <w:jc w:val="left"/>
+              <w:rPr>
+                <w:lang w:val="en-US"/>
+              </w:rPr>
+            </w:pPr>
+            <w:r>
+              <w:rPr>
+                <w:lang w:val="en-US"/>
+              </w:rPr>
+              <w:t>.info-</w:t>
+            </w:r>
+            <w:proofErr w:type="gramStart"/>
+            <w:r>
+              <w:rPr>
+                <w:lang w:val="en-US"/>
+              </w:rPr>
+              <w:t>box{</w:t>
+            </w:r>
+            <w:proofErr w:type="gramEnd"/>
+            <w:r>
+              <w:rPr>
+                <w:lang w:val="en-US"/>
+              </w:rPr>
+              <w:t>background:#eff6ff;border:1px solid #bfdbfe;border-left:4px solid #2563eb;</w:t>
+            </w:r>
+          </w:p>
+          <w:p>
+            <w:pPr>
+              <w:spacing w:before="0" w:after="0"/>
+              <w:jc w:val="left"/>
+              <w:rPr>
+                <w:lang w:val="en-US"/>
+              </w:rPr>
+            </w:pPr>
+            <w:r>
+              <w:rPr>
+                <w:lang w:val="en-US"/>
+              </w:rPr>
+              <w:t>  border-radius:8</w:t>
+            </w:r>
+            <w:proofErr w:type="gramStart"/>
+            <w:r>
+              <w:rPr>
+                <w:lang w:val="en-US"/>
+              </w:rPr>
+              <w:t>px;padding</w:t>
+            </w:r>
+            <w:proofErr w:type="gramEnd"/>
+            <w:r>
+              <w:rPr>
+                <w:lang w:val="en-US"/>
+              </w:rPr>
+              <w:t>:12px 16px;font-size:.83rem;color:#1e3a5f;margin:10px 0;}</w:t>
+            </w:r>
+          </w:p>
+          <w:p>
+            <w:pPr>
+              <w:spacing w:before="0" w:after="0"/>
+              <w:jc w:val="left"/>
+              <w:rPr>
+                <w:lang w:val="en-US"/>
+              </w:rPr>
+            </w:pPr>
+            <w:proofErr w:type="gramStart"/>
+            <w:r>
+              <w:rPr>
+                <w:lang w:val="en-US"/>
+              </w:rPr>
+              <w:t>.warn</w:t>
+            </w:r>
+            <w:proofErr w:type="gramEnd"/>
+            <w:r>
+              <w:rPr>
+                <w:lang w:val="en-US"/>
+              </w:rPr>
+              <w:t>-box{background:#fffbeb;border:1px solid #fde68a;border-left:4px solid #f59e0b;</w:t>
+            </w:r>
+          </w:p>
+          <w:p>
+            <w:pPr>
+              <w:spacing w:before="0" w:after="0"/>
+              <w:jc w:val="left"/>
+              <w:rPr>
+                <w:lang w:val="en-US"/>
+              </w:rPr>
+            </w:pPr>
+            <w:r>
+              <w:rPr>
+                <w:lang w:val="en-US"/>
+              </w:rPr>
+              <w:t>  border-radius:8</w:t>
+            </w:r>
+            <w:proofErr w:type="gramStart"/>
+            <w:r>
+              <w:rPr>
+                <w:lang w:val="en-US"/>
+              </w:rPr>
+              <w:t>px;padding</w:t>
+            </w:r>
+            <w:proofErr w:type="gramEnd"/>
+            <w:r>
+              <w:rPr>
+                <w:lang w:val="en-US"/>
+              </w:rPr>
+              <w:t>:12px 16px;font-size:.83rem;color:#78350f;margin:10px 0;}</w:t>
+            </w:r>
+          </w:p>
+          <w:p>
+            <w:pPr>
+              <w:spacing w:before="0" w:after="0"/>
+              <w:jc w:val="left"/>
+              <w:rPr>
+                <w:lang w:val="en-US"/>
+              </w:rPr>
+            </w:pPr>
+          </w:p>
+          <w:p>
+            <w:pPr>
+              <w:spacing w:before="0" w:after="0"/>
+              <w:jc w:val="left"/>
+              <w:rPr>
+                <w:lang w:val="en-US"/>
+              </w:rPr>
+            </w:pPr>
+            <w:r>
+              <w:rPr>
+                <w:lang w:val="en-US"/>
+              </w:rPr>
+              <w:t>/* stop table */</w:t>
+            </w:r>
+          </w:p>
+          <w:p>
+            <w:pPr>
+              <w:spacing w:before="0" w:after="0"/>
+              <w:jc w:val="left"/>
+              <w:rPr>
+                <w:lang w:val="en-US"/>
+              </w:rPr>
+            </w:pPr>
+            <w:proofErr w:type="gramStart"/>
+            <w:r>
+              <w:rPr>
+                <w:lang w:val="en-US"/>
+              </w:rPr>
+              <w:lastRenderedPageBreak/>
+              <w:t>.stop</w:t>
+            </w:r>
+            <w:proofErr w:type="gramEnd"/>
+            <w:r>
+              <w:rPr>
+                <w:lang w:val="en-US"/>
+              </w:rPr>
+              <w:t>-table{</w:t>
+            </w:r>
+          </w:p>
+          <w:p>
+            <w:pPr>
+              <w:spacing w:before="0" w:after="0"/>
+              <w:jc w:val="left"/>
+              <w:rPr>
+                <w:lang w:val="en-US"/>
+              </w:rPr>
+            </w:pPr>
+            <w:r>
+              <w:rPr>
+                <w:lang w:val="en-US"/>
+              </w:rPr>
+              <w:t>  width:100</w:t>
+            </w:r>
+            <w:proofErr w:type="gramStart"/>
+            <w:r>
+              <w:rPr>
+                <w:lang w:val="en-US"/>
+              </w:rPr>
+              <w:t>%;border</w:t>
+            </w:r>
+            <w:proofErr w:type="gramEnd"/>
+            <w:r>
+              <w:rPr>
+                <w:lang w:val="en-US"/>
+              </w:rPr>
+              <w:t>-collapse:collapse;font-size:.83rem;</w:t>
+            </w:r>
+          </w:p>
+          <w:p>
+            <w:pPr>
+              <w:spacing w:before="0" w:after="0"/>
+              <w:jc w:val="left"/>
+              <w:rPr>
+                <w:lang w:val="en-US"/>
+              </w:rPr>
+            </w:pPr>
+            <w:r>
+              <w:rPr>
+                <w:lang w:val="en-US"/>
+              </w:rPr>
+              <w:t xml:space="preserve">  </w:t>
+            </w:r>
+            <w:proofErr w:type="gramStart"/>
+            <w:r>
+              <w:rPr>
+                <w:lang w:val="en-US"/>
+              </w:rPr>
+              <w:t>background:white</w:t>
+            </w:r>
+            <w:proofErr w:type="gramEnd"/>
+            <w:r>
+              <w:rPr>
+                <w:lang w:val="en-US"/>
+              </w:rPr>
+              <w:t>;border-radius:14px;overflow:hidden;</w:t>
+            </w:r>
+          </w:p>
+          <w:p>
+            <w:pPr>
+              <w:spacing w:before="0" w:after="0"/>
+              <w:jc w:val="left"/>
+              <w:rPr>
+                <w:lang w:val="en-US"/>
+              </w:rPr>
+            </w:pPr>
+            <w:r>
+              <w:rPr>
+                <w:lang w:val="en-US"/>
+              </w:rPr>
+              <w:t xml:space="preserve">  box-shadow:0 2px 16px </w:t>
+            </w:r>
+            <w:proofErr w:type="spellStart"/>
+            <w:proofErr w:type="gramStart"/>
+            <w:r>
+              <w:rPr>
+                <w:lang w:val="en-US"/>
+              </w:rPr>
+              <w:t>rgba</w:t>
+            </w:r>
+            <w:proofErr w:type="spellEnd"/>
+            <w:r>
+              <w:rPr>
+                <w:lang w:val="en-US"/>
+              </w:rPr>
+              <w:t>(</w:t>
+            </w:r>
+            <w:proofErr w:type="gramEnd"/>
+            <w:r>
+              <w:rPr>
+                <w:lang w:val="en-US"/>
+              </w:rPr>
+              <w:t>0,0,0,.06);}</w:t>
+            </w:r>
+          </w:p>
+          <w:p>
+            <w:pPr>
+              <w:spacing w:before="0" w:after="0"/>
+              <w:jc w:val="left"/>
+              <w:rPr>
+                <w:lang w:val="en-US"/>
+              </w:rPr>
+            </w:pPr>
+            <w:proofErr w:type="gramStart"/>
+            <w:r>
+              <w:rPr>
+                <w:lang w:val="en-US"/>
+              </w:rPr>
+              <w:t>.stop</w:t>
+            </w:r>
+            <w:proofErr w:type="gramEnd"/>
+            <w:r>
+              <w:rPr>
+                <w:lang w:val="en-US"/>
+              </w:rPr>
+              <w:t xml:space="preserve">-table </w:t>
+            </w:r>
+            <w:proofErr w:type="spellStart"/>
+            <w:r>
+              <w:rPr>
+                <w:lang w:val="en-US"/>
+              </w:rPr>
+              <w:t>thead</w:t>
+            </w:r>
+            <w:proofErr w:type="spellEnd"/>
+            <w:r>
+              <w:rPr>
+                <w:lang w:val="en-US"/>
+              </w:rPr>
+              <w:t xml:space="preserve"> tr{background:#0f172a;}</w:t>
+            </w:r>
+          </w:p>
+          <w:p>
+            <w:pPr>
+              <w:spacing w:before="0" w:after="0"/>
+              <w:jc w:val="left"/>
+              <w:rPr>
+                <w:lang w:val="en-US"/>
+              </w:rPr>
+            </w:pPr>
+            <w:proofErr w:type="gramStart"/>
+            <w:r>
+              <w:rPr>
+                <w:lang w:val="en-US"/>
+              </w:rPr>
+              <w:t>.stop</w:t>
+            </w:r>
+            <w:proofErr w:type="gramEnd"/>
+            <w:r>
+              <w:rPr>
+                <w:lang w:val="en-US"/>
+              </w:rPr>
+              <w:t xml:space="preserve">-table </w:t>
+            </w:r>
+            <w:proofErr w:type="spellStart"/>
+            <w:r>
+              <w:rPr>
+                <w:lang w:val="en-US"/>
+              </w:rPr>
+              <w:t>thead</w:t>
+            </w:r>
+            <w:proofErr w:type="spellEnd"/>
+            <w:r>
+              <w:rPr>
+                <w:lang w:val="en-US"/>
+              </w:rPr>
+              <w:t xml:space="preserve"> </w:t>
+            </w:r>
+            <w:proofErr w:type="spellStart"/>
+            <w:r>
+              <w:rPr>
+                <w:lang w:val="en-US"/>
+              </w:rPr>
+              <w:t>th</w:t>
+            </w:r>
+            <w:proofErr w:type="spellEnd"/>
+            <w:r>
+              <w:rPr>
+                <w:lang w:val="en-US"/>
+              </w:rPr>
+              <w:t>{</w:t>
+            </w:r>
+          </w:p>
+          <w:p>
+            <w:pPr>
+              <w:spacing w:before="0" w:after="0"/>
+              <w:jc w:val="left"/>
+              <w:rPr>
+                <w:lang w:val="en-US"/>
+              </w:rPr>
+            </w:pPr>
+            <w:r>
+              <w:rPr>
+                <w:lang w:val="en-US"/>
+              </w:rPr>
+              <w:t>  padding:12px 16</w:t>
+            </w:r>
+            <w:proofErr w:type="gramStart"/>
+            <w:r>
+              <w:rPr>
+                <w:lang w:val="en-US"/>
+              </w:rPr>
+              <w:t>px;font</w:t>
+            </w:r>
+            <w:proofErr w:type="gramEnd"/>
+            <w:r>
+              <w:rPr>
+                <w:lang w:val="en-US"/>
+              </w:rPr>
+              <w:t>-size:.61rem;font-weight:700;</w:t>
+            </w:r>
+          </w:p>
+          <w:p>
+            <w:pPr>
+              <w:spacing w:before="0" w:after="0"/>
+              <w:jc w:val="left"/>
+              <w:rPr>
+                <w:lang w:val="en-US"/>
+              </w:rPr>
+            </w:pPr>
+            <w:r>
+              <w:rPr>
+                <w:lang w:val="en-US"/>
+              </w:rPr>
+              <w:t>  letter-spacing:1.1</w:t>
+            </w:r>
+            <w:proofErr w:type="gramStart"/>
+            <w:r>
+              <w:rPr>
+                <w:lang w:val="en-US"/>
+              </w:rPr>
+              <w:t>px;text</w:t>
+            </w:r>
+            <w:proofErr w:type="gramEnd"/>
+            <w:r>
+              <w:rPr>
+                <w:lang w:val="en-US"/>
+              </w:rPr>
+              <w:t>-transform:uppercase;color:#94a3b8;text-align:left;}</w:t>
+            </w:r>
+          </w:p>
+          <w:p>
+            <w:pPr>
+              <w:spacing w:before="0" w:after="0"/>
+              <w:jc w:val="left"/>
+              <w:rPr>
+                <w:lang w:val="en-US"/>
+              </w:rPr>
+            </w:pPr>
+            <w:proofErr w:type="gramStart"/>
+            <w:r>
+              <w:rPr>
+                <w:lang w:val="en-US"/>
+              </w:rPr>
+              <w:t>.stop</w:t>
+            </w:r>
+            <w:proofErr w:type="gramEnd"/>
+            <w:r>
+              <w:rPr>
+                <w:lang w:val="en-US"/>
+              </w:rPr>
+              <w:t xml:space="preserve">-table </w:t>
+            </w:r>
+            <w:proofErr w:type="spellStart"/>
+            <w:r>
+              <w:rPr>
+                <w:lang w:val="en-US"/>
+              </w:rPr>
+              <w:t>tbody</w:t>
+            </w:r>
+            <w:proofErr w:type="spellEnd"/>
+            <w:r>
+              <w:rPr>
+                <w:lang w:val="en-US"/>
+              </w:rPr>
+              <w:t xml:space="preserve"> tr{border-bottom:1px solid #f1f5f9;transition:background .1s;}</w:t>
+            </w:r>
+          </w:p>
+          <w:p>
+            <w:pPr>
+              <w:spacing w:before="0" w:after="0"/>
+              <w:jc w:val="left"/>
+              <w:rPr>
+                <w:lang w:val="en-US"/>
+              </w:rPr>
+            </w:pPr>
+            <w:proofErr w:type="gramStart"/>
+            <w:r>
+              <w:rPr>
+                <w:lang w:val="en-US"/>
+              </w:rPr>
+              <w:t>.stop</w:t>
+            </w:r>
+            <w:proofErr w:type="gramEnd"/>
+            <w:r>
+              <w:rPr>
+                <w:lang w:val="en-US"/>
+              </w:rPr>
+              <w:t xml:space="preserve">-table </w:t>
+            </w:r>
+            <w:proofErr w:type="spellStart"/>
+            <w:r>
+              <w:rPr>
+                <w:lang w:val="en-US"/>
+              </w:rPr>
+              <w:t>tbody</w:t>
+            </w:r>
+            <w:proofErr w:type="spellEnd"/>
+            <w:r>
+              <w:rPr>
+                <w:lang w:val="en-US"/>
+              </w:rPr>
+              <w:t xml:space="preserve"> </w:t>
+            </w:r>
+            <w:proofErr w:type="spellStart"/>
+            <w:r>
+              <w:rPr>
+                <w:lang w:val="en-US"/>
+              </w:rPr>
+              <w:t>tr:hover</w:t>
+            </w:r>
+            <w:proofErr w:type="spellEnd"/>
+            <w:r>
+              <w:rPr>
+                <w:lang w:val="en-US"/>
+              </w:rPr>
+              <w:t>{background:#f8faff;}</w:t>
+            </w:r>
+          </w:p>
+          <w:p>
+            <w:pPr>
+              <w:spacing w:before="0" w:after="0"/>
+              <w:jc w:val="left"/>
+              <w:rPr>
+                <w:lang w:val="en-US"/>
+              </w:rPr>
+            </w:pPr>
+            <w:proofErr w:type="gramStart"/>
+            <w:r>
+              <w:rPr>
+                <w:lang w:val="en-US"/>
+              </w:rPr>
+              <w:t>.stop</w:t>
+            </w:r>
+            <w:proofErr w:type="gramEnd"/>
+            <w:r>
+              <w:rPr>
+                <w:lang w:val="en-US"/>
+              </w:rPr>
+              <w:t xml:space="preserve">-table </w:t>
+            </w:r>
+            <w:proofErr w:type="spellStart"/>
+            <w:r>
+              <w:rPr>
+                <w:lang w:val="en-US"/>
+              </w:rPr>
+              <w:t>tbody</w:t>
+            </w:r>
+            <w:proofErr w:type="spellEnd"/>
+            <w:r>
+              <w:rPr>
+                <w:lang w:val="en-US"/>
+              </w:rPr>
+              <w:t xml:space="preserve"> td{padding:11px 16px;color:#334155;vertical-align:middle;}</w:t>
+            </w:r>
+          </w:p>
+          <w:p>
+            <w:pPr>
+              <w:spacing w:before="0" w:after="0"/>
+              <w:jc w:val="left"/>
+              <w:rPr>
+                <w:lang w:val="en-US"/>
+              </w:rPr>
+            </w:pPr>
+            <w:proofErr w:type="gramStart"/>
+            <w:r>
+              <w:rPr>
+                <w:lang w:val="en-US"/>
+              </w:rPr>
+              <w:t>.snum</w:t>
+            </w:r>
+            <w:proofErr w:type="gramEnd"/>
+            <w:r>
+              <w:rPr>
+                <w:lang w:val="en-US"/>
+              </w:rPr>
+              <w:t>{display:inline-flex;align-items:center;justify-content:center;</w:t>
+            </w:r>
+          </w:p>
+          <w:p>
+            <w:pPr>
+              <w:spacing w:before="0" w:after="0"/>
+              <w:jc w:val="left"/>
+              <w:rPr>
+                <w:lang w:val="en-US"/>
+              </w:rPr>
+            </w:pPr>
+            <w:r>
+              <w:rPr>
+                <w:lang w:val="en-US"/>
+              </w:rPr>
+              <w:t>  width:24</w:t>
+            </w:r>
+            <w:proofErr w:type="gramStart"/>
+            <w:r>
+              <w:rPr>
+                <w:lang w:val="en-US"/>
+              </w:rPr>
+              <w:t>px;height</w:t>
+            </w:r>
+            <w:proofErr w:type="gramEnd"/>
+            <w:r>
+              <w:rPr>
+                <w:lang w:val="en-US"/>
+              </w:rPr>
+              <w:t>:24px;border-radius:50%;font-weight:700;font-size:.7rem;color:white;}</w:t>
+            </w:r>
+          </w:p>
+          <w:p>
+            <w:pPr>
+              <w:spacing w:before="0" w:after="0"/>
+              <w:jc w:val="left"/>
+              <w:rPr>
+                <w:lang w:val="en-US"/>
+              </w:rPr>
+            </w:pPr>
+            <w:proofErr w:type="gramStart"/>
+            <w:r>
+              <w:rPr>
+                <w:lang w:val="en-US"/>
+              </w:rPr>
+              <w:t>.</w:t>
+            </w:r>
+            <w:proofErr w:type="spellStart"/>
+            <w:r>
+              <w:rPr>
+                <w:lang w:val="en-US"/>
+              </w:rPr>
+              <w:t>snum</w:t>
+            </w:r>
+            <w:proofErr w:type="spellEnd"/>
+            <w:proofErr w:type="gramEnd"/>
+            <w:r>
+              <w:rPr>
+                <w:lang w:val="en-US"/>
+              </w:rPr>
+              <w:t>-depot{background:#16a34a;} .</w:t>
+            </w:r>
+            <w:proofErr w:type="spellStart"/>
+            <w:r>
+              <w:rPr>
+                <w:lang w:val="en-US"/>
+              </w:rPr>
+              <w:t>snum</w:t>
+            </w:r>
+            <w:proofErr w:type="spellEnd"/>
+            <w:r>
+              <w:rPr>
+                <w:lang w:val="en-US"/>
+              </w:rPr>
+              <w:t>-stop{background:#dc2626;}</w:t>
+            </w:r>
+          </w:p>
+          <w:p>
+            <w:pPr>
+              <w:spacing w:before="0" w:after="0"/>
+              <w:jc w:val="left"/>
+              <w:rPr>
+                <w:lang w:val="en-US"/>
+              </w:rPr>
+            </w:pPr>
+            <w:proofErr w:type="gramStart"/>
+            <w:r>
+              <w:rPr>
+                <w:lang w:val="en-US"/>
+              </w:rPr>
+              <w:t>.tag</w:t>
+            </w:r>
+            <w:proofErr w:type="gramEnd"/>
+            <w:r>
+              <w:rPr>
+                <w:lang w:val="en-US"/>
+              </w:rPr>
+              <w:t>{display:inline-block;padding:2px 9px;border-radius:20px;font-size:.65rem;font-weight:600;}</w:t>
+            </w:r>
+          </w:p>
+          <w:p>
+            <w:pPr>
+              <w:spacing w:before="0" w:after="0"/>
+              <w:jc w:val="left"/>
+              <w:rPr>
+                <w:lang w:val="en-US"/>
+              </w:rPr>
+            </w:pPr>
+            <w:proofErr w:type="gramStart"/>
+            <w:r>
+              <w:rPr>
+                <w:lang w:val="en-US"/>
+              </w:rPr>
+              <w:t>.tag</w:t>
+            </w:r>
+            <w:proofErr w:type="gramEnd"/>
+            <w:r>
+              <w:rPr>
+                <w:lang w:val="en-US"/>
+              </w:rPr>
+              <w:t>-depot{background:#dcfce7;color:#15803d;}</w:t>
+            </w:r>
+          </w:p>
+          <w:p>
+            <w:pPr>
+              <w:spacing w:before="0" w:after="0"/>
+              <w:jc w:val="left"/>
+              <w:rPr>
+                <w:lang w:val="en-US"/>
+              </w:rPr>
+            </w:pPr>
+            <w:proofErr w:type="gramStart"/>
+            <w:r>
+              <w:rPr>
+                <w:lang w:val="en-US"/>
+              </w:rPr>
+              <w:t>.tag</w:t>
+            </w:r>
+            <w:proofErr w:type="gramEnd"/>
+            <w:r>
+              <w:rPr>
+                <w:lang w:val="en-US"/>
+              </w:rPr>
+              <w:t>-stop{background:#fee2e2;color:#dc2626;}</w:t>
+            </w:r>
+          </w:p>
+          <w:p>
+            <w:pPr>
+              <w:spacing w:before="0" w:after="0"/>
+              <w:jc w:val="left"/>
+              <w:rPr>
+                <w:lang w:val="en-US"/>
+              </w:rPr>
+            </w:pPr>
+            <w:proofErr w:type="gramStart"/>
+            <w:r>
+              <w:rPr>
+                <w:lang w:val="en-US"/>
+              </w:rPr>
+              <w:t>.tag</w:t>
+            </w:r>
+            <w:proofErr w:type="gramEnd"/>
+            <w:r>
+              <w:rPr>
+                <w:lang w:val="en-US"/>
+              </w:rPr>
+              <w:t>-return{background:#f3f4f6;color:#6b7280;}</w:t>
+            </w:r>
+          </w:p>
+          <w:p>
+            <w:pPr>
+              <w:spacing w:before="0" w:after="0"/>
+              <w:jc w:val="left"/>
+              <w:rPr>
+                <w:lang w:val="en-US"/>
+              </w:rPr>
+            </w:pPr>
+            <w:proofErr w:type="gramStart"/>
+            <w:r>
+              <w:rPr>
+                <w:lang w:val="en-US"/>
+              </w:rPr>
+              <w:t>.mono</w:t>
+            </w:r>
+            <w:proofErr w:type="gramEnd"/>
+            <w:r>
+              <w:rPr>
+                <w:lang w:val="en-US"/>
+              </w:rPr>
+              <w:t>{</w:t>
+            </w:r>
+            <w:proofErr w:type="spellStart"/>
+            <w:r>
+              <w:rPr>
+                <w:lang w:val="en-US"/>
+              </w:rPr>
+              <w:t>font-family:'DM</w:t>
+            </w:r>
+            <w:proofErr w:type="spellEnd"/>
+            <w:r>
+              <w:rPr>
+                <w:lang w:val="en-US"/>
+              </w:rPr>
+              <w:t xml:space="preserve"> Mono',monospace;font-size:.78rem;}</w:t>
+            </w:r>
+          </w:p>
+          <w:p>
+            <w:pPr>
+              <w:spacing w:before="0" w:after="0"/>
+              <w:jc w:val="left"/>
+              <w:rPr>
+                <w:lang w:val="en-US"/>
+              </w:rPr>
+            </w:pPr>
+          </w:p>
+          <w:p>
+            <w:pPr>
+              <w:spacing w:before="0" w:after="0"/>
+              <w:jc w:val="left"/>
+              <w:rPr>
+                <w:lang w:val="en-US"/>
+              </w:rPr>
+            </w:pPr>
+            <w:r>
+              <w:rPr>
+                <w:lang w:val="en-US"/>
+              </w:rPr>
+              <w:t>#</w:t>
+            </w:r>
+            <w:proofErr w:type="gramStart"/>
+            <w:r>
+              <w:rPr>
+                <w:lang w:val="en-US"/>
+              </w:rPr>
+              <w:t>MainMenu,footer</w:t>
+            </w:r>
+            <w:proofErr w:type="gramEnd"/>
+            <w:r>
+              <w:rPr>
+                <w:lang w:val="en-US"/>
+              </w:rPr>
+              <w:t>,header{visibility:hidden;}</w:t>
+            </w:r>
+          </w:p>
+          <w:p>
+            <w:pPr>
+              <w:spacing w:before="0" w:after="0"/>
+              <w:jc w:val="left"/>
+              <w:rPr>
+                <w:lang w:val="en-US"/>
+              </w:rPr>
+            </w:pPr>
+          </w:p>
+          <w:p>
+            <w:pPr>
+              <w:spacing w:before="0" w:after="0"/>
+              <w:jc w:val="left"/>
+              <w:rPr>
+                <w:lang w:val="en-US"/>
+              </w:rPr>
+            </w:pPr>
+            <w:r>
+              <w:rPr>
+                <w:lang w:val="en-US"/>
+              </w:rPr>
+              <w:t>/* sidebar reopen button (shown when sidebar collapsed) */</w:t>
+            </w:r>
+          </w:p>
+          <w:p>
+            <w:pPr>
+              <w:spacing w:before="0" w:after="0"/>
+              <w:jc w:val="left"/>
+              <w:rPr>
+                <w:lang w:val="en-US"/>
+              </w:rPr>
+            </w:pPr>
+            <w:r>
+              <w:rPr>
+                <w:lang w:val="en-US"/>
+              </w:rPr>
+              <w:t>[data-</w:t>
+            </w:r>
+            <w:proofErr w:type="spellStart"/>
+            <w:r>
+              <w:rPr>
+                <w:lang w:val="en-US"/>
+              </w:rPr>
+              <w:t>testid</w:t>
+            </w:r>
+            <w:proofErr w:type="spellEnd"/>
+            <w:r>
+              <w:rPr>
+                <w:lang w:val="en-US"/>
+              </w:rPr>
+              <w:t>="</w:t>
+            </w:r>
+            <w:proofErr w:type="spellStart"/>
+            <w:r>
+              <w:rPr>
+                <w:lang w:val="en-US"/>
+              </w:rPr>
+              <w:t>stSidebarCollapsedControl</w:t>
+            </w:r>
+            <w:proofErr w:type="spellEnd"/>
+            <w:proofErr w:type="gramStart"/>
+            <w:r>
+              <w:rPr>
+                <w:lang w:val="en-US"/>
+              </w:rPr>
+              <w:t>"]{</w:t>
+            </w:r>
+            <w:proofErr w:type="gramEnd"/>
+          </w:p>
+          <w:p>
+            <w:pPr>
+              <w:spacing w:before="0" w:after="0"/>
+              <w:jc w:val="left"/>
+              <w:rPr>
+                <w:lang w:val="en-US"/>
+              </w:rPr>
+            </w:pPr>
+            <w:r>
+              <w:rPr>
+                <w:lang w:val="en-US"/>
+              </w:rPr>
+              <w:t xml:space="preserve">  </w:t>
+            </w:r>
+            <w:proofErr w:type="spellStart"/>
+            <w:proofErr w:type="gramStart"/>
+            <w:r>
+              <w:rPr>
+                <w:lang w:val="en-US"/>
+              </w:rPr>
+              <w:t>visibility:visible</w:t>
+            </w:r>
+            <w:proofErr w:type="gramEnd"/>
+            <w:r>
+              <w:rPr>
+                <w:lang w:val="en-US"/>
+              </w:rPr>
+              <w:t>!important;display:flex!important</w:t>
+            </w:r>
+            <w:proofErr w:type="spellEnd"/>
+            <w:r>
+              <w:rPr>
+                <w:lang w:val="en-US"/>
+              </w:rPr>
+              <w:t>;</w:t>
+            </w:r>
+          </w:p>
+          <w:p>
+            <w:pPr>
+              <w:spacing w:before="0" w:after="0"/>
+              <w:jc w:val="left"/>
+              <w:rPr>
+                <w:lang w:val="en-US"/>
+              </w:rPr>
+            </w:pPr>
+            <w:r>
+              <w:rPr>
+                <w:lang w:val="en-US"/>
+              </w:rPr>
+              <w:lastRenderedPageBreak/>
+              <w:t xml:space="preserve">  </w:t>
+            </w:r>
+            <w:proofErr w:type="gramStart"/>
+            <w:r>
+              <w:rPr>
+                <w:lang w:val="en-US"/>
+              </w:rPr>
+              <w:t>position:fixed</w:t>
+            </w:r>
+            <w:proofErr w:type="gramEnd"/>
+            <w:r>
+              <w:rPr>
+                <w:lang w:val="en-US"/>
+              </w:rPr>
+              <w:t>!important;top:14px!important;left:14px!important;z-index:9999!important;</w:t>
+            </w:r>
+          </w:p>
+          <w:p>
+            <w:pPr>
+              <w:spacing w:before="0" w:after="0"/>
+              <w:jc w:val="left"/>
+              <w:rPr>
+                <w:lang w:val="en-US"/>
+              </w:rPr>
+            </w:pPr>
+            <w:r>
+              <w:rPr>
+                <w:lang w:val="en-US"/>
+              </w:rPr>
+              <w:t xml:space="preserve">  </w:t>
+            </w:r>
+            <w:proofErr w:type="spellStart"/>
+            <w:proofErr w:type="gramStart"/>
+            <w:r>
+              <w:rPr>
+                <w:lang w:val="en-US"/>
+              </w:rPr>
+              <w:t>background:linear</w:t>
+            </w:r>
+            <w:proofErr w:type="gramEnd"/>
+            <w:r>
+              <w:rPr>
+                <w:lang w:val="en-US"/>
+              </w:rPr>
+              <w:t>-gradient</w:t>
+            </w:r>
+            <w:proofErr w:type="spellEnd"/>
+            <w:r>
+              <w:rPr>
+                <w:lang w:val="en-US"/>
+              </w:rPr>
+              <w:t>(135deg,#1d4ed8,#2563eb)!important;</w:t>
+            </w:r>
+          </w:p>
+          <w:p>
+            <w:pPr>
+              <w:spacing w:before="0" w:after="0"/>
+              <w:jc w:val="left"/>
+              <w:rPr>
+                <w:lang w:val="en-US"/>
+              </w:rPr>
+            </w:pPr>
+            <w:r>
+              <w:rPr>
+                <w:lang w:val="en-US"/>
+              </w:rPr>
+              <w:t xml:space="preserve">  </w:t>
+            </w:r>
+            <w:proofErr w:type="gramStart"/>
+            <w:r>
+              <w:rPr>
+                <w:lang w:val="en-US"/>
+              </w:rPr>
+              <w:t>border:none</w:t>
+            </w:r>
+            <w:proofErr w:type="gramEnd"/>
+            <w:r>
+              <w:rPr>
+                <w:lang w:val="en-US"/>
+              </w:rPr>
+              <w:t>!important;border-radius:10px!important;</w:t>
+            </w:r>
+          </w:p>
+          <w:p>
+            <w:pPr>
+              <w:spacing w:before="0" w:after="0"/>
+              <w:jc w:val="left"/>
+              <w:rPr>
+                <w:lang w:val="en-US"/>
+              </w:rPr>
+            </w:pPr>
+            <w:r>
+              <w:rPr>
+                <w:lang w:val="en-US"/>
+              </w:rPr>
+              <w:t>  padding:10px 12</w:t>
+            </w:r>
+            <w:proofErr w:type="gramStart"/>
+            <w:r>
+              <w:rPr>
+                <w:lang w:val="en-US"/>
+              </w:rPr>
+              <w:t>px!important</w:t>
+            </w:r>
+            <w:proofErr w:type="gramEnd"/>
+            <w:r>
+              <w:rPr>
+                <w:lang w:val="en-US"/>
+              </w:rPr>
+              <w:t>;</w:t>
+            </w:r>
+          </w:p>
+          <w:p>
+            <w:pPr>
+              <w:spacing w:before="0" w:after="0"/>
+              <w:jc w:val="left"/>
+              <w:rPr>
+                <w:lang w:val="en-US"/>
+              </w:rPr>
+            </w:pPr>
+            <w:r>
+              <w:rPr>
+                <w:lang w:val="en-US"/>
+              </w:rPr>
+              <w:t xml:space="preserve">  box-shadow:0 4px 14px </w:t>
+            </w:r>
+            <w:proofErr w:type="spellStart"/>
+            <w:proofErr w:type="gramStart"/>
+            <w:r>
+              <w:rPr>
+                <w:lang w:val="en-US"/>
+              </w:rPr>
+              <w:t>rgba</w:t>
+            </w:r>
+            <w:proofErr w:type="spellEnd"/>
+            <w:r>
+              <w:rPr>
+                <w:lang w:val="en-US"/>
+              </w:rPr>
+              <w:t>(</w:t>
+            </w:r>
+            <w:proofErr w:type="gramEnd"/>
+            <w:r>
+              <w:rPr>
+                <w:lang w:val="en-US"/>
+              </w:rPr>
+              <w:t>37,99,235,.45)!important;</w:t>
+            </w:r>
+          </w:p>
+          <w:p>
+            <w:pPr>
+              <w:spacing w:before="0" w:after="0"/>
+              <w:jc w:val="left"/>
+              <w:rPr>
+                <w:lang w:val="en-US"/>
+              </w:rPr>
+            </w:pPr>
+            <w:r>
+              <w:rPr>
+                <w:lang w:val="en-US"/>
+              </w:rPr>
+              <w:t xml:space="preserve">  </w:t>
+            </w:r>
+            <w:proofErr w:type="spellStart"/>
+            <w:proofErr w:type="gramStart"/>
+            <w:r>
+              <w:rPr>
+                <w:lang w:val="en-US"/>
+              </w:rPr>
+              <w:t>transition:transform</w:t>
+            </w:r>
+            <w:proofErr w:type="spellEnd"/>
+            <w:proofErr w:type="gramEnd"/>
+            <w:r>
+              <w:rPr>
+                <w:lang w:val="en-US"/>
+              </w:rPr>
+              <w:t xml:space="preserve"> .15s,box-shadow .15s!important;}</w:t>
+            </w:r>
+          </w:p>
+          <w:p>
+            <w:pPr>
+              <w:spacing w:before="0" w:after="0"/>
+              <w:jc w:val="left"/>
+              <w:rPr>
+                <w:lang w:val="en-US"/>
+              </w:rPr>
+            </w:pPr>
+            <w:r>
+              <w:rPr>
+                <w:lang w:val="en-US"/>
+              </w:rPr>
+              <w:t>[data-</w:t>
+            </w:r>
+            <w:proofErr w:type="spellStart"/>
+            <w:r>
+              <w:rPr>
+                <w:lang w:val="en-US"/>
+              </w:rPr>
+              <w:t>testid</w:t>
+            </w:r>
+            <w:proofErr w:type="spellEnd"/>
+            <w:r>
+              <w:rPr>
+                <w:lang w:val="en-US"/>
+              </w:rPr>
+              <w:t>="</w:t>
+            </w:r>
+            <w:proofErr w:type="spellStart"/>
+            <w:r>
+              <w:rPr>
+                <w:lang w:val="en-US"/>
+              </w:rPr>
+              <w:t>stSidebarCollapsedControl</w:t>
+            </w:r>
+            <w:proofErr w:type="spellEnd"/>
+            <w:r>
+              <w:rPr>
+                <w:lang w:val="en-US"/>
+              </w:rPr>
+              <w:t>"</w:t>
+            </w:r>
+            <w:proofErr w:type="gramStart"/>
+            <w:r>
+              <w:rPr>
+                <w:lang w:val="en-US"/>
+              </w:rPr>
+              <w:t>]:hover</w:t>
+            </w:r>
+            <w:proofErr w:type="gramEnd"/>
+            <w:r>
+              <w:rPr>
+                <w:lang w:val="en-US"/>
+              </w:rPr>
+              <w:t>{</w:t>
+            </w:r>
+          </w:p>
+          <w:p>
+            <w:pPr>
+              <w:spacing w:before="0" w:after="0"/>
+              <w:jc w:val="left"/>
+              <w:rPr>
+                <w:lang w:val="en-US"/>
+              </w:rPr>
+            </w:pPr>
+            <w:r>
+              <w:rPr>
+                <w:lang w:val="en-US"/>
+              </w:rPr>
+              <w:t xml:space="preserve">  </w:t>
+            </w:r>
+            <w:proofErr w:type="spellStart"/>
+            <w:proofErr w:type="gramStart"/>
+            <w:r>
+              <w:rPr>
+                <w:lang w:val="en-US"/>
+              </w:rPr>
+              <w:t>transform:translateY</w:t>
+            </w:r>
+            <w:proofErr w:type="spellEnd"/>
+            <w:proofErr w:type="gramEnd"/>
+            <w:r>
+              <w:rPr>
+                <w:lang w:val="en-US"/>
+              </w:rPr>
+              <w:t>(-1px);</w:t>
+            </w:r>
+          </w:p>
+          <w:p>
+            <w:pPr>
+              <w:spacing w:before="0" w:after="0"/>
+              <w:jc w:val="left"/>
+              <w:rPr>
+                <w:lang w:val="en-US"/>
+              </w:rPr>
+            </w:pPr>
+            <w:r>
+              <w:rPr>
+                <w:lang w:val="en-US"/>
+              </w:rPr>
+              <w:t xml:space="preserve">  box-shadow:0 6px 20px </w:t>
+            </w:r>
+            <w:proofErr w:type="spellStart"/>
+            <w:r>
+              <w:rPr>
+                <w:lang w:val="en-US"/>
+              </w:rPr>
+              <w:t>rgba</w:t>
+            </w:r>
+            <w:proofErr w:type="spellEnd"/>
+            <w:r>
+              <w:rPr>
+                <w:lang w:val="en-US"/>
+              </w:rPr>
+              <w:t>(37,99,235,.6</w:t>
+            </w:r>
+            <w:proofErr w:type="gramStart"/>
+            <w:r>
+              <w:rPr>
+                <w:lang w:val="en-US"/>
+              </w:rPr>
+              <w:t>)!important</w:t>
+            </w:r>
+            <w:proofErr w:type="gramEnd"/>
+            <w:r>
+              <w:rPr>
+                <w:lang w:val="en-US"/>
+              </w:rPr>
+              <w:t>;}</w:t>
+            </w:r>
+          </w:p>
+          <w:p>
+            <w:pPr>
+              <w:spacing w:before="0" w:after="0"/>
+              <w:jc w:val="left"/>
+              <w:rPr>
+                <w:lang w:val="en-US"/>
+              </w:rPr>
+            </w:pPr>
+            <w:r>
+              <w:rPr>
+                <w:lang w:val="en-US"/>
+              </w:rPr>
+              <w:t>[data-</w:t>
+            </w:r>
+            <w:proofErr w:type="spellStart"/>
+            <w:r>
+              <w:rPr>
+                <w:lang w:val="en-US"/>
+              </w:rPr>
+              <w:t>testid</w:t>
+            </w:r>
+            <w:proofErr w:type="spellEnd"/>
+            <w:r>
+              <w:rPr>
+                <w:lang w:val="en-US"/>
+              </w:rPr>
+              <w:t>="</w:t>
+            </w:r>
+            <w:proofErr w:type="spellStart"/>
+            <w:r>
+              <w:rPr>
+                <w:lang w:val="en-US"/>
+              </w:rPr>
+              <w:t>stSidebarCollapsedControl</w:t>
+            </w:r>
+            <w:proofErr w:type="spellEnd"/>
+            <w:r>
+              <w:rPr>
+                <w:lang w:val="en-US"/>
+              </w:rPr>
+              <w:t>"] button,</w:t>
+            </w:r>
+          </w:p>
+          <w:p>
+            <w:pPr>
+              <w:spacing w:before="0" w:after="0"/>
+              <w:jc w:val="left"/>
+              <w:rPr>
+                <w:lang w:val="en-US"/>
+              </w:rPr>
+            </w:pPr>
+            <w:r>
+              <w:rPr>
+                <w:lang w:val="en-US"/>
+              </w:rPr>
+              <w:t>[data-</w:t>
+            </w:r>
+            <w:proofErr w:type="spellStart"/>
+            <w:r>
+              <w:rPr>
+                <w:lang w:val="en-US"/>
+              </w:rPr>
+              <w:t>testid</w:t>
+            </w:r>
+            <w:proofErr w:type="spellEnd"/>
+            <w:r>
+              <w:rPr>
+                <w:lang w:val="en-US"/>
+              </w:rPr>
+              <w:t>="</w:t>
+            </w:r>
+            <w:proofErr w:type="spellStart"/>
+            <w:r>
+              <w:rPr>
+                <w:lang w:val="en-US"/>
+              </w:rPr>
+              <w:t>stSidebarCollapsedControl</w:t>
+            </w:r>
+            <w:proofErr w:type="spellEnd"/>
+            <w:r>
+              <w:rPr>
+                <w:lang w:val="en-US"/>
+              </w:rPr>
+              <w:t xml:space="preserve">"] </w:t>
+            </w:r>
+            <w:proofErr w:type="spellStart"/>
+            <w:proofErr w:type="gramStart"/>
+            <w:r>
+              <w:rPr>
+                <w:lang w:val="en-US"/>
+              </w:rPr>
+              <w:t>svg</w:t>
+            </w:r>
+            <w:proofErr w:type="spellEnd"/>
+            <w:r>
+              <w:rPr>
+                <w:lang w:val="en-US"/>
+              </w:rPr>
+              <w:t>{</w:t>
+            </w:r>
+            <w:proofErr w:type="gramEnd"/>
+          </w:p>
+          <w:p>
+            <w:pPr>
+              <w:spacing w:before="0" w:after="0"/>
+              <w:jc w:val="left"/>
+              <w:rPr>
+                <w:lang w:val="en-US"/>
+              </w:rPr>
+            </w:pPr>
+            <w:r>
+              <w:rPr>
+                <w:lang w:val="en-US"/>
+              </w:rPr>
+              <w:t xml:space="preserve">  </w:t>
+            </w:r>
+            <w:proofErr w:type="spellStart"/>
+            <w:proofErr w:type="gramStart"/>
+            <w:r>
+              <w:rPr>
+                <w:lang w:val="en-US"/>
+              </w:rPr>
+              <w:t>color:white</w:t>
+            </w:r>
+            <w:proofErr w:type="gramEnd"/>
+            <w:r>
+              <w:rPr>
+                <w:lang w:val="en-US"/>
+              </w:rPr>
+              <w:t>!important;fill:white!important</w:t>
+            </w:r>
+            <w:proofErr w:type="spellEnd"/>
+            <w:r>
+              <w:rPr>
+                <w:lang w:val="en-US"/>
+              </w:rPr>
+              <w:t>;}</w:t>
+            </w:r>
+          </w:p>
+          <w:p>
+            <w:pPr>
+              <w:spacing w:before="0" w:after="0"/>
+              <w:jc w:val="left"/>
+              <w:rPr>
+                <w:lang w:val="en-US"/>
+              </w:rPr>
+            </w:pPr>
+            <w:r>
+              <w:rPr>
+                <w:lang w:val="en-US"/>
+              </w:rPr>
+              <w:t>&lt;/style&gt;</w:t>
+            </w:r>
+          </w:p>
+          <w:p>
+            <w:pPr>
+              <w:spacing w:before="0" w:after="0"/>
+              <w:jc w:val="left"/>
+              <w:rPr>
+                <w:lang w:val="en-US"/>
+              </w:rPr>
+            </w:pPr>
+            <w:r>
+              <w:rPr>
+                <w:lang w:val="en-US"/>
+              </w:rPr>
+              <w:t xml:space="preserve">""", </w:t>
+            </w:r>
+            <w:proofErr w:type="spellStart"/>
+            <w:r>
+              <w:rPr>
+                <w:i/>
+                <w:iCs/>
+                <w:lang w:val="en-US"/>
+              </w:rPr>
+              <w:t>unsafe_allow_html</w:t>
+            </w:r>
+            <w:proofErr w:type="spellEnd"/>
+            <w:r>
+              <w:rPr>
+                <w:lang w:val="en-US"/>
+              </w:rPr>
+              <w:t>=True)</w:t>
+            </w:r>
+          </w:p>
+          <w:p>
+            <w:pPr>
+              <w:spacing w:before="0" w:after="0"/>
+              <w:jc w:val="left"/>
+              <w:rPr>
+                <w:lang w:val="en-US"/>
+              </w:rPr>
+            </w:pPr>
+          </w:p>
+          <w:p>
+            <w:pPr>
+              <w:spacing w:before="0" w:after="0"/>
+              <w:jc w:val="left"/>
+              <w:rPr>
+                <w:lang w:val="en-US"/>
+              </w:rPr>
+            </w:pPr>
+            <w:r>
+              <w:rPr>
+                <w:i/>
+                <w:iCs/>
+                <w:lang w:val="en-US"/>
+              </w:rPr>
+              <w:t xml:space="preserve"># </w:t>
+            </w:r>
+          </w:p>
+          <w:p>
+            <w:pPr>
+              <w:spacing w:before="0" w:after="0"/>
+              <w:jc w:val="left"/>
+              <w:rPr>
+                <w:lang w:val="en-US"/>
+              </w:rPr>
+            </w:pPr>
+            <w:r>
+              <w:rPr>
+                <w:i/>
+                <w:iCs/>
+                <w:lang w:val="en-US"/>
+              </w:rPr>
+              <w:t>#  DATA CLASSES</w:t>
+            </w:r>
+          </w:p>
+          <w:p>
+            <w:pPr>
+              <w:spacing w:before="0" w:after="0"/>
+              <w:jc w:val="left"/>
+            </w:pPr>
+            <w:r>
+              <w:rPr>
+                <w:i/>
+                <w:iCs/>
+                <w:lang w:val="en-US"/>
+              </w:rPr>
+              <w:t>#</w:t>
+            </w:r>
+          </w:p>
+          <w:p>
+            <w:pPr>
+              <w:spacing w:before="0" w:after="0"/>
+              <w:jc w:val="left"/>
+              <w:rPr>
+                <w:lang w:val="en-US"/>
+              </w:rPr>
+            </w:pPr>
+            <w:r>
+              <w:rPr>
+                <w:lang w:val="en-US"/>
+              </w:rPr>
+              <w:t>@dataclass</w:t>
+            </w:r>
+          </w:p>
+          <w:p>
+            <w:pPr>
+              <w:spacing w:before="0" w:after="0"/>
+              <w:jc w:val="left"/>
+              <w:rPr>
+                <w:lang w:val="en-US"/>
+              </w:rPr>
+            </w:pPr>
+            <w:r>
+              <w:rPr>
+                <w:lang w:val="en-US"/>
+              </w:rPr>
+              <w:t xml:space="preserve">class </w:t>
+            </w:r>
+            <w:proofErr w:type="spellStart"/>
+            <w:r>
+              <w:rPr>
+                <w:lang w:val="en-US"/>
+              </w:rPr>
+              <w:t>DeliveryStop</w:t>
+            </w:r>
+            <w:proofErr w:type="spellEnd"/>
+            <w:r>
+              <w:rPr>
+                <w:lang w:val="en-US"/>
+              </w:rPr>
+              <w:t>:</w:t>
+            </w:r>
+          </w:p>
+          <w:p>
+            <w:pPr>
+              <w:spacing w:before="0" w:after="0"/>
+              <w:jc w:val="left"/>
+              <w:rPr>
+                <w:lang w:val="en-US"/>
+              </w:rPr>
+            </w:pPr>
+            <w:r>
+              <w:rPr>
+                <w:lang w:val="en-US"/>
+              </w:rPr>
+              <w:t>    address: str</w:t>
+            </w:r>
+          </w:p>
+          <w:p>
+            <w:pPr>
+              <w:spacing w:before="0" w:after="0"/>
+              <w:jc w:val="left"/>
+              <w:rPr>
+                <w:lang w:val="en-US"/>
+              </w:rPr>
+            </w:pPr>
+            <w:r>
+              <w:rPr>
+                <w:lang w:val="en-US"/>
+              </w:rPr>
+              <w:t xml:space="preserve">    </w:t>
+            </w:r>
+            <w:proofErr w:type="spellStart"/>
+            <w:r>
+              <w:rPr>
+                <w:lang w:val="en-US"/>
+              </w:rPr>
+              <w:t>lat</w:t>
+            </w:r>
+            <w:proofErr w:type="spellEnd"/>
+            <w:r>
+              <w:rPr>
+                <w:lang w:val="en-US"/>
+              </w:rPr>
+              <w:t>: float</w:t>
+            </w:r>
+          </w:p>
+          <w:p>
+            <w:pPr>
+              <w:spacing w:before="0" w:after="0"/>
+              <w:jc w:val="left"/>
+              <w:rPr>
+                <w:lang w:val="en-US"/>
+              </w:rPr>
+            </w:pPr>
+            <w:r>
+              <w:rPr>
+                <w:lang w:val="en-US"/>
+              </w:rPr>
+              <w:t xml:space="preserve">    </w:t>
+            </w:r>
+            <w:proofErr w:type="spellStart"/>
+            <w:r>
+              <w:rPr>
+                <w:lang w:val="en-US"/>
+              </w:rPr>
+              <w:t>lon</w:t>
+            </w:r>
+            <w:proofErr w:type="spellEnd"/>
+            <w:r>
+              <w:rPr>
+                <w:lang w:val="en-US"/>
+              </w:rPr>
+              <w:t>: float</w:t>
+            </w:r>
+          </w:p>
+          <w:p>
+            <w:pPr>
+              <w:spacing w:before="0" w:after="0"/>
+              <w:jc w:val="left"/>
+              <w:rPr>
+                <w:lang w:val="en-US"/>
+              </w:rPr>
+            </w:pPr>
+            <w:r>
+              <w:rPr>
+                <w:lang w:val="en-US"/>
+              </w:rPr>
+              <w:t>    source: str = "typed"        </w:t>
+            </w:r>
+            <w:r>
+              <w:rPr>
+                <w:i/>
+                <w:iCs/>
+                <w:lang w:val="en-US"/>
+              </w:rPr>
+              <w:t># "typed" | "</w:t>
+            </w:r>
+            <w:proofErr w:type="spellStart"/>
+            <w:r>
+              <w:rPr>
+                <w:i/>
+                <w:iCs/>
+                <w:lang w:val="en-US"/>
+              </w:rPr>
+              <w:t>map_click</w:t>
+            </w:r>
+            <w:proofErr w:type="spellEnd"/>
+            <w:r>
+              <w:rPr>
+                <w:i/>
+                <w:iCs/>
+                <w:lang w:val="en-US"/>
+              </w:rPr>
+              <w:t>"</w:t>
+            </w:r>
+          </w:p>
+          <w:p>
+            <w:pPr>
+              <w:spacing w:before="0" w:after="0"/>
+              <w:jc w:val="left"/>
+              <w:rPr>
+                <w:lang w:val="en-US"/>
+              </w:rPr>
+            </w:pPr>
+            <w:r>
+              <w:rPr>
+                <w:lang w:val="en-US"/>
+              </w:rPr>
+              <w:t xml:space="preserve">    </w:t>
+            </w:r>
+            <w:proofErr w:type="spellStart"/>
+            <w:r>
+              <w:rPr>
+                <w:lang w:val="en-US"/>
+              </w:rPr>
+              <w:t>node_id</w:t>
+            </w:r>
+            <w:proofErr w:type="spellEnd"/>
+            <w:r>
+              <w:rPr>
+                <w:lang w:val="en-US"/>
+              </w:rPr>
+              <w:t>: Optional[int] = None</w:t>
+            </w:r>
+          </w:p>
+          <w:p>
+            <w:pPr>
+              <w:spacing w:before="0" w:after="0"/>
+              <w:jc w:val="left"/>
+              <w:rPr>
+                <w:lang w:val="en-US"/>
+              </w:rPr>
+            </w:pPr>
+            <w:r>
+              <w:rPr>
+                <w:lang w:val="en-US"/>
+              </w:rPr>
+              <w:t xml:space="preserve">    </w:t>
+            </w:r>
+            <w:proofErr w:type="spellStart"/>
+            <w:r>
+              <w:rPr>
+                <w:lang w:val="en-US"/>
+              </w:rPr>
+              <w:t>weight_kg</w:t>
+            </w:r>
+            <w:proofErr w:type="spellEnd"/>
+            <w:r>
+              <w:rPr>
+                <w:lang w:val="en-US"/>
+              </w:rPr>
+              <w:t xml:space="preserve">: float = 1.0       </w:t>
+            </w:r>
+            <w:r>
+              <w:rPr>
+                <w:i/>
+                <w:iCs/>
+                <w:lang w:val="en-US"/>
+              </w:rPr>
+              <w:t xml:space="preserve"># package weight </w:t>
+            </w:r>
+            <w:proofErr w:type="spellStart"/>
+            <w:r>
+              <w:rPr>
+                <w:i/>
+                <w:iCs/>
+                <w:lang w:val="en-US"/>
+              </w:rPr>
+              <w:t>q_k</w:t>
+            </w:r>
+            <w:proofErr w:type="spellEnd"/>
+            <w:r>
+              <w:rPr>
+                <w:i/>
+                <w:iCs/>
+                <w:lang w:val="en-US"/>
+              </w:rPr>
+              <w:t xml:space="preserve"> (kg)</w:t>
+            </w:r>
+          </w:p>
+          <w:p>
+            <w:pPr>
+              <w:spacing w:before="0" w:after="0"/>
+              <w:jc w:val="left"/>
+              <w:rPr>
+                <w:lang w:val="en-US"/>
+              </w:rPr>
+            </w:pPr>
+            <w:r>
+              <w:rPr>
+                <w:lang w:val="en-US"/>
+              </w:rPr>
+              <w:lastRenderedPageBreak/>
+              <w:t xml:space="preserve">    </w:t>
+            </w:r>
+            <w:proofErr w:type="spellStart"/>
+            <w:r>
+              <w:rPr>
+                <w:lang w:val="en-US"/>
+              </w:rPr>
+              <w:t>tw_open</w:t>
+            </w:r>
+            <w:proofErr w:type="spellEnd"/>
+            <w:r>
+              <w:rPr>
+                <w:lang w:val="en-US"/>
+              </w:rPr>
+              <w:t xml:space="preserve">: float = 0.0         </w:t>
+            </w:r>
+            <w:r>
+              <w:rPr>
+                <w:i/>
+                <w:iCs/>
+                <w:lang w:val="en-US"/>
+              </w:rPr>
+              <w:t xml:space="preserve"># time window </w:t>
+            </w:r>
+            <w:proofErr w:type="gramStart"/>
+            <w:r>
+              <w:rPr>
+                <w:i/>
+                <w:iCs/>
+                <w:lang w:val="en-US"/>
+              </w:rPr>
+              <w:t>open  </w:t>
+            </w:r>
+            <w:proofErr w:type="spellStart"/>
+            <w:r>
+              <w:rPr>
+                <w:i/>
+                <w:iCs/>
+                <w:lang w:val="en-US"/>
+              </w:rPr>
+              <w:t>δ</w:t>
+            </w:r>
+            <w:proofErr w:type="gramEnd"/>
+            <w:r>
+              <w:rPr>
+                <w:i/>
+                <w:iCs/>
+                <w:lang w:val="en-US"/>
+              </w:rPr>
+              <w:t>_min</w:t>
+            </w:r>
+            <w:proofErr w:type="spellEnd"/>
+            <w:r>
+              <w:rPr>
+                <w:i/>
+                <w:iCs/>
+                <w:lang w:val="en-US"/>
+              </w:rPr>
+              <w:t xml:space="preserve"> (seconds from midnight)</w:t>
+            </w:r>
+          </w:p>
+          <w:p>
+            <w:pPr>
+              <w:spacing w:before="0" w:after="0"/>
+              <w:jc w:val="left"/>
+              <w:rPr>
+                <w:lang w:val="en-US"/>
+              </w:rPr>
+            </w:pPr>
+            <w:r>
+              <w:rPr>
+                <w:lang w:val="en-US"/>
+              </w:rPr>
+              <w:t xml:space="preserve">    </w:t>
+            </w:r>
+            <w:proofErr w:type="spellStart"/>
+            <w:r>
+              <w:rPr>
+                <w:lang w:val="en-US"/>
+              </w:rPr>
+              <w:t>tw_close</w:t>
+            </w:r>
+            <w:proofErr w:type="spellEnd"/>
+            <w:r>
+              <w:rPr>
+                <w:lang w:val="en-US"/>
+              </w:rPr>
+              <w:t>: float = 86400.0    </w:t>
+            </w:r>
+            <w:r>
+              <w:rPr>
+                <w:i/>
+                <w:iCs/>
+                <w:lang w:val="en-US"/>
+              </w:rPr>
+              <w:t xml:space="preserve"># time window close </w:t>
+            </w:r>
+            <w:proofErr w:type="spellStart"/>
+            <w:r>
+              <w:rPr>
+                <w:i/>
+                <w:iCs/>
+                <w:lang w:val="en-US"/>
+              </w:rPr>
+              <w:t>δ_max</w:t>
+            </w:r>
+            <w:proofErr w:type="spellEnd"/>
+            <w:r>
+              <w:rPr>
+                <w:i/>
+                <w:iCs/>
+                <w:lang w:val="en-US"/>
+              </w:rPr>
+              <w:t xml:space="preserve"> (seconds from midnight)</w:t>
+            </w:r>
+          </w:p>
+          <w:p>
+            <w:pPr>
+              <w:spacing w:before="0" w:after="0"/>
+              <w:jc w:val="left"/>
+              <w:rPr>
+                <w:lang w:val="en-US"/>
+              </w:rPr>
+            </w:pPr>
+            <w:r>
+              <w:rPr>
+                <w:lang w:val="en-US"/>
+              </w:rPr>
+              <w:t xml:space="preserve">    </w:t>
+            </w:r>
+            <w:proofErr w:type="spellStart"/>
+            <w:r>
+              <w:rPr>
+                <w:lang w:val="en-US"/>
+              </w:rPr>
+              <w:t>service_time</w:t>
+            </w:r>
+            <w:proofErr w:type="spellEnd"/>
+            <w:r>
+              <w:rPr>
+                <w:lang w:val="en-US"/>
+              </w:rPr>
+              <w:t>: float = 0.0    </w:t>
+            </w:r>
+            <w:r>
+              <w:rPr>
+                <w:i/>
+                <w:iCs/>
+                <w:lang w:val="en-US"/>
+              </w:rPr>
+              <w:t xml:space="preserve"># service time </w:t>
+            </w:r>
+            <w:proofErr w:type="spellStart"/>
+            <w:r>
+              <w:rPr>
+                <w:i/>
+                <w:iCs/>
+                <w:lang w:val="en-US"/>
+              </w:rPr>
+              <w:t>s_i</w:t>
+            </w:r>
+            <w:proofErr w:type="spellEnd"/>
+            <w:r>
+              <w:rPr>
+                <w:i/>
+                <w:iCs/>
+                <w:lang w:val="en-US"/>
+              </w:rPr>
+              <w:t xml:space="preserve"> (seconds)</w:t>
+            </w:r>
+          </w:p>
+          <w:p>
+            <w:pPr>
+              <w:spacing w:before="0" w:after="0"/>
+              <w:jc w:val="left"/>
+              <w:rPr>
+                <w:lang w:val="en-US"/>
+              </w:rPr>
+            </w:pPr>
+          </w:p>
+          <w:p>
+            <w:pPr>
+              <w:spacing w:before="0" w:after="0"/>
+              <w:jc w:val="left"/>
+              <w:rPr>
+                <w:lang w:val="en-US"/>
+              </w:rPr>
+            </w:pPr>
+            <w:r>
+              <w:rPr>
+                <w:lang w:val="en-US"/>
+              </w:rPr>
+              <w:t>@dataclass</w:t>
+            </w:r>
+          </w:p>
+          <w:p>
+            <w:pPr>
+              <w:spacing w:before="0" w:after="0"/>
+              <w:jc w:val="left"/>
+              <w:rPr>
+                <w:lang w:val="en-US"/>
+              </w:rPr>
+            </w:pPr>
+            <w:r>
+              <w:rPr>
+                <w:lang w:val="en-US"/>
+              </w:rPr>
+              <w:t xml:space="preserve">class </w:t>
+            </w:r>
+            <w:proofErr w:type="spellStart"/>
+            <w:r>
+              <w:rPr>
+                <w:lang w:val="en-US"/>
+              </w:rPr>
+              <w:t>LegInfo</w:t>
+            </w:r>
+            <w:proofErr w:type="spellEnd"/>
+            <w:r>
+              <w:rPr>
+                <w:lang w:val="en-US"/>
+              </w:rPr>
+              <w:t>:</w:t>
+            </w:r>
+          </w:p>
+          <w:p>
+            <w:pPr>
+              <w:spacing w:before="0" w:after="0"/>
+              <w:jc w:val="left"/>
+              <w:rPr>
+                <w:lang w:val="en-US"/>
+              </w:rPr>
+            </w:pPr>
+            <w:r>
+              <w:rPr>
+                <w:lang w:val="en-US"/>
+              </w:rPr>
+              <w:t xml:space="preserve">    </w:t>
+            </w:r>
+            <w:proofErr w:type="spellStart"/>
+            <w:r>
+              <w:rPr>
+                <w:lang w:val="en-US"/>
+              </w:rPr>
+              <w:t>from_label</w:t>
+            </w:r>
+            <w:proofErr w:type="spellEnd"/>
+            <w:r>
+              <w:rPr>
+                <w:lang w:val="en-US"/>
+              </w:rPr>
+              <w:t>: str</w:t>
+            </w:r>
+          </w:p>
+          <w:p>
+            <w:pPr>
+              <w:spacing w:before="0" w:after="0"/>
+              <w:jc w:val="left"/>
+              <w:rPr>
+                <w:lang w:val="en-US"/>
+              </w:rPr>
+            </w:pPr>
+            <w:r>
+              <w:rPr>
+                <w:lang w:val="en-US"/>
+              </w:rPr>
+              <w:t xml:space="preserve">    </w:t>
+            </w:r>
+            <w:proofErr w:type="spellStart"/>
+            <w:r>
+              <w:rPr>
+                <w:lang w:val="en-US"/>
+              </w:rPr>
+              <w:t>to_label</w:t>
+            </w:r>
+            <w:proofErr w:type="spellEnd"/>
+            <w:r>
+              <w:rPr>
+                <w:lang w:val="en-US"/>
+              </w:rPr>
+              <w:t>: str</w:t>
+            </w:r>
+          </w:p>
+          <w:p>
+            <w:pPr>
+              <w:spacing w:before="0" w:after="0"/>
+              <w:jc w:val="left"/>
+              <w:rPr>
+                <w:lang w:val="en-US"/>
+              </w:rPr>
+            </w:pPr>
+            <w:r>
+              <w:rPr>
+                <w:lang w:val="en-US"/>
+              </w:rPr>
+              <w:t xml:space="preserve">    </w:t>
+            </w:r>
+            <w:proofErr w:type="spellStart"/>
+            <w:r>
+              <w:rPr>
+                <w:lang w:val="en-US"/>
+              </w:rPr>
+              <w:t>distance_m</w:t>
+            </w:r>
+            <w:proofErr w:type="spellEnd"/>
+            <w:r>
+              <w:rPr>
+                <w:lang w:val="en-US"/>
+              </w:rPr>
+              <w:t>: float</w:t>
+            </w:r>
+          </w:p>
+          <w:p>
+            <w:pPr>
+              <w:spacing w:before="0" w:after="0"/>
+              <w:jc w:val="left"/>
+              <w:rPr>
+                <w:lang w:val="en-US"/>
+              </w:rPr>
+            </w:pPr>
+            <w:r>
+              <w:rPr>
+                <w:lang w:val="en-US"/>
+              </w:rPr>
+              <w:t xml:space="preserve">    </w:t>
+            </w:r>
+            <w:proofErr w:type="spellStart"/>
+            <w:r>
+              <w:rPr>
+                <w:lang w:val="en-US"/>
+              </w:rPr>
+              <w:t>travel_time_s</w:t>
+            </w:r>
+            <w:proofErr w:type="spellEnd"/>
+            <w:r>
+              <w:rPr>
+                <w:lang w:val="en-US"/>
+              </w:rPr>
+              <w:t>: float</w:t>
+            </w:r>
+          </w:p>
+          <w:p>
+            <w:pPr>
+              <w:spacing w:before="0" w:after="0"/>
+              <w:jc w:val="left"/>
+              <w:rPr>
+                <w:lang w:val="en-US"/>
+              </w:rPr>
+            </w:pPr>
+            <w:r>
+              <w:rPr>
+                <w:lang w:val="en-US"/>
+              </w:rPr>
+              <w:t xml:space="preserve">    </w:t>
+            </w:r>
+            <w:proofErr w:type="spellStart"/>
+            <w:r>
+              <w:rPr>
+                <w:lang w:val="en-US"/>
+              </w:rPr>
+              <w:t>cumulative_time_s</w:t>
+            </w:r>
+            <w:proofErr w:type="spellEnd"/>
+            <w:r>
+              <w:rPr>
+                <w:lang w:val="en-US"/>
+              </w:rPr>
+              <w:t>: float</w:t>
+            </w:r>
+          </w:p>
+          <w:p>
+            <w:pPr>
+              <w:spacing w:before="0" w:after="0"/>
+              <w:jc w:val="left"/>
+              <w:rPr>
+                <w:lang w:val="en-US"/>
+              </w:rPr>
+            </w:pPr>
+          </w:p>
+          <w:p>
+            <w:pPr>
+              <w:spacing w:before="0" w:after="0"/>
+              <w:jc w:val="left"/>
+              <w:rPr>
+                <w:lang w:val="en-US"/>
+              </w:rPr>
+            </w:pPr>
+            <w:r>
+              <w:rPr>
+                <w:lang w:val="en-US"/>
+              </w:rPr>
+              <w:t>@dataclass</w:t>
+            </w:r>
+          </w:p>
+          <w:p>
+            <w:pPr>
+              <w:spacing w:before="0" w:after="0"/>
+              <w:jc w:val="left"/>
+              <w:rPr>
+                <w:lang w:val="en-US"/>
+              </w:rPr>
+            </w:pPr>
+            <w:r>
+              <w:rPr>
+                <w:lang w:val="en-US"/>
+              </w:rPr>
+              <w:t xml:space="preserve">class </w:t>
+            </w:r>
+            <w:proofErr w:type="spellStart"/>
+            <w:r>
+              <w:rPr>
+                <w:lang w:val="en-US"/>
+              </w:rPr>
+              <w:t>ModeResult</w:t>
+            </w:r>
+            <w:proofErr w:type="spellEnd"/>
+            <w:r>
+              <w:rPr>
+                <w:lang w:val="en-US"/>
+              </w:rPr>
+              <w:t>:</w:t>
+            </w:r>
+          </w:p>
+          <w:p>
+            <w:pPr>
+              <w:spacing w:before="0" w:after="0"/>
+              <w:jc w:val="left"/>
+              <w:rPr>
+                <w:lang w:val="en-US"/>
+              </w:rPr>
+            </w:pPr>
+            <w:r>
+              <w:rPr>
+                <w:lang w:val="en-US"/>
+              </w:rPr>
+              <w:t>    mode: str</w:t>
+            </w:r>
+          </w:p>
+          <w:p>
+            <w:pPr>
+              <w:spacing w:before="0" w:after="0"/>
+              <w:jc w:val="left"/>
+              <w:rPr>
+                <w:lang w:val="en-US"/>
+              </w:rPr>
+            </w:pPr>
+            <w:r>
+              <w:rPr>
+                <w:lang w:val="en-US"/>
+              </w:rPr>
+              <w:t xml:space="preserve">    </w:t>
+            </w:r>
+            <w:proofErr w:type="spellStart"/>
+            <w:r>
+              <w:rPr>
+                <w:lang w:val="en-US"/>
+              </w:rPr>
+              <w:t>tsp_route</w:t>
+            </w:r>
+            <w:proofErr w:type="spellEnd"/>
+            <w:r>
+              <w:rPr>
+                <w:lang w:val="en-US"/>
+              </w:rPr>
+              <w:t>: list</w:t>
+            </w:r>
+          </w:p>
+          <w:p>
+            <w:pPr>
+              <w:spacing w:before="0" w:after="0"/>
+              <w:jc w:val="left"/>
+              <w:rPr>
+                <w:lang w:val="en-US"/>
+              </w:rPr>
+            </w:pPr>
+            <w:r>
+              <w:rPr>
+                <w:lang w:val="en-US"/>
+              </w:rPr>
+              <w:t xml:space="preserve">    </w:t>
+            </w:r>
+            <w:proofErr w:type="spellStart"/>
+            <w:r>
+              <w:rPr>
+                <w:lang w:val="en-US"/>
+              </w:rPr>
+              <w:t>full_route</w:t>
+            </w:r>
+            <w:proofErr w:type="spellEnd"/>
+            <w:r>
+              <w:rPr>
+                <w:lang w:val="en-US"/>
+              </w:rPr>
+              <w:t>: list</w:t>
+            </w:r>
+          </w:p>
+          <w:p>
+            <w:pPr>
+              <w:spacing w:before="0" w:after="0"/>
+              <w:jc w:val="left"/>
+              <w:rPr>
+                <w:lang w:val="en-US"/>
+              </w:rPr>
+            </w:pPr>
+            <w:r>
+              <w:rPr>
+                <w:lang w:val="en-US"/>
+              </w:rPr>
+              <w:t xml:space="preserve">    </w:t>
+            </w:r>
+            <w:proofErr w:type="spellStart"/>
+            <w:r>
+              <w:rPr>
+                <w:lang w:val="en-US"/>
+              </w:rPr>
+              <w:t>total_time_s</w:t>
+            </w:r>
+            <w:proofErr w:type="spellEnd"/>
+            <w:r>
+              <w:rPr>
+                <w:lang w:val="en-US"/>
+              </w:rPr>
+              <w:t>: float</w:t>
+            </w:r>
+          </w:p>
+          <w:p>
+            <w:pPr>
+              <w:spacing w:before="0" w:after="0"/>
+              <w:jc w:val="left"/>
+              <w:rPr>
+                <w:lang w:val="en-US"/>
+              </w:rPr>
+            </w:pPr>
+            <w:r>
+              <w:rPr>
+                <w:lang w:val="en-US"/>
+              </w:rPr>
+              <w:t>    legs: list = field(</w:t>
+            </w:r>
+            <w:proofErr w:type="spellStart"/>
+            <w:r>
+              <w:rPr>
+                <w:i/>
+                <w:iCs/>
+                <w:lang w:val="en-US"/>
+              </w:rPr>
+              <w:t>default_factory</w:t>
+            </w:r>
+            <w:proofErr w:type="spellEnd"/>
+            <w:r>
+              <w:rPr>
+                <w:lang w:val="en-US"/>
+              </w:rPr>
+              <w:t>=list)</w:t>
+            </w:r>
+          </w:p>
+          <w:p>
+            <w:pPr>
+              <w:spacing w:before="0" w:after="0"/>
+              <w:jc w:val="left"/>
+              <w:rPr>
+                <w:lang w:val="en-US"/>
+              </w:rPr>
+            </w:pPr>
+            <w:r>
+              <w:rPr>
+                <w:lang w:val="en-US"/>
+              </w:rPr>
+              <w:t xml:space="preserve">    </w:t>
+            </w:r>
+            <w:r>
+              <w:rPr>
+                <w:i/>
+                <w:iCs/>
+                <w:lang w:val="en-US"/>
+              </w:rPr>
+              <w:t># For drive (hybrid last-meter): stops in visit order for map markers.</w:t>
+            </w:r>
+          </w:p>
+          <w:p>
+            <w:pPr>
+              <w:spacing w:before="0" w:after="0"/>
+              <w:jc w:val="left"/>
+              <w:rPr>
+                <w:lang w:val="en-US"/>
+              </w:rPr>
+            </w:pPr>
+            <w:r>
+              <w:rPr>
+                <w:lang w:val="en-US"/>
+              </w:rPr>
+              <w:t xml:space="preserve">    </w:t>
+            </w:r>
+            <w:proofErr w:type="spellStart"/>
+            <w:r>
+              <w:rPr>
+                <w:lang w:val="en-US"/>
+              </w:rPr>
+              <w:t>stop_visit_order</w:t>
+            </w:r>
+            <w:proofErr w:type="spellEnd"/>
+            <w:r>
+              <w:rPr>
+                <w:lang w:val="en-US"/>
+              </w:rPr>
+              <w:t>: Optional[list] = None</w:t>
+            </w:r>
+          </w:p>
+          <w:p>
+            <w:pPr>
+              <w:spacing w:before="0" w:after="0"/>
+              <w:jc w:val="left"/>
+              <w:rPr>
+                <w:lang w:val="en-US"/>
+              </w:rPr>
+            </w:pPr>
+          </w:p>
+        </w:tc>
+      </w:tr>
+    </w:tbl>
+    <w:p>
+      <w:pPr>
+        <w:spacing w:before="0" w:after="0"/>
+        <w:jc w:val="left"/>
+        <w:rPr>
+          <w:lang w:val="en-US"/>
+        </w:rPr>
+      </w:pPr>
+    </w:p>
+    <w:p>
+      <w:pPr>
+        <w:spacing w:before="0" w:after="0"/>
+        <w:jc w:val="left"/>
+        <w:rPr>
+          <w:lang w:val="en-US"/>
+        </w:rPr>
+      </w:pPr>
+    </w:p>
+    <w:p>
+      <w:pPr>
+        <w:spacing w:before="0" w:after="0" w:line="240" w:lineRule="auto"/>
+        <w:jc w:val="left"/>
+        <w:rPr>
+          <w:b/>
+          <w:caps/>
+          <w:kern w:val="0"/>
+          <w:szCs w:val="40"/>
+          <w:lang w:val="en-US"/>
+        </w:rPr>
+      </w:pPr>
+      <w:r>
+        <w:rPr>
+          <w:lang w:val="en-US"/>
+        </w:rPr>
+        <w:br w:type="page"/>
+      </w:r>
+    </w:p>
+    <w:p>
+      <w:pPr>
+        <w:pStyle w:val="Heading1"/>
+      </w:pPr>
+      <w:bookmarkStart w:id="45" w:name="_Toc230978183"/>
+      <w:r>
+        <w:rPr>
+          <w:lang w:val="en-US"/>
+        </w:rPr>
+        <w:lastRenderedPageBreak/>
+        <w:t>ДОДАТОК Б</w:t>
+      </w:r>
+      <w:bookmarkEnd w:id="45"/>
+    </w:p>
     <w:sectPr>
-      <w:headerReference w:type="even" r:id="rId25"/>
-      <w:headerReference w:type="default" r:id="rId26"/>
-      <w:footerReference w:type="default" r:id="rId27"/>
       <w:pgSz w:w="11906" w:h="16838"/>
       <w:pgMar w:top="1134" w:right="567" w:bottom="1134" w:left="1701" w:header="720" w:footer="1134" w:gutter="0"/>
       <w:pgNumType w:start="3"/>
@@ -57542,12 +64872,6 @@
       </w:p>
     </w:sdtContent>
   </w:sdt>
-  <w:p>
-    <w:pPr>
-      <w:pStyle w:val="Header"/>
-      <w:ind w:right="360"/>
-    </w:pPr>
-  </w:p>
 </w:hdr>
 </file>
 

--- a/Звіт/Диплом/4_КН_22_Ніколаєв_диплом.docx
+++ b/Звіт/Диплом/4_КН_22_Ніколаєв_диплом.docx
@@ -2271,7 +2271,7 @@
               <w:bottom w:val="single" w:sz="4" w:space="0" w:color="auto"/>
               <w:right w:val="nil"/>
             </w:tcBorders>
-            <w:shd w:val="clear" w:color="auto" w:fill="FFFF00"/>
+            <w:shd w:val="clear" w:color="auto" w:fill="auto"/>
             <w:vAlign w:val="center"/>
           </w:tcPr>
           <w:p>
@@ -2286,9 +2286,27 @@
                 <w:rFonts w:eastAsia="Times New Roman" w:cs="Times New Roman"/>
                 <w:kern w:val="0"/>
                 <w:szCs w:val="28"/>
-                <w:lang w:val="en-US" w:eastAsia="ru-RU"/>
+                <w:lang w:eastAsia="ru-RU"/>
               </w:rPr>
             </w:pPr>
+            <w:r>
+              <w:rPr>
+                <w:rFonts w:eastAsia="Times New Roman" w:cs="Times New Roman"/>
+                <w:kern w:val="0"/>
+                <w:szCs w:val="28"/>
+                <w:lang w:val="ru-UA" w:eastAsia="ru-RU"/>
+              </w:rPr>
+              <w:t xml:space="preserve">Коротка </w:t>
+            </w:r>
+            <w:r>
+              <w:rPr>
+                <w:rFonts w:eastAsia="Times New Roman" w:cs="Times New Roman"/>
+                <w:kern w:val="0"/>
+                <w:szCs w:val="28"/>
+                <w:lang w:eastAsia="ru-RU"/>
+              </w:rPr>
+              <w:t>Л.І.</w:t>
+            </w:r>
           </w:p>
         </w:tc>
         <w:tc>
@@ -13427,8 +13445,16 @@
         <w:rPr>
           <w:lang w:val="en-US"/>
         </w:rPr>
-        <w:t>MTZ – Miller-Tucker-Zemlin</w:t>
-      </w:r>
+        <w:t>MTZ – Miller-Tucker-</w:t>
+      </w:r>
+      <w:proofErr w:type="spellStart"/>
+      <w:r>
+        <w:rPr>
+          <w:lang w:val="en-US"/>
+        </w:rPr>
+        <w:t>Zemlin</w:t>
+      </w:r>
+      <w:proofErr w:type="spellEnd"/>
     </w:p>
     <w:p>
       <w:pPr>
@@ -18641,7 +18667,7 @@
         </w:rPr>
         <w:lastRenderedPageBreak/>
         <w:drawing>
-          <wp:inline distT="0" distB="0" distL="0" distR="0" wp14:anchorId="52FEBFB2" wp14:editId="004C182D">
+          <wp:inline distT="0" distB="0" distL="0" distR="0" wp14:anchorId="52FEBFB2" wp14:editId="733A2B8D">
             <wp:extent cx="6120130" cy="5419041"/>
             <wp:effectExtent l="0" t="0" r="1270" b="4445"/>
             <wp:docPr id="4" name="Picture 4"/>
@@ -23630,7 +23656,7 @@
         </w:rPr>
         <w:lastRenderedPageBreak/>
         <w:drawing>
-          <wp:inline distT="0" distB="0" distL="0" distR="0" wp14:anchorId="4A4891EC" wp14:editId="4AA6E92C">
+          <wp:inline distT="0" distB="0" distL="0" distR="0" wp14:anchorId="4A4891EC" wp14:editId="36804DEC">
             <wp:extent cx="4691184" cy="6447204"/>
             <wp:effectExtent l="0" t="0" r="0" b="4445"/>
             <wp:docPr id="18" name="Picture 18"/>
@@ -24682,7 +24708,16 @@
         <w:pStyle w:val="NormalText"/>
       </w:pPr>
       <w:r>
-        <w:t xml:space="preserve">1) PENDING → IN_TRANSIT </w:t>
+        <w:t>1</w:t>
+      </w:r>
+      <w:r>
+        <w:rPr>
+          <w:lang w:val="en-US"/>
+        </w:rPr>
+        <w:t>.</w:t>
+      </w:r>
+      <w:r>
+        <w:t xml:space="preserve"> PENDING → IN_TRANSIT </w:t>
       </w:r>
       <w:r>
         <w:t>–</w:t>
@@ -24696,7 +24731,16 @@
         <w:pStyle w:val="NormalText"/>
       </w:pPr>
       <w:r>
-        <w:t xml:space="preserve">2) IN_TRANSIT → DELIVERED </w:t>
+        <w:t>2</w:t>
+      </w:r>
+      <w:r>
+        <w:rPr>
+          <w:lang w:val="en-US"/>
+        </w:rPr>
+        <w:t>.</w:t>
+      </w:r>
+      <w:r>
+        <w:t xml:space="preserve"> IN_TRANSIT → DELIVERED </w:t>
       </w:r>
       <w:r>
         <w:t>–</w:t>
@@ -24710,7 +24754,16 @@
         <w:pStyle w:val="NormalText"/>
       </w:pPr>
       <w:r>
-        <w:t>3) </w:t>
+        <w:t>3</w:t>
+      </w:r>
+      <w:r>
+        <w:rPr>
+          <w:lang w:val="en-US"/>
+        </w:rPr>
+        <w:t>.</w:t>
+      </w:r>
+      <w:r>
+        <w:t> </w:t>
       </w:r>
       <w:r>
         <w:t xml:space="preserve">IN_TRANSIT → PENDING </w:t>
@@ -24730,7 +24783,13 @@
         <w:t>4</w:t>
       </w:r>
       <w:r>
-        <w:t>) </w:t>
+        <w:rPr>
+          <w:lang w:val="en-US"/>
+        </w:rPr>
+        <w:t>.</w:t>
+      </w:r>
+      <w:r>
+        <w:t> </w:t>
       </w:r>
       <w:r>
         <w:t xml:space="preserve">PENDING → final </w:t>
@@ -24753,7 +24812,13 @@
         <w:t>5</w:t>
       </w:r>
       <w:r>
-        <w:t>) </w:t>
+        <w:rPr>
+          <w:lang w:val="en-US"/>
+        </w:rPr>
+        <w:t>.</w:t>
+      </w:r>
+      <w:r>
+        <w:t> </w:t>
       </w:r>
       <w:r>
         <w:t xml:space="preserve">DELIVERED → final </w:t>
@@ -25130,6 +25195,9 @@
     <w:p>
       <w:pPr>
         <w:ind w:firstLine="709"/>
+        <w:rPr>
+          <w:lang w:val="en-US"/>
+        </w:rPr>
       </w:pPr>
       <w:r>
         <w:t>Структура єдиної таблиці packages визначається SQL-скриптом, наведеним нижче і виконуваним при першому запуску системи в методі PackageDB._bootstrap()</w:t>
@@ -25389,7 +25457,13 @@
         </w:rPr>
       </w:pPr>
       <w:r>
-        <w:t>1)</w:t>
+        <w:t>1</w:t>
+      </w:r>
+      <w:r>
+        <w:rPr>
+          <w:lang w:val="en-US"/>
+        </w:rPr>
+        <w:t>.</w:t>
       </w:r>
       <w:r>
         <w:t> </w:t>
@@ -25925,7 +25999,13 @@
         </w:rPr>
       </w:pPr>
       <w:r>
-        <w:t>2)</w:t>
+        <w:t>2</w:t>
+      </w:r>
+      <w:r>
+        <w:rPr>
+          <w:lang w:val="en-US"/>
+        </w:rPr>
+        <w:t>.</w:t>
       </w:r>
       <w:r>
         <w:t> </w:t>
@@ -26234,7 +26314,13 @@
         <w:pStyle w:val="NormalText"/>
       </w:pPr>
       <w:r>
-        <w:t>3)</w:t>
+        <w:t>3</w:t>
+      </w:r>
+      <w:r>
+        <w:rPr>
+          <w:lang w:val="en-US"/>
+        </w:rPr>
+        <w:t>.</w:t>
       </w:r>
       <w:r>
         <w:t> </w:t>
@@ -26300,7 +26386,13 @@
         <w:pStyle w:val="NormalText"/>
       </w:pPr>
       <w:r>
-        <w:t>4)</w:t>
+        <w:t>4</w:t>
+      </w:r>
+      <w:r>
+        <w:rPr>
+          <w:lang w:val="en-US"/>
+        </w:rPr>
+        <w:t>.</w:t>
       </w:r>
       <w:r>
         <w:t> </w:t>
@@ -26356,7 +26448,13 @@
         <w:pStyle w:val="NormalText"/>
       </w:pPr>
       <w:r>
-        <w:t>5)</w:t>
+        <w:t>5</w:t>
+      </w:r>
+      <w:r>
+        <w:rPr>
+          <w:lang w:val="en-US"/>
+        </w:rPr>
+        <w:t>.</w:t>
       </w:r>
       <w:r>
         <w:t> м</w:t>
@@ -26403,7 +26501,13 @@
         </w:rPr>
       </w:pPr>
       <w:r>
-        <w:t>6)</w:t>
+        <w:t>6</w:t>
+      </w:r>
+      <w:r>
+        <w:rPr>
+          <w:lang w:val="en-US"/>
+        </w:rPr>
+        <w:t>.</w:t>
       </w:r>
       <w:r>
         <w:t> </w:t>
@@ -31413,16 +31517,7 @@
         <w:t xml:space="preserve"> пункти доставки).</w:t>
       </w:r>
       <w:r>
-        <w:t xml:space="preserve"> </w:t>
-      </w:r>
-      <w:r>
-        <w:t>У бічній панелі виводиться сумарний час, кількість задіяних машин та список нерозподілених замовлень (якщо такі є).</w:t>
-      </w:r>
-      <w:r>
-        <w:t xml:space="preserve"> </w:t>
-      </w:r>
-      <w:r>
-        <w:t>На рисунку 3.7 представлено вигляд результатів оптимізації.</w:t>
+        <w:t xml:space="preserve"> На рисунку 3.7 представлено вигляд результатів оптимізації.</w:t>
       </w:r>
     </w:p>
     <w:p>
@@ -31517,6 +31612,17 @@
     </w:p>
     <w:p>
       <w:pPr>
+        <w:ind w:firstLine="709"/>
+        <w:rPr>
+          <w:lang w:val="en-US"/>
+        </w:rPr>
+      </w:pPr>
+      <w:r>
+        <w:t>У бічній панелі виводиться сумарний час, кількість задіяних машин та список нерозподілених замовлень (якщо такі є).</w:t>
+      </w:r>
+    </w:p>
+    <w:p>
+      <w:pPr>
         <w:rPr>
           <w:lang w:val="ru-RU"/>
         </w:rPr>
@@ -31777,7 +31883,16 @@
         </w:rPr>
       </w:pPr>
       <w:r>
-        <w:t xml:space="preserve">1) </w:t>
+        <w:t>1</w:t>
+      </w:r>
+      <w:r>
+        <w:rPr>
+          <w:lang w:val="en-US"/>
+        </w:rPr>
+        <w:t>.</w:t>
+      </w:r>
+      <w:r>
+        <w:t xml:space="preserve"> </w:t>
       </w:r>
       <w:proofErr w:type="spellStart"/>
       <w:r>
@@ -31883,6 +31998,7 @@
       <w:r>
         <w:t>виконавши скрипт</w:t>
       </w:r>
+      <w:proofErr w:type="gramStart"/>
       <w:r>
         <w:t>:</w:t>
       </w:r>
@@ -31890,7 +32006,11 @@
         <w:t xml:space="preserve"> </w:t>
       </w:r>
       <w:r>
-        <w:t>.\venv\Scripts\activate</w:t>
+        <w:t>.</w:t>
+      </w:r>
+      <w:proofErr w:type="gramEnd"/>
+      <w:r>
+        <w:t>\venv\Scripts\activate</w:t>
       </w:r>
       <w:r>
         <w:t xml:space="preserve"> (</w:t>
@@ -31957,7 +32077,19 @@
           <w:lang w:val="en-US"/>
         </w:rPr>
         <w:lastRenderedPageBreak/>
-        <w:t xml:space="preserve">2) </w:t>
+        <w:t>2</w:t>
+      </w:r>
+      <w:r>
+        <w:rPr>
+          <w:lang w:val="en-US"/>
+        </w:rPr>
+        <w:t>.</w:t>
+      </w:r>
+      <w:r>
+        <w:rPr>
+          <w:lang w:val="en-US"/>
+        </w:rPr>
+        <w:t xml:space="preserve"> </w:t>
       </w:r>
       <w:proofErr w:type="spellStart"/>
       <w:r>
@@ -32014,7 +32146,16 @@
         </w:rPr>
       </w:pPr>
       <w:r>
-        <w:t xml:space="preserve">3) </w:t>
+        <w:t>3</w:t>
+      </w:r>
+      <w:r>
+        <w:rPr>
+          <w:lang w:val="en-US"/>
+        </w:rPr>
+        <w:t>.</w:t>
+      </w:r>
+      <w:r>
+        <w:t xml:space="preserve"> </w:t>
       </w:r>
       <w:proofErr w:type="spellStart"/>
       <w:r>
@@ -40299,18 +40440,11 @@
       <w:pPr>
         <w:ind w:firstLine="709"/>
         <w:rPr>
-          <w:lang w:val="en-US"/>
+          <w:lang w:val="ru-RU"/>
         </w:rPr>
       </w:pPr>
-    </w:p>
-    <w:p>
-      <w:pPr>
-        <w:ind w:firstLine="709"/>
-        <w:rPr>
-          <w:lang w:val="ru-RU"/>
-        </w:rPr>
-      </w:pPr>
-      <w:r>
+      <w:r>
+        <w:lastRenderedPageBreak/>
         <w:t xml:space="preserve">Таблиця 3.1 </w:t>
       </w:r>
       <w:r>
@@ -42418,14 +42552,17 @@
         </w:rPr>
       </w:pPr>
       <w:r>
+        <w:t xml:space="preserve">Аналіз отриманих даних дозволяє зробити декілька важливих спостережень щодо поведінки системи у промислових умовах. </w:t>
+      </w:r>
+      <w:r>
+        <w:t>Час</w:t>
+      </w:r>
+      <w:r>
+        <w:t xml:space="preserve"> побудови </w:t>
+      </w:r>
+      <w:r>
         <w:lastRenderedPageBreak/>
-        <w:t xml:space="preserve">Аналіз отриманих даних дозволяє зробити декілька важливих спостережень щодо поведінки системи у промислових умовах. </w:t>
-      </w:r>
-      <w:r>
-        <w:t>Час</w:t>
-      </w:r>
-      <w:r>
-        <w:t xml:space="preserve"> побудови дорожнього графа лінійно залежить від радіусу завантаження </w:t>
+        <w:t xml:space="preserve">дорожнього графа лінійно залежить від радіусу завантаження </w:t>
       </w:r>
       <w:r>
         <w:t>–</w:t>
@@ -49747,7 +49884,21 @@
         <w:rPr>
           <w:lang w:val="en-US"/>
         </w:rPr>
-        <w:t xml:space="preserve"> Дніпра.</w:t>
+        <w:t xml:space="preserve"> </w:t>
+      </w:r>
+      <w:proofErr w:type="spellStart"/>
+      <w:r>
+        <w:rPr>
+          <w:lang w:val="en-US"/>
+        </w:rPr>
+        <w:t>Дніпра</w:t>
+      </w:r>
+      <w:proofErr w:type="spellEnd"/>
+      <w:r>
+        <w:rPr>
+          <w:lang w:val="en-US"/>
+        </w:rPr>
+        <w:t>.</w:t>
       </w:r>
     </w:p>
     <w:p>
@@ -56197,6 +56348,7 @@
     <w:p>
       <w:pPr>
         <w:pStyle w:val="Standard"/>
+        <w:spacing w:line="360" w:lineRule="auto"/>
         <w:ind w:firstLine="709"/>
         <w:jc w:val="both"/>
         <w:rPr>
@@ -56264,6 +56416,7 @@
     <w:p>
       <w:pPr>
         <w:pStyle w:val="Standard"/>
+        <w:spacing w:line="360" w:lineRule="auto"/>
         <w:ind w:firstLine="709"/>
         <w:jc w:val="both"/>
         <w:rPr>
@@ -56369,140 +56522,156 @@
         </w:rPr>
         <w:t xml:space="preserve">: </w:t>
       </w:r>
-      <w:hyperlink w:tgtFrame="_blank" w:history="1">
-        <w:r>
-          <w:rPr>
-            <w:rStyle w:val="Hyperlink"/>
-            <w:sz w:val="28"/>
-            <w:szCs w:val="28"/>
-            <w:lang w:val="en-US"/>
-          </w:rPr>
-          <w:t>https</w:t>
-        </w:r>
-        <w:r>
-          <w:rPr>
-            <w:rStyle w:val="Hyperlink"/>
-            <w:sz w:val="28"/>
-            <w:szCs w:val="28"/>
-            <w:lang w:val="ru-RU"/>
-          </w:rPr>
-          <w:t>://</w:t>
-        </w:r>
-        <w:proofErr w:type="spellStart"/>
-        <w:r>
-          <w:rPr>
-            <w:rStyle w:val="Hyperlink"/>
-            <w:sz w:val="28"/>
-            <w:szCs w:val="28"/>
-            <w:lang w:val="en-US"/>
-          </w:rPr>
-          <w:t>cargosapiens</w:t>
-        </w:r>
-        <w:proofErr w:type="spellEnd"/>
-        <w:r>
-          <w:rPr>
-            <w:rStyle w:val="Hyperlink"/>
-            <w:sz w:val="28"/>
-            <w:szCs w:val="28"/>
-            <w:lang w:val="ru-RU"/>
-          </w:rPr>
-          <w:t>.</w:t>
-        </w:r>
-        <w:r>
-          <w:rPr>
-            <w:rStyle w:val="Hyperlink"/>
-            <w:sz w:val="28"/>
-            <w:szCs w:val="28"/>
-            <w:lang w:val="en-US"/>
-          </w:rPr>
-          <w:t>com</w:t>
-        </w:r>
-        <w:r>
-          <w:rPr>
-            <w:rStyle w:val="Hyperlink"/>
-            <w:sz w:val="28"/>
-            <w:szCs w:val="28"/>
-            <w:lang w:val="ru-RU"/>
-          </w:rPr>
-          <w:t>/</w:t>
-        </w:r>
-        <w:proofErr w:type="spellStart"/>
-        <w:r>
-          <w:rPr>
-            <w:rStyle w:val="Hyperlink"/>
-            <w:sz w:val="28"/>
-            <w:szCs w:val="28"/>
-            <w:lang w:val="en-US"/>
-          </w:rPr>
-          <w:t>en</w:t>
-        </w:r>
-        <w:proofErr w:type="spellEnd"/>
-        <w:r>
-          <w:rPr>
-            <w:rStyle w:val="Hyperlink"/>
-            <w:sz w:val="28"/>
-            <w:szCs w:val="28"/>
-            <w:lang w:val="ru-RU"/>
-          </w:rPr>
-          <w:t>/</w:t>
-        </w:r>
-        <w:r>
-          <w:rPr>
-            <w:rStyle w:val="Hyperlink"/>
-            <w:sz w:val="28"/>
-            <w:szCs w:val="28"/>
-            <w:lang w:val="en-US"/>
-          </w:rPr>
-          <w:t>blog</w:t>
-        </w:r>
-        <w:r>
-          <w:rPr>
-            <w:rStyle w:val="Hyperlink"/>
-            <w:sz w:val="28"/>
-            <w:szCs w:val="28"/>
-            <w:lang w:val="ru-RU"/>
-          </w:rPr>
-          <w:t>/</w:t>
-        </w:r>
-        <w:r>
-          <w:rPr>
-            <w:rStyle w:val="Hyperlink"/>
-            <w:sz w:val="28"/>
-            <w:szCs w:val="28"/>
-            <w:lang w:val="en-US"/>
-          </w:rPr>
-          <w:t>custos</w:t>
-        </w:r>
-        <w:r>
-          <w:rPr>
-            <w:rStyle w:val="Hyperlink"/>
-            <w:sz w:val="28"/>
-            <w:szCs w:val="28"/>
-            <w:lang w:val="ru-RU"/>
-          </w:rPr>
-          <w:t>-</w:t>
-        </w:r>
-        <w:proofErr w:type="spellStart"/>
-        <w:r>
-          <w:rPr>
-            <w:rStyle w:val="Hyperlink"/>
-            <w:sz w:val="28"/>
-            <w:szCs w:val="28"/>
-            <w:lang w:val="en-US"/>
-          </w:rPr>
-          <w:t>logisticos</w:t>
-        </w:r>
-        <w:proofErr w:type="spellEnd"/>
-        <w:r>
-          <w:rPr>
-            <w:rStyle w:val="Hyperlink"/>
-            <w:sz w:val="28"/>
-            <w:szCs w:val="28"/>
-            <w:lang w:val="ru-RU"/>
-          </w:rPr>
-          <w:t>/</w:t>
-        </w:r>
-      </w:hyperlink>
+      <w:r>
+        <w:fldChar w:fldCharType="begin"/>
+      </w:r>
+      <w:r>
+        <w:instrText>HYPERLINK \t "_blank"</w:instrText>
+      </w:r>
+      <w:r>
+        <w:fldChar w:fldCharType="separate"/>
+      </w:r>
+      <w:r>
+        <w:rPr>
+          <w:rStyle w:val="Hyperlink"/>
+          <w:sz w:val="28"/>
+          <w:szCs w:val="28"/>
+          <w:lang w:val="en-US"/>
+        </w:rPr>
+        <w:t>https</w:t>
+      </w:r>
+      <w:r>
+        <w:rPr>
+          <w:rStyle w:val="Hyperlink"/>
+          <w:sz w:val="28"/>
+          <w:szCs w:val="28"/>
+          <w:lang w:val="ru-RU"/>
+        </w:rPr>
+        <w:t>://</w:t>
+      </w:r>
+      <w:proofErr w:type="spellStart"/>
+      <w:r>
+        <w:rPr>
+          <w:rStyle w:val="Hyperlink"/>
+          <w:sz w:val="28"/>
+          <w:szCs w:val="28"/>
+          <w:lang w:val="en-US"/>
+        </w:rPr>
+        <w:t>cargosapiens</w:t>
+      </w:r>
+      <w:proofErr w:type="spellEnd"/>
+      <w:r>
+        <w:rPr>
+          <w:rStyle w:val="Hyperlink"/>
+          <w:sz w:val="28"/>
+          <w:szCs w:val="28"/>
+          <w:lang w:val="ru-RU"/>
+        </w:rPr>
+        <w:t>.</w:t>
+      </w:r>
+      <w:r>
+        <w:rPr>
+          <w:rStyle w:val="Hyperlink"/>
+          <w:sz w:val="28"/>
+          <w:szCs w:val="28"/>
+          <w:lang w:val="en-US"/>
+        </w:rPr>
+        <w:t>com</w:t>
+      </w:r>
+      <w:r>
+        <w:rPr>
+          <w:rStyle w:val="Hyperlink"/>
+          <w:sz w:val="28"/>
+          <w:szCs w:val="28"/>
+          <w:lang w:val="ru-RU"/>
+        </w:rPr>
+        <w:t>/</w:t>
+      </w:r>
+      <w:proofErr w:type="spellStart"/>
+      <w:r>
+        <w:rPr>
+          <w:rStyle w:val="Hyperlink"/>
+          <w:sz w:val="28"/>
+          <w:szCs w:val="28"/>
+          <w:lang w:val="en-US"/>
+        </w:rPr>
+        <w:t>en</w:t>
+      </w:r>
+      <w:proofErr w:type="spellEnd"/>
+      <w:r>
+        <w:rPr>
+          <w:rStyle w:val="Hyperlink"/>
+          <w:sz w:val="28"/>
+          <w:szCs w:val="28"/>
+          <w:lang w:val="ru-RU"/>
+        </w:rPr>
+        <w:t>/</w:t>
+      </w:r>
+      <w:r>
+        <w:rPr>
+          <w:rStyle w:val="Hyperlink"/>
+          <w:sz w:val="28"/>
+          <w:szCs w:val="28"/>
+          <w:lang w:val="en-US"/>
+        </w:rPr>
+        <w:t>blog</w:t>
+      </w:r>
+      <w:r>
+        <w:rPr>
+          <w:rStyle w:val="Hyperlink"/>
+          <w:sz w:val="28"/>
+          <w:szCs w:val="28"/>
+          <w:lang w:val="ru-RU"/>
+        </w:rPr>
+        <w:t>/</w:t>
+      </w:r>
+      <w:r>
+        <w:rPr>
+          <w:rStyle w:val="Hyperlink"/>
+          <w:sz w:val="28"/>
+          <w:szCs w:val="28"/>
+          <w:lang w:val="en-US"/>
+        </w:rPr>
+        <w:t>custos</w:t>
+      </w:r>
+      <w:r>
+        <w:rPr>
+          <w:rStyle w:val="Hyperlink"/>
+          <w:sz w:val="28"/>
+          <w:szCs w:val="28"/>
+          <w:lang w:val="ru-RU"/>
+        </w:rPr>
+        <w:t>-</w:t>
+      </w:r>
+      <w:proofErr w:type="spellStart"/>
+      <w:r>
+        <w:rPr>
+          <w:rStyle w:val="Hyperlink"/>
+          <w:sz w:val="28"/>
+          <w:szCs w:val="28"/>
+          <w:lang w:val="en-US"/>
+        </w:rPr>
+        <w:t>logisticos</w:t>
+      </w:r>
+      <w:proofErr w:type="spellEnd"/>
+      <w:r>
+        <w:rPr>
+          <w:rStyle w:val="Hyperlink"/>
+          <w:sz w:val="28"/>
+          <w:szCs w:val="28"/>
+          <w:lang w:val="ru-RU"/>
+        </w:rPr>
+        <w:t>/</w:t>
+      </w:r>
+      <w:r>
+        <w:rPr>
+          <w:rStyle w:val="Hyperlink"/>
+          <w:sz w:val="28"/>
+          <w:szCs w:val="28"/>
+          <w:lang w:val="ru-RU"/>
+        </w:rPr>
+        <w:fldChar w:fldCharType="end"/>
+      </w:r>
       <w:r>
         <w:rPr>
           <w:sz w:val="28"/>
@@ -56547,6 +56716,7 @@
     <w:p>
       <w:pPr>
         <w:pStyle w:val="Standard"/>
+        <w:spacing w:line="360" w:lineRule="auto"/>
         <w:ind w:firstLine="709"/>
         <w:jc w:val="both"/>
         <w:rPr>
@@ -56607,6 +56777,7 @@
     <w:p>
       <w:pPr>
         <w:pStyle w:val="Standard"/>
+        <w:spacing w:line="360" w:lineRule="auto"/>
         <w:ind w:firstLine="709"/>
         <w:jc w:val="both"/>
         <w:rPr>
@@ -56675,6 +56846,7 @@
     <w:p>
       <w:pPr>
         <w:pStyle w:val="Standard"/>
+        <w:spacing w:line="360" w:lineRule="auto"/>
         <w:ind w:firstLine="709"/>
         <w:jc w:val="both"/>
         <w:rPr>
@@ -56735,6 +56907,7 @@
     <w:p>
       <w:pPr>
         <w:pStyle w:val="Standard"/>
+        <w:spacing w:line="360" w:lineRule="auto"/>
         <w:ind w:firstLine="709"/>
         <w:jc w:val="both"/>
         <w:rPr>
@@ -56795,6 +56968,7 @@
     <w:p>
       <w:pPr>
         <w:pStyle w:val="Standard"/>
+        <w:spacing w:line="360" w:lineRule="auto"/>
         <w:ind w:firstLine="709"/>
         <w:jc w:val="both"/>
         <w:rPr>
@@ -56839,6 +57013,7 @@
     <w:p>
       <w:pPr>
         <w:pStyle w:val="Standard"/>
+        <w:spacing w:line="360" w:lineRule="auto"/>
         <w:ind w:firstLine="709"/>
         <w:jc w:val="both"/>
         <w:rPr>
@@ -56898,6 +57073,7 @@
     <w:p>
       <w:pPr>
         <w:pStyle w:val="Standard"/>
+        <w:spacing w:line="360" w:lineRule="auto"/>
         <w:ind w:firstLine="709"/>
         <w:jc w:val="both"/>
         <w:rPr>
@@ -56938,12 +57114,31 @@
           <w:szCs w:val="28"/>
           <w:lang w:val="en-US"/>
         </w:rPr>
-        <w:t xml:space="preserve"> O., Gendreau M. Vehicle Routing Problem with Time Windows, Part II: Metaheuristics. Transportation Science. 2005. Vol. 39, No. 1. P. 119–139.</w:t>
+        <w:t xml:space="preserve"> O., </w:t>
+      </w:r>
+      <w:proofErr w:type="spellStart"/>
+      <w:r>
+        <w:rPr>
+          <w:sz w:val="28"/>
+          <w:szCs w:val="28"/>
+          <w:lang w:val="en-US"/>
+        </w:rPr>
+        <w:t>Gendreau</w:t>
+      </w:r>
+      <w:proofErr w:type="spellEnd"/>
+      <w:r>
+        <w:rPr>
+          <w:sz w:val="28"/>
+          <w:szCs w:val="28"/>
+          <w:lang w:val="en-US"/>
+        </w:rPr>
+        <w:t xml:space="preserve"> M. Vehicle Routing Problem with Time Windows, Part II: Metaheuristics. Transportation Science. 2005. Vol. 39, No. 1. P. 119–139.</w:t>
       </w:r>
     </w:p>
     <w:p>
       <w:pPr>
         <w:pStyle w:val="Standard"/>
+        <w:spacing w:line="360" w:lineRule="auto"/>
         <w:ind w:firstLine="709"/>
         <w:jc w:val="both"/>
         <w:rPr>
@@ -56990,7 +57185,25 @@
           <w:szCs w:val="28"/>
           <w:lang w:val="en-US"/>
         </w:rPr>
-        <w:t>Wang X., Kopfer H. Collaborative transportation planning of less-than-truckload freight. OR Spectrum. 2014. Vol. 36.</w:t>
+        <w:t xml:space="preserve">Wang X., </w:t>
+      </w:r>
+      <w:proofErr w:type="spellStart"/>
+      <w:r>
+        <w:rPr>
+          <w:sz w:val="28"/>
+          <w:szCs w:val="28"/>
+          <w:lang w:val="en-US"/>
+        </w:rPr>
+        <w:t>Kopfer</w:t>
+      </w:r>
+      <w:proofErr w:type="spellEnd"/>
+      <w:r>
+        <w:rPr>
+          <w:sz w:val="28"/>
+          <w:szCs w:val="28"/>
+          <w:lang w:val="en-US"/>
+        </w:rPr>
+        <w:t xml:space="preserve"> H. Collaborative transportation planning of less-than-truckload freight. OR Spectrum. 2014. Vol. 36.</w:t>
       </w:r>
       <w:r>
         <w:rPr>
@@ -57019,6 +57232,7 @@
     <w:p>
       <w:pPr>
         <w:pStyle w:val="Standard"/>
+        <w:spacing w:line="360" w:lineRule="auto"/>
         <w:ind w:firstLine="709"/>
         <w:jc w:val="both"/>
         <w:rPr>
@@ -57132,6 +57346,7 @@
     <w:p>
       <w:pPr>
         <w:pStyle w:val="Standard"/>
+        <w:spacing w:line="360" w:lineRule="auto"/>
         <w:ind w:firstLine="709"/>
         <w:jc w:val="both"/>
         <w:rPr>
@@ -57204,18 +57419,6 @@
         </w:rPr>
         <w:t>1975. 211 p.</w:t>
       </w:r>
-    </w:p>
-    <w:p>
-      <w:pPr>
-        <w:pStyle w:val="Standard"/>
-        <w:ind w:firstLine="709"/>
-        <w:jc w:val="both"/>
-        <w:rPr>
-          <w:sz w:val="28"/>
-          <w:szCs w:val="28"/>
-          <w:lang w:val="en-US"/>
-        </w:rPr>
-      </w:pPr>
     </w:p>
     <w:p>
       <w:pPr>
@@ -57288,11 +57491,15 @@
         <w:spacing w:before="0" w:after="0"/>
         <w:jc w:val="left"/>
         <w:rPr>
+          <w:sz w:val="24"/>
+          <w:szCs w:val="24"/>
           <w:lang w:val="en-US"/>
         </w:rPr>
       </w:pPr>
       <w:r>
         <w:rPr>
+          <w:sz w:val="24"/>
+          <w:szCs w:val="24"/>
           <w:lang w:val="en-US"/>
         </w:rPr>
         <w:t>"""</w:t>
@@ -57303,11 +57510,15 @@
         <w:spacing w:before="0" w:after="0"/>
         <w:jc w:val="left"/>
         <w:rPr>
+          <w:sz w:val="24"/>
+          <w:szCs w:val="24"/>
           <w:lang w:val="en-US"/>
         </w:rPr>
       </w:pPr>
       <w:r>
         <w:rPr>
+          <w:sz w:val="24"/>
+          <w:szCs w:val="24"/>
           <w:lang w:val="en-US"/>
         </w:rPr>
         <w:t xml:space="preserve">app.py — </w:t>
@@ -57315,6 +57526,8 @@
       <w:proofErr w:type="spellStart"/>
       <w:r>
         <w:rPr>
+          <w:sz w:val="24"/>
+          <w:szCs w:val="24"/>
           <w:lang w:val="en-US"/>
         </w:rPr>
         <w:t>DeliveryIQ</w:t>
@@ -57326,11 +57539,15 @@
         <w:spacing w:before="0" w:after="0"/>
         <w:jc w:val="left"/>
         <w:rPr>
+          <w:sz w:val="24"/>
+          <w:szCs w:val="24"/>
           <w:lang w:val="en-US"/>
         </w:rPr>
       </w:pPr>
       <w:r>
         <w:rPr>
+          <w:sz w:val="24"/>
+          <w:szCs w:val="24"/>
           <w:lang w:val="en-US"/>
         </w:rPr>
         <w:t>Run:  </w:t>
@@ -57338,6 +57555,8 @@
       <w:proofErr w:type="spellStart"/>
       <w:r>
         <w:rPr>
+          <w:sz w:val="24"/>
+          <w:szCs w:val="24"/>
           <w:lang w:val="en-US"/>
         </w:rPr>
         <w:t>streamlit</w:t>
@@ -57345,6 +57564,8 @@
       <w:proofErr w:type="spellEnd"/>
       <w:r>
         <w:rPr>
+          <w:sz w:val="24"/>
+          <w:szCs w:val="24"/>
           <w:lang w:val="en-US"/>
         </w:rPr>
         <w:t xml:space="preserve"> run app.py</w:t>
@@ -57355,11 +57576,15 @@
         <w:spacing w:before="0" w:after="0"/>
         <w:jc w:val="left"/>
         <w:rPr>
+          <w:sz w:val="24"/>
+          <w:szCs w:val="24"/>
           <w:lang w:val="en-US"/>
         </w:rPr>
       </w:pPr>
       <w:r>
         <w:rPr>
+          <w:sz w:val="24"/>
+          <w:szCs w:val="24"/>
           <w:lang w:val="en-US"/>
         </w:rPr>
         <w:t>"""</w:t>
@@ -57370,6 +57595,8 @@
         <w:spacing w:before="0" w:after="0"/>
         <w:jc w:val="left"/>
         <w:rPr>
+          <w:sz w:val="24"/>
+          <w:szCs w:val="24"/>
           <w:lang w:val="en-US"/>
         </w:rPr>
       </w:pPr>
@@ -57379,6 +57606,8 @@
         <w:spacing w:before="0" w:after="0"/>
         <w:jc w:val="left"/>
         <w:rPr>
+          <w:sz w:val="24"/>
+          <w:szCs w:val="24"/>
           <w:lang w:val="en-US"/>
         </w:rPr>
       </w:pPr>
@@ -57386,12 +57615,16 @@
         <w:rPr>
           <w:i/>
           <w:iCs/>
+          <w:sz w:val="24"/>
+          <w:szCs w:val="24"/>
           <w:lang w:val="en-US"/>
         </w:rPr>
         <w:t>from</w:t>
       </w:r>
       <w:r>
         <w:rPr>
+          <w:sz w:val="24"/>
+          <w:szCs w:val="24"/>
           <w:lang w:val="en-US"/>
         </w:rPr>
         <w:t xml:space="preserve"> __future__ </w:t>
@@ -57400,12 +57633,16 @@
         <w:rPr>
           <w:i/>
           <w:iCs/>
+          <w:sz w:val="24"/>
+          <w:szCs w:val="24"/>
           <w:lang w:val="en-US"/>
         </w:rPr>
         <w:t>import</w:t>
       </w:r>
       <w:r>
         <w:rPr>
+          <w:sz w:val="24"/>
+          <w:szCs w:val="24"/>
           <w:lang w:val="en-US"/>
         </w:rPr>
         <w:t xml:space="preserve"> annotations</w:t>
@@ -57416,6 +57653,8 @@
         <w:spacing w:before="0" w:after="0"/>
         <w:jc w:val="left"/>
         <w:rPr>
+          <w:sz w:val="24"/>
+          <w:szCs w:val="24"/>
           <w:lang w:val="en-US"/>
         </w:rPr>
       </w:pPr>
@@ -57425,6 +57664,8 @@
         <w:spacing w:before="0" w:after="0"/>
         <w:jc w:val="left"/>
         <w:rPr>
+          <w:sz w:val="24"/>
+          <w:szCs w:val="24"/>
           <w:lang w:val="en-US"/>
         </w:rPr>
       </w:pPr>
@@ -57432,12 +57673,16 @@
         <w:rPr>
           <w:i/>
           <w:iCs/>
+          <w:sz w:val="24"/>
+          <w:szCs w:val="24"/>
           <w:lang w:val="en-US"/>
         </w:rPr>
         <w:t>import</w:t>
       </w:r>
       <w:r>
         <w:rPr>
+          <w:sz w:val="24"/>
+          <w:szCs w:val="24"/>
           <w:lang w:val="en-US"/>
         </w:rPr>
         <w:t xml:space="preserve"> math</w:t>
@@ -57448,6 +57693,8 @@
         <w:spacing w:before="0" w:after="0"/>
         <w:jc w:val="left"/>
         <w:rPr>
+          <w:sz w:val="24"/>
+          <w:szCs w:val="24"/>
           <w:lang w:val="en-US"/>
         </w:rPr>
       </w:pPr>
@@ -57455,12 +57702,16 @@
         <w:rPr>
           <w:i/>
           <w:iCs/>
+          <w:sz w:val="24"/>
+          <w:szCs w:val="24"/>
           <w:lang w:val="en-US"/>
         </w:rPr>
         <w:t>import</w:t>
       </w:r>
       <w:r>
         <w:rPr>
+          <w:sz w:val="24"/>
+          <w:szCs w:val="24"/>
           <w:lang w:val="en-US"/>
         </w:rPr>
         <w:t xml:space="preserve"> sys</w:t>
@@ -57471,6 +57722,8 @@
         <w:spacing w:before="0" w:after="0"/>
         <w:jc w:val="left"/>
         <w:rPr>
+          <w:sz w:val="24"/>
+          <w:szCs w:val="24"/>
           <w:lang w:val="en-US"/>
         </w:rPr>
       </w:pPr>
@@ -57478,19 +57731,25 @@
         <w:rPr>
           <w:i/>
           <w:iCs/>
+          <w:sz w:val="24"/>
+          <w:szCs w:val="24"/>
           <w:lang w:val="en-US"/>
         </w:rPr>
         <w:t>import</w:t>
       </w:r>
       <w:r>
         <w:rPr>
-          <w:lang w:val="en-US"/>
-        </w:rPr>
-        <w:t xml:space="preserve"> </w:t>
-      </w:r>
-      <w:proofErr w:type="spellStart"/>
-      <w:r>
-        <w:rPr>
+          <w:sz w:val="24"/>
+          <w:szCs w:val="24"/>
+          <w:lang w:val="en-US"/>
+        </w:rPr>
+        <w:t xml:space="preserve"> </w:t>
+      </w:r>
+      <w:proofErr w:type="spellStart"/>
+      <w:r>
+        <w:rPr>
+          <w:sz w:val="24"/>
+          <w:szCs w:val="24"/>
           <w:lang w:val="en-US"/>
         </w:rPr>
         <w:t>os</w:t>
@@ -57502,6 +57761,8 @@
         <w:spacing w:before="0" w:after="0"/>
         <w:jc w:val="left"/>
         <w:rPr>
+          <w:sz w:val="24"/>
+          <w:szCs w:val="24"/>
           <w:lang w:val="en-US"/>
         </w:rPr>
       </w:pPr>
@@ -57509,12 +57770,16 @@
         <w:rPr>
           <w:i/>
           <w:iCs/>
+          <w:sz w:val="24"/>
+          <w:szCs w:val="24"/>
           <w:lang w:val="en-US"/>
         </w:rPr>
         <w:t>import</w:t>
       </w:r>
       <w:r>
         <w:rPr>
+          <w:sz w:val="24"/>
+          <w:szCs w:val="24"/>
           <w:lang w:val="en-US"/>
         </w:rPr>
         <w:t xml:space="preserve"> datetime</w:t>
@@ -57525,6 +57790,8 @@
         <w:spacing w:before="0" w:after="0"/>
         <w:jc w:val="left"/>
         <w:rPr>
+          <w:sz w:val="24"/>
+          <w:szCs w:val="24"/>
           <w:lang w:val="en-US"/>
         </w:rPr>
       </w:pPr>
@@ -57532,12 +57799,16 @@
         <w:rPr>
           <w:i/>
           <w:iCs/>
+          <w:sz w:val="24"/>
+          <w:szCs w:val="24"/>
           <w:lang w:val="en-US"/>
         </w:rPr>
         <w:t>import</w:t>
       </w:r>
       <w:r>
         <w:rPr>
+          <w:sz w:val="24"/>
+          <w:szCs w:val="24"/>
           <w:lang w:val="en-US"/>
         </w:rPr>
         <w:t xml:space="preserve"> logging</w:t>
@@ -57548,6 +57819,8 @@
         <w:spacing w:before="0" w:after="0"/>
         <w:jc w:val="left"/>
         <w:rPr>
+          <w:sz w:val="24"/>
+          <w:szCs w:val="24"/>
           <w:lang w:val="en-US"/>
         </w:rPr>
       </w:pPr>
@@ -57555,19 +57828,25 @@
         <w:rPr>
           <w:i/>
           <w:iCs/>
+          <w:sz w:val="24"/>
+          <w:szCs w:val="24"/>
           <w:lang w:val="en-US"/>
         </w:rPr>
         <w:t>from</w:t>
       </w:r>
       <w:r>
         <w:rPr>
-          <w:lang w:val="en-US"/>
-        </w:rPr>
-        <w:t xml:space="preserve"> </w:t>
-      </w:r>
-      <w:proofErr w:type="spellStart"/>
-      <w:r>
-        <w:rPr>
+          <w:sz w:val="24"/>
+          <w:szCs w:val="24"/>
+          <w:lang w:val="en-US"/>
+        </w:rPr>
+        <w:t xml:space="preserve"> </w:t>
+      </w:r>
+      <w:proofErr w:type="spellStart"/>
+      <w:r>
+        <w:rPr>
+          <w:sz w:val="24"/>
+          <w:szCs w:val="24"/>
           <w:lang w:val="en-US"/>
         </w:rPr>
         <w:t>dataclasses</w:t>
@@ -57575,6 +57854,8 @@
       <w:proofErr w:type="spellEnd"/>
       <w:r>
         <w:rPr>
+          <w:sz w:val="24"/>
+          <w:szCs w:val="24"/>
           <w:lang w:val="en-US"/>
         </w:rPr>
         <w:t xml:space="preserve"> </w:t>
@@ -57583,19 +57864,25 @@
         <w:rPr>
           <w:i/>
           <w:iCs/>
+          <w:sz w:val="24"/>
+          <w:szCs w:val="24"/>
           <w:lang w:val="en-US"/>
         </w:rPr>
         <w:t>import</w:t>
       </w:r>
       <w:r>
         <w:rPr>
-          <w:lang w:val="en-US"/>
-        </w:rPr>
-        <w:t xml:space="preserve"> </w:t>
-      </w:r>
-      <w:proofErr w:type="spellStart"/>
-      <w:r>
-        <w:rPr>
+          <w:sz w:val="24"/>
+          <w:szCs w:val="24"/>
+          <w:lang w:val="en-US"/>
+        </w:rPr>
+        <w:t xml:space="preserve"> </w:t>
+      </w:r>
+      <w:proofErr w:type="spellStart"/>
+      <w:r>
+        <w:rPr>
+          <w:sz w:val="24"/>
+          <w:szCs w:val="24"/>
           <w:lang w:val="en-US"/>
         </w:rPr>
         <w:t>dataclass</w:t>
@@ -57603,6 +57890,8 @@
       <w:proofErr w:type="spellEnd"/>
       <w:r>
         <w:rPr>
+          <w:sz w:val="24"/>
+          <w:szCs w:val="24"/>
           <w:lang w:val="en-US"/>
         </w:rPr>
         <w:t>, field</w:t>
@@ -57613,6 +57902,8 @@
         <w:spacing w:before="0" w:after="0"/>
         <w:jc w:val="left"/>
         <w:rPr>
+          <w:sz w:val="24"/>
+          <w:szCs w:val="24"/>
           <w:lang w:val="en-US"/>
         </w:rPr>
       </w:pPr>
@@ -57620,12 +57911,16 @@
         <w:rPr>
           <w:i/>
           <w:iCs/>
+          <w:sz w:val="24"/>
+          <w:szCs w:val="24"/>
           <w:lang w:val="en-US"/>
         </w:rPr>
         <w:t>from</w:t>
       </w:r>
       <w:r>
         <w:rPr>
+          <w:sz w:val="24"/>
+          <w:szCs w:val="24"/>
           <w:lang w:val="en-US"/>
         </w:rPr>
         <w:t xml:space="preserve"> typing </w:t>
@@ -57634,12 +57929,16 @@
         <w:rPr>
           <w:i/>
           <w:iCs/>
+          <w:sz w:val="24"/>
+          <w:szCs w:val="24"/>
           <w:lang w:val="en-US"/>
         </w:rPr>
         <w:t>import</w:t>
       </w:r>
       <w:r>
         <w:rPr>
+          <w:sz w:val="24"/>
+          <w:szCs w:val="24"/>
           <w:lang w:val="en-US"/>
         </w:rPr>
         <w:t xml:space="preserve"> Optional</w:t>
@@ -57650,6 +57949,8 @@
         <w:spacing w:before="0" w:after="0"/>
         <w:jc w:val="left"/>
         <w:rPr>
+          <w:sz w:val="24"/>
+          <w:szCs w:val="24"/>
           <w:lang w:val="en-US"/>
         </w:rPr>
       </w:pPr>
@@ -57659,6 +57960,8 @@
         <w:spacing w:before="0" w:after="0"/>
         <w:jc w:val="left"/>
         <w:rPr>
+          <w:sz w:val="24"/>
+          <w:szCs w:val="24"/>
           <w:lang w:val="en-US"/>
         </w:rPr>
       </w:pPr>
@@ -57666,12 +57969,16 @@
         <w:rPr>
           <w:i/>
           <w:iCs/>
+          <w:sz w:val="24"/>
+          <w:szCs w:val="24"/>
           <w:lang w:val="en-US"/>
         </w:rPr>
         <w:t>import</w:t>
       </w:r>
       <w:r>
         <w:rPr>
+          <w:sz w:val="24"/>
+          <w:szCs w:val="24"/>
           <w:lang w:val="en-US"/>
         </w:rPr>
         <w:t xml:space="preserve"> folium</w:t>
@@ -57682,6 +57989,8 @@
         <w:spacing w:before="0" w:after="0"/>
         <w:jc w:val="left"/>
         <w:rPr>
+          <w:sz w:val="24"/>
+          <w:szCs w:val="24"/>
           <w:lang w:val="en-US"/>
         </w:rPr>
       </w:pPr>
@@ -57689,19 +57998,25 @@
         <w:rPr>
           <w:i/>
           <w:iCs/>
+          <w:sz w:val="24"/>
+          <w:szCs w:val="24"/>
           <w:lang w:val="en-US"/>
         </w:rPr>
         <w:t>import</w:t>
       </w:r>
       <w:r>
         <w:rPr>
-          <w:lang w:val="en-US"/>
-        </w:rPr>
-        <w:t xml:space="preserve"> </w:t>
-      </w:r>
-      <w:proofErr w:type="spellStart"/>
-      <w:r>
-        <w:rPr>
+          <w:sz w:val="24"/>
+          <w:szCs w:val="24"/>
+          <w:lang w:val="en-US"/>
+        </w:rPr>
+        <w:t xml:space="preserve"> </w:t>
+      </w:r>
+      <w:proofErr w:type="spellStart"/>
+      <w:r>
+        <w:rPr>
+          <w:sz w:val="24"/>
+          <w:szCs w:val="24"/>
           <w:lang w:val="en-US"/>
         </w:rPr>
         <w:t>networkx</w:t>
@@ -57709,6 +58024,8 @@
       <w:proofErr w:type="spellEnd"/>
       <w:r>
         <w:rPr>
+          <w:sz w:val="24"/>
+          <w:szCs w:val="24"/>
           <w:lang w:val="en-US"/>
         </w:rPr>
         <w:t xml:space="preserve"> </w:t>
@@ -57717,19 +58034,25 @@
         <w:rPr>
           <w:i/>
           <w:iCs/>
+          <w:sz w:val="24"/>
+          <w:szCs w:val="24"/>
           <w:lang w:val="en-US"/>
         </w:rPr>
         <w:t>as</w:t>
       </w:r>
       <w:r>
         <w:rPr>
-          <w:lang w:val="en-US"/>
-        </w:rPr>
-        <w:t xml:space="preserve"> </w:t>
-      </w:r>
-      <w:proofErr w:type="spellStart"/>
-      <w:r>
-        <w:rPr>
+          <w:sz w:val="24"/>
+          <w:szCs w:val="24"/>
+          <w:lang w:val="en-US"/>
+        </w:rPr>
+        <w:t xml:space="preserve"> </w:t>
+      </w:r>
+      <w:proofErr w:type="spellStart"/>
+      <w:r>
+        <w:rPr>
+          <w:sz w:val="24"/>
+          <w:szCs w:val="24"/>
           <w:lang w:val="en-US"/>
         </w:rPr>
         <w:t>nx</w:t>
@@ -57741,6 +58064,8 @@
         <w:spacing w:before="0" w:after="0"/>
         <w:jc w:val="left"/>
         <w:rPr>
+          <w:sz w:val="24"/>
+          <w:szCs w:val="24"/>
           <w:lang w:val="en-US"/>
         </w:rPr>
       </w:pPr>
@@ -57748,19 +58073,25 @@
         <w:rPr>
           <w:i/>
           <w:iCs/>
+          <w:sz w:val="24"/>
+          <w:szCs w:val="24"/>
           <w:lang w:val="en-US"/>
         </w:rPr>
         <w:t>import</w:t>
       </w:r>
       <w:r>
         <w:rPr>
-          <w:lang w:val="en-US"/>
-        </w:rPr>
-        <w:t xml:space="preserve"> </w:t>
-      </w:r>
-      <w:proofErr w:type="spellStart"/>
-      <w:r>
-        <w:rPr>
+          <w:sz w:val="24"/>
+          <w:szCs w:val="24"/>
+          <w:lang w:val="en-US"/>
+        </w:rPr>
+        <w:t xml:space="preserve"> </w:t>
+      </w:r>
+      <w:proofErr w:type="spellStart"/>
+      <w:r>
+        <w:rPr>
+          <w:sz w:val="24"/>
+          <w:szCs w:val="24"/>
           <w:lang w:val="en-US"/>
         </w:rPr>
         <w:t>streamlit</w:t>
@@ -57768,6 +58099,8 @@
       <w:proofErr w:type="spellEnd"/>
       <w:r>
         <w:rPr>
+          <w:sz w:val="24"/>
+          <w:szCs w:val="24"/>
           <w:lang w:val="en-US"/>
         </w:rPr>
         <w:t xml:space="preserve"> </w:t>
@@ -57776,19 +58109,25 @@
         <w:rPr>
           <w:i/>
           <w:iCs/>
+          <w:sz w:val="24"/>
+          <w:szCs w:val="24"/>
           <w:lang w:val="en-US"/>
         </w:rPr>
         <w:t>as</w:t>
       </w:r>
       <w:r>
         <w:rPr>
-          <w:lang w:val="en-US"/>
-        </w:rPr>
-        <w:t xml:space="preserve"> </w:t>
-      </w:r>
-      <w:proofErr w:type="spellStart"/>
-      <w:r>
-        <w:rPr>
+          <w:sz w:val="24"/>
+          <w:szCs w:val="24"/>
+          <w:lang w:val="en-US"/>
+        </w:rPr>
+        <w:t xml:space="preserve"> </w:t>
+      </w:r>
+      <w:proofErr w:type="spellStart"/>
+      <w:r>
+        <w:rPr>
+          <w:sz w:val="24"/>
+          <w:szCs w:val="24"/>
           <w:lang w:val="en-US"/>
         </w:rPr>
         <w:t>st</w:t>
@@ -57800,6 +58139,8 @@
         <w:spacing w:before="0" w:after="0"/>
         <w:jc w:val="left"/>
         <w:rPr>
+          <w:sz w:val="24"/>
+          <w:szCs w:val="24"/>
           <w:lang w:val="en-US"/>
         </w:rPr>
       </w:pPr>
@@ -57807,19 +58148,25 @@
         <w:rPr>
           <w:i/>
           <w:iCs/>
+          <w:sz w:val="24"/>
+          <w:szCs w:val="24"/>
           <w:lang w:val="en-US"/>
         </w:rPr>
         <w:t>from</w:t>
       </w:r>
       <w:r>
         <w:rPr>
-          <w:lang w:val="en-US"/>
-        </w:rPr>
-        <w:t xml:space="preserve"> </w:t>
-      </w:r>
-      <w:proofErr w:type="spellStart"/>
-      <w:r>
-        <w:rPr>
+          <w:sz w:val="24"/>
+          <w:szCs w:val="24"/>
+          <w:lang w:val="en-US"/>
+        </w:rPr>
+        <w:t xml:space="preserve"> </w:t>
+      </w:r>
+      <w:proofErr w:type="spellStart"/>
+      <w:r>
+        <w:rPr>
+          <w:sz w:val="24"/>
+          <w:szCs w:val="24"/>
           <w:lang w:val="en-US"/>
         </w:rPr>
         <w:t>streamlit_folium</w:t>
@@ -57827,6 +58174,8 @@
       <w:proofErr w:type="spellEnd"/>
       <w:r>
         <w:rPr>
+          <w:sz w:val="24"/>
+          <w:szCs w:val="24"/>
           <w:lang w:val="en-US"/>
         </w:rPr>
         <w:t xml:space="preserve"> </w:t>
@@ -57835,19 +58184,25 @@
         <w:rPr>
           <w:i/>
           <w:iCs/>
+          <w:sz w:val="24"/>
+          <w:szCs w:val="24"/>
           <w:lang w:val="en-US"/>
         </w:rPr>
         <w:t>import</w:t>
       </w:r>
       <w:r>
         <w:rPr>
-          <w:lang w:val="en-US"/>
-        </w:rPr>
-        <w:t xml:space="preserve"> </w:t>
-      </w:r>
-      <w:proofErr w:type="spellStart"/>
-      <w:r>
-        <w:rPr>
+          <w:sz w:val="24"/>
+          <w:szCs w:val="24"/>
+          <w:lang w:val="en-US"/>
+        </w:rPr>
+        <w:t xml:space="preserve"> </w:t>
+      </w:r>
+      <w:proofErr w:type="spellStart"/>
+      <w:r>
+        <w:rPr>
+          <w:sz w:val="24"/>
+          <w:szCs w:val="24"/>
           <w:lang w:val="en-US"/>
         </w:rPr>
         <w:t>st_folium</w:t>
@@ -57859,6 +58214,8 @@
         <w:spacing w:before="0" w:after="0"/>
         <w:jc w:val="left"/>
         <w:rPr>
+          <w:sz w:val="24"/>
+          <w:szCs w:val="24"/>
           <w:lang w:val="en-US"/>
         </w:rPr>
       </w:pPr>
@@ -57866,12 +58223,16 @@
         <w:rPr>
           <w:i/>
           <w:iCs/>
+          <w:sz w:val="24"/>
+          <w:szCs w:val="24"/>
           <w:lang w:val="en-US"/>
         </w:rPr>
         <w:t>from</w:t>
       </w:r>
       <w:r>
         <w:rPr>
+          <w:sz w:val="24"/>
+          <w:szCs w:val="24"/>
           <w:lang w:val="en-US"/>
         </w:rPr>
         <w:t xml:space="preserve"> </w:t>
@@ -57880,6 +58241,8 @@
       <w:proofErr w:type="gramStart"/>
       <w:r>
         <w:rPr>
+          <w:sz w:val="24"/>
+          <w:szCs w:val="24"/>
           <w:lang w:val="en-US"/>
         </w:rPr>
         <w:t>folium.plugins</w:t>
@@ -57888,6 +58251,8 @@
       <w:proofErr w:type="gramEnd"/>
       <w:r>
         <w:rPr>
+          <w:sz w:val="24"/>
+          <w:szCs w:val="24"/>
           <w:lang w:val="en-US"/>
         </w:rPr>
         <w:t xml:space="preserve"> </w:t>
@@ -57896,19 +58261,25 @@
         <w:rPr>
           <w:i/>
           <w:iCs/>
+          <w:sz w:val="24"/>
+          <w:szCs w:val="24"/>
           <w:lang w:val="en-US"/>
         </w:rPr>
         <w:t>import</w:t>
       </w:r>
       <w:r>
         <w:rPr>
-          <w:lang w:val="en-US"/>
-        </w:rPr>
-        <w:t xml:space="preserve"> </w:t>
-      </w:r>
-      <w:proofErr w:type="spellStart"/>
-      <w:r>
-        <w:rPr>
+          <w:sz w:val="24"/>
+          <w:szCs w:val="24"/>
+          <w:lang w:val="en-US"/>
+        </w:rPr>
+        <w:t xml:space="preserve"> </w:t>
+      </w:r>
+      <w:proofErr w:type="spellStart"/>
+      <w:r>
+        <w:rPr>
+          <w:sz w:val="24"/>
+          <w:szCs w:val="24"/>
           <w:lang w:val="en-US"/>
         </w:rPr>
         <w:t>AntPath</w:t>
@@ -57920,6 +58291,8 @@
         <w:spacing w:before="0" w:after="0"/>
         <w:jc w:val="left"/>
         <w:rPr>
+          <w:sz w:val="24"/>
+          <w:szCs w:val="24"/>
           <w:lang w:val="en-US"/>
         </w:rPr>
       </w:pPr>
@@ -57927,12 +58300,16 @@
         <w:rPr>
           <w:i/>
           <w:iCs/>
+          <w:sz w:val="24"/>
+          <w:szCs w:val="24"/>
           <w:lang w:val="en-US"/>
         </w:rPr>
         <w:t>from</w:t>
       </w:r>
       <w:r>
         <w:rPr>
+          <w:sz w:val="24"/>
+          <w:szCs w:val="24"/>
           <w:lang w:val="en-US"/>
         </w:rPr>
         <w:t xml:space="preserve"> </w:t>
@@ -57941,6 +58318,8 @@
       <w:proofErr w:type="gramStart"/>
       <w:r>
         <w:rPr>
+          <w:sz w:val="24"/>
+          <w:szCs w:val="24"/>
           <w:lang w:val="en-US"/>
         </w:rPr>
         <w:t>geopy.geocoders</w:t>
@@ -57949,6 +58328,8 @@
       <w:proofErr w:type="gramEnd"/>
       <w:r>
         <w:rPr>
+          <w:sz w:val="24"/>
+          <w:szCs w:val="24"/>
           <w:lang w:val="en-US"/>
         </w:rPr>
         <w:t xml:space="preserve"> </w:t>
@@ -57957,19 +58338,25 @@
         <w:rPr>
           <w:i/>
           <w:iCs/>
+          <w:sz w:val="24"/>
+          <w:szCs w:val="24"/>
           <w:lang w:val="en-US"/>
         </w:rPr>
         <w:t>import</w:t>
       </w:r>
       <w:r>
         <w:rPr>
-          <w:lang w:val="en-US"/>
-        </w:rPr>
-        <w:t xml:space="preserve"> </w:t>
-      </w:r>
-      <w:proofErr w:type="spellStart"/>
-      <w:r>
-        <w:rPr>
+          <w:sz w:val="24"/>
+          <w:szCs w:val="24"/>
+          <w:lang w:val="en-US"/>
+        </w:rPr>
+        <w:t xml:space="preserve"> </w:t>
+      </w:r>
+      <w:proofErr w:type="spellStart"/>
+      <w:r>
+        <w:rPr>
+          <w:sz w:val="24"/>
+          <w:szCs w:val="24"/>
           <w:lang w:val="en-US"/>
         </w:rPr>
         <w:t>Nominatim</w:t>
@@ -57981,6 +58368,8 @@
         <w:spacing w:before="0" w:after="0"/>
         <w:jc w:val="left"/>
         <w:rPr>
+          <w:sz w:val="24"/>
+          <w:szCs w:val="24"/>
           <w:lang w:val="en-US"/>
         </w:rPr>
       </w:pPr>
@@ -57988,19 +58377,25 @@
         <w:rPr>
           <w:i/>
           <w:iCs/>
+          <w:sz w:val="24"/>
+          <w:szCs w:val="24"/>
           <w:lang w:val="en-US"/>
         </w:rPr>
         <w:t>from</w:t>
       </w:r>
       <w:r>
         <w:rPr>
-          <w:lang w:val="en-US"/>
-        </w:rPr>
-        <w:t xml:space="preserve"> </w:t>
-      </w:r>
-      <w:proofErr w:type="spellStart"/>
-      <w:r>
-        <w:rPr>
+          <w:sz w:val="24"/>
+          <w:szCs w:val="24"/>
+          <w:lang w:val="en-US"/>
+        </w:rPr>
+        <w:t xml:space="preserve"> </w:t>
+      </w:r>
+      <w:proofErr w:type="spellStart"/>
+      <w:r>
+        <w:rPr>
+          <w:sz w:val="24"/>
+          <w:szCs w:val="24"/>
           <w:lang w:val="en-US"/>
         </w:rPr>
         <w:t>geopy.exc</w:t>
@@ -58008,6 +58403,8 @@
       <w:proofErr w:type="spellEnd"/>
       <w:r>
         <w:rPr>
+          <w:sz w:val="24"/>
+          <w:szCs w:val="24"/>
           <w:lang w:val="en-US"/>
         </w:rPr>
         <w:t xml:space="preserve"> </w:t>
@@ -58016,19 +58413,25 @@
         <w:rPr>
           <w:i/>
           <w:iCs/>
+          <w:sz w:val="24"/>
+          <w:szCs w:val="24"/>
           <w:lang w:val="en-US"/>
         </w:rPr>
         <w:t>import</w:t>
       </w:r>
       <w:r>
         <w:rPr>
-          <w:lang w:val="en-US"/>
-        </w:rPr>
-        <w:t xml:space="preserve"> </w:t>
-      </w:r>
-      <w:proofErr w:type="spellStart"/>
-      <w:r>
-        <w:rPr>
+          <w:sz w:val="24"/>
+          <w:szCs w:val="24"/>
+          <w:lang w:val="en-US"/>
+        </w:rPr>
+        <w:t xml:space="preserve"> </w:t>
+      </w:r>
+      <w:proofErr w:type="spellStart"/>
+      <w:r>
+        <w:rPr>
+          <w:sz w:val="24"/>
+          <w:szCs w:val="24"/>
           <w:lang w:val="en-US"/>
         </w:rPr>
         <w:t>GeocoderTimedOut</w:t>
@@ -58040,6 +58443,8 @@
         <w:spacing w:before="0" w:after="0"/>
         <w:jc w:val="left"/>
         <w:rPr>
+          <w:sz w:val="24"/>
+          <w:szCs w:val="24"/>
           <w:lang w:val="en-US"/>
         </w:rPr>
       </w:pPr>
@@ -58049,6 +58454,8 @@
         <w:spacing w:before="0" w:after="0"/>
         <w:jc w:val="left"/>
         <w:rPr>
+          <w:sz w:val="24"/>
+          <w:szCs w:val="24"/>
           <w:lang w:val="en-US"/>
         </w:rPr>
       </w:pPr>
@@ -58056,6 +58463,8 @@
       <w:proofErr w:type="gramStart"/>
       <w:r>
         <w:rPr>
+          <w:sz w:val="24"/>
+          <w:szCs w:val="24"/>
           <w:lang w:val="en-US"/>
         </w:rPr>
         <w:t>sys.path</w:t>
@@ -58063,6 +58472,8 @@
       <w:proofErr w:type="gramEnd"/>
       <w:r>
         <w:rPr>
+          <w:sz w:val="24"/>
+          <w:szCs w:val="24"/>
           <w:lang w:val="en-US"/>
         </w:rPr>
         <w:t>.insert</w:t>
@@ -58070,6 +58481,8 @@
       <w:proofErr w:type="spellEnd"/>
       <w:r>
         <w:rPr>
+          <w:sz w:val="24"/>
+          <w:szCs w:val="24"/>
           <w:lang w:val="en-US"/>
         </w:rPr>
         <w:t xml:space="preserve">(0, </w:t>
@@ -58077,6 +58490,8 @@
       <w:proofErr w:type="spellStart"/>
       <w:r>
         <w:rPr>
+          <w:sz w:val="24"/>
+          <w:szCs w:val="24"/>
           <w:lang w:val="en-US"/>
         </w:rPr>
         <w:t>os.path.dirname</w:t>
@@ -58084,6 +58499,8 @@
       <w:proofErr w:type="spellEnd"/>
       <w:r>
         <w:rPr>
+          <w:sz w:val="24"/>
+          <w:szCs w:val="24"/>
           <w:lang w:val="en-US"/>
         </w:rPr>
         <w:t>(__file__))</w:t>
@@ -58094,8 +58511,203 @@
         <w:spacing w:before="0" w:after="0"/>
         <w:jc w:val="left"/>
         <w:rPr>
+          <w:sz w:val="24"/>
+          <w:szCs w:val="24"/>
+          <w:lang w:val="en-US"/>
+        </w:rPr>
+      </w:pPr>
+      <w:r>
+        <w:rPr>
           <w:i/>
           <w:iCs/>
+          <w:sz w:val="24"/>
+          <w:szCs w:val="24"/>
+          <w:lang w:val="en-US"/>
+        </w:rPr>
+        <w:t>from</w:t>
+      </w:r>
+      <w:r>
+        <w:rPr>
+          <w:sz w:val="24"/>
+          <w:szCs w:val="24"/>
+          <w:lang w:val="en-US"/>
+        </w:rPr>
+        <w:t xml:space="preserve"> </w:t>
+      </w:r>
+      <w:proofErr w:type="spellStart"/>
+      <w:r>
+        <w:rPr>
+          <w:sz w:val="24"/>
+          <w:szCs w:val="24"/>
+          <w:lang w:val="en-US"/>
+        </w:rPr>
+        <w:t>graph_builder</w:t>
+      </w:r>
+      <w:proofErr w:type="spellEnd"/>
+      <w:r>
+        <w:rPr>
+          <w:sz w:val="24"/>
+          <w:szCs w:val="24"/>
+          <w:lang w:val="en-US"/>
+        </w:rPr>
+        <w:t xml:space="preserve"> </w:t>
+      </w:r>
+      <w:r>
+        <w:rPr>
+          <w:i/>
+          <w:iCs/>
+          <w:sz w:val="24"/>
+          <w:szCs w:val="24"/>
+          <w:lang w:val="en-US"/>
+        </w:rPr>
+        <w:t>import</w:t>
+      </w:r>
+      <w:r>
+        <w:rPr>
+          <w:sz w:val="24"/>
+          <w:szCs w:val="24"/>
+          <w:lang w:val="en-US"/>
+        </w:rPr>
+        <w:t xml:space="preserve"> (</w:t>
+      </w:r>
+    </w:p>
+    <w:p>
+      <w:pPr>
+        <w:spacing w:before="0" w:after="0"/>
+        <w:jc w:val="left"/>
+        <w:rPr>
+          <w:sz w:val="24"/>
+          <w:szCs w:val="24"/>
+          <w:lang w:val="en-US"/>
+        </w:rPr>
+      </w:pPr>
+      <w:r>
+        <w:rPr>
+          <w:sz w:val="24"/>
+          <w:szCs w:val="24"/>
+          <w:lang w:val="en-US"/>
+        </w:rPr>
+        <w:t xml:space="preserve">    </w:t>
+      </w:r>
+      <w:proofErr w:type="spellStart"/>
+      <w:r>
+        <w:rPr>
+          <w:sz w:val="24"/>
+          <w:szCs w:val="24"/>
+          <w:lang w:val="en-US"/>
+        </w:rPr>
+        <w:t>get_network</w:t>
+      </w:r>
+      <w:proofErr w:type="spellEnd"/>
+      <w:r>
+        <w:rPr>
+          <w:sz w:val="24"/>
+          <w:szCs w:val="24"/>
+          <w:lang w:val="en-US"/>
+        </w:rPr>
+        <w:t xml:space="preserve">, </w:t>
+      </w:r>
+      <w:proofErr w:type="spellStart"/>
+      <w:r>
+        <w:rPr>
+          <w:sz w:val="24"/>
+          <w:szCs w:val="24"/>
+          <w:lang w:val="en-US"/>
+        </w:rPr>
+        <w:t>get_network_from_point</w:t>
+      </w:r>
+      <w:proofErr w:type="spellEnd"/>
+      <w:r>
+        <w:rPr>
+          <w:sz w:val="24"/>
+          <w:szCs w:val="24"/>
+          <w:lang w:val="en-US"/>
+        </w:rPr>
+        <w:t xml:space="preserve">, </w:t>
+      </w:r>
+      <w:proofErr w:type="spellStart"/>
+      <w:r>
+        <w:rPr>
+          <w:sz w:val="24"/>
+          <w:szCs w:val="24"/>
+          <w:lang w:val="en-US"/>
+        </w:rPr>
+        <w:t>add_travel_times</w:t>
+      </w:r>
+      <w:proofErr w:type="spellEnd"/>
+      <w:r>
+        <w:rPr>
+          <w:sz w:val="24"/>
+          <w:szCs w:val="24"/>
+          <w:lang w:val="en-US"/>
+        </w:rPr>
+        <w:t>,</w:t>
+      </w:r>
+    </w:p>
+    <w:p>
+      <w:pPr>
+        <w:spacing w:before="0" w:after="0"/>
+        <w:jc w:val="left"/>
+        <w:rPr>
+          <w:sz w:val="24"/>
+          <w:szCs w:val="24"/>
+          <w:lang w:val="en-US"/>
+        </w:rPr>
+      </w:pPr>
+      <w:r>
+        <w:rPr>
+          <w:sz w:val="24"/>
+          <w:szCs w:val="24"/>
+          <w:lang w:val="en-US"/>
+        </w:rPr>
+        <w:t xml:space="preserve">    </w:t>
+      </w:r>
+      <w:proofErr w:type="spellStart"/>
+      <w:r>
+        <w:rPr>
+          <w:sz w:val="24"/>
+          <w:szCs w:val="24"/>
+          <w:lang w:val="en-US"/>
+        </w:rPr>
+        <w:t>nearest_node</w:t>
+      </w:r>
+      <w:proofErr w:type="spellEnd"/>
+      <w:r>
+        <w:rPr>
+          <w:sz w:val="24"/>
+          <w:szCs w:val="24"/>
+          <w:lang w:val="en-US"/>
+        </w:rPr>
+        <w:t xml:space="preserve">, </w:t>
+      </w:r>
+      <w:proofErr w:type="spellStart"/>
+      <w:r>
+        <w:rPr>
+          <w:sz w:val="24"/>
+          <w:szCs w:val="24"/>
+          <w:lang w:val="en-US"/>
+        </w:rPr>
+        <w:t>nearest_node_safe</w:t>
+      </w:r>
+      <w:proofErr w:type="spellEnd"/>
+      <w:r>
+        <w:rPr>
+          <w:sz w:val="24"/>
+          <w:szCs w:val="24"/>
+          <w:lang w:val="en-US"/>
+        </w:rPr>
+        <w:t>,</w:t>
+      </w:r>
+    </w:p>
+    <w:p>
+      <w:pPr>
+        <w:spacing w:before="0" w:after="0"/>
+        <w:jc w:val="left"/>
+        <w:rPr>
+          <w:i/>
+          <w:iCs/>
+          <w:sz w:val="24"/>
+          <w:szCs w:val="24"/>
         </w:rPr>
       </w:pPr>
     </w:p>
@@ -58103,6 +58715,10 @@
       <w:pPr>
         <w:spacing w:before="0" w:after="0"/>
         <w:jc w:val="left"/>
+        <w:rPr>
+          <w:sz w:val="24"/>
+          <w:szCs w:val="24"/>
+        </w:rPr>
         <w:sectPr>
           <w:headerReference w:type="even" r:id="rId25"/>
           <w:headerReference w:type="default" r:id="rId26"/>
@@ -58145,8 +58761,14 @@
             <w:pPr>
               <w:spacing w:before="0" w:after="0"/>
               <w:jc w:val="center"/>
+              <w:rPr>
+                <w:szCs w:val="28"/>
+              </w:rPr>
             </w:pPr>
             <w:r>
+              <w:rPr>
+                <w:szCs w:val="28"/>
+              </w:rPr>
               <w:lastRenderedPageBreak/>
               <w:t>Продовження додатку А</w:t>
             </w:r>
@@ -58155,12 +58777,20 @@
             <w:pPr>
               <w:spacing w:before="0" w:after="0"/>
               <w:jc w:val="center"/>
+              <w:rPr>
+                <w:sz w:val="24"/>
+                <w:szCs w:val="24"/>
+              </w:rPr>
             </w:pPr>
           </w:p>
           <w:p>
             <w:pPr>
               <w:spacing w:before="0" w:after="0"/>
               <w:jc w:val="center"/>
+              <w:rPr>
+                <w:sz w:val="24"/>
+                <w:szCs w:val="24"/>
+              </w:rPr>
             </w:pPr>
           </w:p>
         </w:tc>
@@ -58175,50 +58805,36 @@
               <w:spacing w:before="0" w:after="0"/>
               <w:jc w:val="left"/>
               <w:rPr>
+                <w:sz w:val="24"/>
+                <w:szCs w:val="24"/>
                 <w:lang w:val="en-US"/>
               </w:rPr>
             </w:pPr>
             <w:r>
               <w:rPr>
-                <w:i/>
-                <w:iCs/>
-                <w:lang w:val="en-US"/>
-              </w:rPr>
-              <w:t>from</w:t>
-            </w:r>
-            <w:r>
-              <w:rPr>
-                <w:lang w:val="en-US"/>
-              </w:rPr>
-              <w:t xml:space="preserve"> </w:t>
+                <w:sz w:val="24"/>
+                <w:szCs w:val="24"/>
+                <w:lang w:val="en-US"/>
+              </w:rPr>
+              <w:t xml:space="preserve">    </w:t>
             </w:r>
             <w:proofErr w:type="spellStart"/>
             <w:r>
               <w:rPr>
-                <w:lang w:val="en-US"/>
-              </w:rPr>
-              <w:t>graph_builder</w:t>
+                <w:sz w:val="24"/>
+                <w:szCs w:val="24"/>
+                <w:lang w:val="en-US"/>
+              </w:rPr>
+              <w:t>distance_m_between_nodes</w:t>
             </w:r>
             <w:proofErr w:type="spellEnd"/>
             <w:r>
               <w:rPr>
-                <w:lang w:val="en-US"/>
-              </w:rPr>
-              <w:t xml:space="preserve"> </w:t>
-            </w:r>
-            <w:r>
-              <w:rPr>
-                <w:i/>
-                <w:iCs/>
-                <w:lang w:val="en-US"/>
-              </w:rPr>
-              <w:t>import</w:t>
-            </w:r>
-            <w:r>
-              <w:rPr>
-                <w:lang w:val="en-US"/>
-              </w:rPr>
-              <w:t xml:space="preserve"> (</w:t>
+                <w:sz w:val="24"/>
+                <w:szCs w:val="24"/>
+                <w:lang w:val="en-US"/>
+              </w:rPr>
+              <w:t>,</w:t>
             </w:r>
           </w:p>
           <w:p>
@@ -58226,11 +58842,15 @@
               <w:spacing w:before="0" w:after="0"/>
               <w:jc w:val="left"/>
               <w:rPr>
+                <w:sz w:val="24"/>
+                <w:szCs w:val="24"/>
                 <w:lang w:val="en-US"/>
               </w:rPr>
             </w:pPr>
             <w:r>
               <w:rPr>
+                <w:sz w:val="24"/>
+                <w:szCs w:val="24"/>
                 <w:lang w:val="en-US"/>
               </w:rPr>
               <w:t xml:space="preserve">    </w:t>
@@ -58238,41 +58858,17 @@
             <w:proofErr w:type="spellStart"/>
             <w:r>
               <w:rPr>
-                <w:lang w:val="en-US"/>
-              </w:rPr>
-              <w:t>get_network</w:t>
+                <w:sz w:val="24"/>
+                <w:szCs w:val="24"/>
+                <w:lang w:val="en-US"/>
+              </w:rPr>
+              <w:t>nearest_car_accessible_node</w:t>
             </w:r>
             <w:proofErr w:type="spellEnd"/>
             <w:r>
               <w:rPr>
-                <w:lang w:val="en-US"/>
-              </w:rPr>
-              <w:t xml:space="preserve">, </w:t>
-            </w:r>
-            <w:proofErr w:type="spellStart"/>
-            <w:r>
-              <w:rPr>
-                <w:lang w:val="en-US"/>
-              </w:rPr>
-              <w:t>get_network_from_point</w:t>
-            </w:r>
-            <w:proofErr w:type="spellEnd"/>
-            <w:r>
-              <w:rPr>
-                <w:lang w:val="en-US"/>
-              </w:rPr>
-              <w:t xml:space="preserve">, </w:t>
-            </w:r>
-            <w:proofErr w:type="spellStart"/>
-            <w:r>
-              <w:rPr>
-                <w:lang w:val="en-US"/>
-              </w:rPr>
-              <w:t>add_travel_times</w:t>
-            </w:r>
-            <w:proofErr w:type="spellEnd"/>
-            <w:r>
-              <w:rPr>
+                <w:sz w:val="24"/>
+                <w:szCs w:val="24"/>
                 <w:lang w:val="en-US"/>
               </w:rPr>
               <w:t>,</w:t>
@@ -58283,11 +58879,15 @@
               <w:spacing w:before="0" w:after="0"/>
               <w:jc w:val="left"/>
               <w:rPr>
+                <w:sz w:val="24"/>
+                <w:szCs w:val="24"/>
                 <w:lang w:val="en-US"/>
               </w:rPr>
             </w:pPr>
             <w:r>
               <w:rPr>
+                <w:sz w:val="24"/>
+                <w:szCs w:val="24"/>
                 <w:lang w:val="en-US"/>
               </w:rPr>
               <w:t xml:space="preserve">    </w:t>
@@ -58295,30 +58895,20 @@
             <w:proofErr w:type="spellStart"/>
             <w:r>
               <w:rPr>
-                <w:lang w:val="en-US"/>
-              </w:rPr>
-              <w:t>nearest_node</w:t>
+                <w:sz w:val="24"/>
+                <w:szCs w:val="24"/>
+                <w:lang w:val="en-US"/>
+              </w:rPr>
+              <w:t>graph_summary</w:t>
             </w:r>
             <w:proofErr w:type="spellEnd"/>
             <w:r>
               <w:rPr>
-                <w:lang w:val="en-US"/>
-              </w:rPr>
-              <w:t xml:space="preserve">, </w:t>
-            </w:r>
-            <w:proofErr w:type="spellStart"/>
-            <w:r>
-              <w:rPr>
-                <w:lang w:val="en-US"/>
-              </w:rPr>
-              <w:t>nearest_node_safe</w:t>
-            </w:r>
-            <w:proofErr w:type="spellEnd"/>
-            <w:r>
-              <w:rPr>
-                <w:lang w:val="en-US"/>
-              </w:rPr>
-              <w:t>,</w:t>
+                <w:sz w:val="24"/>
+                <w:szCs w:val="24"/>
+                <w:lang w:val="en-US"/>
+              </w:rPr>
+              <w:t>, SPEED_KMH,</w:t>
             </w:r>
           </w:p>
           <w:p>
@@ -58326,28 +58916,18 @@
               <w:spacing w:before="0" w:after="0"/>
               <w:jc w:val="left"/>
               <w:rPr>
+                <w:sz w:val="24"/>
+                <w:szCs w:val="24"/>
                 <w:lang w:val="en-US"/>
               </w:rPr>
             </w:pPr>
             <w:r>
               <w:rPr>
-                <w:lang w:val="en-US"/>
-              </w:rPr>
-              <w:t xml:space="preserve">    </w:t>
-            </w:r>
-            <w:proofErr w:type="spellStart"/>
-            <w:r>
-              <w:rPr>
-                <w:lang w:val="en-US"/>
-              </w:rPr>
-              <w:t>distance_m_between_nodes</w:t>
-            </w:r>
-            <w:proofErr w:type="spellEnd"/>
-            <w:r>
-              <w:rPr>
-                <w:lang w:val="en-US"/>
-              </w:rPr>
-              <w:t>,</w:t>
+                <w:sz w:val="24"/>
+                <w:szCs w:val="24"/>
+                <w:lang w:val="en-US"/>
+              </w:rPr>
+              <w:t>)</w:t>
             </w:r>
           </w:p>
           <w:p>
@@ -58355,28 +58935,64 @@
               <w:spacing w:before="0" w:after="0"/>
               <w:jc w:val="left"/>
               <w:rPr>
+                <w:sz w:val="24"/>
+                <w:szCs w:val="24"/>
                 <w:lang w:val="en-US"/>
               </w:rPr>
             </w:pPr>
             <w:r>
               <w:rPr>
-                <w:lang w:val="en-US"/>
-              </w:rPr>
-              <w:t xml:space="preserve">    </w:t>
+                <w:i/>
+                <w:iCs/>
+                <w:sz w:val="24"/>
+                <w:szCs w:val="24"/>
+                <w:lang w:val="en-US"/>
+              </w:rPr>
+              <w:t>from</w:t>
+            </w:r>
+            <w:r>
+              <w:rPr>
+                <w:sz w:val="24"/>
+                <w:szCs w:val="24"/>
+                <w:lang w:val="en-US"/>
+              </w:rPr>
+              <w:t xml:space="preserve"> </w:t>
             </w:r>
             <w:proofErr w:type="spellStart"/>
             <w:r>
               <w:rPr>
-                <w:lang w:val="en-US"/>
-              </w:rPr>
-              <w:t>nearest_car_accessible_node</w:t>
+                <w:sz w:val="24"/>
+                <w:szCs w:val="24"/>
+                <w:lang w:val="en-US"/>
+              </w:rPr>
+              <w:t>route_solver</w:t>
             </w:r>
             <w:proofErr w:type="spellEnd"/>
             <w:r>
               <w:rPr>
-                <w:lang w:val="en-US"/>
-              </w:rPr>
-              <w:t>,</w:t>
+                <w:sz w:val="24"/>
+                <w:szCs w:val="24"/>
+                <w:lang w:val="en-US"/>
+              </w:rPr>
+              <w:t xml:space="preserve"> </w:t>
+            </w:r>
+            <w:r>
+              <w:rPr>
+                <w:i/>
+                <w:iCs/>
+                <w:sz w:val="24"/>
+                <w:szCs w:val="24"/>
+                <w:lang w:val="en-US"/>
+              </w:rPr>
+              <w:t>import</w:t>
+            </w:r>
+            <w:r>
+              <w:rPr>
+                <w:sz w:val="24"/>
+                <w:szCs w:val="24"/>
+                <w:lang w:val="en-US"/>
+              </w:rPr>
+              <w:t xml:space="preserve"> (</w:t>
             </w:r>
           </w:p>
           <w:p>
@@ -58384,11 +59000,15 @@
               <w:spacing w:before="0" w:after="0"/>
               <w:jc w:val="left"/>
               <w:rPr>
+                <w:sz w:val="24"/>
+                <w:szCs w:val="24"/>
                 <w:lang w:val="en-US"/>
               </w:rPr>
             </w:pPr>
             <w:r>
               <w:rPr>
+                <w:sz w:val="24"/>
+                <w:szCs w:val="24"/>
                 <w:lang w:val="en-US"/>
               </w:rPr>
               <w:t xml:space="preserve">    </w:t>
@@ -58396,16 +59016,20 @@
             <w:proofErr w:type="spellStart"/>
             <w:r>
               <w:rPr>
-                <w:lang w:val="en-US"/>
-              </w:rPr>
-              <w:t>graph_summary</w:t>
+                <w:sz w:val="24"/>
+                <w:szCs w:val="24"/>
+                <w:lang w:val="en-US"/>
+              </w:rPr>
+              <w:t>build_distance_matrix</w:t>
             </w:r>
             <w:proofErr w:type="spellEnd"/>
             <w:r>
               <w:rPr>
-                <w:lang w:val="en-US"/>
-              </w:rPr>
-              <w:t>, SPEED_KMH,</w:t>
+                <w:sz w:val="24"/>
+                <w:szCs w:val="24"/>
+                <w:lang w:val="en-US"/>
+              </w:rPr>
+              <w:t>,</w:t>
             </w:r>
           </w:p>
           <w:p>
@@ -58413,14 +59037,36 @@
               <w:spacing w:before="0" w:after="0"/>
               <w:jc w:val="left"/>
               <w:rPr>
+                <w:sz w:val="24"/>
+                <w:szCs w:val="24"/>
                 <w:lang w:val="en-US"/>
               </w:rPr>
             </w:pPr>
             <w:r>
               <w:rPr>
-                <w:lang w:val="en-US"/>
-              </w:rPr>
-              <w:t>)</w:t>
+                <w:sz w:val="24"/>
+                <w:szCs w:val="24"/>
+                <w:lang w:val="en-US"/>
+              </w:rPr>
+              <w:t xml:space="preserve">    </w:t>
+            </w:r>
+            <w:proofErr w:type="spellStart"/>
+            <w:r>
+              <w:rPr>
+                <w:sz w:val="24"/>
+                <w:szCs w:val="24"/>
+                <w:lang w:val="en-US"/>
+              </w:rPr>
+              <w:t>build_drive_matrix_hybrid</w:t>
+            </w:r>
+            <w:proofErr w:type="spellEnd"/>
+            <w:r>
+              <w:rPr>
+                <w:sz w:val="24"/>
+                <w:szCs w:val="24"/>
+                <w:lang w:val="en-US"/>
+              </w:rPr>
+              <w:t>,</w:t>
             </w:r>
           </w:p>
           <w:p>
@@ -58428,50 +59074,36 @@
               <w:spacing w:before="0" w:after="0"/>
               <w:jc w:val="left"/>
               <w:rPr>
+                <w:sz w:val="24"/>
+                <w:szCs w:val="24"/>
                 <w:lang w:val="en-US"/>
               </w:rPr>
             </w:pPr>
             <w:r>
               <w:rPr>
-                <w:i/>
-                <w:iCs/>
-                <w:lang w:val="en-US"/>
-              </w:rPr>
-              <w:t>from</w:t>
-            </w:r>
-            <w:r>
-              <w:rPr>
-                <w:lang w:val="en-US"/>
-              </w:rPr>
-              <w:t xml:space="preserve"> </w:t>
+                <w:sz w:val="24"/>
+                <w:szCs w:val="24"/>
+                <w:lang w:val="en-US"/>
+              </w:rPr>
+              <w:t xml:space="preserve">    </w:t>
             </w:r>
             <w:proofErr w:type="spellStart"/>
             <w:r>
               <w:rPr>
-                <w:lang w:val="en-US"/>
-              </w:rPr>
-              <w:t>route_solver</w:t>
+                <w:sz w:val="24"/>
+                <w:szCs w:val="24"/>
+                <w:lang w:val="en-US"/>
+              </w:rPr>
+              <w:t>build_drive_matrix_mapbox</w:t>
             </w:r>
             <w:proofErr w:type="spellEnd"/>
             <w:r>
               <w:rPr>
-                <w:lang w:val="en-US"/>
-              </w:rPr>
-              <w:t xml:space="preserve"> </w:t>
-            </w:r>
-            <w:r>
-              <w:rPr>
-                <w:i/>
-                <w:iCs/>
-                <w:lang w:val="en-US"/>
-              </w:rPr>
-              <w:t>import</w:t>
-            </w:r>
-            <w:r>
-              <w:rPr>
-                <w:lang w:val="en-US"/>
-              </w:rPr>
-              <w:t xml:space="preserve"> (</w:t>
+                <w:sz w:val="24"/>
+                <w:szCs w:val="24"/>
+                <w:lang w:val="en-US"/>
+              </w:rPr>
+              <w:t>,</w:t>
             </w:r>
           </w:p>
           <w:p>
@@ -58479,11 +59111,14 @@
               <w:spacing w:before="0" w:after="0"/>
               <w:jc w:val="left"/>
               <w:rPr>
-                <w:lang w:val="en-US"/>
+                <w:sz w:val="24"/>
+                <w:szCs w:val="24"/>
               </w:rPr>
             </w:pPr>
             <w:r>
               <w:rPr>
+                <w:sz w:val="24"/>
+                <w:szCs w:val="24"/>
                 <w:lang w:val="en-US"/>
               </w:rPr>
               <w:t xml:space="preserve">    </w:t>
@@ -58491,16 +59126,20 @@
             <w:proofErr w:type="spellStart"/>
             <w:r>
               <w:rPr>
-                <w:lang w:val="en-US"/>
-              </w:rPr>
-              <w:t>build_distance_matrix</w:t>
+                <w:sz w:val="24"/>
+                <w:szCs w:val="24"/>
+                <w:lang w:val="en-US"/>
+              </w:rPr>
+              <w:t>solve_tsp</w:t>
             </w:r>
             <w:proofErr w:type="spellEnd"/>
             <w:r>
               <w:rPr>
-                <w:lang w:val="en-US"/>
-              </w:rPr>
-              <w:t>,</w:t>
+                <w:sz w:val="24"/>
+                <w:szCs w:val="24"/>
+                <w:lang w:val="en-US"/>
+              </w:rPr>
+              <w:t xml:space="preserve">, </w:t>
             </w:r>
           </w:p>
           <w:p>
@@ -58508,11 +59147,15 @@
               <w:spacing w:before="0" w:after="0"/>
               <w:jc w:val="left"/>
               <w:rPr>
+                <w:sz w:val="24"/>
+                <w:szCs w:val="24"/>
                 <w:lang w:val="en-US"/>
               </w:rPr>
             </w:pPr>
             <w:r>
               <w:rPr>
+                <w:sz w:val="24"/>
+                <w:szCs w:val="24"/>
                 <w:lang w:val="en-US"/>
               </w:rPr>
               <w:t xml:space="preserve">    </w:t>
@@ -58520,13 +59163,17 @@
             <w:proofErr w:type="spellStart"/>
             <w:r>
               <w:rPr>
-                <w:lang w:val="en-US"/>
-              </w:rPr>
-              <w:t>build_drive_matrix_hybrid</w:t>
+                <w:sz w:val="24"/>
+                <w:szCs w:val="24"/>
+                <w:lang w:val="en-US"/>
+              </w:rPr>
+              <w:t>reconstruct_full_route</w:t>
             </w:r>
             <w:proofErr w:type="spellEnd"/>
             <w:r>
               <w:rPr>
+                <w:sz w:val="24"/>
+                <w:szCs w:val="24"/>
                 <w:lang w:val="en-US"/>
               </w:rPr>
               <w:t>,</w:t>
@@ -58537,11 +59184,15 @@
               <w:spacing w:before="0" w:after="0"/>
               <w:jc w:val="left"/>
               <w:rPr>
+                <w:sz w:val="24"/>
+                <w:szCs w:val="24"/>
                 <w:lang w:val="en-US"/>
               </w:rPr>
             </w:pPr>
             <w:r>
               <w:rPr>
+                <w:sz w:val="24"/>
+                <w:szCs w:val="24"/>
                 <w:lang w:val="en-US"/>
               </w:rPr>
               <w:t xml:space="preserve">    </w:t>
@@ -58549,13 +59200,17 @@
             <w:proofErr w:type="spellStart"/>
             <w:r>
               <w:rPr>
-                <w:lang w:val="en-US"/>
-              </w:rPr>
-              <w:t>build_drive_matrix_mapbox</w:t>
+                <w:sz w:val="24"/>
+                <w:szCs w:val="24"/>
+                <w:lang w:val="en-US"/>
+              </w:rPr>
+              <w:t>get_full_path</w:t>
             </w:r>
             <w:proofErr w:type="spellEnd"/>
             <w:r>
               <w:rPr>
+                <w:sz w:val="24"/>
+                <w:szCs w:val="24"/>
                 <w:lang w:val="en-US"/>
               </w:rPr>
               <w:t>,</w:t>
@@ -58565,9 +59220,16 @@
             <w:pPr>
               <w:spacing w:before="0" w:after="0"/>
               <w:jc w:val="left"/>
+              <w:rPr>
+                <w:sz w:val="24"/>
+                <w:szCs w:val="24"/>
+                <w:lang w:val="en-US"/>
+              </w:rPr>
             </w:pPr>
             <w:r>
               <w:rPr>
+                <w:sz w:val="24"/>
+                <w:szCs w:val="24"/>
                 <w:lang w:val="en-US"/>
               </w:rPr>
               <w:t xml:space="preserve">    </w:t>
@@ -58575,22 +59237,20 @@
             <w:proofErr w:type="spellStart"/>
             <w:r>
               <w:rPr>
-                <w:lang w:val="en-US"/>
-              </w:rPr>
-              <w:t>solve_tsp</w:t>
+                <w:sz w:val="24"/>
+                <w:szCs w:val="24"/>
+                <w:lang w:val="en-US"/>
+              </w:rPr>
+              <w:t>audit_reachability</w:t>
             </w:r>
             <w:proofErr w:type="spellEnd"/>
             <w:r>
               <w:rPr>
+                <w:sz w:val="24"/>
+                <w:szCs w:val="24"/>
                 <w:lang w:val="en-US"/>
               </w:rPr>
               <w:t>,</w:t>
-            </w:r>
-            <w:r>
-              <w:rPr>
-                <w:lang w:val="en-US"/>
-              </w:rPr>
-              <w:t xml:space="preserve"> </w:t>
             </w:r>
           </w:p>
           <w:p>
@@ -58598,28 +59258,36 @@
               <w:spacing w:before="0" w:after="0"/>
               <w:jc w:val="left"/>
               <w:rPr>
+                <w:sz w:val="24"/>
+                <w:szCs w:val="24"/>
                 <w:lang w:val="en-US"/>
               </w:rPr>
             </w:pPr>
             <w:r>
               <w:rPr>
-                <w:lang w:val="en-US"/>
-              </w:rPr>
-              <w:t xml:space="preserve">    </w:t>
-            </w:r>
-            <w:proofErr w:type="spellStart"/>
-            <w:r>
-              <w:rPr>
-                <w:lang w:val="en-US"/>
-              </w:rPr>
-              <w:t>reconstruct_full_route</w:t>
-            </w:r>
-            <w:proofErr w:type="spellEnd"/>
-            <w:r>
-              <w:rPr>
-                <w:lang w:val="en-US"/>
-              </w:rPr>
-              <w:t>,</w:t>
+                <w:sz w:val="24"/>
+                <w:szCs w:val="24"/>
+                <w:lang w:val="en-US"/>
+              </w:rPr>
+              <w:t xml:space="preserve">    PENALTY </w:t>
+            </w:r>
+            <w:r>
+              <w:rPr>
+                <w:i/>
+                <w:iCs/>
+                <w:sz w:val="24"/>
+                <w:szCs w:val="24"/>
+                <w:lang w:val="en-US"/>
+              </w:rPr>
+              <w:t>as</w:t>
+            </w:r>
+            <w:r>
+              <w:rPr>
+                <w:sz w:val="24"/>
+                <w:szCs w:val="24"/>
+                <w:lang w:val="en-US"/>
+              </w:rPr>
+              <w:t xml:space="preserve"> ROUTE_PENALTY,</w:t>
             </w:r>
           </w:p>
           <w:p>
@@ -58627,28 +59295,18 @@
               <w:spacing w:before="0" w:after="0"/>
               <w:jc w:val="left"/>
               <w:rPr>
+                <w:sz w:val="24"/>
+                <w:szCs w:val="24"/>
                 <w:lang w:val="en-US"/>
               </w:rPr>
             </w:pPr>
             <w:r>
               <w:rPr>
-                <w:lang w:val="en-US"/>
-              </w:rPr>
-              <w:t xml:space="preserve">    </w:t>
-            </w:r>
-            <w:proofErr w:type="spellStart"/>
-            <w:r>
-              <w:rPr>
-                <w:lang w:val="en-US"/>
-              </w:rPr>
-              <w:t>get_full_path</w:t>
-            </w:r>
-            <w:proofErr w:type="spellEnd"/>
-            <w:r>
-              <w:rPr>
-                <w:lang w:val="en-US"/>
-              </w:rPr>
-              <w:t>,</w:t>
+                <w:sz w:val="24"/>
+                <w:szCs w:val="24"/>
+                <w:lang w:val="en-US"/>
+              </w:rPr>
+              <w:t>)</w:t>
             </w:r>
           </w:p>
           <w:p>
@@ -58656,28 +59314,100 @@
               <w:spacing w:before="0" w:after="0"/>
               <w:jc w:val="left"/>
               <w:rPr>
+                <w:sz w:val="24"/>
+                <w:szCs w:val="24"/>
                 <w:lang w:val="en-US"/>
               </w:rPr>
             </w:pPr>
             <w:r>
               <w:rPr>
-                <w:lang w:val="en-US"/>
-              </w:rPr>
-              <w:t xml:space="preserve">    </w:t>
+                <w:i/>
+                <w:iCs/>
+                <w:sz w:val="24"/>
+                <w:szCs w:val="24"/>
+                <w:lang w:val="en-US"/>
+              </w:rPr>
+              <w:t>from</w:t>
+            </w:r>
+            <w:r>
+              <w:rPr>
+                <w:sz w:val="24"/>
+                <w:szCs w:val="24"/>
+                <w:lang w:val="en-US"/>
+              </w:rPr>
+              <w:t xml:space="preserve"> </w:t>
             </w:r>
             <w:proofErr w:type="spellStart"/>
             <w:r>
               <w:rPr>
-                <w:lang w:val="en-US"/>
-              </w:rPr>
-              <w:t>audit_reachability</w:t>
+                <w:sz w:val="24"/>
+                <w:szCs w:val="24"/>
+                <w:lang w:val="en-US"/>
+              </w:rPr>
+              <w:t>vrp_solver</w:t>
             </w:r>
             <w:proofErr w:type="spellEnd"/>
             <w:r>
               <w:rPr>
-                <w:lang w:val="en-US"/>
-              </w:rPr>
-              <w:t>,</w:t>
+                <w:sz w:val="24"/>
+                <w:szCs w:val="24"/>
+                <w:lang w:val="en-US"/>
+              </w:rPr>
+              <w:t xml:space="preserve"> </w:t>
+            </w:r>
+            <w:r>
+              <w:rPr>
+                <w:i/>
+                <w:iCs/>
+                <w:sz w:val="24"/>
+                <w:szCs w:val="24"/>
+                <w:lang w:val="en-US"/>
+              </w:rPr>
+              <w:t>import</w:t>
+            </w:r>
+            <w:r>
+              <w:rPr>
+                <w:sz w:val="24"/>
+                <w:szCs w:val="24"/>
+                <w:lang w:val="en-US"/>
+              </w:rPr>
+              <w:t xml:space="preserve"> Vehicle, </w:t>
+            </w:r>
+            <w:proofErr w:type="spellStart"/>
+            <w:r>
+              <w:rPr>
+                <w:sz w:val="24"/>
+                <w:szCs w:val="24"/>
+                <w:lang w:val="en-US"/>
+              </w:rPr>
+              <w:t>VehicleRoute</w:t>
+            </w:r>
+            <w:proofErr w:type="spellEnd"/>
+            <w:r>
+              <w:rPr>
+                <w:sz w:val="24"/>
+                <w:szCs w:val="24"/>
+                <w:lang w:val="en-US"/>
+              </w:rPr>
+              <w:t xml:space="preserve">, </w:t>
+            </w:r>
+            <w:proofErr w:type="spellStart"/>
+            <w:r>
+              <w:rPr>
+                <w:sz w:val="24"/>
+                <w:szCs w:val="24"/>
+                <w:lang w:val="en-US"/>
+              </w:rPr>
+              <w:t>solve_vrp</w:t>
+            </w:r>
+            <w:proofErr w:type="spellEnd"/>
+            <w:r>
+              <w:rPr>
+                <w:sz w:val="24"/>
+                <w:szCs w:val="24"/>
+                <w:lang w:val="en-US"/>
+              </w:rPr>
+              <w:t>, VEHICLE_COLORS</w:t>
             </w:r>
           </w:p>
           <w:p>
@@ -58685,191 +59415,88 @@
               <w:spacing w:before="0" w:after="0"/>
               <w:jc w:val="left"/>
               <w:rPr>
+                <w:sz w:val="24"/>
+                <w:szCs w:val="24"/>
                 <w:lang w:val="en-US"/>
               </w:rPr>
             </w:pPr>
-            <w:r>
-              <w:rPr>
-                <w:lang w:val="en-US"/>
-              </w:rPr>
-              <w:t xml:space="preserve">    PENALTY </w:t>
-            </w:r>
             <w:r>
               <w:rPr>
                 <w:i/>
                 <w:iCs/>
-                <w:lang w:val="en-US"/>
-              </w:rPr>
-              <w:t>as</w:t>
-            </w:r>
-            <w:r>
-              <w:rPr>
-                <w:lang w:val="en-US"/>
-              </w:rPr>
-              <w:t xml:space="preserve"> ROUTE_PENALTY,</w:t>
-            </w:r>
-          </w:p>
-          <w:p>
-            <w:pPr>
-              <w:spacing w:before="0" w:after="0"/>
-              <w:jc w:val="left"/>
-              <w:rPr>
-                <w:lang w:val="en-US"/>
-              </w:rPr>
-            </w:pPr>
-            <w:r>
-              <w:rPr>
-                <w:lang w:val="en-US"/>
-              </w:rPr>
-              <w:t>)</w:t>
-            </w:r>
-          </w:p>
-          <w:p>
-            <w:pPr>
-              <w:spacing w:before="0" w:after="0"/>
-              <w:jc w:val="left"/>
-              <w:rPr>
-                <w:lang w:val="en-US"/>
-              </w:rPr>
-            </w:pPr>
+                <w:sz w:val="24"/>
+                <w:szCs w:val="24"/>
+                <w:lang w:val="en-US"/>
+              </w:rPr>
+              <w:t>from</w:t>
+            </w:r>
+            <w:r>
+              <w:rPr>
+                <w:sz w:val="24"/>
+                <w:szCs w:val="24"/>
+                <w:lang w:val="en-US"/>
+              </w:rPr>
+              <w:t xml:space="preserve"> </w:t>
+            </w:r>
+            <w:proofErr w:type="spellStart"/>
+            <w:r>
+              <w:rPr>
+                <w:sz w:val="24"/>
+                <w:szCs w:val="24"/>
+                <w:lang w:val="en-US"/>
+              </w:rPr>
+              <w:t>package_db</w:t>
+            </w:r>
+            <w:proofErr w:type="spellEnd"/>
+            <w:r>
+              <w:rPr>
+                <w:sz w:val="24"/>
+                <w:szCs w:val="24"/>
+                <w:lang w:val="en-US"/>
+              </w:rPr>
+              <w:t xml:space="preserve"> </w:t>
+            </w:r>
             <w:r>
               <w:rPr>
                 <w:i/>
                 <w:iCs/>
-                <w:lang w:val="en-US"/>
-              </w:rPr>
-              <w:t>from</w:t>
-            </w:r>
-            <w:r>
-              <w:rPr>
-                <w:lang w:val="en-US"/>
-              </w:rPr>
-              <w:t xml:space="preserve"> </w:t>
+                <w:sz w:val="24"/>
+                <w:szCs w:val="24"/>
+                <w:lang w:val="en-US"/>
+              </w:rPr>
+              <w:t>import</w:t>
+            </w:r>
+            <w:r>
+              <w:rPr>
+                <w:sz w:val="24"/>
+                <w:szCs w:val="24"/>
+                <w:lang w:val="en-US"/>
+              </w:rPr>
+              <w:t xml:space="preserve"> Package, </w:t>
             </w:r>
             <w:proofErr w:type="spellStart"/>
             <w:r>
               <w:rPr>
-                <w:lang w:val="en-US"/>
-              </w:rPr>
-              <w:t>vrp_solver</w:t>
+                <w:sz w:val="24"/>
+                <w:szCs w:val="24"/>
+                <w:lang w:val="en-US"/>
+              </w:rPr>
+              <w:t>PackageDB</w:t>
             </w:r>
             <w:proofErr w:type="spellEnd"/>
             <w:r>
               <w:rPr>
-                <w:lang w:val="en-US"/>
-              </w:rPr>
-              <w:t xml:space="preserve"> </w:t>
-            </w:r>
-            <w:r>
-              <w:rPr>
-                <w:i/>
-                <w:iCs/>
-                <w:lang w:val="en-US"/>
-              </w:rPr>
-              <w:t>import</w:t>
-            </w:r>
-            <w:r>
-              <w:rPr>
-                <w:lang w:val="en-US"/>
-              </w:rPr>
-              <w:t xml:space="preserve"> Vehicle, </w:t>
+                <w:sz w:val="24"/>
+                <w:szCs w:val="24"/>
+                <w:lang w:val="en-US"/>
+              </w:rPr>
+              <w:t xml:space="preserve">, </w:t>
             </w:r>
             <w:proofErr w:type="spellStart"/>
             <w:r>
               <w:rPr>
-                <w:lang w:val="en-US"/>
-              </w:rPr>
-              <w:t>VehicleRoute</w:t>
-            </w:r>
-            <w:proofErr w:type="spellEnd"/>
-            <w:r>
-              <w:rPr>
-                <w:lang w:val="en-US"/>
-              </w:rPr>
-              <w:t xml:space="preserve">, </w:t>
-            </w:r>
-            <w:proofErr w:type="spellStart"/>
-            <w:r>
-              <w:rPr>
-                <w:lang w:val="en-US"/>
-              </w:rPr>
-              <w:t>solve_vrp</w:t>
-            </w:r>
-            <w:proofErr w:type="spellEnd"/>
-            <w:r>
-              <w:rPr>
-                <w:lang w:val="en-US"/>
-              </w:rPr>
-              <w:t>, VEHICLE_COLORS</w:t>
-            </w:r>
-          </w:p>
-          <w:p>
-            <w:pPr>
-              <w:spacing w:before="0" w:after="0"/>
-              <w:jc w:val="left"/>
-              <w:rPr>
-                <w:lang w:val="en-US"/>
-              </w:rPr>
-            </w:pPr>
-            <w:r>
-              <w:rPr>
-                <w:i/>
-                <w:iCs/>
-                <w:lang w:val="en-US"/>
-              </w:rPr>
-              <w:t>from</w:t>
-            </w:r>
-            <w:r>
-              <w:rPr>
-                <w:lang w:val="en-US"/>
-              </w:rPr>
-              <w:t xml:space="preserve"> </w:t>
-            </w:r>
-            <w:proofErr w:type="spellStart"/>
-            <w:r>
-              <w:rPr>
-                <w:lang w:val="en-US"/>
-              </w:rPr>
-              <w:t>package_db</w:t>
-            </w:r>
-            <w:proofErr w:type="spellEnd"/>
-            <w:r>
-              <w:rPr>
-                <w:lang w:val="en-US"/>
-              </w:rPr>
-              <w:t xml:space="preserve"> </w:t>
-            </w:r>
-            <w:r>
-              <w:rPr>
-                <w:i/>
-                <w:iCs/>
-                <w:lang w:val="en-US"/>
-              </w:rPr>
-              <w:t>import</w:t>
-            </w:r>
-            <w:r>
-              <w:rPr>
-                <w:lang w:val="en-US"/>
-              </w:rPr>
-              <w:t xml:space="preserve"> Package, </w:t>
-            </w:r>
-            <w:proofErr w:type="spellStart"/>
-            <w:r>
-              <w:rPr>
-                <w:lang w:val="en-US"/>
-              </w:rPr>
-              <w:t>PackageDB</w:t>
-            </w:r>
-            <w:proofErr w:type="spellEnd"/>
-            <w:r>
-              <w:rPr>
-                <w:lang w:val="en-US"/>
-              </w:rPr>
-              <w:t xml:space="preserve">, </w:t>
-            </w:r>
-            <w:proofErr w:type="spellStart"/>
-            <w:r>
-              <w:rPr>
+                <w:sz w:val="24"/>
+                <w:szCs w:val="24"/>
                 <w:lang w:val="en-US"/>
               </w:rPr>
               <w:t>DeliveryStatus</w:t>
@@ -58881,6 +59508,8 @@
               <w:spacing w:before="0" w:after="0"/>
               <w:jc w:val="left"/>
               <w:rPr>
+                <w:sz w:val="24"/>
+                <w:szCs w:val="24"/>
                 <w:lang w:val="en-US"/>
               </w:rPr>
             </w:pPr>
@@ -58890,6 +59519,8 @@
               <w:spacing w:before="0" w:after="0"/>
               <w:jc w:val="left"/>
               <w:rPr>
+                <w:sz w:val="24"/>
+                <w:szCs w:val="24"/>
                 <w:lang w:val="en-US"/>
               </w:rPr>
             </w:pPr>
@@ -58897,6 +59528,8 @@
             <w:proofErr w:type="gramStart"/>
             <w:r>
               <w:rPr>
+                <w:sz w:val="24"/>
+                <w:szCs w:val="24"/>
                 <w:lang w:val="en-US"/>
               </w:rPr>
               <w:t>logging.basicConfig</w:t>
@@ -58905,6 +59538,8 @@
             <w:proofErr w:type="gramEnd"/>
             <w:r>
               <w:rPr>
+                <w:sz w:val="24"/>
+                <w:szCs w:val="24"/>
                 <w:lang w:val="en-US"/>
               </w:rPr>
               <w:t>(</w:t>
@@ -58913,12 +59548,16 @@
               <w:rPr>
                 <w:i/>
                 <w:iCs/>
+                <w:sz w:val="24"/>
+                <w:szCs w:val="24"/>
                 <w:lang w:val="en-US"/>
               </w:rPr>
               <w:t>level</w:t>
             </w:r>
             <w:r>
               <w:rPr>
+                <w:sz w:val="24"/>
+                <w:szCs w:val="24"/>
                 <w:lang w:val="en-US"/>
               </w:rPr>
               <w:t>=logging.INFO)</w:t>
@@ -58929,6 +59568,8 @@
               <w:spacing w:before="0" w:after="0"/>
               <w:jc w:val="left"/>
               <w:rPr>
+                <w:sz w:val="24"/>
+                <w:szCs w:val="24"/>
                 <w:lang w:val="en-US"/>
               </w:rPr>
             </w:pPr>
@@ -58938,11 +59579,15 @@
               <w:spacing w:before="0" w:after="0"/>
               <w:jc w:val="left"/>
               <w:rPr>
+                <w:sz w:val="24"/>
+                <w:szCs w:val="24"/>
                 <w:lang w:val="en-US"/>
               </w:rPr>
             </w:pPr>
             <w:r>
               <w:rPr>
+                <w:sz w:val="24"/>
+                <w:szCs w:val="24"/>
                 <w:lang w:val="en-US"/>
               </w:rPr>
               <w:t xml:space="preserve">MAPBOX_API_KEY: str = </w:t>
@@ -58951,6 +59596,8 @@
             <w:proofErr w:type="gramStart"/>
             <w:r>
               <w:rPr>
+                <w:sz w:val="24"/>
+                <w:szCs w:val="24"/>
                 <w:lang w:val="en-US"/>
               </w:rPr>
               <w:t>os.getenv</w:t>
@@ -58959,6 +59606,8 @@
             <w:proofErr w:type="gramEnd"/>
             <w:r>
               <w:rPr>
+                <w:sz w:val="24"/>
+                <w:szCs w:val="24"/>
                 <w:lang w:val="en-US"/>
               </w:rPr>
               <w:t>("MAPBOX_API_KEY", "")</w:t>
@@ -58969,6 +59618,8 @@
               <w:spacing w:before="0" w:after="0"/>
               <w:jc w:val="left"/>
               <w:rPr>
+                <w:sz w:val="24"/>
+                <w:szCs w:val="24"/>
                 <w:lang w:val="en-US"/>
               </w:rPr>
             </w:pPr>
@@ -58978,6 +59629,8 @@
               <w:spacing w:before="0" w:after="0"/>
               <w:jc w:val="left"/>
               <w:rPr>
+                <w:sz w:val="24"/>
+                <w:szCs w:val="24"/>
                 <w:lang w:val="en-US"/>
               </w:rPr>
             </w:pPr>
@@ -58985,6 +59638,8 @@
               <w:rPr>
                 <w:i/>
                 <w:iCs/>
+                <w:sz w:val="24"/>
+                <w:szCs w:val="24"/>
                 <w:lang w:val="en-US"/>
               </w:rPr>
               <w:t># Global package database (SQLite, single file in project root)</w:t>
@@ -58994,9 +59649,15 @@
             <w:pPr>
               <w:spacing w:before="0" w:after="0"/>
               <w:jc w:val="left"/>
+              <w:rPr>
+                <w:sz w:val="24"/>
+                <w:szCs w:val="24"/>
+              </w:rPr>
             </w:pPr>
             <w:r>
               <w:rPr>
+                <w:sz w:val="24"/>
+                <w:szCs w:val="24"/>
                 <w:lang w:val="en-US"/>
               </w:rPr>
               <w:t>_</w:t>
@@ -59004,6 +59665,8 @@
             <w:proofErr w:type="spellStart"/>
             <w:r>
               <w:rPr>
+                <w:sz w:val="24"/>
+                <w:szCs w:val="24"/>
                 <w:lang w:val="en-US"/>
               </w:rPr>
               <w:t>pkg_db</w:t>
@@ -59011,6 +59674,8 @@
             <w:proofErr w:type="spellEnd"/>
             <w:r>
               <w:rPr>
+                <w:sz w:val="24"/>
+                <w:szCs w:val="24"/>
                 <w:lang w:val="en-US"/>
               </w:rPr>
               <w:t xml:space="preserve"> = </w:t>
@@ -59019,6 +59684,8 @@
             <w:proofErr w:type="gramStart"/>
             <w:r>
               <w:rPr>
+                <w:sz w:val="24"/>
+                <w:szCs w:val="24"/>
                 <w:lang w:val="en-US"/>
               </w:rPr>
               <w:t>PackageDB</w:t>
@@ -59026,6 +59693,8 @@
             <w:proofErr w:type="spellEnd"/>
             <w:r>
               <w:rPr>
+                <w:sz w:val="24"/>
+                <w:szCs w:val="24"/>
                 <w:lang w:val="en-US"/>
               </w:rPr>
               <w:t>(</w:t>
@@ -59033,6 +59702,8 @@
             <w:proofErr w:type="gramEnd"/>
             <w:r>
               <w:rPr>
+                <w:sz w:val="24"/>
+                <w:szCs w:val="24"/>
                 <w:lang w:val="en-US"/>
               </w:rPr>
               <w:t>)</w:t>
@@ -59042,11 +59713,17 @@
             <w:pPr>
               <w:spacing w:before="0" w:after="0"/>
               <w:jc w:val="left"/>
+              <w:rPr>
+                <w:sz w:val="24"/>
+                <w:szCs w:val="24"/>
+              </w:rPr>
             </w:pPr>
             <w:r>
               <w:rPr>
                 <w:i/>
                 <w:iCs/>
+                <w:sz w:val="24"/>
+                <w:szCs w:val="24"/>
                 <w:lang w:val="en-US"/>
               </w:rPr>
               <w:t xml:space="preserve">#  CITY </w:t>
@@ -59056,6 +59733,8 @@
               <w:rPr>
                 <w:i/>
                 <w:iCs/>
+                <w:sz w:val="24"/>
+                <w:szCs w:val="24"/>
                 <w:lang w:val="en-US"/>
               </w:rPr>
               <w:t>LOCK  —</w:t>
@@ -59065,6 +59744,8 @@
               <w:rPr>
                 <w:i/>
                 <w:iCs/>
+                <w:sz w:val="24"/>
+                <w:szCs w:val="24"/>
                 <w:lang w:val="en-US"/>
               </w:rPr>
               <w:t xml:space="preserve"> change this one line to re-scope the whole app</w:t>
@@ -59075,14 +59756,17 @@
               <w:spacing w:before="0" w:after="0"/>
               <w:jc w:val="left"/>
               <w:rPr>
+                <w:sz w:val="24"/>
+                <w:szCs w:val="24"/>
                 <w:lang w:val="en-US"/>
               </w:rPr>
             </w:pPr>
             <w:r>
               <w:rPr>
-                <w:lang w:val="en-US"/>
-              </w:rPr>
-              <w:lastRenderedPageBreak/>
+                <w:sz w:val="24"/>
+                <w:szCs w:val="24"/>
+                <w:lang w:val="en-US"/>
+              </w:rPr>
               <w:t>DEFAULT_CITY = "Dnipro, Ukraine"</w:t>
             </w:r>
           </w:p>
@@ -59091,11 +59775,15 @@
               <w:spacing w:before="0" w:after="0"/>
               <w:jc w:val="left"/>
               <w:rPr>
+                <w:sz w:val="24"/>
+                <w:szCs w:val="24"/>
                 <w:lang w:val="en-US"/>
               </w:rPr>
             </w:pPr>
             <w:r>
               <w:rPr>
+                <w:sz w:val="24"/>
+                <w:szCs w:val="24"/>
                 <w:lang w:val="en-US"/>
               </w:rPr>
               <w:t xml:space="preserve">CITY_CENTRES: </w:t>
@@ -59104,6 +59792,8 @@
             <w:proofErr w:type="gramStart"/>
             <w:r>
               <w:rPr>
+                <w:sz w:val="24"/>
+                <w:szCs w:val="24"/>
                 <w:lang w:val="en-US"/>
               </w:rPr>
               <w:t>dict</w:t>
@@ -59111,6 +59801,8 @@
             <w:proofErr w:type="spellEnd"/>
             <w:r>
               <w:rPr>
+                <w:sz w:val="24"/>
+                <w:szCs w:val="24"/>
                 <w:lang w:val="en-US"/>
               </w:rPr>
               <w:t>[</w:t>
@@ -59118,6 +59810,8 @@
             <w:proofErr w:type="gramEnd"/>
             <w:r>
               <w:rPr>
+                <w:sz w:val="24"/>
+                <w:szCs w:val="24"/>
                 <w:lang w:val="en-US"/>
               </w:rPr>
               <w:t>str, tuple[float, float]] = {</w:t>
@@ -59128,11 +59822,15 @@
               <w:spacing w:before="0" w:after="0"/>
               <w:jc w:val="left"/>
               <w:rPr>
+                <w:sz w:val="24"/>
+                <w:szCs w:val="24"/>
                 <w:lang w:val="en-US"/>
               </w:rPr>
             </w:pPr>
             <w:r>
               <w:rPr>
+                <w:sz w:val="24"/>
+                <w:szCs w:val="24"/>
                 <w:lang w:val="en-US"/>
               </w:rPr>
               <w:t>    "Dnipro, Ukraine": (48.4647, 35.0462),</w:t>
@@ -59143,11 +59841,15 @@
               <w:spacing w:before="0" w:after="0"/>
               <w:jc w:val="left"/>
               <w:rPr>
+                <w:sz w:val="24"/>
+                <w:szCs w:val="24"/>
                 <w:lang w:val="en-US"/>
               </w:rPr>
             </w:pPr>
             <w:r>
               <w:rPr>
+                <w:sz w:val="24"/>
+                <w:szCs w:val="24"/>
                 <w:lang w:val="en-US"/>
               </w:rPr>
               <w:t>    "Kyiv, Ukraine":</w:t>
@@ -59155,6 +59857,8 @@
             <w:proofErr w:type="gramStart"/>
             <w:r>
               <w:rPr>
+                <w:sz w:val="24"/>
+                <w:szCs w:val="24"/>
                 <w:lang w:val="en-US"/>
               </w:rPr>
               <w:t xml:space="preserve">   (</w:t>
@@ -59162,6 +59866,8 @@
             <w:proofErr w:type="gramEnd"/>
             <w:r>
               <w:rPr>
+                <w:sz w:val="24"/>
+                <w:szCs w:val="24"/>
                 <w:lang w:val="en-US"/>
               </w:rPr>
               <w:t>50.4501, 30.5234),</w:t>
@@ -59172,11 +59878,15 @@
               <w:spacing w:before="0" w:after="0"/>
               <w:jc w:val="left"/>
               <w:rPr>
+                <w:sz w:val="24"/>
+                <w:szCs w:val="24"/>
                 <w:lang w:val="en-US"/>
               </w:rPr>
             </w:pPr>
             <w:r>
               <w:rPr>
+                <w:sz w:val="24"/>
+                <w:szCs w:val="24"/>
                 <w:lang w:val="en-US"/>
               </w:rPr>
               <w:t>    "Lviv, Ukraine":</w:t>
@@ -59184,6 +59894,8 @@
             <w:proofErr w:type="gramStart"/>
             <w:r>
               <w:rPr>
+                <w:sz w:val="24"/>
+                <w:szCs w:val="24"/>
                 <w:lang w:val="en-US"/>
               </w:rPr>
               <w:t xml:space="preserve">   (</w:t>
@@ -59191,6 +59903,8 @@
             <w:proofErr w:type="gramEnd"/>
             <w:r>
               <w:rPr>
+                <w:sz w:val="24"/>
+                <w:szCs w:val="24"/>
                 <w:lang w:val="en-US"/>
               </w:rPr>
               <w:t>49.8397, 24.0297),</w:t>
@@ -59201,11 +59915,15 @@
               <w:spacing w:before="0" w:after="0"/>
               <w:jc w:val="left"/>
               <w:rPr>
+                <w:sz w:val="24"/>
+                <w:szCs w:val="24"/>
                 <w:lang w:val="en-US"/>
               </w:rPr>
             </w:pPr>
             <w:r>
               <w:rPr>
+                <w:sz w:val="24"/>
+                <w:szCs w:val="24"/>
                 <w:lang w:val="en-US"/>
               </w:rPr>
               <w:t>    "Odesa, Ukraine"</w:t>
@@ -59213,6 +59931,8 @@
             <w:proofErr w:type="gramStart"/>
             <w:r>
               <w:rPr>
+                <w:sz w:val="24"/>
+                <w:szCs w:val="24"/>
                 <w:lang w:val="en-US"/>
               </w:rPr>
               <w:t>:  (</w:t>
@@ -59220,6 +59940,8 @@
             <w:proofErr w:type="gramEnd"/>
             <w:r>
               <w:rPr>
+                <w:sz w:val="24"/>
+                <w:szCs w:val="24"/>
                 <w:lang w:val="en-US"/>
               </w:rPr>
               <w:t>46.4825, 30.7233),</w:t>
@@ -59230,11 +59952,15 @@
               <w:spacing w:before="0" w:after="0"/>
               <w:jc w:val="left"/>
               <w:rPr>
+                <w:sz w:val="24"/>
+                <w:szCs w:val="24"/>
                 <w:lang w:val="en-US"/>
               </w:rPr>
             </w:pPr>
             <w:r>
               <w:rPr>
+                <w:sz w:val="24"/>
+                <w:szCs w:val="24"/>
                 <w:lang w:val="en-US"/>
               </w:rPr>
               <w:t>}</w:t>
@@ -59245,6 +59971,8 @@
               <w:spacing w:before="0" w:after="0"/>
               <w:jc w:val="left"/>
               <w:rPr>
+                <w:sz w:val="24"/>
+                <w:szCs w:val="24"/>
                 <w:lang w:val="en-US"/>
               </w:rPr>
             </w:pPr>
@@ -59254,19 +59982,26 @@
               <w:spacing w:before="0" w:after="0"/>
               <w:jc w:val="left"/>
               <w:rPr>
+                <w:sz w:val="24"/>
+                <w:szCs w:val="24"/>
                 <w:lang w:val="en-US"/>
               </w:rPr>
             </w:pPr>
             <w:r>
               <w:rPr>
-                <w:lang w:val="en-US"/>
-              </w:rPr>
+                <w:sz w:val="24"/>
+                <w:szCs w:val="24"/>
+                <w:lang w:val="en-US"/>
+              </w:rPr>
+              <w:lastRenderedPageBreak/>
               <w:t xml:space="preserve">_geolocator = </w:t>
             </w:r>
             <w:proofErr w:type="spellStart"/>
             <w:proofErr w:type="gramStart"/>
             <w:r>
               <w:rPr>
+                <w:sz w:val="24"/>
+                <w:szCs w:val="24"/>
                 <w:lang w:val="en-US"/>
               </w:rPr>
               <w:t>Nominatim</w:t>
@@ -59274,6 +60009,8 @@
             <w:proofErr w:type="spellEnd"/>
             <w:r>
               <w:rPr>
+                <w:sz w:val="24"/>
+                <w:szCs w:val="24"/>
                 <w:lang w:val="en-US"/>
               </w:rPr>
               <w:t>(</w:t>
@@ -59284,6 +60021,8 @@
               <w:rPr>
                 <w:i/>
                 <w:iCs/>
+                <w:sz w:val="24"/>
+                <w:szCs w:val="24"/>
                 <w:lang w:val="en-US"/>
               </w:rPr>
               <w:t>user_agent</w:t>
@@ -59291,6 +60030,8 @@
             <w:proofErr w:type="spellEnd"/>
             <w:r>
               <w:rPr>
+                <w:sz w:val="24"/>
+                <w:szCs w:val="24"/>
                 <w:lang w:val="en-US"/>
               </w:rPr>
               <w:t xml:space="preserve">="deliveryiq_v3", </w:t>
@@ -59299,12 +60040,16 @@
               <w:rPr>
                 <w:i/>
                 <w:iCs/>
+                <w:sz w:val="24"/>
+                <w:szCs w:val="24"/>
                 <w:lang w:val="en-US"/>
               </w:rPr>
               <w:t>timeout</w:t>
             </w:r>
             <w:r>
               <w:rPr>
+                <w:sz w:val="24"/>
+                <w:szCs w:val="24"/>
                 <w:lang w:val="en-US"/>
               </w:rPr>
               <w:t>=10)</w:t>
@@ -59315,6 +60060,8 @@
               <w:spacing w:before="0" w:after="0"/>
               <w:jc w:val="left"/>
               <w:rPr>
+                <w:sz w:val="24"/>
+                <w:szCs w:val="24"/>
                 <w:lang w:val="en-US"/>
               </w:rPr>
             </w:pPr>
@@ -59324,6 +60071,8 @@
               <w:spacing w:before="0" w:after="0"/>
               <w:jc w:val="left"/>
               <w:rPr>
+                <w:sz w:val="24"/>
+                <w:szCs w:val="24"/>
                 <w:lang w:val="en-US"/>
               </w:rPr>
             </w:pPr>
@@ -59331,6 +60080,8 @@
               <w:rPr>
                 <w:i/>
                 <w:iCs/>
+                <w:sz w:val="24"/>
+                <w:szCs w:val="24"/>
                 <w:lang w:val="en-US"/>
               </w:rPr>
               <w:t xml:space="preserve"># </w:t>
@@ -59341,6 +60092,8 @@
               <w:spacing w:before="0" w:after="0"/>
               <w:jc w:val="left"/>
               <w:rPr>
+                <w:sz w:val="24"/>
+                <w:szCs w:val="24"/>
                 <w:lang w:val="en-US"/>
               </w:rPr>
             </w:pPr>
@@ -59348,6 +60101,8 @@
               <w:rPr>
                 <w:i/>
                 <w:iCs/>
+                <w:sz w:val="24"/>
+                <w:szCs w:val="24"/>
                 <w:lang w:val="en-US"/>
               </w:rPr>
               <w:t>#  PAGE CONFIG</w:t>
@@ -59358,6 +60113,8 @@
               <w:spacing w:before="0" w:after="0"/>
               <w:jc w:val="left"/>
               <w:rPr>
+                <w:sz w:val="24"/>
+                <w:szCs w:val="24"/>
                 <w:lang w:val="en-US"/>
               </w:rPr>
             </w:pPr>
@@ -59365,6 +60122,8 @@
               <w:rPr>
                 <w:i/>
                 <w:iCs/>
+                <w:sz w:val="24"/>
+                <w:szCs w:val="24"/>
                 <w:lang w:val="en-US"/>
               </w:rPr>
               <w:t xml:space="preserve"># </w:t>
@@ -59375,12 +60134,16 @@
               <w:spacing w:before="0" w:after="0"/>
               <w:jc w:val="left"/>
               <w:rPr>
+                <w:sz w:val="24"/>
+                <w:szCs w:val="24"/>
                 <w:lang w:val="en-US"/>
               </w:rPr>
             </w:pPr>
             <w:proofErr w:type="spellStart"/>
             <w:r>
               <w:rPr>
+                <w:sz w:val="24"/>
+                <w:szCs w:val="24"/>
                 <w:lang w:val="en-US"/>
               </w:rPr>
               <w:t>st.set_page_</w:t>
@@ -59388,6 +60151,8 @@
             <w:proofErr w:type="gramStart"/>
             <w:r>
               <w:rPr>
+                <w:sz w:val="24"/>
+                <w:szCs w:val="24"/>
                 <w:lang w:val="en-US"/>
               </w:rPr>
               <w:t>config</w:t>
@@ -59395,6 +60160,8 @@
             <w:proofErr w:type="spellEnd"/>
             <w:r>
               <w:rPr>
+                <w:sz w:val="24"/>
+                <w:szCs w:val="24"/>
                 <w:lang w:val="en-US"/>
               </w:rPr>
               <w:t>(</w:t>
@@ -59406,11 +60173,15 @@
               <w:spacing w:before="0" w:after="0"/>
               <w:jc w:val="left"/>
               <w:rPr>
+                <w:sz w:val="24"/>
+                <w:szCs w:val="24"/>
                 <w:lang w:val="en-US"/>
               </w:rPr>
             </w:pPr>
             <w:r>
               <w:rPr>
+                <w:sz w:val="24"/>
+                <w:szCs w:val="24"/>
                 <w:lang w:val="en-US"/>
               </w:rPr>
               <w:t xml:space="preserve">    </w:t>
@@ -59420,6 +60191,8 @@
               <w:rPr>
                 <w:i/>
                 <w:iCs/>
+                <w:sz w:val="24"/>
+                <w:szCs w:val="24"/>
                 <w:lang w:val="en-US"/>
               </w:rPr>
               <w:t>page_title</w:t>
@@ -59427,6 +60200,8 @@
             <w:proofErr w:type="spellEnd"/>
             <w:r>
               <w:rPr>
+                <w:sz w:val="24"/>
+                <w:szCs w:val="24"/>
                 <w:lang w:val="en-US"/>
               </w:rPr>
               <w:t>="</w:t>
@@ -59434,6 +60209,8 @@
             <w:proofErr w:type="spellStart"/>
             <w:r>
               <w:rPr>
+                <w:sz w:val="24"/>
+                <w:szCs w:val="24"/>
                 <w:lang w:val="en-US"/>
               </w:rPr>
               <w:t>DeliveryIQ</w:t>
@@ -59441,6 +60218,8 @@
             <w:proofErr w:type="spellEnd"/>
             <w:r>
               <w:rPr>
+                <w:sz w:val="24"/>
+                <w:szCs w:val="24"/>
                 <w:lang w:val="en-US"/>
               </w:rPr>
               <w:t xml:space="preserve"> · </w:t>
@@ -59448,6 +60227,8 @@
             <w:proofErr w:type="spellStart"/>
             <w:r>
               <w:rPr>
+                <w:sz w:val="24"/>
+                <w:szCs w:val="24"/>
                 <w:lang w:val="en-US"/>
               </w:rPr>
               <w:t>Оптимізатор</w:t>
@@ -59455,6 +60236,8 @@
             <w:proofErr w:type="spellEnd"/>
             <w:r>
               <w:rPr>
+                <w:sz w:val="24"/>
+                <w:szCs w:val="24"/>
                 <w:lang w:val="en-US"/>
               </w:rPr>
               <w:t xml:space="preserve"> </w:t>
@@ -59462,6 +60245,8 @@
             <w:proofErr w:type="spellStart"/>
             <w:r>
               <w:rPr>
+                <w:sz w:val="24"/>
+                <w:szCs w:val="24"/>
                 <w:lang w:val="en-US"/>
               </w:rPr>
               <w:t>маршрутів</w:t>
@@ -59469,6 +60254,8 @@
             <w:proofErr w:type="spellEnd"/>
             <w:r>
               <w:rPr>
+                <w:sz w:val="24"/>
+                <w:szCs w:val="24"/>
                 <w:lang w:val="en-US"/>
               </w:rPr>
               <w:t>",</w:t>
@@ -59479,11 +60266,15 @@
               <w:spacing w:before="0" w:after="0"/>
               <w:jc w:val="left"/>
               <w:rPr>
+                <w:sz w:val="24"/>
+                <w:szCs w:val="24"/>
                 <w:lang w:val="en-US"/>
               </w:rPr>
             </w:pPr>
             <w:r>
               <w:rPr>
+                <w:sz w:val="24"/>
+                <w:szCs w:val="24"/>
                 <w:lang w:val="en-US"/>
               </w:rPr>
               <w:t xml:space="preserve">    </w:t>
@@ -59493,6 +60284,8 @@
               <w:rPr>
                 <w:i/>
                 <w:iCs/>
+                <w:sz w:val="24"/>
+                <w:szCs w:val="24"/>
                 <w:lang w:val="en-US"/>
               </w:rPr>
               <w:t>page_icon</w:t>
@@ -59500,6 +60293,8 @@
             <w:proofErr w:type="spellEnd"/>
             <w:r>
               <w:rPr>
+                <w:sz w:val="24"/>
+                <w:szCs w:val="24"/>
                 <w:lang w:val="en-US"/>
               </w:rPr>
               <w:t>="</w:t>
@@ -59507,12 +60302,16 @@
             <w:r>
               <w:rPr>
                 <w:rFonts w:ascii="Segoe UI Emoji" w:hAnsi="Segoe UI Emoji" w:cs="Segoe UI Emoji"/>
+                <w:sz w:val="24"/>
+                <w:szCs w:val="24"/>
                 <w:lang w:val="en-US"/>
               </w:rPr>
               <w:t>📦</w:t>
             </w:r>
             <w:r>
               <w:rPr>
+                <w:sz w:val="24"/>
+                <w:szCs w:val="24"/>
                 <w:lang w:val="en-US"/>
               </w:rPr>
               <w:t>",</w:t>
@@ -59523,11 +60322,15 @@
               <w:spacing w:before="0" w:after="0"/>
               <w:jc w:val="left"/>
               <w:rPr>
+                <w:sz w:val="24"/>
+                <w:szCs w:val="24"/>
                 <w:lang w:val="en-US"/>
               </w:rPr>
             </w:pPr>
             <w:r>
               <w:rPr>
+                <w:sz w:val="24"/>
+                <w:szCs w:val="24"/>
                 <w:lang w:val="en-US"/>
               </w:rPr>
               <w:t xml:space="preserve">    </w:t>
@@ -59536,12 +60339,16 @@
               <w:rPr>
                 <w:i/>
                 <w:iCs/>
+                <w:sz w:val="24"/>
+                <w:szCs w:val="24"/>
                 <w:lang w:val="en-US"/>
               </w:rPr>
               <w:t>layout</w:t>
             </w:r>
             <w:r>
               <w:rPr>
+                <w:sz w:val="24"/>
+                <w:szCs w:val="24"/>
                 <w:lang w:val="en-US"/>
               </w:rPr>
               <w:t>="wide",</w:t>
@@ -59552,11 +60359,15 @@
               <w:spacing w:before="0" w:after="0"/>
               <w:jc w:val="left"/>
               <w:rPr>
+                <w:sz w:val="24"/>
+                <w:szCs w:val="24"/>
                 <w:lang w:val="en-US"/>
               </w:rPr>
             </w:pPr>
             <w:r>
               <w:rPr>
+                <w:sz w:val="24"/>
+                <w:szCs w:val="24"/>
                 <w:lang w:val="en-US"/>
               </w:rPr>
               <w:t xml:space="preserve">    </w:t>
@@ -59566,6 +60377,8 @@
               <w:rPr>
                 <w:i/>
                 <w:iCs/>
+                <w:sz w:val="24"/>
+                <w:szCs w:val="24"/>
                 <w:lang w:val="en-US"/>
               </w:rPr>
               <w:t>initial_sidebar_state</w:t>
@@ -59573,6 +60386,8 @@
             <w:proofErr w:type="spellEnd"/>
             <w:r>
               <w:rPr>
+                <w:sz w:val="24"/>
+                <w:szCs w:val="24"/>
                 <w:lang w:val="en-US"/>
               </w:rPr>
               <w:t>="expanded",</w:t>
@@ -59583,11 +60398,15 @@
               <w:spacing w:before="0" w:after="0"/>
               <w:jc w:val="left"/>
               <w:rPr>
+                <w:sz w:val="24"/>
+                <w:szCs w:val="24"/>
                 <w:lang w:val="en-US"/>
               </w:rPr>
             </w:pPr>
             <w:r>
               <w:rPr>
+                <w:sz w:val="24"/>
+                <w:szCs w:val="24"/>
                 <w:lang w:val="en-US"/>
               </w:rPr>
               <w:t>)</w:t>
@@ -59598,6 +60417,8 @@
               <w:spacing w:before="0" w:after="0"/>
               <w:jc w:val="left"/>
               <w:rPr>
+                <w:sz w:val="24"/>
+                <w:szCs w:val="24"/>
                 <w:lang w:val="en-US"/>
               </w:rPr>
             </w:pPr>
@@ -59607,6 +60428,8 @@
               <w:spacing w:before="0" w:after="0"/>
               <w:jc w:val="left"/>
               <w:rPr>
+                <w:sz w:val="24"/>
+                <w:szCs w:val="24"/>
                 <w:lang w:val="en-US"/>
               </w:rPr>
             </w:pPr>
@@ -59614,6 +60437,8 @@
               <w:rPr>
                 <w:i/>
                 <w:iCs/>
+                <w:sz w:val="24"/>
+                <w:szCs w:val="24"/>
                 <w:lang w:val="en-US"/>
               </w:rPr>
               <w:t xml:space="preserve"># </w:t>
@@ -59624,6 +60449,8 @@
               <w:spacing w:before="0" w:after="0"/>
               <w:jc w:val="left"/>
               <w:rPr>
+                <w:sz w:val="24"/>
+                <w:szCs w:val="24"/>
                 <w:lang w:val="en-US"/>
               </w:rPr>
             </w:pPr>
@@ -59631,6 +60458,8 @@
               <w:rPr>
                 <w:i/>
                 <w:iCs/>
+                <w:sz w:val="24"/>
+                <w:szCs w:val="24"/>
                 <w:lang w:val="en-US"/>
               </w:rPr>
               <w:t>#  GLOBAL CSS</w:t>
@@ -59641,6 +60470,8 @@
               <w:spacing w:before="0" w:after="0"/>
               <w:jc w:val="left"/>
               <w:rPr>
+                <w:sz w:val="24"/>
+                <w:szCs w:val="24"/>
                 <w:lang w:val="en-US"/>
               </w:rPr>
             </w:pPr>
@@ -59648,6 +60479,8 @@
               <w:rPr>
                 <w:i/>
                 <w:iCs/>
+                <w:sz w:val="24"/>
+                <w:szCs w:val="24"/>
                 <w:lang w:val="en-US"/>
               </w:rPr>
               <w:t xml:space="preserve"># </w:t>
@@ -59658,6 +60491,8 @@
               <w:spacing w:before="0" w:after="0"/>
               <w:jc w:val="left"/>
               <w:rPr>
+                <w:sz w:val="24"/>
+                <w:szCs w:val="24"/>
                 <w:lang w:val="en-US"/>
               </w:rPr>
             </w:pPr>
@@ -59665,6 +60500,8 @@
             <w:proofErr w:type="gramStart"/>
             <w:r>
               <w:rPr>
+                <w:sz w:val="24"/>
+                <w:szCs w:val="24"/>
                 <w:lang w:val="en-US"/>
               </w:rPr>
               <w:t>st.markdown</w:t>
@@ -59673,6 +60510,8 @@
             <w:proofErr w:type="gramEnd"/>
             <w:r>
               <w:rPr>
+                <w:sz w:val="24"/>
+                <w:szCs w:val="24"/>
                 <w:lang w:val="en-US"/>
               </w:rPr>
               <w:t>("""</w:t>
@@ -59683,11 +60522,15 @@
               <w:spacing w:before="0" w:after="0"/>
               <w:jc w:val="left"/>
               <w:rPr>
+                <w:sz w:val="24"/>
+                <w:szCs w:val="24"/>
                 <w:lang w:val="en-US"/>
               </w:rPr>
             </w:pPr>
             <w:r>
               <w:rPr>
+                <w:sz w:val="24"/>
+                <w:szCs w:val="24"/>
                 <w:lang w:val="en-US"/>
               </w:rPr>
               <w:t>&lt;style&gt;</w:t>
@@ -59698,21 +60541,18 @@
               <w:spacing w:before="0" w:after="0"/>
               <w:jc w:val="left"/>
               <w:rPr>
+                <w:sz w:val="24"/>
+                <w:szCs w:val="24"/>
                 <w:lang w:val="en-US"/>
               </w:rPr>
             </w:pPr>
             <w:r>
               <w:rPr>
-                <w:lang w:val="en-US"/>
-              </w:rPr>
-              <w:t xml:space="preserve">@import </w:t>
-            </w:r>
-            <w:r>
-              <w:rPr>
-                <w:lang w:val="en-US"/>
-              </w:rPr>
-              <w:lastRenderedPageBreak/>
-              <w:t>url('https://fonts.googleapis.com/css2?family=DM+Mono:wght@400;500&amp;family=Outfit:wght@300;400;500;600;700;800&amp;display=swap');</w:t>
+                <w:sz w:val="24"/>
+                <w:szCs w:val="24"/>
+                <w:lang w:val="en-US"/>
+              </w:rPr>
+              <w:t>@import url('https://fonts.googleapis.com/css2?family=DM+Mono:wght@400;500&amp;family=Outfit:wght@300;400;500;600;700;800&amp;display=swap');</w:t>
             </w:r>
           </w:p>
           <w:p>
@@ -59720,6 +60560,8 @@
               <w:spacing w:before="0" w:after="0"/>
               <w:jc w:val="left"/>
               <w:rPr>
+                <w:sz w:val="24"/>
+                <w:szCs w:val="24"/>
                 <w:lang w:val="en-US"/>
               </w:rPr>
             </w:pPr>
@@ -59729,6 +60571,8 @@
               <w:spacing w:before="0" w:after="0"/>
               <w:jc w:val="left"/>
               <w:rPr>
+                <w:sz w:val="24"/>
+                <w:szCs w:val="24"/>
                 <w:lang w:val="en-US"/>
               </w:rPr>
             </w:pPr>
@@ -59736,6 +60580,8 @@
             <w:proofErr w:type="gramStart"/>
             <w:r>
               <w:rPr>
+                <w:sz w:val="24"/>
+                <w:szCs w:val="24"/>
                 <w:lang w:val="en-US"/>
               </w:rPr>
               <w:t>html,body</w:t>
@@ -59744,6 +60590,8 @@
             <w:proofErr w:type="gramEnd"/>
             <w:r>
               <w:rPr>
+                <w:sz w:val="24"/>
+                <w:szCs w:val="24"/>
                 <w:lang w:val="en-US"/>
               </w:rPr>
               <w:t>,[class*="</w:t>
@@ -59751,6 +60599,8 @@
             <w:proofErr w:type="spellStart"/>
             <w:r>
               <w:rPr>
+                <w:sz w:val="24"/>
+                <w:szCs w:val="24"/>
                 <w:lang w:val="en-US"/>
               </w:rPr>
               <w:t>css</w:t>
@@ -59758,6 +60608,8 @@
             <w:proofErr w:type="spellEnd"/>
             <w:r>
               <w:rPr>
+                <w:sz w:val="24"/>
+                <w:szCs w:val="24"/>
                 <w:lang w:val="en-US"/>
               </w:rPr>
               <w:t xml:space="preserve">"]{ </w:t>
@@ -59765,6 +60617,8 @@
             <w:proofErr w:type="spellStart"/>
             <w:r>
               <w:rPr>
+                <w:sz w:val="24"/>
+                <w:szCs w:val="24"/>
                 <w:lang w:val="en-US"/>
               </w:rPr>
               <w:t>font-family:'Outfit',sans-serif</w:t>
@@ -59772,6 +60626,8 @@
             <w:proofErr w:type="spellEnd"/>
             <w:r>
               <w:rPr>
+                <w:sz w:val="24"/>
+                <w:szCs w:val="24"/>
                 <w:lang w:val="en-US"/>
               </w:rPr>
               <w:t>; }</w:t>
@@ -59782,6 +60638,8 @@
               <w:spacing w:before="0" w:after="0"/>
               <w:jc w:val="left"/>
               <w:rPr>
+                <w:sz w:val="24"/>
+                <w:szCs w:val="24"/>
                 <w:lang w:val="en-US"/>
               </w:rPr>
             </w:pPr>
@@ -59791,11 +60649,15 @@
               <w:spacing w:before="0" w:after="0"/>
               <w:jc w:val="left"/>
               <w:rPr>
+                <w:sz w:val="24"/>
+                <w:szCs w:val="24"/>
                 <w:lang w:val="en-US"/>
               </w:rPr>
             </w:pPr>
             <w:r>
               <w:rPr>
+                <w:sz w:val="24"/>
+                <w:szCs w:val="24"/>
                 <w:lang w:val="en-US"/>
               </w:rPr>
               <w:t>/* sidebar */</w:t>
@@ -59806,11 +60668,15 @@
               <w:spacing w:before="0" w:after="0"/>
               <w:jc w:val="left"/>
               <w:rPr>
+                <w:sz w:val="24"/>
+                <w:szCs w:val="24"/>
                 <w:lang w:val="en-US"/>
               </w:rPr>
             </w:pPr>
             <w:r>
               <w:rPr>
+                <w:sz w:val="24"/>
+                <w:szCs w:val="24"/>
                 <w:lang w:val="en-US"/>
               </w:rPr>
               <w:t>section[data-testid="stSidebar</w:t>
@@ -59818,6 +60684,8 @@
             <w:proofErr w:type="gramStart"/>
             <w:r>
               <w:rPr>
+                <w:sz w:val="24"/>
+                <w:szCs w:val="24"/>
                 <w:lang w:val="en-US"/>
               </w:rPr>
               <w:t>"]{</w:t>
@@ -59825,6 +60693,8 @@
             <w:proofErr w:type="gramEnd"/>
             <w:r>
               <w:rPr>
+                <w:sz w:val="24"/>
+                <w:szCs w:val="24"/>
                 <w:lang w:val="en-US"/>
               </w:rPr>
               <w:t>background:#080c14!important;border-right:1px solid #161d2e;}</w:t>
@@ -59835,11 +60705,15 @@
               <w:spacing w:before="0" w:after="0"/>
               <w:jc w:val="left"/>
               <w:rPr>
+                <w:sz w:val="24"/>
+                <w:szCs w:val="24"/>
                 <w:lang w:val="en-US"/>
               </w:rPr>
             </w:pPr>
             <w:r>
               <w:rPr>
+                <w:sz w:val="24"/>
+                <w:szCs w:val="24"/>
                 <w:lang w:val="en-US"/>
               </w:rPr>
               <w:t>section[data-</w:t>
@@ -59847,6 +60721,8 @@
             <w:proofErr w:type="spellStart"/>
             <w:r>
               <w:rPr>
+                <w:sz w:val="24"/>
+                <w:szCs w:val="24"/>
                 <w:lang w:val="en-US"/>
               </w:rPr>
               <w:t>testid</w:t>
@@ -59854,6 +60730,8 @@
             <w:proofErr w:type="spellEnd"/>
             <w:r>
               <w:rPr>
+                <w:sz w:val="24"/>
+                <w:szCs w:val="24"/>
                 <w:lang w:val="en-US"/>
               </w:rPr>
               <w:t>="</w:t>
@@ -59861,6 +60739,8 @@
             <w:proofErr w:type="spellStart"/>
             <w:r>
               <w:rPr>
+                <w:sz w:val="24"/>
+                <w:szCs w:val="24"/>
                 <w:lang w:val="en-US"/>
               </w:rPr>
               <w:t>stSidebar</w:t>
@@ -59868,6 +60748,8 @@
             <w:proofErr w:type="spellEnd"/>
             <w:r>
               <w:rPr>
+                <w:sz w:val="24"/>
+                <w:szCs w:val="24"/>
                 <w:lang w:val="en-US"/>
               </w:rPr>
               <w:t>"] *{</w:t>
@@ -59875,6 +60757,8 @@
             <w:proofErr w:type="gramStart"/>
             <w:r>
               <w:rPr>
+                <w:sz w:val="24"/>
+                <w:szCs w:val="24"/>
                 <w:lang w:val="en-US"/>
               </w:rPr>
               <w:t>color:#</w:t>
@@ -59882,6 +60766,8 @@
             <w:proofErr w:type="gramEnd"/>
             <w:r>
               <w:rPr>
+                <w:sz w:val="24"/>
+                <w:szCs w:val="24"/>
                 <w:lang w:val="en-US"/>
               </w:rPr>
               <w:t>cbd5e1!important;}</w:t>
@@ -59892,11 +60778,15 @@
               <w:spacing w:before="0" w:after="0"/>
               <w:jc w:val="left"/>
               <w:rPr>
+                <w:sz w:val="24"/>
+                <w:szCs w:val="24"/>
                 <w:lang w:val="en-US"/>
               </w:rPr>
             </w:pPr>
             <w:r>
               <w:rPr>
+                <w:sz w:val="24"/>
+                <w:szCs w:val="24"/>
                 <w:lang w:val="en-US"/>
               </w:rPr>
               <w:t>section[data-</w:t>
@@ -59904,6 +60794,8 @@
             <w:proofErr w:type="spellStart"/>
             <w:r>
               <w:rPr>
+                <w:sz w:val="24"/>
+                <w:szCs w:val="24"/>
                 <w:lang w:val="en-US"/>
               </w:rPr>
               <w:t>testid</w:t>
@@ -59911,6 +60803,8 @@
             <w:proofErr w:type="spellEnd"/>
             <w:r>
               <w:rPr>
+                <w:sz w:val="24"/>
+                <w:szCs w:val="24"/>
                 <w:lang w:val="en-US"/>
               </w:rPr>
               <w:t>="</w:t>
@@ -59918,6 +60812,8 @@
             <w:proofErr w:type="spellStart"/>
             <w:r>
               <w:rPr>
+                <w:sz w:val="24"/>
+                <w:szCs w:val="24"/>
                 <w:lang w:val="en-US"/>
               </w:rPr>
               <w:t>stSidebar</w:t>
@@ -59925,6 +60821,8 @@
             <w:proofErr w:type="spellEnd"/>
             <w:r>
               <w:rPr>
+                <w:sz w:val="24"/>
+                <w:szCs w:val="24"/>
                 <w:lang w:val="en-US"/>
               </w:rPr>
               <w:t>"] input,</w:t>
@@ -59935,11 +60833,15 @@
               <w:spacing w:before="0" w:after="0"/>
               <w:jc w:val="left"/>
               <w:rPr>
+                <w:sz w:val="24"/>
+                <w:szCs w:val="24"/>
                 <w:lang w:val="en-US"/>
               </w:rPr>
             </w:pPr>
             <w:r>
               <w:rPr>
+                <w:sz w:val="24"/>
+                <w:szCs w:val="24"/>
                 <w:lang w:val="en-US"/>
               </w:rPr>
               <w:t>section[data-</w:t>
@@ -59947,6 +60849,8 @@
             <w:proofErr w:type="spellStart"/>
             <w:r>
               <w:rPr>
+                <w:sz w:val="24"/>
+                <w:szCs w:val="24"/>
                 <w:lang w:val="en-US"/>
               </w:rPr>
               <w:t>testid</w:t>
@@ -59954,6 +60858,8 @@
             <w:proofErr w:type="spellEnd"/>
             <w:r>
               <w:rPr>
+                <w:sz w:val="24"/>
+                <w:szCs w:val="24"/>
                 <w:lang w:val="en-US"/>
               </w:rPr>
               <w:t>="</w:t>
@@ -59961,6 +60867,8 @@
             <w:proofErr w:type="spellStart"/>
             <w:r>
               <w:rPr>
+                <w:sz w:val="24"/>
+                <w:szCs w:val="24"/>
                 <w:lang w:val="en-US"/>
               </w:rPr>
               <w:t>stSidebar</w:t>
@@ -59968,6 +60876,8 @@
             <w:proofErr w:type="spellEnd"/>
             <w:r>
               <w:rPr>
+                <w:sz w:val="24"/>
+                <w:szCs w:val="24"/>
                 <w:lang w:val="en-US"/>
               </w:rPr>
               <w:t xml:space="preserve">"] </w:t>
@@ -59975,6 +60885,8 @@
             <w:proofErr w:type="spellStart"/>
             <w:r>
               <w:rPr>
+                <w:sz w:val="24"/>
+                <w:szCs w:val="24"/>
                 <w:lang w:val="en-US"/>
               </w:rPr>
               <w:t>textarea</w:t>
@@ -59982,6 +60894,8 @@
             <w:proofErr w:type="spellEnd"/>
             <w:r>
               <w:rPr>
+                <w:sz w:val="24"/>
+                <w:szCs w:val="24"/>
                 <w:lang w:val="en-US"/>
               </w:rPr>
               <w:t>,</w:t>
@@ -59992,11 +60906,15 @@
               <w:spacing w:before="0" w:after="0"/>
               <w:jc w:val="left"/>
               <w:rPr>
+                <w:sz w:val="24"/>
+                <w:szCs w:val="24"/>
                 <w:lang w:val="en-US"/>
               </w:rPr>
             </w:pPr>
             <w:r>
               <w:rPr>
+                <w:sz w:val="24"/>
+                <w:szCs w:val="24"/>
                 <w:lang w:val="en-US"/>
               </w:rPr>
               <w:t>section[data-</w:t>
@@ -60004,6 +60922,8 @@
             <w:proofErr w:type="spellStart"/>
             <w:r>
               <w:rPr>
+                <w:sz w:val="24"/>
+                <w:szCs w:val="24"/>
                 <w:lang w:val="en-US"/>
               </w:rPr>
               <w:t>testid</w:t>
@@ -60011,6 +60931,8 @@
             <w:proofErr w:type="spellEnd"/>
             <w:r>
               <w:rPr>
+                <w:sz w:val="24"/>
+                <w:szCs w:val="24"/>
                 <w:lang w:val="en-US"/>
               </w:rPr>
               <w:t>="</w:t>
@@ -60018,6 +60940,8 @@
             <w:proofErr w:type="spellStart"/>
             <w:r>
               <w:rPr>
+                <w:sz w:val="24"/>
+                <w:szCs w:val="24"/>
                 <w:lang w:val="en-US"/>
               </w:rPr>
               <w:t>stSidebar</w:t>
@@ -60025,6 +60949,8 @@
             <w:proofErr w:type="spellEnd"/>
             <w:r>
               <w:rPr>
+                <w:sz w:val="24"/>
+                <w:szCs w:val="24"/>
                 <w:lang w:val="en-US"/>
               </w:rPr>
               <w:t>"</w:t>
@@ -60032,6 +60958,8 @@
             <w:proofErr w:type="gramStart"/>
             <w:r>
               <w:rPr>
+                <w:sz w:val="24"/>
+                <w:szCs w:val="24"/>
                 <w:lang w:val="en-US"/>
               </w:rPr>
               <w:t>] .</w:t>
@@ -60039,6 +60967,8 @@
             <w:proofErr w:type="spellStart"/>
             <w:r>
               <w:rPr>
+                <w:sz w:val="24"/>
+                <w:szCs w:val="24"/>
                 <w:lang w:val="en-US"/>
               </w:rPr>
               <w:t>stSelectbox</w:t>
@@ -60047,6 +60977,8 @@
             <w:proofErr w:type="gramEnd"/>
             <w:r>
               <w:rPr>
+                <w:sz w:val="24"/>
+                <w:szCs w:val="24"/>
                 <w:lang w:val="en-US"/>
               </w:rPr>
               <w:t>&gt;div&gt;div{</w:t>
@@ -60057,11 +60989,15 @@
               <w:spacing w:before="0" w:after="0"/>
               <w:jc w:val="left"/>
               <w:rPr>
+                <w:sz w:val="24"/>
+                <w:szCs w:val="24"/>
                 <w:lang w:val="en-US"/>
               </w:rPr>
             </w:pPr>
             <w:r>
               <w:rPr>
+                <w:sz w:val="24"/>
+                <w:szCs w:val="24"/>
                 <w:lang w:val="en-US"/>
               </w:rPr>
               <w:t xml:space="preserve">  </w:t>
@@ -60069,6 +61005,8 @@
             <w:proofErr w:type="gramStart"/>
             <w:r>
               <w:rPr>
+                <w:sz w:val="24"/>
+                <w:szCs w:val="24"/>
                 <w:lang w:val="en-US"/>
               </w:rPr>
               <w:t>background:#</w:t>
@@ -60076,6 +61014,8 @@
             <w:proofErr w:type="gramEnd"/>
             <w:r>
               <w:rPr>
+                <w:sz w:val="24"/>
+                <w:szCs w:val="24"/>
                 <w:lang w:val="en-US"/>
               </w:rPr>
               <w:t>0f1623!important;border:1px solid #1e2d45!important;</w:t>
@@ -60086,18 +61026,25 @@
               <w:spacing w:before="0" w:after="0"/>
               <w:jc w:val="left"/>
               <w:rPr>
+                <w:sz w:val="24"/>
+                <w:szCs w:val="24"/>
                 <w:lang w:val="en-US"/>
               </w:rPr>
             </w:pPr>
             <w:r>
               <w:rPr>
-                <w:lang w:val="en-US"/>
-              </w:rPr>
+                <w:sz w:val="24"/>
+                <w:szCs w:val="24"/>
+                <w:lang w:val="en-US"/>
+              </w:rPr>
+              <w:lastRenderedPageBreak/>
               <w:t>  border-radius:8</w:t>
             </w:r>
             <w:proofErr w:type="gramStart"/>
             <w:r>
               <w:rPr>
+                <w:sz w:val="24"/>
+                <w:szCs w:val="24"/>
                 <w:lang w:val="en-US"/>
               </w:rPr>
               <w:t>px!important</w:t>
@@ -60105,6 +61052,8 @@
             <w:proofErr w:type="gramEnd"/>
             <w:r>
               <w:rPr>
+                <w:sz w:val="24"/>
+                <w:szCs w:val="24"/>
                 <w:lang w:val="en-US"/>
               </w:rPr>
               <w:t>;color:#e2e8f0!important;}</w:t>
@@ -60115,11 +61064,15 @@
               <w:spacing w:before="0" w:after="0"/>
               <w:jc w:val="left"/>
               <w:rPr>
+                <w:sz w:val="24"/>
+                <w:szCs w:val="24"/>
                 <w:lang w:val="en-US"/>
               </w:rPr>
             </w:pPr>
             <w:r>
               <w:rPr>
+                <w:sz w:val="24"/>
+                <w:szCs w:val="24"/>
                 <w:lang w:val="en-US"/>
               </w:rPr>
               <w:t>section[data-</w:t>
@@ -60127,6 +61080,8 @@
             <w:proofErr w:type="spellStart"/>
             <w:r>
               <w:rPr>
+                <w:sz w:val="24"/>
+                <w:szCs w:val="24"/>
                 <w:lang w:val="en-US"/>
               </w:rPr>
               <w:t>testid</w:t>
@@ -60134,6 +61089,8 @@
             <w:proofErr w:type="spellEnd"/>
             <w:r>
               <w:rPr>
+                <w:sz w:val="24"/>
+                <w:szCs w:val="24"/>
                 <w:lang w:val="en-US"/>
               </w:rPr>
               <w:t>="</w:t>
@@ -60141,6 +61098,8 @@
             <w:proofErr w:type="spellStart"/>
             <w:r>
               <w:rPr>
+                <w:sz w:val="24"/>
+                <w:szCs w:val="24"/>
                 <w:lang w:val="en-US"/>
               </w:rPr>
               <w:t>stSidebar</w:t>
@@ -60148,6 +61107,8 @@
             <w:proofErr w:type="spellEnd"/>
             <w:r>
               <w:rPr>
+                <w:sz w:val="24"/>
+                <w:szCs w:val="24"/>
                 <w:lang w:val="en-US"/>
               </w:rPr>
               <w:t>"</w:t>
@@ -60155,6 +61116,8 @@
             <w:proofErr w:type="gramStart"/>
             <w:r>
               <w:rPr>
+                <w:sz w:val="24"/>
+                <w:szCs w:val="24"/>
                 <w:lang w:val="en-US"/>
               </w:rPr>
               <w:t>] .</w:t>
@@ -60162,6 +61125,8 @@
             <w:proofErr w:type="spellStart"/>
             <w:r>
               <w:rPr>
+                <w:sz w:val="24"/>
+                <w:szCs w:val="24"/>
                 <w:lang w:val="en-US"/>
               </w:rPr>
               <w:t>stButton</w:t>
@@ -60170,6 +61135,8 @@
             <w:proofErr w:type="gramEnd"/>
             <w:r>
               <w:rPr>
+                <w:sz w:val="24"/>
+                <w:szCs w:val="24"/>
                 <w:lang w:val="en-US"/>
               </w:rPr>
               <w:t>&gt;button{</w:t>
@@ -60180,11 +61147,15 @@
               <w:spacing w:before="0" w:after="0"/>
               <w:jc w:val="left"/>
               <w:rPr>
+                <w:sz w:val="24"/>
+                <w:szCs w:val="24"/>
                 <w:lang w:val="en-US"/>
               </w:rPr>
             </w:pPr>
             <w:r>
               <w:rPr>
+                <w:sz w:val="24"/>
+                <w:szCs w:val="24"/>
                 <w:lang w:val="en-US"/>
               </w:rPr>
               <w:t>  width:100</w:t>
@@ -60192,6 +61163,8 @@
             <w:proofErr w:type="gramStart"/>
             <w:r>
               <w:rPr>
+                <w:sz w:val="24"/>
+                <w:szCs w:val="24"/>
                 <w:lang w:val="en-US"/>
               </w:rPr>
               <w:t>%;background</w:t>
@@ -60199,6 +61172,8 @@
             <w:proofErr w:type="gramEnd"/>
             <w:r>
               <w:rPr>
+                <w:sz w:val="24"/>
+                <w:szCs w:val="24"/>
                 <w:lang w:val="en-US"/>
               </w:rPr>
               <w:t>:linear-gradient(135deg,#1d4ed8,#2563eb)!important;</w:t>
@@ -60209,11 +61184,15 @@
               <w:spacing w:before="0" w:after="0"/>
               <w:jc w:val="left"/>
               <w:rPr>
+                <w:sz w:val="24"/>
+                <w:szCs w:val="24"/>
                 <w:lang w:val="en-US"/>
               </w:rPr>
             </w:pPr>
             <w:r>
               <w:rPr>
+                <w:sz w:val="24"/>
+                <w:szCs w:val="24"/>
                 <w:lang w:val="en-US"/>
               </w:rPr>
               <w:t xml:space="preserve">  </w:t>
@@ -60221,6 +61200,8 @@
             <w:proofErr w:type="gramStart"/>
             <w:r>
               <w:rPr>
+                <w:sz w:val="24"/>
+                <w:szCs w:val="24"/>
                 <w:lang w:val="en-US"/>
               </w:rPr>
               <w:t>color:white</w:t>
@@ -60228,6 +61209,8 @@
             <w:proofErr w:type="gramEnd"/>
             <w:r>
               <w:rPr>
+                <w:sz w:val="24"/>
+                <w:szCs w:val="24"/>
                 <w:lang w:val="en-US"/>
               </w:rPr>
               <w:t>!important;border:none!important;border-radius:10px!important;</w:t>
@@ -60238,11 +61221,15 @@
               <w:spacing w:before="0" w:after="0"/>
               <w:jc w:val="left"/>
               <w:rPr>
+                <w:sz w:val="24"/>
+                <w:szCs w:val="24"/>
                 <w:lang w:val="en-US"/>
               </w:rPr>
             </w:pPr>
             <w:r>
               <w:rPr>
+                <w:sz w:val="24"/>
+                <w:szCs w:val="24"/>
                 <w:lang w:val="en-US"/>
               </w:rPr>
               <w:t>  padding:13</w:t>
@@ -60250,6 +61237,8 @@
             <w:proofErr w:type="gramStart"/>
             <w:r>
               <w:rPr>
+                <w:sz w:val="24"/>
+                <w:szCs w:val="24"/>
                 <w:lang w:val="en-US"/>
               </w:rPr>
               <w:t>px!important</w:t>
@@ -60257,6 +61246,8 @@
             <w:proofErr w:type="gramEnd"/>
             <w:r>
               <w:rPr>
+                <w:sz w:val="24"/>
+                <w:szCs w:val="24"/>
                 <w:lang w:val="en-US"/>
               </w:rPr>
               <w:t>;font-size:.88rem!important;font-weight:600!important;</w:t>
@@ -60267,11 +61258,15 @@
               <w:spacing w:before="0" w:after="0"/>
               <w:jc w:val="left"/>
               <w:rPr>
+                <w:sz w:val="24"/>
+                <w:szCs w:val="24"/>
                 <w:lang w:val="en-US"/>
               </w:rPr>
             </w:pPr>
             <w:r>
               <w:rPr>
+                <w:sz w:val="24"/>
+                <w:szCs w:val="24"/>
                 <w:lang w:val="en-US"/>
               </w:rPr>
               <w:t xml:space="preserve">  box-shadow:0 4px 14px </w:t>
@@ -60280,6 +61275,8 @@
             <w:proofErr w:type="gramStart"/>
             <w:r>
               <w:rPr>
+                <w:sz w:val="24"/>
+                <w:szCs w:val="24"/>
                 <w:lang w:val="en-US"/>
               </w:rPr>
               <w:t>rgba</w:t>
@@ -60287,6 +61284,8 @@
             <w:proofErr w:type="spellEnd"/>
             <w:r>
               <w:rPr>
+                <w:sz w:val="24"/>
+                <w:szCs w:val="24"/>
                 <w:lang w:val="en-US"/>
               </w:rPr>
               <w:t>(</w:t>
@@ -60294,6 +61293,8 @@
             <w:proofErr w:type="gramEnd"/>
             <w:r>
               <w:rPr>
+                <w:sz w:val="24"/>
+                <w:szCs w:val="24"/>
                 <w:lang w:val="en-US"/>
               </w:rPr>
               <w:t>37,99,235,.4)!</w:t>
@@ -60301,6 +61302,8 @@
             <w:proofErr w:type="spellStart"/>
             <w:r>
               <w:rPr>
+                <w:sz w:val="24"/>
+                <w:szCs w:val="24"/>
                 <w:lang w:val="en-US"/>
               </w:rPr>
               <w:t>important;transition:all</w:t>
@@ -60308,6 +61311,8 @@
             <w:proofErr w:type="spellEnd"/>
             <w:r>
               <w:rPr>
+                <w:sz w:val="24"/>
+                <w:szCs w:val="24"/>
                 <w:lang w:val="en-US"/>
               </w:rPr>
               <w:t xml:space="preserve"> .2s!important;}</w:t>
@@ -60318,11 +61323,15 @@
               <w:spacing w:before="0" w:after="0"/>
               <w:jc w:val="left"/>
               <w:rPr>
+                <w:sz w:val="24"/>
+                <w:szCs w:val="24"/>
                 <w:lang w:val="en-US"/>
               </w:rPr>
             </w:pPr>
             <w:r>
               <w:rPr>
+                <w:sz w:val="24"/>
+                <w:szCs w:val="24"/>
                 <w:lang w:val="en-US"/>
               </w:rPr>
               <w:t>section[data-</w:t>
@@ -60330,6 +61339,8 @@
             <w:proofErr w:type="spellStart"/>
             <w:r>
               <w:rPr>
+                <w:sz w:val="24"/>
+                <w:szCs w:val="24"/>
                 <w:lang w:val="en-US"/>
               </w:rPr>
               <w:t>testid</w:t>
@@ -60337,6 +61348,8 @@
             <w:proofErr w:type="spellEnd"/>
             <w:r>
               <w:rPr>
+                <w:sz w:val="24"/>
+                <w:szCs w:val="24"/>
                 <w:lang w:val="en-US"/>
               </w:rPr>
               <w:t>="</w:t>
@@ -60344,6 +61357,8 @@
             <w:proofErr w:type="spellStart"/>
             <w:r>
               <w:rPr>
+                <w:sz w:val="24"/>
+                <w:szCs w:val="24"/>
                 <w:lang w:val="en-US"/>
               </w:rPr>
               <w:t>stSidebar</w:t>
@@ -60351,6 +61366,8 @@
             <w:proofErr w:type="spellEnd"/>
             <w:r>
               <w:rPr>
+                <w:sz w:val="24"/>
+                <w:szCs w:val="24"/>
                 <w:lang w:val="en-US"/>
               </w:rPr>
               <w:t>"</w:t>
@@ -60358,6 +61375,8 @@
             <w:proofErr w:type="gramStart"/>
             <w:r>
               <w:rPr>
+                <w:sz w:val="24"/>
+                <w:szCs w:val="24"/>
                 <w:lang w:val="en-US"/>
               </w:rPr>
               <w:t>] .</w:t>
@@ -60365,6 +61384,8 @@
             <w:proofErr w:type="spellStart"/>
             <w:r>
               <w:rPr>
+                <w:sz w:val="24"/>
+                <w:szCs w:val="24"/>
                 <w:lang w:val="en-US"/>
               </w:rPr>
               <w:t>stButton</w:t>
@@ -60373,6 +61394,8 @@
             <w:proofErr w:type="gramEnd"/>
             <w:r>
               <w:rPr>
+                <w:sz w:val="24"/>
+                <w:szCs w:val="24"/>
                 <w:lang w:val="en-US"/>
               </w:rPr>
               <w:t>&gt;</w:t>
@@ -60380,6 +61403,8 @@
             <w:proofErr w:type="spellStart"/>
             <w:r>
               <w:rPr>
+                <w:sz w:val="24"/>
+                <w:szCs w:val="24"/>
                 <w:lang w:val="en-US"/>
               </w:rPr>
               <w:t>button:hover</w:t>
@@ -60387,6 +61412,8 @@
             <w:proofErr w:type="spellEnd"/>
             <w:r>
               <w:rPr>
+                <w:sz w:val="24"/>
+                <w:szCs w:val="24"/>
                 <w:lang w:val="en-US"/>
               </w:rPr>
               <w:t>{</w:t>
@@ -60397,11 +61424,15 @@
               <w:spacing w:before="0" w:after="0"/>
               <w:jc w:val="left"/>
               <w:rPr>
+                <w:sz w:val="24"/>
+                <w:szCs w:val="24"/>
                 <w:lang w:val="en-US"/>
               </w:rPr>
             </w:pPr>
             <w:r>
               <w:rPr>
+                <w:sz w:val="24"/>
+                <w:szCs w:val="24"/>
                 <w:lang w:val="en-US"/>
               </w:rPr>
               <w:t xml:space="preserve">  </w:t>
@@ -60409,6 +61440,8 @@
             <w:proofErr w:type="gramStart"/>
             <w:r>
               <w:rPr>
+                <w:sz w:val="24"/>
+                <w:szCs w:val="24"/>
                 <w:lang w:val="en-US"/>
               </w:rPr>
               <w:t>background:linear</w:t>
@@ -60416,6 +61449,8 @@
             <w:proofErr w:type="gramEnd"/>
             <w:r>
               <w:rPr>
+                <w:sz w:val="24"/>
+                <w:szCs w:val="24"/>
                 <w:lang w:val="en-US"/>
               </w:rPr>
               <w:t>-gradient(135deg,#1e40af,#1d4ed8)!important;transform:translateY(-1px);}</w:t>
@@ -60426,6 +61461,8 @@
               <w:spacing w:before="0" w:after="0"/>
               <w:jc w:val="left"/>
               <w:rPr>
+                <w:sz w:val="24"/>
+                <w:szCs w:val="24"/>
                 <w:lang w:val="en-US"/>
               </w:rPr>
             </w:pPr>
@@ -60435,11 +61472,15 @@
               <w:spacing w:before="0" w:after="0"/>
               <w:jc w:val="left"/>
               <w:rPr>
+                <w:sz w:val="24"/>
+                <w:szCs w:val="24"/>
                 <w:lang w:val="en-US"/>
               </w:rPr>
             </w:pPr>
             <w:r>
               <w:rPr>
+                <w:sz w:val="24"/>
+                <w:szCs w:val="24"/>
                 <w:lang w:val="en-US"/>
               </w:rPr>
               <w:t>/* main */</w:t>
@@ -60450,12 +61491,16 @@
               <w:spacing w:before="0" w:after="0"/>
               <w:jc w:val="left"/>
               <w:rPr>
+                <w:sz w:val="24"/>
+                <w:szCs w:val="24"/>
                 <w:lang w:val="en-US"/>
               </w:rPr>
             </w:pPr>
             <w:proofErr w:type="gramStart"/>
             <w:r>
               <w:rPr>
+                <w:sz w:val="24"/>
+                <w:szCs w:val="24"/>
                 <w:lang w:val="en-US"/>
               </w:rPr>
               <w:t>.main</w:t>
@@ -60463,6 +61508,8 @@
             <w:proofErr w:type="gramEnd"/>
             <w:r>
               <w:rPr>
+                <w:sz w:val="24"/>
+                <w:szCs w:val="24"/>
                 <w:lang w:val="en-US"/>
               </w:rPr>
               <w:t xml:space="preserve"> .block-container{background:#f1f5f9;padding-top:1.2rem;padding-bottom:3rem;max-width:1440px;}</w:t>
@@ -60473,6 +61520,8 @@
               <w:spacing w:before="0" w:after="0"/>
               <w:jc w:val="left"/>
               <w:rPr>
+                <w:sz w:val="24"/>
+                <w:szCs w:val="24"/>
                 <w:lang w:val="en-US"/>
               </w:rPr>
             </w:pPr>
@@ -60482,11 +61531,15 @@
               <w:spacing w:before="0" w:after="0"/>
               <w:jc w:val="left"/>
               <w:rPr>
+                <w:sz w:val="24"/>
+                <w:szCs w:val="24"/>
                 <w:lang w:val="en-US"/>
               </w:rPr>
             </w:pPr>
             <w:r>
               <w:rPr>
+                <w:sz w:val="24"/>
+                <w:szCs w:val="24"/>
                 <w:lang w:val="en-US"/>
               </w:rPr>
               <w:t>/* header */</w:t>
@@ -60497,12 +61550,16 @@
               <w:spacing w:before="0" w:after="0"/>
               <w:jc w:val="left"/>
               <w:rPr>
+                <w:sz w:val="24"/>
+                <w:szCs w:val="24"/>
                 <w:lang w:val="en-US"/>
               </w:rPr>
             </w:pPr>
             <w:proofErr w:type="gramStart"/>
             <w:r>
               <w:rPr>
+                <w:sz w:val="24"/>
+                <w:szCs w:val="24"/>
                 <w:lang w:val="en-US"/>
               </w:rPr>
               <w:t>.page</w:t>
@@ -60510,6 +61567,8 @@
             <w:proofErr w:type="gramEnd"/>
             <w:r>
               <w:rPr>
+                <w:sz w:val="24"/>
+                <w:szCs w:val="24"/>
                 <w:lang w:val="en-US"/>
               </w:rPr>
               <w:t>-header{</w:t>
@@ -60520,11 +61579,15 @@
               <w:spacing w:before="0" w:after="0"/>
               <w:jc w:val="left"/>
               <w:rPr>
+                <w:sz w:val="24"/>
+                <w:szCs w:val="24"/>
                 <w:lang w:val="en-US"/>
               </w:rPr>
             </w:pPr>
             <w:r>
               <w:rPr>
+                <w:sz w:val="24"/>
+                <w:szCs w:val="24"/>
                 <w:lang w:val="en-US"/>
               </w:rPr>
               <w:t xml:space="preserve">  </w:t>
@@ -60533,6 +61596,8 @@
             <w:proofErr w:type="gramStart"/>
             <w:r>
               <w:rPr>
+                <w:sz w:val="24"/>
+                <w:szCs w:val="24"/>
                 <w:lang w:val="en-US"/>
               </w:rPr>
               <w:t>background:linear</w:t>
@@ -60540,6 +61605,8 @@
             <w:proofErr w:type="gramEnd"/>
             <w:r>
               <w:rPr>
+                <w:sz w:val="24"/>
+                <w:szCs w:val="24"/>
                 <w:lang w:val="en-US"/>
               </w:rPr>
               <w:t>-gradient</w:t>
@@ -60547,6 +61614,8 @@
             <w:proofErr w:type="spellEnd"/>
             <w:r>
               <w:rPr>
+                <w:sz w:val="24"/>
+                <w:szCs w:val="24"/>
                 <w:lang w:val="en-US"/>
               </w:rPr>
               <w:t>(120deg,#080c14 0%,#0f2044 55%,#0c3d6b 100%);</w:t>
@@ -60557,11 +61626,15 @@
               <w:spacing w:before="0" w:after="0"/>
               <w:jc w:val="left"/>
               <w:rPr>
+                <w:sz w:val="24"/>
+                <w:szCs w:val="24"/>
                 <w:lang w:val="en-US"/>
               </w:rPr>
             </w:pPr>
             <w:r>
               <w:rPr>
+                <w:sz w:val="24"/>
+                <w:szCs w:val="24"/>
                 <w:lang w:val="en-US"/>
               </w:rPr>
               <w:t>  border-radius:18</w:t>
@@ -60569,6 +61642,8 @@
             <w:proofErr w:type="gramStart"/>
             <w:r>
               <w:rPr>
+                <w:sz w:val="24"/>
+                <w:szCs w:val="24"/>
                 <w:lang w:val="en-US"/>
               </w:rPr>
               <w:t>px;padding</w:t>
@@ -60576,6 +61651,8 @@
             <w:proofErr w:type="gramEnd"/>
             <w:r>
               <w:rPr>
+                <w:sz w:val="24"/>
+                <w:szCs w:val="24"/>
                 <w:lang w:val="en-US"/>
               </w:rPr>
               <w:t>:26px 36px;margin-bottom:20px;</w:t>
@@ -60586,11 +61663,15 @@
               <w:spacing w:before="0" w:after="0"/>
               <w:jc w:val="left"/>
               <w:rPr>
+                <w:sz w:val="24"/>
+                <w:szCs w:val="24"/>
                 <w:lang w:val="en-US"/>
               </w:rPr>
             </w:pPr>
             <w:r>
               <w:rPr>
+                <w:sz w:val="24"/>
+                <w:szCs w:val="24"/>
                 <w:lang w:val="en-US"/>
               </w:rPr>
               <w:t xml:space="preserve">  </w:t>
@@ -60598,6 +61679,8 @@
             <w:proofErr w:type="gramStart"/>
             <w:r>
               <w:rPr>
+                <w:sz w:val="24"/>
+                <w:szCs w:val="24"/>
                 <w:lang w:val="en-US"/>
               </w:rPr>
               <w:t>display:flex</w:t>
@@ -60605,6 +61688,8 @@
             <w:proofErr w:type="gramEnd"/>
             <w:r>
               <w:rPr>
+                <w:sz w:val="24"/>
+                <w:szCs w:val="24"/>
                 <w:lang w:val="en-US"/>
               </w:rPr>
               <w:t>;align-items:center;gap:20px;</w:t>
@@ -60615,11 +61700,15 @@
               <w:spacing w:before="0" w:after="0"/>
               <w:jc w:val="left"/>
               <w:rPr>
+                <w:sz w:val="24"/>
+                <w:szCs w:val="24"/>
                 <w:lang w:val="en-US"/>
               </w:rPr>
             </w:pPr>
             <w:r>
               <w:rPr>
+                <w:sz w:val="24"/>
+                <w:szCs w:val="24"/>
                 <w:lang w:val="en-US"/>
               </w:rPr>
               <w:t xml:space="preserve">  box-shadow:0 6px 30px </w:t>
@@ -60628,6 +61717,8 @@
             <w:proofErr w:type="gramStart"/>
             <w:r>
               <w:rPr>
+                <w:sz w:val="24"/>
+                <w:szCs w:val="24"/>
                 <w:lang w:val="en-US"/>
               </w:rPr>
               <w:t>rgba</w:t>
@@ -60635,6 +61726,8 @@
             <w:proofErr w:type="spellEnd"/>
             <w:r>
               <w:rPr>
+                <w:sz w:val="24"/>
+                <w:szCs w:val="24"/>
                 <w:lang w:val="en-US"/>
               </w:rPr>
               <w:t>(</w:t>
@@ -60642,6 +61735,8 @@
             <w:proofErr w:type="gramEnd"/>
             <w:r>
               <w:rPr>
+                <w:sz w:val="24"/>
+                <w:szCs w:val="24"/>
                 <w:lang w:val="en-US"/>
               </w:rPr>
               <w:t>8,12,20,.25);}</w:t>
@@ -60652,12 +61747,16 @@
               <w:spacing w:before="0" w:after="0"/>
               <w:jc w:val="left"/>
               <w:rPr>
+                <w:sz w:val="24"/>
+                <w:szCs w:val="24"/>
                 <w:lang w:val="en-US"/>
               </w:rPr>
             </w:pPr>
             <w:proofErr w:type="gramStart"/>
             <w:r>
               <w:rPr>
+                <w:sz w:val="24"/>
+                <w:szCs w:val="24"/>
                 <w:lang w:val="en-US"/>
               </w:rPr>
               <w:t>.page</w:t>
@@ -60665,6 +61764,8 @@
             <w:proofErr w:type="gramEnd"/>
             <w:r>
               <w:rPr>
+                <w:sz w:val="24"/>
+                <w:szCs w:val="24"/>
                 <w:lang w:val="en-US"/>
               </w:rPr>
               <w:t>-header h1{color:#f0f9ff!important;font-size:1.9rem!important;</w:t>
@@ -60675,11 +61776,15 @@
               <w:spacing w:before="0" w:after="0"/>
               <w:jc w:val="left"/>
               <w:rPr>
+                <w:sz w:val="24"/>
+                <w:szCs w:val="24"/>
                 <w:lang w:val="en-US"/>
               </w:rPr>
             </w:pPr>
             <w:r>
               <w:rPr>
+                <w:sz w:val="24"/>
+                <w:szCs w:val="24"/>
                 <w:lang w:val="en-US"/>
               </w:rPr>
               <w:t>  font-weight:</w:t>
@@ -60687,6 +61792,8 @@
             <w:proofErr w:type="gramStart"/>
             <w:r>
               <w:rPr>
+                <w:sz w:val="24"/>
+                <w:szCs w:val="24"/>
                 <w:lang w:val="en-US"/>
               </w:rPr>
               <w:t>800!important</w:t>
@@ -60694,6 +61801,8 @@
             <w:proofErr w:type="gramEnd"/>
             <w:r>
               <w:rPr>
+                <w:sz w:val="24"/>
+                <w:szCs w:val="24"/>
                 <w:lang w:val="en-US"/>
               </w:rPr>
               <w:t>;margin:0!important;letter-spacing:-.5px;}</w:t>
@@ -60704,12 +61813,16 @@
               <w:spacing w:before="0" w:after="0"/>
               <w:jc w:val="left"/>
               <w:rPr>
+                <w:sz w:val="24"/>
+                <w:szCs w:val="24"/>
                 <w:lang w:val="en-US"/>
               </w:rPr>
             </w:pPr>
             <w:proofErr w:type="gramStart"/>
             <w:r>
               <w:rPr>
+                <w:sz w:val="24"/>
+                <w:szCs w:val="24"/>
                 <w:lang w:val="en-US"/>
               </w:rPr>
               <w:t>.page</w:t>
@@ -60717,6 +61830,8 @@
             <w:proofErr w:type="gramEnd"/>
             <w:r>
               <w:rPr>
+                <w:sz w:val="24"/>
+                <w:szCs w:val="24"/>
                 <w:lang w:val="en-US"/>
               </w:rPr>
               <w:t>-header p{color:#7eb3d8!important;margin:5px 0 0!important;font-size:.88rem;}</w:t>
@@ -60727,12 +61842,16 @@
               <w:spacing w:before="0" w:after="0"/>
               <w:jc w:val="left"/>
               <w:rPr>
+                <w:sz w:val="24"/>
+                <w:szCs w:val="24"/>
                 <w:lang w:val="en-US"/>
               </w:rPr>
             </w:pPr>
             <w:proofErr w:type="gramStart"/>
             <w:r>
               <w:rPr>
+                <w:sz w:val="24"/>
+                <w:szCs w:val="24"/>
                 <w:lang w:val="en-US"/>
               </w:rPr>
               <w:t>.city</w:t>
@@ -60740,6 +61859,8 @@
             <w:proofErr w:type="gramEnd"/>
             <w:r>
               <w:rPr>
+                <w:sz w:val="24"/>
+                <w:szCs w:val="24"/>
                 <w:lang w:val="en-US"/>
               </w:rPr>
               <w:t>-pill{</w:t>
@@ -60750,11 +61871,15 @@
               <w:spacing w:before="0" w:after="0"/>
               <w:jc w:val="left"/>
               <w:rPr>
+                <w:sz w:val="24"/>
+                <w:szCs w:val="24"/>
                 <w:lang w:val="en-US"/>
               </w:rPr>
             </w:pPr>
             <w:r>
               <w:rPr>
+                <w:sz w:val="24"/>
+                <w:szCs w:val="24"/>
                 <w:lang w:val="en-US"/>
               </w:rPr>
               <w:t xml:space="preserve">  </w:t>
@@ -60763,6 +61888,8 @@
             <w:proofErr w:type="gramStart"/>
             <w:r>
               <w:rPr>
+                <w:sz w:val="24"/>
+                <w:szCs w:val="24"/>
                 <w:lang w:val="en-US"/>
               </w:rPr>
               <w:t>display:inline</w:t>
@@ -60770,6 +61897,8 @@
             <w:proofErr w:type="gramEnd"/>
             <w:r>
               <w:rPr>
+                <w:sz w:val="24"/>
+                <w:szCs w:val="24"/>
                 <w:lang w:val="en-US"/>
               </w:rPr>
               <w:t>-block;background:rgba</w:t>
@@ -60777,6 +61906,8 @@
             <w:proofErr w:type="spellEnd"/>
             <w:r>
               <w:rPr>
+                <w:sz w:val="24"/>
+                <w:szCs w:val="24"/>
                 <w:lang w:val="en-US"/>
               </w:rPr>
               <w:t>(37,99,235,.25);</w:t>
@@ -60787,11 +61918,15 @@
               <w:spacing w:before="0" w:after="0"/>
               <w:jc w:val="left"/>
               <w:rPr>
+                <w:sz w:val="24"/>
+                <w:szCs w:val="24"/>
                 <w:lang w:val="en-US"/>
               </w:rPr>
             </w:pPr>
             <w:r>
               <w:rPr>
+                <w:sz w:val="24"/>
+                <w:szCs w:val="24"/>
                 <w:lang w:val="en-US"/>
               </w:rPr>
               <w:t xml:space="preserve">  border:1px solid </w:t>
@@ -60800,6 +61935,8 @@
             <w:proofErr w:type="gramStart"/>
             <w:r>
               <w:rPr>
+                <w:sz w:val="24"/>
+                <w:szCs w:val="24"/>
                 <w:lang w:val="en-US"/>
               </w:rPr>
               <w:t>rgba</w:t>
@@ -60807,6 +61944,8 @@
             <w:proofErr w:type="spellEnd"/>
             <w:r>
               <w:rPr>
+                <w:sz w:val="24"/>
+                <w:szCs w:val="24"/>
                 <w:lang w:val="en-US"/>
               </w:rPr>
               <w:t>(</w:t>
@@ -60814,6 +61953,8 @@
             <w:proofErr w:type="gramEnd"/>
             <w:r>
               <w:rPr>
+                <w:sz w:val="24"/>
+                <w:szCs w:val="24"/>
                 <w:lang w:val="en-US"/>
               </w:rPr>
               <w:t>96,165,250,.4);color:#93c5fd!important;</w:t>
@@ -60824,11 +61965,15 @@
               <w:spacing w:before="0" w:after="0"/>
               <w:jc w:val="left"/>
               <w:rPr>
+                <w:sz w:val="24"/>
+                <w:szCs w:val="24"/>
                 <w:lang w:val="en-US"/>
               </w:rPr>
             </w:pPr>
             <w:r>
               <w:rPr>
+                <w:sz w:val="24"/>
+                <w:szCs w:val="24"/>
                 <w:lang w:val="en-US"/>
               </w:rPr>
               <w:t>  font-size:.72</w:t>
@@ -60836,6 +61981,8 @@
             <w:proofErr w:type="gramStart"/>
             <w:r>
               <w:rPr>
+                <w:sz w:val="24"/>
+                <w:szCs w:val="24"/>
                 <w:lang w:val="en-US"/>
               </w:rPr>
               <w:t>rem;font</w:t>
@@ -60843,6 +61990,8 @@
             <w:proofErr w:type="gramEnd"/>
             <w:r>
               <w:rPr>
+                <w:sz w:val="24"/>
+                <w:szCs w:val="24"/>
                 <w:lang w:val="en-US"/>
               </w:rPr>
               <w:t>-weight:600;padding:4px 14px;</w:t>
@@ -60853,11 +62002,15 @@
               <w:spacing w:before="0" w:after="0"/>
               <w:jc w:val="left"/>
               <w:rPr>
+                <w:sz w:val="24"/>
+                <w:szCs w:val="24"/>
                 <w:lang w:val="en-US"/>
               </w:rPr>
             </w:pPr>
             <w:r>
               <w:rPr>
+                <w:sz w:val="24"/>
+                <w:szCs w:val="24"/>
                 <w:lang w:val="en-US"/>
               </w:rPr>
               <w:t>  border-radius:20</w:t>
@@ -60865,6 +62018,8 @@
             <w:proofErr w:type="gramStart"/>
             <w:r>
               <w:rPr>
+                <w:sz w:val="24"/>
+                <w:szCs w:val="24"/>
                 <w:lang w:val="en-US"/>
               </w:rPr>
               <w:t>px;margin</w:t>
@@ -60872,6 +62027,8 @@
             <w:proofErr w:type="gramEnd"/>
             <w:r>
               <w:rPr>
+                <w:sz w:val="24"/>
+                <w:szCs w:val="24"/>
                 <w:lang w:val="en-US"/>
               </w:rPr>
               <w:t>-top:8px;letter-spacing:.4px;}</w:t>
@@ -60882,6 +62039,8 @@
               <w:spacing w:before="0" w:after="0"/>
               <w:jc w:val="left"/>
               <w:rPr>
+                <w:sz w:val="24"/>
+                <w:szCs w:val="24"/>
                 <w:lang w:val="en-US"/>
               </w:rPr>
             </w:pPr>
@@ -60891,11 +62050,15 @@
               <w:spacing w:before="0" w:after="0"/>
               <w:jc w:val="left"/>
               <w:rPr>
+                <w:sz w:val="24"/>
+                <w:szCs w:val="24"/>
                 <w:lang w:val="en-US"/>
               </w:rPr>
             </w:pPr>
             <w:r>
               <w:rPr>
+                <w:sz w:val="24"/>
+                <w:szCs w:val="24"/>
                 <w:lang w:val="en-US"/>
               </w:rPr>
               <w:t>/* metric cards */</w:t>
@@ -60906,12 +62069,16 @@
               <w:spacing w:before="0" w:after="0"/>
               <w:jc w:val="left"/>
               <w:rPr>
+                <w:sz w:val="24"/>
+                <w:szCs w:val="24"/>
                 <w:lang w:val="en-US"/>
               </w:rPr>
             </w:pPr>
             <w:proofErr w:type="gramStart"/>
             <w:r>
               <w:rPr>
+                <w:sz w:val="24"/>
+                <w:szCs w:val="24"/>
                 <w:lang w:val="en-US"/>
               </w:rPr>
               <w:t>.metric</w:t>
@@ -60919,6 +62086,8 @@
             <w:proofErr w:type="gramEnd"/>
             <w:r>
               <w:rPr>
+                <w:sz w:val="24"/>
+                <w:szCs w:val="24"/>
                 <w:lang w:val="en-US"/>
               </w:rPr>
               <w:t>-card{</w:t>
@@ -60929,11 +62098,15 @@
               <w:spacing w:before="0" w:after="0"/>
               <w:jc w:val="left"/>
               <w:rPr>
+                <w:sz w:val="24"/>
+                <w:szCs w:val="24"/>
                 <w:lang w:val="en-US"/>
               </w:rPr>
             </w:pPr>
             <w:r>
               <w:rPr>
+                <w:sz w:val="24"/>
+                <w:szCs w:val="24"/>
                 <w:lang w:val="en-US"/>
               </w:rPr>
               <w:t xml:space="preserve">  </w:t>
@@ -60941,6 +62114,8 @@
             <w:proofErr w:type="gramStart"/>
             <w:r>
               <w:rPr>
+                <w:sz w:val="24"/>
+                <w:szCs w:val="24"/>
                 <w:lang w:val="en-US"/>
               </w:rPr>
               <w:t>background:white</w:t>
@@ -60948,6 +62123,8 @@
             <w:proofErr w:type="gramEnd"/>
             <w:r>
               <w:rPr>
+                <w:sz w:val="24"/>
+                <w:szCs w:val="24"/>
                 <w:lang w:val="en-US"/>
               </w:rPr>
               <w:t>;border-radius:16px;padding:22px 20px;text-align:center;</w:t>
@@ -60958,19 +62135,26 @@
               <w:spacing w:before="0" w:after="0"/>
               <w:jc w:val="left"/>
               <w:rPr>
+                <w:sz w:val="24"/>
+                <w:szCs w:val="24"/>
                 <w:lang w:val="en-US"/>
               </w:rPr>
             </w:pPr>
             <w:r>
               <w:rPr>
-                <w:lang w:val="en-US"/>
-              </w:rPr>
+                <w:sz w:val="24"/>
+                <w:szCs w:val="24"/>
+                <w:lang w:val="en-US"/>
+              </w:rPr>
+              <w:lastRenderedPageBreak/>
               <w:t xml:space="preserve">  box-shadow:0 2px 16px </w:t>
             </w:r>
             <w:proofErr w:type="spellStart"/>
             <w:proofErr w:type="gramStart"/>
             <w:r>
               <w:rPr>
+                <w:sz w:val="24"/>
+                <w:szCs w:val="24"/>
                 <w:lang w:val="en-US"/>
               </w:rPr>
               <w:t>rgba</w:t>
@@ -60978,6 +62162,8 @@
             <w:proofErr w:type="spellEnd"/>
             <w:r>
               <w:rPr>
+                <w:sz w:val="24"/>
+                <w:szCs w:val="24"/>
                 <w:lang w:val="en-US"/>
               </w:rPr>
               <w:t>(</w:t>
@@ -60985,6 +62171,8 @@
             <w:proofErr w:type="gramEnd"/>
             <w:r>
               <w:rPr>
+                <w:sz w:val="24"/>
+                <w:szCs w:val="24"/>
                 <w:lang w:val="en-US"/>
               </w:rPr>
               <w:t>0,0,0,.06);border:1.5px solid #e2e8f0;height:100%;</w:t>
@@ -60995,11 +62183,15 @@
               <w:spacing w:before="0" w:after="0"/>
               <w:jc w:val="left"/>
               <w:rPr>
+                <w:sz w:val="24"/>
+                <w:szCs w:val="24"/>
                 <w:lang w:val="en-US"/>
               </w:rPr>
             </w:pPr>
             <w:r>
               <w:rPr>
+                <w:sz w:val="24"/>
+                <w:szCs w:val="24"/>
                 <w:lang w:val="en-US"/>
               </w:rPr>
               <w:t xml:space="preserve">  </w:t>
@@ -61008,6 +62200,8 @@
             <w:proofErr w:type="gramStart"/>
             <w:r>
               <w:rPr>
+                <w:sz w:val="24"/>
+                <w:szCs w:val="24"/>
                 <w:lang w:val="en-US"/>
               </w:rPr>
               <w:t>transition:transform</w:t>
@@ -61016,6 +62210,8 @@
             <w:proofErr w:type="gramEnd"/>
             <w:r>
               <w:rPr>
+                <w:sz w:val="24"/>
+                <w:szCs w:val="24"/>
                 <w:lang w:val="en-US"/>
               </w:rPr>
               <w:t xml:space="preserve"> .15s,box-shadow .15s;}</w:t>
@@ -61026,12 +62222,16 @@
               <w:spacing w:before="0" w:after="0"/>
               <w:jc w:val="left"/>
               <w:rPr>
+                <w:sz w:val="24"/>
+                <w:szCs w:val="24"/>
                 <w:lang w:val="en-US"/>
               </w:rPr>
             </w:pPr>
             <w:proofErr w:type="gramStart"/>
             <w:r>
               <w:rPr>
+                <w:sz w:val="24"/>
+                <w:szCs w:val="24"/>
                 <w:lang w:val="en-US"/>
               </w:rPr>
               <w:t>.</w:t>
@@ -61039,6 +62239,8 @@
             <w:proofErr w:type="spellStart"/>
             <w:r>
               <w:rPr>
+                <w:sz w:val="24"/>
+                <w:szCs w:val="24"/>
                 <w:lang w:val="en-US"/>
               </w:rPr>
               <w:t>metric</w:t>
@@ -61046,6 +62248,8 @@
             <w:proofErr w:type="gramEnd"/>
             <w:r>
               <w:rPr>
+                <w:sz w:val="24"/>
+                <w:szCs w:val="24"/>
                 <w:lang w:val="en-US"/>
               </w:rPr>
               <w:t>-card:hover</w:t>
@@ -61053,6 +62257,8 @@
             <w:proofErr w:type="spellEnd"/>
             <w:r>
               <w:rPr>
+                <w:sz w:val="24"/>
+                <w:szCs w:val="24"/>
                 <w:lang w:val="en-US"/>
               </w:rPr>
               <w:t>{</w:t>
@@ -61060,6 +62266,8 @@
             <w:proofErr w:type="spellStart"/>
             <w:r>
               <w:rPr>
+                <w:sz w:val="24"/>
+                <w:szCs w:val="24"/>
                 <w:lang w:val="en-US"/>
               </w:rPr>
               <w:t>transform:translateY</w:t>
@@ -61067,6 +62275,8 @@
             <w:proofErr w:type="spellEnd"/>
             <w:r>
               <w:rPr>
+                <w:sz w:val="24"/>
+                <w:szCs w:val="24"/>
                 <w:lang w:val="en-US"/>
               </w:rPr>
               <w:t xml:space="preserve">(-2px);box-shadow:0 6px 24px </w:t>
@@ -61074,6 +62284,8 @@
             <w:proofErr w:type="spellStart"/>
             <w:r>
               <w:rPr>
+                <w:sz w:val="24"/>
+                <w:szCs w:val="24"/>
                 <w:lang w:val="en-US"/>
               </w:rPr>
               <w:t>rgba</w:t>
@@ -61081,6 +62293,8 @@
             <w:proofErr w:type="spellEnd"/>
             <w:r>
               <w:rPr>
+                <w:sz w:val="24"/>
+                <w:szCs w:val="24"/>
                 <w:lang w:val="en-US"/>
               </w:rPr>
               <w:t>(0,0,0,.1);}</w:t>
@@ -61091,12 +62305,16 @@
               <w:spacing w:before="0" w:after="0"/>
               <w:jc w:val="left"/>
               <w:rPr>
+                <w:sz w:val="24"/>
+                <w:szCs w:val="24"/>
                 <w:lang w:val="en-US"/>
               </w:rPr>
             </w:pPr>
             <w:proofErr w:type="gramStart"/>
             <w:r>
               <w:rPr>
+                <w:sz w:val="24"/>
+                <w:szCs w:val="24"/>
                 <w:lang w:val="en-US"/>
               </w:rPr>
               <w:t>.metric</w:t>
@@ -61104,6 +62322,8 @@
             <w:proofErr w:type="gramEnd"/>
             <w:r>
               <w:rPr>
+                <w:sz w:val="24"/>
+                <w:szCs w:val="24"/>
                 <w:lang w:val="en-US"/>
               </w:rPr>
               <w:t>-</w:t>
@@ -61111,6 +62331,8 @@
             <w:proofErr w:type="spellStart"/>
             <w:r>
               <w:rPr>
+                <w:sz w:val="24"/>
+                <w:szCs w:val="24"/>
                 <w:lang w:val="en-US"/>
               </w:rPr>
               <w:t>card.winner</w:t>
@@ -61118,6 +62340,8 @@
             <w:proofErr w:type="spellEnd"/>
             <w:r>
               <w:rPr>
+                <w:sz w:val="24"/>
+                <w:szCs w:val="24"/>
                 <w:lang w:val="en-US"/>
               </w:rPr>
               <w:t>{</w:t>
@@ -61128,11 +62352,15 @@
               <w:spacing w:before="0" w:after="0"/>
               <w:jc w:val="left"/>
               <w:rPr>
+                <w:sz w:val="24"/>
+                <w:szCs w:val="24"/>
                 <w:lang w:val="en-US"/>
               </w:rPr>
             </w:pPr>
             <w:r>
               <w:rPr>
+                <w:sz w:val="24"/>
+                <w:szCs w:val="24"/>
                 <w:lang w:val="en-US"/>
               </w:rPr>
               <w:t>  border-</w:t>
@@ -61140,6 +62368,8 @@
             <w:proofErr w:type="gramStart"/>
             <w:r>
               <w:rPr>
+                <w:sz w:val="24"/>
+                <w:szCs w:val="24"/>
                 <w:lang w:val="en-US"/>
               </w:rPr>
               <w:t>color:#</w:t>
@@ -61147,6 +62377,8 @@
             <w:proofErr w:type="gramEnd"/>
             <w:r>
               <w:rPr>
+                <w:sz w:val="24"/>
+                <w:szCs w:val="24"/>
                 <w:lang w:val="en-US"/>
               </w:rPr>
               <w:t>10b981;background:linear-gradient(150deg,#f0fdf8,#ecfdf5);</w:t>
@@ -61157,11 +62389,15 @@
               <w:spacing w:before="0" w:after="0"/>
               <w:jc w:val="left"/>
               <w:rPr>
+                <w:sz w:val="24"/>
+                <w:szCs w:val="24"/>
                 <w:lang w:val="en-US"/>
               </w:rPr>
             </w:pPr>
             <w:r>
               <w:rPr>
+                <w:sz w:val="24"/>
+                <w:szCs w:val="24"/>
                 <w:lang w:val="en-US"/>
               </w:rPr>
               <w:t xml:space="preserve">  box-shadow:0 4px 20px </w:t>
@@ -61170,6 +62406,8 @@
             <w:proofErr w:type="gramStart"/>
             <w:r>
               <w:rPr>
+                <w:sz w:val="24"/>
+                <w:szCs w:val="24"/>
                 <w:lang w:val="en-US"/>
               </w:rPr>
               <w:t>rgba</w:t>
@@ -61177,6 +62415,8 @@
             <w:proofErr w:type="spellEnd"/>
             <w:r>
               <w:rPr>
+                <w:sz w:val="24"/>
+                <w:szCs w:val="24"/>
                 <w:lang w:val="en-US"/>
               </w:rPr>
               <w:t>(</w:t>
@@ -61184,6 +62424,8 @@
             <w:proofErr w:type="gramEnd"/>
             <w:r>
               <w:rPr>
+                <w:sz w:val="24"/>
+                <w:szCs w:val="24"/>
                 <w:lang w:val="en-US"/>
               </w:rPr>
               <w:t>16,185,129,.16);}</w:t>
@@ -61194,19 +62436,24 @@
               <w:spacing w:before="0" w:after="0"/>
               <w:jc w:val="left"/>
               <w:rPr>
+                <w:sz w:val="24"/>
+                <w:szCs w:val="24"/>
                 <w:lang w:val="en-US"/>
               </w:rPr>
             </w:pPr>
             <w:r>
               <w:rPr>
-                <w:lang w:val="en-US"/>
-              </w:rPr>
-              <w:lastRenderedPageBreak/>
+                <w:sz w:val="24"/>
+                <w:szCs w:val="24"/>
+                <w:lang w:val="en-US"/>
+              </w:rPr>
               <w:t>.m-icon{font-size:1.9</w:t>
             </w:r>
             <w:proofErr w:type="gramStart"/>
             <w:r>
               <w:rPr>
+                <w:sz w:val="24"/>
+                <w:szCs w:val="24"/>
                 <w:lang w:val="en-US"/>
               </w:rPr>
               <w:t>rem;margin</w:t>
@@ -61214,6 +62461,8 @@
             <w:proofErr w:type="gramEnd"/>
             <w:r>
               <w:rPr>
+                <w:sz w:val="24"/>
+                <w:szCs w:val="24"/>
                 <w:lang w:val="en-US"/>
               </w:rPr>
               <w:t>-bottom:6px;}</w:t>
@@ -61224,11 +62473,15 @@
               <w:spacing w:before="0" w:after="0"/>
               <w:jc w:val="left"/>
               <w:rPr>
+                <w:sz w:val="24"/>
+                <w:szCs w:val="24"/>
                 <w:lang w:val="en-US"/>
               </w:rPr>
             </w:pPr>
             <w:r>
               <w:rPr>
+                <w:sz w:val="24"/>
+                <w:szCs w:val="24"/>
                 <w:lang w:val="en-US"/>
               </w:rPr>
               <w:t>.m-mode{font-size:.63</w:t>
@@ -61236,6 +62489,8 @@
             <w:proofErr w:type="gramStart"/>
             <w:r>
               <w:rPr>
+                <w:sz w:val="24"/>
+                <w:szCs w:val="24"/>
                 <w:lang w:val="en-US"/>
               </w:rPr>
               <w:t>rem;font</w:t>
@@ -61243,6 +62498,8 @@
             <w:proofErr w:type="gramEnd"/>
             <w:r>
               <w:rPr>
+                <w:sz w:val="24"/>
+                <w:szCs w:val="24"/>
                 <w:lang w:val="en-US"/>
               </w:rPr>
               <w:t>-weight:700;letter-spacing:1.3px;text-transform:uppercase;color:#94a3b8;}</w:t>
@@ -61253,11 +62510,15 @@
               <w:spacing w:before="0" w:after="0"/>
               <w:jc w:val="left"/>
               <w:rPr>
+                <w:sz w:val="24"/>
+                <w:szCs w:val="24"/>
                 <w:lang w:val="en-US"/>
               </w:rPr>
             </w:pPr>
             <w:r>
               <w:rPr>
+                <w:sz w:val="24"/>
+                <w:szCs w:val="24"/>
                 <w:lang w:val="en-US"/>
               </w:rPr>
               <w:t>.m-</w:t>
@@ -61265,6 +62526,8 @@
             <w:proofErr w:type="gramStart"/>
             <w:r>
               <w:rPr>
+                <w:sz w:val="24"/>
+                <w:szCs w:val="24"/>
                 <w:lang w:val="en-US"/>
               </w:rPr>
               <w:t>time{</w:t>
@@ -61273,6 +62536,8 @@
             <w:proofErr w:type="gramEnd"/>
             <w:r>
               <w:rPr>
+                <w:sz w:val="24"/>
+                <w:szCs w:val="24"/>
                 <w:lang w:val="en-US"/>
               </w:rPr>
               <w:t>font-family:'DM</w:t>
@@ -61280,6 +62545,8 @@
             <w:proofErr w:type="spellEnd"/>
             <w:r>
               <w:rPr>
+                <w:sz w:val="24"/>
+                <w:szCs w:val="24"/>
                 <w:lang w:val="en-US"/>
               </w:rPr>
               <w:t xml:space="preserve"> Mono',monospace;font-size:1.65rem;font-weight:500;color:#0f172a;line-height:1.1;}</w:t>
@@ -61290,11 +62557,15 @@
               <w:spacing w:before="0" w:after="0"/>
               <w:jc w:val="left"/>
               <w:rPr>
+                <w:sz w:val="24"/>
+                <w:szCs w:val="24"/>
                 <w:lang w:val="en-US"/>
               </w:rPr>
             </w:pPr>
             <w:r>
               <w:rPr>
+                <w:sz w:val="24"/>
+                <w:szCs w:val="24"/>
                 <w:lang w:val="en-US"/>
               </w:rPr>
               <w:t>.m-sub{font-size:.72</w:t>
@@ -61302,6 +62573,8 @@
             <w:proofErr w:type="gramStart"/>
             <w:r>
               <w:rPr>
+                <w:sz w:val="24"/>
+                <w:szCs w:val="24"/>
                 <w:lang w:val="en-US"/>
               </w:rPr>
               <w:t>rem;color</w:t>
@@ -61309,6 +62582,8 @@
             <w:proofErr w:type="gramEnd"/>
             <w:r>
               <w:rPr>
+                <w:sz w:val="24"/>
+                <w:szCs w:val="24"/>
                 <w:lang w:val="en-US"/>
               </w:rPr>
               <w:t>:#64748b;margin-top:5px;}</w:t>
@@ -61319,12 +62594,16 @@
               <w:spacing w:before="0" w:after="0"/>
               <w:jc w:val="left"/>
               <w:rPr>
+                <w:sz w:val="24"/>
+                <w:szCs w:val="24"/>
                 <w:lang w:val="en-US"/>
               </w:rPr>
             </w:pPr>
             <w:proofErr w:type="gramStart"/>
             <w:r>
               <w:rPr>
+                <w:sz w:val="24"/>
+                <w:szCs w:val="24"/>
                 <w:lang w:val="en-US"/>
               </w:rPr>
               <w:t>.winner</w:t>
@@ -61332,6 +62611,8 @@
             <w:proofErr w:type="gramEnd"/>
             <w:r>
               <w:rPr>
+                <w:sz w:val="24"/>
+                <w:szCs w:val="24"/>
                 <w:lang w:val="en-US"/>
               </w:rPr>
               <w:t>-badge{</w:t>
@@ -61342,11 +62623,15 @@
               <w:spacing w:before="0" w:after="0"/>
               <w:jc w:val="left"/>
               <w:rPr>
+                <w:sz w:val="24"/>
+                <w:szCs w:val="24"/>
                 <w:lang w:val="en-US"/>
               </w:rPr>
             </w:pPr>
             <w:r>
               <w:rPr>
+                <w:sz w:val="24"/>
+                <w:szCs w:val="24"/>
                 <w:lang w:val="en-US"/>
               </w:rPr>
               <w:t xml:space="preserve">  </w:t>
@@ -61355,6 +62640,8 @@
             <w:proofErr w:type="gramStart"/>
             <w:r>
               <w:rPr>
+                <w:sz w:val="24"/>
+                <w:szCs w:val="24"/>
                 <w:lang w:val="en-US"/>
               </w:rPr>
               <w:t>display:inline</w:t>
@@ -61362,6 +62649,8 @@
             <w:proofErr w:type="gramEnd"/>
             <w:r>
               <w:rPr>
+                <w:sz w:val="24"/>
+                <w:szCs w:val="24"/>
                 <w:lang w:val="en-US"/>
               </w:rPr>
               <w:t>-block;background</w:t>
@@ -61369,6 +62658,8 @@
             <w:proofErr w:type="spellEnd"/>
             <w:r>
               <w:rPr>
+                <w:sz w:val="24"/>
+                <w:szCs w:val="24"/>
                 <w:lang w:val="en-US"/>
               </w:rPr>
               <w:t>:#10b981;color:white!important;</w:t>
@@ -61379,11 +62670,15 @@
               <w:spacing w:before="0" w:after="0"/>
               <w:jc w:val="left"/>
               <w:rPr>
+                <w:sz w:val="24"/>
+                <w:szCs w:val="24"/>
                 <w:lang w:val="en-US"/>
               </w:rPr>
             </w:pPr>
             <w:r>
               <w:rPr>
+                <w:sz w:val="24"/>
+                <w:szCs w:val="24"/>
                 <w:lang w:val="en-US"/>
               </w:rPr>
               <w:t>  font-size:.6</w:t>
@@ -61391,6 +62686,8 @@
             <w:proofErr w:type="gramStart"/>
             <w:r>
               <w:rPr>
+                <w:sz w:val="24"/>
+                <w:szCs w:val="24"/>
                 <w:lang w:val="en-US"/>
               </w:rPr>
               <w:t>rem;font</w:t>
@@ -61398,6 +62695,8 @@
             <w:proofErr w:type="gramEnd"/>
             <w:r>
               <w:rPr>
+                <w:sz w:val="24"/>
+                <w:szCs w:val="24"/>
                 <w:lang w:val="en-US"/>
               </w:rPr>
               <w:t>-weight:700;letter-spacing:.8px;text-transform:uppercase;</w:t>
@@ -61408,11 +62707,15 @@
               <w:spacing w:before="0" w:after="0"/>
               <w:jc w:val="left"/>
               <w:rPr>
+                <w:sz w:val="24"/>
+                <w:szCs w:val="24"/>
                 <w:lang w:val="en-US"/>
               </w:rPr>
             </w:pPr>
             <w:r>
               <w:rPr>
+                <w:sz w:val="24"/>
+                <w:szCs w:val="24"/>
                 <w:lang w:val="en-US"/>
               </w:rPr>
               <w:t>  padding:3px 10</w:t>
@@ -61420,6 +62723,8 @@
             <w:proofErr w:type="gramStart"/>
             <w:r>
               <w:rPr>
+                <w:sz w:val="24"/>
+                <w:szCs w:val="24"/>
                 <w:lang w:val="en-US"/>
               </w:rPr>
               <w:t>px;border</w:t>
@@ -61427,6 +62732,8 @@
             <w:proofErr w:type="gramEnd"/>
             <w:r>
               <w:rPr>
+                <w:sz w:val="24"/>
+                <w:szCs w:val="24"/>
                 <w:lang w:val="en-US"/>
               </w:rPr>
               <w:t>-radius:20px;margin-top:7px;}</w:t>
@@ -61437,6 +62744,8 @@
               <w:spacing w:before="0" w:after="0"/>
               <w:jc w:val="left"/>
               <w:rPr>
+                <w:sz w:val="24"/>
+                <w:szCs w:val="24"/>
                 <w:lang w:val="en-US"/>
               </w:rPr>
             </w:pPr>
@@ -61446,11 +62755,15 @@
               <w:spacing w:before="0" w:after="0"/>
               <w:jc w:val="left"/>
               <w:rPr>
+                <w:sz w:val="24"/>
+                <w:szCs w:val="24"/>
                 <w:lang w:val="en-US"/>
               </w:rPr>
             </w:pPr>
             <w:r>
               <w:rPr>
+                <w:sz w:val="24"/>
+                <w:szCs w:val="24"/>
                 <w:lang w:val="en-US"/>
               </w:rPr>
               <w:t>/* section headers */</w:t>
@@ -61461,11 +62774,15 @@
               <w:spacing w:before="0" w:after="0"/>
               <w:jc w:val="left"/>
               <w:rPr>
+                <w:sz w:val="24"/>
+                <w:szCs w:val="24"/>
                 <w:lang w:val="en-US"/>
               </w:rPr>
             </w:pPr>
             <w:r>
               <w:rPr>
+                <w:sz w:val="24"/>
+                <w:szCs w:val="24"/>
                 <w:lang w:val="en-US"/>
               </w:rPr>
               <w:t>.sec-</w:t>
@@ -61473,6 +62790,8 @@
             <w:proofErr w:type="gramStart"/>
             <w:r>
               <w:rPr>
+                <w:sz w:val="24"/>
+                <w:szCs w:val="24"/>
                 <w:lang w:val="en-US"/>
               </w:rPr>
               <w:t>head{</w:t>
@@ -61484,11 +62803,15 @@
               <w:spacing w:before="0" w:after="0"/>
               <w:jc w:val="left"/>
               <w:rPr>
+                <w:sz w:val="24"/>
+                <w:szCs w:val="24"/>
                 <w:lang w:val="en-US"/>
               </w:rPr>
             </w:pPr>
             <w:r>
               <w:rPr>
+                <w:sz w:val="24"/>
+                <w:szCs w:val="24"/>
                 <w:lang w:val="en-US"/>
               </w:rPr>
               <w:t>  font-size:.63</w:t>
@@ -61496,6 +62819,8 @@
             <w:proofErr w:type="gramStart"/>
             <w:r>
               <w:rPr>
+                <w:sz w:val="24"/>
+                <w:szCs w:val="24"/>
                 <w:lang w:val="en-US"/>
               </w:rPr>
               <w:t>rem;font</w:t>
@@ -61503,6 +62828,8 @@
             <w:proofErr w:type="gramEnd"/>
             <w:r>
               <w:rPr>
+                <w:sz w:val="24"/>
+                <w:szCs w:val="24"/>
                 <w:lang w:val="en-US"/>
               </w:rPr>
               <w:t>-weight:700;letter-spacing:1.6px;text-transform:uppercase;</w:t>
@@ -61513,11 +62840,15 @@
               <w:spacing w:before="0" w:after="0"/>
               <w:jc w:val="left"/>
               <w:rPr>
+                <w:sz w:val="24"/>
+                <w:szCs w:val="24"/>
                 <w:lang w:val="en-US"/>
               </w:rPr>
             </w:pPr>
             <w:r>
               <w:rPr>
+                <w:sz w:val="24"/>
+                <w:szCs w:val="24"/>
                 <w:lang w:val="en-US"/>
               </w:rPr>
               <w:t xml:space="preserve">  </w:t>
@@ -61525,6 +62856,8 @@
             <w:proofErr w:type="gramStart"/>
             <w:r>
               <w:rPr>
+                <w:sz w:val="24"/>
+                <w:szCs w:val="24"/>
                 <w:lang w:val="en-US"/>
               </w:rPr>
               <w:t>color:#</w:t>
@@ -61532,6 +62865,8 @@
             <w:proofErr w:type="gramEnd"/>
             <w:r>
               <w:rPr>
+                <w:sz w:val="24"/>
+                <w:szCs w:val="24"/>
                 <w:lang w:val="en-US"/>
               </w:rPr>
               <w:t>94a3b8;margin:24px 0 10px;display:flex;align-items:center;gap:8px;}</w:t>
@@ -61542,11 +62877,15 @@
               <w:spacing w:before="0" w:after="0"/>
               <w:jc w:val="left"/>
               <w:rPr>
+                <w:sz w:val="24"/>
+                <w:szCs w:val="24"/>
                 <w:lang w:val="en-US"/>
               </w:rPr>
             </w:pPr>
             <w:r>
               <w:rPr>
+                <w:sz w:val="24"/>
+                <w:szCs w:val="24"/>
                 <w:lang w:val="en-US"/>
               </w:rPr>
               <w:t>.sec-</w:t>
@@ -61554,6 +62893,8 @@
             <w:proofErr w:type="gramStart"/>
             <w:r>
               <w:rPr>
+                <w:sz w:val="24"/>
+                <w:szCs w:val="24"/>
                 <w:lang w:val="en-US"/>
               </w:rPr>
               <w:t>head::</w:t>
@@ -61561,6 +62902,8 @@
             <w:proofErr w:type="gramEnd"/>
             <w:r>
               <w:rPr>
+                <w:sz w:val="24"/>
+                <w:szCs w:val="24"/>
                 <w:lang w:val="en-US"/>
               </w:rPr>
               <w:t>after{content:'';flex:1;height:1px;background:#e2e8f0;}</w:t>
@@ -61571,6 +62914,8 @@
               <w:spacing w:before="0" w:after="0"/>
               <w:jc w:val="left"/>
               <w:rPr>
+                <w:sz w:val="24"/>
+                <w:szCs w:val="24"/>
                 <w:lang w:val="en-US"/>
               </w:rPr>
             </w:pPr>
@@ -61580,11 +62925,15 @@
               <w:spacing w:before="0" w:after="0"/>
               <w:jc w:val="left"/>
               <w:rPr>
+                <w:sz w:val="24"/>
+                <w:szCs w:val="24"/>
                 <w:lang w:val="en-US"/>
               </w:rPr>
             </w:pPr>
             <w:r>
               <w:rPr>
+                <w:sz w:val="24"/>
+                <w:szCs w:val="24"/>
                 <w:lang w:val="en-US"/>
               </w:rPr>
               <w:t>/* sidebar delivery list */</w:t>
@@ -61595,12 +62944,16 @@
               <w:spacing w:before="0" w:after="0"/>
               <w:jc w:val="left"/>
               <w:rPr>
+                <w:sz w:val="24"/>
+                <w:szCs w:val="24"/>
                 <w:lang w:val="en-US"/>
               </w:rPr>
             </w:pPr>
             <w:proofErr w:type="gramStart"/>
             <w:r>
               <w:rPr>
+                <w:sz w:val="24"/>
+                <w:szCs w:val="24"/>
                 <w:lang w:val="en-US"/>
               </w:rPr>
               <w:t>.delivery</w:t>
@@ -61608,6 +62961,8 @@
             <w:proofErr w:type="gramEnd"/>
             <w:r>
               <w:rPr>
+                <w:sz w:val="24"/>
+                <w:szCs w:val="24"/>
                 <w:lang w:val="en-US"/>
               </w:rPr>
               <w:t>-item{</w:t>
@@ -61618,11 +62973,15 @@
               <w:spacing w:before="0" w:after="0"/>
               <w:jc w:val="left"/>
               <w:rPr>
+                <w:sz w:val="24"/>
+                <w:szCs w:val="24"/>
                 <w:lang w:val="en-US"/>
               </w:rPr>
             </w:pPr>
             <w:r>
               <w:rPr>
+                <w:sz w:val="24"/>
+                <w:szCs w:val="24"/>
                 <w:lang w:val="en-US"/>
               </w:rPr>
               <w:t xml:space="preserve">  </w:t>
@@ -61630,6 +62989,8 @@
             <w:proofErr w:type="gramStart"/>
             <w:r>
               <w:rPr>
+                <w:sz w:val="24"/>
+                <w:szCs w:val="24"/>
                 <w:lang w:val="en-US"/>
               </w:rPr>
               <w:t>display:flex</w:t>
@@ -61637,6 +62998,8 @@
             <w:proofErr w:type="gramEnd"/>
             <w:r>
               <w:rPr>
+                <w:sz w:val="24"/>
+                <w:szCs w:val="24"/>
                 <w:lang w:val="en-US"/>
               </w:rPr>
               <w:t>;align-items:flex-start;gap:8px;</w:t>
@@ -61647,11 +63010,15 @@
               <w:spacing w:before="0" w:after="0"/>
               <w:jc w:val="left"/>
               <w:rPr>
+                <w:sz w:val="24"/>
+                <w:szCs w:val="24"/>
                 <w:lang w:val="en-US"/>
               </w:rPr>
             </w:pPr>
             <w:r>
               <w:rPr>
+                <w:sz w:val="24"/>
+                <w:szCs w:val="24"/>
                 <w:lang w:val="en-US"/>
               </w:rPr>
               <w:t xml:space="preserve">  </w:t>
@@ -61659,6 +63026,8 @@
             <w:proofErr w:type="gramStart"/>
             <w:r>
               <w:rPr>
+                <w:sz w:val="24"/>
+                <w:szCs w:val="24"/>
                 <w:lang w:val="en-US"/>
               </w:rPr>
               <w:t>background:#</w:t>
@@ -61666,6 +63035,8 @@
             <w:proofErr w:type="gramEnd"/>
             <w:r>
               <w:rPr>
+                <w:sz w:val="24"/>
+                <w:szCs w:val="24"/>
                 <w:lang w:val="en-US"/>
               </w:rPr>
               <w:t>0f1623;border:1px solid #1e2d45;</w:t>
@@ -61676,11 +63047,15 @@
               <w:spacing w:before="0" w:after="0"/>
               <w:jc w:val="left"/>
               <w:rPr>
+                <w:sz w:val="24"/>
+                <w:szCs w:val="24"/>
                 <w:lang w:val="en-US"/>
               </w:rPr>
             </w:pPr>
             <w:r>
               <w:rPr>
+                <w:sz w:val="24"/>
+                <w:szCs w:val="24"/>
                 <w:lang w:val="en-US"/>
               </w:rPr>
               <w:t>  border-radius:10</w:t>
@@ -61688,6 +63063,8 @@
             <w:proofErr w:type="gramStart"/>
             <w:r>
               <w:rPr>
+                <w:sz w:val="24"/>
+                <w:szCs w:val="24"/>
                 <w:lang w:val="en-US"/>
               </w:rPr>
               <w:t>px;padding</w:t>
@@ -61695,6 +63072,8 @@
             <w:proofErr w:type="gramEnd"/>
             <w:r>
               <w:rPr>
+                <w:sz w:val="24"/>
+                <w:szCs w:val="24"/>
                 <w:lang w:val="en-US"/>
               </w:rPr>
               <w:t>:9px 12px;margin-bottom:6px;</w:t>
@@ -61705,11 +63084,15 @@
               <w:spacing w:before="0" w:after="0"/>
               <w:jc w:val="left"/>
               <w:rPr>
+                <w:sz w:val="24"/>
+                <w:szCs w:val="24"/>
                 <w:lang w:val="en-US"/>
               </w:rPr>
             </w:pPr>
             <w:r>
               <w:rPr>
+                <w:sz w:val="24"/>
+                <w:szCs w:val="24"/>
                 <w:lang w:val="en-US"/>
               </w:rPr>
               <w:t>  font-size:.76</w:t>
@@ -61717,6 +63100,8 @@
             <w:proofErr w:type="gramStart"/>
             <w:r>
               <w:rPr>
+                <w:sz w:val="24"/>
+                <w:szCs w:val="24"/>
                 <w:lang w:val="en-US"/>
               </w:rPr>
               <w:t>rem;line</w:t>
@@ -61724,6 +63109,8 @@
             <w:proofErr w:type="gramEnd"/>
             <w:r>
               <w:rPr>
+                <w:sz w:val="24"/>
+                <w:szCs w:val="24"/>
                 <w:lang w:val="en-US"/>
               </w:rPr>
               <w:t>-height:1.4;}</w:t>
@@ -61734,12 +63121,16 @@
               <w:spacing w:before="0" w:after="0"/>
               <w:jc w:val="left"/>
               <w:rPr>
+                <w:sz w:val="24"/>
+                <w:szCs w:val="24"/>
                 <w:lang w:val="en-US"/>
               </w:rPr>
             </w:pPr>
             <w:proofErr w:type="gramStart"/>
             <w:r>
               <w:rPr>
+                <w:sz w:val="24"/>
+                <w:szCs w:val="24"/>
                 <w:lang w:val="en-US"/>
               </w:rPr>
               <w:t>.delivery</w:t>
@@ -61747,6 +63138,8 @@
             <w:proofErr w:type="gramEnd"/>
             <w:r>
               <w:rPr>
+                <w:sz w:val="24"/>
+                <w:szCs w:val="24"/>
                 <w:lang w:val="en-US"/>
               </w:rPr>
               <w:t>-item.depot-item{border-color:#166534;background:#052e16;}</w:t>
@@ -61757,12 +63150,16 @@
               <w:spacing w:before="0" w:after="0"/>
               <w:jc w:val="left"/>
               <w:rPr>
+                <w:sz w:val="24"/>
+                <w:szCs w:val="24"/>
                 <w:lang w:val="en-US"/>
               </w:rPr>
             </w:pPr>
             <w:proofErr w:type="gramStart"/>
             <w:r>
               <w:rPr>
+                <w:sz w:val="24"/>
+                <w:szCs w:val="24"/>
                 <w:lang w:val="en-US"/>
               </w:rPr>
               <w:t>.di</w:t>
@@ -61770,6 +63167,8 @@
             <w:proofErr w:type="gramEnd"/>
             <w:r>
               <w:rPr>
+                <w:sz w:val="24"/>
+                <w:szCs w:val="24"/>
                 <w:lang w:val="en-US"/>
               </w:rPr>
               <w:t>-num{</w:t>
@@ -61780,18 +63179,25 @@
               <w:spacing w:before="0" w:after="0"/>
               <w:jc w:val="left"/>
               <w:rPr>
+                <w:sz w:val="24"/>
+                <w:szCs w:val="24"/>
                 <w:lang w:val="en-US"/>
               </w:rPr>
             </w:pPr>
             <w:r>
               <w:rPr>
-                <w:lang w:val="en-US"/>
-              </w:rPr>
+                <w:sz w:val="24"/>
+                <w:szCs w:val="24"/>
+                <w:lang w:val="en-US"/>
+              </w:rPr>
+              <w:lastRenderedPageBreak/>
               <w:t>  flex-shrink:</w:t>
             </w:r>
             <w:proofErr w:type="gramStart"/>
             <w:r>
               <w:rPr>
+                <w:sz w:val="24"/>
+                <w:szCs w:val="24"/>
                 <w:lang w:val="en-US"/>
               </w:rPr>
               <w:t>0;width</w:t>
@@ -61799,6 +63205,8 @@
             <w:proofErr w:type="gramEnd"/>
             <w:r>
               <w:rPr>
+                <w:sz w:val="24"/>
+                <w:szCs w:val="24"/>
                 <w:lang w:val="en-US"/>
               </w:rPr>
               <w:t>:22px;height:22px;border-radius:50%;</w:t>
@@ -61809,11 +63217,15 @@
               <w:spacing w:before="0" w:after="0"/>
               <w:jc w:val="left"/>
               <w:rPr>
+                <w:sz w:val="24"/>
+                <w:szCs w:val="24"/>
                 <w:lang w:val="en-US"/>
               </w:rPr>
             </w:pPr>
             <w:r>
               <w:rPr>
+                <w:sz w:val="24"/>
+                <w:szCs w:val="24"/>
                 <w:lang w:val="en-US"/>
               </w:rPr>
               <w:t xml:space="preserve">  </w:t>
@@ -61821,6 +63233,8 @@
             <w:proofErr w:type="gramStart"/>
             <w:r>
               <w:rPr>
+                <w:sz w:val="24"/>
+                <w:szCs w:val="24"/>
                 <w:lang w:val="en-US"/>
               </w:rPr>
               <w:t>background:#</w:t>
@@ -61828,6 +63242,8 @@
             <w:proofErr w:type="gramEnd"/>
             <w:r>
               <w:rPr>
+                <w:sz w:val="24"/>
+                <w:szCs w:val="24"/>
                 <w:lang w:val="en-US"/>
               </w:rPr>
               <w:t>dc2626;color:white;font-weight:700;font-size:.68rem;</w:t>
@@ -61838,20 +63254,25 @@
               <w:spacing w:before="0" w:after="0"/>
               <w:jc w:val="left"/>
               <w:rPr>
+                <w:sz w:val="24"/>
+                <w:szCs w:val="24"/>
                 <w:lang w:val="en-US"/>
               </w:rPr>
             </w:pPr>
             <w:r>
               <w:rPr>
-                <w:lang w:val="en-US"/>
-              </w:rPr>
-              <w:lastRenderedPageBreak/>
+                <w:sz w:val="24"/>
+                <w:szCs w:val="24"/>
+                <w:lang w:val="en-US"/>
+              </w:rPr>
               <w:t xml:space="preserve">  </w:t>
             </w:r>
             <w:proofErr w:type="spellStart"/>
             <w:proofErr w:type="gramStart"/>
             <w:r>
               <w:rPr>
+                <w:sz w:val="24"/>
+                <w:szCs w:val="24"/>
                 <w:lang w:val="en-US"/>
               </w:rPr>
               <w:t>display:flex</w:t>
@@ -61859,6 +63280,8 @@
             <w:proofErr w:type="gramEnd"/>
             <w:r>
               <w:rPr>
+                <w:sz w:val="24"/>
+                <w:szCs w:val="24"/>
                 <w:lang w:val="en-US"/>
               </w:rPr>
               <w:t>;align-items:center;justify-content:center</w:t>
@@ -61866,6 +63289,8 @@
             <w:proofErr w:type="spellEnd"/>
             <w:r>
               <w:rPr>
+                <w:sz w:val="24"/>
+                <w:szCs w:val="24"/>
                 <w:lang w:val="en-US"/>
               </w:rPr>
               <w:t>;}</w:t>
@@ -61876,12 +63301,16 @@
               <w:spacing w:before="0" w:after="0"/>
               <w:jc w:val="left"/>
               <w:rPr>
+                <w:sz w:val="24"/>
+                <w:szCs w:val="24"/>
                 <w:lang w:val="en-US"/>
               </w:rPr>
             </w:pPr>
             <w:proofErr w:type="gramStart"/>
             <w:r>
               <w:rPr>
+                <w:sz w:val="24"/>
+                <w:szCs w:val="24"/>
                 <w:lang w:val="en-US"/>
               </w:rPr>
               <w:t>.di</w:t>
@@ -61889,6 +63318,8 @@
             <w:proofErr w:type="gramEnd"/>
             <w:r>
               <w:rPr>
+                <w:sz w:val="24"/>
+                <w:szCs w:val="24"/>
                 <w:lang w:val="en-US"/>
               </w:rPr>
               <w:t>-</w:t>
@@ -61896,6 +63327,8 @@
             <w:proofErr w:type="spellStart"/>
             <w:r>
               <w:rPr>
+                <w:sz w:val="24"/>
+                <w:szCs w:val="24"/>
                 <w:lang w:val="en-US"/>
               </w:rPr>
               <w:t>num.depot</w:t>
@@ -61903,6 +63336,8 @@
             <w:proofErr w:type="spellEnd"/>
             <w:r>
               <w:rPr>
+                <w:sz w:val="24"/>
+                <w:szCs w:val="24"/>
                 <w:lang w:val="en-US"/>
               </w:rPr>
               <w:t>{background:#16a34a;}</w:t>
@@ -61913,12 +63348,16 @@
               <w:spacing w:before="0" w:after="0"/>
               <w:jc w:val="left"/>
               <w:rPr>
+                <w:sz w:val="24"/>
+                <w:szCs w:val="24"/>
                 <w:lang w:val="en-US"/>
               </w:rPr>
             </w:pPr>
             <w:proofErr w:type="gramStart"/>
             <w:r>
               <w:rPr>
+                <w:sz w:val="24"/>
+                <w:szCs w:val="24"/>
                 <w:lang w:val="en-US"/>
               </w:rPr>
               <w:t>.di</w:t>
@@ -61926,6 +63365,8 @@
             <w:proofErr w:type="gramEnd"/>
             <w:r>
               <w:rPr>
+                <w:sz w:val="24"/>
+                <w:szCs w:val="24"/>
                 <w:lang w:val="en-US"/>
               </w:rPr>
               <w:t>-</w:t>
@@ -61933,6 +63374,8 @@
             <w:proofErr w:type="spellStart"/>
             <w:r>
               <w:rPr>
+                <w:sz w:val="24"/>
+                <w:szCs w:val="24"/>
                 <w:lang w:val="en-US"/>
               </w:rPr>
               <w:t>addr</w:t>
@@ -61940,6 +63383,8 @@
             <w:proofErr w:type="spellEnd"/>
             <w:r>
               <w:rPr>
+                <w:sz w:val="24"/>
+                <w:szCs w:val="24"/>
                 <w:lang w:val="en-US"/>
               </w:rPr>
               <w:t>{flex:1;color:#cbd5e1!important;word-break:break-word;}</w:t>
@@ -61950,12 +63395,16 @@
               <w:spacing w:before="0" w:after="0"/>
               <w:jc w:val="left"/>
               <w:rPr>
+                <w:sz w:val="24"/>
+                <w:szCs w:val="24"/>
                 <w:lang w:val="en-US"/>
               </w:rPr>
             </w:pPr>
             <w:proofErr w:type="gramStart"/>
             <w:r>
               <w:rPr>
+                <w:sz w:val="24"/>
+                <w:szCs w:val="24"/>
                 <w:lang w:val="en-US"/>
               </w:rPr>
               <w:t>.di</w:t>
@@ -61963,6 +63412,8 @@
             <w:proofErr w:type="gramEnd"/>
             <w:r>
               <w:rPr>
+                <w:sz w:val="24"/>
+                <w:szCs w:val="24"/>
                 <w:lang w:val="en-US"/>
               </w:rPr>
               <w:t xml:space="preserve">-coords{font-size:.63rem;color:#475569!important;font-family:'DM </w:t>
@@ -61970,6 +63421,8 @@
             <w:proofErr w:type="spellStart"/>
             <w:r>
               <w:rPr>
+                <w:sz w:val="24"/>
+                <w:szCs w:val="24"/>
                 <w:lang w:val="en-US"/>
               </w:rPr>
               <w:t>Mono',monospace</w:t>
@@ -61977,6 +63430,8 @@
             <w:proofErr w:type="spellEnd"/>
             <w:r>
               <w:rPr>
+                <w:sz w:val="24"/>
+                <w:szCs w:val="24"/>
                 <w:lang w:val="en-US"/>
               </w:rPr>
               <w:t>;}</w:t>
@@ -61987,6 +63442,8 @@
               <w:spacing w:before="0" w:after="0"/>
               <w:jc w:val="left"/>
               <w:rPr>
+                <w:sz w:val="24"/>
+                <w:szCs w:val="24"/>
                 <w:lang w:val="en-US"/>
               </w:rPr>
             </w:pPr>
@@ -61996,11 +63453,15 @@
               <w:spacing w:before="0" w:after="0"/>
               <w:jc w:val="left"/>
               <w:rPr>
+                <w:sz w:val="24"/>
+                <w:szCs w:val="24"/>
                 <w:lang w:val="en-US"/>
               </w:rPr>
             </w:pPr>
             <w:r>
               <w:rPr>
+                <w:sz w:val="24"/>
+                <w:szCs w:val="24"/>
                 <w:lang w:val="en-US"/>
               </w:rPr>
               <w:t>/* click mode banner */</w:t>
@@ -62011,12 +63472,16 @@
               <w:spacing w:before="0" w:after="0"/>
               <w:jc w:val="left"/>
               <w:rPr>
+                <w:sz w:val="24"/>
+                <w:szCs w:val="24"/>
                 <w:lang w:val="en-US"/>
               </w:rPr>
             </w:pPr>
             <w:proofErr w:type="gramStart"/>
             <w:r>
               <w:rPr>
+                <w:sz w:val="24"/>
+                <w:szCs w:val="24"/>
                 <w:lang w:val="en-US"/>
               </w:rPr>
               <w:t>.click</w:t>
@@ -62024,6 +63489,8 @@
             <w:proofErr w:type="gramEnd"/>
             <w:r>
               <w:rPr>
+                <w:sz w:val="24"/>
+                <w:szCs w:val="24"/>
                 <w:lang w:val="en-US"/>
               </w:rPr>
               <w:t>-active{</w:t>
@@ -62034,11 +63501,15 @@
               <w:spacing w:before="0" w:after="0"/>
               <w:jc w:val="left"/>
               <w:rPr>
+                <w:sz w:val="24"/>
+                <w:szCs w:val="24"/>
                 <w:lang w:val="en-US"/>
               </w:rPr>
             </w:pPr>
             <w:r>
               <w:rPr>
+                <w:sz w:val="24"/>
+                <w:szCs w:val="24"/>
                 <w:lang w:val="en-US"/>
               </w:rPr>
               <w:t xml:space="preserve">  </w:t>
@@ -62047,6 +63518,8 @@
             <w:proofErr w:type="gramStart"/>
             <w:r>
               <w:rPr>
+                <w:sz w:val="24"/>
+                <w:szCs w:val="24"/>
                 <w:lang w:val="en-US"/>
               </w:rPr>
               <w:t>background:linear</w:t>
@@ -62054,6 +63527,8 @@
             <w:proofErr w:type="gramEnd"/>
             <w:r>
               <w:rPr>
+                <w:sz w:val="24"/>
+                <w:szCs w:val="24"/>
                 <w:lang w:val="en-US"/>
               </w:rPr>
               <w:t>-gradient</w:t>
@@ -62061,6 +63536,8 @@
             <w:proofErr w:type="spellEnd"/>
             <w:r>
               <w:rPr>
+                <w:sz w:val="24"/>
+                <w:szCs w:val="24"/>
                 <w:lang w:val="en-US"/>
               </w:rPr>
               <w:t>(90deg,#0c4a6e,#075985);border:1px solid #0284c7;</w:t>
@@ -62071,11 +63548,15 @@
               <w:spacing w:before="0" w:after="0"/>
               <w:jc w:val="left"/>
               <w:rPr>
+                <w:sz w:val="24"/>
+                <w:szCs w:val="24"/>
                 <w:lang w:val="en-US"/>
               </w:rPr>
             </w:pPr>
             <w:r>
               <w:rPr>
+                <w:sz w:val="24"/>
+                <w:szCs w:val="24"/>
                 <w:lang w:val="en-US"/>
               </w:rPr>
               <w:t>  border-radius:10</w:t>
@@ -62083,6 +63564,8 @@
             <w:proofErr w:type="gramStart"/>
             <w:r>
               <w:rPr>
+                <w:sz w:val="24"/>
+                <w:szCs w:val="24"/>
                 <w:lang w:val="en-US"/>
               </w:rPr>
               <w:t>px;padding</w:t>
@@ -62090,6 +63573,8 @@
             <w:proofErr w:type="gramEnd"/>
             <w:r>
               <w:rPr>
+                <w:sz w:val="24"/>
+                <w:szCs w:val="24"/>
                 <w:lang w:val="en-US"/>
               </w:rPr>
               <w:t>:12px 16px;color:#bae6fd!important;</w:t>
@@ -62100,11 +63585,15 @@
               <w:spacing w:before="0" w:after="0"/>
               <w:jc w:val="left"/>
               <w:rPr>
+                <w:sz w:val="24"/>
+                <w:szCs w:val="24"/>
                 <w:lang w:val="en-US"/>
               </w:rPr>
             </w:pPr>
             <w:r>
               <w:rPr>
+                <w:sz w:val="24"/>
+                <w:szCs w:val="24"/>
                 <w:lang w:val="en-US"/>
               </w:rPr>
               <w:t>  font-size:.82</w:t>
@@ -62112,6 +63601,8 @@
             <w:proofErr w:type="gramStart"/>
             <w:r>
               <w:rPr>
+                <w:sz w:val="24"/>
+                <w:szCs w:val="24"/>
                 <w:lang w:val="en-US"/>
               </w:rPr>
               <w:t>rem;font</w:t>
@@ -62119,6 +63610,8 @@
             <w:proofErr w:type="gramEnd"/>
             <w:r>
               <w:rPr>
+                <w:sz w:val="24"/>
+                <w:szCs w:val="24"/>
                 <w:lang w:val="en-US"/>
               </w:rPr>
               <w:t>-weight:500;text-align:center;</w:t>
@@ -62129,11 +63622,15 @@
               <w:spacing w:before="0" w:after="0"/>
               <w:jc w:val="left"/>
               <w:rPr>
+                <w:sz w:val="24"/>
+                <w:szCs w:val="24"/>
                 <w:lang w:val="en-US"/>
               </w:rPr>
             </w:pPr>
             <w:r>
               <w:rPr>
+                <w:sz w:val="24"/>
+                <w:szCs w:val="24"/>
                 <w:lang w:val="en-US"/>
               </w:rPr>
               <w:t xml:space="preserve">  </w:t>
@@ -62142,6 +63639,8 @@
             <w:proofErr w:type="gramStart"/>
             <w:r>
               <w:rPr>
+                <w:sz w:val="24"/>
+                <w:szCs w:val="24"/>
                 <w:lang w:val="en-US"/>
               </w:rPr>
               <w:t>animation:pulse</w:t>
@@ -62149,6 +63648,8 @@
             <w:proofErr w:type="gramEnd"/>
             <w:r>
               <w:rPr>
+                <w:sz w:val="24"/>
+                <w:szCs w:val="24"/>
                 <w:lang w:val="en-US"/>
               </w:rPr>
               <w:t>-b</w:t>
@@ -62156,6 +63657,8 @@
             <w:proofErr w:type="spellEnd"/>
             <w:r>
               <w:rPr>
+                <w:sz w:val="24"/>
+                <w:szCs w:val="24"/>
                 <w:lang w:val="en-US"/>
               </w:rPr>
               <w:t xml:space="preserve"> 2s infinite;}</w:t>
@@ -62166,11 +63669,15 @@
               <w:spacing w:before="0" w:after="0"/>
               <w:jc w:val="left"/>
               <w:rPr>
+                <w:sz w:val="24"/>
+                <w:szCs w:val="24"/>
                 <w:lang w:val="en-US"/>
               </w:rPr>
             </w:pPr>
             <w:r>
               <w:rPr>
+                <w:sz w:val="24"/>
+                <w:szCs w:val="24"/>
                 <w:lang w:val="en-US"/>
               </w:rPr>
               <w:t>@keyframes pulse-</w:t>
@@ -62178,6 +63685,8 @@
             <w:proofErr w:type="gramStart"/>
             <w:r>
               <w:rPr>
+                <w:sz w:val="24"/>
+                <w:szCs w:val="24"/>
                 <w:lang w:val="en-US"/>
               </w:rPr>
               <w:t>b{</w:t>
@@ -62189,11 +63698,15 @@
               <w:spacing w:before="0" w:after="0"/>
               <w:jc w:val="left"/>
               <w:rPr>
+                <w:sz w:val="24"/>
+                <w:szCs w:val="24"/>
                 <w:lang w:val="en-US"/>
               </w:rPr>
             </w:pPr>
             <w:r>
               <w:rPr>
+                <w:sz w:val="24"/>
+                <w:szCs w:val="24"/>
                 <w:lang w:val="en-US"/>
               </w:rPr>
               <w:t>  0%,100</w:t>
@@ -62201,6 +63714,8 @@
             <w:proofErr w:type="gramStart"/>
             <w:r>
               <w:rPr>
+                <w:sz w:val="24"/>
+                <w:szCs w:val="24"/>
                 <w:lang w:val="en-US"/>
               </w:rPr>
               <w:t>%{</w:t>
@@ -62208,6 +63723,8 @@
             <w:proofErr w:type="gramEnd"/>
             <w:r>
               <w:rPr>
+                <w:sz w:val="24"/>
+                <w:szCs w:val="24"/>
                 <w:lang w:val="en-US"/>
               </w:rPr>
               <w:t xml:space="preserve">box-shadow:0 0 0 0 </w:t>
@@ -62215,6 +63732,8 @@
             <w:proofErr w:type="spellStart"/>
             <w:r>
               <w:rPr>
+                <w:sz w:val="24"/>
+                <w:szCs w:val="24"/>
                 <w:lang w:val="en-US"/>
               </w:rPr>
               <w:t>rgba</w:t>
@@ -62222,6 +63741,8 @@
             <w:proofErr w:type="spellEnd"/>
             <w:r>
               <w:rPr>
+                <w:sz w:val="24"/>
+                <w:szCs w:val="24"/>
                 <w:lang w:val="en-US"/>
               </w:rPr>
               <w:t>(14,165,233,.4);}</w:t>
@@ -62232,11 +63753,15 @@
               <w:spacing w:before="0" w:after="0"/>
               <w:jc w:val="left"/>
               <w:rPr>
+                <w:sz w:val="24"/>
+                <w:szCs w:val="24"/>
                 <w:lang w:val="en-US"/>
               </w:rPr>
             </w:pPr>
             <w:r>
               <w:rPr>
+                <w:sz w:val="24"/>
+                <w:szCs w:val="24"/>
                 <w:lang w:val="en-US"/>
               </w:rPr>
               <w:t>  50</w:t>
@@ -62244,6 +63769,8 @@
             <w:proofErr w:type="gramStart"/>
             <w:r>
               <w:rPr>
+                <w:sz w:val="24"/>
+                <w:szCs w:val="24"/>
                 <w:lang w:val="en-US"/>
               </w:rPr>
               <w:t>%{</w:t>
@@ -62251,6 +63778,8 @@
             <w:proofErr w:type="gramEnd"/>
             <w:r>
               <w:rPr>
+                <w:sz w:val="24"/>
+                <w:szCs w:val="24"/>
                 <w:lang w:val="en-US"/>
               </w:rPr>
               <w:t xml:space="preserve">box-shadow:0 0 0 6px </w:t>
@@ -62258,6 +63787,8 @@
             <w:proofErr w:type="spellStart"/>
             <w:r>
               <w:rPr>
+                <w:sz w:val="24"/>
+                <w:szCs w:val="24"/>
                 <w:lang w:val="en-US"/>
               </w:rPr>
               <w:t>rgba</w:t>
@@ -62265,6 +63796,8 @@
             <w:proofErr w:type="spellEnd"/>
             <w:r>
               <w:rPr>
+                <w:sz w:val="24"/>
+                <w:szCs w:val="24"/>
                 <w:lang w:val="en-US"/>
               </w:rPr>
               <w:t>(14,165,233,0);}}</w:t>
@@ -62275,6 +63808,8 @@
               <w:spacing w:before="0" w:after="0"/>
               <w:jc w:val="left"/>
               <w:rPr>
+                <w:sz w:val="24"/>
+                <w:szCs w:val="24"/>
                 <w:lang w:val="en-US"/>
               </w:rPr>
             </w:pPr>
@@ -62284,11 +63819,15 @@
               <w:spacing w:before="0" w:after="0"/>
               <w:jc w:val="left"/>
               <w:rPr>
+                <w:sz w:val="24"/>
+                <w:szCs w:val="24"/>
                 <w:lang w:val="en-US"/>
               </w:rPr>
             </w:pPr>
             <w:r>
               <w:rPr>
+                <w:sz w:val="24"/>
+                <w:szCs w:val="24"/>
                 <w:lang w:val="en-US"/>
               </w:rPr>
               <w:t>/* info/warn boxes */</w:t>
@@ -62299,11 +63838,15 @@
               <w:spacing w:before="0" w:after="0"/>
               <w:jc w:val="left"/>
               <w:rPr>
+                <w:sz w:val="24"/>
+                <w:szCs w:val="24"/>
                 <w:lang w:val="en-US"/>
               </w:rPr>
             </w:pPr>
             <w:r>
               <w:rPr>
+                <w:sz w:val="24"/>
+                <w:szCs w:val="24"/>
                 <w:lang w:val="en-US"/>
               </w:rPr>
               <w:t>.info-</w:t>
@@ -62311,6 +63854,8 @@
             <w:proofErr w:type="gramStart"/>
             <w:r>
               <w:rPr>
+                <w:sz w:val="24"/>
+                <w:szCs w:val="24"/>
                 <w:lang w:val="en-US"/>
               </w:rPr>
               <w:t>box{</w:t>
@@ -62318,6 +63863,8 @@
             <w:proofErr w:type="gramEnd"/>
             <w:r>
               <w:rPr>
+                <w:sz w:val="24"/>
+                <w:szCs w:val="24"/>
                 <w:lang w:val="en-US"/>
               </w:rPr>
               <w:t>background:#eff6ff;border:1px solid #bfdbfe;border-left:4px solid #2563eb;</w:t>
@@ -62328,11 +63875,15 @@
               <w:spacing w:before="0" w:after="0"/>
               <w:jc w:val="left"/>
               <w:rPr>
+                <w:sz w:val="24"/>
+                <w:szCs w:val="24"/>
                 <w:lang w:val="en-US"/>
               </w:rPr>
             </w:pPr>
             <w:r>
               <w:rPr>
+                <w:sz w:val="24"/>
+                <w:szCs w:val="24"/>
                 <w:lang w:val="en-US"/>
               </w:rPr>
               <w:t>  border-radius:8</w:t>
@@ -62340,6 +63891,8 @@
             <w:proofErr w:type="gramStart"/>
             <w:r>
               <w:rPr>
+                <w:sz w:val="24"/>
+                <w:szCs w:val="24"/>
                 <w:lang w:val="en-US"/>
               </w:rPr>
               <w:t>px;padding</w:t>
@@ -62347,6 +63900,8 @@
             <w:proofErr w:type="gramEnd"/>
             <w:r>
               <w:rPr>
+                <w:sz w:val="24"/>
+                <w:szCs w:val="24"/>
                 <w:lang w:val="en-US"/>
               </w:rPr>
               <w:t>:12px 16px;font-size:.83rem;color:#1e3a5f;margin:10px 0;}</w:t>
@@ -62357,12 +63912,16 @@
               <w:spacing w:before="0" w:after="0"/>
               <w:jc w:val="left"/>
               <w:rPr>
+                <w:sz w:val="24"/>
+                <w:szCs w:val="24"/>
                 <w:lang w:val="en-US"/>
               </w:rPr>
             </w:pPr>
             <w:proofErr w:type="gramStart"/>
             <w:r>
               <w:rPr>
+                <w:sz w:val="24"/>
+                <w:szCs w:val="24"/>
                 <w:lang w:val="en-US"/>
               </w:rPr>
               <w:t>.warn</w:t>
@@ -62370,6 +63929,8 @@
             <w:proofErr w:type="gramEnd"/>
             <w:r>
               <w:rPr>
+                <w:sz w:val="24"/>
+                <w:szCs w:val="24"/>
                 <w:lang w:val="en-US"/>
               </w:rPr>
               <w:t>-box{background:#fffbeb;border:1px solid #fde68a;border-left:4px solid #f59e0b;</w:t>
@@ -62380,11 +63941,15 @@
               <w:spacing w:before="0" w:after="0"/>
               <w:jc w:val="left"/>
               <w:rPr>
+                <w:sz w:val="24"/>
+                <w:szCs w:val="24"/>
                 <w:lang w:val="en-US"/>
               </w:rPr>
             </w:pPr>
             <w:r>
               <w:rPr>
+                <w:sz w:val="24"/>
+                <w:szCs w:val="24"/>
                 <w:lang w:val="en-US"/>
               </w:rPr>
               <w:t>  border-radius:8</w:t>
@@ -62392,6 +63957,8 @@
             <w:proofErr w:type="gramStart"/>
             <w:r>
               <w:rPr>
+                <w:sz w:val="24"/>
+                <w:szCs w:val="24"/>
                 <w:lang w:val="en-US"/>
               </w:rPr>
               <w:t>px;padding</w:t>
@@ -62399,6 +63966,8 @@
             <w:proofErr w:type="gramEnd"/>
             <w:r>
               <w:rPr>
+                <w:sz w:val="24"/>
+                <w:szCs w:val="24"/>
                 <w:lang w:val="en-US"/>
               </w:rPr>
               <w:t>:12px 16px;font-size:.83rem;color:#78350f;margin:10px 0;}</w:t>
@@ -62409,6 +63978,8 @@
               <w:spacing w:before="0" w:after="0"/>
               <w:jc w:val="left"/>
               <w:rPr>
+                <w:sz w:val="24"/>
+                <w:szCs w:val="24"/>
                 <w:lang w:val="en-US"/>
               </w:rPr>
             </w:pPr>
@@ -62418,11 +63989,15 @@
               <w:spacing w:before="0" w:after="0"/>
               <w:jc w:val="left"/>
               <w:rPr>
+                <w:sz w:val="24"/>
+                <w:szCs w:val="24"/>
                 <w:lang w:val="en-US"/>
               </w:rPr>
             </w:pPr>
             <w:r>
               <w:rPr>
+                <w:sz w:val="24"/>
+                <w:szCs w:val="24"/>
                 <w:lang w:val="en-US"/>
               </w:rPr>
               <w:t>/* stop table */</w:t>
@@ -62433,20 +64008,25 @@
               <w:spacing w:before="0" w:after="0"/>
               <w:jc w:val="left"/>
               <w:rPr>
+                <w:sz w:val="24"/>
+                <w:szCs w:val="24"/>
                 <w:lang w:val="en-US"/>
               </w:rPr>
             </w:pPr>
             <w:proofErr w:type="gramStart"/>
             <w:r>
               <w:rPr>
-                <w:lang w:val="en-US"/>
-              </w:rPr>
-              <w:lastRenderedPageBreak/>
+                <w:sz w:val="24"/>
+                <w:szCs w:val="24"/>
+                <w:lang w:val="en-US"/>
+              </w:rPr>
               <w:t>.stop</w:t>
             </w:r>
             <w:proofErr w:type="gramEnd"/>
             <w:r>
               <w:rPr>
+                <w:sz w:val="24"/>
+                <w:szCs w:val="24"/>
                 <w:lang w:val="en-US"/>
               </w:rPr>
               <w:t>-table{</w:t>
@@ -62457,11 +64037,15 @@
               <w:spacing w:before="0" w:after="0"/>
               <w:jc w:val="left"/>
               <w:rPr>
+                <w:sz w:val="24"/>
+                <w:szCs w:val="24"/>
                 <w:lang w:val="en-US"/>
               </w:rPr>
             </w:pPr>
             <w:r>
               <w:rPr>
+                <w:sz w:val="24"/>
+                <w:szCs w:val="24"/>
                 <w:lang w:val="en-US"/>
               </w:rPr>
               <w:t>  width:100</w:t>
@@ -62469,6 +64053,8 @@
             <w:proofErr w:type="gramStart"/>
             <w:r>
               <w:rPr>
+                <w:sz w:val="24"/>
+                <w:szCs w:val="24"/>
                 <w:lang w:val="en-US"/>
               </w:rPr>
               <w:t>%;border</w:t>
@@ -62476,6 +64062,8 @@
             <w:proofErr w:type="gramEnd"/>
             <w:r>
               <w:rPr>
+                <w:sz w:val="24"/>
+                <w:szCs w:val="24"/>
                 <w:lang w:val="en-US"/>
               </w:rPr>
               <w:t>-collapse:collapse;font-size:.83rem;</w:t>
@@ -62486,11 +64074,15 @@
               <w:spacing w:before="0" w:after="0"/>
               <w:jc w:val="left"/>
               <w:rPr>
+                <w:sz w:val="24"/>
+                <w:szCs w:val="24"/>
                 <w:lang w:val="en-US"/>
               </w:rPr>
             </w:pPr>
             <w:r>
               <w:rPr>
+                <w:sz w:val="24"/>
+                <w:szCs w:val="24"/>
                 <w:lang w:val="en-US"/>
               </w:rPr>
               <w:t xml:space="preserve">  </w:t>
@@ -62498,6 +64090,8 @@
             <w:proofErr w:type="gramStart"/>
             <w:r>
               <w:rPr>
+                <w:sz w:val="24"/>
+                <w:szCs w:val="24"/>
                 <w:lang w:val="en-US"/>
               </w:rPr>
               <w:t>background:white</w:t>
@@ -62505,6 +64099,8 @@
             <w:proofErr w:type="gramEnd"/>
             <w:r>
               <w:rPr>
+                <w:sz w:val="24"/>
+                <w:szCs w:val="24"/>
                 <w:lang w:val="en-US"/>
               </w:rPr>
               <w:t>;border-radius:14px;overflow:hidden;</w:t>
@@ -62515,11 +64111,15 @@
               <w:spacing w:before="0" w:after="0"/>
               <w:jc w:val="left"/>
               <w:rPr>
+                <w:sz w:val="24"/>
+                <w:szCs w:val="24"/>
                 <w:lang w:val="en-US"/>
               </w:rPr>
             </w:pPr>
             <w:r>
               <w:rPr>
+                <w:sz w:val="24"/>
+                <w:szCs w:val="24"/>
                 <w:lang w:val="en-US"/>
               </w:rPr>
               <w:t xml:space="preserve">  box-shadow:0 2px 16px </w:t>
@@ -62528,6 +64128,8 @@
             <w:proofErr w:type="gramStart"/>
             <w:r>
               <w:rPr>
+                <w:sz w:val="24"/>
+                <w:szCs w:val="24"/>
                 <w:lang w:val="en-US"/>
               </w:rPr>
               <w:t>rgba</w:t>
@@ -62535,6 +64137,8 @@
             <w:proofErr w:type="spellEnd"/>
             <w:r>
               <w:rPr>
+                <w:sz w:val="24"/>
+                <w:szCs w:val="24"/>
                 <w:lang w:val="en-US"/>
               </w:rPr>
               <w:t>(</w:t>
@@ -62542,6 +64146,8 @@
             <w:proofErr w:type="gramEnd"/>
             <w:r>
               <w:rPr>
+                <w:sz w:val="24"/>
+                <w:szCs w:val="24"/>
                 <w:lang w:val="en-US"/>
               </w:rPr>
               <w:t>0,0,0,.06);}</w:t>
@@ -62552,12 +64158,16 @@
               <w:spacing w:before="0" w:after="0"/>
               <w:jc w:val="left"/>
               <w:rPr>
+                <w:sz w:val="24"/>
+                <w:szCs w:val="24"/>
                 <w:lang w:val="en-US"/>
               </w:rPr>
             </w:pPr>
             <w:proofErr w:type="gramStart"/>
             <w:r>
               <w:rPr>
+                <w:sz w:val="24"/>
+                <w:szCs w:val="24"/>
                 <w:lang w:val="en-US"/>
               </w:rPr>
               <w:t>.stop</w:t>
@@ -62565,6 +64175,8 @@
             <w:proofErr w:type="gramEnd"/>
             <w:r>
               <w:rPr>
+                <w:sz w:val="24"/>
+                <w:szCs w:val="24"/>
                 <w:lang w:val="en-US"/>
               </w:rPr>
               <w:t xml:space="preserve">-table </w:t>
@@ -62572,6 +64184,8 @@
             <w:proofErr w:type="spellStart"/>
             <w:r>
               <w:rPr>
+                <w:sz w:val="24"/>
+                <w:szCs w:val="24"/>
                 <w:lang w:val="en-US"/>
               </w:rPr>
               <w:t>thead</w:t>
@@ -62579,6 +64193,8 @@
             <w:proofErr w:type="spellEnd"/>
             <w:r>
               <w:rPr>
+                <w:sz w:val="24"/>
+                <w:szCs w:val="24"/>
                 <w:lang w:val="en-US"/>
               </w:rPr>
               <w:t xml:space="preserve"> tr{background:#0f172a;}</w:t>
@@ -62589,12 +64205,16 @@
               <w:spacing w:before="0" w:after="0"/>
               <w:jc w:val="left"/>
               <w:rPr>
+                <w:sz w:val="24"/>
+                <w:szCs w:val="24"/>
                 <w:lang w:val="en-US"/>
               </w:rPr>
             </w:pPr>
             <w:proofErr w:type="gramStart"/>
             <w:r>
               <w:rPr>
+                <w:sz w:val="24"/>
+                <w:szCs w:val="24"/>
                 <w:lang w:val="en-US"/>
               </w:rPr>
               <w:t>.stop</w:t>
@@ -62602,6 +64222,8 @@
             <w:proofErr w:type="gramEnd"/>
             <w:r>
               <w:rPr>
+                <w:sz w:val="24"/>
+                <w:szCs w:val="24"/>
                 <w:lang w:val="en-US"/>
               </w:rPr>
               <w:t xml:space="preserve">-table </w:t>
@@ -62609,6 +64231,8 @@
             <w:proofErr w:type="spellStart"/>
             <w:r>
               <w:rPr>
+                <w:sz w:val="24"/>
+                <w:szCs w:val="24"/>
                 <w:lang w:val="en-US"/>
               </w:rPr>
               <w:t>thead</w:t>
@@ -62616,6 +64240,8 @@
             <w:proofErr w:type="spellEnd"/>
             <w:r>
               <w:rPr>
+                <w:sz w:val="24"/>
+                <w:szCs w:val="24"/>
                 <w:lang w:val="en-US"/>
               </w:rPr>
               <w:t xml:space="preserve"> </w:t>
@@ -62623,6 +64249,8 @@
             <w:proofErr w:type="spellStart"/>
             <w:r>
               <w:rPr>
+                <w:sz w:val="24"/>
+                <w:szCs w:val="24"/>
                 <w:lang w:val="en-US"/>
               </w:rPr>
               <w:t>th</w:t>
@@ -62630,6 +64258,8 @@
             <w:proofErr w:type="spellEnd"/>
             <w:r>
               <w:rPr>
+                <w:sz w:val="24"/>
+                <w:szCs w:val="24"/>
                 <w:lang w:val="en-US"/>
               </w:rPr>
               <w:t>{</w:t>
@@ -62640,11 +64270,15 @@
               <w:spacing w:before="0" w:after="0"/>
               <w:jc w:val="left"/>
               <w:rPr>
+                <w:sz w:val="24"/>
+                <w:szCs w:val="24"/>
                 <w:lang w:val="en-US"/>
               </w:rPr>
             </w:pPr>
             <w:r>
               <w:rPr>
+                <w:sz w:val="24"/>
+                <w:szCs w:val="24"/>
                 <w:lang w:val="en-US"/>
               </w:rPr>
               <w:t>  padding:12px 16</w:t>
@@ -62652,6 +64286,8 @@
             <w:proofErr w:type="gramStart"/>
             <w:r>
               <w:rPr>
+                <w:sz w:val="24"/>
+                <w:szCs w:val="24"/>
                 <w:lang w:val="en-US"/>
               </w:rPr>
               <w:t>px;font</w:t>
@@ -62659,6 +64295,8 @@
             <w:proofErr w:type="gramEnd"/>
             <w:r>
               <w:rPr>
+                <w:sz w:val="24"/>
+                <w:szCs w:val="24"/>
                 <w:lang w:val="en-US"/>
               </w:rPr>
               <w:t>-size:.61rem;font-weight:700;</w:t>
@@ -62669,18 +64307,25 @@
               <w:spacing w:before="0" w:after="0"/>
               <w:jc w:val="left"/>
               <w:rPr>
+                <w:sz w:val="24"/>
+                <w:szCs w:val="24"/>
                 <w:lang w:val="en-US"/>
               </w:rPr>
             </w:pPr>
             <w:r>
               <w:rPr>
-                <w:lang w:val="en-US"/>
-              </w:rPr>
+                <w:sz w:val="24"/>
+                <w:szCs w:val="24"/>
+                <w:lang w:val="en-US"/>
+              </w:rPr>
+              <w:lastRenderedPageBreak/>
               <w:t>  letter-spacing:1.1</w:t>
             </w:r>
             <w:proofErr w:type="gramStart"/>
             <w:r>
               <w:rPr>
+                <w:sz w:val="24"/>
+                <w:szCs w:val="24"/>
                 <w:lang w:val="en-US"/>
               </w:rPr>
               <w:t>px;text</w:t>
@@ -62688,6 +64333,8 @@
             <w:proofErr w:type="gramEnd"/>
             <w:r>
               <w:rPr>
+                <w:sz w:val="24"/>
+                <w:szCs w:val="24"/>
                 <w:lang w:val="en-US"/>
               </w:rPr>
               <w:t>-transform:uppercase;color:#94a3b8;text-align:left;}</w:t>
@@ -62698,12 +64345,16 @@
               <w:spacing w:before="0" w:after="0"/>
               <w:jc w:val="left"/>
               <w:rPr>
+                <w:sz w:val="24"/>
+                <w:szCs w:val="24"/>
                 <w:lang w:val="en-US"/>
               </w:rPr>
             </w:pPr>
             <w:proofErr w:type="gramStart"/>
             <w:r>
               <w:rPr>
+                <w:sz w:val="24"/>
+                <w:szCs w:val="24"/>
                 <w:lang w:val="en-US"/>
               </w:rPr>
               <w:t>.stop</w:t>
@@ -62711,6 +64362,8 @@
             <w:proofErr w:type="gramEnd"/>
             <w:r>
               <w:rPr>
+                <w:sz w:val="24"/>
+                <w:szCs w:val="24"/>
                 <w:lang w:val="en-US"/>
               </w:rPr>
               <w:t xml:space="preserve">-table </w:t>
@@ -62718,6 +64371,8 @@
             <w:proofErr w:type="spellStart"/>
             <w:r>
               <w:rPr>
+                <w:sz w:val="24"/>
+                <w:szCs w:val="24"/>
                 <w:lang w:val="en-US"/>
               </w:rPr>
               <w:t>tbody</w:t>
@@ -62725,6 +64380,8 @@
             <w:proofErr w:type="spellEnd"/>
             <w:r>
               <w:rPr>
+                <w:sz w:val="24"/>
+                <w:szCs w:val="24"/>
                 <w:lang w:val="en-US"/>
               </w:rPr>
               <w:t xml:space="preserve"> tr{border-bottom:1px solid #f1f5f9;transition:background .1s;}</w:t>
@@ -62735,12 +64392,16 @@
               <w:spacing w:before="0" w:after="0"/>
               <w:jc w:val="left"/>
               <w:rPr>
+                <w:sz w:val="24"/>
+                <w:szCs w:val="24"/>
                 <w:lang w:val="en-US"/>
               </w:rPr>
             </w:pPr>
             <w:proofErr w:type="gramStart"/>
             <w:r>
               <w:rPr>
+                <w:sz w:val="24"/>
+                <w:szCs w:val="24"/>
                 <w:lang w:val="en-US"/>
               </w:rPr>
               <w:t>.stop</w:t>
@@ -62748,6 +64409,8 @@
             <w:proofErr w:type="gramEnd"/>
             <w:r>
               <w:rPr>
+                <w:sz w:val="24"/>
+                <w:szCs w:val="24"/>
                 <w:lang w:val="en-US"/>
               </w:rPr>
               <w:t xml:space="preserve">-table </w:t>
@@ -62755,6 +64418,8 @@
             <w:proofErr w:type="spellStart"/>
             <w:r>
               <w:rPr>
+                <w:sz w:val="24"/>
+                <w:szCs w:val="24"/>
                 <w:lang w:val="en-US"/>
               </w:rPr>
               <w:t>tbody</w:t>
@@ -62762,6 +64427,8 @@
             <w:proofErr w:type="spellEnd"/>
             <w:r>
               <w:rPr>
+                <w:sz w:val="24"/>
+                <w:szCs w:val="24"/>
                 <w:lang w:val="en-US"/>
               </w:rPr>
               <w:t xml:space="preserve"> </w:t>
@@ -62769,6 +64436,8 @@
             <w:proofErr w:type="spellStart"/>
             <w:r>
               <w:rPr>
+                <w:sz w:val="24"/>
+                <w:szCs w:val="24"/>
                 <w:lang w:val="en-US"/>
               </w:rPr>
               <w:t>tr:hover</w:t>
@@ -62776,6 +64445,8 @@
             <w:proofErr w:type="spellEnd"/>
             <w:r>
               <w:rPr>
+                <w:sz w:val="24"/>
+                <w:szCs w:val="24"/>
                 <w:lang w:val="en-US"/>
               </w:rPr>
               <w:t>{background:#f8faff;}</w:t>
@@ -62786,12 +64457,16 @@
               <w:spacing w:before="0" w:after="0"/>
               <w:jc w:val="left"/>
               <w:rPr>
+                <w:sz w:val="24"/>
+                <w:szCs w:val="24"/>
                 <w:lang w:val="en-US"/>
               </w:rPr>
             </w:pPr>
             <w:proofErr w:type="gramStart"/>
             <w:r>
               <w:rPr>
+                <w:sz w:val="24"/>
+                <w:szCs w:val="24"/>
                 <w:lang w:val="en-US"/>
               </w:rPr>
               <w:t>.stop</w:t>
@@ -62799,6 +64474,8 @@
             <w:proofErr w:type="gramEnd"/>
             <w:r>
               <w:rPr>
+                <w:sz w:val="24"/>
+                <w:szCs w:val="24"/>
                 <w:lang w:val="en-US"/>
               </w:rPr>
               <w:t xml:space="preserve">-table </w:t>
@@ -62806,6 +64483,8 @@
             <w:proofErr w:type="spellStart"/>
             <w:r>
               <w:rPr>
+                <w:sz w:val="24"/>
+                <w:szCs w:val="24"/>
                 <w:lang w:val="en-US"/>
               </w:rPr>
               <w:t>tbody</w:t>
@@ -62813,6 +64492,8 @@
             <w:proofErr w:type="spellEnd"/>
             <w:r>
               <w:rPr>
+                <w:sz w:val="24"/>
+                <w:szCs w:val="24"/>
                 <w:lang w:val="en-US"/>
               </w:rPr>
               <w:t xml:space="preserve"> td{padding:11px 16px;color:#334155;vertical-align:middle;}</w:t>
@@ -62823,12 +64504,16 @@
               <w:spacing w:before="0" w:after="0"/>
               <w:jc w:val="left"/>
               <w:rPr>
+                <w:sz w:val="24"/>
+                <w:szCs w:val="24"/>
                 <w:lang w:val="en-US"/>
               </w:rPr>
             </w:pPr>
             <w:proofErr w:type="gramStart"/>
             <w:r>
               <w:rPr>
+                <w:sz w:val="24"/>
+                <w:szCs w:val="24"/>
                 <w:lang w:val="en-US"/>
               </w:rPr>
               <w:t>.snum</w:t>
@@ -62836,6 +64521,8 @@
             <w:proofErr w:type="gramEnd"/>
             <w:r>
               <w:rPr>
+                <w:sz w:val="24"/>
+                <w:szCs w:val="24"/>
                 <w:lang w:val="en-US"/>
               </w:rPr>
               <w:t>{display:inline-flex;align-items:center;justify-content:center;</w:t>
@@ -62846,11 +64533,15 @@
               <w:spacing w:before="0" w:after="0"/>
               <w:jc w:val="left"/>
               <w:rPr>
+                <w:sz w:val="24"/>
+                <w:szCs w:val="24"/>
                 <w:lang w:val="en-US"/>
               </w:rPr>
             </w:pPr>
             <w:r>
               <w:rPr>
+                <w:sz w:val="24"/>
+                <w:szCs w:val="24"/>
                 <w:lang w:val="en-US"/>
               </w:rPr>
               <w:t>  width:24</w:t>
@@ -62858,6 +64549,8 @@
             <w:proofErr w:type="gramStart"/>
             <w:r>
               <w:rPr>
+                <w:sz w:val="24"/>
+                <w:szCs w:val="24"/>
                 <w:lang w:val="en-US"/>
               </w:rPr>
               <w:t>px;height</w:t>
@@ -62865,6 +64558,8 @@
             <w:proofErr w:type="gramEnd"/>
             <w:r>
               <w:rPr>
+                <w:sz w:val="24"/>
+                <w:szCs w:val="24"/>
                 <w:lang w:val="en-US"/>
               </w:rPr>
               <w:t>:24px;border-radius:50%;font-weight:700;font-size:.7rem;color:white;}</w:t>
@@ -62875,12 +64570,16 @@
               <w:spacing w:before="0" w:after="0"/>
               <w:jc w:val="left"/>
               <w:rPr>
+                <w:sz w:val="24"/>
+                <w:szCs w:val="24"/>
                 <w:lang w:val="en-US"/>
               </w:rPr>
             </w:pPr>
             <w:proofErr w:type="gramStart"/>
             <w:r>
               <w:rPr>
+                <w:sz w:val="24"/>
+                <w:szCs w:val="24"/>
                 <w:lang w:val="en-US"/>
               </w:rPr>
               <w:t>.</w:t>
@@ -62888,6 +64587,8 @@
             <w:proofErr w:type="spellStart"/>
             <w:r>
               <w:rPr>
+                <w:sz w:val="24"/>
+                <w:szCs w:val="24"/>
                 <w:lang w:val="en-US"/>
               </w:rPr>
               <w:t>snum</w:t>
@@ -62896,6 +64597,8 @@
             <w:proofErr w:type="gramEnd"/>
             <w:r>
               <w:rPr>
+                <w:sz w:val="24"/>
+                <w:szCs w:val="24"/>
                 <w:lang w:val="en-US"/>
               </w:rPr>
               <w:t>-depot{background:#16a34a;} .</w:t>
@@ -62903,6 +64606,8 @@
             <w:proofErr w:type="spellStart"/>
             <w:r>
               <w:rPr>
+                <w:sz w:val="24"/>
+                <w:szCs w:val="24"/>
                 <w:lang w:val="en-US"/>
               </w:rPr>
               <w:t>snum</w:t>
@@ -62910,6 +64615,8 @@
             <w:proofErr w:type="spellEnd"/>
             <w:r>
               <w:rPr>
+                <w:sz w:val="24"/>
+                <w:szCs w:val="24"/>
                 <w:lang w:val="en-US"/>
               </w:rPr>
               <w:t>-stop{background:#dc2626;}</w:t>
@@ -62920,12 +64627,16 @@
               <w:spacing w:before="0" w:after="0"/>
               <w:jc w:val="left"/>
               <w:rPr>
+                <w:sz w:val="24"/>
+                <w:szCs w:val="24"/>
                 <w:lang w:val="en-US"/>
               </w:rPr>
             </w:pPr>
             <w:proofErr w:type="gramStart"/>
             <w:r>
               <w:rPr>
+                <w:sz w:val="24"/>
+                <w:szCs w:val="24"/>
                 <w:lang w:val="en-US"/>
               </w:rPr>
               <w:t>.tag</w:t>
@@ -62933,6 +64644,8 @@
             <w:proofErr w:type="gramEnd"/>
             <w:r>
               <w:rPr>
+                <w:sz w:val="24"/>
+                <w:szCs w:val="24"/>
                 <w:lang w:val="en-US"/>
               </w:rPr>
               <w:t>{display:inline-block;padding:2px 9px;border-radius:20px;font-size:.65rem;font-weight:600;}</w:t>
@@ -62943,12 +64656,16 @@
               <w:spacing w:before="0" w:after="0"/>
               <w:jc w:val="left"/>
               <w:rPr>
+                <w:sz w:val="24"/>
+                <w:szCs w:val="24"/>
                 <w:lang w:val="en-US"/>
               </w:rPr>
             </w:pPr>
             <w:proofErr w:type="gramStart"/>
             <w:r>
               <w:rPr>
+                <w:sz w:val="24"/>
+                <w:szCs w:val="24"/>
                 <w:lang w:val="en-US"/>
               </w:rPr>
               <w:t>.tag</w:t>
@@ -62956,6 +64673,8 @@
             <w:proofErr w:type="gramEnd"/>
             <w:r>
               <w:rPr>
+                <w:sz w:val="24"/>
+                <w:szCs w:val="24"/>
                 <w:lang w:val="en-US"/>
               </w:rPr>
               <w:t>-depot{background:#dcfce7;color:#15803d;}</w:t>
@@ -62966,12 +64685,16 @@
               <w:spacing w:before="0" w:after="0"/>
               <w:jc w:val="left"/>
               <w:rPr>
+                <w:sz w:val="24"/>
+                <w:szCs w:val="24"/>
                 <w:lang w:val="en-US"/>
               </w:rPr>
             </w:pPr>
             <w:proofErr w:type="gramStart"/>
             <w:r>
               <w:rPr>
+                <w:sz w:val="24"/>
+                <w:szCs w:val="24"/>
                 <w:lang w:val="en-US"/>
               </w:rPr>
               <w:t>.tag</w:t>
@@ -62979,6 +64702,8 @@
             <w:proofErr w:type="gramEnd"/>
             <w:r>
               <w:rPr>
+                <w:sz w:val="24"/>
+                <w:szCs w:val="24"/>
                 <w:lang w:val="en-US"/>
               </w:rPr>
               <w:t>-stop{background:#fee2e2;color:#dc2626;}</w:t>
@@ -62989,12 +64714,16 @@
               <w:spacing w:before="0" w:after="0"/>
               <w:jc w:val="left"/>
               <w:rPr>
+                <w:sz w:val="24"/>
+                <w:szCs w:val="24"/>
                 <w:lang w:val="en-US"/>
               </w:rPr>
             </w:pPr>
             <w:proofErr w:type="gramStart"/>
             <w:r>
               <w:rPr>
+                <w:sz w:val="24"/>
+                <w:szCs w:val="24"/>
                 <w:lang w:val="en-US"/>
               </w:rPr>
               <w:t>.tag</w:t>
@@ -63002,6 +64731,8 @@
             <w:proofErr w:type="gramEnd"/>
             <w:r>
               <w:rPr>
+                <w:sz w:val="24"/>
+                <w:szCs w:val="24"/>
                 <w:lang w:val="en-US"/>
               </w:rPr>
               <w:t>-return{background:#f3f4f6;color:#6b7280;}</w:t>
@@ -63012,12 +64743,16 @@
               <w:spacing w:before="0" w:after="0"/>
               <w:jc w:val="left"/>
               <w:rPr>
+                <w:sz w:val="24"/>
+                <w:szCs w:val="24"/>
                 <w:lang w:val="en-US"/>
               </w:rPr>
             </w:pPr>
             <w:proofErr w:type="gramStart"/>
             <w:r>
               <w:rPr>
+                <w:sz w:val="24"/>
+                <w:szCs w:val="24"/>
                 <w:lang w:val="en-US"/>
               </w:rPr>
               <w:t>.mono</w:t>
@@ -63025,6 +64760,8 @@
             <w:proofErr w:type="gramEnd"/>
             <w:r>
               <w:rPr>
+                <w:sz w:val="24"/>
+                <w:szCs w:val="24"/>
                 <w:lang w:val="en-US"/>
               </w:rPr>
               <w:t>{</w:t>
@@ -63032,6 +64769,8 @@
             <w:proofErr w:type="spellStart"/>
             <w:r>
               <w:rPr>
+                <w:sz w:val="24"/>
+                <w:szCs w:val="24"/>
                 <w:lang w:val="en-US"/>
               </w:rPr>
               <w:t>font-family:'DM</w:t>
@@ -63039,6 +64778,8 @@
             <w:proofErr w:type="spellEnd"/>
             <w:r>
               <w:rPr>
+                <w:sz w:val="24"/>
+                <w:szCs w:val="24"/>
                 <w:lang w:val="en-US"/>
               </w:rPr>
               <w:t xml:space="preserve"> Mono',monospace;font-size:.78rem;}</w:t>
@@ -63049,6 +64790,8 @@
               <w:spacing w:before="0" w:after="0"/>
               <w:jc w:val="left"/>
               <w:rPr>
+                <w:sz w:val="24"/>
+                <w:szCs w:val="24"/>
                 <w:lang w:val="en-US"/>
               </w:rPr>
             </w:pPr>
@@ -63058,11 +64801,15 @@
               <w:spacing w:before="0" w:after="0"/>
               <w:jc w:val="left"/>
               <w:rPr>
+                <w:sz w:val="24"/>
+                <w:szCs w:val="24"/>
                 <w:lang w:val="en-US"/>
               </w:rPr>
             </w:pPr>
             <w:r>
               <w:rPr>
+                <w:sz w:val="24"/>
+                <w:szCs w:val="24"/>
                 <w:lang w:val="en-US"/>
               </w:rPr>
               <w:t>#</w:t>
@@ -63070,6 +64817,8 @@
             <w:proofErr w:type="gramStart"/>
             <w:r>
               <w:rPr>
+                <w:sz w:val="24"/>
+                <w:szCs w:val="24"/>
                 <w:lang w:val="en-US"/>
               </w:rPr>
               <w:t>MainMenu,footer</w:t>
@@ -63077,6 +64826,8 @@
             <w:proofErr w:type="gramEnd"/>
             <w:r>
               <w:rPr>
+                <w:sz w:val="24"/>
+                <w:szCs w:val="24"/>
                 <w:lang w:val="en-US"/>
               </w:rPr>
               <w:t>,header{visibility:hidden;}</w:t>
@@ -63087,6 +64838,8 @@
               <w:spacing w:before="0" w:after="0"/>
               <w:jc w:val="left"/>
               <w:rPr>
+                <w:sz w:val="24"/>
+                <w:szCs w:val="24"/>
                 <w:lang w:val="en-US"/>
               </w:rPr>
             </w:pPr>
@@ -63096,11 +64849,15 @@
               <w:spacing w:before="0" w:after="0"/>
               <w:jc w:val="left"/>
               <w:rPr>
+                <w:sz w:val="24"/>
+                <w:szCs w:val="24"/>
                 <w:lang w:val="en-US"/>
               </w:rPr>
             </w:pPr>
             <w:r>
               <w:rPr>
+                <w:sz w:val="24"/>
+                <w:szCs w:val="24"/>
                 <w:lang w:val="en-US"/>
               </w:rPr>
               <w:t>/* sidebar reopen button (shown when sidebar collapsed) */</w:t>
@@ -63111,11 +64868,15 @@
               <w:spacing w:before="0" w:after="0"/>
               <w:jc w:val="left"/>
               <w:rPr>
+                <w:sz w:val="24"/>
+                <w:szCs w:val="24"/>
                 <w:lang w:val="en-US"/>
               </w:rPr>
             </w:pPr>
             <w:r>
               <w:rPr>
+                <w:sz w:val="24"/>
+                <w:szCs w:val="24"/>
                 <w:lang w:val="en-US"/>
               </w:rPr>
               <w:t>[data-</w:t>
@@ -63123,6 +64884,8 @@
             <w:proofErr w:type="spellStart"/>
             <w:r>
               <w:rPr>
+                <w:sz w:val="24"/>
+                <w:szCs w:val="24"/>
                 <w:lang w:val="en-US"/>
               </w:rPr>
               <w:t>testid</w:t>
@@ -63130,6 +64893,8 @@
             <w:proofErr w:type="spellEnd"/>
             <w:r>
               <w:rPr>
+                <w:sz w:val="24"/>
+                <w:szCs w:val="24"/>
                 <w:lang w:val="en-US"/>
               </w:rPr>
               <w:t>="</w:t>
@@ -63137,6 +64902,8 @@
             <w:proofErr w:type="spellStart"/>
             <w:r>
               <w:rPr>
+                <w:sz w:val="24"/>
+                <w:szCs w:val="24"/>
                 <w:lang w:val="en-US"/>
               </w:rPr>
               <w:t>stSidebarCollapsedControl</w:t>
@@ -63145,6 +64912,8 @@
             <w:proofErr w:type="gramStart"/>
             <w:r>
               <w:rPr>
+                <w:sz w:val="24"/>
+                <w:szCs w:val="24"/>
                 <w:lang w:val="en-US"/>
               </w:rPr>
               <w:t>"]{</w:t>
@@ -63156,11 +64925,15 @@
               <w:spacing w:before="0" w:after="0"/>
               <w:jc w:val="left"/>
               <w:rPr>
+                <w:sz w:val="24"/>
+                <w:szCs w:val="24"/>
                 <w:lang w:val="en-US"/>
               </w:rPr>
             </w:pPr>
             <w:r>
               <w:rPr>
+                <w:sz w:val="24"/>
+                <w:szCs w:val="24"/>
                 <w:lang w:val="en-US"/>
               </w:rPr>
               <w:t xml:space="preserve">  </w:t>
@@ -63169,6 +64942,8 @@
             <w:proofErr w:type="gramStart"/>
             <w:r>
               <w:rPr>
+                <w:sz w:val="24"/>
+                <w:szCs w:val="24"/>
                 <w:lang w:val="en-US"/>
               </w:rPr>
               <w:t>visibility:visible</w:t>
@@ -63176,6 +64951,8 @@
             <w:proofErr w:type="gramEnd"/>
             <w:r>
               <w:rPr>
+                <w:sz w:val="24"/>
+                <w:szCs w:val="24"/>
                 <w:lang w:val="en-US"/>
               </w:rPr>
               <w:t>!important;display:flex!important</w:t>
@@ -63183,6 +64960,8 @@
             <w:proofErr w:type="spellEnd"/>
             <w:r>
               <w:rPr>
+                <w:sz w:val="24"/>
+                <w:szCs w:val="24"/>
                 <w:lang w:val="en-US"/>
               </w:rPr>
               <w:t>;</w:t>
@@ -63193,19 +64972,24 @@
               <w:spacing w:before="0" w:after="0"/>
               <w:jc w:val="left"/>
               <w:rPr>
+                <w:sz w:val="24"/>
+                <w:szCs w:val="24"/>
                 <w:lang w:val="en-US"/>
               </w:rPr>
             </w:pPr>
             <w:r>
               <w:rPr>
-                <w:lang w:val="en-US"/>
-              </w:rPr>
-              <w:lastRenderedPageBreak/>
+                <w:sz w:val="24"/>
+                <w:szCs w:val="24"/>
+                <w:lang w:val="en-US"/>
+              </w:rPr>
               <w:t xml:space="preserve">  </w:t>
             </w:r>
             <w:proofErr w:type="gramStart"/>
             <w:r>
               <w:rPr>
+                <w:sz w:val="24"/>
+                <w:szCs w:val="24"/>
                 <w:lang w:val="en-US"/>
               </w:rPr>
               <w:t>position:fixed</w:t>
@@ -63213,6 +64997,8 @@
             <w:proofErr w:type="gramEnd"/>
             <w:r>
               <w:rPr>
+                <w:sz w:val="24"/>
+                <w:szCs w:val="24"/>
                 <w:lang w:val="en-US"/>
               </w:rPr>
               <w:t>!important;top:14px!important;left:14px!important;z-index:9999!important;</w:t>
@@ -63223,11 +65009,15 @@
               <w:spacing w:before="0" w:after="0"/>
               <w:jc w:val="left"/>
               <w:rPr>
+                <w:sz w:val="24"/>
+                <w:szCs w:val="24"/>
                 <w:lang w:val="en-US"/>
               </w:rPr>
             </w:pPr>
             <w:r>
               <w:rPr>
+                <w:sz w:val="24"/>
+                <w:szCs w:val="24"/>
                 <w:lang w:val="en-US"/>
               </w:rPr>
               <w:t xml:space="preserve">  </w:t>
@@ -63236,6 +65026,8 @@
             <w:proofErr w:type="gramStart"/>
             <w:r>
               <w:rPr>
+                <w:sz w:val="24"/>
+                <w:szCs w:val="24"/>
                 <w:lang w:val="en-US"/>
               </w:rPr>
               <w:t>background:linear</w:t>
@@ -63243,6 +65035,8 @@
             <w:proofErr w:type="gramEnd"/>
             <w:r>
               <w:rPr>
+                <w:sz w:val="24"/>
+                <w:szCs w:val="24"/>
                 <w:lang w:val="en-US"/>
               </w:rPr>
               <w:t>-gradient</w:t>
@@ -63250,6 +65044,8 @@
             <w:proofErr w:type="spellEnd"/>
             <w:r>
               <w:rPr>
+                <w:sz w:val="24"/>
+                <w:szCs w:val="24"/>
                 <w:lang w:val="en-US"/>
               </w:rPr>
               <w:t>(135deg,#1d4ed8,#2563eb)!important;</w:t>
@@ -63260,11 +65056,15 @@
               <w:spacing w:before="0" w:after="0"/>
               <w:jc w:val="left"/>
               <w:rPr>
+                <w:sz w:val="24"/>
+                <w:szCs w:val="24"/>
                 <w:lang w:val="en-US"/>
               </w:rPr>
             </w:pPr>
             <w:r>
               <w:rPr>
+                <w:sz w:val="24"/>
+                <w:szCs w:val="24"/>
                 <w:lang w:val="en-US"/>
               </w:rPr>
               <w:t xml:space="preserve">  </w:t>
@@ -63272,6 +65072,8 @@
             <w:proofErr w:type="gramStart"/>
             <w:r>
               <w:rPr>
+                <w:sz w:val="24"/>
+                <w:szCs w:val="24"/>
                 <w:lang w:val="en-US"/>
               </w:rPr>
               <w:t>border:none</w:t>
@@ -63279,6 +65081,8 @@
             <w:proofErr w:type="gramEnd"/>
             <w:r>
               <w:rPr>
+                <w:sz w:val="24"/>
+                <w:szCs w:val="24"/>
                 <w:lang w:val="en-US"/>
               </w:rPr>
               <w:t>!important;border-radius:10px!important;</w:t>
@@ -63289,11 +65093,15 @@
               <w:spacing w:before="0" w:after="0"/>
               <w:jc w:val="left"/>
               <w:rPr>
+                <w:sz w:val="24"/>
+                <w:szCs w:val="24"/>
                 <w:lang w:val="en-US"/>
               </w:rPr>
             </w:pPr>
             <w:r>
               <w:rPr>
+                <w:sz w:val="24"/>
+                <w:szCs w:val="24"/>
                 <w:lang w:val="en-US"/>
               </w:rPr>
               <w:t>  padding:10px 12</w:t>
@@ -63301,6 +65109,8 @@
             <w:proofErr w:type="gramStart"/>
             <w:r>
               <w:rPr>
+                <w:sz w:val="24"/>
+                <w:szCs w:val="24"/>
                 <w:lang w:val="en-US"/>
               </w:rPr>
               <w:t>px!important</w:t>
@@ -63308,6 +65118,8 @@
             <w:proofErr w:type="gramEnd"/>
             <w:r>
               <w:rPr>
+                <w:sz w:val="24"/>
+                <w:szCs w:val="24"/>
                 <w:lang w:val="en-US"/>
               </w:rPr>
               <w:t>;</w:t>
@@ -63318,11 +65130,15 @@
               <w:spacing w:before="0" w:after="0"/>
               <w:jc w:val="left"/>
               <w:rPr>
+                <w:sz w:val="24"/>
+                <w:szCs w:val="24"/>
                 <w:lang w:val="en-US"/>
               </w:rPr>
             </w:pPr>
             <w:r>
               <w:rPr>
+                <w:sz w:val="24"/>
+                <w:szCs w:val="24"/>
                 <w:lang w:val="en-US"/>
               </w:rPr>
               <w:t xml:space="preserve">  box-shadow:0 4px 14px </w:t>
@@ -63331,6 +65147,8 @@
             <w:proofErr w:type="gramStart"/>
             <w:r>
               <w:rPr>
+                <w:sz w:val="24"/>
+                <w:szCs w:val="24"/>
                 <w:lang w:val="en-US"/>
               </w:rPr>
               <w:t>rgba</w:t>
@@ -63338,6 +65156,8 @@
             <w:proofErr w:type="spellEnd"/>
             <w:r>
               <w:rPr>
+                <w:sz w:val="24"/>
+                <w:szCs w:val="24"/>
                 <w:lang w:val="en-US"/>
               </w:rPr>
               <w:t>(</w:t>
@@ -63345,6 +65165,8 @@
             <w:proofErr w:type="gramEnd"/>
             <w:r>
               <w:rPr>
+                <w:sz w:val="24"/>
+                <w:szCs w:val="24"/>
                 <w:lang w:val="en-US"/>
               </w:rPr>
               <w:t>37,99,235,.45)!important;</w:t>
@@ -63355,11 +65177,15 @@
               <w:spacing w:before="0" w:after="0"/>
               <w:jc w:val="left"/>
               <w:rPr>
+                <w:sz w:val="24"/>
+                <w:szCs w:val="24"/>
                 <w:lang w:val="en-US"/>
               </w:rPr>
             </w:pPr>
             <w:r>
               <w:rPr>
+                <w:sz w:val="24"/>
+                <w:szCs w:val="24"/>
                 <w:lang w:val="en-US"/>
               </w:rPr>
               <w:t xml:space="preserve">  </w:t>
@@ -63368,6 +65194,8 @@
             <w:proofErr w:type="gramStart"/>
             <w:r>
               <w:rPr>
+                <w:sz w:val="24"/>
+                <w:szCs w:val="24"/>
                 <w:lang w:val="en-US"/>
               </w:rPr>
               <w:t>transition:transform</w:t>
@@ -63376,6 +65204,8 @@
             <w:proofErr w:type="gramEnd"/>
             <w:r>
               <w:rPr>
+                <w:sz w:val="24"/>
+                <w:szCs w:val="24"/>
                 <w:lang w:val="en-US"/>
               </w:rPr>
               <w:t xml:space="preserve"> .15s,box-shadow .15s!important;}</w:t>
@@ -63386,11 +65216,15 @@
               <w:spacing w:before="0" w:after="0"/>
               <w:jc w:val="left"/>
               <w:rPr>
+                <w:sz w:val="24"/>
+                <w:szCs w:val="24"/>
                 <w:lang w:val="en-US"/>
               </w:rPr>
             </w:pPr>
             <w:r>
               <w:rPr>
+                <w:sz w:val="24"/>
+                <w:szCs w:val="24"/>
                 <w:lang w:val="en-US"/>
               </w:rPr>
               <w:t>[data-</w:t>
@@ -63398,6 +65232,8 @@
             <w:proofErr w:type="spellStart"/>
             <w:r>
               <w:rPr>
+                <w:sz w:val="24"/>
+                <w:szCs w:val="24"/>
                 <w:lang w:val="en-US"/>
               </w:rPr>
               <w:t>testid</w:t>
@@ -63405,6 +65241,8 @@
             <w:proofErr w:type="spellEnd"/>
             <w:r>
               <w:rPr>
+                <w:sz w:val="24"/>
+                <w:szCs w:val="24"/>
                 <w:lang w:val="en-US"/>
               </w:rPr>
               <w:t>="</w:t>
@@ -63412,6 +65250,8 @@
             <w:proofErr w:type="spellStart"/>
             <w:r>
               <w:rPr>
+                <w:sz w:val="24"/>
+                <w:szCs w:val="24"/>
                 <w:lang w:val="en-US"/>
               </w:rPr>
               <w:t>stSidebarCollapsedControl</w:t>
@@ -63419,6 +65259,8 @@
             <w:proofErr w:type="spellEnd"/>
             <w:r>
               <w:rPr>
+                <w:sz w:val="24"/>
+                <w:szCs w:val="24"/>
                 <w:lang w:val="en-US"/>
               </w:rPr>
               <w:t>"</w:t>
@@ -63426,6 +65268,8 @@
             <w:proofErr w:type="gramStart"/>
             <w:r>
               <w:rPr>
+                <w:sz w:val="24"/>
+                <w:szCs w:val="24"/>
                 <w:lang w:val="en-US"/>
               </w:rPr>
               <w:t>]:hover</w:t>
@@ -63433,6 +65277,8 @@
             <w:proofErr w:type="gramEnd"/>
             <w:r>
               <w:rPr>
+                <w:sz w:val="24"/>
+                <w:szCs w:val="24"/>
                 <w:lang w:val="en-US"/>
               </w:rPr>
               <w:t>{</w:t>
@@ -63443,11 +65289,15 @@
               <w:spacing w:before="0" w:after="0"/>
               <w:jc w:val="left"/>
               <w:rPr>
+                <w:sz w:val="24"/>
+                <w:szCs w:val="24"/>
                 <w:lang w:val="en-US"/>
               </w:rPr>
             </w:pPr>
             <w:r>
               <w:rPr>
+                <w:sz w:val="24"/>
+                <w:szCs w:val="24"/>
                 <w:lang w:val="en-US"/>
               </w:rPr>
               <w:t xml:space="preserve">  </w:t>
@@ -63456,6 +65306,8 @@
             <w:proofErr w:type="gramStart"/>
             <w:r>
               <w:rPr>
+                <w:sz w:val="24"/>
+                <w:szCs w:val="24"/>
                 <w:lang w:val="en-US"/>
               </w:rPr>
               <w:t>transform:translateY</w:t>
@@ -63464,6 +65316,8 @@
             <w:proofErr w:type="gramEnd"/>
             <w:r>
               <w:rPr>
+                <w:sz w:val="24"/>
+                <w:szCs w:val="24"/>
                 <w:lang w:val="en-US"/>
               </w:rPr>
               <w:t>(-1px);</w:t>
@@ -63474,11 +65328,15 @@
               <w:spacing w:before="0" w:after="0"/>
               <w:jc w:val="left"/>
               <w:rPr>
+                <w:sz w:val="24"/>
+                <w:szCs w:val="24"/>
                 <w:lang w:val="en-US"/>
               </w:rPr>
             </w:pPr>
             <w:r>
               <w:rPr>
+                <w:sz w:val="24"/>
+                <w:szCs w:val="24"/>
                 <w:lang w:val="en-US"/>
               </w:rPr>
               <w:t xml:space="preserve">  box-shadow:0 6px 20px </w:t>
@@ -63486,6 +65344,8 @@
             <w:proofErr w:type="spellStart"/>
             <w:r>
               <w:rPr>
+                <w:sz w:val="24"/>
+                <w:szCs w:val="24"/>
                 <w:lang w:val="en-US"/>
               </w:rPr>
               <w:t>rgba</w:t>
@@ -63493,6 +65353,8 @@
             <w:proofErr w:type="spellEnd"/>
             <w:r>
               <w:rPr>
+                <w:sz w:val="24"/>
+                <w:szCs w:val="24"/>
                 <w:lang w:val="en-US"/>
               </w:rPr>
               <w:t>(37,99,235,.6</w:t>
@@ -63500,6 +65362,8 @@
             <w:proofErr w:type="gramStart"/>
             <w:r>
               <w:rPr>
+                <w:sz w:val="24"/>
+                <w:szCs w:val="24"/>
                 <w:lang w:val="en-US"/>
               </w:rPr>
               <w:t>)!important</w:t>
@@ -63507,6 +65371,8 @@
             <w:proofErr w:type="gramEnd"/>
             <w:r>
               <w:rPr>
+                <w:sz w:val="24"/>
+                <w:szCs w:val="24"/>
                 <w:lang w:val="en-US"/>
               </w:rPr>
               <w:t>;}</w:t>
@@ -63517,11 +65383,15 @@
               <w:spacing w:before="0" w:after="0"/>
               <w:jc w:val="left"/>
               <w:rPr>
+                <w:sz w:val="24"/>
+                <w:szCs w:val="24"/>
                 <w:lang w:val="en-US"/>
               </w:rPr>
             </w:pPr>
             <w:r>
               <w:rPr>
+                <w:sz w:val="24"/>
+                <w:szCs w:val="24"/>
                 <w:lang w:val="en-US"/>
               </w:rPr>
               <w:t>[data-</w:t>
@@ -63529,6 +65399,8 @@
             <w:proofErr w:type="spellStart"/>
             <w:r>
               <w:rPr>
+                <w:sz w:val="24"/>
+                <w:szCs w:val="24"/>
                 <w:lang w:val="en-US"/>
               </w:rPr>
               <w:t>testid</w:t>
@@ -63536,6 +65408,8 @@
             <w:proofErr w:type="spellEnd"/>
             <w:r>
               <w:rPr>
+                <w:sz w:val="24"/>
+                <w:szCs w:val="24"/>
                 <w:lang w:val="en-US"/>
               </w:rPr>
               <w:t>="</w:t>
@@ -63543,6 +65417,8 @@
             <w:proofErr w:type="spellStart"/>
             <w:r>
               <w:rPr>
+                <w:sz w:val="24"/>
+                <w:szCs w:val="24"/>
                 <w:lang w:val="en-US"/>
               </w:rPr>
               <w:t>stSidebarCollapsedControl</w:t>
@@ -63550,6 +65426,8 @@
             <w:proofErr w:type="spellEnd"/>
             <w:r>
               <w:rPr>
+                <w:sz w:val="24"/>
+                <w:szCs w:val="24"/>
                 <w:lang w:val="en-US"/>
               </w:rPr>
               <w:t>"] button,</w:t>
@@ -63560,11 +65438,15 @@
               <w:spacing w:before="0" w:after="0"/>
               <w:jc w:val="left"/>
               <w:rPr>
+                <w:sz w:val="24"/>
+                <w:szCs w:val="24"/>
                 <w:lang w:val="en-US"/>
               </w:rPr>
             </w:pPr>
             <w:r>
               <w:rPr>
+                <w:sz w:val="24"/>
+                <w:szCs w:val="24"/>
                 <w:lang w:val="en-US"/>
               </w:rPr>
               <w:t>[data-</w:t>
@@ -63572,6 +65454,8 @@
             <w:proofErr w:type="spellStart"/>
             <w:r>
               <w:rPr>
+                <w:sz w:val="24"/>
+                <w:szCs w:val="24"/>
                 <w:lang w:val="en-US"/>
               </w:rPr>
               <w:t>testid</w:t>
@@ -63579,6 +65463,8 @@
             <w:proofErr w:type="spellEnd"/>
             <w:r>
               <w:rPr>
+                <w:sz w:val="24"/>
+                <w:szCs w:val="24"/>
                 <w:lang w:val="en-US"/>
               </w:rPr>
               <w:t>="</w:t>
@@ -63586,6 +65472,8 @@
             <w:proofErr w:type="spellStart"/>
             <w:r>
               <w:rPr>
+                <w:sz w:val="24"/>
+                <w:szCs w:val="24"/>
                 <w:lang w:val="en-US"/>
               </w:rPr>
               <w:t>stSidebarCollapsedControl</w:t>
@@ -63593,6 +65481,8 @@
             <w:proofErr w:type="spellEnd"/>
             <w:r>
               <w:rPr>
+                <w:sz w:val="24"/>
+                <w:szCs w:val="24"/>
                 <w:lang w:val="en-US"/>
               </w:rPr>
               <w:t xml:space="preserve">"] </w:t>
@@ -63601,6 +65491,8 @@
             <w:proofErr w:type="gramStart"/>
             <w:r>
               <w:rPr>
+                <w:sz w:val="24"/>
+                <w:szCs w:val="24"/>
                 <w:lang w:val="en-US"/>
               </w:rPr>
               <w:t>svg</w:t>
@@ -63608,6 +65500,8 @@
             <w:proofErr w:type="spellEnd"/>
             <w:r>
               <w:rPr>
+                <w:sz w:val="24"/>
+                <w:szCs w:val="24"/>
                 <w:lang w:val="en-US"/>
               </w:rPr>
               <w:t>{</w:t>
@@ -63619,11 +65513,15 @@
               <w:spacing w:before="0" w:after="0"/>
               <w:jc w:val="left"/>
               <w:rPr>
+                <w:sz w:val="24"/>
+                <w:szCs w:val="24"/>
                 <w:lang w:val="en-US"/>
               </w:rPr>
             </w:pPr>
             <w:r>
               <w:rPr>
+                <w:sz w:val="24"/>
+                <w:szCs w:val="24"/>
                 <w:lang w:val="en-US"/>
               </w:rPr>
               <w:t xml:space="preserve">  </w:t>
@@ -63632,6 +65530,8 @@
             <w:proofErr w:type="gramStart"/>
             <w:r>
               <w:rPr>
+                <w:sz w:val="24"/>
+                <w:szCs w:val="24"/>
                 <w:lang w:val="en-US"/>
               </w:rPr>
               <w:t>color:white</w:t>
@@ -63639,6 +65539,8 @@
             <w:proofErr w:type="gramEnd"/>
             <w:r>
               <w:rPr>
+                <w:sz w:val="24"/>
+                <w:szCs w:val="24"/>
                 <w:lang w:val="en-US"/>
               </w:rPr>
               <w:t>!important;fill:white!important</w:t>
@@ -63646,6 +65548,8 @@
             <w:proofErr w:type="spellEnd"/>
             <w:r>
               <w:rPr>
+                <w:sz w:val="24"/>
+                <w:szCs w:val="24"/>
                 <w:lang w:val="en-US"/>
               </w:rPr>
               <w:t>;}</w:t>
@@ -63656,11 +65560,15 @@
               <w:spacing w:before="0" w:after="0"/>
               <w:jc w:val="left"/>
               <w:rPr>
+                <w:sz w:val="24"/>
+                <w:szCs w:val="24"/>
                 <w:lang w:val="en-US"/>
               </w:rPr>
             </w:pPr>
             <w:r>
               <w:rPr>
+                <w:sz w:val="24"/>
+                <w:szCs w:val="24"/>
                 <w:lang w:val="en-US"/>
               </w:rPr>
               <w:t>&lt;/style&gt;</w:t>
@@ -63671,13 +65579,18 @@
               <w:spacing w:before="0" w:after="0"/>
               <w:jc w:val="left"/>
               <w:rPr>
+                <w:sz w:val="24"/>
+                <w:szCs w:val="24"/>
                 <w:lang w:val="en-US"/>
               </w:rPr>
             </w:pPr>
             <w:r>
               <w:rPr>
-                <w:lang w:val="en-US"/>
-              </w:rPr>
+                <w:sz w:val="24"/>
+                <w:szCs w:val="24"/>
+                <w:lang w:val="en-US"/>
+              </w:rPr>
+              <w:lastRenderedPageBreak/>
               <w:t xml:space="preserve">""", </w:t>
             </w:r>
             <w:proofErr w:type="spellStart"/>
@@ -63685,6 +65598,8 @@
               <w:rPr>
                 <w:i/>
                 <w:iCs/>
+                <w:sz w:val="24"/>
+                <w:szCs w:val="24"/>
                 <w:lang w:val="en-US"/>
               </w:rPr>
               <w:t>unsafe_allow_html</w:t>
@@ -63692,6 +65607,8 @@
             <w:proofErr w:type="spellEnd"/>
             <w:r>
               <w:rPr>
+                <w:sz w:val="24"/>
+                <w:szCs w:val="24"/>
                 <w:lang w:val="en-US"/>
               </w:rPr>
               <w:t>=True)</w:t>
@@ -63702,6 +65619,8 @@
               <w:spacing w:before="0" w:after="0"/>
               <w:jc w:val="left"/>
               <w:rPr>
+                <w:sz w:val="24"/>
+                <w:szCs w:val="24"/>
                 <w:lang w:val="en-US"/>
               </w:rPr>
             </w:pPr>
@@ -63711,6 +65630,8 @@
               <w:spacing w:before="0" w:after="0"/>
               <w:jc w:val="left"/>
               <w:rPr>
+                <w:sz w:val="24"/>
+                <w:szCs w:val="24"/>
                 <w:lang w:val="en-US"/>
               </w:rPr>
             </w:pPr>
@@ -63718,6 +65639,8 @@
               <w:rPr>
                 <w:i/>
                 <w:iCs/>
+                <w:sz w:val="24"/>
+                <w:szCs w:val="24"/>
                 <w:lang w:val="en-US"/>
               </w:rPr>
               <w:t xml:space="preserve"># </w:t>
@@ -63728,6 +65651,8 @@
               <w:spacing w:before="0" w:after="0"/>
               <w:jc w:val="left"/>
               <w:rPr>
+                <w:sz w:val="24"/>
+                <w:szCs w:val="24"/>
                 <w:lang w:val="en-US"/>
               </w:rPr>
             </w:pPr>
@@ -63735,6 +65660,8 @@
               <w:rPr>
                 <w:i/>
                 <w:iCs/>
+                <w:sz w:val="24"/>
+                <w:szCs w:val="24"/>
                 <w:lang w:val="en-US"/>
               </w:rPr>
               <w:t>#  DATA CLASSES</w:t>
@@ -63744,11 +65671,17 @@
             <w:pPr>
               <w:spacing w:before="0" w:after="0"/>
               <w:jc w:val="left"/>
+              <w:rPr>
+                <w:sz w:val="24"/>
+                <w:szCs w:val="24"/>
+              </w:rPr>
             </w:pPr>
             <w:r>
               <w:rPr>
                 <w:i/>
                 <w:iCs/>
+                <w:sz w:val="24"/>
+                <w:szCs w:val="24"/>
                 <w:lang w:val="en-US"/>
               </w:rPr>
               <w:t>#</w:t>
@@ -63759,11 +65692,15 @@
               <w:spacing w:before="0" w:after="0"/>
               <w:jc w:val="left"/>
               <w:rPr>
+                <w:sz w:val="24"/>
+                <w:szCs w:val="24"/>
                 <w:lang w:val="en-US"/>
               </w:rPr>
             </w:pPr>
             <w:r>
               <w:rPr>
+                <w:sz w:val="24"/>
+                <w:szCs w:val="24"/>
                 <w:lang w:val="en-US"/>
               </w:rPr>
               <w:t>@dataclass</w:t>
@@ -63774,11 +65711,15 @@
               <w:spacing w:before="0" w:after="0"/>
               <w:jc w:val="left"/>
               <w:rPr>
+                <w:sz w:val="24"/>
+                <w:szCs w:val="24"/>
                 <w:lang w:val="en-US"/>
               </w:rPr>
             </w:pPr>
             <w:r>
               <w:rPr>
+                <w:sz w:val="24"/>
+                <w:szCs w:val="24"/>
                 <w:lang w:val="en-US"/>
               </w:rPr>
               <w:t xml:space="preserve">class </w:t>
@@ -63786,6 +65727,8 @@
             <w:proofErr w:type="spellStart"/>
             <w:r>
               <w:rPr>
+                <w:sz w:val="24"/>
+                <w:szCs w:val="24"/>
                 <w:lang w:val="en-US"/>
               </w:rPr>
               <w:t>DeliveryStop</w:t>
@@ -63793,6 +65736,8 @@
             <w:proofErr w:type="spellEnd"/>
             <w:r>
               <w:rPr>
+                <w:sz w:val="24"/>
+                <w:szCs w:val="24"/>
                 <w:lang w:val="en-US"/>
               </w:rPr>
               <w:t>:</w:t>
@@ -63803,11 +65748,15 @@
               <w:spacing w:before="0" w:after="0"/>
               <w:jc w:val="left"/>
               <w:rPr>
+                <w:sz w:val="24"/>
+                <w:szCs w:val="24"/>
                 <w:lang w:val="en-US"/>
               </w:rPr>
             </w:pPr>
             <w:r>
               <w:rPr>
+                <w:sz w:val="24"/>
+                <w:szCs w:val="24"/>
                 <w:lang w:val="en-US"/>
               </w:rPr>
               <w:t>    address: str</w:t>
@@ -63818,11 +65767,15 @@
               <w:spacing w:before="0" w:after="0"/>
               <w:jc w:val="left"/>
               <w:rPr>
+                <w:sz w:val="24"/>
+                <w:szCs w:val="24"/>
                 <w:lang w:val="en-US"/>
               </w:rPr>
             </w:pPr>
             <w:r>
               <w:rPr>
+                <w:sz w:val="24"/>
+                <w:szCs w:val="24"/>
                 <w:lang w:val="en-US"/>
               </w:rPr>
               <w:t xml:space="preserve">    </w:t>
@@ -63830,6 +65783,8 @@
             <w:proofErr w:type="spellStart"/>
             <w:r>
               <w:rPr>
+                <w:sz w:val="24"/>
+                <w:szCs w:val="24"/>
                 <w:lang w:val="en-US"/>
               </w:rPr>
               <w:t>lat</w:t>
@@ -63837,6 +65792,8 @@
             <w:proofErr w:type="spellEnd"/>
             <w:r>
               <w:rPr>
+                <w:sz w:val="24"/>
+                <w:szCs w:val="24"/>
                 <w:lang w:val="en-US"/>
               </w:rPr>
               <w:t>: float</w:t>
@@ -63847,11 +65804,15 @@
               <w:spacing w:before="0" w:after="0"/>
               <w:jc w:val="left"/>
               <w:rPr>
+                <w:sz w:val="24"/>
+                <w:szCs w:val="24"/>
                 <w:lang w:val="en-US"/>
               </w:rPr>
             </w:pPr>
             <w:r>
               <w:rPr>
+                <w:sz w:val="24"/>
+                <w:szCs w:val="24"/>
                 <w:lang w:val="en-US"/>
               </w:rPr>
               <w:t xml:space="preserve">    </w:t>
@@ -63859,6 +65820,8 @@
             <w:proofErr w:type="spellStart"/>
             <w:r>
               <w:rPr>
+                <w:sz w:val="24"/>
+                <w:szCs w:val="24"/>
                 <w:lang w:val="en-US"/>
               </w:rPr>
               <w:t>lon</w:t>
@@ -63866,6 +65829,8 @@
             <w:proofErr w:type="spellEnd"/>
             <w:r>
               <w:rPr>
+                <w:sz w:val="24"/>
+                <w:szCs w:val="24"/>
                 <w:lang w:val="en-US"/>
               </w:rPr>
               <w:t>: float</w:t>
@@ -63876,11 +65841,15 @@
               <w:spacing w:before="0" w:after="0"/>
               <w:jc w:val="left"/>
               <w:rPr>
+                <w:sz w:val="24"/>
+                <w:szCs w:val="24"/>
                 <w:lang w:val="en-US"/>
               </w:rPr>
             </w:pPr>
             <w:r>
               <w:rPr>
+                <w:sz w:val="24"/>
+                <w:szCs w:val="24"/>
                 <w:lang w:val="en-US"/>
               </w:rPr>
               <w:t>    source: str = "typed"        </w:t>
@@ -63889,6 +65858,8 @@
               <w:rPr>
                 <w:i/>
                 <w:iCs/>
+                <w:sz w:val="24"/>
+                <w:szCs w:val="24"/>
                 <w:lang w:val="en-US"/>
               </w:rPr>
               <w:t># "typed" | "</w:t>
@@ -63898,6 +65869,8 @@
               <w:rPr>
                 <w:i/>
                 <w:iCs/>
+                <w:sz w:val="24"/>
+                <w:szCs w:val="24"/>
                 <w:lang w:val="en-US"/>
               </w:rPr>
               <w:t>map_click</w:t>
@@ -63907,6 +65880,8 @@
               <w:rPr>
                 <w:i/>
                 <w:iCs/>
+                <w:sz w:val="24"/>
+                <w:szCs w:val="24"/>
                 <w:lang w:val="en-US"/>
               </w:rPr>
               <w:t>"</w:t>
@@ -63917,11 +65892,15 @@
               <w:spacing w:before="0" w:after="0"/>
               <w:jc w:val="left"/>
               <w:rPr>
+                <w:sz w:val="24"/>
+                <w:szCs w:val="24"/>
                 <w:lang w:val="en-US"/>
               </w:rPr>
             </w:pPr>
             <w:r>
               <w:rPr>
+                <w:sz w:val="24"/>
+                <w:szCs w:val="24"/>
                 <w:lang w:val="en-US"/>
               </w:rPr>
               <w:t xml:space="preserve">    </w:t>
@@ -63929,6 +65908,8 @@
             <w:proofErr w:type="spellStart"/>
             <w:r>
               <w:rPr>
+                <w:sz w:val="24"/>
+                <w:szCs w:val="24"/>
                 <w:lang w:val="en-US"/>
               </w:rPr>
               <w:t>node_id</w:t>
@@ -63936,6 +65917,8 @@
             <w:proofErr w:type="spellEnd"/>
             <w:r>
               <w:rPr>
+                <w:sz w:val="24"/>
+                <w:szCs w:val="24"/>
                 <w:lang w:val="en-US"/>
               </w:rPr>
               <w:t>: Optional[int] = None</w:t>
@@ -63946,11 +65929,15 @@
               <w:spacing w:before="0" w:after="0"/>
               <w:jc w:val="left"/>
               <w:rPr>
+                <w:sz w:val="24"/>
+                <w:szCs w:val="24"/>
                 <w:lang w:val="en-US"/>
               </w:rPr>
             </w:pPr>
             <w:r>
               <w:rPr>
+                <w:sz w:val="24"/>
+                <w:szCs w:val="24"/>
                 <w:lang w:val="en-US"/>
               </w:rPr>
               <w:t xml:space="preserve">    </w:t>
@@ -63958,6 +65945,8 @@
             <w:proofErr w:type="spellStart"/>
             <w:r>
               <w:rPr>
+                <w:sz w:val="24"/>
+                <w:szCs w:val="24"/>
                 <w:lang w:val="en-US"/>
               </w:rPr>
               <w:t>weight_kg</w:t>
@@ -63965,6 +65954,8 @@
             <w:proofErr w:type="spellEnd"/>
             <w:r>
               <w:rPr>
+                <w:sz w:val="24"/>
+                <w:szCs w:val="24"/>
                 <w:lang w:val="en-US"/>
               </w:rPr>
               <w:t xml:space="preserve">: float = 1.0       </w:t>
@@ -63973,6 +65964,8 @@
               <w:rPr>
                 <w:i/>
                 <w:iCs/>
+                <w:sz w:val="24"/>
+                <w:szCs w:val="24"/>
                 <w:lang w:val="en-US"/>
               </w:rPr>
               <w:t xml:space="preserve"># package weight </w:t>
@@ -63982,6 +65975,8 @@
               <w:rPr>
                 <w:i/>
                 <w:iCs/>
+                <w:sz w:val="24"/>
+                <w:szCs w:val="24"/>
                 <w:lang w:val="en-US"/>
               </w:rPr>
               <w:t>q_k</w:t>
@@ -63991,6 +65986,8 @@
               <w:rPr>
                 <w:i/>
                 <w:iCs/>
+                <w:sz w:val="24"/>
+                <w:szCs w:val="24"/>
                 <w:lang w:val="en-US"/>
               </w:rPr>
               <w:t xml:space="preserve"> (kg)</w:t>
@@ -64001,19 +65998,24 @@
               <w:spacing w:before="0" w:after="0"/>
               <w:jc w:val="left"/>
               <w:rPr>
+                <w:sz w:val="24"/>
+                <w:szCs w:val="24"/>
                 <w:lang w:val="en-US"/>
               </w:rPr>
             </w:pPr>
             <w:r>
               <w:rPr>
-                <w:lang w:val="en-US"/>
-              </w:rPr>
-              <w:lastRenderedPageBreak/>
+                <w:sz w:val="24"/>
+                <w:szCs w:val="24"/>
+                <w:lang w:val="en-US"/>
+              </w:rPr>
               <w:t xml:space="preserve">    </w:t>
             </w:r>
             <w:proofErr w:type="spellStart"/>
             <w:r>
               <w:rPr>
+                <w:sz w:val="24"/>
+                <w:szCs w:val="24"/>
                 <w:lang w:val="en-US"/>
               </w:rPr>
               <w:t>tw_open</w:t>
@@ -64021,6 +66023,8 @@
             <w:proofErr w:type="spellEnd"/>
             <w:r>
               <w:rPr>
+                <w:sz w:val="24"/>
+                <w:szCs w:val="24"/>
                 <w:lang w:val="en-US"/>
               </w:rPr>
               <w:t xml:space="preserve">: float = 0.0         </w:t>
@@ -64029,6 +66033,8 @@
               <w:rPr>
                 <w:i/>
                 <w:iCs/>
+                <w:sz w:val="24"/>
+                <w:szCs w:val="24"/>
                 <w:lang w:val="en-US"/>
               </w:rPr>
               <w:t xml:space="preserve"># time window </w:t>
@@ -64038,6 +66044,8 @@
               <w:rPr>
                 <w:i/>
                 <w:iCs/>
+                <w:sz w:val="24"/>
+                <w:szCs w:val="24"/>
                 <w:lang w:val="en-US"/>
               </w:rPr>
               <w:t>open  </w:t>
@@ -64047,6 +66055,8 @@
               <w:rPr>
                 <w:i/>
                 <w:iCs/>
+                <w:sz w:val="24"/>
+                <w:szCs w:val="24"/>
                 <w:lang w:val="en-US"/>
               </w:rPr>
               <w:t>δ</w:t>
@@ -64056,6 +66066,8 @@
               <w:rPr>
                 <w:i/>
                 <w:iCs/>
+                <w:sz w:val="24"/>
+                <w:szCs w:val="24"/>
                 <w:lang w:val="en-US"/>
               </w:rPr>
               <w:t>_min</w:t>
@@ -64065,6 +66077,8 @@
               <w:rPr>
                 <w:i/>
                 <w:iCs/>
+                <w:sz w:val="24"/>
+                <w:szCs w:val="24"/>
                 <w:lang w:val="en-US"/>
               </w:rPr>
               <w:t xml:space="preserve"> (seconds from midnight)</w:t>
@@ -64075,11 +66089,15 @@
               <w:spacing w:before="0" w:after="0"/>
               <w:jc w:val="left"/>
               <w:rPr>
+                <w:sz w:val="24"/>
+                <w:szCs w:val="24"/>
                 <w:lang w:val="en-US"/>
               </w:rPr>
             </w:pPr>
             <w:r>
               <w:rPr>
+                <w:sz w:val="24"/>
+                <w:szCs w:val="24"/>
                 <w:lang w:val="en-US"/>
               </w:rPr>
               <w:t xml:space="preserve">    </w:t>
@@ -64087,6 +66105,8 @@
             <w:proofErr w:type="spellStart"/>
             <w:r>
               <w:rPr>
+                <w:sz w:val="24"/>
+                <w:szCs w:val="24"/>
                 <w:lang w:val="en-US"/>
               </w:rPr>
               <w:t>tw_close</w:t>
@@ -64094,6 +66114,8 @@
             <w:proofErr w:type="spellEnd"/>
             <w:r>
               <w:rPr>
+                <w:sz w:val="24"/>
+                <w:szCs w:val="24"/>
                 <w:lang w:val="en-US"/>
               </w:rPr>
               <w:t>: float = 86400.0    </w:t>
@@ -64102,6 +66124,8 @@
               <w:rPr>
                 <w:i/>
                 <w:iCs/>
+                <w:sz w:val="24"/>
+                <w:szCs w:val="24"/>
                 <w:lang w:val="en-US"/>
               </w:rPr>
               <w:t xml:space="preserve"># time window close </w:t>
@@ -64111,6 +66135,8 @@
               <w:rPr>
                 <w:i/>
                 <w:iCs/>
+                <w:sz w:val="24"/>
+                <w:szCs w:val="24"/>
                 <w:lang w:val="en-US"/>
               </w:rPr>
               <w:t>δ_max</w:t>
@@ -64120,6 +66146,8 @@
               <w:rPr>
                 <w:i/>
                 <w:iCs/>
+                <w:sz w:val="24"/>
+                <w:szCs w:val="24"/>
                 <w:lang w:val="en-US"/>
               </w:rPr>
               <w:t xml:space="preserve"> (seconds from midnight)</w:t>
@@ -64130,11 +66158,15 @@
               <w:spacing w:before="0" w:after="0"/>
               <w:jc w:val="left"/>
               <w:rPr>
+                <w:sz w:val="24"/>
+                <w:szCs w:val="24"/>
                 <w:lang w:val="en-US"/>
               </w:rPr>
             </w:pPr>
             <w:r>
               <w:rPr>
+                <w:sz w:val="24"/>
+                <w:szCs w:val="24"/>
                 <w:lang w:val="en-US"/>
               </w:rPr>
               <w:t xml:space="preserve">    </w:t>
@@ -64142,6 +66174,8 @@
             <w:proofErr w:type="spellStart"/>
             <w:r>
               <w:rPr>
+                <w:sz w:val="24"/>
+                <w:szCs w:val="24"/>
                 <w:lang w:val="en-US"/>
               </w:rPr>
               <w:t>service_time</w:t>
@@ -64149,6 +66183,8 @@
             <w:proofErr w:type="spellEnd"/>
             <w:r>
               <w:rPr>
+                <w:sz w:val="24"/>
+                <w:szCs w:val="24"/>
                 <w:lang w:val="en-US"/>
               </w:rPr>
               <w:t>: float = 0.0    </w:t>
@@ -64157,6 +66193,8 @@
               <w:rPr>
                 <w:i/>
                 <w:iCs/>
+                <w:sz w:val="24"/>
+                <w:szCs w:val="24"/>
                 <w:lang w:val="en-US"/>
               </w:rPr>
               <w:t xml:space="preserve"># service time </w:t>
@@ -64166,6 +66204,8 @@
               <w:rPr>
                 <w:i/>
                 <w:iCs/>
+                <w:sz w:val="24"/>
+                <w:szCs w:val="24"/>
                 <w:lang w:val="en-US"/>
               </w:rPr>
               <w:t>s_i</w:t>
@@ -64175,6 +66215,8 @@
               <w:rPr>
                 <w:i/>
                 <w:iCs/>
+                <w:sz w:val="24"/>
+                <w:szCs w:val="24"/>
                 <w:lang w:val="en-US"/>
               </w:rPr>
               <w:t xml:space="preserve"> (seconds)</w:t>
@@ -64185,6 +66227,8 @@
               <w:spacing w:before="0" w:after="0"/>
               <w:jc w:val="left"/>
               <w:rPr>
+                <w:sz w:val="24"/>
+                <w:szCs w:val="24"/>
                 <w:lang w:val="en-US"/>
               </w:rPr>
             </w:pPr>
@@ -64194,11 +66238,15 @@
               <w:spacing w:before="0" w:after="0"/>
               <w:jc w:val="left"/>
               <w:rPr>
+                <w:sz w:val="24"/>
+                <w:szCs w:val="24"/>
                 <w:lang w:val="en-US"/>
               </w:rPr>
             </w:pPr>
             <w:r>
               <w:rPr>
+                <w:sz w:val="24"/>
+                <w:szCs w:val="24"/>
                 <w:lang w:val="en-US"/>
               </w:rPr>
               <w:t>@dataclass</w:t>
@@ -64209,11 +66257,15 @@
               <w:spacing w:before="0" w:after="0"/>
               <w:jc w:val="left"/>
               <w:rPr>
+                <w:sz w:val="24"/>
+                <w:szCs w:val="24"/>
                 <w:lang w:val="en-US"/>
               </w:rPr>
             </w:pPr>
             <w:r>
               <w:rPr>
+                <w:sz w:val="24"/>
+                <w:szCs w:val="24"/>
                 <w:lang w:val="en-US"/>
               </w:rPr>
               <w:t xml:space="preserve">class </w:t>
@@ -64221,6 +66273,8 @@
             <w:proofErr w:type="spellStart"/>
             <w:r>
               <w:rPr>
+                <w:sz w:val="24"/>
+                <w:szCs w:val="24"/>
                 <w:lang w:val="en-US"/>
               </w:rPr>
               <w:t>LegInfo</w:t>
@@ -64228,6 +66282,8 @@
             <w:proofErr w:type="spellEnd"/>
             <w:r>
               <w:rPr>
+                <w:sz w:val="24"/>
+                <w:szCs w:val="24"/>
                 <w:lang w:val="en-US"/>
               </w:rPr>
               <w:t>:</w:t>
@@ -64238,11 +66294,15 @@
               <w:spacing w:before="0" w:after="0"/>
               <w:jc w:val="left"/>
               <w:rPr>
+                <w:sz w:val="24"/>
+                <w:szCs w:val="24"/>
                 <w:lang w:val="en-US"/>
               </w:rPr>
             </w:pPr>
             <w:r>
               <w:rPr>
+                <w:sz w:val="24"/>
+                <w:szCs w:val="24"/>
                 <w:lang w:val="en-US"/>
               </w:rPr>
               <w:t xml:space="preserve">    </w:t>
@@ -64250,6 +66310,8 @@
             <w:proofErr w:type="spellStart"/>
             <w:r>
               <w:rPr>
+                <w:sz w:val="24"/>
+                <w:szCs w:val="24"/>
                 <w:lang w:val="en-US"/>
               </w:rPr>
               <w:t>from_label</w:t>
@@ -64257,6 +66319,8 @@
             <w:proofErr w:type="spellEnd"/>
             <w:r>
               <w:rPr>
+                <w:sz w:val="24"/>
+                <w:szCs w:val="24"/>
                 <w:lang w:val="en-US"/>
               </w:rPr>
               <w:t>: str</w:t>
@@ -64267,11 +66331,15 @@
               <w:spacing w:before="0" w:after="0"/>
               <w:jc w:val="left"/>
               <w:rPr>
+                <w:sz w:val="24"/>
+                <w:szCs w:val="24"/>
                 <w:lang w:val="en-US"/>
               </w:rPr>
             </w:pPr>
             <w:r>
               <w:rPr>
+                <w:sz w:val="24"/>
+                <w:szCs w:val="24"/>
                 <w:lang w:val="en-US"/>
               </w:rPr>
               <w:t xml:space="preserve">    </w:t>
@@ -64279,6 +66347,8 @@
             <w:proofErr w:type="spellStart"/>
             <w:r>
               <w:rPr>
+                <w:sz w:val="24"/>
+                <w:szCs w:val="24"/>
                 <w:lang w:val="en-US"/>
               </w:rPr>
               <w:t>to_label</w:t>
@@ -64286,6 +66356,8 @@
             <w:proofErr w:type="spellEnd"/>
             <w:r>
               <w:rPr>
+                <w:sz w:val="24"/>
+                <w:szCs w:val="24"/>
                 <w:lang w:val="en-US"/>
               </w:rPr>
               <w:t>: str</w:t>
@@ -64296,11 +66368,15 @@
               <w:spacing w:before="0" w:after="0"/>
               <w:jc w:val="left"/>
               <w:rPr>
+                <w:sz w:val="24"/>
+                <w:szCs w:val="24"/>
                 <w:lang w:val="en-US"/>
               </w:rPr>
             </w:pPr>
             <w:r>
               <w:rPr>
+                <w:sz w:val="24"/>
+                <w:szCs w:val="24"/>
                 <w:lang w:val="en-US"/>
               </w:rPr>
               <w:t xml:space="preserve">    </w:t>
@@ -64308,6 +66384,8 @@
             <w:proofErr w:type="spellStart"/>
             <w:r>
               <w:rPr>
+                <w:sz w:val="24"/>
+                <w:szCs w:val="24"/>
                 <w:lang w:val="en-US"/>
               </w:rPr>
               <w:t>distance_m</w:t>
@@ -64315,6 +66393,8 @@
             <w:proofErr w:type="spellEnd"/>
             <w:r>
               <w:rPr>
+                <w:sz w:val="24"/>
+                <w:szCs w:val="24"/>
                 <w:lang w:val="en-US"/>
               </w:rPr>
               <w:t>: float</w:t>
@@ -64325,11 +66405,15 @@
               <w:spacing w:before="0" w:after="0"/>
               <w:jc w:val="left"/>
               <w:rPr>
+                <w:sz w:val="24"/>
+                <w:szCs w:val="24"/>
                 <w:lang w:val="en-US"/>
               </w:rPr>
             </w:pPr>
             <w:r>
               <w:rPr>
+                <w:sz w:val="24"/>
+                <w:szCs w:val="24"/>
                 <w:lang w:val="en-US"/>
               </w:rPr>
               <w:t xml:space="preserve">    </w:t>
@@ -64337,6 +66421,8 @@
             <w:proofErr w:type="spellStart"/>
             <w:r>
               <w:rPr>
+                <w:sz w:val="24"/>
+                <w:szCs w:val="24"/>
                 <w:lang w:val="en-US"/>
               </w:rPr>
               <w:t>travel_time_s</w:t>
@@ -64344,6 +66430,8 @@
             <w:proofErr w:type="spellEnd"/>
             <w:r>
               <w:rPr>
+                <w:sz w:val="24"/>
+                <w:szCs w:val="24"/>
                 <w:lang w:val="en-US"/>
               </w:rPr>
               <w:t>: float</w:t>
@@ -64354,11 +66442,15 @@
               <w:spacing w:before="0" w:after="0"/>
               <w:jc w:val="left"/>
               <w:rPr>
+                <w:sz w:val="24"/>
+                <w:szCs w:val="24"/>
                 <w:lang w:val="en-US"/>
               </w:rPr>
             </w:pPr>
             <w:r>
               <w:rPr>
+                <w:sz w:val="24"/>
+                <w:szCs w:val="24"/>
                 <w:lang w:val="en-US"/>
               </w:rPr>
               <w:t xml:space="preserve">    </w:t>
@@ -64366,6 +66458,8 @@
             <w:proofErr w:type="spellStart"/>
             <w:r>
               <w:rPr>
+                <w:sz w:val="24"/>
+                <w:szCs w:val="24"/>
                 <w:lang w:val="en-US"/>
               </w:rPr>
               <w:t>cumulative_time_s</w:t>
@@ -64373,6 +66467,8 @@
             <w:proofErr w:type="spellEnd"/>
             <w:r>
               <w:rPr>
+                <w:sz w:val="24"/>
+                <w:szCs w:val="24"/>
                 <w:lang w:val="en-US"/>
               </w:rPr>
               <w:t>: float</w:t>
@@ -64383,6 +66479,8 @@
               <w:spacing w:before="0" w:after="0"/>
               <w:jc w:val="left"/>
               <w:rPr>
+                <w:sz w:val="24"/>
+                <w:szCs w:val="24"/>
                 <w:lang w:val="en-US"/>
               </w:rPr>
             </w:pPr>
@@ -64392,11 +66490,15 @@
               <w:spacing w:before="0" w:after="0"/>
               <w:jc w:val="left"/>
               <w:rPr>
+                <w:sz w:val="24"/>
+                <w:szCs w:val="24"/>
                 <w:lang w:val="en-US"/>
               </w:rPr>
             </w:pPr>
             <w:r>
               <w:rPr>
+                <w:sz w:val="24"/>
+                <w:szCs w:val="24"/>
                 <w:lang w:val="en-US"/>
               </w:rPr>
               <w:t>@dataclass</w:t>
@@ -64407,11 +66509,15 @@
               <w:spacing w:before="0" w:after="0"/>
               <w:jc w:val="left"/>
               <w:rPr>
+                <w:sz w:val="24"/>
+                <w:szCs w:val="24"/>
                 <w:lang w:val="en-US"/>
               </w:rPr>
             </w:pPr>
             <w:r>
               <w:rPr>
+                <w:sz w:val="24"/>
+                <w:szCs w:val="24"/>
                 <w:lang w:val="en-US"/>
               </w:rPr>
               <w:t xml:space="preserve">class </w:t>
@@ -64419,6 +66525,8 @@
             <w:proofErr w:type="spellStart"/>
             <w:r>
               <w:rPr>
+                <w:sz w:val="24"/>
+                <w:szCs w:val="24"/>
                 <w:lang w:val="en-US"/>
               </w:rPr>
               <w:t>ModeResult</w:t>
@@ -64426,6 +66534,8 @@
             <w:proofErr w:type="spellEnd"/>
             <w:r>
               <w:rPr>
+                <w:sz w:val="24"/>
+                <w:szCs w:val="24"/>
                 <w:lang w:val="en-US"/>
               </w:rPr>
               <w:t>:</w:t>
@@ -64436,11 +66546,15 @@
               <w:spacing w:before="0" w:after="0"/>
               <w:jc w:val="left"/>
               <w:rPr>
+                <w:sz w:val="24"/>
+                <w:szCs w:val="24"/>
                 <w:lang w:val="en-US"/>
               </w:rPr>
             </w:pPr>
             <w:r>
               <w:rPr>
+                <w:sz w:val="24"/>
+                <w:szCs w:val="24"/>
                 <w:lang w:val="en-US"/>
               </w:rPr>
               <w:t>    mode: str</w:t>
@@ -64451,11 +66565,15 @@
               <w:spacing w:before="0" w:after="0"/>
               <w:jc w:val="left"/>
               <w:rPr>
+                <w:sz w:val="24"/>
+                <w:szCs w:val="24"/>
                 <w:lang w:val="en-US"/>
               </w:rPr>
             </w:pPr>
             <w:r>
               <w:rPr>
+                <w:sz w:val="24"/>
+                <w:szCs w:val="24"/>
                 <w:lang w:val="en-US"/>
               </w:rPr>
               <w:t xml:space="preserve">    </w:t>
@@ -64463,6 +66581,8 @@
             <w:proofErr w:type="spellStart"/>
             <w:r>
               <w:rPr>
+                <w:sz w:val="24"/>
+                <w:szCs w:val="24"/>
                 <w:lang w:val="en-US"/>
               </w:rPr>
               <w:t>tsp_route</w:t>
@@ -64470,6 +66590,8 @@
             <w:proofErr w:type="spellEnd"/>
             <w:r>
               <w:rPr>
+                <w:sz w:val="24"/>
+                <w:szCs w:val="24"/>
                 <w:lang w:val="en-US"/>
               </w:rPr>
               <w:t>: list</w:t>
@@ -64480,11 +66602,15 @@
               <w:spacing w:before="0" w:after="0"/>
               <w:jc w:val="left"/>
               <w:rPr>
+                <w:sz w:val="24"/>
+                <w:szCs w:val="24"/>
                 <w:lang w:val="en-US"/>
               </w:rPr>
             </w:pPr>
             <w:r>
               <w:rPr>
+                <w:sz w:val="24"/>
+                <w:szCs w:val="24"/>
                 <w:lang w:val="en-US"/>
               </w:rPr>
               <w:t xml:space="preserve">    </w:t>
@@ -64492,6 +66618,8 @@
             <w:proofErr w:type="spellStart"/>
             <w:r>
               <w:rPr>
+                <w:sz w:val="24"/>
+                <w:szCs w:val="24"/>
                 <w:lang w:val="en-US"/>
               </w:rPr>
               <w:t>full_route</w:t>
@@ -64499,6 +66627,8 @@
             <w:proofErr w:type="spellEnd"/>
             <w:r>
               <w:rPr>
+                <w:sz w:val="24"/>
+                <w:szCs w:val="24"/>
                 <w:lang w:val="en-US"/>
               </w:rPr>
               <w:t>: list</w:t>
@@ -64509,11 +66639,15 @@
               <w:spacing w:before="0" w:after="0"/>
               <w:jc w:val="left"/>
               <w:rPr>
+                <w:sz w:val="24"/>
+                <w:szCs w:val="24"/>
                 <w:lang w:val="en-US"/>
               </w:rPr>
             </w:pPr>
             <w:r>
               <w:rPr>
+                <w:sz w:val="24"/>
+                <w:szCs w:val="24"/>
                 <w:lang w:val="en-US"/>
               </w:rPr>
               <w:t xml:space="preserve">    </w:t>
@@ -64521,6 +66655,8 @@
             <w:proofErr w:type="spellStart"/>
             <w:r>
               <w:rPr>
+                <w:sz w:val="24"/>
+                <w:szCs w:val="24"/>
                 <w:lang w:val="en-US"/>
               </w:rPr>
               <w:t>total_time_s</w:t>
@@ -64528,6 +66664,8 @@
             <w:proofErr w:type="spellEnd"/>
             <w:r>
               <w:rPr>
+                <w:sz w:val="24"/>
+                <w:szCs w:val="24"/>
                 <w:lang w:val="en-US"/>
               </w:rPr>
               <w:t>: float</w:t>
@@ -64538,13 +66676,18 @@
               <w:spacing w:before="0" w:after="0"/>
               <w:jc w:val="left"/>
               <w:rPr>
+                <w:sz w:val="24"/>
+                <w:szCs w:val="24"/>
                 <w:lang w:val="en-US"/>
               </w:rPr>
             </w:pPr>
             <w:r>
               <w:rPr>
-                <w:lang w:val="en-US"/>
-              </w:rPr>
+                <w:sz w:val="24"/>
+                <w:szCs w:val="24"/>
+                <w:lang w:val="en-US"/>
+              </w:rPr>
+              <w:lastRenderedPageBreak/>
               <w:t>    legs: list = field(</w:t>
             </w:r>
             <w:proofErr w:type="spellStart"/>
@@ -64552,6 +66695,8 @@
               <w:rPr>
                 <w:i/>
                 <w:iCs/>
+                <w:sz w:val="24"/>
+                <w:szCs w:val="24"/>
                 <w:lang w:val="en-US"/>
               </w:rPr>
               <w:t>default_factory</w:t>
@@ -64559,6 +66704,8 @@
             <w:proofErr w:type="spellEnd"/>
             <w:r>
               <w:rPr>
+                <w:sz w:val="24"/>
+                <w:szCs w:val="24"/>
                 <w:lang w:val="en-US"/>
               </w:rPr>
               <w:t>=list)</w:t>
@@ -64569,11 +66716,15 @@
               <w:spacing w:before="0" w:after="0"/>
               <w:jc w:val="left"/>
               <w:rPr>
+                <w:sz w:val="24"/>
+                <w:szCs w:val="24"/>
                 <w:lang w:val="en-US"/>
               </w:rPr>
             </w:pPr>
             <w:r>
               <w:rPr>
+                <w:sz w:val="24"/>
+                <w:szCs w:val="24"/>
                 <w:lang w:val="en-US"/>
               </w:rPr>
               <w:t xml:space="preserve">    </w:t>
@@ -64582,6 +66733,8 @@
               <w:rPr>
                 <w:i/>
                 <w:iCs/>
+                <w:sz w:val="24"/>
+                <w:szCs w:val="24"/>
                 <w:lang w:val="en-US"/>
               </w:rPr>
               <w:t># For drive (hybrid last-meter): stops in visit order for map markers.</w:t>
@@ -64592,11 +66745,15 @@
               <w:spacing w:before="0" w:after="0"/>
               <w:jc w:val="left"/>
               <w:rPr>
+                <w:sz w:val="24"/>
+                <w:szCs w:val="24"/>
                 <w:lang w:val="en-US"/>
               </w:rPr>
             </w:pPr>
             <w:r>
               <w:rPr>
+                <w:sz w:val="24"/>
+                <w:szCs w:val="24"/>
                 <w:lang w:val="en-US"/>
               </w:rPr>
               <w:t xml:space="preserve">    </w:t>
@@ -64604,6 +66761,8 @@
             <w:proofErr w:type="spellStart"/>
             <w:r>
               <w:rPr>
+                <w:sz w:val="24"/>
+                <w:szCs w:val="24"/>
                 <w:lang w:val="en-US"/>
               </w:rPr>
               <w:t>stop_visit_order</w:t>
@@ -64611,6 +66770,8 @@
             <w:proofErr w:type="spellEnd"/>
             <w:r>
               <w:rPr>
+                <w:sz w:val="24"/>
+                <w:szCs w:val="24"/>
                 <w:lang w:val="en-US"/>
               </w:rPr>
               <w:t>: Optional[list] = None</w:t>
@@ -64621,6 +66782,8 @@
               <w:spacing w:before="0" w:after="0"/>
               <w:jc w:val="left"/>
               <w:rPr>
+                <w:sz w:val="24"/>
+                <w:szCs w:val="24"/>
                 <w:lang w:val="en-US"/>
               </w:rPr>
             </w:pPr>
@@ -65904,6 +68067,7 @@
   <w:style w:type="character" w:default="1" w:styleId="DefaultParagraphFont">
     <w:name w:val="Default Paragraph Font"/>
     <w:uiPriority w:val="1"/>
+    <w:semiHidden/>
     <w:unhideWhenUsed/>
   </w:style>
   <w:style w:type="table" w:default="1" w:styleId="TableNormal">
